--- a/Notes_SA2510014.docx
+++ b/Notes_SA2510014.docx
@@ -818,23 +818,13 @@
           <w:lang w:val="en-US"/>
         </w:rPr>
       </w:pPr>
-      <w:proofErr w:type="spellStart"/>
-      <w:r>
-        <w:rPr>
-          <w:sz w:val="24"/>
-          <w:szCs w:val="22"/>
-          <w:lang w:val="en-US"/>
-        </w:rPr>
-        <w:t>Thread.sleep</w:t>
-      </w:r>
-      <w:proofErr w:type="spellEnd"/>
-      <w:r>
-        <w:rPr>
-          <w:sz w:val="24"/>
-          <w:szCs w:val="22"/>
-          <w:lang w:val="en-US"/>
-        </w:rPr>
-        <w:t>()</w:t>
+      <w:r>
+        <w:rPr>
+          <w:sz w:val="24"/>
+          <w:szCs w:val="22"/>
+          <w:lang w:val="en-US"/>
+        </w:rPr>
+        <w:t>Thread.sleep()</w:t>
       </w:r>
     </w:p>
     <w:p>
@@ -1165,18 +1155,8 @@
           <w:szCs w:val="22"/>
           <w:lang w:val="en-US"/>
         </w:rPr>
-        <w:t>Handling #shadow-</w:t>
-      </w:r>
-      <w:proofErr w:type="spellStart"/>
-      <w:r>
-        <w:rPr>
-          <w:sz w:val="24"/>
-          <w:szCs w:val="22"/>
-          <w:lang w:val="en-US"/>
-        </w:rPr>
-        <w:t>dom</w:t>
-      </w:r>
-      <w:proofErr w:type="spellEnd"/>
+        <w:t>Handling #shadow-dom</w:t>
+      </w:r>
     </w:p>
     <w:p>
       <w:pPr>
@@ -3572,7 +3552,23 @@
           <w:szCs w:val="22"/>
           <w:lang w:val="en-US"/>
         </w:rPr>
-        <w:t>Machine in this context is Test Automation Toll / Automation Testing Tool</w:t>
+        <w:t>Machine in thi</w:t>
+      </w:r>
+      <w:r>
+        <w:rPr>
+          <w:sz w:val="24"/>
+          <w:szCs w:val="22"/>
+          <w:lang w:val="en-US"/>
+        </w:rPr>
+        <w:t>s context is Test Automation Too</w:t>
+      </w:r>
+      <w:r>
+        <w:rPr>
+          <w:sz w:val="24"/>
+          <w:szCs w:val="22"/>
+          <w:lang w:val="en-US"/>
+        </w:rPr>
+        <w:t>l / Automation Testing Tool</w:t>
       </w:r>
     </w:p>
     <w:p>
@@ -4499,7 +4495,23 @@
           <w:szCs w:val="22"/>
           <w:lang w:val="en-US"/>
         </w:rPr>
-        <w:t>Support availability</w:t>
+        <w:t>A</w:t>
+      </w:r>
+      <w:r>
+        <w:rPr>
+          <w:sz w:val="24"/>
+          <w:szCs w:val="22"/>
+          <w:lang w:val="en-US"/>
+        </w:rPr>
+        <w:t>vailability</w:t>
+      </w:r>
+      <w:r>
+        <w:rPr>
+          <w:sz w:val="24"/>
+          <w:szCs w:val="22"/>
+          <w:lang w:val="en-US"/>
+        </w:rPr>
+        <w:t xml:space="preserve"> of tool</w:t>
       </w:r>
     </w:p>
     <w:p>
@@ -4683,6 +4695,50 @@
       <w:pPr>
         <w:pStyle w:val="ListParagraph"/>
         <w:numPr>
+          <w:ilvl w:val="2"/>
+          <w:numId w:val="9"/>
+        </w:numPr>
+        <w:rPr>
+          <w:sz w:val="24"/>
+          <w:szCs w:val="22"/>
+          <w:lang w:val="en-US"/>
+        </w:rPr>
+      </w:pPr>
+      <w:r>
+        <w:rPr>
+          <w:sz w:val="24"/>
+          <w:szCs w:val="22"/>
+          <w:lang w:val="en-US"/>
+        </w:rPr>
+        <w:t>XML</w:t>
+      </w:r>
+    </w:p>
+    <w:p>
+      <w:pPr>
+        <w:pStyle w:val="ListParagraph"/>
+        <w:numPr>
+          <w:ilvl w:val="2"/>
+          <w:numId w:val="9"/>
+        </w:numPr>
+        <w:rPr>
+          <w:sz w:val="24"/>
+          <w:szCs w:val="22"/>
+          <w:lang w:val="en-US"/>
+        </w:rPr>
+      </w:pPr>
+      <w:r>
+        <w:rPr>
+          <w:sz w:val="24"/>
+          <w:szCs w:val="22"/>
+          <w:lang w:val="en-US"/>
+        </w:rPr>
+        <w:t>Excel file</w:t>
+      </w:r>
+    </w:p>
+    <w:p>
+      <w:pPr>
+        <w:pStyle w:val="ListParagraph"/>
+        <w:numPr>
           <w:ilvl w:val="0"/>
           <w:numId w:val="9"/>
         </w:numPr>
@@ -4971,29 +5027,1677 @@
         </w:rPr>
         <w:t>Remote Control</w:t>
       </w:r>
+    </w:p>
+    <w:p>
+      <w:pPr>
+        <w:pStyle w:val="ListParagraph"/>
+        <w:numPr>
+          <w:ilvl w:val="0"/>
+          <w:numId w:val="10"/>
+        </w:numPr>
+        <w:rPr>
+          <w:sz w:val="24"/>
+          <w:szCs w:val="22"/>
+          <w:lang w:val="en-US"/>
+        </w:rPr>
+      </w:pPr>
+      <w:r>
+        <w:rPr>
+          <w:sz w:val="24"/>
+          <w:szCs w:val="22"/>
+          <w:lang w:val="en-US"/>
+        </w:rPr>
+        <w:t>Selenium WebDriver</w:t>
+      </w:r>
+    </w:p>
+    <w:p>
+      <w:pPr>
+        <w:rPr>
+          <w:sz w:val="24"/>
+          <w:szCs w:val="22"/>
+          <w:lang w:val="en-US"/>
+        </w:rPr>
+      </w:pPr>
+    </w:p>
+    <w:p>
+      <w:pPr>
+        <w:rPr>
+          <w:b/>
+          <w:bCs/>
+          <w:sz w:val="24"/>
+          <w:szCs w:val="22"/>
+          <w:lang w:val="en-US"/>
+        </w:rPr>
+      </w:pPr>
+      <w:r>
+        <w:rPr>
+          <w:b/>
+          <w:bCs/>
+          <w:sz w:val="24"/>
+          <w:szCs w:val="22"/>
+          <w:lang w:val="en-US"/>
+        </w:rPr>
+        <w:t>Selenium WebDriver</w:t>
+      </w:r>
+    </w:p>
+    <w:p>
+      <w:pPr>
+        <w:pStyle w:val="ListParagraph"/>
+        <w:numPr>
+          <w:ilvl w:val="0"/>
+          <w:numId w:val="11"/>
+        </w:numPr>
+        <w:rPr>
+          <w:sz w:val="24"/>
+          <w:szCs w:val="22"/>
+          <w:lang w:val="en-US"/>
+        </w:rPr>
+      </w:pPr>
+      <w:r>
+        <w:rPr>
+          <w:sz w:val="24"/>
+          <w:szCs w:val="22"/>
+          <w:lang w:val="en-US"/>
+        </w:rPr>
+        <w:t>It is automation testing tool to test any kind of Web Based Application</w:t>
+      </w:r>
+    </w:p>
+    <w:p>
+      <w:pPr>
+        <w:pStyle w:val="ListParagraph"/>
+        <w:numPr>
+          <w:ilvl w:val="0"/>
+          <w:numId w:val="11"/>
+        </w:numPr>
+        <w:rPr>
+          <w:sz w:val="24"/>
+          <w:szCs w:val="22"/>
+          <w:lang w:val="en-US"/>
+        </w:rPr>
+      </w:pPr>
+      <w:r>
+        <w:rPr>
+          <w:sz w:val="24"/>
+          <w:szCs w:val="22"/>
+          <w:lang w:val="en-US"/>
+        </w:rPr>
+        <w:t>You can execute / test your WebDriver script on different browsers like Chrome, Edge, Safari, Firefox</w:t>
+      </w:r>
+    </w:p>
+    <w:p>
+      <w:pPr>
+        <w:pStyle w:val="ListParagraph"/>
+        <w:numPr>
+          <w:ilvl w:val="0"/>
+          <w:numId w:val="11"/>
+        </w:numPr>
+        <w:rPr>
+          <w:sz w:val="24"/>
+          <w:szCs w:val="22"/>
+          <w:lang w:val="en-US"/>
+        </w:rPr>
+      </w:pPr>
+      <w:r>
+        <w:rPr>
+          <w:sz w:val="24"/>
+          <w:szCs w:val="22"/>
+          <w:lang w:val="en-US"/>
+        </w:rPr>
+        <w:t>WebDriver is an API</w:t>
+      </w:r>
+    </w:p>
+    <w:p>
+      <w:pPr>
+        <w:pStyle w:val="ListParagraph"/>
+        <w:numPr>
+          <w:ilvl w:val="0"/>
+          <w:numId w:val="11"/>
+        </w:numPr>
+        <w:rPr>
+          <w:sz w:val="24"/>
+          <w:szCs w:val="22"/>
+          <w:lang w:val="en-US"/>
+        </w:rPr>
+      </w:pPr>
+      <w:r>
+        <w:rPr>
+          <w:sz w:val="24"/>
+          <w:szCs w:val="22"/>
+          <w:lang w:val="en-US"/>
+        </w:rPr>
+        <w:t>WebDriver is an Interface in java</w:t>
+      </w:r>
+    </w:p>
+    <w:p>
+      <w:pPr>
+        <w:rPr>
+          <w:sz w:val="24"/>
+          <w:szCs w:val="22"/>
+          <w:lang w:val="en-US"/>
+        </w:rPr>
+      </w:pPr>
+    </w:p>
+    <w:p>
+      <w:pPr>
+        <w:rPr>
+          <w:b/>
+          <w:bCs/>
+          <w:sz w:val="24"/>
+          <w:szCs w:val="22"/>
+          <w:lang w:val="en-US"/>
+        </w:rPr>
+      </w:pPr>
+      <w:r>
+        <w:rPr>
+          <w:b/>
+          <w:bCs/>
+          <w:sz w:val="24"/>
+          <w:szCs w:val="22"/>
+          <w:lang w:val="en-US"/>
+        </w:rPr>
+        <w:t>Pre-Requisite</w:t>
+      </w:r>
+    </w:p>
+    <w:p>
+      <w:pPr>
+        <w:pStyle w:val="ListParagraph"/>
+        <w:numPr>
+          <w:ilvl w:val="0"/>
+          <w:numId w:val="12"/>
+        </w:numPr>
+        <w:rPr>
+          <w:sz w:val="24"/>
+          <w:szCs w:val="22"/>
+          <w:lang w:val="en-US"/>
+        </w:rPr>
+      </w:pPr>
+      <w:r>
+        <w:rPr>
+          <w:sz w:val="24"/>
+          <w:szCs w:val="22"/>
+          <w:lang w:val="en-US"/>
+        </w:rPr>
+        <w:t>Minimum Windows 10</w:t>
+      </w:r>
+    </w:p>
+    <w:p>
+      <w:pPr>
+        <w:pStyle w:val="ListParagraph"/>
+        <w:numPr>
+          <w:ilvl w:val="0"/>
+          <w:numId w:val="12"/>
+        </w:numPr>
+        <w:rPr>
+          <w:sz w:val="24"/>
+          <w:szCs w:val="22"/>
+          <w:lang w:val="en-US"/>
+        </w:rPr>
+      </w:pPr>
+      <w:r>
+        <w:rPr>
+          <w:sz w:val="24"/>
+          <w:szCs w:val="22"/>
+          <w:lang w:val="en-US"/>
+        </w:rPr>
+        <w:t>Minimum Java 11</w:t>
+      </w:r>
+    </w:p>
+    <w:p>
+      <w:pPr>
+        <w:pStyle w:val="ListParagraph"/>
+        <w:numPr>
+          <w:ilvl w:val="1"/>
+          <w:numId w:val="12"/>
+        </w:numPr>
+        <w:rPr>
+          <w:sz w:val="24"/>
+          <w:szCs w:val="22"/>
+          <w:lang w:val="en-US"/>
+        </w:rPr>
+      </w:pPr>
+      <w:r>
+        <w:rPr>
+          <w:sz w:val="24"/>
+          <w:szCs w:val="22"/>
+          <w:lang w:val="en-US"/>
+        </w:rPr>
+        <w:t xml:space="preserve">Check on command prompt by </w:t>
+      </w:r>
+      <w:r>
+        <w:rPr>
+          <w:b/>
+          <w:bCs/>
+          <w:sz w:val="24"/>
+          <w:szCs w:val="22"/>
+          <w:lang w:val="en-US"/>
+        </w:rPr>
+        <w:t xml:space="preserve">java </w:t>
+      </w:r>
+      <w:r>
+        <w:rPr>
+          <w:b/>
+          <w:bCs/>
+          <w:sz w:val="24"/>
+          <w:szCs w:val="22"/>
+          <w:lang w:val="en-US"/>
+        </w:rPr>
+        <w:t>–</w:t>
+      </w:r>
+      <w:r>
+        <w:rPr>
+          <w:b/>
+          <w:bCs/>
+          <w:sz w:val="24"/>
+          <w:szCs w:val="22"/>
+          <w:lang w:val="en-US"/>
+        </w:rPr>
+        <w:t>version</w:t>
+      </w:r>
+    </w:p>
+    <w:p>
+      <w:pPr>
+        <w:pStyle w:val="ListParagraph"/>
+        <w:numPr>
+          <w:ilvl w:val="0"/>
+          <w:numId w:val="12"/>
+        </w:numPr>
+        <w:rPr>
+          <w:sz w:val="24"/>
+          <w:szCs w:val="22"/>
+          <w:lang w:val="en-US"/>
+        </w:rPr>
+      </w:pPr>
+      <w:r>
+        <w:rPr>
+          <w:sz w:val="24"/>
+          <w:szCs w:val="22"/>
+          <w:lang w:val="en-US"/>
+        </w:rPr>
+        <w:t>Any one updated browser</w:t>
+      </w:r>
+    </w:p>
+    <w:p>
+      <w:pPr>
+        <w:pStyle w:val="ListParagraph"/>
+        <w:numPr>
+          <w:ilvl w:val="1"/>
+          <w:numId w:val="12"/>
+        </w:numPr>
+        <w:rPr>
+          <w:sz w:val="24"/>
+          <w:szCs w:val="22"/>
+          <w:lang w:val="en-US"/>
+        </w:rPr>
+      </w:pPr>
+      <w:r>
+        <w:rPr>
+          <w:sz w:val="24"/>
+          <w:szCs w:val="22"/>
+          <w:lang w:val="en-US"/>
+        </w:rPr>
+        <w:t>Chrome</w:t>
+      </w:r>
+    </w:p>
+    <w:p>
+      <w:pPr>
+        <w:pStyle w:val="ListParagraph"/>
+        <w:numPr>
+          <w:ilvl w:val="1"/>
+          <w:numId w:val="12"/>
+        </w:numPr>
+        <w:rPr>
+          <w:sz w:val="24"/>
+          <w:szCs w:val="22"/>
+          <w:lang w:val="en-US"/>
+        </w:rPr>
+      </w:pPr>
+      <w:r>
+        <w:rPr>
+          <w:sz w:val="24"/>
+          <w:szCs w:val="22"/>
+          <w:lang w:val="en-US"/>
+        </w:rPr>
+        <w:t>Firefox</w:t>
+      </w:r>
+    </w:p>
+    <w:p>
+      <w:pPr>
+        <w:pStyle w:val="ListParagraph"/>
+        <w:numPr>
+          <w:ilvl w:val="1"/>
+          <w:numId w:val="12"/>
+        </w:numPr>
+        <w:rPr>
+          <w:sz w:val="24"/>
+          <w:szCs w:val="22"/>
+          <w:lang w:val="en-US"/>
+        </w:rPr>
+      </w:pPr>
+      <w:r>
+        <w:rPr>
+          <w:sz w:val="24"/>
+          <w:szCs w:val="22"/>
+          <w:lang w:val="en-US"/>
+        </w:rPr>
+        <w:t>Safari</w:t>
+      </w:r>
+    </w:p>
+    <w:p>
+      <w:pPr>
+        <w:pStyle w:val="ListParagraph"/>
+        <w:numPr>
+          <w:ilvl w:val="1"/>
+          <w:numId w:val="12"/>
+        </w:numPr>
+        <w:rPr>
+          <w:sz w:val="24"/>
+          <w:szCs w:val="22"/>
+          <w:lang w:val="en-US"/>
+        </w:rPr>
+      </w:pPr>
+      <w:r>
+        <w:rPr>
+          <w:sz w:val="24"/>
+          <w:szCs w:val="22"/>
+          <w:lang w:val="en-US"/>
+        </w:rPr>
+        <w:t>Edge</w:t>
+      </w:r>
+    </w:p>
+    <w:p>
+      <w:pPr>
+        <w:pStyle w:val="ListParagraph"/>
+        <w:numPr>
+          <w:ilvl w:val="0"/>
+          <w:numId w:val="12"/>
+        </w:numPr>
+        <w:rPr>
+          <w:sz w:val="24"/>
+          <w:szCs w:val="22"/>
+          <w:lang w:val="en-US"/>
+        </w:rPr>
+      </w:pPr>
+      <w:r>
+        <w:rPr>
+          <w:sz w:val="24"/>
+          <w:szCs w:val="22"/>
+          <w:lang w:val="en-US"/>
+        </w:rPr>
+        <w:t>Editor (IDE for Java)</w:t>
+      </w:r>
+    </w:p>
+    <w:p>
+      <w:pPr>
+        <w:pStyle w:val="ListParagraph"/>
+        <w:numPr>
+          <w:ilvl w:val="1"/>
+          <w:numId w:val="12"/>
+        </w:numPr>
+        <w:rPr>
+          <w:sz w:val="24"/>
+          <w:szCs w:val="22"/>
+          <w:lang w:val="en-US"/>
+        </w:rPr>
+      </w:pPr>
+      <w:r>
+        <w:rPr>
+          <w:sz w:val="24"/>
+          <w:szCs w:val="22"/>
+          <w:lang w:val="en-US"/>
+        </w:rPr>
+        <w:t>Eclipse</w:t>
+      </w:r>
+    </w:p>
+    <w:p>
+      <w:pPr>
+        <w:pStyle w:val="ListParagraph"/>
+        <w:numPr>
+          <w:ilvl w:val="1"/>
+          <w:numId w:val="12"/>
+        </w:numPr>
+        <w:rPr>
+          <w:sz w:val="24"/>
+          <w:szCs w:val="22"/>
+          <w:lang w:val="en-US"/>
+        </w:rPr>
+      </w:pPr>
+      <w:r>
+        <w:rPr>
+          <w:sz w:val="24"/>
+          <w:szCs w:val="22"/>
+          <w:lang w:val="en-US"/>
+        </w:rPr>
+        <w:t>Idea Intellij</w:t>
+      </w:r>
+    </w:p>
+    <w:p>
+      <w:pPr>
+        <w:pStyle w:val="ListParagraph"/>
+        <w:numPr>
+          <w:ilvl w:val="1"/>
+          <w:numId w:val="12"/>
+        </w:numPr>
+        <w:rPr>
+          <w:sz w:val="24"/>
+          <w:szCs w:val="22"/>
+          <w:lang w:val="en-US"/>
+        </w:rPr>
+      </w:pPr>
+      <w:r>
+        <w:rPr>
+          <w:sz w:val="24"/>
+          <w:szCs w:val="22"/>
+          <w:lang w:val="en-US"/>
+        </w:rPr>
+        <w:t>VS Code</w:t>
+      </w:r>
+    </w:p>
+    <w:p>
+      <w:pPr>
+        <w:pStyle w:val="ListParagraph"/>
+        <w:numPr>
+          <w:ilvl w:val="1"/>
+          <w:numId w:val="12"/>
+        </w:numPr>
+        <w:rPr>
+          <w:sz w:val="24"/>
+          <w:szCs w:val="22"/>
+          <w:lang w:val="en-US"/>
+        </w:rPr>
+      </w:pPr>
+      <w:r>
+        <w:rPr>
+          <w:sz w:val="24"/>
+          <w:szCs w:val="22"/>
+          <w:lang w:val="en-US"/>
+        </w:rPr>
+        <w:t xml:space="preserve">Notepad </w:t>
+      </w:r>
+    </w:p>
+    <w:p>
+      <w:pPr>
+        <w:pStyle w:val="ListParagraph"/>
+        <w:numPr>
+          <w:ilvl w:val="0"/>
+          <w:numId w:val="12"/>
+        </w:numPr>
+        <w:rPr>
+          <w:sz w:val="24"/>
+          <w:szCs w:val="22"/>
+          <w:lang w:val="en-US"/>
+        </w:rPr>
+      </w:pPr>
+      <w:r>
+        <w:rPr>
+          <w:sz w:val="24"/>
+          <w:szCs w:val="22"/>
+          <w:lang w:val="en-US"/>
+        </w:rPr>
+        <w:t>Selenium Jar File</w:t>
+      </w:r>
+    </w:p>
+    <w:p>
+      <w:pPr>
+        <w:rPr>
+          <w:sz w:val="24"/>
+          <w:szCs w:val="22"/>
+          <w:lang w:val="en-US"/>
+        </w:rPr>
+      </w:pPr>
+    </w:p>
+    <w:p>
+      <w:pPr>
+        <w:rPr>
+          <w:b/>
+          <w:bCs/>
+          <w:sz w:val="24"/>
+          <w:szCs w:val="22"/>
+          <w:lang w:val="en-US"/>
+        </w:rPr>
+      </w:pPr>
+      <w:r>
+        <w:rPr>
+          <w:b/>
+          <w:bCs/>
+          <w:sz w:val="24"/>
+          <w:szCs w:val="22"/>
+          <w:lang w:val="en-US"/>
+        </w:rPr>
+        <w:t>Configuration</w:t>
+      </w:r>
+    </w:p>
+    <w:p>
+      <w:pPr>
+        <w:pStyle w:val="ListParagraph"/>
+        <w:numPr>
+          <w:ilvl w:val="0"/>
+          <w:numId w:val="13"/>
+        </w:numPr>
+        <w:rPr>
+          <w:sz w:val="24"/>
+          <w:szCs w:val="22"/>
+          <w:lang w:val="en-US"/>
+        </w:rPr>
+      </w:pPr>
+      <w:r>
+        <w:rPr>
+          <w:sz w:val="24"/>
+          <w:szCs w:val="22"/>
+          <w:lang w:val="en-US"/>
+        </w:rPr>
+        <w:t>Create 2 folders (on D or E Drive)</w:t>
+      </w:r>
+    </w:p>
+    <w:p>
+      <w:pPr>
+        <w:pStyle w:val="ListParagraph"/>
+        <w:numPr>
+          <w:ilvl w:val="1"/>
+          <w:numId w:val="13"/>
+        </w:numPr>
+        <w:rPr>
+          <w:sz w:val="24"/>
+          <w:szCs w:val="22"/>
+          <w:lang w:val="en-US"/>
+        </w:rPr>
+      </w:pPr>
+      <w:r>
+        <w:rPr>
+          <w:sz w:val="24"/>
+          <w:szCs w:val="22"/>
+          <w:lang w:val="en-US"/>
+        </w:rPr>
+        <w:t>YourName_SeleniumDemos (Sanjeevani_SeleniumDemos)</w:t>
+      </w:r>
+    </w:p>
+    <w:p>
+      <w:pPr>
+        <w:pStyle w:val="ListParagraph"/>
+        <w:numPr>
+          <w:ilvl w:val="1"/>
+          <w:numId w:val="13"/>
+        </w:numPr>
+        <w:rPr>
+          <w:sz w:val="24"/>
+          <w:szCs w:val="22"/>
+          <w:lang w:val="en-US"/>
+        </w:rPr>
+      </w:pPr>
+      <w:r>
+        <w:rPr>
+          <w:sz w:val="24"/>
+          <w:szCs w:val="22"/>
+          <w:lang w:val="en-US"/>
+        </w:rPr>
+        <w:t>Selenium Jar Files</w:t>
+      </w:r>
+    </w:p>
+    <w:p>
+      <w:pPr>
+        <w:pStyle w:val="ListParagraph"/>
+        <w:numPr>
+          <w:ilvl w:val="0"/>
+          <w:numId w:val="13"/>
+        </w:numPr>
+        <w:rPr>
+          <w:sz w:val="24"/>
+          <w:szCs w:val="22"/>
+          <w:lang w:val="en-US"/>
+        </w:rPr>
+      </w:pPr>
+      <w:r>
+        <w:rPr>
+          <w:sz w:val="24"/>
+          <w:szCs w:val="22"/>
+          <w:lang w:val="en-US"/>
+        </w:rPr>
+        <w:lastRenderedPageBreak/>
+        <w:t xml:space="preserve">Open selenium.dev </w:t>
+      </w:r>
+    </w:p>
+    <w:p>
+      <w:pPr>
+        <w:pStyle w:val="ListParagraph"/>
+        <w:numPr>
+          <w:ilvl w:val="0"/>
+          <w:numId w:val="13"/>
+        </w:numPr>
+        <w:rPr>
+          <w:sz w:val="24"/>
+          <w:szCs w:val="22"/>
+          <w:lang w:val="en-US"/>
+        </w:rPr>
+      </w:pPr>
+      <w:r>
+        <w:rPr>
+          <w:sz w:val="24"/>
+          <w:szCs w:val="22"/>
+          <w:lang w:val="en-US"/>
+        </w:rPr>
+        <w:t>Click on Downloads Link</w:t>
+      </w:r>
+    </w:p>
+    <w:p>
+      <w:pPr>
+        <w:pStyle w:val="ListParagraph"/>
+        <w:numPr>
+          <w:ilvl w:val="0"/>
+          <w:numId w:val="13"/>
+        </w:numPr>
+        <w:rPr>
+          <w:sz w:val="24"/>
+          <w:szCs w:val="22"/>
+          <w:lang w:val="en-US"/>
+        </w:rPr>
+      </w:pPr>
+      <w:r>
+        <w:rPr>
+          <w:sz w:val="24"/>
+          <w:szCs w:val="22"/>
+          <w:lang w:val="en-US"/>
+        </w:rPr>
+        <w:t xml:space="preserve">Download </w:t>
+      </w:r>
+      <w:r>
+        <w:rPr>
+          <w:rFonts w:ascii="Segoe UI" w:hAnsi="Segoe UI" w:cs="Segoe UI"/>
+          <w:color w:val="6F757A"/>
+          <w:shd w:val="clear" w:color="auto" w:fill="FFFFFF"/>
+        </w:rPr>
+        <w:t>Latest stable version </w:t>
+      </w:r>
+      <w:hyperlink r:id="rId5" w:history="1">
+        <w:r>
+          <w:rPr>
+            <w:rStyle w:val="Hyperlink"/>
+            <w:rFonts w:ascii="Segoe UI" w:hAnsi="Segoe UI" w:cs="Segoe UI"/>
+            <w:shd w:val="clear" w:color="auto" w:fill="FFFFFF"/>
+          </w:rPr>
+          <w:t>4.39.0</w:t>
+        </w:r>
+      </w:hyperlink>
+    </w:p>
+    <w:p>
+      <w:pPr>
+        <w:pStyle w:val="ListParagraph"/>
+        <w:numPr>
+          <w:ilvl w:val="0"/>
+          <w:numId w:val="13"/>
+        </w:numPr>
+        <w:rPr>
+          <w:sz w:val="24"/>
+          <w:szCs w:val="22"/>
+          <w:lang w:val="en-US"/>
+        </w:rPr>
+      </w:pPr>
+      <w:r>
+        <w:rPr>
+          <w:sz w:val="24"/>
+          <w:szCs w:val="22"/>
+          <w:lang w:val="en-US"/>
+        </w:rPr>
+        <w:t>Open Downloads folder</w:t>
+      </w:r>
+    </w:p>
+    <w:p>
+      <w:pPr>
+        <w:pStyle w:val="ListParagraph"/>
+        <w:numPr>
+          <w:ilvl w:val="0"/>
+          <w:numId w:val="13"/>
+        </w:numPr>
+        <w:rPr>
+          <w:sz w:val="24"/>
+          <w:szCs w:val="22"/>
+          <w:lang w:val="en-US"/>
+        </w:rPr>
+      </w:pPr>
+      <w:r>
+        <w:rPr>
+          <w:sz w:val="24"/>
+          <w:szCs w:val="22"/>
+          <w:lang w:val="en-US"/>
+        </w:rPr>
+        <w:t>Copy this file and paste in 2</w:t>
+      </w:r>
+      <w:r>
+        <w:rPr>
+          <w:sz w:val="24"/>
+          <w:szCs w:val="22"/>
+          <w:vertAlign w:val="superscript"/>
+          <w:lang w:val="en-US"/>
+        </w:rPr>
+        <w:t>nd</w:t>
+      </w:r>
+      <w:r>
+        <w:rPr>
+          <w:sz w:val="24"/>
+          <w:szCs w:val="22"/>
+          <w:lang w:val="en-US"/>
+        </w:rPr>
+        <w:t xml:space="preserve"> folder (Selenium Jar Files)</w:t>
+      </w:r>
+    </w:p>
+    <w:p>
+      <w:pPr>
+        <w:rPr>
+          <w:sz w:val="24"/>
+          <w:szCs w:val="22"/>
+          <w:lang w:val="en-US"/>
+        </w:rPr>
+      </w:pPr>
+    </w:p>
+    <w:p>
+      <w:pPr>
+        <w:rPr>
+          <w:sz w:val="24"/>
+          <w:szCs w:val="22"/>
+          <w:lang w:val="en-US"/>
+        </w:rPr>
+      </w:pPr>
+      <w:r>
+        <w:rPr>
+          <w:noProof/>
+          <w:sz w:val="24"/>
+          <w:szCs w:val="22"/>
+          <w:lang w:eastAsia="en-IN"/>
+        </w:rPr>
+        <w:drawing>
+          <wp:inline distT="0" distB="0" distL="0" distR="0">
+            <wp:extent cx="5486400" cy="474453"/>
+            <wp:effectExtent l="0" t="0" r="19050" b="20955"/>
+            <wp:docPr id="1" name="Diagram 1"/>
+            <wp:cNvGraphicFramePr/>
+            <a:graphic xmlns:a="http://schemas.openxmlformats.org/drawingml/2006/main">
+              <a:graphicData uri="http://schemas.openxmlformats.org/drawingml/2006/diagram">
+                <dgm:relIds xmlns:dgm="http://schemas.openxmlformats.org/drawingml/2006/diagram" xmlns:r="http://schemas.openxmlformats.org/officeDocument/2006/relationships" r:dm="rId6" r:lo="rId7" r:qs="rId8" r:cs="rId9"/>
+              </a:graphicData>
+            </a:graphic>
+          </wp:inline>
+        </w:drawing>
+      </w:r>
+    </w:p>
+    <w:p>
+      <w:pPr>
+        <w:rPr>
+          <w:sz w:val="24"/>
+          <w:szCs w:val="22"/>
+          <w:lang w:val="en-US"/>
+        </w:rPr>
+      </w:pPr>
+    </w:p>
+    <w:p>
+      <w:pPr>
+        <w:rPr>
+          <w:b/>
+          <w:bCs/>
+          <w:sz w:val="24"/>
+          <w:szCs w:val="22"/>
+          <w:lang w:val="en-US"/>
+        </w:rPr>
+      </w:pPr>
+      <w:r>
+        <w:rPr>
+          <w:b/>
+          <w:bCs/>
+          <w:sz w:val="24"/>
+          <w:szCs w:val="22"/>
+          <w:lang w:val="en-US"/>
+        </w:rPr>
+        <w:t>Eclipse Configuration</w:t>
+      </w:r>
+    </w:p>
+    <w:p>
+      <w:pPr>
+        <w:pStyle w:val="ListParagraph"/>
+        <w:numPr>
+          <w:ilvl w:val="0"/>
+          <w:numId w:val="14"/>
+        </w:numPr>
+        <w:rPr>
+          <w:sz w:val="24"/>
+          <w:szCs w:val="22"/>
+          <w:lang w:val="en-US"/>
+        </w:rPr>
+      </w:pPr>
+      <w:r>
+        <w:rPr>
+          <w:sz w:val="24"/>
+          <w:szCs w:val="22"/>
+          <w:lang w:val="en-US"/>
+        </w:rPr>
+        <w:t>Open Eclipse</w:t>
+      </w:r>
+    </w:p>
+    <w:p>
+      <w:pPr>
+        <w:pStyle w:val="ListParagraph"/>
+        <w:numPr>
+          <w:ilvl w:val="0"/>
+          <w:numId w:val="14"/>
+        </w:numPr>
+        <w:rPr>
+          <w:sz w:val="24"/>
+          <w:szCs w:val="22"/>
+          <w:lang w:val="en-US"/>
+        </w:rPr>
+      </w:pPr>
+      <w:r>
+        <w:rPr>
+          <w:sz w:val="24"/>
+          <w:szCs w:val="22"/>
+          <w:lang w:val="en-US"/>
+        </w:rPr>
+        <w:t>Select your 1</w:t>
+      </w:r>
+      <w:r>
+        <w:rPr>
+          <w:sz w:val="24"/>
+          <w:szCs w:val="22"/>
+          <w:vertAlign w:val="superscript"/>
+          <w:lang w:val="en-US"/>
+        </w:rPr>
+        <w:t>st</w:t>
+      </w:r>
+      <w:r>
+        <w:rPr>
+          <w:sz w:val="24"/>
+          <w:szCs w:val="22"/>
+          <w:lang w:val="en-US"/>
+        </w:rPr>
+        <w:t xml:space="preserve"> folder (Which we have created in earlier steps) as a workspace by clicking on Browse Button</w:t>
+      </w:r>
+    </w:p>
+    <w:p>
+      <w:pPr>
+        <w:pStyle w:val="ListParagraph"/>
+        <w:numPr>
+          <w:ilvl w:val="0"/>
+          <w:numId w:val="14"/>
+        </w:numPr>
+        <w:rPr>
+          <w:sz w:val="24"/>
+          <w:szCs w:val="22"/>
+          <w:lang w:val="en-US"/>
+        </w:rPr>
+      </w:pPr>
+      <w:r>
+        <w:rPr>
+          <w:sz w:val="24"/>
+          <w:szCs w:val="22"/>
+          <w:lang w:val="en-US"/>
+        </w:rPr>
+        <w:t>Click on Launch button</w:t>
+      </w:r>
+    </w:p>
+    <w:p>
+      <w:pPr>
+        <w:pStyle w:val="ListParagraph"/>
+        <w:numPr>
+          <w:ilvl w:val="0"/>
+          <w:numId w:val="14"/>
+        </w:numPr>
+        <w:rPr>
+          <w:sz w:val="24"/>
+          <w:szCs w:val="22"/>
+          <w:lang w:val="en-US"/>
+        </w:rPr>
+      </w:pPr>
+      <w:r>
+        <w:rPr>
+          <w:sz w:val="24"/>
+          <w:szCs w:val="22"/>
+          <w:lang w:val="en-US"/>
+        </w:rPr>
+        <w:t>Close the Welcome window</w:t>
+      </w:r>
+    </w:p>
+    <w:p>
+      <w:pPr>
+        <w:pStyle w:val="ListParagraph"/>
+        <w:numPr>
+          <w:ilvl w:val="0"/>
+          <w:numId w:val="14"/>
+        </w:numPr>
+        <w:rPr>
+          <w:sz w:val="24"/>
+          <w:szCs w:val="22"/>
+          <w:lang w:val="en-US"/>
+        </w:rPr>
+      </w:pPr>
+      <w:r>
+        <w:rPr>
+          <w:sz w:val="24"/>
+          <w:szCs w:val="22"/>
+          <w:lang w:val="en-US"/>
+        </w:rPr>
+        <w:t xml:space="preserve">Click on File menu </w:t>
+      </w:r>
+      <w:r>
+        <w:rPr>
+          <w:sz w:val="24"/>
+          <w:szCs w:val="22"/>
+          <w:lang w:val="en-US"/>
+        </w:rPr>
+        <w:sym w:font="Wingdings" w:char="F0E0"/>
+      </w:r>
+      <w:r>
+        <w:rPr>
+          <w:sz w:val="24"/>
+          <w:szCs w:val="22"/>
+          <w:lang w:val="en-US"/>
+        </w:rPr>
+        <w:t xml:space="preserve"> New </w:t>
+      </w:r>
+      <w:r>
+        <w:rPr>
+          <w:sz w:val="24"/>
+          <w:szCs w:val="22"/>
+          <w:lang w:val="en-US"/>
+        </w:rPr>
+        <w:sym w:font="Wingdings" w:char="F0E0"/>
+      </w:r>
+      <w:r>
+        <w:rPr>
+          <w:sz w:val="24"/>
+          <w:szCs w:val="22"/>
+          <w:lang w:val="en-US"/>
+        </w:rPr>
+        <w:t xml:space="preserve"> Java Project</w:t>
+      </w:r>
+    </w:p>
+    <w:p>
+      <w:pPr>
+        <w:pStyle w:val="ListParagraph"/>
+        <w:numPr>
+          <w:ilvl w:val="0"/>
+          <w:numId w:val="14"/>
+        </w:numPr>
+        <w:rPr>
+          <w:sz w:val="24"/>
+          <w:szCs w:val="22"/>
+          <w:lang w:val="en-US"/>
+        </w:rPr>
+      </w:pPr>
+      <w:r>
+        <w:rPr>
+          <w:sz w:val="24"/>
+          <w:szCs w:val="22"/>
+          <w:lang w:val="en-US"/>
+        </w:rPr>
+        <w:t>Give name to the project</w:t>
+      </w:r>
+    </w:p>
+    <w:p>
+      <w:pPr>
+        <w:pStyle w:val="ListParagraph"/>
+        <w:numPr>
+          <w:ilvl w:val="0"/>
+          <w:numId w:val="14"/>
+        </w:numPr>
+        <w:rPr>
+          <w:sz w:val="24"/>
+          <w:szCs w:val="22"/>
+          <w:lang w:val="en-US"/>
+        </w:rPr>
+      </w:pPr>
+      <w:r>
+        <w:rPr>
+          <w:sz w:val="24"/>
+          <w:szCs w:val="22"/>
+          <w:lang w:val="en-US"/>
+        </w:rPr>
+        <w:t>Select the latest version of Java (1.8 is not allowed)</w:t>
+      </w:r>
+    </w:p>
+    <w:p>
+      <w:pPr>
+        <w:pStyle w:val="ListParagraph"/>
+        <w:numPr>
+          <w:ilvl w:val="0"/>
+          <w:numId w:val="14"/>
+        </w:numPr>
+        <w:rPr>
+          <w:sz w:val="24"/>
+          <w:szCs w:val="22"/>
+          <w:lang w:val="en-US"/>
+        </w:rPr>
+      </w:pPr>
+      <w:r>
+        <w:rPr>
+          <w:sz w:val="24"/>
+          <w:szCs w:val="22"/>
+          <w:lang w:val="en-US"/>
+        </w:rPr>
+        <w:t xml:space="preserve">Uncheck </w:t>
+      </w:r>
+      <w:r>
+        <w:rPr>
+          <w:b/>
+          <w:bCs/>
+          <w:sz w:val="24"/>
+          <w:szCs w:val="22"/>
+          <w:lang w:val="en-US"/>
+        </w:rPr>
+        <w:t xml:space="preserve">Create module-info.java file </w:t>
+      </w:r>
+      <w:r>
+        <w:rPr>
+          <w:sz w:val="24"/>
+          <w:szCs w:val="22"/>
+          <w:lang w:val="en-US"/>
+        </w:rPr>
+        <w:t>checkbox</w:t>
+      </w:r>
+    </w:p>
+    <w:p>
+      <w:pPr>
+        <w:pStyle w:val="ListParagraph"/>
+        <w:numPr>
+          <w:ilvl w:val="0"/>
+          <w:numId w:val="14"/>
+        </w:numPr>
+        <w:rPr>
+          <w:sz w:val="24"/>
+          <w:szCs w:val="22"/>
+          <w:lang w:val="en-US"/>
+        </w:rPr>
+      </w:pPr>
+      <w:r>
+        <w:rPr>
+          <w:sz w:val="24"/>
+          <w:szCs w:val="22"/>
+          <w:lang w:val="en-US"/>
+        </w:rPr>
+        <w:t>Click on Finish button</w:t>
+      </w:r>
+    </w:p>
+    <w:p>
+      <w:pPr>
+        <w:pStyle w:val="ListParagraph"/>
+        <w:numPr>
+          <w:ilvl w:val="0"/>
+          <w:numId w:val="14"/>
+        </w:numPr>
+        <w:rPr>
+          <w:sz w:val="24"/>
+          <w:szCs w:val="22"/>
+          <w:lang w:val="en-US"/>
+        </w:rPr>
+      </w:pPr>
+      <w:r>
+        <w:rPr>
+          <w:sz w:val="24"/>
+          <w:szCs w:val="22"/>
+          <w:lang w:val="en-US"/>
+        </w:rPr>
+        <w:t>Create a package inside this project (com.WebDriverDemos)</w:t>
+      </w:r>
+    </w:p>
+    <w:p>
+      <w:pPr>
+        <w:pStyle w:val="ListParagraph"/>
+        <w:numPr>
+          <w:ilvl w:val="0"/>
+          <w:numId w:val="14"/>
+        </w:numPr>
+        <w:rPr>
+          <w:sz w:val="24"/>
+          <w:szCs w:val="22"/>
+          <w:lang w:val="en-US"/>
+        </w:rPr>
+      </w:pPr>
+      <w:r>
+        <w:rPr>
+          <w:sz w:val="24"/>
+          <w:szCs w:val="22"/>
+          <w:lang w:val="en-US"/>
+        </w:rPr>
+        <w:t xml:space="preserve">Create a Class inside </w:t>
+      </w:r>
+      <w:r>
+        <w:rPr>
+          <w:sz w:val="24"/>
+          <w:szCs w:val="22"/>
+          <w:lang w:val="en-US"/>
+        </w:rPr>
+        <w:t>this package</w:t>
+      </w:r>
+    </w:p>
+    <w:p>
+      <w:pPr>
+        <w:pStyle w:val="ListParagraph"/>
+        <w:numPr>
+          <w:ilvl w:val="0"/>
+          <w:numId w:val="14"/>
+        </w:numPr>
+        <w:rPr>
+          <w:sz w:val="24"/>
+          <w:szCs w:val="22"/>
+          <w:lang w:val="en-US"/>
+        </w:rPr>
+      </w:pPr>
+      <w:r>
+        <w:rPr>
+          <w:sz w:val="24"/>
+          <w:szCs w:val="22"/>
+          <w:lang w:val="en-US"/>
+        </w:rPr>
+        <w:t>Right click on Project (in Package Explore)</w:t>
+      </w:r>
+    </w:p>
+    <w:p>
+      <w:pPr>
+        <w:pStyle w:val="ListParagraph"/>
+        <w:numPr>
+          <w:ilvl w:val="0"/>
+          <w:numId w:val="14"/>
+        </w:numPr>
+        <w:rPr>
+          <w:sz w:val="24"/>
+          <w:szCs w:val="22"/>
+          <w:lang w:val="en-US"/>
+        </w:rPr>
+      </w:pPr>
+      <w:r>
+        <w:rPr>
+          <w:sz w:val="24"/>
+          <w:szCs w:val="22"/>
+          <w:lang w:val="en-US"/>
+        </w:rPr>
+        <w:t xml:space="preserve">Build Path </w:t>
+      </w:r>
+      <w:r>
+        <w:rPr>
+          <w:sz w:val="24"/>
+          <w:szCs w:val="22"/>
+          <w:lang w:val="en-US"/>
+        </w:rPr>
+        <w:sym w:font="Wingdings" w:char="F0E0"/>
+      </w:r>
+      <w:r>
+        <w:rPr>
+          <w:sz w:val="24"/>
+          <w:szCs w:val="22"/>
+          <w:lang w:val="en-US"/>
+        </w:rPr>
+        <w:t xml:space="preserve"> Configure Build Path</w:t>
+      </w:r>
+    </w:p>
+    <w:p>
+      <w:pPr>
+        <w:pStyle w:val="ListParagraph"/>
+        <w:numPr>
+          <w:ilvl w:val="0"/>
+          <w:numId w:val="14"/>
+        </w:numPr>
+        <w:rPr>
+          <w:sz w:val="24"/>
+          <w:szCs w:val="22"/>
+          <w:lang w:val="en-US"/>
+        </w:rPr>
+      </w:pPr>
+      <w:r>
+        <w:rPr>
+          <w:sz w:val="24"/>
+          <w:szCs w:val="22"/>
+          <w:lang w:val="en-US"/>
+        </w:rPr>
+        <w:t>Click on Libraries</w:t>
+      </w:r>
+    </w:p>
+    <w:p>
+      <w:pPr>
+        <w:pStyle w:val="ListParagraph"/>
+        <w:numPr>
+          <w:ilvl w:val="0"/>
+          <w:numId w:val="14"/>
+        </w:numPr>
+        <w:rPr>
+          <w:sz w:val="24"/>
+          <w:szCs w:val="22"/>
+          <w:lang w:val="en-US"/>
+        </w:rPr>
+      </w:pPr>
+      <w:r>
+        <w:rPr>
+          <w:sz w:val="24"/>
+          <w:szCs w:val="22"/>
+          <w:lang w:val="en-US"/>
+        </w:rPr>
+        <w:t>Click on Class Path</w:t>
+      </w:r>
+    </w:p>
+    <w:p>
+      <w:pPr>
+        <w:pStyle w:val="ListParagraph"/>
+        <w:numPr>
+          <w:ilvl w:val="0"/>
+          <w:numId w:val="14"/>
+        </w:numPr>
+        <w:rPr>
+          <w:sz w:val="24"/>
+          <w:szCs w:val="22"/>
+          <w:lang w:val="en-US"/>
+        </w:rPr>
+      </w:pPr>
+      <w:r>
+        <w:rPr>
+          <w:sz w:val="24"/>
+          <w:szCs w:val="22"/>
+          <w:lang w:val="en-US"/>
+        </w:rPr>
+        <w:t>Click on Add External JARs button</w:t>
+      </w:r>
+    </w:p>
+    <w:p>
+      <w:pPr>
+        <w:pStyle w:val="ListParagraph"/>
+        <w:numPr>
+          <w:ilvl w:val="0"/>
+          <w:numId w:val="14"/>
+        </w:numPr>
+        <w:rPr>
+          <w:sz w:val="24"/>
+          <w:szCs w:val="22"/>
+          <w:lang w:val="en-US"/>
+        </w:rPr>
+      </w:pPr>
+      <w:r>
+        <w:rPr>
+          <w:sz w:val="24"/>
+          <w:szCs w:val="22"/>
+          <w:lang w:val="en-US"/>
+        </w:rPr>
+        <w:t>By navigating the 2</w:t>
+      </w:r>
+      <w:r>
+        <w:rPr>
+          <w:sz w:val="24"/>
+          <w:szCs w:val="22"/>
+          <w:vertAlign w:val="superscript"/>
+          <w:lang w:val="en-US"/>
+        </w:rPr>
+        <w:t>nd</w:t>
+      </w:r>
+      <w:r>
+        <w:rPr>
+          <w:sz w:val="24"/>
+          <w:szCs w:val="22"/>
+          <w:lang w:val="en-US"/>
+        </w:rPr>
+        <w:t xml:space="preserve"> folder (Selenium Jar Files) Select the file </w:t>
+      </w:r>
+      <w:r>
+        <w:rPr>
+          <w:sz w:val="24"/>
+          <w:szCs w:val="22"/>
+          <w:lang w:val="en-US"/>
+        </w:rPr>
+        <w:t>selenium-server-4.39.0.jar</w:t>
+      </w:r>
+    </w:p>
+    <w:p>
+      <w:pPr>
+        <w:pStyle w:val="ListParagraph"/>
+        <w:numPr>
+          <w:ilvl w:val="0"/>
+          <w:numId w:val="14"/>
+        </w:numPr>
+        <w:rPr>
+          <w:sz w:val="24"/>
+          <w:szCs w:val="22"/>
+          <w:lang w:val="en-US"/>
+        </w:rPr>
+      </w:pPr>
+      <w:r>
+        <w:rPr>
+          <w:sz w:val="24"/>
+          <w:szCs w:val="22"/>
+          <w:lang w:val="en-US"/>
+        </w:rPr>
+        <w:t>Click on Open</w:t>
+      </w:r>
+    </w:p>
+    <w:p>
+      <w:pPr>
+        <w:pStyle w:val="ListParagraph"/>
+        <w:numPr>
+          <w:ilvl w:val="0"/>
+          <w:numId w:val="14"/>
+        </w:numPr>
+        <w:rPr>
+          <w:sz w:val="24"/>
+          <w:szCs w:val="22"/>
+          <w:lang w:val="en-US"/>
+        </w:rPr>
+      </w:pPr>
+      <w:r>
+        <w:rPr>
+          <w:sz w:val="24"/>
+          <w:szCs w:val="22"/>
+          <w:lang w:val="en-US"/>
+        </w:rPr>
+        <w:t>Click on Apply and Close</w:t>
+      </w:r>
+    </w:p>
+    <w:p>
+      <w:pPr>
+        <w:pStyle w:val="ListParagraph"/>
+        <w:numPr>
+          <w:ilvl w:val="0"/>
+          <w:numId w:val="14"/>
+        </w:numPr>
+        <w:rPr>
+          <w:sz w:val="24"/>
+          <w:szCs w:val="22"/>
+          <w:lang w:val="en-US"/>
+        </w:rPr>
+      </w:pPr>
+    </w:p>
+    <w:p>
+      <w:pPr>
+        <w:rPr>
+          <w:sz w:val="24"/>
+          <w:szCs w:val="22"/>
+          <w:lang w:val="en-US"/>
+        </w:rPr>
+      </w:pPr>
+    </w:p>
+    <w:p>
+      <w:pPr>
+        <w:rPr>
+          <w:b/>
+          <w:bCs/>
+          <w:sz w:val="24"/>
+          <w:szCs w:val="22"/>
+          <w:lang w:val="en-US"/>
+        </w:rPr>
+      </w:pPr>
+      <w:r>
+        <w:rPr>
+          <w:b/>
+          <w:bCs/>
+          <w:sz w:val="24"/>
+          <w:szCs w:val="22"/>
+          <w:lang w:val="en-US"/>
+        </w:rPr>
+        <w:t>Selenium WebDriver Methods</w:t>
+      </w:r>
+    </w:p>
+    <w:p>
+      <w:pPr>
+        <w:pStyle w:val="ListParagraph"/>
+        <w:numPr>
+          <w:ilvl w:val="0"/>
+          <w:numId w:val="15"/>
+        </w:numPr>
+        <w:rPr>
+          <w:sz w:val="24"/>
+          <w:szCs w:val="22"/>
+          <w:lang w:val="en-US"/>
+        </w:rPr>
+      </w:pPr>
+      <w:r>
+        <w:rPr>
+          <w:sz w:val="24"/>
+          <w:szCs w:val="22"/>
+          <w:lang w:val="en-US"/>
+        </w:rPr>
+        <w:t xml:space="preserve">Create Object of WebDriver </w:t>
+      </w:r>
+      <w:r>
+        <w:rPr>
+          <w:sz w:val="24"/>
+          <w:szCs w:val="22"/>
+          <w:lang w:val="en-US"/>
+        </w:rPr>
+        <w:sym w:font="Wingdings" w:char="F0E0"/>
+      </w:r>
+      <w:r>
+        <w:rPr>
+          <w:sz w:val="24"/>
+          <w:szCs w:val="22"/>
+          <w:lang w:val="en-US"/>
+        </w:rPr>
+        <w:t xml:space="preserve"> Launch the blank browser window</w:t>
+      </w:r>
+    </w:p>
+    <w:p>
+      <w:pPr>
+        <w:pStyle w:val="ListParagraph"/>
+        <w:numPr>
+          <w:ilvl w:val="0"/>
+          <w:numId w:val="15"/>
+        </w:numPr>
+        <w:rPr>
+          <w:sz w:val="24"/>
+          <w:szCs w:val="22"/>
+          <w:lang w:val="en-US"/>
+        </w:rPr>
+      </w:pPr>
+      <w:r>
+        <w:rPr>
+          <w:sz w:val="24"/>
+          <w:szCs w:val="22"/>
+          <w:lang w:val="en-US"/>
+        </w:rPr>
+        <w:t xml:space="preserve">get() </w:t>
+      </w:r>
+      <w:r>
+        <w:rPr>
+          <w:sz w:val="24"/>
+          <w:szCs w:val="22"/>
+          <w:lang w:val="en-US"/>
+        </w:rPr>
+        <w:sym w:font="Wingdings" w:char="F0E0"/>
+      </w:r>
+      <w:r>
+        <w:rPr>
+          <w:sz w:val="24"/>
+          <w:szCs w:val="22"/>
+          <w:lang w:val="en-US"/>
+        </w:rPr>
+        <w:t xml:space="preserve"> Open the web site by providing URL.</w:t>
+      </w:r>
+    </w:p>
+    <w:p>
+      <w:pPr>
+        <w:pStyle w:val="ListParagraph"/>
+        <w:numPr>
+          <w:ilvl w:val="0"/>
+          <w:numId w:val="15"/>
+        </w:numPr>
+        <w:rPr>
+          <w:sz w:val="24"/>
+          <w:szCs w:val="22"/>
+          <w:lang w:val="en-US"/>
+        </w:rPr>
+      </w:pPr>
+      <w:r>
+        <w:rPr>
+          <w:sz w:val="24"/>
+          <w:szCs w:val="22"/>
+          <w:lang w:val="en-US"/>
+        </w:rPr>
+        <w:t xml:space="preserve">driver.manage().window().maximize() </w:t>
+      </w:r>
+      <w:r>
+        <w:rPr>
+          <w:sz w:val="24"/>
+          <w:szCs w:val="22"/>
+          <w:lang w:val="en-US"/>
+        </w:rPr>
+        <w:sym w:font="Wingdings" w:char="F0E0"/>
+      </w:r>
+      <w:r>
+        <w:rPr>
+          <w:sz w:val="24"/>
+          <w:szCs w:val="22"/>
+          <w:lang w:val="en-US"/>
+        </w:rPr>
+        <w:t xml:space="preserve"> Will maximize the browser window</w:t>
+      </w:r>
+    </w:p>
+    <w:p>
+      <w:pPr>
+        <w:pStyle w:val="ListParagraph"/>
+        <w:numPr>
+          <w:ilvl w:val="0"/>
+          <w:numId w:val="15"/>
+        </w:numPr>
+        <w:rPr>
+          <w:sz w:val="24"/>
+          <w:szCs w:val="22"/>
+          <w:lang w:val="en-US"/>
+        </w:rPr>
+      </w:pPr>
+      <w:r>
+        <w:rPr>
+          <w:sz w:val="24"/>
+          <w:szCs w:val="22"/>
+          <w:lang w:val="en-US"/>
+        </w:rPr>
+        <w:t xml:space="preserve">close() </w:t>
+      </w:r>
+      <w:r>
+        <w:rPr>
+          <w:sz w:val="24"/>
+          <w:szCs w:val="22"/>
+          <w:lang w:val="en-US"/>
+        </w:rPr>
+        <w:sym w:font="Wingdings" w:char="F0E0"/>
+      </w:r>
+      <w:r>
+        <w:rPr>
+          <w:sz w:val="24"/>
+          <w:szCs w:val="22"/>
+          <w:lang w:val="en-US"/>
+        </w:rPr>
+        <w:t xml:space="preserve"> Will close the current browser window which is launched by WebDriver object.</w:t>
+      </w:r>
+    </w:p>
+    <w:p>
+      <w:pPr>
+        <w:pStyle w:val="ListParagraph"/>
+        <w:numPr>
+          <w:ilvl w:val="0"/>
+          <w:numId w:val="15"/>
+        </w:numPr>
+        <w:rPr>
+          <w:sz w:val="24"/>
+          <w:szCs w:val="22"/>
+          <w:lang w:val="en-US"/>
+        </w:rPr>
+      </w:pPr>
+      <w:r>
+        <w:rPr>
+          <w:sz w:val="24"/>
+          <w:szCs w:val="22"/>
+          <w:lang w:val="en-US"/>
+        </w:rPr>
+        <w:lastRenderedPageBreak/>
+        <w:t xml:space="preserve">getTitle() </w:t>
+      </w:r>
+      <w:r>
+        <w:rPr>
+          <w:sz w:val="24"/>
+          <w:szCs w:val="22"/>
+          <w:lang w:val="en-US"/>
+        </w:rPr>
+        <w:sym w:font="Wingdings" w:char="F0E0"/>
+      </w:r>
+      <w:r>
+        <w:rPr>
+          <w:sz w:val="24"/>
+          <w:szCs w:val="22"/>
+          <w:lang w:val="en-US"/>
+        </w:rPr>
+        <w:t xml:space="preserve"> Will return the title of the page. (String)</w:t>
+      </w:r>
+    </w:p>
+    <w:p>
+      <w:pPr>
+        <w:pStyle w:val="ListParagraph"/>
+        <w:numPr>
+          <w:ilvl w:val="0"/>
+          <w:numId w:val="15"/>
+        </w:numPr>
+        <w:rPr>
+          <w:sz w:val="24"/>
+          <w:szCs w:val="22"/>
+          <w:lang w:val="en-US"/>
+        </w:rPr>
+      </w:pPr>
       <w:bookmarkStart w:id="0" w:name="_GoBack"/>
       <w:bookmarkEnd w:id="0"/>
     </w:p>
     <w:p>
       <w:pPr>
+        <w:rPr>
+          <w:sz w:val="24"/>
+          <w:szCs w:val="22"/>
+          <w:lang w:val="en-US"/>
+        </w:rPr>
+      </w:pPr>
+    </w:p>
+    <w:p>
+      <w:pPr>
+        <w:rPr>
+          <w:b/>
+          <w:bCs/>
+          <w:sz w:val="24"/>
+          <w:szCs w:val="22"/>
+          <w:lang w:val="en-US"/>
+        </w:rPr>
+      </w:pPr>
+      <w:r>
+        <w:rPr>
+          <w:b/>
+          <w:bCs/>
+          <w:sz w:val="24"/>
+          <w:szCs w:val="22"/>
+          <w:lang w:val="en-US"/>
+        </w:rPr>
+        <w:t>Common Exceptions in WebDriver</w:t>
+      </w:r>
+    </w:p>
+    <w:p>
+      <w:pPr>
         <w:pStyle w:val="ListParagraph"/>
         <w:numPr>
           <w:ilvl w:val="0"/>
-          <w:numId w:val="10"/>
-        </w:numPr>
-        <w:rPr>
-          <w:sz w:val="24"/>
-          <w:szCs w:val="22"/>
-          <w:lang w:val="en-US"/>
-        </w:rPr>
-      </w:pPr>
-      <w:r>
-        <w:rPr>
-          <w:sz w:val="24"/>
-          <w:szCs w:val="22"/>
-          <w:lang w:val="en-US"/>
-        </w:rPr>
-        <w:t>Selenium WebDriver</w:t>
+          <w:numId w:val="16"/>
+        </w:numPr>
+        <w:rPr>
+          <w:sz w:val="24"/>
+          <w:szCs w:val="22"/>
+          <w:lang w:val="en-US"/>
+        </w:rPr>
+      </w:pPr>
+      <w:r>
+        <w:rPr>
+          <w:sz w:val="24"/>
+          <w:szCs w:val="22"/>
+          <w:lang w:val="en-US"/>
+        </w:rPr>
+        <w:t xml:space="preserve">InvalidArgumentException </w:t>
+      </w:r>
+      <w:r>
+        <w:rPr>
+          <w:sz w:val="24"/>
+          <w:szCs w:val="22"/>
+          <w:lang w:val="en-US"/>
+        </w:rPr>
+        <w:sym w:font="Wingdings" w:char="F0E0"/>
+      </w:r>
+      <w:r>
+        <w:rPr>
+          <w:sz w:val="24"/>
+          <w:szCs w:val="22"/>
+          <w:lang w:val="en-US"/>
+        </w:rPr>
+        <w:t xml:space="preserve"> You have given wrong URL. URL is not in the correct format. URL should be absolute. Absolute URL starts with http / https</w:t>
       </w:r>
     </w:p>
     <w:sectPr>
@@ -5122,6 +6826,184 @@
     </w:lvl>
   </w:abstractNum>
   <w:abstractNum w:abstractNumId="1">
+    <w:nsid w:val="086F443B"/>
+    <w:multiLevelType w:val="hybridMultilevel"/>
+    <w:tmpl w:val="EC9489E4"/>
+    <w:lvl w:ilvl="0" w:tplc="4009000F">
+      <w:start w:val="1"/>
+      <w:numFmt w:val="decimal"/>
+      <w:lvlText w:val="%1."/>
+      <w:lvlJc w:val="left"/>
+      <w:pPr>
+        <w:ind w:left="720" w:hanging="360"/>
+      </w:pPr>
+      <w:rPr>
+        <w:rFonts w:hint="default"/>
+      </w:rPr>
+    </w:lvl>
+    <w:lvl w:ilvl="1" w:tplc="40090019" w:tentative="1">
+      <w:start w:val="1"/>
+      <w:numFmt w:val="lowerLetter"/>
+      <w:lvlText w:val="%2."/>
+      <w:lvlJc w:val="left"/>
+      <w:pPr>
+        <w:ind w:left="1440" w:hanging="360"/>
+      </w:pPr>
+    </w:lvl>
+    <w:lvl w:ilvl="2" w:tplc="4009001B" w:tentative="1">
+      <w:start w:val="1"/>
+      <w:numFmt w:val="lowerRoman"/>
+      <w:lvlText w:val="%3."/>
+      <w:lvlJc w:val="right"/>
+      <w:pPr>
+        <w:ind w:left="2160" w:hanging="180"/>
+      </w:pPr>
+    </w:lvl>
+    <w:lvl w:ilvl="3" w:tplc="4009000F" w:tentative="1">
+      <w:start w:val="1"/>
+      <w:numFmt w:val="decimal"/>
+      <w:lvlText w:val="%4."/>
+      <w:lvlJc w:val="left"/>
+      <w:pPr>
+        <w:ind w:left="2880" w:hanging="360"/>
+      </w:pPr>
+    </w:lvl>
+    <w:lvl w:ilvl="4" w:tplc="40090019" w:tentative="1">
+      <w:start w:val="1"/>
+      <w:numFmt w:val="lowerLetter"/>
+      <w:lvlText w:val="%5."/>
+      <w:lvlJc w:val="left"/>
+      <w:pPr>
+        <w:ind w:left="3600" w:hanging="360"/>
+      </w:pPr>
+    </w:lvl>
+    <w:lvl w:ilvl="5" w:tplc="4009001B" w:tentative="1">
+      <w:start w:val="1"/>
+      <w:numFmt w:val="lowerRoman"/>
+      <w:lvlText w:val="%6."/>
+      <w:lvlJc w:val="right"/>
+      <w:pPr>
+        <w:ind w:left="4320" w:hanging="180"/>
+      </w:pPr>
+    </w:lvl>
+    <w:lvl w:ilvl="6" w:tplc="4009000F" w:tentative="1">
+      <w:start w:val="1"/>
+      <w:numFmt w:val="decimal"/>
+      <w:lvlText w:val="%7."/>
+      <w:lvlJc w:val="left"/>
+      <w:pPr>
+        <w:ind w:left="5040" w:hanging="360"/>
+      </w:pPr>
+    </w:lvl>
+    <w:lvl w:ilvl="7" w:tplc="40090019" w:tentative="1">
+      <w:start w:val="1"/>
+      <w:numFmt w:val="lowerLetter"/>
+      <w:lvlText w:val="%8."/>
+      <w:lvlJc w:val="left"/>
+      <w:pPr>
+        <w:ind w:left="5760" w:hanging="360"/>
+      </w:pPr>
+    </w:lvl>
+    <w:lvl w:ilvl="8" w:tplc="4009001B" w:tentative="1">
+      <w:start w:val="1"/>
+      <w:numFmt w:val="lowerRoman"/>
+      <w:lvlText w:val="%9."/>
+      <w:lvlJc w:val="right"/>
+      <w:pPr>
+        <w:ind w:left="6480" w:hanging="180"/>
+      </w:pPr>
+    </w:lvl>
+  </w:abstractNum>
+  <w:abstractNum w:abstractNumId="2">
+    <w:nsid w:val="17431532"/>
+    <w:multiLevelType w:val="hybridMultilevel"/>
+    <w:tmpl w:val="3D88D956"/>
+    <w:lvl w:ilvl="0" w:tplc="4009000F">
+      <w:start w:val="1"/>
+      <w:numFmt w:val="decimal"/>
+      <w:lvlText w:val="%1."/>
+      <w:lvlJc w:val="left"/>
+      <w:pPr>
+        <w:ind w:left="720" w:hanging="360"/>
+      </w:pPr>
+      <w:rPr>
+        <w:rFonts w:hint="default"/>
+      </w:rPr>
+    </w:lvl>
+    <w:lvl w:ilvl="1" w:tplc="40090019">
+      <w:start w:val="1"/>
+      <w:numFmt w:val="lowerLetter"/>
+      <w:lvlText w:val="%2."/>
+      <w:lvlJc w:val="left"/>
+      <w:pPr>
+        <w:ind w:left="1440" w:hanging="360"/>
+      </w:pPr>
+    </w:lvl>
+    <w:lvl w:ilvl="2" w:tplc="4009001B" w:tentative="1">
+      <w:start w:val="1"/>
+      <w:numFmt w:val="lowerRoman"/>
+      <w:lvlText w:val="%3."/>
+      <w:lvlJc w:val="right"/>
+      <w:pPr>
+        <w:ind w:left="2160" w:hanging="180"/>
+      </w:pPr>
+    </w:lvl>
+    <w:lvl w:ilvl="3" w:tplc="4009000F" w:tentative="1">
+      <w:start w:val="1"/>
+      <w:numFmt w:val="decimal"/>
+      <w:lvlText w:val="%4."/>
+      <w:lvlJc w:val="left"/>
+      <w:pPr>
+        <w:ind w:left="2880" w:hanging="360"/>
+      </w:pPr>
+    </w:lvl>
+    <w:lvl w:ilvl="4" w:tplc="40090019" w:tentative="1">
+      <w:start w:val="1"/>
+      <w:numFmt w:val="lowerLetter"/>
+      <w:lvlText w:val="%5."/>
+      <w:lvlJc w:val="left"/>
+      <w:pPr>
+        <w:ind w:left="3600" w:hanging="360"/>
+      </w:pPr>
+    </w:lvl>
+    <w:lvl w:ilvl="5" w:tplc="4009001B" w:tentative="1">
+      <w:start w:val="1"/>
+      <w:numFmt w:val="lowerRoman"/>
+      <w:lvlText w:val="%6."/>
+      <w:lvlJc w:val="right"/>
+      <w:pPr>
+        <w:ind w:left="4320" w:hanging="180"/>
+      </w:pPr>
+    </w:lvl>
+    <w:lvl w:ilvl="6" w:tplc="4009000F" w:tentative="1">
+      <w:start w:val="1"/>
+      <w:numFmt w:val="decimal"/>
+      <w:lvlText w:val="%7."/>
+      <w:lvlJc w:val="left"/>
+      <w:pPr>
+        <w:ind w:left="5040" w:hanging="360"/>
+      </w:pPr>
+    </w:lvl>
+    <w:lvl w:ilvl="7" w:tplc="40090019" w:tentative="1">
+      <w:start w:val="1"/>
+      <w:numFmt w:val="lowerLetter"/>
+      <w:lvlText w:val="%8."/>
+      <w:lvlJc w:val="left"/>
+      <w:pPr>
+        <w:ind w:left="5760" w:hanging="360"/>
+      </w:pPr>
+    </w:lvl>
+    <w:lvl w:ilvl="8" w:tplc="4009001B" w:tentative="1">
+      <w:start w:val="1"/>
+      <w:numFmt w:val="lowerRoman"/>
+      <w:lvlText w:val="%9."/>
+      <w:lvlJc w:val="right"/>
+      <w:pPr>
+        <w:ind w:left="6480" w:hanging="180"/>
+      </w:pPr>
+    </w:lvl>
+  </w:abstractNum>
+  <w:abstractNum w:abstractNumId="3">
     <w:nsid w:val="1D0166BD"/>
     <w:multiLevelType w:val="hybridMultilevel"/>
     <w:tmpl w:val="73A888F8"/>
@@ -5210,7 +7092,7 @@
       </w:pPr>
     </w:lvl>
   </w:abstractNum>
-  <w:abstractNum w:abstractNumId="2">
+  <w:abstractNum w:abstractNumId="4">
     <w:nsid w:val="24AD48A7"/>
     <w:multiLevelType w:val="hybridMultilevel"/>
     <w:tmpl w:val="C53ACF94"/>
@@ -5323,7 +7205,7 @@
       </w:rPr>
     </w:lvl>
   </w:abstractNum>
-  <w:abstractNum w:abstractNumId="3">
+  <w:abstractNum w:abstractNumId="5">
     <w:nsid w:val="44443626"/>
     <w:multiLevelType w:val="hybridMultilevel"/>
     <w:tmpl w:val="3A38E55E"/>
@@ -5436,7 +7318,295 @@
       </w:rPr>
     </w:lvl>
   </w:abstractNum>
-  <w:abstractNum w:abstractNumId="4">
+  <w:abstractNum w:abstractNumId="6">
+    <w:nsid w:val="4BCF165C"/>
+    <w:multiLevelType w:val="hybridMultilevel"/>
+    <w:tmpl w:val="E7067116"/>
+    <w:lvl w:ilvl="0" w:tplc="4009000F">
+      <w:start w:val="1"/>
+      <w:numFmt w:val="decimal"/>
+      <w:lvlText w:val="%1."/>
+      <w:lvlJc w:val="left"/>
+      <w:pPr>
+        <w:ind w:left="720" w:hanging="360"/>
+      </w:pPr>
+    </w:lvl>
+    <w:lvl w:ilvl="1" w:tplc="40090019">
+      <w:start w:val="1"/>
+      <w:numFmt w:val="lowerLetter"/>
+      <w:lvlText w:val="%2."/>
+      <w:lvlJc w:val="left"/>
+      <w:pPr>
+        <w:ind w:left="1440" w:hanging="360"/>
+      </w:pPr>
+    </w:lvl>
+    <w:lvl w:ilvl="2" w:tplc="4009001B" w:tentative="1">
+      <w:start w:val="1"/>
+      <w:numFmt w:val="lowerRoman"/>
+      <w:lvlText w:val="%3."/>
+      <w:lvlJc w:val="right"/>
+      <w:pPr>
+        <w:ind w:left="2160" w:hanging="180"/>
+      </w:pPr>
+    </w:lvl>
+    <w:lvl w:ilvl="3" w:tplc="4009000F" w:tentative="1">
+      <w:start w:val="1"/>
+      <w:numFmt w:val="decimal"/>
+      <w:lvlText w:val="%4."/>
+      <w:lvlJc w:val="left"/>
+      <w:pPr>
+        <w:ind w:left="2880" w:hanging="360"/>
+      </w:pPr>
+    </w:lvl>
+    <w:lvl w:ilvl="4" w:tplc="40090019" w:tentative="1">
+      <w:start w:val="1"/>
+      <w:numFmt w:val="lowerLetter"/>
+      <w:lvlText w:val="%5."/>
+      <w:lvlJc w:val="left"/>
+      <w:pPr>
+        <w:ind w:left="3600" w:hanging="360"/>
+      </w:pPr>
+    </w:lvl>
+    <w:lvl w:ilvl="5" w:tplc="4009001B" w:tentative="1">
+      <w:start w:val="1"/>
+      <w:numFmt w:val="lowerRoman"/>
+      <w:lvlText w:val="%6."/>
+      <w:lvlJc w:val="right"/>
+      <w:pPr>
+        <w:ind w:left="4320" w:hanging="180"/>
+      </w:pPr>
+    </w:lvl>
+    <w:lvl w:ilvl="6" w:tplc="4009000F" w:tentative="1">
+      <w:start w:val="1"/>
+      <w:numFmt w:val="decimal"/>
+      <w:lvlText w:val="%7."/>
+      <w:lvlJc w:val="left"/>
+      <w:pPr>
+        <w:ind w:left="5040" w:hanging="360"/>
+      </w:pPr>
+    </w:lvl>
+    <w:lvl w:ilvl="7" w:tplc="40090019" w:tentative="1">
+      <w:start w:val="1"/>
+      <w:numFmt w:val="lowerLetter"/>
+      <w:lvlText w:val="%8."/>
+      <w:lvlJc w:val="left"/>
+      <w:pPr>
+        <w:ind w:left="5760" w:hanging="360"/>
+      </w:pPr>
+    </w:lvl>
+    <w:lvl w:ilvl="8" w:tplc="4009001B" w:tentative="1">
+      <w:start w:val="1"/>
+      <w:numFmt w:val="lowerRoman"/>
+      <w:lvlText w:val="%9."/>
+      <w:lvlJc w:val="right"/>
+      <w:pPr>
+        <w:ind w:left="6480" w:hanging="180"/>
+      </w:pPr>
+    </w:lvl>
+  </w:abstractNum>
+  <w:abstractNum w:abstractNumId="7">
+    <w:nsid w:val="4D934839"/>
+    <w:multiLevelType w:val="hybridMultilevel"/>
+    <w:tmpl w:val="4464362A"/>
+    <w:lvl w:ilvl="0" w:tplc="4009000F">
+      <w:start w:val="1"/>
+      <w:numFmt w:val="decimal"/>
+      <w:lvlText w:val="%1."/>
+      <w:lvlJc w:val="left"/>
+      <w:pPr>
+        <w:ind w:left="720" w:hanging="360"/>
+      </w:pPr>
+      <w:rPr>
+        <w:rFonts w:hint="default"/>
+      </w:rPr>
+    </w:lvl>
+    <w:lvl w:ilvl="1" w:tplc="40090019" w:tentative="1">
+      <w:start w:val="1"/>
+      <w:numFmt w:val="lowerLetter"/>
+      <w:lvlText w:val="%2."/>
+      <w:lvlJc w:val="left"/>
+      <w:pPr>
+        <w:ind w:left="1440" w:hanging="360"/>
+      </w:pPr>
+    </w:lvl>
+    <w:lvl w:ilvl="2" w:tplc="4009001B" w:tentative="1">
+      <w:start w:val="1"/>
+      <w:numFmt w:val="lowerRoman"/>
+      <w:lvlText w:val="%3."/>
+      <w:lvlJc w:val="right"/>
+      <w:pPr>
+        <w:ind w:left="2160" w:hanging="180"/>
+      </w:pPr>
+    </w:lvl>
+    <w:lvl w:ilvl="3" w:tplc="4009000F" w:tentative="1">
+      <w:start w:val="1"/>
+      <w:numFmt w:val="decimal"/>
+      <w:lvlText w:val="%4."/>
+      <w:lvlJc w:val="left"/>
+      <w:pPr>
+        <w:ind w:left="2880" w:hanging="360"/>
+      </w:pPr>
+    </w:lvl>
+    <w:lvl w:ilvl="4" w:tplc="40090019" w:tentative="1">
+      <w:start w:val="1"/>
+      <w:numFmt w:val="lowerLetter"/>
+      <w:lvlText w:val="%5."/>
+      <w:lvlJc w:val="left"/>
+      <w:pPr>
+        <w:ind w:left="3600" w:hanging="360"/>
+      </w:pPr>
+    </w:lvl>
+    <w:lvl w:ilvl="5" w:tplc="4009001B" w:tentative="1">
+      <w:start w:val="1"/>
+      <w:numFmt w:val="lowerRoman"/>
+      <w:lvlText w:val="%6."/>
+      <w:lvlJc w:val="right"/>
+      <w:pPr>
+        <w:ind w:left="4320" w:hanging="180"/>
+      </w:pPr>
+    </w:lvl>
+    <w:lvl w:ilvl="6" w:tplc="4009000F" w:tentative="1">
+      <w:start w:val="1"/>
+      <w:numFmt w:val="decimal"/>
+      <w:lvlText w:val="%7."/>
+      <w:lvlJc w:val="left"/>
+      <w:pPr>
+        <w:ind w:left="5040" w:hanging="360"/>
+      </w:pPr>
+    </w:lvl>
+    <w:lvl w:ilvl="7" w:tplc="40090019" w:tentative="1">
+      <w:start w:val="1"/>
+      <w:numFmt w:val="lowerLetter"/>
+      <w:lvlText w:val="%8."/>
+      <w:lvlJc w:val="left"/>
+      <w:pPr>
+        <w:ind w:left="5760" w:hanging="360"/>
+      </w:pPr>
+    </w:lvl>
+    <w:lvl w:ilvl="8" w:tplc="4009001B" w:tentative="1">
+      <w:start w:val="1"/>
+      <w:numFmt w:val="lowerRoman"/>
+      <w:lvlText w:val="%9."/>
+      <w:lvlJc w:val="right"/>
+      <w:pPr>
+        <w:ind w:left="6480" w:hanging="180"/>
+      </w:pPr>
+    </w:lvl>
+  </w:abstractNum>
+  <w:abstractNum w:abstractNumId="8">
+    <w:nsid w:val="520668FC"/>
+    <w:multiLevelType w:val="hybridMultilevel"/>
+    <w:tmpl w:val="A4F835F0"/>
+    <w:lvl w:ilvl="0" w:tplc="40090001">
+      <w:start w:val="1"/>
+      <w:numFmt w:val="bullet"/>
+      <w:lvlText w:val=""/>
+      <w:lvlJc w:val="left"/>
+      <w:pPr>
+        <w:ind w:left="720" w:hanging="360"/>
+      </w:pPr>
+      <w:rPr>
+        <w:rFonts w:ascii="Symbol" w:hAnsi="Symbol" w:hint="default"/>
+      </w:rPr>
+    </w:lvl>
+    <w:lvl w:ilvl="1" w:tplc="40090003" w:tentative="1">
+      <w:start w:val="1"/>
+      <w:numFmt w:val="bullet"/>
+      <w:lvlText w:val="o"/>
+      <w:lvlJc w:val="left"/>
+      <w:pPr>
+        <w:ind w:left="1440" w:hanging="360"/>
+      </w:pPr>
+      <w:rPr>
+        <w:rFonts w:ascii="Courier New" w:hAnsi="Courier New" w:cs="Courier New" w:hint="default"/>
+      </w:rPr>
+    </w:lvl>
+    <w:lvl w:ilvl="2" w:tplc="40090005" w:tentative="1">
+      <w:start w:val="1"/>
+      <w:numFmt w:val="bullet"/>
+      <w:lvlText w:val=""/>
+      <w:lvlJc w:val="left"/>
+      <w:pPr>
+        <w:ind w:left="2160" w:hanging="360"/>
+      </w:pPr>
+      <w:rPr>
+        <w:rFonts w:ascii="Wingdings" w:hAnsi="Wingdings" w:hint="default"/>
+      </w:rPr>
+    </w:lvl>
+    <w:lvl w:ilvl="3" w:tplc="40090001" w:tentative="1">
+      <w:start w:val="1"/>
+      <w:numFmt w:val="bullet"/>
+      <w:lvlText w:val=""/>
+      <w:lvlJc w:val="left"/>
+      <w:pPr>
+        <w:ind w:left="2880" w:hanging="360"/>
+      </w:pPr>
+      <w:rPr>
+        <w:rFonts w:ascii="Symbol" w:hAnsi="Symbol" w:hint="default"/>
+      </w:rPr>
+    </w:lvl>
+    <w:lvl w:ilvl="4" w:tplc="40090003" w:tentative="1">
+      <w:start w:val="1"/>
+      <w:numFmt w:val="bullet"/>
+      <w:lvlText w:val="o"/>
+      <w:lvlJc w:val="left"/>
+      <w:pPr>
+        <w:ind w:left="3600" w:hanging="360"/>
+      </w:pPr>
+      <w:rPr>
+        <w:rFonts w:ascii="Courier New" w:hAnsi="Courier New" w:cs="Courier New" w:hint="default"/>
+      </w:rPr>
+    </w:lvl>
+    <w:lvl w:ilvl="5" w:tplc="40090005" w:tentative="1">
+      <w:start w:val="1"/>
+      <w:numFmt w:val="bullet"/>
+      <w:lvlText w:val=""/>
+      <w:lvlJc w:val="left"/>
+      <w:pPr>
+        <w:ind w:left="4320" w:hanging="360"/>
+      </w:pPr>
+      <w:rPr>
+        <w:rFonts w:ascii="Wingdings" w:hAnsi="Wingdings" w:hint="default"/>
+      </w:rPr>
+    </w:lvl>
+    <w:lvl w:ilvl="6" w:tplc="40090001" w:tentative="1">
+      <w:start w:val="1"/>
+      <w:numFmt w:val="bullet"/>
+      <w:lvlText w:val=""/>
+      <w:lvlJc w:val="left"/>
+      <w:pPr>
+        <w:ind w:left="5040" w:hanging="360"/>
+      </w:pPr>
+      <w:rPr>
+        <w:rFonts w:ascii="Symbol" w:hAnsi="Symbol" w:hint="default"/>
+      </w:rPr>
+    </w:lvl>
+    <w:lvl w:ilvl="7" w:tplc="40090003" w:tentative="1">
+      <w:start w:val="1"/>
+      <w:numFmt w:val="bullet"/>
+      <w:lvlText w:val="o"/>
+      <w:lvlJc w:val="left"/>
+      <w:pPr>
+        <w:ind w:left="5760" w:hanging="360"/>
+      </w:pPr>
+      <w:rPr>
+        <w:rFonts w:ascii="Courier New" w:hAnsi="Courier New" w:cs="Courier New" w:hint="default"/>
+      </w:rPr>
+    </w:lvl>
+    <w:lvl w:ilvl="8" w:tplc="40090005" w:tentative="1">
+      <w:start w:val="1"/>
+      <w:numFmt w:val="bullet"/>
+      <w:lvlText w:val=""/>
+      <w:lvlJc w:val="left"/>
+      <w:pPr>
+        <w:ind w:left="6480" w:hanging="360"/>
+      </w:pPr>
+      <w:rPr>
+        <w:rFonts w:ascii="Wingdings" w:hAnsi="Wingdings" w:hint="default"/>
+      </w:rPr>
+    </w:lvl>
+  </w:abstractNum>
+  <w:abstractNum w:abstractNumId="9">
     <w:nsid w:val="571D3B3E"/>
     <w:multiLevelType w:val="hybridMultilevel"/>
     <w:tmpl w:val="CF98A6CE"/>
@@ -5549,7 +7719,7 @@
       </w:rPr>
     </w:lvl>
   </w:abstractNum>
-  <w:abstractNum w:abstractNumId="5">
+  <w:abstractNum w:abstractNumId="10">
     <w:nsid w:val="5F4B1933"/>
     <w:multiLevelType w:val="hybridMultilevel"/>
     <w:tmpl w:val="B9F8D93A"/>
@@ -5662,7 +7832,7 @@
       </w:rPr>
     </w:lvl>
   </w:abstractNum>
-  <w:abstractNum w:abstractNumId="6">
+  <w:abstractNum w:abstractNumId="11">
     <w:nsid w:val="64CF3846"/>
     <w:multiLevelType w:val="hybridMultilevel"/>
     <w:tmpl w:val="13ACF5F6"/>
@@ -5775,7 +7945,96 @@
       </w:rPr>
     </w:lvl>
   </w:abstractNum>
-  <w:abstractNum w:abstractNumId="7">
+  <w:abstractNum w:abstractNumId="12">
+    <w:nsid w:val="6E087545"/>
+    <w:multiLevelType w:val="hybridMultilevel"/>
+    <w:tmpl w:val="68B8BE2E"/>
+    <w:lvl w:ilvl="0" w:tplc="4009000F">
+      <w:start w:val="1"/>
+      <w:numFmt w:val="decimal"/>
+      <w:lvlText w:val="%1."/>
+      <w:lvlJc w:val="left"/>
+      <w:pPr>
+        <w:ind w:left="720" w:hanging="360"/>
+      </w:pPr>
+      <w:rPr>
+        <w:rFonts w:hint="default"/>
+      </w:rPr>
+    </w:lvl>
+    <w:lvl w:ilvl="1" w:tplc="40090019" w:tentative="1">
+      <w:start w:val="1"/>
+      <w:numFmt w:val="lowerLetter"/>
+      <w:lvlText w:val="%2."/>
+      <w:lvlJc w:val="left"/>
+      <w:pPr>
+        <w:ind w:left="1440" w:hanging="360"/>
+      </w:pPr>
+    </w:lvl>
+    <w:lvl w:ilvl="2" w:tplc="4009001B" w:tentative="1">
+      <w:start w:val="1"/>
+      <w:numFmt w:val="lowerRoman"/>
+      <w:lvlText w:val="%3."/>
+      <w:lvlJc w:val="right"/>
+      <w:pPr>
+        <w:ind w:left="2160" w:hanging="180"/>
+      </w:pPr>
+    </w:lvl>
+    <w:lvl w:ilvl="3" w:tplc="4009000F" w:tentative="1">
+      <w:start w:val="1"/>
+      <w:numFmt w:val="decimal"/>
+      <w:lvlText w:val="%4."/>
+      <w:lvlJc w:val="left"/>
+      <w:pPr>
+        <w:ind w:left="2880" w:hanging="360"/>
+      </w:pPr>
+    </w:lvl>
+    <w:lvl w:ilvl="4" w:tplc="40090019" w:tentative="1">
+      <w:start w:val="1"/>
+      <w:numFmt w:val="lowerLetter"/>
+      <w:lvlText w:val="%5."/>
+      <w:lvlJc w:val="left"/>
+      <w:pPr>
+        <w:ind w:left="3600" w:hanging="360"/>
+      </w:pPr>
+    </w:lvl>
+    <w:lvl w:ilvl="5" w:tplc="4009001B" w:tentative="1">
+      <w:start w:val="1"/>
+      <w:numFmt w:val="lowerRoman"/>
+      <w:lvlText w:val="%6."/>
+      <w:lvlJc w:val="right"/>
+      <w:pPr>
+        <w:ind w:left="4320" w:hanging="180"/>
+      </w:pPr>
+    </w:lvl>
+    <w:lvl w:ilvl="6" w:tplc="4009000F" w:tentative="1">
+      <w:start w:val="1"/>
+      <w:numFmt w:val="decimal"/>
+      <w:lvlText w:val="%7."/>
+      <w:lvlJc w:val="left"/>
+      <w:pPr>
+        <w:ind w:left="5040" w:hanging="360"/>
+      </w:pPr>
+    </w:lvl>
+    <w:lvl w:ilvl="7" w:tplc="40090019" w:tentative="1">
+      <w:start w:val="1"/>
+      <w:numFmt w:val="lowerLetter"/>
+      <w:lvlText w:val="%8."/>
+      <w:lvlJc w:val="left"/>
+      <w:pPr>
+        <w:ind w:left="5760" w:hanging="360"/>
+      </w:pPr>
+    </w:lvl>
+    <w:lvl w:ilvl="8" w:tplc="4009001B" w:tentative="1">
+      <w:start w:val="1"/>
+      <w:numFmt w:val="lowerRoman"/>
+      <w:lvlText w:val="%9."/>
+      <w:lvlJc w:val="right"/>
+      <w:pPr>
+        <w:ind w:left="6480" w:hanging="180"/>
+      </w:pPr>
+    </w:lvl>
+  </w:abstractNum>
+  <w:abstractNum w:abstractNumId="13">
     <w:nsid w:val="712436B2"/>
     <w:multiLevelType w:val="hybridMultilevel"/>
     <w:tmpl w:val="7DB88F34"/>
@@ -5888,7 +8147,7 @@
       </w:rPr>
     </w:lvl>
   </w:abstractNum>
-  <w:abstractNum w:abstractNumId="8">
+  <w:abstractNum w:abstractNumId="14">
     <w:nsid w:val="73BF2B49"/>
     <w:multiLevelType w:val="hybridMultilevel"/>
     <w:tmpl w:val="8E56E800"/>
@@ -6001,7 +8260,7 @@
       </w:rPr>
     </w:lvl>
   </w:abstractNum>
-  <w:abstractNum w:abstractNumId="9">
+  <w:abstractNum w:abstractNumId="15">
     <w:nsid w:val="7FF367B4"/>
     <w:multiLevelType w:val="hybridMultilevel"/>
     <w:tmpl w:val="3DDC9BF0"/>
@@ -6118,31 +8377,49 @@
     <w:abstractNumId w:val="0"/>
   </w:num>
   <w:num w:numId="2">
+    <w:abstractNumId w:val="9"/>
+  </w:num>
+  <w:num w:numId="3">
+    <w:abstractNumId w:val="11"/>
+  </w:num>
+  <w:num w:numId="4">
+    <w:abstractNumId w:val="14"/>
+  </w:num>
+  <w:num w:numId="5">
     <w:abstractNumId w:val="4"/>
   </w:num>
-  <w:num w:numId="3">
+  <w:num w:numId="6">
+    <w:abstractNumId w:val="13"/>
+  </w:num>
+  <w:num w:numId="7">
+    <w:abstractNumId w:val="15"/>
+  </w:num>
+  <w:num w:numId="8">
+    <w:abstractNumId w:val="5"/>
+  </w:num>
+  <w:num w:numId="9">
+    <w:abstractNumId w:val="10"/>
+  </w:num>
+  <w:num w:numId="10">
+    <w:abstractNumId w:val="3"/>
+  </w:num>
+  <w:num w:numId="11">
+    <w:abstractNumId w:val="8"/>
+  </w:num>
+  <w:num w:numId="12">
+    <w:abstractNumId w:val="2"/>
+  </w:num>
+  <w:num w:numId="13">
     <w:abstractNumId w:val="6"/>
   </w:num>
-  <w:num w:numId="4">
-    <w:abstractNumId w:val="8"/>
+  <w:num w:numId="14">
+    <w:abstractNumId w:val="12"/>
   </w:num>
-  <w:num w:numId="5">
-    <w:abstractNumId w:val="2"/>
+  <w:num w:numId="15">
+    <w:abstractNumId w:val="1"/>
   </w:num>
-  <w:num w:numId="6">
+  <w:num w:numId="16">
     <w:abstractNumId w:val="7"/>
-  </w:num>
-  <w:num w:numId="7">
-    <w:abstractNumId w:val="9"/>
-  </w:num>
-  <w:num w:numId="8">
-    <w:abstractNumId w:val="3"/>
-  </w:num>
-  <w:num w:numId="9">
-    <w:abstractNumId w:val="5"/>
-  </w:num>
-  <w:num w:numId="10">
-    <w:abstractNumId w:val="1"/>
   </w:num>
 </w:numbering>
 </file>
@@ -6581,7 +8858,2774 @@
       <w:contextualSpacing/>
     </w:pPr>
   </w:style>
+  <w:style w:type="character" w:styleId="Hyperlink">
+    <w:name w:val="Hyperlink"/>
+    <w:basedOn w:val="DefaultParagraphFont"/>
+    <w:uiPriority w:val="99"/>
+    <w:semiHidden/>
+    <w:unhideWhenUsed/>
+    <w:rsid w:val="0016129B"/>
+    <w:rPr>
+      <w:color w:val="0000FF"/>
+      <w:u w:val="single"/>
+    </w:rPr>
+  </w:style>
 </w:styles>
+</file>
+
+<file path=word/diagrams/colors1.xml><?xml version="1.0" encoding="utf-8"?>
+<dgm:colorsDef xmlns:dgm="http://schemas.openxmlformats.org/drawingml/2006/diagram" xmlns:a="http://schemas.openxmlformats.org/drawingml/2006/main" uniqueId="urn:microsoft.com/office/officeart/2005/8/colors/colorful2">
+  <dgm:title val=""/>
+  <dgm:desc val=""/>
+  <dgm:catLst>
+    <dgm:cat type="colorful" pri="10200"/>
+  </dgm:catLst>
+  <dgm:styleLbl name="node0">
+    <dgm:fillClrLst meth="repeat">
+      <a:schemeClr val="accent1"/>
+    </dgm:fillClrLst>
+    <dgm:linClrLst meth="repeat">
+      <a:schemeClr val="lt1"/>
+    </dgm:linClrLst>
+    <dgm:effectClrLst/>
+    <dgm:txLinClrLst/>
+    <dgm:txFillClrLst/>
+    <dgm:txEffectClrLst/>
+  </dgm:styleLbl>
+  <dgm:styleLbl name="node1">
+    <dgm:fillClrLst>
+      <a:schemeClr val="accent2"/>
+      <a:schemeClr val="accent3"/>
+    </dgm:fillClrLst>
+    <dgm:linClrLst meth="repeat">
+      <a:schemeClr val="lt1"/>
+    </dgm:linClrLst>
+    <dgm:effectClrLst/>
+    <dgm:txLinClrLst/>
+    <dgm:txFillClrLst/>
+    <dgm:txEffectClrLst/>
+  </dgm:styleLbl>
+  <dgm:styleLbl name="alignNode1">
+    <dgm:fillClrLst>
+      <a:schemeClr val="accent2"/>
+      <a:schemeClr val="accent3"/>
+    </dgm:fillClrLst>
+    <dgm:linClrLst>
+      <a:schemeClr val="accent2"/>
+      <a:schemeClr val="accent3"/>
+    </dgm:linClrLst>
+    <dgm:effectClrLst/>
+    <dgm:txLinClrLst/>
+    <dgm:txFillClrLst/>
+    <dgm:txEffectClrLst/>
+  </dgm:styleLbl>
+  <dgm:styleLbl name="lnNode1">
+    <dgm:fillClrLst>
+      <a:schemeClr val="accent2"/>
+      <a:schemeClr val="accent3"/>
+    </dgm:fillClrLst>
+    <dgm:linClrLst meth="repeat">
+      <a:schemeClr val="lt1"/>
+    </dgm:linClrLst>
+    <dgm:effectClrLst/>
+    <dgm:txLinClrLst/>
+    <dgm:txFillClrLst/>
+    <dgm:txEffectClrLst/>
+  </dgm:styleLbl>
+  <dgm:styleLbl name="vennNode1">
+    <dgm:fillClrLst>
+      <a:schemeClr val="accent2">
+        <a:alpha val="50000"/>
+      </a:schemeClr>
+      <a:schemeClr val="accent3">
+        <a:alpha val="50000"/>
+      </a:schemeClr>
+    </dgm:fillClrLst>
+    <dgm:linClrLst meth="repeat">
+      <a:schemeClr val="lt1"/>
+    </dgm:linClrLst>
+    <dgm:effectClrLst/>
+    <dgm:txLinClrLst/>
+    <dgm:txFillClrLst/>
+    <dgm:txEffectClrLst/>
+  </dgm:styleLbl>
+  <dgm:styleLbl name="node2">
+    <dgm:fillClrLst>
+      <a:schemeClr val="accent3"/>
+    </dgm:fillClrLst>
+    <dgm:linClrLst meth="repeat">
+      <a:schemeClr val="lt1"/>
+    </dgm:linClrLst>
+    <dgm:effectClrLst/>
+    <dgm:txLinClrLst/>
+    <dgm:txFillClrLst/>
+    <dgm:txEffectClrLst/>
+  </dgm:styleLbl>
+  <dgm:styleLbl name="node3">
+    <dgm:fillClrLst>
+      <a:schemeClr val="accent4"/>
+    </dgm:fillClrLst>
+    <dgm:linClrLst meth="repeat">
+      <a:schemeClr val="lt1"/>
+    </dgm:linClrLst>
+    <dgm:effectClrLst/>
+    <dgm:txLinClrLst/>
+    <dgm:txFillClrLst/>
+    <dgm:txEffectClrLst/>
+  </dgm:styleLbl>
+  <dgm:styleLbl name="node4">
+    <dgm:fillClrLst>
+      <a:schemeClr val="accent5"/>
+    </dgm:fillClrLst>
+    <dgm:linClrLst meth="repeat">
+      <a:schemeClr val="lt1"/>
+    </dgm:linClrLst>
+    <dgm:effectClrLst/>
+    <dgm:txLinClrLst/>
+    <dgm:txFillClrLst/>
+    <dgm:txEffectClrLst/>
+  </dgm:styleLbl>
+  <dgm:styleLbl name="fgImgPlace1">
+    <dgm:fillClrLst>
+      <a:schemeClr val="accent2">
+        <a:tint val="50000"/>
+      </a:schemeClr>
+      <a:schemeClr val="accent3">
+        <a:tint val="50000"/>
+      </a:schemeClr>
+    </dgm:fillClrLst>
+    <dgm:linClrLst meth="repeat">
+      <a:schemeClr val="lt1"/>
+    </dgm:linClrLst>
+    <dgm:effectClrLst/>
+    <dgm:txLinClrLst/>
+    <dgm:txFillClrLst meth="repeat">
+      <a:schemeClr val="lt1"/>
+    </dgm:txFillClrLst>
+    <dgm:txEffectClrLst/>
+  </dgm:styleLbl>
+  <dgm:styleLbl name="alignImgPlace1">
+    <dgm:fillClrLst>
+      <a:schemeClr val="accent2">
+        <a:tint val="50000"/>
+      </a:schemeClr>
+      <a:schemeClr val="accent3">
+        <a:tint val="20000"/>
+      </a:schemeClr>
+    </dgm:fillClrLst>
+    <dgm:linClrLst meth="repeat">
+      <a:schemeClr val="lt1"/>
+    </dgm:linClrLst>
+    <dgm:effectClrLst/>
+    <dgm:txLinClrLst/>
+    <dgm:txFillClrLst meth="repeat">
+      <a:schemeClr val="lt1"/>
+    </dgm:txFillClrLst>
+    <dgm:txEffectClrLst/>
+  </dgm:styleLbl>
+  <dgm:styleLbl name="bgImgPlace1">
+    <dgm:fillClrLst>
+      <a:schemeClr val="accent2">
+        <a:tint val="50000"/>
+      </a:schemeClr>
+      <a:schemeClr val="accent3">
+        <a:tint val="20000"/>
+      </a:schemeClr>
+    </dgm:fillClrLst>
+    <dgm:linClrLst meth="repeat">
+      <a:schemeClr val="lt1"/>
+    </dgm:linClrLst>
+    <dgm:effectClrLst/>
+    <dgm:txLinClrLst/>
+    <dgm:txFillClrLst meth="repeat">
+      <a:schemeClr val="lt1"/>
+    </dgm:txFillClrLst>
+    <dgm:txEffectClrLst/>
+  </dgm:styleLbl>
+  <dgm:styleLbl name="sibTrans2D1">
+    <dgm:fillClrLst>
+      <a:schemeClr val="accent2"/>
+      <a:schemeClr val="accent3"/>
+    </dgm:fillClrLst>
+    <dgm:linClrLst meth="repeat">
+      <a:schemeClr val="lt1"/>
+    </dgm:linClrLst>
+    <dgm:effectClrLst/>
+    <dgm:txLinClrLst/>
+    <dgm:txFillClrLst/>
+    <dgm:txEffectClrLst/>
+  </dgm:styleLbl>
+  <dgm:styleLbl name="fgSibTrans2D1">
+    <dgm:fillClrLst>
+      <a:schemeClr val="accent2"/>
+      <a:schemeClr val="accent3"/>
+    </dgm:fillClrLst>
+    <dgm:linClrLst meth="repeat">
+      <a:schemeClr val="lt1"/>
+    </dgm:linClrLst>
+    <dgm:effectClrLst/>
+    <dgm:txLinClrLst/>
+    <dgm:txFillClrLst meth="repeat">
+      <a:schemeClr val="lt1"/>
+    </dgm:txFillClrLst>
+    <dgm:txEffectClrLst/>
+  </dgm:styleLbl>
+  <dgm:styleLbl name="bgSibTrans2D1">
+    <dgm:fillClrLst>
+      <a:schemeClr val="accent2"/>
+      <a:schemeClr val="accent3"/>
+    </dgm:fillClrLst>
+    <dgm:linClrLst meth="repeat">
+      <a:schemeClr val="lt1"/>
+    </dgm:linClrLst>
+    <dgm:effectClrLst/>
+    <dgm:txLinClrLst/>
+    <dgm:txFillClrLst meth="repeat">
+      <a:schemeClr val="lt1"/>
+    </dgm:txFillClrLst>
+    <dgm:txEffectClrLst/>
+  </dgm:styleLbl>
+  <dgm:styleLbl name="sibTrans1D1">
+    <dgm:fillClrLst/>
+    <dgm:linClrLst>
+      <a:schemeClr val="accent2"/>
+      <a:schemeClr val="accent3"/>
+    </dgm:linClrLst>
+    <dgm:effectClrLst/>
+    <dgm:txLinClrLst/>
+    <dgm:txFillClrLst meth="repeat">
+      <a:schemeClr val="tx1"/>
+    </dgm:txFillClrLst>
+    <dgm:txEffectClrLst/>
+  </dgm:styleLbl>
+  <dgm:styleLbl name="callout">
+    <dgm:fillClrLst meth="repeat">
+      <a:schemeClr val="accent2"/>
+    </dgm:fillClrLst>
+    <dgm:linClrLst meth="repeat">
+      <a:schemeClr val="accent2">
+        <a:tint val="50000"/>
+      </a:schemeClr>
+    </dgm:linClrLst>
+    <dgm:effectClrLst/>
+    <dgm:txLinClrLst/>
+    <dgm:txFillClrLst meth="repeat">
+      <a:schemeClr val="tx1"/>
+    </dgm:txFillClrLst>
+    <dgm:txEffectClrLst/>
+  </dgm:styleLbl>
+  <dgm:styleLbl name="asst0">
+    <dgm:fillClrLst meth="repeat">
+      <a:schemeClr val="accent2"/>
+    </dgm:fillClrLst>
+    <dgm:linClrLst meth="repeat">
+      <a:schemeClr val="lt1">
+        <a:shade val="80000"/>
+      </a:schemeClr>
+    </dgm:linClrLst>
+    <dgm:effectClrLst/>
+    <dgm:txLinClrLst/>
+    <dgm:txFillClrLst/>
+    <dgm:txEffectClrLst/>
+  </dgm:styleLbl>
+  <dgm:styleLbl name="asst1">
+    <dgm:fillClrLst meth="repeat">
+      <a:schemeClr val="accent3"/>
+    </dgm:fillClrLst>
+    <dgm:linClrLst meth="repeat">
+      <a:schemeClr val="lt1">
+        <a:shade val="80000"/>
+      </a:schemeClr>
+    </dgm:linClrLst>
+    <dgm:effectClrLst/>
+    <dgm:txLinClrLst/>
+    <dgm:txFillClrLst/>
+    <dgm:txEffectClrLst/>
+  </dgm:styleLbl>
+  <dgm:styleLbl name="asst2">
+    <dgm:fillClrLst>
+      <a:schemeClr val="accent4"/>
+    </dgm:fillClrLst>
+    <dgm:linClrLst meth="repeat">
+      <a:schemeClr val="lt1"/>
+    </dgm:linClrLst>
+    <dgm:effectClrLst/>
+    <dgm:txLinClrLst/>
+    <dgm:txFillClrLst/>
+    <dgm:txEffectClrLst/>
+  </dgm:styleLbl>
+  <dgm:styleLbl name="asst3">
+    <dgm:fillClrLst>
+      <a:schemeClr val="accent5"/>
+    </dgm:fillClrLst>
+    <dgm:linClrLst meth="repeat">
+      <a:schemeClr val="lt1"/>
+    </dgm:linClrLst>
+    <dgm:effectClrLst/>
+    <dgm:txLinClrLst/>
+    <dgm:txFillClrLst/>
+    <dgm:txEffectClrLst/>
+  </dgm:styleLbl>
+  <dgm:styleLbl name="asst4">
+    <dgm:fillClrLst>
+      <a:schemeClr val="accent6"/>
+    </dgm:fillClrLst>
+    <dgm:linClrLst meth="repeat">
+      <a:schemeClr val="lt1"/>
+    </dgm:linClrLst>
+    <dgm:effectClrLst/>
+    <dgm:txLinClrLst/>
+    <dgm:txFillClrLst/>
+    <dgm:txEffectClrLst/>
+  </dgm:styleLbl>
+  <dgm:styleLbl name="parChTrans2D1">
+    <dgm:fillClrLst meth="repeat">
+      <a:schemeClr val="accent2"/>
+    </dgm:fillClrLst>
+    <dgm:linClrLst meth="repeat">
+      <a:schemeClr val="lt1"/>
+    </dgm:linClrLst>
+    <dgm:effectClrLst/>
+    <dgm:txLinClrLst/>
+    <dgm:txFillClrLst meth="repeat">
+      <a:schemeClr val="lt1"/>
+    </dgm:txFillClrLst>
+    <dgm:txEffectClrLst/>
+  </dgm:styleLbl>
+  <dgm:styleLbl name="parChTrans2D2">
+    <dgm:fillClrLst meth="repeat">
+      <a:schemeClr val="accent3"/>
+    </dgm:fillClrLst>
+    <dgm:linClrLst meth="repeat">
+      <a:schemeClr val="lt1"/>
+    </dgm:linClrLst>
+    <dgm:effectClrLst/>
+    <dgm:txLinClrLst/>
+    <dgm:txFillClrLst/>
+    <dgm:txEffectClrLst/>
+  </dgm:styleLbl>
+  <dgm:styleLbl name="parChTrans2D3">
+    <dgm:fillClrLst meth="repeat">
+      <a:schemeClr val="accent4"/>
+    </dgm:fillClrLst>
+    <dgm:linClrLst meth="repeat">
+      <a:schemeClr val="lt1"/>
+    </dgm:linClrLst>
+    <dgm:effectClrLst/>
+    <dgm:txLinClrLst/>
+    <dgm:txFillClrLst/>
+    <dgm:txEffectClrLst/>
+  </dgm:styleLbl>
+  <dgm:styleLbl name="parChTrans2D4">
+    <dgm:fillClrLst meth="repeat">
+      <a:schemeClr val="accent5"/>
+    </dgm:fillClrLst>
+    <dgm:linClrLst meth="repeat">
+      <a:schemeClr val="lt1"/>
+    </dgm:linClrLst>
+    <dgm:effectClrLst/>
+    <dgm:txLinClrLst/>
+    <dgm:txFillClrLst meth="repeat">
+      <a:schemeClr val="lt1"/>
+    </dgm:txFillClrLst>
+    <dgm:txEffectClrLst/>
+  </dgm:styleLbl>
+  <dgm:styleLbl name="parChTrans1D1">
+    <dgm:fillClrLst meth="repeat">
+      <a:schemeClr val="accent2"/>
+    </dgm:fillClrLst>
+    <dgm:linClrLst meth="repeat">
+      <a:schemeClr val="accent2"/>
+    </dgm:linClrLst>
+    <dgm:effectClrLst/>
+    <dgm:txLinClrLst/>
+    <dgm:txFillClrLst meth="repeat">
+      <a:schemeClr val="tx1"/>
+    </dgm:txFillClrLst>
+    <dgm:txEffectClrLst/>
+  </dgm:styleLbl>
+  <dgm:styleLbl name="parChTrans1D2">
+    <dgm:fillClrLst meth="repeat">
+      <a:schemeClr val="accent2">
+        <a:tint val="90000"/>
+      </a:schemeClr>
+    </dgm:fillClrLst>
+    <dgm:linClrLst meth="repeat">
+      <a:schemeClr val="accent3"/>
+    </dgm:linClrLst>
+    <dgm:effectClrLst/>
+    <dgm:txLinClrLst/>
+    <dgm:txFillClrLst meth="repeat">
+      <a:schemeClr val="tx1"/>
+    </dgm:txFillClrLst>
+    <dgm:txEffectClrLst/>
+  </dgm:styleLbl>
+  <dgm:styleLbl name="parChTrans1D3">
+    <dgm:fillClrLst meth="repeat">
+      <a:schemeClr val="accent2">
+        <a:tint val="70000"/>
+      </a:schemeClr>
+    </dgm:fillClrLst>
+    <dgm:linClrLst meth="repeat">
+      <a:schemeClr val="accent4"/>
+    </dgm:linClrLst>
+    <dgm:effectClrLst/>
+    <dgm:txLinClrLst/>
+    <dgm:txFillClrLst meth="repeat">
+      <a:schemeClr val="tx1"/>
+    </dgm:txFillClrLst>
+    <dgm:txEffectClrLst/>
+  </dgm:styleLbl>
+  <dgm:styleLbl name="parChTrans1D4">
+    <dgm:fillClrLst meth="repeat">
+      <a:schemeClr val="accent2">
+        <a:tint val="50000"/>
+      </a:schemeClr>
+    </dgm:fillClrLst>
+    <dgm:linClrLst meth="repeat">
+      <a:schemeClr val="accent5"/>
+    </dgm:linClrLst>
+    <dgm:effectClrLst/>
+    <dgm:txLinClrLst/>
+    <dgm:txFillClrLst meth="repeat">
+      <a:schemeClr val="tx1"/>
+    </dgm:txFillClrLst>
+    <dgm:txEffectClrLst/>
+  </dgm:styleLbl>
+  <dgm:styleLbl name="fgAcc1">
+    <dgm:fillClrLst meth="repeat">
+      <a:schemeClr val="lt1">
+        <a:alpha val="90000"/>
+      </a:schemeClr>
+    </dgm:fillClrLst>
+    <dgm:linClrLst>
+      <a:schemeClr val="accent2"/>
+      <a:schemeClr val="accent3"/>
+    </dgm:linClrLst>
+    <dgm:effectClrLst/>
+    <dgm:txLinClrLst/>
+    <dgm:txFillClrLst meth="repeat">
+      <a:schemeClr val="dk1"/>
+    </dgm:txFillClrLst>
+    <dgm:txEffectClrLst/>
+  </dgm:styleLbl>
+  <dgm:styleLbl name="conFgAcc1">
+    <dgm:fillClrLst meth="repeat">
+      <a:schemeClr val="lt1">
+        <a:alpha val="90000"/>
+      </a:schemeClr>
+    </dgm:fillClrLst>
+    <dgm:linClrLst>
+      <a:schemeClr val="accent2"/>
+      <a:schemeClr val="accent3"/>
+    </dgm:linClrLst>
+    <dgm:effectClrLst/>
+    <dgm:txLinClrLst/>
+    <dgm:txFillClrLst meth="repeat">
+      <a:schemeClr val="dk1"/>
+    </dgm:txFillClrLst>
+    <dgm:txEffectClrLst/>
+  </dgm:styleLbl>
+  <dgm:styleLbl name="alignAcc1">
+    <dgm:fillClrLst meth="repeat">
+      <a:schemeClr val="lt1">
+        <a:alpha val="90000"/>
+      </a:schemeClr>
+    </dgm:fillClrLst>
+    <dgm:linClrLst>
+      <a:schemeClr val="accent2"/>
+      <a:schemeClr val="accent3"/>
+    </dgm:linClrLst>
+    <dgm:effectClrLst/>
+    <dgm:txLinClrLst/>
+    <dgm:txFillClrLst meth="repeat">
+      <a:schemeClr val="dk1"/>
+    </dgm:txFillClrLst>
+    <dgm:txEffectClrLst/>
+  </dgm:styleLbl>
+  <dgm:styleLbl name="trAlignAcc1">
+    <dgm:fillClrLst meth="repeat">
+      <a:schemeClr val="lt1">
+        <a:alpha val="40000"/>
+      </a:schemeClr>
+    </dgm:fillClrLst>
+    <dgm:linClrLst meth="repeat">
+      <a:schemeClr val="accent2"/>
+    </dgm:linClrLst>
+    <dgm:effectClrLst/>
+    <dgm:txLinClrLst/>
+    <dgm:txFillClrLst meth="repeat">
+      <a:schemeClr val="dk1"/>
+    </dgm:txFillClrLst>
+    <dgm:txEffectClrLst/>
+  </dgm:styleLbl>
+  <dgm:styleLbl name="bgAcc1">
+    <dgm:fillClrLst meth="repeat">
+      <a:schemeClr val="lt1">
+        <a:alpha val="90000"/>
+      </a:schemeClr>
+    </dgm:fillClrLst>
+    <dgm:linClrLst>
+      <a:schemeClr val="accent2"/>
+      <a:schemeClr val="accent3"/>
+    </dgm:linClrLst>
+    <dgm:effectClrLst/>
+    <dgm:txLinClrLst/>
+    <dgm:txFillClrLst meth="repeat">
+      <a:schemeClr val="dk1"/>
+    </dgm:txFillClrLst>
+    <dgm:txEffectClrLst/>
+  </dgm:styleLbl>
+  <dgm:styleLbl name="solidFgAcc1">
+    <dgm:fillClrLst meth="repeat">
+      <a:schemeClr val="lt1"/>
+    </dgm:fillClrLst>
+    <dgm:linClrLst>
+      <a:schemeClr val="accent2"/>
+      <a:schemeClr val="accent3"/>
+    </dgm:linClrLst>
+    <dgm:effectClrLst/>
+    <dgm:txLinClrLst/>
+    <dgm:txFillClrLst meth="repeat">
+      <a:schemeClr val="dk1"/>
+    </dgm:txFillClrLst>
+    <dgm:txEffectClrLst/>
+  </dgm:styleLbl>
+  <dgm:styleLbl name="solidAlignAcc1">
+    <dgm:fillClrLst meth="repeat">
+      <a:schemeClr val="lt1"/>
+    </dgm:fillClrLst>
+    <dgm:linClrLst>
+      <a:schemeClr val="accent2"/>
+      <a:schemeClr val="accent3"/>
+    </dgm:linClrLst>
+    <dgm:effectClrLst/>
+    <dgm:txLinClrLst/>
+    <dgm:txFillClrLst meth="repeat">
+      <a:schemeClr val="dk1"/>
+    </dgm:txFillClrLst>
+    <dgm:txEffectClrLst/>
+  </dgm:styleLbl>
+  <dgm:styleLbl name="solidBgAcc1">
+    <dgm:fillClrLst meth="repeat">
+      <a:schemeClr val="lt1"/>
+    </dgm:fillClrLst>
+    <dgm:linClrLst>
+      <a:schemeClr val="accent2"/>
+      <a:schemeClr val="accent3"/>
+    </dgm:linClrLst>
+    <dgm:effectClrLst/>
+    <dgm:txLinClrLst/>
+    <dgm:txFillClrLst meth="repeat">
+      <a:schemeClr val="dk1"/>
+    </dgm:txFillClrLst>
+    <dgm:txEffectClrLst/>
+  </dgm:styleLbl>
+  <dgm:styleLbl name="fgAccFollowNode1">
+    <dgm:fillClrLst>
+      <a:schemeClr val="accent2">
+        <a:tint val="40000"/>
+        <a:alpha val="90000"/>
+      </a:schemeClr>
+      <a:schemeClr val="accent3">
+        <a:tint val="40000"/>
+        <a:alpha val="90000"/>
+      </a:schemeClr>
+    </dgm:fillClrLst>
+    <dgm:linClrLst>
+      <a:schemeClr val="accent2">
+        <a:tint val="40000"/>
+        <a:alpha val="90000"/>
+      </a:schemeClr>
+      <a:schemeClr val="accent3">
+        <a:tint val="40000"/>
+        <a:alpha val="90000"/>
+      </a:schemeClr>
+    </dgm:linClrLst>
+    <dgm:effectClrLst/>
+    <dgm:txLinClrLst/>
+    <dgm:txFillClrLst meth="repeat">
+      <a:schemeClr val="dk1"/>
+    </dgm:txFillClrLst>
+    <dgm:txEffectClrLst/>
+  </dgm:styleLbl>
+  <dgm:styleLbl name="alignAccFollowNode1">
+    <dgm:fillClrLst>
+      <a:schemeClr val="accent2">
+        <a:tint val="40000"/>
+        <a:alpha val="90000"/>
+      </a:schemeClr>
+      <a:schemeClr val="accent3">
+        <a:tint val="40000"/>
+        <a:alpha val="90000"/>
+      </a:schemeClr>
+    </dgm:fillClrLst>
+    <dgm:linClrLst>
+      <a:schemeClr val="accent2">
+        <a:tint val="40000"/>
+        <a:alpha val="90000"/>
+      </a:schemeClr>
+      <a:schemeClr val="accent3">
+        <a:tint val="40000"/>
+        <a:alpha val="90000"/>
+      </a:schemeClr>
+    </dgm:linClrLst>
+    <dgm:effectClrLst/>
+    <dgm:txLinClrLst/>
+    <dgm:txFillClrLst meth="repeat">
+      <a:schemeClr val="dk1"/>
+    </dgm:txFillClrLst>
+    <dgm:txEffectClrLst/>
+  </dgm:styleLbl>
+  <dgm:styleLbl name="bgAccFollowNode1">
+    <dgm:fillClrLst>
+      <a:schemeClr val="accent2">
+        <a:tint val="40000"/>
+        <a:alpha val="90000"/>
+      </a:schemeClr>
+      <a:schemeClr val="accent3">
+        <a:tint val="40000"/>
+        <a:alpha val="90000"/>
+      </a:schemeClr>
+    </dgm:fillClrLst>
+    <dgm:linClrLst>
+      <a:schemeClr val="accent2">
+        <a:tint val="40000"/>
+        <a:alpha val="90000"/>
+      </a:schemeClr>
+      <a:schemeClr val="accent3">
+        <a:tint val="40000"/>
+        <a:alpha val="90000"/>
+      </a:schemeClr>
+    </dgm:linClrLst>
+    <dgm:effectClrLst/>
+    <dgm:txLinClrLst/>
+    <dgm:txFillClrLst meth="repeat">
+      <a:schemeClr val="dk1"/>
+    </dgm:txFillClrLst>
+    <dgm:txEffectClrLst/>
+  </dgm:styleLbl>
+  <dgm:styleLbl name="fgAcc0">
+    <dgm:fillClrLst meth="repeat">
+      <a:schemeClr val="lt1">
+        <a:alpha val="90000"/>
+      </a:schemeClr>
+    </dgm:fillClrLst>
+    <dgm:linClrLst>
+      <a:schemeClr val="accent1"/>
+    </dgm:linClrLst>
+    <dgm:effectClrLst/>
+    <dgm:txLinClrLst/>
+    <dgm:txFillClrLst meth="repeat">
+      <a:schemeClr val="dk1"/>
+    </dgm:txFillClrLst>
+    <dgm:txEffectClrLst/>
+  </dgm:styleLbl>
+  <dgm:styleLbl name="fgAcc2">
+    <dgm:fillClrLst meth="repeat">
+      <a:schemeClr val="lt1">
+        <a:alpha val="90000"/>
+      </a:schemeClr>
+    </dgm:fillClrLst>
+    <dgm:linClrLst>
+      <a:schemeClr val="accent3"/>
+    </dgm:linClrLst>
+    <dgm:effectClrLst/>
+    <dgm:txLinClrLst/>
+    <dgm:txFillClrLst meth="repeat">
+      <a:schemeClr val="dk1"/>
+    </dgm:txFillClrLst>
+    <dgm:txEffectClrLst/>
+  </dgm:styleLbl>
+  <dgm:styleLbl name="fgAcc3">
+    <dgm:fillClrLst meth="repeat">
+      <a:schemeClr val="lt1">
+        <a:alpha val="90000"/>
+      </a:schemeClr>
+    </dgm:fillClrLst>
+    <dgm:linClrLst>
+      <a:schemeClr val="accent4"/>
+    </dgm:linClrLst>
+    <dgm:effectClrLst/>
+    <dgm:txLinClrLst/>
+    <dgm:txFillClrLst meth="repeat">
+      <a:schemeClr val="dk1"/>
+    </dgm:txFillClrLst>
+    <dgm:txEffectClrLst/>
+  </dgm:styleLbl>
+  <dgm:styleLbl name="fgAcc4">
+    <dgm:fillClrLst meth="repeat">
+      <a:schemeClr val="lt1">
+        <a:alpha val="90000"/>
+      </a:schemeClr>
+    </dgm:fillClrLst>
+    <dgm:linClrLst>
+      <a:schemeClr val="accent5"/>
+    </dgm:linClrLst>
+    <dgm:effectClrLst/>
+    <dgm:txLinClrLst/>
+    <dgm:txFillClrLst meth="repeat">
+      <a:schemeClr val="dk1"/>
+    </dgm:txFillClrLst>
+    <dgm:txEffectClrLst/>
+  </dgm:styleLbl>
+  <dgm:styleLbl name="bgShp">
+    <dgm:fillClrLst meth="repeat">
+      <a:schemeClr val="accent2">
+        <a:tint val="40000"/>
+      </a:schemeClr>
+    </dgm:fillClrLst>
+    <dgm:linClrLst meth="repeat">
+      <a:schemeClr val="dk1"/>
+    </dgm:linClrLst>
+    <dgm:effectClrLst/>
+    <dgm:txLinClrLst/>
+    <dgm:txFillClrLst meth="repeat">
+      <a:schemeClr val="dk1"/>
+    </dgm:txFillClrLst>
+    <dgm:txEffectClrLst/>
+  </dgm:styleLbl>
+  <dgm:styleLbl name="dkBgShp">
+    <dgm:fillClrLst meth="repeat">
+      <a:schemeClr val="accent2">
+        <a:shade val="90000"/>
+      </a:schemeClr>
+    </dgm:fillClrLst>
+    <dgm:linClrLst meth="repeat">
+      <a:schemeClr val="dk1"/>
+    </dgm:linClrLst>
+    <dgm:effectClrLst/>
+    <dgm:txLinClrLst/>
+    <dgm:txFillClrLst meth="repeat">
+      <a:schemeClr val="lt1"/>
+    </dgm:txFillClrLst>
+    <dgm:txEffectClrLst/>
+  </dgm:styleLbl>
+  <dgm:styleLbl name="trBgShp">
+    <dgm:fillClrLst meth="repeat">
+      <a:schemeClr val="accent2">
+        <a:tint val="50000"/>
+        <a:alpha val="40000"/>
+      </a:schemeClr>
+    </dgm:fillClrLst>
+    <dgm:linClrLst meth="repeat">
+      <a:schemeClr val="accent2"/>
+    </dgm:linClrLst>
+    <dgm:effectClrLst/>
+    <dgm:txLinClrLst/>
+    <dgm:txFillClrLst meth="repeat">
+      <a:schemeClr val="lt1"/>
+    </dgm:txFillClrLst>
+    <dgm:txEffectClrLst/>
+  </dgm:styleLbl>
+  <dgm:styleLbl name="fgShp">
+    <dgm:fillClrLst meth="repeat">
+      <a:schemeClr val="accent2">
+        <a:tint val="40000"/>
+      </a:schemeClr>
+    </dgm:fillClrLst>
+    <dgm:linClrLst meth="repeat">
+      <a:schemeClr val="lt1"/>
+    </dgm:linClrLst>
+    <dgm:effectClrLst/>
+    <dgm:txLinClrLst/>
+    <dgm:txFillClrLst meth="repeat">
+      <a:schemeClr val="dk1"/>
+    </dgm:txFillClrLst>
+    <dgm:txEffectClrLst/>
+  </dgm:styleLbl>
+  <dgm:styleLbl name="revTx">
+    <dgm:fillClrLst meth="repeat">
+      <a:schemeClr val="lt1">
+        <a:alpha val="0"/>
+      </a:schemeClr>
+    </dgm:fillClrLst>
+    <dgm:linClrLst meth="repeat">
+      <a:schemeClr val="dk1">
+        <a:alpha val="0"/>
+      </a:schemeClr>
+    </dgm:linClrLst>
+    <dgm:effectClrLst/>
+    <dgm:txLinClrLst/>
+    <dgm:txFillClrLst meth="repeat">
+      <a:schemeClr val="tx1"/>
+    </dgm:txFillClrLst>
+    <dgm:txEffectClrLst/>
+  </dgm:styleLbl>
+</dgm:colorsDef>
+</file>
+
+<file path=word/diagrams/data1.xml><?xml version="1.0" encoding="utf-8"?>
+<dgm:dataModel xmlns:dgm="http://schemas.openxmlformats.org/drawingml/2006/diagram" xmlns:a="http://schemas.openxmlformats.org/drawingml/2006/main">
+  <dgm:ptLst>
+    <dgm:pt modelId="{9EE1A18E-AD2D-415E-8996-B35207C41ED0}" type="doc">
+      <dgm:prSet loTypeId="urn:microsoft.com/office/officeart/2005/8/layout/process1" loCatId="process" qsTypeId="urn:microsoft.com/office/officeart/2005/8/quickstyle/simple1" qsCatId="simple" csTypeId="urn:microsoft.com/office/officeart/2005/8/colors/colorful2" csCatId="colorful" phldr="1"/>
+      <dgm:spPr/>
+    </dgm:pt>
+    <dgm:pt modelId="{5AAB36AD-884F-4169-9EAA-81A3D87ABCFA}">
+      <dgm:prSet phldrT="[Text]"/>
+      <dgm:spPr/>
+      <dgm:t>
+        <a:bodyPr/>
+        <a:lstStyle/>
+        <a:p>
+          <a:r>
+            <a:rPr lang="en-IN"/>
+            <a:t>Workspace (Folder)</a:t>
+          </a:r>
+        </a:p>
+      </dgm:t>
+    </dgm:pt>
+    <dgm:pt modelId="{4796A0B2-FD04-4D0D-B4E3-6A8EB9A6D74D}" type="parTrans" cxnId="{B151CA70-0406-48D6-8013-3F7D288766AD}">
+      <dgm:prSet/>
+      <dgm:spPr/>
+      <dgm:t>
+        <a:bodyPr/>
+        <a:lstStyle/>
+        <a:p>
+          <a:endParaRPr lang="en-IN"/>
+        </a:p>
+      </dgm:t>
+    </dgm:pt>
+    <dgm:pt modelId="{9C4D6193-4800-45DB-9EB9-DA2277B5D91B}" type="sibTrans" cxnId="{B151CA70-0406-48D6-8013-3F7D288766AD}">
+      <dgm:prSet/>
+      <dgm:spPr/>
+      <dgm:t>
+        <a:bodyPr/>
+        <a:lstStyle/>
+        <a:p>
+          <a:endParaRPr lang="en-IN"/>
+        </a:p>
+      </dgm:t>
+    </dgm:pt>
+    <dgm:pt modelId="{EF5675B6-38BA-4455-BA87-E62399D49989}">
+      <dgm:prSet phldrT="[Text]"/>
+      <dgm:spPr/>
+      <dgm:t>
+        <a:bodyPr/>
+        <a:lstStyle/>
+        <a:p>
+          <a:r>
+            <a:rPr lang="en-IN"/>
+            <a:t>Package</a:t>
+          </a:r>
+        </a:p>
+      </dgm:t>
+    </dgm:pt>
+    <dgm:pt modelId="{B9F702AD-11CA-445A-BE84-AFE50ED28D23}" type="parTrans" cxnId="{39F27088-F2FF-4B1E-85B8-75E4A5853051}">
+      <dgm:prSet/>
+      <dgm:spPr/>
+      <dgm:t>
+        <a:bodyPr/>
+        <a:lstStyle/>
+        <a:p>
+          <a:endParaRPr lang="en-IN"/>
+        </a:p>
+      </dgm:t>
+    </dgm:pt>
+    <dgm:pt modelId="{7201A391-9828-4B1D-A3C1-894234D041DB}" type="sibTrans" cxnId="{39F27088-F2FF-4B1E-85B8-75E4A5853051}">
+      <dgm:prSet/>
+      <dgm:spPr/>
+      <dgm:t>
+        <a:bodyPr/>
+        <a:lstStyle/>
+        <a:p>
+          <a:endParaRPr lang="en-IN"/>
+        </a:p>
+      </dgm:t>
+    </dgm:pt>
+    <dgm:pt modelId="{BF8C77AF-CFF1-4B53-B009-D4E001D240D6}">
+      <dgm:prSet phldrT="[Text]"/>
+      <dgm:spPr/>
+      <dgm:t>
+        <a:bodyPr/>
+        <a:lstStyle/>
+        <a:p>
+          <a:r>
+            <a:rPr lang="en-IN"/>
+            <a:t>Class</a:t>
+          </a:r>
+        </a:p>
+      </dgm:t>
+    </dgm:pt>
+    <dgm:pt modelId="{FBE35E27-7BCE-41B3-88D2-29BD34AAC180}" type="parTrans" cxnId="{80AB986A-FDF3-41B1-9092-584CE3EB969B}">
+      <dgm:prSet/>
+      <dgm:spPr/>
+      <dgm:t>
+        <a:bodyPr/>
+        <a:lstStyle/>
+        <a:p>
+          <a:endParaRPr lang="en-IN"/>
+        </a:p>
+      </dgm:t>
+    </dgm:pt>
+    <dgm:pt modelId="{DC8EEA03-196C-4689-B6BD-D5BC213D37CC}" type="sibTrans" cxnId="{80AB986A-FDF3-41B1-9092-584CE3EB969B}">
+      <dgm:prSet/>
+      <dgm:spPr/>
+      <dgm:t>
+        <a:bodyPr/>
+        <a:lstStyle/>
+        <a:p>
+          <a:endParaRPr lang="en-IN"/>
+        </a:p>
+      </dgm:t>
+    </dgm:pt>
+    <dgm:pt modelId="{BF4790F6-D1AA-430E-85BA-C07F91D009F2}">
+      <dgm:prSet phldrT="[Text]"/>
+      <dgm:spPr/>
+      <dgm:t>
+        <a:bodyPr/>
+        <a:lstStyle/>
+        <a:p>
+          <a:r>
+            <a:rPr lang="en-IN"/>
+            <a:t>Project</a:t>
+          </a:r>
+        </a:p>
+      </dgm:t>
+    </dgm:pt>
+    <dgm:pt modelId="{974B1A63-8714-4E97-A93F-006B83F9DBF3}" type="parTrans" cxnId="{4D1B4854-AE2E-470B-9115-BD099FD5799A}">
+      <dgm:prSet/>
+      <dgm:spPr/>
+      <dgm:t>
+        <a:bodyPr/>
+        <a:lstStyle/>
+        <a:p>
+          <a:endParaRPr lang="en-IN"/>
+        </a:p>
+      </dgm:t>
+    </dgm:pt>
+    <dgm:pt modelId="{214208B8-431D-481C-9A4C-228B7308ADA8}" type="sibTrans" cxnId="{4D1B4854-AE2E-470B-9115-BD099FD5799A}">
+      <dgm:prSet/>
+      <dgm:spPr/>
+      <dgm:t>
+        <a:bodyPr/>
+        <a:lstStyle/>
+        <a:p>
+          <a:endParaRPr lang="en-IN"/>
+        </a:p>
+      </dgm:t>
+    </dgm:pt>
+    <dgm:pt modelId="{B9FC173B-3430-402C-9BFA-D498C62BCC2D}" type="pres">
+      <dgm:prSet presAssocID="{9EE1A18E-AD2D-415E-8996-B35207C41ED0}" presName="Name0" presStyleCnt="0">
+        <dgm:presLayoutVars>
+          <dgm:dir/>
+          <dgm:resizeHandles val="exact"/>
+        </dgm:presLayoutVars>
+      </dgm:prSet>
+      <dgm:spPr/>
+    </dgm:pt>
+    <dgm:pt modelId="{AB8F05C3-3669-4AF7-9C79-08939721A716}" type="pres">
+      <dgm:prSet presAssocID="{5AAB36AD-884F-4169-9EAA-81A3D87ABCFA}" presName="node" presStyleLbl="node1" presStyleIdx="0" presStyleCnt="4">
+        <dgm:presLayoutVars>
+          <dgm:bulletEnabled val="1"/>
+        </dgm:presLayoutVars>
+      </dgm:prSet>
+      <dgm:spPr/>
+      <dgm:t>
+        <a:bodyPr/>
+        <a:lstStyle/>
+        <a:p>
+          <a:endParaRPr lang="en-IN"/>
+        </a:p>
+      </dgm:t>
+    </dgm:pt>
+    <dgm:pt modelId="{374ED80F-5E6F-4A85-B95B-4BA99538042E}" type="pres">
+      <dgm:prSet presAssocID="{9C4D6193-4800-45DB-9EB9-DA2277B5D91B}" presName="sibTrans" presStyleLbl="sibTrans2D1" presStyleIdx="0" presStyleCnt="3"/>
+      <dgm:spPr/>
+    </dgm:pt>
+    <dgm:pt modelId="{B8DA0D4A-E19E-4233-86B3-A96400569C53}" type="pres">
+      <dgm:prSet presAssocID="{9C4D6193-4800-45DB-9EB9-DA2277B5D91B}" presName="connectorText" presStyleLbl="sibTrans2D1" presStyleIdx="0" presStyleCnt="3"/>
+      <dgm:spPr/>
+    </dgm:pt>
+    <dgm:pt modelId="{485EB252-98AF-4CC0-A401-D9A154AAFC53}" type="pres">
+      <dgm:prSet presAssocID="{BF4790F6-D1AA-430E-85BA-C07F91D009F2}" presName="node" presStyleLbl="node1" presStyleIdx="1" presStyleCnt="4">
+        <dgm:presLayoutVars>
+          <dgm:bulletEnabled val="1"/>
+        </dgm:presLayoutVars>
+      </dgm:prSet>
+      <dgm:spPr/>
+    </dgm:pt>
+    <dgm:pt modelId="{C789FCC9-4717-4FFC-BA71-F98E7B1B3115}" type="pres">
+      <dgm:prSet presAssocID="{214208B8-431D-481C-9A4C-228B7308ADA8}" presName="sibTrans" presStyleLbl="sibTrans2D1" presStyleIdx="1" presStyleCnt="3"/>
+      <dgm:spPr/>
+    </dgm:pt>
+    <dgm:pt modelId="{5D4876CA-733D-4DFD-8E79-4A3DBC7C7C6B}" type="pres">
+      <dgm:prSet presAssocID="{214208B8-431D-481C-9A4C-228B7308ADA8}" presName="connectorText" presStyleLbl="sibTrans2D1" presStyleIdx="1" presStyleCnt="3"/>
+      <dgm:spPr/>
+    </dgm:pt>
+    <dgm:pt modelId="{DEB61738-BCA0-4546-95CF-970A62665FC2}" type="pres">
+      <dgm:prSet presAssocID="{EF5675B6-38BA-4455-BA87-E62399D49989}" presName="node" presStyleLbl="node1" presStyleIdx="2" presStyleCnt="4">
+        <dgm:presLayoutVars>
+          <dgm:bulletEnabled val="1"/>
+        </dgm:presLayoutVars>
+      </dgm:prSet>
+      <dgm:spPr/>
+    </dgm:pt>
+    <dgm:pt modelId="{05A02C9E-6432-4B6A-91B3-E0BA65A6B1AE}" type="pres">
+      <dgm:prSet presAssocID="{7201A391-9828-4B1D-A3C1-894234D041DB}" presName="sibTrans" presStyleLbl="sibTrans2D1" presStyleIdx="2" presStyleCnt="3"/>
+      <dgm:spPr/>
+    </dgm:pt>
+    <dgm:pt modelId="{FDD593C1-9D9B-40ED-8C6D-5142CB0F0E3E}" type="pres">
+      <dgm:prSet presAssocID="{7201A391-9828-4B1D-A3C1-894234D041DB}" presName="connectorText" presStyleLbl="sibTrans2D1" presStyleIdx="2" presStyleCnt="3"/>
+      <dgm:spPr/>
+    </dgm:pt>
+    <dgm:pt modelId="{D0DFB2B8-5022-4762-AA62-9B0CF1B32B60}" type="pres">
+      <dgm:prSet presAssocID="{BF8C77AF-CFF1-4B53-B009-D4E001D240D6}" presName="node" presStyleLbl="node1" presStyleIdx="3" presStyleCnt="4">
+        <dgm:presLayoutVars>
+          <dgm:bulletEnabled val="1"/>
+        </dgm:presLayoutVars>
+      </dgm:prSet>
+      <dgm:spPr/>
+    </dgm:pt>
+  </dgm:ptLst>
+  <dgm:cxnLst>
+    <dgm:cxn modelId="{AC1E7DDF-51D0-406A-8210-9E38B1AA6A27}" type="presOf" srcId="{5AAB36AD-884F-4169-9EAA-81A3D87ABCFA}" destId="{AB8F05C3-3669-4AF7-9C79-08939721A716}" srcOrd="0" destOrd="0" presId="urn:microsoft.com/office/officeart/2005/8/layout/process1"/>
+    <dgm:cxn modelId="{686FBA82-DD7D-4963-B544-356B2F8BF04B}" type="presOf" srcId="{BF8C77AF-CFF1-4B53-B009-D4E001D240D6}" destId="{D0DFB2B8-5022-4762-AA62-9B0CF1B32B60}" srcOrd="0" destOrd="0" presId="urn:microsoft.com/office/officeart/2005/8/layout/process1"/>
+    <dgm:cxn modelId="{B151CA70-0406-48D6-8013-3F7D288766AD}" srcId="{9EE1A18E-AD2D-415E-8996-B35207C41ED0}" destId="{5AAB36AD-884F-4169-9EAA-81A3D87ABCFA}" srcOrd="0" destOrd="0" parTransId="{4796A0B2-FD04-4D0D-B4E3-6A8EB9A6D74D}" sibTransId="{9C4D6193-4800-45DB-9EB9-DA2277B5D91B}"/>
+    <dgm:cxn modelId="{98573E87-11DF-47E4-BD66-35B54ABAC7D5}" type="presOf" srcId="{9EE1A18E-AD2D-415E-8996-B35207C41ED0}" destId="{B9FC173B-3430-402C-9BFA-D498C62BCC2D}" srcOrd="0" destOrd="0" presId="urn:microsoft.com/office/officeart/2005/8/layout/process1"/>
+    <dgm:cxn modelId="{39F27088-F2FF-4B1E-85B8-75E4A5853051}" srcId="{9EE1A18E-AD2D-415E-8996-B35207C41ED0}" destId="{EF5675B6-38BA-4455-BA87-E62399D49989}" srcOrd="2" destOrd="0" parTransId="{B9F702AD-11CA-445A-BE84-AFE50ED28D23}" sibTransId="{7201A391-9828-4B1D-A3C1-894234D041DB}"/>
+    <dgm:cxn modelId="{4D1B4854-AE2E-470B-9115-BD099FD5799A}" srcId="{9EE1A18E-AD2D-415E-8996-B35207C41ED0}" destId="{BF4790F6-D1AA-430E-85BA-C07F91D009F2}" srcOrd="1" destOrd="0" parTransId="{974B1A63-8714-4E97-A93F-006B83F9DBF3}" sibTransId="{214208B8-431D-481C-9A4C-228B7308ADA8}"/>
+    <dgm:cxn modelId="{469FF45F-9B58-4A4C-B0D0-8D2145B5B6BA}" type="presOf" srcId="{214208B8-431D-481C-9A4C-228B7308ADA8}" destId="{C789FCC9-4717-4FFC-BA71-F98E7B1B3115}" srcOrd="0" destOrd="0" presId="urn:microsoft.com/office/officeart/2005/8/layout/process1"/>
+    <dgm:cxn modelId="{2456FFBE-66C8-41BE-B7E0-9E98DF928220}" type="presOf" srcId="{214208B8-431D-481C-9A4C-228B7308ADA8}" destId="{5D4876CA-733D-4DFD-8E79-4A3DBC7C7C6B}" srcOrd="1" destOrd="0" presId="urn:microsoft.com/office/officeart/2005/8/layout/process1"/>
+    <dgm:cxn modelId="{A96360DF-A17F-4D6C-941F-74E17191497B}" type="presOf" srcId="{9C4D6193-4800-45DB-9EB9-DA2277B5D91B}" destId="{374ED80F-5E6F-4A85-B95B-4BA99538042E}" srcOrd="0" destOrd="0" presId="urn:microsoft.com/office/officeart/2005/8/layout/process1"/>
+    <dgm:cxn modelId="{3AAAA133-091D-458C-9D2A-0432DA9F57EC}" type="presOf" srcId="{EF5675B6-38BA-4455-BA87-E62399D49989}" destId="{DEB61738-BCA0-4546-95CF-970A62665FC2}" srcOrd="0" destOrd="0" presId="urn:microsoft.com/office/officeart/2005/8/layout/process1"/>
+    <dgm:cxn modelId="{EDE2BD0D-3871-4235-8ADA-7FD9E5080A90}" type="presOf" srcId="{BF4790F6-D1AA-430E-85BA-C07F91D009F2}" destId="{485EB252-98AF-4CC0-A401-D9A154AAFC53}" srcOrd="0" destOrd="0" presId="urn:microsoft.com/office/officeart/2005/8/layout/process1"/>
+    <dgm:cxn modelId="{8F20A099-0561-4AAA-8C41-141D26A9B8BB}" type="presOf" srcId="{7201A391-9828-4B1D-A3C1-894234D041DB}" destId="{05A02C9E-6432-4B6A-91B3-E0BA65A6B1AE}" srcOrd="0" destOrd="0" presId="urn:microsoft.com/office/officeart/2005/8/layout/process1"/>
+    <dgm:cxn modelId="{AB83CB41-0CCB-44FF-B560-28F5DB69397C}" type="presOf" srcId="{7201A391-9828-4B1D-A3C1-894234D041DB}" destId="{FDD593C1-9D9B-40ED-8C6D-5142CB0F0E3E}" srcOrd="1" destOrd="0" presId="urn:microsoft.com/office/officeart/2005/8/layout/process1"/>
+    <dgm:cxn modelId="{80AB986A-FDF3-41B1-9092-584CE3EB969B}" srcId="{9EE1A18E-AD2D-415E-8996-B35207C41ED0}" destId="{BF8C77AF-CFF1-4B53-B009-D4E001D240D6}" srcOrd="3" destOrd="0" parTransId="{FBE35E27-7BCE-41B3-88D2-29BD34AAC180}" sibTransId="{DC8EEA03-196C-4689-B6BD-D5BC213D37CC}"/>
+    <dgm:cxn modelId="{4806BEE9-49D1-4CDB-B056-28B8E05DAD0E}" type="presOf" srcId="{9C4D6193-4800-45DB-9EB9-DA2277B5D91B}" destId="{B8DA0D4A-E19E-4233-86B3-A96400569C53}" srcOrd="1" destOrd="0" presId="urn:microsoft.com/office/officeart/2005/8/layout/process1"/>
+    <dgm:cxn modelId="{1ED82129-B146-4A7F-B5E0-CB2517F4D2B2}" type="presParOf" srcId="{B9FC173B-3430-402C-9BFA-D498C62BCC2D}" destId="{AB8F05C3-3669-4AF7-9C79-08939721A716}" srcOrd="0" destOrd="0" presId="urn:microsoft.com/office/officeart/2005/8/layout/process1"/>
+    <dgm:cxn modelId="{1BC6F4F3-E370-4A7B-B127-7BD938626608}" type="presParOf" srcId="{B9FC173B-3430-402C-9BFA-D498C62BCC2D}" destId="{374ED80F-5E6F-4A85-B95B-4BA99538042E}" srcOrd="1" destOrd="0" presId="urn:microsoft.com/office/officeart/2005/8/layout/process1"/>
+    <dgm:cxn modelId="{D7517DB7-089B-4622-BF20-1B51389DC0D8}" type="presParOf" srcId="{374ED80F-5E6F-4A85-B95B-4BA99538042E}" destId="{B8DA0D4A-E19E-4233-86B3-A96400569C53}" srcOrd="0" destOrd="0" presId="urn:microsoft.com/office/officeart/2005/8/layout/process1"/>
+    <dgm:cxn modelId="{DCAF5FB3-D08C-40DC-8E40-BCAE3C574998}" type="presParOf" srcId="{B9FC173B-3430-402C-9BFA-D498C62BCC2D}" destId="{485EB252-98AF-4CC0-A401-D9A154AAFC53}" srcOrd="2" destOrd="0" presId="urn:microsoft.com/office/officeart/2005/8/layout/process1"/>
+    <dgm:cxn modelId="{5516B056-5A72-4FFB-A549-EA6D7E8BFE03}" type="presParOf" srcId="{B9FC173B-3430-402C-9BFA-D498C62BCC2D}" destId="{C789FCC9-4717-4FFC-BA71-F98E7B1B3115}" srcOrd="3" destOrd="0" presId="urn:microsoft.com/office/officeart/2005/8/layout/process1"/>
+    <dgm:cxn modelId="{07E36648-30E3-4E50-AE3F-533F38BA8D98}" type="presParOf" srcId="{C789FCC9-4717-4FFC-BA71-F98E7B1B3115}" destId="{5D4876CA-733D-4DFD-8E79-4A3DBC7C7C6B}" srcOrd="0" destOrd="0" presId="urn:microsoft.com/office/officeart/2005/8/layout/process1"/>
+    <dgm:cxn modelId="{FDAD0897-4EA1-4858-9561-84C3A1365B46}" type="presParOf" srcId="{B9FC173B-3430-402C-9BFA-D498C62BCC2D}" destId="{DEB61738-BCA0-4546-95CF-970A62665FC2}" srcOrd="4" destOrd="0" presId="urn:microsoft.com/office/officeart/2005/8/layout/process1"/>
+    <dgm:cxn modelId="{C1553579-9CE0-42DA-A077-6E424824A802}" type="presParOf" srcId="{B9FC173B-3430-402C-9BFA-D498C62BCC2D}" destId="{05A02C9E-6432-4B6A-91B3-E0BA65A6B1AE}" srcOrd="5" destOrd="0" presId="urn:microsoft.com/office/officeart/2005/8/layout/process1"/>
+    <dgm:cxn modelId="{2D51F5A9-A7FE-49A4-AD53-9DB057578CDB}" type="presParOf" srcId="{05A02C9E-6432-4B6A-91B3-E0BA65A6B1AE}" destId="{FDD593C1-9D9B-40ED-8C6D-5142CB0F0E3E}" srcOrd="0" destOrd="0" presId="urn:microsoft.com/office/officeart/2005/8/layout/process1"/>
+    <dgm:cxn modelId="{FFD35C4E-487A-46D7-BF37-C0977F38B1FF}" type="presParOf" srcId="{B9FC173B-3430-402C-9BFA-D498C62BCC2D}" destId="{D0DFB2B8-5022-4762-AA62-9B0CF1B32B60}" srcOrd="6" destOrd="0" presId="urn:microsoft.com/office/officeart/2005/8/layout/process1"/>
+  </dgm:cxnLst>
+  <dgm:bg/>
+  <dgm:whole/>
+  <dgm:extLst>
+    <a:ext uri="http://schemas.microsoft.com/office/drawing/2008/diagram">
+      <dsp:dataModelExt xmlns:dsp="http://schemas.microsoft.com/office/drawing/2008/diagram" relId="rId10" minVer="http://schemas.openxmlformats.org/drawingml/2006/diagram"/>
+    </a:ext>
+  </dgm:extLst>
+</dgm:dataModel>
+</file>
+
+<file path=word/diagrams/drawing1.xml><?xml version="1.0" encoding="utf-8"?>
+<dsp:drawing xmlns:dgm="http://schemas.openxmlformats.org/drawingml/2006/diagram" xmlns:dsp="http://schemas.microsoft.com/office/drawing/2008/diagram" xmlns:a="http://schemas.openxmlformats.org/drawingml/2006/main">
+  <dsp:spTree>
+    <dsp:nvGrpSpPr>
+      <dsp:cNvPr id="0" name=""/>
+      <dsp:cNvGrpSpPr/>
+    </dsp:nvGrpSpPr>
+    <dsp:grpSpPr/>
+    <dsp:sp modelId="{AB8F05C3-3669-4AF7-9C79-08939721A716}">
+      <dsp:nvSpPr>
+        <dsp:cNvPr id="0" name=""/>
+        <dsp:cNvSpPr/>
+      </dsp:nvSpPr>
+      <dsp:spPr>
+        <a:xfrm>
+          <a:off x="2411" y="0"/>
+          <a:ext cx="1054149" cy="474453"/>
+        </a:xfrm>
+        <a:prstGeom prst="roundRect">
+          <a:avLst>
+            <a:gd name="adj" fmla="val 10000"/>
+          </a:avLst>
+        </a:prstGeom>
+        <a:solidFill>
+          <a:schemeClr val="accent2">
+            <a:hueOff val="0"/>
+            <a:satOff val="0"/>
+            <a:lumOff val="0"/>
+            <a:alphaOff val="0"/>
+          </a:schemeClr>
+        </a:solidFill>
+        <a:ln w="12700" cap="flat" cmpd="sng" algn="ctr">
+          <a:solidFill>
+            <a:schemeClr val="lt1">
+              <a:hueOff val="0"/>
+              <a:satOff val="0"/>
+              <a:lumOff val="0"/>
+              <a:alphaOff val="0"/>
+            </a:schemeClr>
+          </a:solidFill>
+          <a:prstDash val="solid"/>
+          <a:miter lim="800000"/>
+        </a:ln>
+        <a:effectLst/>
+      </dsp:spPr>
+      <dsp:style>
+        <a:lnRef idx="2">
+          <a:scrgbClr r="0" g="0" b="0"/>
+        </a:lnRef>
+        <a:fillRef idx="1">
+          <a:scrgbClr r="0" g="0" b="0"/>
+        </a:fillRef>
+        <a:effectRef idx="0">
+          <a:scrgbClr r="0" g="0" b="0"/>
+        </a:effectRef>
+        <a:fontRef idx="minor">
+          <a:schemeClr val="lt1"/>
+        </a:fontRef>
+      </dsp:style>
+      <dsp:txBody>
+        <a:bodyPr spcFirstLastPara="0" vert="horz" wrap="square" lIns="45720" tIns="45720" rIns="45720" bIns="45720" numCol="1" spcCol="1270" anchor="ctr" anchorCtr="0">
+          <a:noAutofit/>
+        </a:bodyPr>
+        <a:lstStyle/>
+        <a:p>
+          <a:pPr lvl="0" algn="ctr" defTabSz="533400">
+            <a:lnSpc>
+              <a:spcPct val="90000"/>
+            </a:lnSpc>
+            <a:spcBef>
+              <a:spcPct val="0"/>
+            </a:spcBef>
+            <a:spcAft>
+              <a:spcPct val="35000"/>
+            </a:spcAft>
+          </a:pPr>
+          <a:r>
+            <a:rPr lang="en-IN" sz="1200" kern="1200"/>
+            <a:t>Workspace (Folder)</a:t>
+          </a:r>
+        </a:p>
+      </dsp:txBody>
+      <dsp:txXfrm>
+        <a:off x="16307" y="13896"/>
+        <a:ext cx="1026357" cy="446661"/>
+      </dsp:txXfrm>
+    </dsp:sp>
+    <dsp:sp modelId="{374ED80F-5E6F-4A85-B95B-4BA99538042E}">
+      <dsp:nvSpPr>
+        <dsp:cNvPr id="0" name=""/>
+        <dsp:cNvSpPr/>
+      </dsp:nvSpPr>
+      <dsp:spPr>
+        <a:xfrm>
+          <a:off x="1161975" y="106511"/>
+          <a:ext cx="223479" cy="261429"/>
+        </a:xfrm>
+        <a:prstGeom prst="rightArrow">
+          <a:avLst>
+            <a:gd name="adj1" fmla="val 60000"/>
+            <a:gd name="adj2" fmla="val 50000"/>
+          </a:avLst>
+        </a:prstGeom>
+        <a:solidFill>
+          <a:schemeClr val="accent2">
+            <a:hueOff val="0"/>
+            <a:satOff val="0"/>
+            <a:lumOff val="0"/>
+            <a:alphaOff val="0"/>
+          </a:schemeClr>
+        </a:solidFill>
+        <a:ln>
+          <a:noFill/>
+        </a:ln>
+        <a:effectLst/>
+      </dsp:spPr>
+      <dsp:style>
+        <a:lnRef idx="0">
+          <a:scrgbClr r="0" g="0" b="0"/>
+        </a:lnRef>
+        <a:fillRef idx="1">
+          <a:scrgbClr r="0" g="0" b="0"/>
+        </a:fillRef>
+        <a:effectRef idx="0">
+          <a:scrgbClr r="0" g="0" b="0"/>
+        </a:effectRef>
+        <a:fontRef idx="minor">
+          <a:schemeClr val="lt1"/>
+        </a:fontRef>
+      </dsp:style>
+      <dsp:txBody>
+        <a:bodyPr spcFirstLastPara="0" vert="horz" wrap="square" lIns="0" tIns="0" rIns="0" bIns="0" numCol="1" spcCol="1270" anchor="ctr" anchorCtr="0">
+          <a:noAutofit/>
+        </a:bodyPr>
+        <a:lstStyle/>
+        <a:p>
+          <a:pPr lvl="0" algn="ctr" defTabSz="444500">
+            <a:lnSpc>
+              <a:spcPct val="90000"/>
+            </a:lnSpc>
+            <a:spcBef>
+              <a:spcPct val="0"/>
+            </a:spcBef>
+            <a:spcAft>
+              <a:spcPct val="35000"/>
+            </a:spcAft>
+          </a:pPr>
+          <a:endParaRPr lang="en-IN" sz="1000" kern="1200"/>
+        </a:p>
+      </dsp:txBody>
+      <dsp:txXfrm>
+        <a:off x="1161975" y="158797"/>
+        <a:ext cx="156435" cy="156857"/>
+      </dsp:txXfrm>
+    </dsp:sp>
+    <dsp:sp modelId="{485EB252-98AF-4CC0-A401-D9A154AAFC53}">
+      <dsp:nvSpPr>
+        <dsp:cNvPr id="0" name=""/>
+        <dsp:cNvSpPr/>
+      </dsp:nvSpPr>
+      <dsp:spPr>
+        <a:xfrm>
+          <a:off x="1478220" y="0"/>
+          <a:ext cx="1054149" cy="474453"/>
+        </a:xfrm>
+        <a:prstGeom prst="roundRect">
+          <a:avLst>
+            <a:gd name="adj" fmla="val 10000"/>
+          </a:avLst>
+        </a:prstGeom>
+        <a:solidFill>
+          <a:schemeClr val="accent2">
+            <a:hueOff val="-485121"/>
+            <a:satOff val="-27976"/>
+            <a:lumOff val="2876"/>
+            <a:alphaOff val="0"/>
+          </a:schemeClr>
+        </a:solidFill>
+        <a:ln w="12700" cap="flat" cmpd="sng" algn="ctr">
+          <a:solidFill>
+            <a:schemeClr val="lt1">
+              <a:hueOff val="0"/>
+              <a:satOff val="0"/>
+              <a:lumOff val="0"/>
+              <a:alphaOff val="0"/>
+            </a:schemeClr>
+          </a:solidFill>
+          <a:prstDash val="solid"/>
+          <a:miter lim="800000"/>
+        </a:ln>
+        <a:effectLst/>
+      </dsp:spPr>
+      <dsp:style>
+        <a:lnRef idx="2">
+          <a:scrgbClr r="0" g="0" b="0"/>
+        </a:lnRef>
+        <a:fillRef idx="1">
+          <a:scrgbClr r="0" g="0" b="0"/>
+        </a:fillRef>
+        <a:effectRef idx="0">
+          <a:scrgbClr r="0" g="0" b="0"/>
+        </a:effectRef>
+        <a:fontRef idx="minor">
+          <a:schemeClr val="lt1"/>
+        </a:fontRef>
+      </dsp:style>
+      <dsp:txBody>
+        <a:bodyPr spcFirstLastPara="0" vert="horz" wrap="square" lIns="45720" tIns="45720" rIns="45720" bIns="45720" numCol="1" spcCol="1270" anchor="ctr" anchorCtr="0">
+          <a:noAutofit/>
+        </a:bodyPr>
+        <a:lstStyle/>
+        <a:p>
+          <a:pPr lvl="0" algn="ctr" defTabSz="533400">
+            <a:lnSpc>
+              <a:spcPct val="90000"/>
+            </a:lnSpc>
+            <a:spcBef>
+              <a:spcPct val="0"/>
+            </a:spcBef>
+            <a:spcAft>
+              <a:spcPct val="35000"/>
+            </a:spcAft>
+          </a:pPr>
+          <a:r>
+            <a:rPr lang="en-IN" sz="1200" kern="1200"/>
+            <a:t>Project</a:t>
+          </a:r>
+        </a:p>
+      </dsp:txBody>
+      <dsp:txXfrm>
+        <a:off x="1492116" y="13896"/>
+        <a:ext cx="1026357" cy="446661"/>
+      </dsp:txXfrm>
+    </dsp:sp>
+    <dsp:sp modelId="{C789FCC9-4717-4FFC-BA71-F98E7B1B3115}">
+      <dsp:nvSpPr>
+        <dsp:cNvPr id="0" name=""/>
+        <dsp:cNvSpPr/>
+      </dsp:nvSpPr>
+      <dsp:spPr>
+        <a:xfrm>
+          <a:off x="2637785" y="106511"/>
+          <a:ext cx="223479" cy="261429"/>
+        </a:xfrm>
+        <a:prstGeom prst="rightArrow">
+          <a:avLst>
+            <a:gd name="adj1" fmla="val 60000"/>
+            <a:gd name="adj2" fmla="val 50000"/>
+          </a:avLst>
+        </a:prstGeom>
+        <a:solidFill>
+          <a:schemeClr val="accent2">
+            <a:hueOff val="-727682"/>
+            <a:satOff val="-41964"/>
+            <a:lumOff val="4314"/>
+            <a:alphaOff val="0"/>
+          </a:schemeClr>
+        </a:solidFill>
+        <a:ln>
+          <a:noFill/>
+        </a:ln>
+        <a:effectLst/>
+      </dsp:spPr>
+      <dsp:style>
+        <a:lnRef idx="0">
+          <a:scrgbClr r="0" g="0" b="0"/>
+        </a:lnRef>
+        <a:fillRef idx="1">
+          <a:scrgbClr r="0" g="0" b="0"/>
+        </a:fillRef>
+        <a:effectRef idx="0">
+          <a:scrgbClr r="0" g="0" b="0"/>
+        </a:effectRef>
+        <a:fontRef idx="minor">
+          <a:schemeClr val="lt1"/>
+        </a:fontRef>
+      </dsp:style>
+      <dsp:txBody>
+        <a:bodyPr spcFirstLastPara="0" vert="horz" wrap="square" lIns="0" tIns="0" rIns="0" bIns="0" numCol="1" spcCol="1270" anchor="ctr" anchorCtr="0">
+          <a:noAutofit/>
+        </a:bodyPr>
+        <a:lstStyle/>
+        <a:p>
+          <a:pPr lvl="0" algn="ctr" defTabSz="444500">
+            <a:lnSpc>
+              <a:spcPct val="90000"/>
+            </a:lnSpc>
+            <a:spcBef>
+              <a:spcPct val="0"/>
+            </a:spcBef>
+            <a:spcAft>
+              <a:spcPct val="35000"/>
+            </a:spcAft>
+          </a:pPr>
+          <a:endParaRPr lang="en-IN" sz="1000" kern="1200"/>
+        </a:p>
+      </dsp:txBody>
+      <dsp:txXfrm>
+        <a:off x="2637785" y="158797"/>
+        <a:ext cx="156435" cy="156857"/>
+      </dsp:txXfrm>
+    </dsp:sp>
+    <dsp:sp modelId="{DEB61738-BCA0-4546-95CF-970A62665FC2}">
+      <dsp:nvSpPr>
+        <dsp:cNvPr id="0" name=""/>
+        <dsp:cNvSpPr/>
+      </dsp:nvSpPr>
+      <dsp:spPr>
+        <a:xfrm>
+          <a:off x="2954029" y="0"/>
+          <a:ext cx="1054149" cy="474453"/>
+        </a:xfrm>
+        <a:prstGeom prst="roundRect">
+          <a:avLst>
+            <a:gd name="adj" fmla="val 10000"/>
+          </a:avLst>
+        </a:prstGeom>
+        <a:solidFill>
+          <a:schemeClr val="accent2">
+            <a:hueOff val="-970242"/>
+            <a:satOff val="-55952"/>
+            <a:lumOff val="5752"/>
+            <a:alphaOff val="0"/>
+          </a:schemeClr>
+        </a:solidFill>
+        <a:ln w="12700" cap="flat" cmpd="sng" algn="ctr">
+          <a:solidFill>
+            <a:schemeClr val="lt1">
+              <a:hueOff val="0"/>
+              <a:satOff val="0"/>
+              <a:lumOff val="0"/>
+              <a:alphaOff val="0"/>
+            </a:schemeClr>
+          </a:solidFill>
+          <a:prstDash val="solid"/>
+          <a:miter lim="800000"/>
+        </a:ln>
+        <a:effectLst/>
+      </dsp:spPr>
+      <dsp:style>
+        <a:lnRef idx="2">
+          <a:scrgbClr r="0" g="0" b="0"/>
+        </a:lnRef>
+        <a:fillRef idx="1">
+          <a:scrgbClr r="0" g="0" b="0"/>
+        </a:fillRef>
+        <a:effectRef idx="0">
+          <a:scrgbClr r="0" g="0" b="0"/>
+        </a:effectRef>
+        <a:fontRef idx="minor">
+          <a:schemeClr val="lt1"/>
+        </a:fontRef>
+      </dsp:style>
+      <dsp:txBody>
+        <a:bodyPr spcFirstLastPara="0" vert="horz" wrap="square" lIns="45720" tIns="45720" rIns="45720" bIns="45720" numCol="1" spcCol="1270" anchor="ctr" anchorCtr="0">
+          <a:noAutofit/>
+        </a:bodyPr>
+        <a:lstStyle/>
+        <a:p>
+          <a:pPr lvl="0" algn="ctr" defTabSz="533400">
+            <a:lnSpc>
+              <a:spcPct val="90000"/>
+            </a:lnSpc>
+            <a:spcBef>
+              <a:spcPct val="0"/>
+            </a:spcBef>
+            <a:spcAft>
+              <a:spcPct val="35000"/>
+            </a:spcAft>
+          </a:pPr>
+          <a:r>
+            <a:rPr lang="en-IN" sz="1200" kern="1200"/>
+            <a:t>Package</a:t>
+          </a:r>
+        </a:p>
+      </dsp:txBody>
+      <dsp:txXfrm>
+        <a:off x="2967925" y="13896"/>
+        <a:ext cx="1026357" cy="446661"/>
+      </dsp:txXfrm>
+    </dsp:sp>
+    <dsp:sp modelId="{05A02C9E-6432-4B6A-91B3-E0BA65A6B1AE}">
+      <dsp:nvSpPr>
+        <dsp:cNvPr id="0" name=""/>
+        <dsp:cNvSpPr/>
+      </dsp:nvSpPr>
+      <dsp:spPr>
+        <a:xfrm>
+          <a:off x="4113594" y="106511"/>
+          <a:ext cx="223479" cy="261429"/>
+        </a:xfrm>
+        <a:prstGeom prst="rightArrow">
+          <a:avLst>
+            <a:gd name="adj1" fmla="val 60000"/>
+            <a:gd name="adj2" fmla="val 50000"/>
+          </a:avLst>
+        </a:prstGeom>
+        <a:solidFill>
+          <a:schemeClr val="accent2">
+            <a:hueOff val="-1455363"/>
+            <a:satOff val="-83928"/>
+            <a:lumOff val="8628"/>
+            <a:alphaOff val="0"/>
+          </a:schemeClr>
+        </a:solidFill>
+        <a:ln>
+          <a:noFill/>
+        </a:ln>
+        <a:effectLst/>
+      </dsp:spPr>
+      <dsp:style>
+        <a:lnRef idx="0">
+          <a:scrgbClr r="0" g="0" b="0"/>
+        </a:lnRef>
+        <a:fillRef idx="1">
+          <a:scrgbClr r="0" g="0" b="0"/>
+        </a:fillRef>
+        <a:effectRef idx="0">
+          <a:scrgbClr r="0" g="0" b="0"/>
+        </a:effectRef>
+        <a:fontRef idx="minor">
+          <a:schemeClr val="lt1"/>
+        </a:fontRef>
+      </dsp:style>
+      <dsp:txBody>
+        <a:bodyPr spcFirstLastPara="0" vert="horz" wrap="square" lIns="0" tIns="0" rIns="0" bIns="0" numCol="1" spcCol="1270" anchor="ctr" anchorCtr="0">
+          <a:noAutofit/>
+        </a:bodyPr>
+        <a:lstStyle/>
+        <a:p>
+          <a:pPr lvl="0" algn="ctr" defTabSz="444500">
+            <a:lnSpc>
+              <a:spcPct val="90000"/>
+            </a:lnSpc>
+            <a:spcBef>
+              <a:spcPct val="0"/>
+            </a:spcBef>
+            <a:spcAft>
+              <a:spcPct val="35000"/>
+            </a:spcAft>
+          </a:pPr>
+          <a:endParaRPr lang="en-IN" sz="1000" kern="1200"/>
+        </a:p>
+      </dsp:txBody>
+      <dsp:txXfrm>
+        <a:off x="4113594" y="158797"/>
+        <a:ext cx="156435" cy="156857"/>
+      </dsp:txXfrm>
+    </dsp:sp>
+    <dsp:sp modelId="{D0DFB2B8-5022-4762-AA62-9B0CF1B32B60}">
+      <dsp:nvSpPr>
+        <dsp:cNvPr id="0" name=""/>
+        <dsp:cNvSpPr/>
+      </dsp:nvSpPr>
+      <dsp:spPr>
+        <a:xfrm>
+          <a:off x="4429839" y="0"/>
+          <a:ext cx="1054149" cy="474453"/>
+        </a:xfrm>
+        <a:prstGeom prst="roundRect">
+          <a:avLst>
+            <a:gd name="adj" fmla="val 10000"/>
+          </a:avLst>
+        </a:prstGeom>
+        <a:solidFill>
+          <a:schemeClr val="accent2">
+            <a:hueOff val="-1455363"/>
+            <a:satOff val="-83928"/>
+            <a:lumOff val="8628"/>
+            <a:alphaOff val="0"/>
+          </a:schemeClr>
+        </a:solidFill>
+        <a:ln w="12700" cap="flat" cmpd="sng" algn="ctr">
+          <a:solidFill>
+            <a:schemeClr val="lt1">
+              <a:hueOff val="0"/>
+              <a:satOff val="0"/>
+              <a:lumOff val="0"/>
+              <a:alphaOff val="0"/>
+            </a:schemeClr>
+          </a:solidFill>
+          <a:prstDash val="solid"/>
+          <a:miter lim="800000"/>
+        </a:ln>
+        <a:effectLst/>
+      </dsp:spPr>
+      <dsp:style>
+        <a:lnRef idx="2">
+          <a:scrgbClr r="0" g="0" b="0"/>
+        </a:lnRef>
+        <a:fillRef idx="1">
+          <a:scrgbClr r="0" g="0" b="0"/>
+        </a:fillRef>
+        <a:effectRef idx="0">
+          <a:scrgbClr r="0" g="0" b="0"/>
+        </a:effectRef>
+        <a:fontRef idx="minor">
+          <a:schemeClr val="lt1"/>
+        </a:fontRef>
+      </dsp:style>
+      <dsp:txBody>
+        <a:bodyPr spcFirstLastPara="0" vert="horz" wrap="square" lIns="45720" tIns="45720" rIns="45720" bIns="45720" numCol="1" spcCol="1270" anchor="ctr" anchorCtr="0">
+          <a:noAutofit/>
+        </a:bodyPr>
+        <a:lstStyle/>
+        <a:p>
+          <a:pPr lvl="0" algn="ctr" defTabSz="533400">
+            <a:lnSpc>
+              <a:spcPct val="90000"/>
+            </a:lnSpc>
+            <a:spcBef>
+              <a:spcPct val="0"/>
+            </a:spcBef>
+            <a:spcAft>
+              <a:spcPct val="35000"/>
+            </a:spcAft>
+          </a:pPr>
+          <a:r>
+            <a:rPr lang="en-IN" sz="1200" kern="1200"/>
+            <a:t>Class</a:t>
+          </a:r>
+        </a:p>
+      </dsp:txBody>
+      <dsp:txXfrm>
+        <a:off x="4443735" y="13896"/>
+        <a:ext cx="1026357" cy="446661"/>
+      </dsp:txXfrm>
+    </dsp:sp>
+  </dsp:spTree>
+</dsp:drawing>
+</file>
+
+<file path=word/diagrams/layout1.xml><?xml version="1.0" encoding="utf-8"?>
+<dgm:layoutDef xmlns:dgm="http://schemas.openxmlformats.org/drawingml/2006/diagram" xmlns:a="http://schemas.openxmlformats.org/drawingml/2006/main" uniqueId="urn:microsoft.com/office/officeart/2005/8/layout/process1">
+  <dgm:title val=""/>
+  <dgm:desc val=""/>
+  <dgm:catLst>
+    <dgm:cat type="process" pri="1000"/>
+    <dgm:cat type="convert" pri="15000"/>
+  </dgm:catLst>
+  <dgm:sampData useDef="1">
+    <dgm:dataModel>
+      <dgm:ptLst/>
+      <dgm:bg/>
+      <dgm:whole/>
+    </dgm:dataModel>
+  </dgm:sampData>
+  <dgm:styleData>
+    <dgm:dataModel>
+      <dgm:ptLst>
+        <dgm:pt modelId="0" type="doc"/>
+        <dgm:pt modelId="1"/>
+        <dgm:pt modelId="2"/>
+      </dgm:ptLst>
+      <dgm:cxnLst>
+        <dgm:cxn modelId="3" srcId="0" destId="1" srcOrd="0" destOrd="0"/>
+        <dgm:cxn modelId="4" srcId="0" destId="2" srcOrd="1" destOrd="0"/>
+      </dgm:cxnLst>
+      <dgm:bg/>
+      <dgm:whole/>
+    </dgm:dataModel>
+  </dgm:styleData>
+  <dgm:clrData>
+    <dgm:dataModel>
+      <dgm:ptLst>
+        <dgm:pt modelId="0" type="doc"/>
+        <dgm:pt modelId="1"/>
+        <dgm:pt modelId="2"/>
+        <dgm:pt modelId="3"/>
+        <dgm:pt modelId="4"/>
+      </dgm:ptLst>
+      <dgm:cxnLst>
+        <dgm:cxn modelId="5" srcId="0" destId="1" srcOrd="0" destOrd="0"/>
+        <dgm:cxn modelId="6" srcId="0" destId="2" srcOrd="1" destOrd="0"/>
+        <dgm:cxn modelId="7" srcId="0" destId="3" srcOrd="2" destOrd="0"/>
+        <dgm:cxn modelId="8" srcId="0" destId="4" srcOrd="3" destOrd="0"/>
+      </dgm:cxnLst>
+      <dgm:bg/>
+      <dgm:whole/>
+    </dgm:dataModel>
+  </dgm:clrData>
+  <dgm:layoutNode name="Name0">
+    <dgm:varLst>
+      <dgm:dir/>
+      <dgm:resizeHandles val="exact"/>
+    </dgm:varLst>
+    <dgm:choose name="Name1">
+      <dgm:if name="Name2" func="var" arg="dir" op="equ" val="norm">
+        <dgm:alg type="lin"/>
+      </dgm:if>
+      <dgm:else name="Name3">
+        <dgm:alg type="lin">
+          <dgm:param type="linDir" val="fromR"/>
+        </dgm:alg>
+      </dgm:else>
+    </dgm:choose>
+    <dgm:shape xmlns:r="http://schemas.openxmlformats.org/officeDocument/2006/relationships" r:blip="">
+      <dgm:adjLst/>
+    </dgm:shape>
+    <dgm:presOf/>
+    <dgm:constrLst>
+      <dgm:constr type="w" for="ch" ptType="node" refType="w"/>
+      <dgm:constr type="h" for="ch" ptType="node" op="equ"/>
+      <dgm:constr type="primFontSz" for="ch" ptType="node" op="equ" val="65"/>
+      <dgm:constr type="w" for="ch" ptType="sibTrans" refType="w" refFor="ch" refPtType="node" op="equ" fact="0.4"/>
+      <dgm:constr type="h" for="ch" ptType="sibTrans" op="equ"/>
+      <dgm:constr type="primFontSz" for="des" forName="connectorText" op="equ" val="55"/>
+      <dgm:constr type="primFontSz" for="des" forName="connectorText" refType="primFontSz" refFor="ch" refPtType="node" op="lte" fact="0.8"/>
+    </dgm:constrLst>
+    <dgm:ruleLst/>
+    <dgm:forEach name="nodesForEach" axis="ch" ptType="node">
+      <dgm:layoutNode name="node">
+        <dgm:varLst>
+          <dgm:bulletEnabled val="1"/>
+        </dgm:varLst>
+        <dgm:alg type="tx"/>
+        <dgm:shape xmlns:r="http://schemas.openxmlformats.org/officeDocument/2006/relationships" type="roundRect" r:blip="">
+          <dgm:adjLst>
+            <dgm:adj idx="1" val="0.1"/>
+          </dgm:adjLst>
+        </dgm:shape>
+        <dgm:presOf axis="desOrSelf" ptType="node"/>
+        <dgm:constrLst>
+          <dgm:constr type="h" refType="w" fact="0.6"/>
+          <dgm:constr type="tMarg" refType="primFontSz" fact="0.3"/>
+          <dgm:constr type="bMarg" refType="primFontSz" fact="0.3"/>
+          <dgm:constr type="lMarg" refType="primFontSz" fact="0.3"/>
+          <dgm:constr type="rMarg" refType="primFontSz" fact="0.3"/>
+        </dgm:constrLst>
+        <dgm:ruleLst>
+          <dgm:rule type="primFontSz" val="18" fact="NaN" max="NaN"/>
+          <dgm:rule type="h" val="NaN" fact="1.5" max="NaN"/>
+          <dgm:rule type="primFontSz" val="5" fact="NaN" max="NaN"/>
+          <dgm:rule type="h" val="INF" fact="NaN" max="NaN"/>
+        </dgm:ruleLst>
+      </dgm:layoutNode>
+      <dgm:forEach name="sibTransForEach" axis="followSib" ptType="sibTrans" cnt="1">
+        <dgm:layoutNode name="sibTrans">
+          <dgm:alg type="conn">
+            <dgm:param type="begPts" val="auto"/>
+            <dgm:param type="endPts" val="auto"/>
+          </dgm:alg>
+          <dgm:shape xmlns:r="http://schemas.openxmlformats.org/officeDocument/2006/relationships" type="conn" r:blip="">
+            <dgm:adjLst/>
+          </dgm:shape>
+          <dgm:presOf axis="self"/>
+          <dgm:constrLst>
+            <dgm:constr type="h" refType="w" fact="0.62"/>
+            <dgm:constr type="connDist"/>
+            <dgm:constr type="begPad" refType="connDist" fact="0.25"/>
+            <dgm:constr type="endPad" refType="connDist" fact="0.22"/>
+          </dgm:constrLst>
+          <dgm:ruleLst/>
+          <dgm:layoutNode name="connectorText">
+            <dgm:alg type="tx">
+              <dgm:param type="autoTxRot" val="grav"/>
+            </dgm:alg>
+            <dgm:shape xmlns:r="http://schemas.openxmlformats.org/officeDocument/2006/relationships" type="conn" r:blip="" hideGeom="1">
+              <dgm:adjLst/>
+            </dgm:shape>
+            <dgm:presOf axis="self"/>
+            <dgm:constrLst>
+              <dgm:constr type="lMarg"/>
+              <dgm:constr type="rMarg"/>
+              <dgm:constr type="tMarg"/>
+              <dgm:constr type="bMarg"/>
+            </dgm:constrLst>
+            <dgm:ruleLst>
+              <dgm:rule type="primFontSz" val="5" fact="NaN" max="NaN"/>
+            </dgm:ruleLst>
+          </dgm:layoutNode>
+        </dgm:layoutNode>
+      </dgm:forEach>
+    </dgm:forEach>
+  </dgm:layoutNode>
+</dgm:layoutDef>
+</file>
+
+<file path=word/diagrams/quickStyle1.xml><?xml version="1.0" encoding="utf-8"?>
+<dgm:styleDef xmlns:dgm="http://schemas.openxmlformats.org/drawingml/2006/diagram" xmlns:a="http://schemas.openxmlformats.org/drawingml/2006/main" uniqueId="urn:microsoft.com/office/officeart/2005/8/quickstyle/simple1">
+  <dgm:title val=""/>
+  <dgm:desc val=""/>
+  <dgm:catLst>
+    <dgm:cat type="simple" pri="10100"/>
+  </dgm:catLst>
+  <dgm:scene3d>
+    <a:camera prst="orthographicFront"/>
+    <a:lightRig rig="threePt" dir="t"/>
+  </dgm:scene3d>
+  <dgm:styleLbl name="node0">
+    <dgm:scene3d>
+      <a:camera prst="orthographicFront"/>
+      <a:lightRig rig="threePt" dir="t"/>
+    </dgm:scene3d>
+    <dgm:sp3d/>
+    <dgm:txPr/>
+    <dgm:style>
+      <a:lnRef idx="2">
+        <a:scrgbClr r="0" g="0" b="0"/>
+      </a:lnRef>
+      <a:fillRef idx="1">
+        <a:scrgbClr r="0" g="0" b="0"/>
+      </a:fillRef>
+      <a:effectRef idx="0">
+        <a:scrgbClr r="0" g="0" b="0"/>
+      </a:effectRef>
+      <a:fontRef idx="minor">
+        <a:schemeClr val="lt1"/>
+      </a:fontRef>
+    </dgm:style>
+  </dgm:styleLbl>
+  <dgm:styleLbl name="lnNode1">
+    <dgm:scene3d>
+      <a:camera prst="orthographicFront"/>
+      <a:lightRig rig="threePt" dir="t"/>
+    </dgm:scene3d>
+    <dgm:sp3d/>
+    <dgm:txPr/>
+    <dgm:style>
+      <a:lnRef idx="2">
+        <a:scrgbClr r="0" g="0" b="0"/>
+      </a:lnRef>
+      <a:fillRef idx="1">
+        <a:scrgbClr r="0" g="0" b="0"/>
+      </a:fillRef>
+      <a:effectRef idx="0">
+        <a:scrgbClr r="0" g="0" b="0"/>
+      </a:effectRef>
+      <a:fontRef idx="minor">
+        <a:schemeClr val="lt1"/>
+      </a:fontRef>
+    </dgm:style>
+  </dgm:styleLbl>
+  <dgm:styleLbl name="vennNode1">
+    <dgm:scene3d>
+      <a:camera prst="orthographicFront"/>
+      <a:lightRig rig="threePt" dir="t"/>
+    </dgm:scene3d>
+    <dgm:sp3d/>
+    <dgm:txPr/>
+    <dgm:style>
+      <a:lnRef idx="2">
+        <a:scrgbClr r="0" g="0" b="0"/>
+      </a:lnRef>
+      <a:fillRef idx="1">
+        <a:scrgbClr r="0" g="0" b="0"/>
+      </a:fillRef>
+      <a:effectRef idx="0">
+        <a:scrgbClr r="0" g="0" b="0"/>
+      </a:effectRef>
+      <a:fontRef idx="minor">
+        <a:schemeClr val="tx1"/>
+      </a:fontRef>
+    </dgm:style>
+  </dgm:styleLbl>
+  <dgm:styleLbl name="alignNode1">
+    <dgm:scene3d>
+      <a:camera prst="orthographicFront"/>
+      <a:lightRig rig="threePt" dir="t"/>
+    </dgm:scene3d>
+    <dgm:sp3d/>
+    <dgm:txPr/>
+    <dgm:style>
+      <a:lnRef idx="2">
+        <a:scrgbClr r="0" g="0" b="0"/>
+      </a:lnRef>
+      <a:fillRef idx="1">
+        <a:scrgbClr r="0" g="0" b="0"/>
+      </a:fillRef>
+      <a:effectRef idx="0">
+        <a:scrgbClr r="0" g="0" b="0"/>
+      </a:effectRef>
+      <a:fontRef idx="minor">
+        <a:schemeClr val="lt1"/>
+      </a:fontRef>
+    </dgm:style>
+  </dgm:styleLbl>
+  <dgm:styleLbl name="node1">
+    <dgm:scene3d>
+      <a:camera prst="orthographicFront"/>
+      <a:lightRig rig="threePt" dir="t"/>
+    </dgm:scene3d>
+    <dgm:sp3d/>
+    <dgm:txPr/>
+    <dgm:style>
+      <a:lnRef idx="2">
+        <a:scrgbClr r="0" g="0" b="0"/>
+      </a:lnRef>
+      <a:fillRef idx="1">
+        <a:scrgbClr r="0" g="0" b="0"/>
+      </a:fillRef>
+      <a:effectRef idx="0">
+        <a:scrgbClr r="0" g="0" b="0"/>
+      </a:effectRef>
+      <a:fontRef idx="minor">
+        <a:schemeClr val="lt1"/>
+      </a:fontRef>
+    </dgm:style>
+  </dgm:styleLbl>
+  <dgm:styleLbl name="node2">
+    <dgm:scene3d>
+      <a:camera prst="orthographicFront"/>
+      <a:lightRig rig="threePt" dir="t"/>
+    </dgm:scene3d>
+    <dgm:sp3d/>
+    <dgm:txPr/>
+    <dgm:style>
+      <a:lnRef idx="2">
+        <a:scrgbClr r="0" g="0" b="0"/>
+      </a:lnRef>
+      <a:fillRef idx="1">
+        <a:scrgbClr r="0" g="0" b="0"/>
+      </a:fillRef>
+      <a:effectRef idx="0">
+        <a:scrgbClr r="0" g="0" b="0"/>
+      </a:effectRef>
+      <a:fontRef idx="minor">
+        <a:schemeClr val="lt1"/>
+      </a:fontRef>
+    </dgm:style>
+  </dgm:styleLbl>
+  <dgm:styleLbl name="node3">
+    <dgm:scene3d>
+      <a:camera prst="orthographicFront"/>
+      <a:lightRig rig="threePt" dir="t"/>
+    </dgm:scene3d>
+    <dgm:sp3d/>
+    <dgm:txPr/>
+    <dgm:style>
+      <a:lnRef idx="2">
+        <a:scrgbClr r="0" g="0" b="0"/>
+      </a:lnRef>
+      <a:fillRef idx="1">
+        <a:scrgbClr r="0" g="0" b="0"/>
+      </a:fillRef>
+      <a:effectRef idx="0">
+        <a:scrgbClr r="0" g="0" b="0"/>
+      </a:effectRef>
+      <a:fontRef idx="minor">
+        <a:schemeClr val="lt1"/>
+      </a:fontRef>
+    </dgm:style>
+  </dgm:styleLbl>
+  <dgm:styleLbl name="node4">
+    <dgm:scene3d>
+      <a:camera prst="orthographicFront"/>
+      <a:lightRig rig="threePt" dir="t"/>
+    </dgm:scene3d>
+    <dgm:sp3d/>
+    <dgm:txPr/>
+    <dgm:style>
+      <a:lnRef idx="2">
+        <a:scrgbClr r="0" g="0" b="0"/>
+      </a:lnRef>
+      <a:fillRef idx="1">
+        <a:scrgbClr r="0" g="0" b="0"/>
+      </a:fillRef>
+      <a:effectRef idx="0">
+        <a:scrgbClr r="0" g="0" b="0"/>
+      </a:effectRef>
+      <a:fontRef idx="minor">
+        <a:schemeClr val="lt1"/>
+      </a:fontRef>
+    </dgm:style>
+  </dgm:styleLbl>
+  <dgm:styleLbl name="fgImgPlace1">
+    <dgm:scene3d>
+      <a:camera prst="orthographicFront"/>
+      <a:lightRig rig="threePt" dir="t"/>
+    </dgm:scene3d>
+    <dgm:sp3d/>
+    <dgm:txPr/>
+    <dgm:style>
+      <a:lnRef idx="2">
+        <a:scrgbClr r="0" g="0" b="0"/>
+      </a:lnRef>
+      <a:fillRef idx="1">
+        <a:scrgbClr r="0" g="0" b="0"/>
+      </a:fillRef>
+      <a:effectRef idx="0">
+        <a:scrgbClr r="0" g="0" b="0"/>
+      </a:effectRef>
+      <a:fontRef idx="minor"/>
+    </dgm:style>
+  </dgm:styleLbl>
+  <dgm:styleLbl name="alignImgPlace1">
+    <dgm:scene3d>
+      <a:camera prst="orthographicFront"/>
+      <a:lightRig rig="threePt" dir="t"/>
+    </dgm:scene3d>
+    <dgm:sp3d/>
+    <dgm:txPr/>
+    <dgm:style>
+      <a:lnRef idx="2">
+        <a:scrgbClr r="0" g="0" b="0"/>
+      </a:lnRef>
+      <a:fillRef idx="1">
+        <a:scrgbClr r="0" g="0" b="0"/>
+      </a:fillRef>
+      <a:effectRef idx="0">
+        <a:scrgbClr r="0" g="0" b="0"/>
+      </a:effectRef>
+      <a:fontRef idx="minor"/>
+    </dgm:style>
+  </dgm:styleLbl>
+  <dgm:styleLbl name="bgImgPlace1">
+    <dgm:scene3d>
+      <a:camera prst="orthographicFront"/>
+      <a:lightRig rig="threePt" dir="t"/>
+    </dgm:scene3d>
+    <dgm:sp3d/>
+    <dgm:txPr/>
+    <dgm:style>
+      <a:lnRef idx="2">
+        <a:scrgbClr r="0" g="0" b="0"/>
+      </a:lnRef>
+      <a:fillRef idx="1">
+        <a:scrgbClr r="0" g="0" b="0"/>
+      </a:fillRef>
+      <a:effectRef idx="0">
+        <a:scrgbClr r="0" g="0" b="0"/>
+      </a:effectRef>
+      <a:fontRef idx="minor"/>
+    </dgm:style>
+  </dgm:styleLbl>
+  <dgm:styleLbl name="sibTrans2D1">
+    <dgm:scene3d>
+      <a:camera prst="orthographicFront"/>
+      <a:lightRig rig="threePt" dir="t"/>
+    </dgm:scene3d>
+    <dgm:sp3d/>
+    <dgm:txPr/>
+    <dgm:style>
+      <a:lnRef idx="0">
+        <a:scrgbClr r="0" g="0" b="0"/>
+      </a:lnRef>
+      <a:fillRef idx="1">
+        <a:scrgbClr r="0" g="0" b="0"/>
+      </a:fillRef>
+      <a:effectRef idx="0">
+        <a:scrgbClr r="0" g="0" b="0"/>
+      </a:effectRef>
+      <a:fontRef idx="minor">
+        <a:schemeClr val="lt1"/>
+      </a:fontRef>
+    </dgm:style>
+  </dgm:styleLbl>
+  <dgm:styleLbl name="fgSibTrans2D1">
+    <dgm:scene3d>
+      <a:camera prst="orthographicFront"/>
+      <a:lightRig rig="threePt" dir="t"/>
+    </dgm:scene3d>
+    <dgm:sp3d/>
+    <dgm:txPr/>
+    <dgm:style>
+      <a:lnRef idx="0">
+        <a:scrgbClr r="0" g="0" b="0"/>
+      </a:lnRef>
+      <a:fillRef idx="1">
+        <a:scrgbClr r="0" g="0" b="0"/>
+      </a:fillRef>
+      <a:effectRef idx="0">
+        <a:scrgbClr r="0" g="0" b="0"/>
+      </a:effectRef>
+      <a:fontRef idx="minor">
+        <a:schemeClr val="lt1"/>
+      </a:fontRef>
+    </dgm:style>
+  </dgm:styleLbl>
+  <dgm:styleLbl name="bgSibTrans2D1">
+    <dgm:scene3d>
+      <a:camera prst="orthographicFront"/>
+      <a:lightRig rig="threePt" dir="t"/>
+    </dgm:scene3d>
+    <dgm:sp3d/>
+    <dgm:txPr/>
+    <dgm:style>
+      <a:lnRef idx="0">
+        <a:scrgbClr r="0" g="0" b="0"/>
+      </a:lnRef>
+      <a:fillRef idx="1">
+        <a:scrgbClr r="0" g="0" b="0"/>
+      </a:fillRef>
+      <a:effectRef idx="0">
+        <a:scrgbClr r="0" g="0" b="0"/>
+      </a:effectRef>
+      <a:fontRef idx="minor">
+        <a:schemeClr val="lt1"/>
+      </a:fontRef>
+    </dgm:style>
+  </dgm:styleLbl>
+  <dgm:styleLbl name="sibTrans1D1">
+    <dgm:scene3d>
+      <a:camera prst="orthographicFront"/>
+      <a:lightRig rig="threePt" dir="t"/>
+    </dgm:scene3d>
+    <dgm:sp3d/>
+    <dgm:txPr/>
+    <dgm:style>
+      <a:lnRef idx="1">
+        <a:scrgbClr r="0" g="0" b="0"/>
+      </a:lnRef>
+      <a:fillRef idx="0">
+        <a:scrgbClr r="0" g="0" b="0"/>
+      </a:fillRef>
+      <a:effectRef idx="0">
+        <a:scrgbClr r="0" g="0" b="0"/>
+      </a:effectRef>
+      <a:fontRef idx="minor"/>
+    </dgm:style>
+  </dgm:styleLbl>
+  <dgm:styleLbl name="callout">
+    <dgm:scene3d>
+      <a:camera prst="orthographicFront"/>
+      <a:lightRig rig="threePt" dir="t"/>
+    </dgm:scene3d>
+    <dgm:sp3d/>
+    <dgm:txPr/>
+    <dgm:style>
+      <a:lnRef idx="2">
+        <a:scrgbClr r="0" g="0" b="0"/>
+      </a:lnRef>
+      <a:fillRef idx="1">
+        <a:scrgbClr r="0" g="0" b="0"/>
+      </a:fillRef>
+      <a:effectRef idx="0">
+        <a:scrgbClr r="0" g="0" b="0"/>
+      </a:effectRef>
+      <a:fontRef idx="minor"/>
+    </dgm:style>
+  </dgm:styleLbl>
+  <dgm:styleLbl name="asst0">
+    <dgm:scene3d>
+      <a:camera prst="orthographicFront"/>
+      <a:lightRig rig="threePt" dir="t"/>
+    </dgm:scene3d>
+    <dgm:sp3d/>
+    <dgm:txPr/>
+    <dgm:style>
+      <a:lnRef idx="2">
+        <a:scrgbClr r="0" g="0" b="0"/>
+      </a:lnRef>
+      <a:fillRef idx="1">
+        <a:scrgbClr r="0" g="0" b="0"/>
+      </a:fillRef>
+      <a:effectRef idx="0">
+        <a:scrgbClr r="0" g="0" b="0"/>
+      </a:effectRef>
+      <a:fontRef idx="minor">
+        <a:schemeClr val="lt1"/>
+      </a:fontRef>
+    </dgm:style>
+  </dgm:styleLbl>
+  <dgm:styleLbl name="asst1">
+    <dgm:scene3d>
+      <a:camera prst="orthographicFront"/>
+      <a:lightRig rig="threePt" dir="t"/>
+    </dgm:scene3d>
+    <dgm:sp3d/>
+    <dgm:txPr/>
+    <dgm:style>
+      <a:lnRef idx="2">
+        <a:scrgbClr r="0" g="0" b="0"/>
+      </a:lnRef>
+      <a:fillRef idx="1">
+        <a:scrgbClr r="0" g="0" b="0"/>
+      </a:fillRef>
+      <a:effectRef idx="0">
+        <a:scrgbClr r="0" g="0" b="0"/>
+      </a:effectRef>
+      <a:fontRef idx="minor">
+        <a:schemeClr val="lt1"/>
+      </a:fontRef>
+    </dgm:style>
+  </dgm:styleLbl>
+  <dgm:styleLbl name="asst2">
+    <dgm:scene3d>
+      <a:camera prst="orthographicFront"/>
+      <a:lightRig rig="threePt" dir="t"/>
+    </dgm:scene3d>
+    <dgm:sp3d/>
+    <dgm:txPr/>
+    <dgm:style>
+      <a:lnRef idx="2">
+        <a:scrgbClr r="0" g="0" b="0"/>
+      </a:lnRef>
+      <a:fillRef idx="1">
+        <a:scrgbClr r="0" g="0" b="0"/>
+      </a:fillRef>
+      <a:effectRef idx="0">
+        <a:scrgbClr r="0" g="0" b="0"/>
+      </a:effectRef>
+      <a:fontRef idx="minor">
+        <a:schemeClr val="lt1"/>
+      </a:fontRef>
+    </dgm:style>
+  </dgm:styleLbl>
+  <dgm:styleLbl name="asst3">
+    <dgm:scene3d>
+      <a:camera prst="orthographicFront"/>
+      <a:lightRig rig="threePt" dir="t"/>
+    </dgm:scene3d>
+    <dgm:sp3d/>
+    <dgm:txPr/>
+    <dgm:style>
+      <a:lnRef idx="2">
+        <a:scrgbClr r="0" g="0" b="0"/>
+      </a:lnRef>
+      <a:fillRef idx="1">
+        <a:scrgbClr r="0" g="0" b="0"/>
+      </a:fillRef>
+      <a:effectRef idx="0">
+        <a:scrgbClr r="0" g="0" b="0"/>
+      </a:effectRef>
+      <a:fontRef idx="minor">
+        <a:schemeClr val="lt1"/>
+      </a:fontRef>
+    </dgm:style>
+  </dgm:styleLbl>
+  <dgm:styleLbl name="asst4">
+    <dgm:scene3d>
+      <a:camera prst="orthographicFront"/>
+      <a:lightRig rig="threePt" dir="t"/>
+    </dgm:scene3d>
+    <dgm:sp3d/>
+    <dgm:txPr/>
+    <dgm:style>
+      <a:lnRef idx="2">
+        <a:scrgbClr r="0" g="0" b="0"/>
+      </a:lnRef>
+      <a:fillRef idx="1">
+        <a:scrgbClr r="0" g="0" b="0"/>
+      </a:fillRef>
+      <a:effectRef idx="0">
+        <a:scrgbClr r="0" g="0" b="0"/>
+      </a:effectRef>
+      <a:fontRef idx="minor">
+        <a:schemeClr val="lt1"/>
+      </a:fontRef>
+    </dgm:style>
+  </dgm:styleLbl>
+  <dgm:styleLbl name="parChTrans2D1">
+    <dgm:scene3d>
+      <a:camera prst="orthographicFront"/>
+      <a:lightRig rig="threePt" dir="t"/>
+    </dgm:scene3d>
+    <dgm:sp3d/>
+    <dgm:txPr/>
+    <dgm:style>
+      <a:lnRef idx="2">
+        <a:scrgbClr r="0" g="0" b="0"/>
+      </a:lnRef>
+      <a:fillRef idx="1">
+        <a:scrgbClr r="0" g="0" b="0"/>
+      </a:fillRef>
+      <a:effectRef idx="0">
+        <a:scrgbClr r="0" g="0" b="0"/>
+      </a:effectRef>
+      <a:fontRef idx="minor">
+        <a:schemeClr val="lt1"/>
+      </a:fontRef>
+    </dgm:style>
+  </dgm:styleLbl>
+  <dgm:styleLbl name="parChTrans2D2">
+    <dgm:scene3d>
+      <a:camera prst="orthographicFront"/>
+      <a:lightRig rig="threePt" dir="t"/>
+    </dgm:scene3d>
+    <dgm:sp3d/>
+    <dgm:txPr/>
+    <dgm:style>
+      <a:lnRef idx="2">
+        <a:scrgbClr r="0" g="0" b="0"/>
+      </a:lnRef>
+      <a:fillRef idx="1">
+        <a:scrgbClr r="0" g="0" b="0"/>
+      </a:fillRef>
+      <a:effectRef idx="0">
+        <a:scrgbClr r="0" g="0" b="0"/>
+      </a:effectRef>
+      <a:fontRef idx="minor">
+        <a:schemeClr val="lt1"/>
+      </a:fontRef>
+    </dgm:style>
+  </dgm:styleLbl>
+  <dgm:styleLbl name="parChTrans2D3">
+    <dgm:scene3d>
+      <a:camera prst="orthographicFront"/>
+      <a:lightRig rig="threePt" dir="t"/>
+    </dgm:scene3d>
+    <dgm:sp3d/>
+    <dgm:txPr/>
+    <dgm:style>
+      <a:lnRef idx="2">
+        <a:scrgbClr r="0" g="0" b="0"/>
+      </a:lnRef>
+      <a:fillRef idx="1">
+        <a:scrgbClr r="0" g="0" b="0"/>
+      </a:fillRef>
+      <a:effectRef idx="0">
+        <a:scrgbClr r="0" g="0" b="0"/>
+      </a:effectRef>
+      <a:fontRef idx="minor">
+        <a:schemeClr val="lt1"/>
+      </a:fontRef>
+    </dgm:style>
+  </dgm:styleLbl>
+  <dgm:styleLbl name="parChTrans2D4">
+    <dgm:scene3d>
+      <a:camera prst="orthographicFront"/>
+      <a:lightRig rig="threePt" dir="t"/>
+    </dgm:scene3d>
+    <dgm:sp3d/>
+    <dgm:txPr/>
+    <dgm:style>
+      <a:lnRef idx="2">
+        <a:scrgbClr r="0" g="0" b="0"/>
+      </a:lnRef>
+      <a:fillRef idx="1">
+        <a:scrgbClr r="0" g="0" b="0"/>
+      </a:fillRef>
+      <a:effectRef idx="0">
+        <a:scrgbClr r="0" g="0" b="0"/>
+      </a:effectRef>
+      <a:fontRef idx="minor">
+        <a:schemeClr val="lt1"/>
+      </a:fontRef>
+    </dgm:style>
+  </dgm:styleLbl>
+  <dgm:styleLbl name="parChTrans1D1">
+    <dgm:scene3d>
+      <a:camera prst="orthographicFront"/>
+      <a:lightRig rig="threePt" dir="t"/>
+    </dgm:scene3d>
+    <dgm:sp3d/>
+    <dgm:txPr/>
+    <dgm:style>
+      <a:lnRef idx="2">
+        <a:scrgbClr r="0" g="0" b="0"/>
+      </a:lnRef>
+      <a:fillRef idx="0">
+        <a:scrgbClr r="0" g="0" b="0"/>
+      </a:fillRef>
+      <a:effectRef idx="0">
+        <a:scrgbClr r="0" g="0" b="0"/>
+      </a:effectRef>
+      <a:fontRef idx="minor"/>
+    </dgm:style>
+  </dgm:styleLbl>
+  <dgm:styleLbl name="parChTrans1D2">
+    <dgm:scene3d>
+      <a:camera prst="orthographicFront"/>
+      <a:lightRig rig="threePt" dir="t"/>
+    </dgm:scene3d>
+    <dgm:sp3d/>
+    <dgm:txPr/>
+    <dgm:style>
+      <a:lnRef idx="2">
+        <a:scrgbClr r="0" g="0" b="0"/>
+      </a:lnRef>
+      <a:fillRef idx="0">
+        <a:scrgbClr r="0" g="0" b="0"/>
+      </a:fillRef>
+      <a:effectRef idx="0">
+        <a:scrgbClr r="0" g="0" b="0"/>
+      </a:effectRef>
+      <a:fontRef idx="minor"/>
+    </dgm:style>
+  </dgm:styleLbl>
+  <dgm:styleLbl name="parChTrans1D3">
+    <dgm:scene3d>
+      <a:camera prst="orthographicFront"/>
+      <a:lightRig rig="threePt" dir="t"/>
+    </dgm:scene3d>
+    <dgm:sp3d/>
+    <dgm:txPr/>
+    <dgm:style>
+      <a:lnRef idx="2">
+        <a:scrgbClr r="0" g="0" b="0"/>
+      </a:lnRef>
+      <a:fillRef idx="0">
+        <a:scrgbClr r="0" g="0" b="0"/>
+      </a:fillRef>
+      <a:effectRef idx="0">
+        <a:scrgbClr r="0" g="0" b="0"/>
+      </a:effectRef>
+      <a:fontRef idx="minor"/>
+    </dgm:style>
+  </dgm:styleLbl>
+  <dgm:styleLbl name="parChTrans1D4">
+    <dgm:scene3d>
+      <a:camera prst="orthographicFront"/>
+      <a:lightRig rig="threePt" dir="t"/>
+    </dgm:scene3d>
+    <dgm:sp3d/>
+    <dgm:txPr/>
+    <dgm:style>
+      <a:lnRef idx="2">
+        <a:scrgbClr r="0" g="0" b="0"/>
+      </a:lnRef>
+      <a:fillRef idx="0">
+        <a:scrgbClr r="0" g="0" b="0"/>
+      </a:fillRef>
+      <a:effectRef idx="0">
+        <a:scrgbClr r="0" g="0" b="0"/>
+      </a:effectRef>
+      <a:fontRef idx="minor"/>
+    </dgm:style>
+  </dgm:styleLbl>
+  <dgm:styleLbl name="fgAcc1">
+    <dgm:scene3d>
+      <a:camera prst="orthographicFront"/>
+      <a:lightRig rig="threePt" dir="t"/>
+    </dgm:scene3d>
+    <dgm:sp3d/>
+    <dgm:txPr/>
+    <dgm:style>
+      <a:lnRef idx="2">
+        <a:scrgbClr r="0" g="0" b="0"/>
+      </a:lnRef>
+      <a:fillRef idx="1">
+        <a:scrgbClr r="0" g="0" b="0"/>
+      </a:fillRef>
+      <a:effectRef idx="0">
+        <a:scrgbClr r="0" g="0" b="0"/>
+      </a:effectRef>
+      <a:fontRef idx="minor"/>
+    </dgm:style>
+  </dgm:styleLbl>
+  <dgm:styleLbl name="conFgAcc1">
+    <dgm:scene3d>
+      <a:camera prst="orthographicFront"/>
+      <a:lightRig rig="threePt" dir="t"/>
+    </dgm:scene3d>
+    <dgm:sp3d/>
+    <dgm:txPr/>
+    <dgm:style>
+      <a:lnRef idx="2">
+        <a:scrgbClr r="0" g="0" b="0"/>
+      </a:lnRef>
+      <a:fillRef idx="1">
+        <a:scrgbClr r="0" g="0" b="0"/>
+      </a:fillRef>
+      <a:effectRef idx="0">
+        <a:scrgbClr r="0" g="0" b="0"/>
+      </a:effectRef>
+      <a:fontRef idx="minor"/>
+    </dgm:style>
+  </dgm:styleLbl>
+  <dgm:styleLbl name="alignAcc1">
+    <dgm:scene3d>
+      <a:camera prst="orthographicFront"/>
+      <a:lightRig rig="threePt" dir="t"/>
+    </dgm:scene3d>
+    <dgm:sp3d/>
+    <dgm:txPr/>
+    <dgm:style>
+      <a:lnRef idx="2">
+        <a:scrgbClr r="0" g="0" b="0"/>
+      </a:lnRef>
+      <a:fillRef idx="1">
+        <a:scrgbClr r="0" g="0" b="0"/>
+      </a:fillRef>
+      <a:effectRef idx="0">
+        <a:scrgbClr r="0" g="0" b="0"/>
+      </a:effectRef>
+      <a:fontRef idx="minor"/>
+    </dgm:style>
+  </dgm:styleLbl>
+  <dgm:styleLbl name="trAlignAcc1">
+    <dgm:scene3d>
+      <a:camera prst="orthographicFront"/>
+      <a:lightRig rig="threePt" dir="t"/>
+    </dgm:scene3d>
+    <dgm:sp3d/>
+    <dgm:txPr/>
+    <dgm:style>
+      <a:lnRef idx="1">
+        <a:scrgbClr r="0" g="0" b="0"/>
+      </a:lnRef>
+      <a:fillRef idx="1">
+        <a:scrgbClr r="0" g="0" b="0"/>
+      </a:fillRef>
+      <a:effectRef idx="0">
+        <a:scrgbClr r="0" g="0" b="0"/>
+      </a:effectRef>
+      <a:fontRef idx="minor"/>
+    </dgm:style>
+  </dgm:styleLbl>
+  <dgm:styleLbl name="bgAcc1">
+    <dgm:scene3d>
+      <a:camera prst="orthographicFront"/>
+      <a:lightRig rig="threePt" dir="t"/>
+    </dgm:scene3d>
+    <dgm:sp3d/>
+    <dgm:txPr/>
+    <dgm:style>
+      <a:lnRef idx="2">
+        <a:scrgbClr r="0" g="0" b="0"/>
+      </a:lnRef>
+      <a:fillRef idx="1">
+        <a:scrgbClr r="0" g="0" b="0"/>
+      </a:fillRef>
+      <a:effectRef idx="0">
+        <a:scrgbClr r="0" g="0" b="0"/>
+      </a:effectRef>
+      <a:fontRef idx="minor"/>
+    </dgm:style>
+  </dgm:styleLbl>
+  <dgm:styleLbl name="solidFgAcc1">
+    <dgm:scene3d>
+      <a:camera prst="orthographicFront"/>
+      <a:lightRig rig="threePt" dir="t"/>
+    </dgm:scene3d>
+    <dgm:sp3d/>
+    <dgm:txPr/>
+    <dgm:style>
+      <a:lnRef idx="2">
+        <a:scrgbClr r="0" g="0" b="0"/>
+      </a:lnRef>
+      <a:fillRef idx="1">
+        <a:scrgbClr r="0" g="0" b="0"/>
+      </a:fillRef>
+      <a:effectRef idx="0">
+        <a:scrgbClr r="0" g="0" b="0"/>
+      </a:effectRef>
+      <a:fontRef idx="minor"/>
+    </dgm:style>
+  </dgm:styleLbl>
+  <dgm:styleLbl name="solidAlignAcc1">
+    <dgm:scene3d>
+      <a:camera prst="orthographicFront"/>
+      <a:lightRig rig="threePt" dir="t"/>
+    </dgm:scene3d>
+    <dgm:sp3d/>
+    <dgm:txPr/>
+    <dgm:style>
+      <a:lnRef idx="2">
+        <a:scrgbClr r="0" g="0" b="0"/>
+      </a:lnRef>
+      <a:fillRef idx="1">
+        <a:scrgbClr r="0" g="0" b="0"/>
+      </a:fillRef>
+      <a:effectRef idx="0">
+        <a:scrgbClr r="0" g="0" b="0"/>
+      </a:effectRef>
+      <a:fontRef idx="minor"/>
+    </dgm:style>
+  </dgm:styleLbl>
+  <dgm:styleLbl name="solidBgAcc1">
+    <dgm:scene3d>
+      <a:camera prst="orthographicFront"/>
+      <a:lightRig rig="threePt" dir="t"/>
+    </dgm:scene3d>
+    <dgm:sp3d/>
+    <dgm:txPr/>
+    <dgm:style>
+      <a:lnRef idx="2">
+        <a:scrgbClr r="0" g="0" b="0"/>
+      </a:lnRef>
+      <a:fillRef idx="1">
+        <a:scrgbClr r="0" g="0" b="0"/>
+      </a:fillRef>
+      <a:effectRef idx="0">
+        <a:scrgbClr r="0" g="0" b="0"/>
+      </a:effectRef>
+      <a:fontRef idx="minor"/>
+    </dgm:style>
+  </dgm:styleLbl>
+  <dgm:styleLbl name="fgAccFollowNode1">
+    <dgm:scene3d>
+      <a:camera prst="orthographicFront"/>
+      <a:lightRig rig="threePt" dir="t"/>
+    </dgm:scene3d>
+    <dgm:sp3d/>
+    <dgm:txPr/>
+    <dgm:style>
+      <a:lnRef idx="2">
+        <a:scrgbClr r="0" g="0" b="0"/>
+      </a:lnRef>
+      <a:fillRef idx="1">
+        <a:scrgbClr r="0" g="0" b="0"/>
+      </a:fillRef>
+      <a:effectRef idx="0">
+        <a:scrgbClr r="0" g="0" b="0"/>
+      </a:effectRef>
+      <a:fontRef idx="minor"/>
+    </dgm:style>
+  </dgm:styleLbl>
+  <dgm:styleLbl name="alignAccFollowNode1">
+    <dgm:scene3d>
+      <a:camera prst="orthographicFront"/>
+      <a:lightRig rig="threePt" dir="t"/>
+    </dgm:scene3d>
+    <dgm:sp3d/>
+    <dgm:txPr/>
+    <dgm:style>
+      <a:lnRef idx="2">
+        <a:scrgbClr r="0" g="0" b="0"/>
+      </a:lnRef>
+      <a:fillRef idx="1">
+        <a:scrgbClr r="0" g="0" b="0"/>
+      </a:fillRef>
+      <a:effectRef idx="0">
+        <a:scrgbClr r="0" g="0" b="0"/>
+      </a:effectRef>
+      <a:fontRef idx="minor"/>
+    </dgm:style>
+  </dgm:styleLbl>
+  <dgm:styleLbl name="bgAccFollowNode1">
+    <dgm:scene3d>
+      <a:camera prst="orthographicFront"/>
+      <a:lightRig rig="threePt" dir="t"/>
+    </dgm:scene3d>
+    <dgm:sp3d/>
+    <dgm:txPr/>
+    <dgm:style>
+      <a:lnRef idx="2">
+        <a:scrgbClr r="0" g="0" b="0"/>
+      </a:lnRef>
+      <a:fillRef idx="1">
+        <a:scrgbClr r="0" g="0" b="0"/>
+      </a:fillRef>
+      <a:effectRef idx="0">
+        <a:scrgbClr r="0" g="0" b="0"/>
+      </a:effectRef>
+      <a:fontRef idx="minor"/>
+    </dgm:style>
+  </dgm:styleLbl>
+  <dgm:styleLbl name="fgAcc0">
+    <dgm:scene3d>
+      <a:camera prst="orthographicFront"/>
+      <a:lightRig rig="threePt" dir="t"/>
+    </dgm:scene3d>
+    <dgm:sp3d/>
+    <dgm:txPr/>
+    <dgm:style>
+      <a:lnRef idx="2">
+        <a:scrgbClr r="0" g="0" b="0"/>
+      </a:lnRef>
+      <a:fillRef idx="1">
+        <a:scrgbClr r="0" g="0" b="0"/>
+      </a:fillRef>
+      <a:effectRef idx="0">
+        <a:scrgbClr r="0" g="0" b="0"/>
+      </a:effectRef>
+      <a:fontRef idx="minor"/>
+    </dgm:style>
+  </dgm:styleLbl>
+  <dgm:styleLbl name="fgAcc2">
+    <dgm:scene3d>
+      <a:camera prst="orthographicFront"/>
+      <a:lightRig rig="threePt" dir="t"/>
+    </dgm:scene3d>
+    <dgm:sp3d/>
+    <dgm:txPr/>
+    <dgm:style>
+      <a:lnRef idx="2">
+        <a:scrgbClr r="0" g="0" b="0"/>
+      </a:lnRef>
+      <a:fillRef idx="1">
+        <a:scrgbClr r="0" g="0" b="0"/>
+      </a:fillRef>
+      <a:effectRef idx="0">
+        <a:scrgbClr r="0" g="0" b="0"/>
+      </a:effectRef>
+      <a:fontRef idx="minor"/>
+    </dgm:style>
+  </dgm:styleLbl>
+  <dgm:styleLbl name="fgAcc3">
+    <dgm:scene3d>
+      <a:camera prst="orthographicFront"/>
+      <a:lightRig rig="threePt" dir="t"/>
+    </dgm:scene3d>
+    <dgm:sp3d/>
+    <dgm:txPr/>
+    <dgm:style>
+      <a:lnRef idx="2">
+        <a:scrgbClr r="0" g="0" b="0"/>
+      </a:lnRef>
+      <a:fillRef idx="1">
+        <a:scrgbClr r="0" g="0" b="0"/>
+      </a:fillRef>
+      <a:effectRef idx="0">
+        <a:scrgbClr r="0" g="0" b="0"/>
+      </a:effectRef>
+      <a:fontRef idx="minor"/>
+    </dgm:style>
+  </dgm:styleLbl>
+  <dgm:styleLbl name="fgAcc4">
+    <dgm:scene3d>
+      <a:camera prst="orthographicFront"/>
+      <a:lightRig rig="threePt" dir="t"/>
+    </dgm:scene3d>
+    <dgm:sp3d/>
+    <dgm:txPr/>
+    <dgm:style>
+      <a:lnRef idx="2">
+        <a:scrgbClr r="0" g="0" b="0"/>
+      </a:lnRef>
+      <a:fillRef idx="1">
+        <a:scrgbClr r="0" g="0" b="0"/>
+      </a:fillRef>
+      <a:effectRef idx="0">
+        <a:scrgbClr r="0" g="0" b="0"/>
+      </a:effectRef>
+      <a:fontRef idx="minor"/>
+    </dgm:style>
+  </dgm:styleLbl>
+  <dgm:styleLbl name="bgShp">
+    <dgm:scene3d>
+      <a:camera prst="orthographicFront"/>
+      <a:lightRig rig="threePt" dir="t"/>
+    </dgm:scene3d>
+    <dgm:sp3d/>
+    <dgm:txPr/>
+    <dgm:style>
+      <a:lnRef idx="0">
+        <a:scrgbClr r="0" g="0" b="0"/>
+      </a:lnRef>
+      <a:fillRef idx="1">
+        <a:scrgbClr r="0" g="0" b="0"/>
+      </a:fillRef>
+      <a:effectRef idx="0">
+        <a:scrgbClr r="0" g="0" b="0"/>
+      </a:effectRef>
+      <a:fontRef idx="minor"/>
+    </dgm:style>
+  </dgm:styleLbl>
+  <dgm:styleLbl name="dkBgShp">
+    <dgm:scene3d>
+      <a:camera prst="orthographicFront"/>
+      <a:lightRig rig="threePt" dir="t"/>
+    </dgm:scene3d>
+    <dgm:sp3d/>
+    <dgm:txPr/>
+    <dgm:style>
+      <a:lnRef idx="0">
+        <a:scrgbClr r="0" g="0" b="0"/>
+      </a:lnRef>
+      <a:fillRef idx="1">
+        <a:scrgbClr r="0" g="0" b="0"/>
+      </a:fillRef>
+      <a:effectRef idx="0">
+        <a:scrgbClr r="0" g="0" b="0"/>
+      </a:effectRef>
+      <a:fontRef idx="minor"/>
+    </dgm:style>
+  </dgm:styleLbl>
+  <dgm:styleLbl name="trBgShp">
+    <dgm:scene3d>
+      <a:camera prst="orthographicFront"/>
+      <a:lightRig rig="threePt" dir="t"/>
+    </dgm:scene3d>
+    <dgm:sp3d/>
+    <dgm:txPr/>
+    <dgm:style>
+      <a:lnRef idx="0">
+        <a:scrgbClr r="0" g="0" b="0"/>
+      </a:lnRef>
+      <a:fillRef idx="1">
+        <a:scrgbClr r="0" g="0" b="0"/>
+      </a:fillRef>
+      <a:effectRef idx="0">
+        <a:scrgbClr r="0" g="0" b="0"/>
+      </a:effectRef>
+      <a:fontRef idx="minor"/>
+    </dgm:style>
+  </dgm:styleLbl>
+  <dgm:styleLbl name="fgShp">
+    <dgm:scene3d>
+      <a:camera prst="orthographicFront"/>
+      <a:lightRig rig="threePt" dir="t"/>
+    </dgm:scene3d>
+    <dgm:sp3d/>
+    <dgm:txPr/>
+    <dgm:style>
+      <a:lnRef idx="2">
+        <a:scrgbClr r="0" g="0" b="0"/>
+      </a:lnRef>
+      <a:fillRef idx="1">
+        <a:scrgbClr r="0" g="0" b="0"/>
+      </a:fillRef>
+      <a:effectRef idx="0">
+        <a:scrgbClr r="0" g="0" b="0"/>
+      </a:effectRef>
+      <a:fontRef idx="minor"/>
+    </dgm:style>
+  </dgm:styleLbl>
+  <dgm:styleLbl name="revTx">
+    <dgm:scene3d>
+      <a:camera prst="orthographicFront"/>
+      <a:lightRig rig="threePt" dir="t"/>
+    </dgm:scene3d>
+    <dgm:sp3d/>
+    <dgm:txPr/>
+    <dgm:style>
+      <a:lnRef idx="0">
+        <a:scrgbClr r="0" g="0" b="0"/>
+      </a:lnRef>
+      <a:fillRef idx="0">
+        <a:scrgbClr r="0" g="0" b="0"/>
+      </a:fillRef>
+      <a:effectRef idx="0">
+        <a:scrgbClr r="0" g="0" b="0"/>
+      </a:effectRef>
+      <a:fontRef idx="minor"/>
+    </dgm:style>
+  </dgm:styleLbl>
+</dgm:styleDef>
 </file>
 
 <file path=word/theme/theme1.xml><?xml version="1.0" encoding="utf-8"?>

--- a/Notes_SA2510014.docx
+++ b/Notes_SA2510014.docx
@@ -5652,7 +5652,26 @@
           <w:lang w:val="en-US"/>
         </w:rPr>
         <w:lastRenderedPageBreak/>
-        <w:t xml:space="preserve">Open selenium.dev </w:t>
+        <w:t xml:space="preserve">Open </w:t>
+      </w:r>
+      <w:hyperlink r:id="rId5" w:history="1">
+        <w:r>
+          <w:rPr>
+            <w:rStyle w:val="Hyperlink"/>
+            <w:sz w:val="24"/>
+            <w:szCs w:val="22"/>
+            <w:lang w:val="en-US"/>
+          </w:rPr>
+          <w:t>https://selenium.dev</w:t>
+        </w:r>
+      </w:hyperlink>
+      <w:r>
+        <w:rPr>
+          <w:sz w:val="24"/>
+          <w:szCs w:val="22"/>
+          <w:lang w:val="en-US"/>
+        </w:rPr>
+        <w:t xml:space="preserve"> </w:t>
       </w:r>
     </w:p>
     <w:p>
@@ -5706,7 +5725,7 @@
         </w:rPr>
         <w:t>Latest stable version </w:t>
       </w:r>
-      <w:hyperlink r:id="rId5" w:history="1">
+      <w:hyperlink r:id="rId6" w:history="1">
         <w:r>
           <w:rPr>
             <w:rStyle w:val="Hyperlink"/>
@@ -5810,7 +5829,7 @@
             <wp:cNvGraphicFramePr/>
             <a:graphic xmlns:a="http://schemas.openxmlformats.org/drawingml/2006/main">
               <a:graphicData uri="http://schemas.openxmlformats.org/drawingml/2006/diagram">
-                <dgm:relIds xmlns:dgm="http://schemas.openxmlformats.org/drawingml/2006/diagram" xmlns:r="http://schemas.openxmlformats.org/officeDocument/2006/relationships" r:dm="rId6" r:lo="rId7" r:qs="rId8" r:cs="rId9"/>
+                <dgm:relIds xmlns:dgm="http://schemas.openxmlformats.org/drawingml/2006/diagram" xmlns:r="http://schemas.openxmlformats.org/officeDocument/2006/relationships" r:dm="rId7" r:lo="rId8" r:qs="rId9" r:cs="rId10"/>
               </a:graphicData>
             </a:graphic>
           </wp:inline>
@@ -6629,76 +6648,959 @@
           <w:lang w:val="en-US"/>
         </w:rPr>
       </w:pPr>
+      <w:r>
+        <w:rPr>
+          <w:sz w:val="24"/>
+          <w:szCs w:val="22"/>
+          <w:lang w:val="en-US"/>
+        </w:rPr>
+        <w:t xml:space="preserve">getCurrentUrl() </w:t>
+      </w:r>
+      <w:r>
+        <w:rPr>
+          <w:sz w:val="24"/>
+          <w:szCs w:val="22"/>
+          <w:lang w:val="en-US"/>
+        </w:rPr>
+        <w:sym w:font="Wingdings" w:char="F0E0"/>
+      </w:r>
+      <w:r>
+        <w:rPr>
+          <w:sz w:val="24"/>
+          <w:szCs w:val="22"/>
+          <w:lang w:val="en-US"/>
+        </w:rPr>
+        <w:t xml:space="preserve"> Will return the URL of the page that is currently opened in browser by WebDriver object. (String)</w:t>
+      </w:r>
+    </w:p>
+    <w:p>
+      <w:pPr>
+        <w:pStyle w:val="ListParagraph"/>
+        <w:numPr>
+          <w:ilvl w:val="0"/>
+          <w:numId w:val="15"/>
+        </w:numPr>
+        <w:rPr>
+          <w:sz w:val="24"/>
+          <w:szCs w:val="22"/>
+          <w:lang w:val="en-US"/>
+        </w:rPr>
+      </w:pPr>
+      <w:r>
+        <w:rPr>
+          <w:sz w:val="24"/>
+          <w:szCs w:val="22"/>
+          <w:lang w:val="en-US"/>
+        </w:rPr>
+        <w:t xml:space="preserve">findElement() </w:t>
+      </w:r>
+      <w:r>
+        <w:rPr>
+          <w:sz w:val="24"/>
+          <w:szCs w:val="22"/>
+          <w:lang w:val="en-US"/>
+        </w:rPr>
+        <w:sym w:font="Wingdings" w:char="F0E0"/>
+      </w:r>
+      <w:r>
+        <w:rPr>
+          <w:sz w:val="24"/>
+          <w:szCs w:val="22"/>
+          <w:lang w:val="en-US"/>
+        </w:rPr>
+        <w:t xml:space="preserve"> </w:t>
+      </w:r>
+      <w:r>
+        <w:rPr>
+          <w:sz w:val="24"/>
+          <w:szCs w:val="22"/>
+          <w:lang w:val="en-US"/>
+        </w:rPr>
+        <w:t>Will find a single control on the page. (WebElement)</w:t>
+      </w:r>
+    </w:p>
+    <w:p>
+      <w:pPr>
+        <w:rPr>
+          <w:sz w:val="24"/>
+          <w:szCs w:val="22"/>
+          <w:lang w:val="en-US"/>
+        </w:rPr>
+      </w:pPr>
+    </w:p>
+    <w:p>
+      <w:pPr>
+        <w:rPr>
+          <w:b/>
+          <w:bCs/>
+          <w:sz w:val="24"/>
+          <w:szCs w:val="22"/>
+          <w:lang w:val="en-US"/>
+        </w:rPr>
+      </w:pPr>
+      <w:r>
+        <w:rPr>
+          <w:b/>
+          <w:bCs/>
+          <w:sz w:val="24"/>
+          <w:szCs w:val="22"/>
+          <w:lang w:val="en-US"/>
+        </w:rPr>
+        <w:t>Common Exceptions in WebDriver</w:t>
+      </w:r>
+    </w:p>
+    <w:p>
+      <w:pPr>
+        <w:pStyle w:val="ListParagraph"/>
+        <w:numPr>
+          <w:ilvl w:val="0"/>
+          <w:numId w:val="16"/>
+        </w:numPr>
+        <w:rPr>
+          <w:sz w:val="24"/>
+          <w:szCs w:val="22"/>
+          <w:lang w:val="en-US"/>
+        </w:rPr>
+      </w:pPr>
+      <w:r>
+        <w:rPr>
+          <w:sz w:val="24"/>
+          <w:szCs w:val="22"/>
+          <w:lang w:val="en-US"/>
+        </w:rPr>
+        <w:t xml:space="preserve">InvalidArgumentException </w:t>
+      </w:r>
+      <w:r>
+        <w:rPr>
+          <w:sz w:val="24"/>
+          <w:szCs w:val="22"/>
+          <w:lang w:val="en-US"/>
+        </w:rPr>
+        <w:sym w:font="Wingdings" w:char="F0E0"/>
+      </w:r>
+      <w:r>
+        <w:rPr>
+          <w:sz w:val="24"/>
+          <w:szCs w:val="22"/>
+          <w:lang w:val="en-US"/>
+        </w:rPr>
+        <w:t xml:space="preserve"> You have given wrong URL. URL is not in the correct format. URL should be absolute. Absolute URL starts with http / https</w:t>
+      </w:r>
+    </w:p>
+    <w:p>
+      <w:pPr>
+        <w:pStyle w:val="ListParagraph"/>
+        <w:numPr>
+          <w:ilvl w:val="0"/>
+          <w:numId w:val="16"/>
+        </w:numPr>
+        <w:rPr>
+          <w:sz w:val="24"/>
+          <w:szCs w:val="22"/>
+          <w:lang w:val="en-US"/>
+        </w:rPr>
+      </w:pPr>
+      <w:r>
+        <w:rPr>
+          <w:sz w:val="24"/>
+          <w:szCs w:val="22"/>
+          <w:lang w:val="en-US"/>
+        </w:rPr>
+        <w:t xml:space="preserve">NoSuchElementException </w:t>
+      </w:r>
+      <w:r>
+        <w:rPr>
+          <w:sz w:val="24"/>
+          <w:szCs w:val="22"/>
+          <w:lang w:val="en-US"/>
+        </w:rPr>
+        <w:sym w:font="Wingdings" w:char="F0E0"/>
+      </w:r>
+      <w:r>
+        <w:rPr>
+          <w:sz w:val="24"/>
+          <w:szCs w:val="22"/>
+          <w:lang w:val="en-US"/>
+        </w:rPr>
+        <w:t xml:space="preserve"> Selenium is not able to find this control / WebElement because</w:t>
+      </w:r>
+    </w:p>
+    <w:p>
+      <w:pPr>
+        <w:pStyle w:val="ListParagraph"/>
+        <w:numPr>
+          <w:ilvl w:val="1"/>
+          <w:numId w:val="16"/>
+        </w:numPr>
+        <w:rPr>
+          <w:sz w:val="24"/>
+          <w:szCs w:val="22"/>
+          <w:lang w:val="en-US"/>
+        </w:rPr>
+      </w:pPr>
+      <w:r>
+        <w:rPr>
+          <w:sz w:val="24"/>
+          <w:szCs w:val="22"/>
+          <w:lang w:val="en-US"/>
+        </w:rPr>
+        <w:t>The locator value may be wrong.</w:t>
+      </w:r>
+    </w:p>
+    <w:p>
+      <w:pPr>
+        <w:pStyle w:val="ListParagraph"/>
+        <w:numPr>
+          <w:ilvl w:val="1"/>
+          <w:numId w:val="16"/>
+        </w:numPr>
+        <w:rPr>
+          <w:sz w:val="24"/>
+          <w:szCs w:val="22"/>
+          <w:lang w:val="en-US"/>
+        </w:rPr>
+      </w:pPr>
+      <w:r>
+        <w:rPr>
+          <w:sz w:val="24"/>
+          <w:szCs w:val="22"/>
+          <w:lang w:val="en-US"/>
+        </w:rPr>
+        <w:t>The locator value may be dynamic</w:t>
+      </w:r>
+    </w:p>
+    <w:p>
+      <w:pPr>
+        <w:rPr>
+          <w:sz w:val="24"/>
+          <w:szCs w:val="22"/>
+          <w:lang w:val="en-US"/>
+        </w:rPr>
+      </w:pPr>
+    </w:p>
+    <w:p>
+      <w:pPr>
+        <w:rPr>
+          <w:b/>
+          <w:bCs/>
+          <w:sz w:val="24"/>
+          <w:szCs w:val="22"/>
+          <w:lang w:val="en-US"/>
+        </w:rPr>
+      </w:pPr>
+      <w:r>
+        <w:rPr>
+          <w:b/>
+          <w:bCs/>
+          <w:sz w:val="24"/>
+          <w:szCs w:val="22"/>
+          <w:lang w:val="en-US"/>
+        </w:rPr>
+        <w:t>WebElement</w:t>
+      </w:r>
+    </w:p>
+    <w:p>
+      <w:pPr>
+        <w:pStyle w:val="ListParagraph"/>
+        <w:numPr>
+          <w:ilvl w:val="0"/>
+          <w:numId w:val="17"/>
+        </w:numPr>
+        <w:rPr>
+          <w:sz w:val="24"/>
+          <w:szCs w:val="22"/>
+          <w:lang w:val="en-US"/>
+        </w:rPr>
+      </w:pPr>
+      <w:r>
+        <w:rPr>
+          <w:sz w:val="24"/>
+          <w:szCs w:val="22"/>
+          <w:lang w:val="en-US"/>
+        </w:rPr>
+        <w:t>Every control (like text box, radio button, checkbox, command button, drop down list, list box, link, options from drop down list) is treated as WebElement in Selenium WebDriver.</w:t>
+      </w:r>
+    </w:p>
+    <w:p>
+      <w:pPr>
+        <w:pStyle w:val="ListParagraph"/>
+        <w:numPr>
+          <w:ilvl w:val="0"/>
+          <w:numId w:val="17"/>
+        </w:numPr>
+        <w:rPr>
+          <w:sz w:val="24"/>
+          <w:szCs w:val="22"/>
+          <w:lang w:val="en-US"/>
+        </w:rPr>
+      </w:pPr>
+      <w:r>
+        <w:rPr>
+          <w:sz w:val="24"/>
+          <w:szCs w:val="22"/>
+          <w:lang w:val="en-US"/>
+        </w:rPr>
+        <w:t>WebElement is an interface.</w:t>
+      </w:r>
+    </w:p>
+    <w:p>
+      <w:pPr>
+        <w:pStyle w:val="ListParagraph"/>
+        <w:numPr>
+          <w:ilvl w:val="0"/>
+          <w:numId w:val="17"/>
+        </w:numPr>
+        <w:rPr>
+          <w:sz w:val="24"/>
+          <w:szCs w:val="22"/>
+          <w:lang w:val="en-US"/>
+        </w:rPr>
+      </w:pPr>
+      <w:r>
+        <w:rPr>
+          <w:sz w:val="24"/>
+          <w:szCs w:val="22"/>
+          <w:lang w:val="en-US"/>
+        </w:rPr>
+        <w:t>To store any control on the page you need to create object on WebElement.</w:t>
+      </w:r>
+    </w:p>
+    <w:p>
+      <w:pPr>
+        <w:pStyle w:val="ListParagraph"/>
+        <w:numPr>
+          <w:ilvl w:val="0"/>
+          <w:numId w:val="17"/>
+        </w:numPr>
+        <w:rPr>
+          <w:sz w:val="24"/>
+          <w:szCs w:val="22"/>
+          <w:lang w:val="en-US"/>
+        </w:rPr>
+      </w:pPr>
+      <w:r>
+        <w:rPr>
+          <w:sz w:val="24"/>
+          <w:szCs w:val="22"/>
+          <w:lang w:val="en-US"/>
+        </w:rPr>
+        <w:t>Methods</w:t>
+      </w:r>
+    </w:p>
+    <w:p>
+      <w:pPr>
+        <w:pStyle w:val="ListParagraph"/>
+        <w:numPr>
+          <w:ilvl w:val="1"/>
+          <w:numId w:val="17"/>
+        </w:numPr>
+        <w:rPr>
+          <w:sz w:val="24"/>
+          <w:szCs w:val="22"/>
+          <w:lang w:val="en-US"/>
+        </w:rPr>
+      </w:pPr>
+      <w:r>
+        <w:rPr>
+          <w:sz w:val="24"/>
+          <w:szCs w:val="22"/>
+          <w:lang w:val="en-US"/>
+        </w:rPr>
+        <w:t xml:space="preserve">sendKeys() </w:t>
+      </w:r>
+      <w:r>
+        <w:rPr>
+          <w:sz w:val="24"/>
+          <w:szCs w:val="22"/>
+          <w:lang w:val="en-US"/>
+        </w:rPr>
+        <w:sym w:font="Wingdings" w:char="F0E0"/>
+      </w:r>
+      <w:r>
+        <w:rPr>
+          <w:sz w:val="24"/>
+          <w:szCs w:val="22"/>
+          <w:lang w:val="en-US"/>
+        </w:rPr>
+        <w:t xml:space="preserve"> Used to enter some text in the text box.</w:t>
+      </w:r>
+      <w:r>
+        <w:rPr>
+          <w:sz w:val="24"/>
+          <w:szCs w:val="22"/>
+          <w:lang w:val="en-US"/>
+        </w:rPr>
+        <w:t xml:space="preserve"> Will append the text if there is some text already present in the text box.</w:t>
+      </w:r>
+    </w:p>
+    <w:p>
+      <w:pPr>
+        <w:pStyle w:val="ListParagraph"/>
+        <w:numPr>
+          <w:ilvl w:val="1"/>
+          <w:numId w:val="17"/>
+        </w:numPr>
+        <w:rPr>
+          <w:sz w:val="24"/>
+          <w:szCs w:val="22"/>
+          <w:lang w:val="en-US"/>
+        </w:rPr>
+      </w:pPr>
+      <w:r>
+        <w:rPr>
+          <w:sz w:val="24"/>
+          <w:szCs w:val="22"/>
+          <w:lang w:val="en-US"/>
+        </w:rPr>
+        <w:t xml:space="preserve">click() </w:t>
+      </w:r>
+      <w:r>
+        <w:rPr>
+          <w:sz w:val="24"/>
+          <w:szCs w:val="22"/>
+          <w:lang w:val="en-US"/>
+        </w:rPr>
+        <w:sym w:font="Wingdings" w:char="F0E0"/>
+      </w:r>
+      <w:r>
+        <w:rPr>
+          <w:sz w:val="24"/>
+          <w:szCs w:val="22"/>
+          <w:lang w:val="en-US"/>
+        </w:rPr>
+        <w:t xml:space="preserve"> Will click on any control.</w:t>
+      </w:r>
+    </w:p>
+    <w:p>
+      <w:pPr>
+        <w:rPr>
+          <w:sz w:val="24"/>
+          <w:szCs w:val="22"/>
+          <w:lang w:val="en-US"/>
+        </w:rPr>
+      </w:pPr>
+    </w:p>
+    <w:p>
+      <w:pPr>
+        <w:rPr>
+          <w:sz w:val="24"/>
+          <w:szCs w:val="22"/>
+          <w:lang w:val="en-US"/>
+        </w:rPr>
+      </w:pPr>
+      <w:r>
+        <w:rPr>
+          <w:noProof/>
+          <w:lang w:eastAsia="en-IN"/>
+        </w:rPr>
+        <w:drawing>
+          <wp:inline distT="0" distB="0" distL="0" distR="0" wp14:anchorId="490E1568" wp14:editId="033F5FCC">
+            <wp:extent cx="3186718" cy="1837426"/>
+            <wp:effectExtent l="0" t="0" r="0" b="0"/>
+            <wp:docPr id="2" name="Picture 2"/>
+            <wp:cNvGraphicFramePr>
+              <a:graphicFrameLocks xmlns:a="http://schemas.openxmlformats.org/drawingml/2006/main" noChangeAspect="1"/>
+            </wp:cNvGraphicFramePr>
+            <a:graphic xmlns:a="http://schemas.openxmlformats.org/drawingml/2006/main">
+              <a:graphicData uri="http://schemas.openxmlformats.org/drawingml/2006/picture">
+                <pic:pic xmlns:pic="http://schemas.openxmlformats.org/drawingml/2006/picture">
+                  <pic:nvPicPr>
+                    <pic:cNvPr id="1" name=""/>
+                    <pic:cNvPicPr/>
+                  </pic:nvPicPr>
+                  <pic:blipFill rotWithShape="1">
+                    <a:blip r:embed="rId12"/>
+                    <a:srcRect l="22727" t="17935" r="21673" b="25048"/>
+                    <a:stretch/>
+                  </pic:blipFill>
+                  <pic:spPr bwMode="auto">
+                    <a:xfrm>
+                      <a:off x="0" y="0"/>
+                      <a:ext cx="3186718" cy="1837426"/>
+                    </a:xfrm>
+                    <a:prstGeom prst="rect">
+                      <a:avLst/>
+                    </a:prstGeom>
+                    <a:ln>
+                      <a:noFill/>
+                    </a:ln>
+                    <a:extLst>
+                      <a:ext uri="{53640926-AAD7-44D8-BBD7-CCE9431645EC}">
+                        <a14:shadowObscured xmlns:a14="http://schemas.microsoft.com/office/drawing/2010/main"/>
+                      </a:ext>
+                    </a:extLst>
+                  </pic:spPr>
+                </pic:pic>
+              </a:graphicData>
+            </a:graphic>
+          </wp:inline>
+        </w:drawing>
+      </w:r>
+    </w:p>
+    <w:p>
+      <w:pPr>
+        <w:rPr>
+          <w:sz w:val="24"/>
+          <w:szCs w:val="22"/>
+          <w:lang w:val="en-US"/>
+        </w:rPr>
+      </w:pPr>
+    </w:p>
+    <w:p>
+      <w:pPr>
+        <w:rPr>
+          <w:b/>
+          <w:bCs/>
+          <w:sz w:val="24"/>
+          <w:szCs w:val="22"/>
+          <w:lang w:val="en-US"/>
+        </w:rPr>
+      </w:pPr>
+      <w:r>
+        <w:rPr>
+          <w:b/>
+          <w:bCs/>
+          <w:sz w:val="24"/>
+          <w:szCs w:val="22"/>
+          <w:lang w:val="en-US"/>
+        </w:rPr>
+        <w:t>Locators</w:t>
+      </w:r>
+    </w:p>
+    <w:p>
+      <w:pPr>
+        <w:pStyle w:val="ListParagraph"/>
+        <w:numPr>
+          <w:ilvl w:val="0"/>
+          <w:numId w:val="18"/>
+        </w:numPr>
+        <w:rPr>
+          <w:sz w:val="24"/>
+          <w:szCs w:val="22"/>
+          <w:lang w:val="en-US"/>
+        </w:rPr>
+      </w:pPr>
+      <w:r>
+        <w:rPr>
+          <w:sz w:val="24"/>
+          <w:szCs w:val="22"/>
+          <w:lang w:val="en-US"/>
+        </w:rPr>
+        <w:t>Locators are the way to identify / locate any control on the web page</w:t>
+      </w:r>
+    </w:p>
+    <w:p>
+      <w:pPr>
+        <w:pStyle w:val="ListParagraph"/>
+        <w:numPr>
+          <w:ilvl w:val="0"/>
+          <w:numId w:val="18"/>
+        </w:numPr>
+        <w:rPr>
+          <w:sz w:val="24"/>
+          <w:szCs w:val="22"/>
+          <w:lang w:val="en-US"/>
+        </w:rPr>
+      </w:pPr>
+      <w:r>
+        <w:rPr>
+          <w:sz w:val="24"/>
+          <w:szCs w:val="22"/>
+          <w:lang w:val="en-US"/>
+        </w:rPr>
+        <w:t>Locators are the strategies to identify controls on the page.</w:t>
+      </w:r>
+    </w:p>
+    <w:p>
+      <w:pPr>
+        <w:pStyle w:val="ListParagraph"/>
+        <w:rPr>
+          <w:sz w:val="24"/>
+          <w:szCs w:val="22"/>
+          <w:lang w:val="en-US"/>
+        </w:rPr>
+      </w:pPr>
+    </w:p>
+    <w:p>
+      <w:pPr>
+        <w:pStyle w:val="ListParagraph"/>
+        <w:numPr>
+          <w:ilvl w:val="0"/>
+          <w:numId w:val="19"/>
+        </w:numPr>
+        <w:rPr>
+          <w:sz w:val="24"/>
+          <w:szCs w:val="22"/>
+          <w:lang w:val="en-US"/>
+        </w:rPr>
+      </w:pPr>
+      <w:r>
+        <w:rPr>
+          <w:sz w:val="24"/>
+          <w:szCs w:val="22"/>
+          <w:lang w:val="en-US"/>
+        </w:rPr>
+        <w:lastRenderedPageBreak/>
+        <w:t>Name</w:t>
+      </w:r>
+    </w:p>
+    <w:p>
+      <w:pPr>
+        <w:pStyle w:val="ListParagraph"/>
+        <w:numPr>
+          <w:ilvl w:val="0"/>
+          <w:numId w:val="19"/>
+        </w:numPr>
+        <w:rPr>
+          <w:sz w:val="24"/>
+          <w:szCs w:val="22"/>
+          <w:lang w:val="en-US"/>
+        </w:rPr>
+      </w:pPr>
+      <w:r>
+        <w:rPr>
+          <w:sz w:val="24"/>
+          <w:szCs w:val="22"/>
+          <w:lang w:val="en-US"/>
+        </w:rPr>
+        <w:t>Id</w:t>
+      </w:r>
+    </w:p>
+    <w:p>
+      <w:pPr>
+        <w:pStyle w:val="ListParagraph"/>
+        <w:numPr>
+          <w:ilvl w:val="0"/>
+          <w:numId w:val="19"/>
+        </w:numPr>
+        <w:rPr>
+          <w:sz w:val="24"/>
+          <w:szCs w:val="22"/>
+          <w:lang w:val="en-US"/>
+        </w:rPr>
+      </w:pPr>
+      <w:r>
+        <w:rPr>
+          <w:sz w:val="24"/>
+          <w:szCs w:val="22"/>
+          <w:lang w:val="en-US"/>
+        </w:rPr>
+        <w:t>ClassName</w:t>
+      </w:r>
+    </w:p>
+    <w:p>
+      <w:pPr>
+        <w:pStyle w:val="ListParagraph"/>
+        <w:numPr>
+          <w:ilvl w:val="0"/>
+          <w:numId w:val="19"/>
+        </w:numPr>
+        <w:rPr>
+          <w:sz w:val="24"/>
+          <w:szCs w:val="22"/>
+          <w:lang w:val="en-US"/>
+        </w:rPr>
+      </w:pPr>
+      <w:r>
+        <w:rPr>
+          <w:sz w:val="24"/>
+          <w:szCs w:val="22"/>
+          <w:lang w:val="en-US"/>
+        </w:rPr>
+        <w:t>CssSelector</w:t>
+      </w:r>
+    </w:p>
+    <w:p>
+      <w:pPr>
+        <w:pStyle w:val="ListParagraph"/>
+        <w:numPr>
+          <w:ilvl w:val="0"/>
+          <w:numId w:val="19"/>
+        </w:numPr>
+        <w:rPr>
+          <w:sz w:val="24"/>
+          <w:szCs w:val="22"/>
+          <w:lang w:val="en-US"/>
+        </w:rPr>
+      </w:pPr>
+      <w:r>
+        <w:rPr>
+          <w:sz w:val="24"/>
+          <w:szCs w:val="22"/>
+          <w:lang w:val="en-US"/>
+        </w:rPr>
+        <w:t>XPath</w:t>
+      </w:r>
+    </w:p>
+    <w:p>
+      <w:pPr>
+        <w:pStyle w:val="ListParagraph"/>
+        <w:numPr>
+          <w:ilvl w:val="0"/>
+          <w:numId w:val="19"/>
+        </w:numPr>
+        <w:rPr>
+          <w:sz w:val="24"/>
+          <w:szCs w:val="22"/>
+          <w:lang w:val="en-US"/>
+        </w:rPr>
+      </w:pPr>
+      <w:r>
+        <w:rPr>
+          <w:sz w:val="24"/>
+          <w:szCs w:val="22"/>
+          <w:lang w:val="en-US"/>
+        </w:rPr>
+        <w:t>LinkText</w:t>
+      </w:r>
+    </w:p>
+    <w:p>
+      <w:pPr>
+        <w:pStyle w:val="ListParagraph"/>
+        <w:numPr>
+          <w:ilvl w:val="0"/>
+          <w:numId w:val="19"/>
+        </w:numPr>
+        <w:rPr>
+          <w:sz w:val="24"/>
+          <w:szCs w:val="22"/>
+          <w:lang w:val="en-US"/>
+        </w:rPr>
+      </w:pPr>
+      <w:r>
+        <w:rPr>
+          <w:sz w:val="24"/>
+          <w:szCs w:val="22"/>
+          <w:lang w:val="en-US"/>
+        </w:rPr>
+        <w:t>PartialLinkText</w:t>
+      </w:r>
+    </w:p>
+    <w:p>
+      <w:pPr>
+        <w:pStyle w:val="ListParagraph"/>
+        <w:numPr>
+          <w:ilvl w:val="0"/>
+          <w:numId w:val="19"/>
+        </w:numPr>
+        <w:rPr>
+          <w:sz w:val="24"/>
+          <w:szCs w:val="22"/>
+          <w:lang w:val="en-US"/>
+        </w:rPr>
+      </w:pPr>
+      <w:r>
+        <w:rPr>
+          <w:sz w:val="24"/>
+          <w:szCs w:val="22"/>
+          <w:lang w:val="en-US"/>
+        </w:rPr>
+        <w:t>TagName</w:t>
+      </w:r>
+    </w:p>
+    <w:p>
+      <w:pPr>
+        <w:rPr>
+          <w:sz w:val="24"/>
+          <w:szCs w:val="22"/>
+          <w:lang w:val="en-US"/>
+        </w:rPr>
+      </w:pPr>
+    </w:p>
+    <w:p>
+      <w:pPr>
+        <w:rPr>
+          <w:b/>
+          <w:bCs/>
+          <w:sz w:val="24"/>
+          <w:szCs w:val="22"/>
+          <w:lang w:val="en-US"/>
+        </w:rPr>
+      </w:pPr>
+      <w:r>
+        <w:rPr>
+          <w:b/>
+          <w:bCs/>
+          <w:sz w:val="24"/>
+          <w:szCs w:val="22"/>
+          <w:lang w:val="en-US"/>
+        </w:rPr>
+        <w:t>Locator className</w:t>
+      </w:r>
+    </w:p>
+    <w:p>
+      <w:pPr>
+        <w:pStyle w:val="ListParagraph"/>
+        <w:numPr>
+          <w:ilvl w:val="0"/>
+          <w:numId w:val="20"/>
+        </w:numPr>
+        <w:rPr>
+          <w:sz w:val="24"/>
+          <w:szCs w:val="22"/>
+          <w:lang w:val="en-US"/>
+        </w:rPr>
+      </w:pPr>
+      <w:r>
+        <w:rPr>
+          <w:sz w:val="24"/>
+          <w:szCs w:val="22"/>
+          <w:lang w:val="en-US"/>
+        </w:rPr>
+        <w:t xml:space="preserve">To locate any control by using the value of attribute </w:t>
+      </w:r>
+      <w:r>
+        <w:rPr>
+          <w:b/>
+          <w:bCs/>
+          <w:sz w:val="24"/>
+          <w:szCs w:val="22"/>
+          <w:lang w:val="en-US"/>
+        </w:rPr>
+        <w:t>class</w:t>
+      </w:r>
+    </w:p>
+    <w:p>
+      <w:pPr>
+        <w:rPr>
+          <w:sz w:val="24"/>
+          <w:szCs w:val="22"/>
+          <w:lang w:val="en-US"/>
+        </w:rPr>
+      </w:pPr>
+    </w:p>
+    <w:p>
+      <w:pPr>
+        <w:rPr>
+          <w:b/>
+          <w:bCs/>
+          <w:sz w:val="24"/>
+          <w:szCs w:val="22"/>
+          <w:lang w:val="en-US"/>
+        </w:rPr>
+      </w:pPr>
+      <w:r>
+        <w:rPr>
+          <w:b/>
+          <w:bCs/>
+          <w:sz w:val="24"/>
+          <w:szCs w:val="22"/>
+          <w:lang w:val="en-US"/>
+        </w:rPr>
+        <w:t>Locator cssSelector:</w:t>
+      </w:r>
+    </w:p>
+    <w:p>
+      <w:pPr>
+        <w:pStyle w:val="ListParagraph"/>
+        <w:numPr>
+          <w:ilvl w:val="0"/>
+          <w:numId w:val="20"/>
+        </w:numPr>
+        <w:rPr>
+          <w:sz w:val="24"/>
+          <w:szCs w:val="22"/>
+          <w:lang w:val="en-US"/>
+        </w:rPr>
+      </w:pPr>
+      <w:r>
+        <w:rPr>
+          <w:sz w:val="24"/>
+          <w:szCs w:val="22"/>
+          <w:lang w:val="en-US"/>
+        </w:rPr>
+        <w:t>This is the technique / locator via which you can locate any control by using any one or multiple attributes of the control.</w:t>
+      </w:r>
+    </w:p>
+    <w:p>
+      <w:pPr>
+        <w:pStyle w:val="ListParagraph"/>
+        <w:numPr>
+          <w:ilvl w:val="0"/>
+          <w:numId w:val="20"/>
+        </w:numPr>
+        <w:rPr>
+          <w:sz w:val="24"/>
+          <w:szCs w:val="22"/>
+          <w:lang w:val="en-US"/>
+        </w:rPr>
+      </w:pPr>
+      <w:r>
+        <w:rPr>
+          <w:sz w:val="24"/>
+          <w:szCs w:val="22"/>
+          <w:lang w:val="en-US"/>
+        </w:rPr>
+        <w:t>Types</w:t>
+      </w:r>
+    </w:p>
+    <w:p>
+      <w:pPr>
+        <w:pStyle w:val="ListParagraph"/>
+        <w:numPr>
+          <w:ilvl w:val="1"/>
+          <w:numId w:val="20"/>
+        </w:numPr>
+        <w:rPr>
+          <w:sz w:val="24"/>
+          <w:szCs w:val="22"/>
+          <w:lang w:val="en-US"/>
+        </w:rPr>
+      </w:pPr>
+      <w:r>
+        <w:rPr>
+          <w:sz w:val="24"/>
+          <w:szCs w:val="22"/>
+          <w:lang w:val="en-US"/>
+        </w:rPr>
+        <w:t>Using Single Attribute</w:t>
+      </w:r>
+    </w:p>
+    <w:p>
+      <w:pPr>
+        <w:pStyle w:val="ListParagraph"/>
+        <w:numPr>
+          <w:ilvl w:val="1"/>
+          <w:numId w:val="20"/>
+        </w:numPr>
+        <w:rPr>
+          <w:sz w:val="24"/>
+          <w:szCs w:val="22"/>
+          <w:lang w:val="en-US"/>
+        </w:rPr>
+      </w:pPr>
+      <w:r>
+        <w:rPr>
+          <w:sz w:val="24"/>
+          <w:szCs w:val="22"/>
+          <w:lang w:val="en-US"/>
+        </w:rPr>
+        <w:t>Using Multiple Attributes</w:t>
+      </w:r>
+    </w:p>
+    <w:p>
+      <w:pPr>
+        <w:pStyle w:val="ListParagraph"/>
+        <w:numPr>
+          <w:ilvl w:val="1"/>
+          <w:numId w:val="20"/>
+        </w:numPr>
+        <w:rPr>
+          <w:sz w:val="24"/>
+          <w:szCs w:val="22"/>
+          <w:lang w:val="en-US"/>
+        </w:rPr>
+      </w:pPr>
+      <w:r>
+        <w:rPr>
+          <w:sz w:val="24"/>
+          <w:szCs w:val="22"/>
+          <w:lang w:val="en-US"/>
+        </w:rPr>
+        <w:t>Using Special Characters</w:t>
+      </w:r>
       <w:bookmarkStart w:id="0" w:name="_GoBack"/>
       <w:bookmarkEnd w:id="0"/>
-    </w:p>
-    <w:p>
-      <w:pPr>
-        <w:rPr>
-          <w:sz w:val="24"/>
-          <w:szCs w:val="22"/>
-          <w:lang w:val="en-US"/>
-        </w:rPr>
-      </w:pPr>
-    </w:p>
-    <w:p>
-      <w:pPr>
-        <w:rPr>
-          <w:b/>
-          <w:bCs/>
-          <w:sz w:val="24"/>
-          <w:szCs w:val="22"/>
-          <w:lang w:val="en-US"/>
-        </w:rPr>
-      </w:pPr>
-      <w:r>
-        <w:rPr>
-          <w:b/>
-          <w:bCs/>
-          <w:sz w:val="24"/>
-          <w:szCs w:val="22"/>
-          <w:lang w:val="en-US"/>
-        </w:rPr>
-        <w:t>Common Exceptions in WebDriver</w:t>
-      </w:r>
-    </w:p>
-    <w:p>
-      <w:pPr>
-        <w:pStyle w:val="ListParagraph"/>
-        <w:numPr>
-          <w:ilvl w:val="0"/>
-          <w:numId w:val="16"/>
-        </w:numPr>
-        <w:rPr>
-          <w:sz w:val="24"/>
-          <w:szCs w:val="22"/>
-          <w:lang w:val="en-US"/>
-        </w:rPr>
-      </w:pPr>
-      <w:r>
-        <w:rPr>
-          <w:sz w:val="24"/>
-          <w:szCs w:val="22"/>
-          <w:lang w:val="en-US"/>
-        </w:rPr>
-        <w:t xml:space="preserve">InvalidArgumentException </w:t>
-      </w:r>
-      <w:r>
-        <w:rPr>
-          <w:sz w:val="24"/>
-          <w:szCs w:val="22"/>
-          <w:lang w:val="en-US"/>
-        </w:rPr>
-        <w:sym w:font="Wingdings" w:char="F0E0"/>
-      </w:r>
-      <w:r>
-        <w:rPr>
-          <w:sz w:val="24"/>
-          <w:szCs w:val="22"/>
-          <w:lang w:val="en-US"/>
-        </w:rPr>
-        <w:t xml:space="preserve"> You have given wrong URL. URL is not in the correct format. URL should be absolute. Absolute URL starts with http / https</w:t>
-      </w:r>
     </w:p>
     <w:sectPr>
       <w:pgSz w:w="11906" w:h="16838"/>
@@ -7004,6 +7906,119 @@
     </w:lvl>
   </w:abstractNum>
   <w:abstractNum w:abstractNumId="3">
+    <w:nsid w:val="1ACF1D3C"/>
+    <w:multiLevelType w:val="hybridMultilevel"/>
+    <w:tmpl w:val="8BC0B462"/>
+    <w:lvl w:ilvl="0" w:tplc="40090001">
+      <w:start w:val="1"/>
+      <w:numFmt w:val="bullet"/>
+      <w:lvlText w:val=""/>
+      <w:lvlJc w:val="left"/>
+      <w:pPr>
+        <w:ind w:left="720" w:hanging="360"/>
+      </w:pPr>
+      <w:rPr>
+        <w:rFonts w:ascii="Symbol" w:hAnsi="Symbol" w:hint="default"/>
+      </w:rPr>
+    </w:lvl>
+    <w:lvl w:ilvl="1" w:tplc="40090003">
+      <w:start w:val="1"/>
+      <w:numFmt w:val="bullet"/>
+      <w:lvlText w:val="o"/>
+      <w:lvlJc w:val="left"/>
+      <w:pPr>
+        <w:ind w:left="1440" w:hanging="360"/>
+      </w:pPr>
+      <w:rPr>
+        <w:rFonts w:ascii="Courier New" w:hAnsi="Courier New" w:cs="Courier New" w:hint="default"/>
+      </w:rPr>
+    </w:lvl>
+    <w:lvl w:ilvl="2" w:tplc="40090005" w:tentative="1">
+      <w:start w:val="1"/>
+      <w:numFmt w:val="bullet"/>
+      <w:lvlText w:val=""/>
+      <w:lvlJc w:val="left"/>
+      <w:pPr>
+        <w:ind w:left="2160" w:hanging="360"/>
+      </w:pPr>
+      <w:rPr>
+        <w:rFonts w:ascii="Wingdings" w:hAnsi="Wingdings" w:hint="default"/>
+      </w:rPr>
+    </w:lvl>
+    <w:lvl w:ilvl="3" w:tplc="40090001" w:tentative="1">
+      <w:start w:val="1"/>
+      <w:numFmt w:val="bullet"/>
+      <w:lvlText w:val=""/>
+      <w:lvlJc w:val="left"/>
+      <w:pPr>
+        <w:ind w:left="2880" w:hanging="360"/>
+      </w:pPr>
+      <w:rPr>
+        <w:rFonts w:ascii="Symbol" w:hAnsi="Symbol" w:hint="default"/>
+      </w:rPr>
+    </w:lvl>
+    <w:lvl w:ilvl="4" w:tplc="40090003" w:tentative="1">
+      <w:start w:val="1"/>
+      <w:numFmt w:val="bullet"/>
+      <w:lvlText w:val="o"/>
+      <w:lvlJc w:val="left"/>
+      <w:pPr>
+        <w:ind w:left="3600" w:hanging="360"/>
+      </w:pPr>
+      <w:rPr>
+        <w:rFonts w:ascii="Courier New" w:hAnsi="Courier New" w:cs="Courier New" w:hint="default"/>
+      </w:rPr>
+    </w:lvl>
+    <w:lvl w:ilvl="5" w:tplc="40090005" w:tentative="1">
+      <w:start w:val="1"/>
+      <w:numFmt w:val="bullet"/>
+      <w:lvlText w:val=""/>
+      <w:lvlJc w:val="left"/>
+      <w:pPr>
+        <w:ind w:left="4320" w:hanging="360"/>
+      </w:pPr>
+      <w:rPr>
+        <w:rFonts w:ascii="Wingdings" w:hAnsi="Wingdings" w:hint="default"/>
+      </w:rPr>
+    </w:lvl>
+    <w:lvl w:ilvl="6" w:tplc="40090001" w:tentative="1">
+      <w:start w:val="1"/>
+      <w:numFmt w:val="bullet"/>
+      <w:lvlText w:val=""/>
+      <w:lvlJc w:val="left"/>
+      <w:pPr>
+        <w:ind w:left="5040" w:hanging="360"/>
+      </w:pPr>
+      <w:rPr>
+        <w:rFonts w:ascii="Symbol" w:hAnsi="Symbol" w:hint="default"/>
+      </w:rPr>
+    </w:lvl>
+    <w:lvl w:ilvl="7" w:tplc="40090003" w:tentative="1">
+      <w:start w:val="1"/>
+      <w:numFmt w:val="bullet"/>
+      <w:lvlText w:val="o"/>
+      <w:lvlJc w:val="left"/>
+      <w:pPr>
+        <w:ind w:left="5760" w:hanging="360"/>
+      </w:pPr>
+      <w:rPr>
+        <w:rFonts w:ascii="Courier New" w:hAnsi="Courier New" w:cs="Courier New" w:hint="default"/>
+      </w:rPr>
+    </w:lvl>
+    <w:lvl w:ilvl="8" w:tplc="40090005" w:tentative="1">
+      <w:start w:val="1"/>
+      <w:numFmt w:val="bullet"/>
+      <w:lvlText w:val=""/>
+      <w:lvlJc w:val="left"/>
+      <w:pPr>
+        <w:ind w:left="6480" w:hanging="360"/>
+      </w:pPr>
+      <w:rPr>
+        <w:rFonts w:ascii="Wingdings" w:hAnsi="Wingdings" w:hint="default"/>
+      </w:rPr>
+    </w:lvl>
+  </w:abstractNum>
+  <w:abstractNum w:abstractNumId="4">
     <w:nsid w:val="1D0166BD"/>
     <w:multiLevelType w:val="hybridMultilevel"/>
     <w:tmpl w:val="73A888F8"/>
@@ -7092,7 +8107,7 @@
       </w:pPr>
     </w:lvl>
   </w:abstractNum>
-  <w:abstractNum w:abstractNumId="4">
+  <w:abstractNum w:abstractNumId="5">
     <w:nsid w:val="24AD48A7"/>
     <w:multiLevelType w:val="hybridMultilevel"/>
     <w:tmpl w:val="C53ACF94"/>
@@ -7205,7 +8220,7 @@
       </w:rPr>
     </w:lvl>
   </w:abstractNum>
-  <w:abstractNum w:abstractNumId="5">
+  <w:abstractNum w:abstractNumId="6">
     <w:nsid w:val="44443626"/>
     <w:multiLevelType w:val="hybridMultilevel"/>
     <w:tmpl w:val="3A38E55E"/>
@@ -7318,7 +8333,7 @@
       </w:rPr>
     </w:lvl>
   </w:abstractNum>
-  <w:abstractNum w:abstractNumId="6">
+  <w:abstractNum w:abstractNumId="7">
     <w:nsid w:val="4BCF165C"/>
     <w:multiLevelType w:val="hybridMultilevel"/>
     <w:tmpl w:val="E7067116"/>
@@ -7404,10 +8419,10 @@
       </w:pPr>
     </w:lvl>
   </w:abstractNum>
-  <w:abstractNum w:abstractNumId="7">
+  <w:abstractNum w:abstractNumId="8">
     <w:nsid w:val="4D934839"/>
     <w:multiLevelType w:val="hybridMultilevel"/>
-    <w:tmpl w:val="4464362A"/>
+    <w:tmpl w:val="66E021E4"/>
     <w:lvl w:ilvl="0" w:tplc="4009000F">
       <w:start w:val="1"/>
       <w:numFmt w:val="decimal"/>
@@ -7420,7 +8435,7 @@
         <w:rFonts w:hint="default"/>
       </w:rPr>
     </w:lvl>
-    <w:lvl w:ilvl="1" w:tplc="40090019" w:tentative="1">
+    <w:lvl w:ilvl="1" w:tplc="40090019">
       <w:start w:val="1"/>
       <w:numFmt w:val="lowerLetter"/>
       <w:lvlText w:val="%2."/>
@@ -7493,7 +8508,7 @@
       </w:pPr>
     </w:lvl>
   </w:abstractNum>
-  <w:abstractNum w:abstractNumId="8">
+  <w:abstractNum w:abstractNumId="9">
     <w:nsid w:val="520668FC"/>
     <w:multiLevelType w:val="hybridMultilevel"/>
     <w:tmpl w:val="A4F835F0"/>
@@ -7606,7 +8621,7 @@
       </w:rPr>
     </w:lvl>
   </w:abstractNum>
-  <w:abstractNum w:abstractNumId="9">
+  <w:abstractNum w:abstractNumId="10">
     <w:nsid w:val="571D3B3E"/>
     <w:multiLevelType w:val="hybridMultilevel"/>
     <w:tmpl w:val="CF98A6CE"/>
@@ -7719,7 +8734,7 @@
       </w:rPr>
     </w:lvl>
   </w:abstractNum>
-  <w:abstractNum w:abstractNumId="10">
+  <w:abstractNum w:abstractNumId="11">
     <w:nsid w:val="5F4B1933"/>
     <w:multiLevelType w:val="hybridMultilevel"/>
     <w:tmpl w:val="B9F8D93A"/>
@@ -7832,7 +8847,96 @@
       </w:rPr>
     </w:lvl>
   </w:abstractNum>
-  <w:abstractNum w:abstractNumId="11">
+  <w:abstractNum w:abstractNumId="12">
+    <w:nsid w:val="61ED0FA8"/>
+    <w:multiLevelType w:val="hybridMultilevel"/>
+    <w:tmpl w:val="70CCDFC4"/>
+    <w:lvl w:ilvl="0" w:tplc="4009000F">
+      <w:start w:val="1"/>
+      <w:numFmt w:val="decimal"/>
+      <w:lvlText w:val="%1."/>
+      <w:lvlJc w:val="left"/>
+      <w:pPr>
+        <w:ind w:left="720" w:hanging="360"/>
+      </w:pPr>
+      <w:rPr>
+        <w:rFonts w:hint="default"/>
+      </w:rPr>
+    </w:lvl>
+    <w:lvl w:ilvl="1" w:tplc="40090019" w:tentative="1">
+      <w:start w:val="1"/>
+      <w:numFmt w:val="lowerLetter"/>
+      <w:lvlText w:val="%2."/>
+      <w:lvlJc w:val="left"/>
+      <w:pPr>
+        <w:ind w:left="1440" w:hanging="360"/>
+      </w:pPr>
+    </w:lvl>
+    <w:lvl w:ilvl="2" w:tplc="4009001B" w:tentative="1">
+      <w:start w:val="1"/>
+      <w:numFmt w:val="lowerRoman"/>
+      <w:lvlText w:val="%3."/>
+      <w:lvlJc w:val="right"/>
+      <w:pPr>
+        <w:ind w:left="2160" w:hanging="180"/>
+      </w:pPr>
+    </w:lvl>
+    <w:lvl w:ilvl="3" w:tplc="4009000F" w:tentative="1">
+      <w:start w:val="1"/>
+      <w:numFmt w:val="decimal"/>
+      <w:lvlText w:val="%4."/>
+      <w:lvlJc w:val="left"/>
+      <w:pPr>
+        <w:ind w:left="2880" w:hanging="360"/>
+      </w:pPr>
+    </w:lvl>
+    <w:lvl w:ilvl="4" w:tplc="40090019" w:tentative="1">
+      <w:start w:val="1"/>
+      <w:numFmt w:val="lowerLetter"/>
+      <w:lvlText w:val="%5."/>
+      <w:lvlJc w:val="left"/>
+      <w:pPr>
+        <w:ind w:left="3600" w:hanging="360"/>
+      </w:pPr>
+    </w:lvl>
+    <w:lvl w:ilvl="5" w:tplc="4009001B" w:tentative="1">
+      <w:start w:val="1"/>
+      <w:numFmt w:val="lowerRoman"/>
+      <w:lvlText w:val="%6."/>
+      <w:lvlJc w:val="right"/>
+      <w:pPr>
+        <w:ind w:left="4320" w:hanging="180"/>
+      </w:pPr>
+    </w:lvl>
+    <w:lvl w:ilvl="6" w:tplc="4009000F" w:tentative="1">
+      <w:start w:val="1"/>
+      <w:numFmt w:val="decimal"/>
+      <w:lvlText w:val="%7."/>
+      <w:lvlJc w:val="left"/>
+      <w:pPr>
+        <w:ind w:left="5040" w:hanging="360"/>
+      </w:pPr>
+    </w:lvl>
+    <w:lvl w:ilvl="7" w:tplc="40090019" w:tentative="1">
+      <w:start w:val="1"/>
+      <w:numFmt w:val="lowerLetter"/>
+      <w:lvlText w:val="%8."/>
+      <w:lvlJc w:val="left"/>
+      <w:pPr>
+        <w:ind w:left="5760" w:hanging="360"/>
+      </w:pPr>
+    </w:lvl>
+    <w:lvl w:ilvl="8" w:tplc="4009001B" w:tentative="1">
+      <w:start w:val="1"/>
+      <w:numFmt w:val="lowerRoman"/>
+      <w:lvlText w:val="%9."/>
+      <w:lvlJc w:val="right"/>
+      <w:pPr>
+        <w:ind w:left="6480" w:hanging="180"/>
+      </w:pPr>
+    </w:lvl>
+  </w:abstractNum>
+  <w:abstractNum w:abstractNumId="13">
     <w:nsid w:val="64CF3846"/>
     <w:multiLevelType w:val="hybridMultilevel"/>
     <w:tmpl w:val="13ACF5F6"/>
@@ -7945,7 +9049,120 @@
       </w:rPr>
     </w:lvl>
   </w:abstractNum>
-  <w:abstractNum w:abstractNumId="12">
+  <w:abstractNum w:abstractNumId="14">
+    <w:nsid w:val="679919C6"/>
+    <w:multiLevelType w:val="hybridMultilevel"/>
+    <w:tmpl w:val="D8C8FD88"/>
+    <w:lvl w:ilvl="0" w:tplc="40090001">
+      <w:start w:val="1"/>
+      <w:numFmt w:val="bullet"/>
+      <w:lvlText w:val=""/>
+      <w:lvlJc w:val="left"/>
+      <w:pPr>
+        <w:ind w:left="720" w:hanging="360"/>
+      </w:pPr>
+      <w:rPr>
+        <w:rFonts w:ascii="Symbol" w:hAnsi="Symbol" w:hint="default"/>
+      </w:rPr>
+    </w:lvl>
+    <w:lvl w:ilvl="1" w:tplc="40090003" w:tentative="1">
+      <w:start w:val="1"/>
+      <w:numFmt w:val="bullet"/>
+      <w:lvlText w:val="o"/>
+      <w:lvlJc w:val="left"/>
+      <w:pPr>
+        <w:ind w:left="1440" w:hanging="360"/>
+      </w:pPr>
+      <w:rPr>
+        <w:rFonts w:ascii="Courier New" w:hAnsi="Courier New" w:cs="Courier New" w:hint="default"/>
+      </w:rPr>
+    </w:lvl>
+    <w:lvl w:ilvl="2" w:tplc="40090005" w:tentative="1">
+      <w:start w:val="1"/>
+      <w:numFmt w:val="bullet"/>
+      <w:lvlText w:val=""/>
+      <w:lvlJc w:val="left"/>
+      <w:pPr>
+        <w:ind w:left="2160" w:hanging="360"/>
+      </w:pPr>
+      <w:rPr>
+        <w:rFonts w:ascii="Wingdings" w:hAnsi="Wingdings" w:hint="default"/>
+      </w:rPr>
+    </w:lvl>
+    <w:lvl w:ilvl="3" w:tplc="40090001" w:tentative="1">
+      <w:start w:val="1"/>
+      <w:numFmt w:val="bullet"/>
+      <w:lvlText w:val=""/>
+      <w:lvlJc w:val="left"/>
+      <w:pPr>
+        <w:ind w:left="2880" w:hanging="360"/>
+      </w:pPr>
+      <w:rPr>
+        <w:rFonts w:ascii="Symbol" w:hAnsi="Symbol" w:hint="default"/>
+      </w:rPr>
+    </w:lvl>
+    <w:lvl w:ilvl="4" w:tplc="40090003" w:tentative="1">
+      <w:start w:val="1"/>
+      <w:numFmt w:val="bullet"/>
+      <w:lvlText w:val="o"/>
+      <w:lvlJc w:val="left"/>
+      <w:pPr>
+        <w:ind w:left="3600" w:hanging="360"/>
+      </w:pPr>
+      <w:rPr>
+        <w:rFonts w:ascii="Courier New" w:hAnsi="Courier New" w:cs="Courier New" w:hint="default"/>
+      </w:rPr>
+    </w:lvl>
+    <w:lvl w:ilvl="5" w:tplc="40090005" w:tentative="1">
+      <w:start w:val="1"/>
+      <w:numFmt w:val="bullet"/>
+      <w:lvlText w:val=""/>
+      <w:lvlJc w:val="left"/>
+      <w:pPr>
+        <w:ind w:left="4320" w:hanging="360"/>
+      </w:pPr>
+      <w:rPr>
+        <w:rFonts w:ascii="Wingdings" w:hAnsi="Wingdings" w:hint="default"/>
+      </w:rPr>
+    </w:lvl>
+    <w:lvl w:ilvl="6" w:tplc="40090001" w:tentative="1">
+      <w:start w:val="1"/>
+      <w:numFmt w:val="bullet"/>
+      <w:lvlText w:val=""/>
+      <w:lvlJc w:val="left"/>
+      <w:pPr>
+        <w:ind w:left="5040" w:hanging="360"/>
+      </w:pPr>
+      <w:rPr>
+        <w:rFonts w:ascii="Symbol" w:hAnsi="Symbol" w:hint="default"/>
+      </w:rPr>
+    </w:lvl>
+    <w:lvl w:ilvl="7" w:tplc="40090003" w:tentative="1">
+      <w:start w:val="1"/>
+      <w:numFmt w:val="bullet"/>
+      <w:lvlText w:val="o"/>
+      <w:lvlJc w:val="left"/>
+      <w:pPr>
+        <w:ind w:left="5760" w:hanging="360"/>
+      </w:pPr>
+      <w:rPr>
+        <w:rFonts w:ascii="Courier New" w:hAnsi="Courier New" w:cs="Courier New" w:hint="default"/>
+      </w:rPr>
+    </w:lvl>
+    <w:lvl w:ilvl="8" w:tplc="40090005" w:tentative="1">
+      <w:start w:val="1"/>
+      <w:numFmt w:val="bullet"/>
+      <w:lvlText w:val=""/>
+      <w:lvlJc w:val="left"/>
+      <w:pPr>
+        <w:ind w:left="6480" w:hanging="360"/>
+      </w:pPr>
+      <w:rPr>
+        <w:rFonts w:ascii="Wingdings" w:hAnsi="Wingdings" w:hint="default"/>
+      </w:rPr>
+    </w:lvl>
+  </w:abstractNum>
+  <w:abstractNum w:abstractNumId="15">
     <w:nsid w:val="6E087545"/>
     <w:multiLevelType w:val="hybridMultilevel"/>
     <w:tmpl w:val="68B8BE2E"/>
@@ -8034,7 +9251,7 @@
       </w:pPr>
     </w:lvl>
   </w:abstractNum>
-  <w:abstractNum w:abstractNumId="13">
+  <w:abstractNum w:abstractNumId="16">
     <w:nsid w:val="712436B2"/>
     <w:multiLevelType w:val="hybridMultilevel"/>
     <w:tmpl w:val="7DB88F34"/>
@@ -8147,7 +9364,7 @@
       </w:rPr>
     </w:lvl>
   </w:abstractNum>
-  <w:abstractNum w:abstractNumId="14">
+  <w:abstractNum w:abstractNumId="17">
     <w:nsid w:val="73BF2B49"/>
     <w:multiLevelType w:val="hybridMultilevel"/>
     <w:tmpl w:val="8E56E800"/>
@@ -8260,7 +9477,120 @@
       </w:rPr>
     </w:lvl>
   </w:abstractNum>
-  <w:abstractNum w:abstractNumId="15">
+  <w:abstractNum w:abstractNumId="18">
+    <w:nsid w:val="7A65502B"/>
+    <w:multiLevelType w:val="hybridMultilevel"/>
+    <w:tmpl w:val="763EAD76"/>
+    <w:lvl w:ilvl="0" w:tplc="40090001">
+      <w:start w:val="1"/>
+      <w:numFmt w:val="bullet"/>
+      <w:lvlText w:val=""/>
+      <w:lvlJc w:val="left"/>
+      <w:pPr>
+        <w:ind w:left="720" w:hanging="360"/>
+      </w:pPr>
+      <w:rPr>
+        <w:rFonts w:ascii="Symbol" w:hAnsi="Symbol" w:hint="default"/>
+      </w:rPr>
+    </w:lvl>
+    <w:lvl w:ilvl="1" w:tplc="40090003">
+      <w:start w:val="1"/>
+      <w:numFmt w:val="bullet"/>
+      <w:lvlText w:val="o"/>
+      <w:lvlJc w:val="left"/>
+      <w:pPr>
+        <w:ind w:left="1440" w:hanging="360"/>
+      </w:pPr>
+      <w:rPr>
+        <w:rFonts w:ascii="Courier New" w:hAnsi="Courier New" w:cs="Courier New" w:hint="default"/>
+      </w:rPr>
+    </w:lvl>
+    <w:lvl w:ilvl="2" w:tplc="40090005" w:tentative="1">
+      <w:start w:val="1"/>
+      <w:numFmt w:val="bullet"/>
+      <w:lvlText w:val=""/>
+      <w:lvlJc w:val="left"/>
+      <w:pPr>
+        <w:ind w:left="2160" w:hanging="360"/>
+      </w:pPr>
+      <w:rPr>
+        <w:rFonts w:ascii="Wingdings" w:hAnsi="Wingdings" w:hint="default"/>
+      </w:rPr>
+    </w:lvl>
+    <w:lvl w:ilvl="3" w:tplc="40090001" w:tentative="1">
+      <w:start w:val="1"/>
+      <w:numFmt w:val="bullet"/>
+      <w:lvlText w:val=""/>
+      <w:lvlJc w:val="left"/>
+      <w:pPr>
+        <w:ind w:left="2880" w:hanging="360"/>
+      </w:pPr>
+      <w:rPr>
+        <w:rFonts w:ascii="Symbol" w:hAnsi="Symbol" w:hint="default"/>
+      </w:rPr>
+    </w:lvl>
+    <w:lvl w:ilvl="4" w:tplc="40090003" w:tentative="1">
+      <w:start w:val="1"/>
+      <w:numFmt w:val="bullet"/>
+      <w:lvlText w:val="o"/>
+      <w:lvlJc w:val="left"/>
+      <w:pPr>
+        <w:ind w:left="3600" w:hanging="360"/>
+      </w:pPr>
+      <w:rPr>
+        <w:rFonts w:ascii="Courier New" w:hAnsi="Courier New" w:cs="Courier New" w:hint="default"/>
+      </w:rPr>
+    </w:lvl>
+    <w:lvl w:ilvl="5" w:tplc="40090005" w:tentative="1">
+      <w:start w:val="1"/>
+      <w:numFmt w:val="bullet"/>
+      <w:lvlText w:val=""/>
+      <w:lvlJc w:val="left"/>
+      <w:pPr>
+        <w:ind w:left="4320" w:hanging="360"/>
+      </w:pPr>
+      <w:rPr>
+        <w:rFonts w:ascii="Wingdings" w:hAnsi="Wingdings" w:hint="default"/>
+      </w:rPr>
+    </w:lvl>
+    <w:lvl w:ilvl="6" w:tplc="40090001" w:tentative="1">
+      <w:start w:val="1"/>
+      <w:numFmt w:val="bullet"/>
+      <w:lvlText w:val=""/>
+      <w:lvlJc w:val="left"/>
+      <w:pPr>
+        <w:ind w:left="5040" w:hanging="360"/>
+      </w:pPr>
+      <w:rPr>
+        <w:rFonts w:ascii="Symbol" w:hAnsi="Symbol" w:hint="default"/>
+      </w:rPr>
+    </w:lvl>
+    <w:lvl w:ilvl="7" w:tplc="40090003" w:tentative="1">
+      <w:start w:val="1"/>
+      <w:numFmt w:val="bullet"/>
+      <w:lvlText w:val="o"/>
+      <w:lvlJc w:val="left"/>
+      <w:pPr>
+        <w:ind w:left="5760" w:hanging="360"/>
+      </w:pPr>
+      <w:rPr>
+        <w:rFonts w:ascii="Courier New" w:hAnsi="Courier New" w:cs="Courier New" w:hint="default"/>
+      </w:rPr>
+    </w:lvl>
+    <w:lvl w:ilvl="8" w:tplc="40090005" w:tentative="1">
+      <w:start w:val="1"/>
+      <w:numFmt w:val="bullet"/>
+      <w:lvlText w:val=""/>
+      <w:lvlJc w:val="left"/>
+      <w:pPr>
+        <w:ind w:left="6480" w:hanging="360"/>
+      </w:pPr>
+      <w:rPr>
+        <w:rFonts w:ascii="Wingdings" w:hAnsi="Wingdings" w:hint="default"/>
+      </w:rPr>
+    </w:lvl>
+  </w:abstractNum>
+  <w:abstractNum w:abstractNumId="19">
     <w:nsid w:val="7FF367B4"/>
     <w:multiLevelType w:val="hybridMultilevel"/>
     <w:tmpl w:val="3DDC9BF0"/>
@@ -8377,49 +9707,61 @@
     <w:abstractNumId w:val="0"/>
   </w:num>
   <w:num w:numId="2">
-    <w:abstractNumId w:val="9"/>
+    <w:abstractNumId w:val="10"/>
   </w:num>
   <w:num w:numId="3">
+    <w:abstractNumId w:val="13"/>
+  </w:num>
+  <w:num w:numId="4">
+    <w:abstractNumId w:val="17"/>
+  </w:num>
+  <w:num w:numId="5">
+    <w:abstractNumId w:val="5"/>
+  </w:num>
+  <w:num w:numId="6">
+    <w:abstractNumId w:val="16"/>
+  </w:num>
+  <w:num w:numId="7">
+    <w:abstractNumId w:val="19"/>
+  </w:num>
+  <w:num w:numId="8">
+    <w:abstractNumId w:val="6"/>
+  </w:num>
+  <w:num w:numId="9">
     <w:abstractNumId w:val="11"/>
   </w:num>
-  <w:num w:numId="4">
-    <w:abstractNumId w:val="14"/>
-  </w:num>
-  <w:num w:numId="5">
+  <w:num w:numId="10">
     <w:abstractNumId w:val="4"/>
   </w:num>
-  <w:num w:numId="6">
-    <w:abstractNumId w:val="13"/>
-  </w:num>
-  <w:num w:numId="7">
-    <w:abstractNumId w:val="15"/>
-  </w:num>
-  <w:num w:numId="8">
-    <w:abstractNumId w:val="5"/>
-  </w:num>
-  <w:num w:numId="9">
-    <w:abstractNumId w:val="10"/>
-  </w:num>
-  <w:num w:numId="10">
-    <w:abstractNumId w:val="3"/>
-  </w:num>
   <w:num w:numId="11">
-    <w:abstractNumId w:val="8"/>
+    <w:abstractNumId w:val="9"/>
   </w:num>
   <w:num w:numId="12">
     <w:abstractNumId w:val="2"/>
   </w:num>
   <w:num w:numId="13">
-    <w:abstractNumId w:val="6"/>
+    <w:abstractNumId w:val="7"/>
   </w:num>
   <w:num w:numId="14">
-    <w:abstractNumId w:val="12"/>
+    <w:abstractNumId w:val="15"/>
   </w:num>
   <w:num w:numId="15">
     <w:abstractNumId w:val="1"/>
   </w:num>
   <w:num w:numId="16">
-    <w:abstractNumId w:val="7"/>
+    <w:abstractNumId w:val="8"/>
+  </w:num>
+  <w:num w:numId="17">
+    <w:abstractNumId w:val="18"/>
+  </w:num>
+  <w:num w:numId="18">
+    <w:abstractNumId w:val="14"/>
+  </w:num>
+  <w:num w:numId="19">
+    <w:abstractNumId w:val="12"/>
+  </w:num>
+  <w:num w:numId="20">
+    <w:abstractNumId w:val="3"/>
   </w:num>
 </w:numbering>
 </file>
@@ -8823,7 +10165,6 @@
   <w:style w:type="character" w:default="1" w:styleId="DefaultParagraphFont">
     <w:name w:val="Default Paragraph Font"/>
     <w:uiPriority w:val="1"/>
-    <w:semiHidden/>
     <w:unhideWhenUsed/>
   </w:style>
   <w:style w:type="table" w:default="1" w:styleId="TableNormal">
@@ -8862,7 +10203,6 @@
     <w:name w:val="Hyperlink"/>
     <w:basedOn w:val="DefaultParagraphFont"/>
     <w:uiPriority w:val="99"/>
-    <w:semiHidden/>
     <w:unhideWhenUsed/>
     <w:rsid w:val="0016129B"/>
     <w:rPr>
@@ -9833,10 +11173,24 @@
     <dgm:pt modelId="{374ED80F-5E6F-4A85-B95B-4BA99538042E}" type="pres">
       <dgm:prSet presAssocID="{9C4D6193-4800-45DB-9EB9-DA2277B5D91B}" presName="sibTrans" presStyleLbl="sibTrans2D1" presStyleIdx="0" presStyleCnt="3"/>
       <dgm:spPr/>
+      <dgm:t>
+        <a:bodyPr/>
+        <a:lstStyle/>
+        <a:p>
+          <a:endParaRPr lang="en-IN"/>
+        </a:p>
+      </dgm:t>
     </dgm:pt>
     <dgm:pt modelId="{B8DA0D4A-E19E-4233-86B3-A96400569C53}" type="pres">
       <dgm:prSet presAssocID="{9C4D6193-4800-45DB-9EB9-DA2277B5D91B}" presName="connectorText" presStyleLbl="sibTrans2D1" presStyleIdx="0" presStyleCnt="3"/>
       <dgm:spPr/>
+      <dgm:t>
+        <a:bodyPr/>
+        <a:lstStyle/>
+        <a:p>
+          <a:endParaRPr lang="en-IN"/>
+        </a:p>
+      </dgm:t>
     </dgm:pt>
     <dgm:pt modelId="{485EB252-98AF-4CC0-A401-D9A154AAFC53}" type="pres">
       <dgm:prSet presAssocID="{BF4790F6-D1AA-430E-85BA-C07F91D009F2}" presName="node" presStyleLbl="node1" presStyleIdx="1" presStyleCnt="4">
@@ -9845,14 +11199,35 @@
         </dgm:presLayoutVars>
       </dgm:prSet>
       <dgm:spPr/>
+      <dgm:t>
+        <a:bodyPr/>
+        <a:lstStyle/>
+        <a:p>
+          <a:endParaRPr lang="en-IN"/>
+        </a:p>
+      </dgm:t>
     </dgm:pt>
     <dgm:pt modelId="{C789FCC9-4717-4FFC-BA71-F98E7B1B3115}" type="pres">
       <dgm:prSet presAssocID="{214208B8-431D-481C-9A4C-228B7308ADA8}" presName="sibTrans" presStyleLbl="sibTrans2D1" presStyleIdx="1" presStyleCnt="3"/>
       <dgm:spPr/>
+      <dgm:t>
+        <a:bodyPr/>
+        <a:lstStyle/>
+        <a:p>
+          <a:endParaRPr lang="en-IN"/>
+        </a:p>
+      </dgm:t>
     </dgm:pt>
     <dgm:pt modelId="{5D4876CA-733D-4DFD-8E79-4A3DBC7C7C6B}" type="pres">
       <dgm:prSet presAssocID="{214208B8-431D-481C-9A4C-228B7308ADA8}" presName="connectorText" presStyleLbl="sibTrans2D1" presStyleIdx="1" presStyleCnt="3"/>
       <dgm:spPr/>
+      <dgm:t>
+        <a:bodyPr/>
+        <a:lstStyle/>
+        <a:p>
+          <a:endParaRPr lang="en-IN"/>
+        </a:p>
+      </dgm:t>
     </dgm:pt>
     <dgm:pt modelId="{DEB61738-BCA0-4546-95CF-970A62665FC2}" type="pres">
       <dgm:prSet presAssocID="{EF5675B6-38BA-4455-BA87-E62399D49989}" presName="node" presStyleLbl="node1" presStyleIdx="2" presStyleCnt="4">
@@ -9861,14 +11236,35 @@
         </dgm:presLayoutVars>
       </dgm:prSet>
       <dgm:spPr/>
+      <dgm:t>
+        <a:bodyPr/>
+        <a:lstStyle/>
+        <a:p>
+          <a:endParaRPr lang="en-IN"/>
+        </a:p>
+      </dgm:t>
     </dgm:pt>
     <dgm:pt modelId="{05A02C9E-6432-4B6A-91B3-E0BA65A6B1AE}" type="pres">
       <dgm:prSet presAssocID="{7201A391-9828-4B1D-A3C1-894234D041DB}" presName="sibTrans" presStyleLbl="sibTrans2D1" presStyleIdx="2" presStyleCnt="3"/>
       <dgm:spPr/>
+      <dgm:t>
+        <a:bodyPr/>
+        <a:lstStyle/>
+        <a:p>
+          <a:endParaRPr lang="en-IN"/>
+        </a:p>
+      </dgm:t>
     </dgm:pt>
     <dgm:pt modelId="{FDD593C1-9D9B-40ED-8C6D-5142CB0F0E3E}" type="pres">
       <dgm:prSet presAssocID="{7201A391-9828-4B1D-A3C1-894234D041DB}" presName="connectorText" presStyleLbl="sibTrans2D1" presStyleIdx="2" presStyleCnt="3"/>
       <dgm:spPr/>
+      <dgm:t>
+        <a:bodyPr/>
+        <a:lstStyle/>
+        <a:p>
+          <a:endParaRPr lang="en-IN"/>
+        </a:p>
+      </dgm:t>
     </dgm:pt>
     <dgm:pt modelId="{D0DFB2B8-5022-4762-AA62-9B0CF1B32B60}" type="pres">
       <dgm:prSet presAssocID="{BF8C77AF-CFF1-4B53-B009-D4E001D240D6}" presName="node" presStyleLbl="node1" presStyleIdx="3" presStyleCnt="4">
@@ -9877,40 +11273,47 @@
         </dgm:presLayoutVars>
       </dgm:prSet>
       <dgm:spPr/>
+      <dgm:t>
+        <a:bodyPr/>
+        <a:lstStyle/>
+        <a:p>
+          <a:endParaRPr lang="en-IN"/>
+        </a:p>
+      </dgm:t>
     </dgm:pt>
   </dgm:ptLst>
   <dgm:cxnLst>
-    <dgm:cxn modelId="{AC1E7DDF-51D0-406A-8210-9E38B1AA6A27}" type="presOf" srcId="{5AAB36AD-884F-4169-9EAA-81A3D87ABCFA}" destId="{AB8F05C3-3669-4AF7-9C79-08939721A716}" srcOrd="0" destOrd="0" presId="urn:microsoft.com/office/officeart/2005/8/layout/process1"/>
-    <dgm:cxn modelId="{686FBA82-DD7D-4963-B544-356B2F8BF04B}" type="presOf" srcId="{BF8C77AF-CFF1-4B53-B009-D4E001D240D6}" destId="{D0DFB2B8-5022-4762-AA62-9B0CF1B32B60}" srcOrd="0" destOrd="0" presId="urn:microsoft.com/office/officeart/2005/8/layout/process1"/>
+    <dgm:cxn modelId="{E585A355-8A84-44EB-9094-118D4AD1E5EF}" type="presOf" srcId="{5AAB36AD-884F-4169-9EAA-81A3D87ABCFA}" destId="{AB8F05C3-3669-4AF7-9C79-08939721A716}" srcOrd="0" destOrd="0" presId="urn:microsoft.com/office/officeart/2005/8/layout/process1"/>
+    <dgm:cxn modelId="{59C88D77-462B-497D-91D2-6323FC040003}" type="presOf" srcId="{7201A391-9828-4B1D-A3C1-894234D041DB}" destId="{FDD593C1-9D9B-40ED-8C6D-5142CB0F0E3E}" srcOrd="1" destOrd="0" presId="urn:microsoft.com/office/officeart/2005/8/layout/process1"/>
+    <dgm:cxn modelId="{A6FD9417-A9D1-4DA4-A5F9-FF99EA2C6552}" type="presOf" srcId="{214208B8-431D-481C-9A4C-228B7308ADA8}" destId="{5D4876CA-733D-4DFD-8E79-4A3DBC7C7C6B}" srcOrd="1" destOrd="0" presId="urn:microsoft.com/office/officeart/2005/8/layout/process1"/>
+    <dgm:cxn modelId="{BA1F60C1-669C-4B31-8E68-DB3408A55F6D}" type="presOf" srcId="{BF8C77AF-CFF1-4B53-B009-D4E001D240D6}" destId="{D0DFB2B8-5022-4762-AA62-9B0CF1B32B60}" srcOrd="0" destOrd="0" presId="urn:microsoft.com/office/officeart/2005/8/layout/process1"/>
+    <dgm:cxn modelId="{80AB986A-FDF3-41B1-9092-584CE3EB969B}" srcId="{9EE1A18E-AD2D-415E-8996-B35207C41ED0}" destId="{BF8C77AF-CFF1-4B53-B009-D4E001D240D6}" srcOrd="3" destOrd="0" parTransId="{FBE35E27-7BCE-41B3-88D2-29BD34AAC180}" sibTransId="{DC8EEA03-196C-4689-B6BD-D5BC213D37CC}"/>
+    <dgm:cxn modelId="{61154B86-CA6F-4263-BDD3-F0AA5EB2B3A3}" type="presOf" srcId="{9C4D6193-4800-45DB-9EB9-DA2277B5D91B}" destId="{B8DA0D4A-E19E-4233-86B3-A96400569C53}" srcOrd="1" destOrd="0" presId="urn:microsoft.com/office/officeart/2005/8/layout/process1"/>
+    <dgm:cxn modelId="{4D181FDC-4453-452E-BC9B-E9D36FFCE933}" type="presOf" srcId="{9C4D6193-4800-45DB-9EB9-DA2277B5D91B}" destId="{374ED80F-5E6F-4A85-B95B-4BA99538042E}" srcOrd="0" destOrd="0" presId="urn:microsoft.com/office/officeart/2005/8/layout/process1"/>
+    <dgm:cxn modelId="{66B92051-47ED-40F8-981C-03703B199AA5}" type="presOf" srcId="{EF5675B6-38BA-4455-BA87-E62399D49989}" destId="{DEB61738-BCA0-4546-95CF-970A62665FC2}" srcOrd="0" destOrd="0" presId="urn:microsoft.com/office/officeart/2005/8/layout/process1"/>
+    <dgm:cxn modelId="{019AFA06-1E00-4761-A1F3-C7E051DF74FD}" type="presOf" srcId="{7201A391-9828-4B1D-A3C1-894234D041DB}" destId="{05A02C9E-6432-4B6A-91B3-E0BA65A6B1AE}" srcOrd="0" destOrd="0" presId="urn:microsoft.com/office/officeart/2005/8/layout/process1"/>
+    <dgm:cxn modelId="{31FDE8B0-EABD-4652-A59B-B2DCA9B8B6B3}" type="presOf" srcId="{9EE1A18E-AD2D-415E-8996-B35207C41ED0}" destId="{B9FC173B-3430-402C-9BFA-D498C62BCC2D}" srcOrd="0" destOrd="0" presId="urn:microsoft.com/office/officeart/2005/8/layout/process1"/>
+    <dgm:cxn modelId="{4D1B4854-AE2E-470B-9115-BD099FD5799A}" srcId="{9EE1A18E-AD2D-415E-8996-B35207C41ED0}" destId="{BF4790F6-D1AA-430E-85BA-C07F91D009F2}" srcOrd="1" destOrd="0" parTransId="{974B1A63-8714-4E97-A93F-006B83F9DBF3}" sibTransId="{214208B8-431D-481C-9A4C-228B7308ADA8}"/>
     <dgm:cxn modelId="{B151CA70-0406-48D6-8013-3F7D288766AD}" srcId="{9EE1A18E-AD2D-415E-8996-B35207C41ED0}" destId="{5AAB36AD-884F-4169-9EAA-81A3D87ABCFA}" srcOrd="0" destOrd="0" parTransId="{4796A0B2-FD04-4D0D-B4E3-6A8EB9A6D74D}" sibTransId="{9C4D6193-4800-45DB-9EB9-DA2277B5D91B}"/>
-    <dgm:cxn modelId="{98573E87-11DF-47E4-BD66-35B54ABAC7D5}" type="presOf" srcId="{9EE1A18E-AD2D-415E-8996-B35207C41ED0}" destId="{B9FC173B-3430-402C-9BFA-D498C62BCC2D}" srcOrd="0" destOrd="0" presId="urn:microsoft.com/office/officeart/2005/8/layout/process1"/>
     <dgm:cxn modelId="{39F27088-F2FF-4B1E-85B8-75E4A5853051}" srcId="{9EE1A18E-AD2D-415E-8996-B35207C41ED0}" destId="{EF5675B6-38BA-4455-BA87-E62399D49989}" srcOrd="2" destOrd="0" parTransId="{B9F702AD-11CA-445A-BE84-AFE50ED28D23}" sibTransId="{7201A391-9828-4B1D-A3C1-894234D041DB}"/>
-    <dgm:cxn modelId="{4D1B4854-AE2E-470B-9115-BD099FD5799A}" srcId="{9EE1A18E-AD2D-415E-8996-B35207C41ED0}" destId="{BF4790F6-D1AA-430E-85BA-C07F91D009F2}" srcOrd="1" destOrd="0" parTransId="{974B1A63-8714-4E97-A93F-006B83F9DBF3}" sibTransId="{214208B8-431D-481C-9A4C-228B7308ADA8}"/>
-    <dgm:cxn modelId="{469FF45F-9B58-4A4C-B0D0-8D2145B5B6BA}" type="presOf" srcId="{214208B8-431D-481C-9A4C-228B7308ADA8}" destId="{C789FCC9-4717-4FFC-BA71-F98E7B1B3115}" srcOrd="0" destOrd="0" presId="urn:microsoft.com/office/officeart/2005/8/layout/process1"/>
-    <dgm:cxn modelId="{2456FFBE-66C8-41BE-B7E0-9E98DF928220}" type="presOf" srcId="{214208B8-431D-481C-9A4C-228B7308ADA8}" destId="{5D4876CA-733D-4DFD-8E79-4A3DBC7C7C6B}" srcOrd="1" destOrd="0" presId="urn:microsoft.com/office/officeart/2005/8/layout/process1"/>
-    <dgm:cxn modelId="{A96360DF-A17F-4D6C-941F-74E17191497B}" type="presOf" srcId="{9C4D6193-4800-45DB-9EB9-DA2277B5D91B}" destId="{374ED80F-5E6F-4A85-B95B-4BA99538042E}" srcOrd="0" destOrd="0" presId="urn:microsoft.com/office/officeart/2005/8/layout/process1"/>
-    <dgm:cxn modelId="{3AAAA133-091D-458C-9D2A-0432DA9F57EC}" type="presOf" srcId="{EF5675B6-38BA-4455-BA87-E62399D49989}" destId="{DEB61738-BCA0-4546-95CF-970A62665FC2}" srcOrd="0" destOrd="0" presId="urn:microsoft.com/office/officeart/2005/8/layout/process1"/>
-    <dgm:cxn modelId="{EDE2BD0D-3871-4235-8ADA-7FD9E5080A90}" type="presOf" srcId="{BF4790F6-D1AA-430E-85BA-C07F91D009F2}" destId="{485EB252-98AF-4CC0-A401-D9A154AAFC53}" srcOrd="0" destOrd="0" presId="urn:microsoft.com/office/officeart/2005/8/layout/process1"/>
-    <dgm:cxn modelId="{8F20A099-0561-4AAA-8C41-141D26A9B8BB}" type="presOf" srcId="{7201A391-9828-4B1D-A3C1-894234D041DB}" destId="{05A02C9E-6432-4B6A-91B3-E0BA65A6B1AE}" srcOrd="0" destOrd="0" presId="urn:microsoft.com/office/officeart/2005/8/layout/process1"/>
-    <dgm:cxn modelId="{AB83CB41-0CCB-44FF-B560-28F5DB69397C}" type="presOf" srcId="{7201A391-9828-4B1D-A3C1-894234D041DB}" destId="{FDD593C1-9D9B-40ED-8C6D-5142CB0F0E3E}" srcOrd="1" destOrd="0" presId="urn:microsoft.com/office/officeart/2005/8/layout/process1"/>
-    <dgm:cxn modelId="{80AB986A-FDF3-41B1-9092-584CE3EB969B}" srcId="{9EE1A18E-AD2D-415E-8996-B35207C41ED0}" destId="{BF8C77AF-CFF1-4B53-B009-D4E001D240D6}" srcOrd="3" destOrd="0" parTransId="{FBE35E27-7BCE-41B3-88D2-29BD34AAC180}" sibTransId="{DC8EEA03-196C-4689-B6BD-D5BC213D37CC}"/>
-    <dgm:cxn modelId="{4806BEE9-49D1-4CDB-B056-28B8E05DAD0E}" type="presOf" srcId="{9C4D6193-4800-45DB-9EB9-DA2277B5D91B}" destId="{B8DA0D4A-E19E-4233-86B3-A96400569C53}" srcOrd="1" destOrd="0" presId="urn:microsoft.com/office/officeart/2005/8/layout/process1"/>
-    <dgm:cxn modelId="{1ED82129-B146-4A7F-B5E0-CB2517F4D2B2}" type="presParOf" srcId="{B9FC173B-3430-402C-9BFA-D498C62BCC2D}" destId="{AB8F05C3-3669-4AF7-9C79-08939721A716}" srcOrd="0" destOrd="0" presId="urn:microsoft.com/office/officeart/2005/8/layout/process1"/>
-    <dgm:cxn modelId="{1BC6F4F3-E370-4A7B-B127-7BD938626608}" type="presParOf" srcId="{B9FC173B-3430-402C-9BFA-D498C62BCC2D}" destId="{374ED80F-5E6F-4A85-B95B-4BA99538042E}" srcOrd="1" destOrd="0" presId="urn:microsoft.com/office/officeart/2005/8/layout/process1"/>
-    <dgm:cxn modelId="{D7517DB7-089B-4622-BF20-1B51389DC0D8}" type="presParOf" srcId="{374ED80F-5E6F-4A85-B95B-4BA99538042E}" destId="{B8DA0D4A-E19E-4233-86B3-A96400569C53}" srcOrd="0" destOrd="0" presId="urn:microsoft.com/office/officeart/2005/8/layout/process1"/>
-    <dgm:cxn modelId="{DCAF5FB3-D08C-40DC-8E40-BCAE3C574998}" type="presParOf" srcId="{B9FC173B-3430-402C-9BFA-D498C62BCC2D}" destId="{485EB252-98AF-4CC0-A401-D9A154AAFC53}" srcOrd="2" destOrd="0" presId="urn:microsoft.com/office/officeart/2005/8/layout/process1"/>
-    <dgm:cxn modelId="{5516B056-5A72-4FFB-A549-EA6D7E8BFE03}" type="presParOf" srcId="{B9FC173B-3430-402C-9BFA-D498C62BCC2D}" destId="{C789FCC9-4717-4FFC-BA71-F98E7B1B3115}" srcOrd="3" destOrd="0" presId="urn:microsoft.com/office/officeart/2005/8/layout/process1"/>
-    <dgm:cxn modelId="{07E36648-30E3-4E50-AE3F-533F38BA8D98}" type="presParOf" srcId="{C789FCC9-4717-4FFC-BA71-F98E7B1B3115}" destId="{5D4876CA-733D-4DFD-8E79-4A3DBC7C7C6B}" srcOrd="0" destOrd="0" presId="urn:microsoft.com/office/officeart/2005/8/layout/process1"/>
-    <dgm:cxn modelId="{FDAD0897-4EA1-4858-9561-84C3A1365B46}" type="presParOf" srcId="{B9FC173B-3430-402C-9BFA-D498C62BCC2D}" destId="{DEB61738-BCA0-4546-95CF-970A62665FC2}" srcOrd="4" destOrd="0" presId="urn:microsoft.com/office/officeart/2005/8/layout/process1"/>
-    <dgm:cxn modelId="{C1553579-9CE0-42DA-A077-6E424824A802}" type="presParOf" srcId="{B9FC173B-3430-402C-9BFA-D498C62BCC2D}" destId="{05A02C9E-6432-4B6A-91B3-E0BA65A6B1AE}" srcOrd="5" destOrd="0" presId="urn:microsoft.com/office/officeart/2005/8/layout/process1"/>
-    <dgm:cxn modelId="{2D51F5A9-A7FE-49A4-AD53-9DB057578CDB}" type="presParOf" srcId="{05A02C9E-6432-4B6A-91B3-E0BA65A6B1AE}" destId="{FDD593C1-9D9B-40ED-8C6D-5142CB0F0E3E}" srcOrd="0" destOrd="0" presId="urn:microsoft.com/office/officeart/2005/8/layout/process1"/>
-    <dgm:cxn modelId="{FFD35C4E-487A-46D7-BF37-C0977F38B1FF}" type="presParOf" srcId="{B9FC173B-3430-402C-9BFA-D498C62BCC2D}" destId="{D0DFB2B8-5022-4762-AA62-9B0CF1B32B60}" srcOrd="6" destOrd="0" presId="urn:microsoft.com/office/officeart/2005/8/layout/process1"/>
+    <dgm:cxn modelId="{6B9FC45D-4F3A-456C-9D8B-FA736ECB8D5C}" type="presOf" srcId="{214208B8-431D-481C-9A4C-228B7308ADA8}" destId="{C789FCC9-4717-4FFC-BA71-F98E7B1B3115}" srcOrd="0" destOrd="0" presId="urn:microsoft.com/office/officeart/2005/8/layout/process1"/>
+    <dgm:cxn modelId="{3D2029B6-13FB-4B58-87F6-AC6BBBE7B022}" type="presOf" srcId="{BF4790F6-D1AA-430E-85BA-C07F91D009F2}" destId="{485EB252-98AF-4CC0-A401-D9A154AAFC53}" srcOrd="0" destOrd="0" presId="urn:microsoft.com/office/officeart/2005/8/layout/process1"/>
+    <dgm:cxn modelId="{9D76AAA6-E63F-434E-97D3-BEFDE427390F}" type="presParOf" srcId="{B9FC173B-3430-402C-9BFA-D498C62BCC2D}" destId="{AB8F05C3-3669-4AF7-9C79-08939721A716}" srcOrd="0" destOrd="0" presId="urn:microsoft.com/office/officeart/2005/8/layout/process1"/>
+    <dgm:cxn modelId="{629B38C9-C36F-4C42-AE13-93FD4308492C}" type="presParOf" srcId="{B9FC173B-3430-402C-9BFA-D498C62BCC2D}" destId="{374ED80F-5E6F-4A85-B95B-4BA99538042E}" srcOrd="1" destOrd="0" presId="urn:microsoft.com/office/officeart/2005/8/layout/process1"/>
+    <dgm:cxn modelId="{4CD0615A-0FFB-4EE1-834D-069C0B2AA7D0}" type="presParOf" srcId="{374ED80F-5E6F-4A85-B95B-4BA99538042E}" destId="{B8DA0D4A-E19E-4233-86B3-A96400569C53}" srcOrd="0" destOrd="0" presId="urn:microsoft.com/office/officeart/2005/8/layout/process1"/>
+    <dgm:cxn modelId="{04A414C1-4CBF-46B6-BADE-9A2443927DC8}" type="presParOf" srcId="{B9FC173B-3430-402C-9BFA-D498C62BCC2D}" destId="{485EB252-98AF-4CC0-A401-D9A154AAFC53}" srcOrd="2" destOrd="0" presId="urn:microsoft.com/office/officeart/2005/8/layout/process1"/>
+    <dgm:cxn modelId="{D65ACF33-6B9E-42C6-AFF0-459F9DCA673E}" type="presParOf" srcId="{B9FC173B-3430-402C-9BFA-D498C62BCC2D}" destId="{C789FCC9-4717-4FFC-BA71-F98E7B1B3115}" srcOrd="3" destOrd="0" presId="urn:microsoft.com/office/officeart/2005/8/layout/process1"/>
+    <dgm:cxn modelId="{C6DA7B57-BD4C-44D1-9300-2122BA1740D1}" type="presParOf" srcId="{C789FCC9-4717-4FFC-BA71-F98E7B1B3115}" destId="{5D4876CA-733D-4DFD-8E79-4A3DBC7C7C6B}" srcOrd="0" destOrd="0" presId="urn:microsoft.com/office/officeart/2005/8/layout/process1"/>
+    <dgm:cxn modelId="{9BCE657E-B9CC-4E4B-BCAF-C6D6304B2CF6}" type="presParOf" srcId="{B9FC173B-3430-402C-9BFA-D498C62BCC2D}" destId="{DEB61738-BCA0-4546-95CF-970A62665FC2}" srcOrd="4" destOrd="0" presId="urn:microsoft.com/office/officeart/2005/8/layout/process1"/>
+    <dgm:cxn modelId="{56C31A07-5AB2-4B6D-A91B-CD22F2A0FB1A}" type="presParOf" srcId="{B9FC173B-3430-402C-9BFA-D498C62BCC2D}" destId="{05A02C9E-6432-4B6A-91B3-E0BA65A6B1AE}" srcOrd="5" destOrd="0" presId="urn:microsoft.com/office/officeart/2005/8/layout/process1"/>
+    <dgm:cxn modelId="{032AAF07-EC95-4125-8CC7-50F8507EF07F}" type="presParOf" srcId="{05A02C9E-6432-4B6A-91B3-E0BA65A6B1AE}" destId="{FDD593C1-9D9B-40ED-8C6D-5142CB0F0E3E}" srcOrd="0" destOrd="0" presId="urn:microsoft.com/office/officeart/2005/8/layout/process1"/>
+    <dgm:cxn modelId="{331B0E58-2F15-493F-8EB9-7806513BA80F}" type="presParOf" srcId="{B9FC173B-3430-402C-9BFA-D498C62BCC2D}" destId="{D0DFB2B8-5022-4762-AA62-9B0CF1B32B60}" srcOrd="6" destOrd="0" presId="urn:microsoft.com/office/officeart/2005/8/layout/process1"/>
   </dgm:cxnLst>
   <dgm:bg/>
   <dgm:whole/>
   <dgm:extLst>
     <a:ext uri="http://schemas.microsoft.com/office/drawing/2008/diagram">
-      <dsp:dataModelExt xmlns:dsp="http://schemas.microsoft.com/office/drawing/2008/diagram" relId="rId10" minVer="http://schemas.openxmlformats.org/drawingml/2006/diagram"/>
+      <dsp:dataModelExt xmlns:dsp="http://schemas.microsoft.com/office/drawing/2008/diagram" relId="rId11" minVer="http://schemas.openxmlformats.org/drawingml/2006/diagram"/>
     </a:ext>
   </dgm:extLst>
 </dgm:dataModel>

--- a/Notes_SA2510014.docx
+++ b/Notes_SA2510014.docx
@@ -818,13 +818,23 @@
           <w:lang w:val="en-US"/>
         </w:rPr>
       </w:pPr>
-      <w:r>
-        <w:rPr>
-          <w:sz w:val="24"/>
-          <w:szCs w:val="22"/>
-          <w:lang w:val="en-US"/>
-        </w:rPr>
-        <w:t>Thread.sleep()</w:t>
+      <w:proofErr w:type="spellStart"/>
+      <w:r>
+        <w:rPr>
+          <w:sz w:val="24"/>
+          <w:szCs w:val="22"/>
+          <w:lang w:val="en-US"/>
+        </w:rPr>
+        <w:t>Thread.sleep</w:t>
+      </w:r>
+      <w:proofErr w:type="spellEnd"/>
+      <w:r>
+        <w:rPr>
+          <w:sz w:val="24"/>
+          <w:szCs w:val="22"/>
+          <w:lang w:val="en-US"/>
+        </w:rPr>
+        <w:t>()</w:t>
       </w:r>
     </w:p>
     <w:p>
@@ -1155,8 +1165,18 @@
           <w:szCs w:val="22"/>
           <w:lang w:val="en-US"/>
         </w:rPr>
-        <w:t>Handling #shadow-dom</w:t>
-      </w:r>
+        <w:t>Handling #shadow-</w:t>
+      </w:r>
+      <w:proofErr w:type="spellStart"/>
+      <w:r>
+        <w:rPr>
+          <w:sz w:val="24"/>
+          <w:szCs w:val="22"/>
+          <w:lang w:val="en-US"/>
+        </w:rPr>
+        <w:t>dom</w:t>
+      </w:r>
+      <w:proofErr w:type="spellEnd"/>
     </w:p>
     <w:p>
       <w:pPr>
@@ -5601,13 +5621,41 @@
           <w:lang w:val="en-US"/>
         </w:rPr>
       </w:pPr>
-      <w:r>
-        <w:rPr>
-          <w:sz w:val="24"/>
-          <w:szCs w:val="22"/>
-          <w:lang w:val="en-US"/>
-        </w:rPr>
-        <w:t>YourName_SeleniumDemos (Sanjeevani_SeleniumDemos)</w:t>
+      <w:proofErr w:type="spellStart"/>
+      <w:r>
+        <w:rPr>
+          <w:sz w:val="24"/>
+          <w:szCs w:val="22"/>
+          <w:lang w:val="en-US"/>
+        </w:rPr>
+        <w:t>YourName_SeleniumDemos</w:t>
+      </w:r>
+      <w:proofErr w:type="spellEnd"/>
+      <w:r>
+        <w:rPr>
+          <w:sz w:val="24"/>
+          <w:szCs w:val="22"/>
+          <w:lang w:val="en-US"/>
+        </w:rPr>
+        <w:t xml:space="preserve"> (</w:t>
+      </w:r>
+      <w:proofErr w:type="spellStart"/>
+      <w:r>
+        <w:rPr>
+          <w:sz w:val="24"/>
+          <w:szCs w:val="22"/>
+          <w:lang w:val="en-US"/>
+        </w:rPr>
+        <w:t>Sanjeevani_SeleniumDemos</w:t>
+      </w:r>
+      <w:proofErr w:type="spellEnd"/>
+      <w:r>
+        <w:rPr>
+          <w:sz w:val="24"/>
+          <w:szCs w:val="22"/>
+          <w:lang w:val="en-US"/>
+        </w:rPr>
+        <w:t>)</w:t>
       </w:r>
     </w:p>
     <w:p>
@@ -6150,7 +6198,25 @@
           <w:szCs w:val="22"/>
           <w:lang w:val="en-US"/>
         </w:rPr>
-        <w:t>Create a package inside this project (com.WebDriverDemos)</w:t>
+        <w:t>Create a package inside this project (</w:t>
+      </w:r>
+      <w:proofErr w:type="spellStart"/>
+      <w:r>
+        <w:rPr>
+          <w:sz w:val="24"/>
+          <w:szCs w:val="22"/>
+          <w:lang w:val="en-US"/>
+        </w:rPr>
+        <w:t>com.WebDriverDemos</w:t>
+      </w:r>
+      <w:proofErr w:type="spellEnd"/>
+      <w:r>
+        <w:rPr>
+          <w:sz w:val="24"/>
+          <w:szCs w:val="22"/>
+          <w:lang w:val="en-US"/>
+        </w:rPr>
+        <w:t>)</w:t>
       </w:r>
     </w:p>
     <w:p>
@@ -6495,13 +6561,23 @@
           <w:lang w:val="en-US"/>
         </w:rPr>
       </w:pPr>
-      <w:r>
-        <w:rPr>
-          <w:sz w:val="24"/>
-          <w:szCs w:val="22"/>
-          <w:lang w:val="en-US"/>
-        </w:rPr>
-        <w:t xml:space="preserve">get() </w:t>
+      <w:proofErr w:type="gramStart"/>
+      <w:r>
+        <w:rPr>
+          <w:sz w:val="24"/>
+          <w:szCs w:val="22"/>
+          <w:lang w:val="en-US"/>
+        </w:rPr>
+        <w:t>get(</w:t>
+      </w:r>
+      <w:proofErr w:type="gramEnd"/>
+      <w:r>
+        <w:rPr>
+          <w:sz w:val="24"/>
+          <w:szCs w:val="22"/>
+          <w:lang w:val="en-US"/>
+        </w:rPr>
+        <w:t xml:space="preserve">) </w:t>
       </w:r>
       <w:r>
         <w:rPr>
@@ -6533,13 +6609,23 @@
           <w:lang w:val="en-US"/>
         </w:rPr>
       </w:pPr>
-      <w:r>
-        <w:rPr>
-          <w:sz w:val="24"/>
-          <w:szCs w:val="22"/>
-          <w:lang w:val="en-US"/>
-        </w:rPr>
-        <w:t xml:space="preserve">driver.manage().window().maximize() </w:t>
+      <w:proofErr w:type="spellStart"/>
+      <w:r>
+        <w:rPr>
+          <w:sz w:val="24"/>
+          <w:szCs w:val="22"/>
+          <w:lang w:val="en-US"/>
+        </w:rPr>
+        <w:t>driver.manage</w:t>
+      </w:r>
+      <w:proofErr w:type="spellEnd"/>
+      <w:r>
+        <w:rPr>
+          <w:sz w:val="24"/>
+          <w:szCs w:val="22"/>
+          <w:lang w:val="en-US"/>
+        </w:rPr>
+        <w:t xml:space="preserve">().window().maximize() </w:t>
       </w:r>
       <w:r>
         <w:rPr>
@@ -6571,13 +6657,23 @@
           <w:lang w:val="en-US"/>
         </w:rPr>
       </w:pPr>
-      <w:r>
-        <w:rPr>
-          <w:sz w:val="24"/>
-          <w:szCs w:val="22"/>
-          <w:lang w:val="en-US"/>
-        </w:rPr>
-        <w:t xml:space="preserve">close() </w:t>
+      <w:proofErr w:type="gramStart"/>
+      <w:r>
+        <w:rPr>
+          <w:sz w:val="24"/>
+          <w:szCs w:val="22"/>
+          <w:lang w:val="en-US"/>
+        </w:rPr>
+        <w:t>close(</w:t>
+      </w:r>
+      <w:proofErr w:type="gramEnd"/>
+      <w:r>
+        <w:rPr>
+          <w:sz w:val="24"/>
+          <w:szCs w:val="22"/>
+          <w:lang w:val="en-US"/>
+        </w:rPr>
+        <w:t xml:space="preserve">) </w:t>
       </w:r>
       <w:r>
         <w:rPr>
@@ -6609,6 +6705,7 @@
           <w:lang w:val="en-US"/>
         </w:rPr>
       </w:pPr>
+      <w:proofErr w:type="gramStart"/>
       <w:r>
         <w:rPr>
           <w:sz w:val="24"/>
@@ -6616,7 +6713,16 @@
           <w:lang w:val="en-US"/>
         </w:rPr>
         <w:lastRenderedPageBreak/>
-        <w:t xml:space="preserve">getTitle() </w:t>
+        <w:t>getTitle(</w:t>
+      </w:r>
+      <w:proofErr w:type="gramEnd"/>
+      <w:r>
+        <w:rPr>
+          <w:sz w:val="24"/>
+          <w:szCs w:val="22"/>
+          <w:lang w:val="en-US"/>
+        </w:rPr>
+        <w:t xml:space="preserve">) </w:t>
       </w:r>
       <w:r>
         <w:rPr>
@@ -6648,13 +6754,23 @@
           <w:lang w:val="en-US"/>
         </w:rPr>
       </w:pPr>
-      <w:r>
-        <w:rPr>
-          <w:sz w:val="24"/>
-          <w:szCs w:val="22"/>
-          <w:lang w:val="en-US"/>
-        </w:rPr>
-        <w:t xml:space="preserve">getCurrentUrl() </w:t>
+      <w:proofErr w:type="gramStart"/>
+      <w:r>
+        <w:rPr>
+          <w:sz w:val="24"/>
+          <w:szCs w:val="22"/>
+          <w:lang w:val="en-US"/>
+        </w:rPr>
+        <w:t>getCurrentUrl(</w:t>
+      </w:r>
+      <w:proofErr w:type="gramEnd"/>
+      <w:r>
+        <w:rPr>
+          <w:sz w:val="24"/>
+          <w:szCs w:val="22"/>
+          <w:lang w:val="en-US"/>
+        </w:rPr>
+        <w:t xml:space="preserve">) </w:t>
       </w:r>
       <w:r>
         <w:rPr>
@@ -6692,7 +6808,7 @@
           <w:szCs w:val="22"/>
           <w:lang w:val="en-US"/>
         </w:rPr>
-        <w:t xml:space="preserve">findElement() </w:t>
+        <w:t xml:space="preserve">getPageSource() </w:t>
       </w:r>
       <w:r>
         <w:rPr>
@@ -6708,6 +6824,54 @@
           <w:szCs w:val="22"/>
           <w:lang w:val="en-US"/>
         </w:rPr>
+        <w:t xml:space="preserve"> Will return the source code (rendered html) of the page (String)</w:t>
+      </w:r>
+    </w:p>
+    <w:p>
+      <w:pPr>
+        <w:pStyle w:val="ListParagraph"/>
+        <w:numPr>
+          <w:ilvl w:val="0"/>
+          <w:numId w:val="15"/>
+        </w:numPr>
+        <w:rPr>
+          <w:sz w:val="24"/>
+          <w:szCs w:val="22"/>
+          <w:lang w:val="en-US"/>
+        </w:rPr>
+      </w:pPr>
+      <w:proofErr w:type="gramStart"/>
+      <w:r>
+        <w:rPr>
+          <w:sz w:val="24"/>
+          <w:szCs w:val="22"/>
+          <w:lang w:val="en-US"/>
+        </w:rPr>
+        <w:t>findElement(</w:t>
+      </w:r>
+      <w:proofErr w:type="gramEnd"/>
+      <w:r>
+        <w:rPr>
+          <w:sz w:val="24"/>
+          <w:szCs w:val="22"/>
+          <w:lang w:val="en-US"/>
+        </w:rPr>
+        <w:t xml:space="preserve">) </w:t>
+      </w:r>
+      <w:r>
+        <w:rPr>
+          <w:sz w:val="24"/>
+          <w:szCs w:val="22"/>
+          <w:lang w:val="en-US"/>
+        </w:rPr>
+        <w:sym w:font="Wingdings" w:char="F0E0"/>
+      </w:r>
+      <w:r>
+        <w:rPr>
+          <w:sz w:val="24"/>
+          <w:szCs w:val="22"/>
+          <w:lang w:val="en-US"/>
+        </w:rPr>
         <w:t xml:space="preserve"> </w:t>
       </w:r>
       <w:r>
@@ -6716,20 +6880,9 @@
           <w:szCs w:val="22"/>
           <w:lang w:val="en-US"/>
         </w:rPr>
-        <w:t>Will find a single control on the page. (WebElement)</w:t>
-      </w:r>
-    </w:p>
-    <w:p>
-      <w:pPr>
-        <w:rPr>
-          <w:sz w:val="24"/>
-          <w:szCs w:val="22"/>
-          <w:lang w:val="en-US"/>
-        </w:rPr>
-      </w:pPr>
-    </w:p>
-    <w:p>
-      <w:pPr>
+        <w:t xml:space="preserve">Will find a single control on the page. </w:t>
+      </w:r>
+      <w:r>
         <w:rPr>
           <w:b/>
           <w:bCs/>
@@ -6737,8 +6890,28 @@
           <w:szCs w:val="22"/>
           <w:lang w:val="en-US"/>
         </w:rPr>
-      </w:pPr>
-      <w:r>
+        <w:t xml:space="preserve">Will always locates the first occurrence. </w:t>
+      </w:r>
+      <w:r>
+        <w:rPr>
+          <w:sz w:val="24"/>
+          <w:szCs w:val="22"/>
+          <w:lang w:val="en-US"/>
+        </w:rPr>
+        <w:t>(WebElement)</w:t>
+      </w:r>
+    </w:p>
+    <w:p>
+      <w:pPr>
+        <w:rPr>
+          <w:sz w:val="24"/>
+          <w:szCs w:val="22"/>
+          <w:lang w:val="en-US"/>
+        </w:rPr>
+      </w:pPr>
+    </w:p>
+    <w:p>
+      <w:pPr>
         <w:rPr>
           <w:b/>
           <w:bCs/>
@@ -6746,6 +6919,15 @@
           <w:szCs w:val="22"/>
           <w:lang w:val="en-US"/>
         </w:rPr>
+      </w:pPr>
+      <w:r>
+        <w:rPr>
+          <w:b/>
+          <w:bCs/>
+          <w:sz w:val="24"/>
+          <w:szCs w:val="22"/>
+          <w:lang w:val="en-US"/>
+        </w:rPr>
         <w:t>Common Exceptions in WebDriver</w:t>
       </w:r>
     </w:p>
@@ -6871,6 +7053,107 @@
     </w:p>
     <w:p>
       <w:pPr>
+        <w:pStyle w:val="ListParagraph"/>
+        <w:numPr>
+          <w:ilvl w:val="0"/>
+          <w:numId w:val="16"/>
+        </w:numPr>
+        <w:rPr>
+          <w:sz w:val="24"/>
+          <w:szCs w:val="22"/>
+          <w:lang w:val="en-US"/>
+        </w:rPr>
+      </w:pPr>
+      <w:r>
+        <w:rPr>
+          <w:sz w:val="24"/>
+          <w:szCs w:val="22"/>
+          <w:lang w:val="en-US"/>
+        </w:rPr>
+        <w:t xml:space="preserve">InvalidSelectorException </w:t>
+      </w:r>
+      <w:r>
+        <w:rPr>
+          <w:sz w:val="24"/>
+          <w:szCs w:val="22"/>
+          <w:lang w:val="en-US"/>
+        </w:rPr>
+        <w:sym w:font="Wingdings" w:char="F0E0"/>
+      </w:r>
+      <w:r>
+        <w:rPr>
+          <w:sz w:val="24"/>
+          <w:szCs w:val="22"/>
+          <w:lang w:val="en-US"/>
+        </w:rPr>
+        <w:t xml:space="preserve"> The locator value is not in the correct format.</w:t>
+      </w:r>
+    </w:p>
+    <w:p>
+      <w:pPr>
+        <w:pStyle w:val="ListParagraph"/>
+        <w:numPr>
+          <w:ilvl w:val="0"/>
+          <w:numId w:val="16"/>
+        </w:numPr>
+        <w:rPr>
+          <w:sz w:val="24"/>
+          <w:szCs w:val="22"/>
+          <w:lang w:val="en-US"/>
+        </w:rPr>
+      </w:pPr>
+      <w:r>
+        <w:rPr>
+          <w:sz w:val="24"/>
+          <w:szCs w:val="22"/>
+          <w:lang w:val="en-US"/>
+        </w:rPr>
+        <w:t>StaleElementReferenceException</w:t>
+      </w:r>
+      <w:r>
+        <w:rPr>
+          <w:sz w:val="24"/>
+          <w:szCs w:val="22"/>
+          <w:lang w:val="en-US"/>
+        </w:rPr>
+        <w:t xml:space="preserve"> </w:t>
+      </w:r>
+      <w:r>
+        <w:rPr>
+          <w:sz w:val="24"/>
+          <w:szCs w:val="22"/>
+          <w:lang w:val="en-US"/>
+        </w:rPr>
+        <w:sym w:font="Wingdings" w:char="F0E0"/>
+      </w:r>
+      <w:r>
+        <w:rPr>
+          <w:sz w:val="24"/>
+          <w:szCs w:val="22"/>
+          <w:lang w:val="en-US"/>
+        </w:rPr>
+        <w:t xml:space="preserve"> The WebElement you are trying to interact is not available on the page. This happens when you switched from one page to another and your control is on 1</w:t>
+      </w:r>
+      <w:r>
+        <w:rPr>
+          <w:sz w:val="24"/>
+          <w:szCs w:val="22"/>
+          <w:vertAlign w:val="superscript"/>
+          <w:lang w:val="en-US"/>
+        </w:rPr>
+        <w:t>st</w:t>
+      </w:r>
+      <w:r>
+        <w:rPr>
+          <w:sz w:val="24"/>
+          <w:szCs w:val="22"/>
+          <w:lang w:val="en-US"/>
+        </w:rPr>
+        <w:t xml:space="preserve"> page.</w:t>
+      </w:r>
+    </w:p>
+    <w:p>
+      <w:pPr>
         <w:rPr>
           <w:sz w:val="24"/>
           <w:szCs w:val="22"/>
@@ -7000,13 +7283,23 @@
           <w:lang w:val="en-US"/>
         </w:rPr>
       </w:pPr>
-      <w:r>
-        <w:rPr>
-          <w:sz w:val="24"/>
-          <w:szCs w:val="22"/>
-          <w:lang w:val="en-US"/>
-        </w:rPr>
-        <w:t xml:space="preserve">sendKeys() </w:t>
+      <w:proofErr w:type="gramStart"/>
+      <w:r>
+        <w:rPr>
+          <w:sz w:val="24"/>
+          <w:szCs w:val="22"/>
+          <w:lang w:val="en-US"/>
+        </w:rPr>
+        <w:t>sendKeys(</w:t>
+      </w:r>
+      <w:proofErr w:type="gramEnd"/>
+      <w:r>
+        <w:rPr>
+          <w:sz w:val="24"/>
+          <w:szCs w:val="22"/>
+          <w:lang w:val="en-US"/>
+        </w:rPr>
+        <w:t xml:space="preserve">) </w:t>
       </w:r>
       <w:r>
         <w:rPr>
@@ -7046,13 +7339,23 @@
           <w:lang w:val="en-US"/>
         </w:rPr>
       </w:pPr>
-      <w:r>
-        <w:rPr>
-          <w:sz w:val="24"/>
-          <w:szCs w:val="22"/>
-          <w:lang w:val="en-US"/>
-        </w:rPr>
-        <w:t xml:space="preserve">click() </w:t>
+      <w:proofErr w:type="gramStart"/>
+      <w:r>
+        <w:rPr>
+          <w:sz w:val="24"/>
+          <w:szCs w:val="22"/>
+          <w:lang w:val="en-US"/>
+        </w:rPr>
+        <w:t>click(</w:t>
+      </w:r>
+      <w:proofErr w:type="gramEnd"/>
+      <w:r>
+        <w:rPr>
+          <w:sz w:val="24"/>
+          <w:szCs w:val="22"/>
+          <w:lang w:val="en-US"/>
+        </w:rPr>
+        <w:t xml:space="preserve">) </w:t>
       </w:r>
       <w:r>
         <w:rPr>
@@ -7069,6 +7372,102 @@
           <w:lang w:val="en-US"/>
         </w:rPr>
         <w:t xml:space="preserve"> Will click on any control.</w:t>
+      </w:r>
+    </w:p>
+    <w:p>
+      <w:pPr>
+        <w:pStyle w:val="ListParagraph"/>
+        <w:numPr>
+          <w:ilvl w:val="1"/>
+          <w:numId w:val="17"/>
+        </w:numPr>
+        <w:rPr>
+          <w:sz w:val="24"/>
+          <w:szCs w:val="22"/>
+          <w:lang w:val="en-US"/>
+        </w:rPr>
+      </w:pPr>
+      <w:proofErr w:type="gramStart"/>
+      <w:r>
+        <w:rPr>
+          <w:sz w:val="24"/>
+          <w:szCs w:val="22"/>
+          <w:lang w:val="en-US"/>
+        </w:rPr>
+        <w:t>getText(</w:t>
+      </w:r>
+      <w:proofErr w:type="gramEnd"/>
+      <w:r>
+        <w:rPr>
+          <w:sz w:val="24"/>
+          <w:szCs w:val="22"/>
+          <w:lang w:val="en-US"/>
+        </w:rPr>
+        <w:t xml:space="preserve">) </w:t>
+      </w:r>
+      <w:r>
+        <w:rPr>
+          <w:sz w:val="24"/>
+          <w:szCs w:val="22"/>
+          <w:lang w:val="en-US"/>
+        </w:rPr>
+        <w:sym w:font="Wingdings" w:char="F0E0"/>
+      </w:r>
+      <w:r>
+        <w:rPr>
+          <w:sz w:val="24"/>
+          <w:szCs w:val="22"/>
+          <w:lang w:val="en-US"/>
+        </w:rPr>
+        <w:t xml:space="preserve"> Will return the text on the control. (String)</w:t>
+      </w:r>
+    </w:p>
+    <w:p>
+      <w:pPr>
+        <w:pStyle w:val="ListParagraph"/>
+        <w:numPr>
+          <w:ilvl w:val="1"/>
+          <w:numId w:val="17"/>
+        </w:numPr>
+        <w:rPr>
+          <w:sz w:val="24"/>
+          <w:szCs w:val="22"/>
+          <w:lang w:val="en-US"/>
+        </w:rPr>
+      </w:pPr>
+      <w:proofErr w:type="gramStart"/>
+      <w:r>
+        <w:rPr>
+          <w:sz w:val="24"/>
+          <w:szCs w:val="22"/>
+          <w:lang w:val="en-US"/>
+        </w:rPr>
+        <w:t>getAttribute(</w:t>
+      </w:r>
+      <w:proofErr w:type="gramEnd"/>
+      <w:r>
+        <w:rPr>
+          <w:sz w:val="24"/>
+          <w:szCs w:val="22"/>
+          <w:lang w:val="en-US"/>
+        </w:rPr>
+        <w:t xml:space="preserve">) / getDomAttribute() </w:t>
+      </w:r>
+      <w:r>
+        <w:rPr>
+          <w:sz w:val="24"/>
+          <w:szCs w:val="22"/>
+          <w:lang w:val="en-US"/>
+        </w:rPr>
+        <w:sym w:font="Wingdings" w:char="F0E0"/>
+      </w:r>
+      <w:r>
+        <w:rPr>
+          <w:sz w:val="24"/>
+          <w:szCs w:val="22"/>
+          <w:lang w:val="en-US"/>
+        </w:rPr>
+        <w:t xml:space="preserve"> Will return the value of any attribute. (String)</w:t>
       </w:r>
     </w:p>
     <w:p>
@@ -7093,6 +7492,7 @@
           <w:noProof/>
           <w:lang w:eastAsia="en-IN"/>
         </w:rPr>
+        <w:lastRenderedPageBreak/>
         <w:drawing>
           <wp:inline distT="0" distB="0" distL="0" distR="0" wp14:anchorId="490E1568" wp14:editId="033F5FCC">
             <wp:extent cx="3186718" cy="1837426"/>
@@ -7240,7 +7640,6 @@
           <w:szCs w:val="22"/>
           <w:lang w:val="en-US"/>
         </w:rPr>
-        <w:lastRenderedPageBreak/>
         <w:t>Name</w:t>
       </w:r>
     </w:p>
@@ -7462,6 +7861,50 @@
     </w:p>
     <w:p>
       <w:pPr>
+        <w:pStyle w:val="ListParagraph"/>
+        <w:numPr>
+          <w:ilvl w:val="0"/>
+          <w:numId w:val="20"/>
+        </w:numPr>
+        <w:rPr>
+          <w:sz w:val="24"/>
+          <w:szCs w:val="22"/>
+          <w:lang w:val="en-US"/>
+        </w:rPr>
+      </w:pPr>
+      <w:r>
+        <w:rPr>
+          <w:sz w:val="24"/>
+          <w:szCs w:val="22"/>
+          <w:lang w:val="en-US"/>
+        </w:rPr>
+        <w:t>The control may having multiple classes applied. Such a multiple classes are separated via space.</w:t>
+      </w:r>
+    </w:p>
+    <w:p>
+      <w:pPr>
+        <w:pStyle w:val="ListParagraph"/>
+        <w:numPr>
+          <w:ilvl w:val="0"/>
+          <w:numId w:val="20"/>
+        </w:numPr>
+        <w:rPr>
+          <w:sz w:val="24"/>
+          <w:szCs w:val="22"/>
+          <w:lang w:val="en-US"/>
+        </w:rPr>
+      </w:pPr>
+      <w:r>
+        <w:rPr>
+          <w:sz w:val="24"/>
+          <w:szCs w:val="22"/>
+          <w:lang w:val="en-US"/>
+        </w:rPr>
+        <w:t>While using className locator pick any one class name from such multiple classes.</w:t>
+      </w:r>
+    </w:p>
+    <w:p>
+      <w:pPr>
         <w:rPr>
           <w:sz w:val="24"/>
           <w:szCs w:val="22"/>
@@ -7555,6 +7998,83 @@
         </w:rPr>
         <w:t>Using Single Attribute</w:t>
       </w:r>
+      <w:r>
+        <w:rPr>
+          <w:sz w:val="24"/>
+          <w:szCs w:val="22"/>
+          <w:lang w:val="en-US"/>
+        </w:rPr>
+        <w:br/>
+        <w:t>Syntax:</w:t>
+      </w:r>
+      <w:r>
+        <w:rPr>
+          <w:sz w:val="24"/>
+          <w:szCs w:val="22"/>
+          <w:lang w:val="en-US"/>
+        </w:rPr>
+        <w:br/>
+        <w:t>tagName[attribute=”value”]</w:t>
+      </w:r>
+      <w:r>
+        <w:rPr>
+          <w:sz w:val="24"/>
+          <w:szCs w:val="22"/>
+          <w:lang w:val="en-US"/>
+        </w:rPr>
+        <w:br/>
+        <w:t>input[</w:t>
+      </w:r>
+      <w:r>
+        <w:rPr>
+          <w:sz w:val="24"/>
+          <w:szCs w:val="22"/>
+          <w:lang w:val="en-US"/>
+        </w:rPr>
+        <w:t>data-</w:t>
+      </w:r>
+      <w:proofErr w:type="spellStart"/>
+      <w:r>
+        <w:rPr>
+          <w:sz w:val="24"/>
+          <w:szCs w:val="22"/>
+          <w:lang w:val="en-US"/>
+        </w:rPr>
+        <w:t>testid</w:t>
+      </w:r>
+      <w:proofErr w:type="spellEnd"/>
+      <w:r>
+        <w:rPr>
+          <w:sz w:val="24"/>
+          <w:szCs w:val="22"/>
+          <w:lang w:val="en-US"/>
+        </w:rPr>
+        <w:t>="</w:t>
+      </w:r>
+      <w:r>
+        <w:rPr>
+          <w:sz w:val="24"/>
+          <w:szCs w:val="22"/>
+          <w:lang w:val="en-US"/>
+        </w:rPr>
+        <w:t>royal-email</w:t>
+      </w:r>
+      <w:r>
+        <w:rPr>
+          <w:sz w:val="24"/>
+          <w:szCs w:val="22"/>
+          <w:lang w:val="en-US"/>
+        </w:rPr>
+        <w:t>"</w:t>
+      </w:r>
+      <w:r>
+        <w:rPr>
+          <w:sz w:val="24"/>
+          <w:szCs w:val="22"/>
+          <w:lang w:val="en-US"/>
+        </w:rPr>
+        <w:t>]</w:t>
+      </w:r>
     </w:p>
     <w:p>
       <w:pPr>
@@ -7575,7 +8095,26 @@
           <w:szCs w:val="22"/>
           <w:lang w:val="en-US"/>
         </w:rPr>
+        <w:lastRenderedPageBreak/>
         <w:t>Using Multiple Attributes</w:t>
+      </w:r>
+      <w:r>
+        <w:rPr>
+          <w:sz w:val="24"/>
+          <w:szCs w:val="22"/>
+          <w:lang w:val="en-US"/>
+        </w:rPr>
+        <w:br/>
+        <w:t>Syntax:</w:t>
+      </w:r>
+      <w:r>
+        <w:rPr>
+          <w:sz w:val="24"/>
+          <w:szCs w:val="22"/>
+          <w:lang w:val="en-US"/>
+        </w:rPr>
+        <w:br/>
+        <w:t>tagName[attribute1=”Value”][attribute2=”value”]</w:t>
       </w:r>
     </w:p>
     <w:p>
@@ -7599,8 +8138,405 @@
         </w:rPr>
         <w:t>Using Special Characters</w:t>
       </w:r>
+    </w:p>
+    <w:p>
+      <w:pPr>
+        <w:pStyle w:val="ListParagraph"/>
+        <w:numPr>
+          <w:ilvl w:val="2"/>
+          <w:numId w:val="20"/>
+        </w:numPr>
+        <w:rPr>
+          <w:sz w:val="24"/>
+          <w:szCs w:val="22"/>
+          <w:lang w:val="en-US"/>
+        </w:rPr>
+      </w:pPr>
+      <w:r>
+        <w:rPr>
+          <w:sz w:val="24"/>
+          <w:szCs w:val="22"/>
+          <w:lang w:val="en-US"/>
+        </w:rPr>
+        <w:t xml:space="preserve">^ </w:t>
+      </w:r>
+      <w:r>
+        <w:rPr>
+          <w:sz w:val="24"/>
+          <w:szCs w:val="22"/>
+          <w:lang w:val="en-US"/>
+        </w:rPr>
+        <w:sym w:font="Wingdings" w:char="F0E0"/>
+      </w:r>
+      <w:r>
+        <w:rPr>
+          <w:sz w:val="24"/>
+          <w:szCs w:val="22"/>
+          <w:lang w:val="en-US"/>
+        </w:rPr>
+        <w:t xml:space="preserve"> Starts With</w:t>
+      </w:r>
+    </w:p>
+    <w:p>
+      <w:pPr>
+        <w:pStyle w:val="ListParagraph"/>
+        <w:numPr>
+          <w:ilvl w:val="2"/>
+          <w:numId w:val="20"/>
+        </w:numPr>
+        <w:rPr>
+          <w:sz w:val="24"/>
+          <w:szCs w:val="22"/>
+          <w:lang w:val="en-US"/>
+        </w:rPr>
+      </w:pPr>
+      <w:r>
+        <w:rPr>
+          <w:sz w:val="24"/>
+          <w:szCs w:val="22"/>
+          <w:lang w:val="en-US"/>
+        </w:rPr>
+        <w:t xml:space="preserve">$ </w:t>
+      </w:r>
+      <w:r>
+        <w:rPr>
+          <w:sz w:val="24"/>
+          <w:szCs w:val="22"/>
+          <w:lang w:val="en-US"/>
+        </w:rPr>
+        <w:sym w:font="Wingdings" w:char="F0E0"/>
+      </w:r>
+      <w:r>
+        <w:rPr>
+          <w:sz w:val="24"/>
+          <w:szCs w:val="22"/>
+          <w:lang w:val="en-US"/>
+        </w:rPr>
+        <w:t xml:space="preserve"> Ends With</w:t>
+      </w:r>
+    </w:p>
+    <w:p>
+      <w:pPr>
+        <w:pStyle w:val="ListParagraph"/>
+        <w:numPr>
+          <w:ilvl w:val="2"/>
+          <w:numId w:val="20"/>
+        </w:numPr>
+        <w:rPr>
+          <w:sz w:val="24"/>
+          <w:szCs w:val="22"/>
+          <w:lang w:val="en-US"/>
+        </w:rPr>
+      </w:pPr>
+      <w:r>
+        <w:rPr>
+          <w:sz w:val="24"/>
+          <w:szCs w:val="22"/>
+          <w:lang w:val="en-US"/>
+        </w:rPr>
+        <w:t xml:space="preserve">* </w:t>
+      </w:r>
+      <w:r>
+        <w:rPr>
+          <w:sz w:val="24"/>
+          <w:szCs w:val="22"/>
+          <w:lang w:val="en-US"/>
+        </w:rPr>
+        <w:sym w:font="Wingdings" w:char="F0E0"/>
+      </w:r>
+      <w:r>
+        <w:rPr>
+          <w:sz w:val="24"/>
+          <w:szCs w:val="22"/>
+          <w:lang w:val="en-US"/>
+        </w:rPr>
+        <w:t xml:space="preserve"> Contains</w:t>
+      </w:r>
+      <w:r>
+        <w:rPr>
+          <w:sz w:val="24"/>
+          <w:szCs w:val="22"/>
+          <w:lang w:val="en-US"/>
+        </w:rPr>
+        <w:t xml:space="preserve"> Text</w:t>
+      </w:r>
+    </w:p>
+    <w:p>
+      <w:pPr>
+        <w:pStyle w:val="ListParagraph"/>
+        <w:numPr>
+          <w:ilvl w:val="2"/>
+          <w:numId w:val="20"/>
+        </w:numPr>
+        <w:rPr>
+          <w:sz w:val="24"/>
+          <w:szCs w:val="22"/>
+          <w:lang w:val="en-US"/>
+        </w:rPr>
+      </w:pPr>
+      <w:r>
+        <w:rPr>
+          <w:sz w:val="24"/>
+          <w:szCs w:val="22"/>
+          <w:lang w:val="en-US"/>
+        </w:rPr>
+        <w:t>.</w:t>
+      </w:r>
+    </w:p>
+    <w:p>
+      <w:pPr>
+        <w:pStyle w:val="ListParagraph"/>
+        <w:numPr>
+          <w:ilvl w:val="2"/>
+          <w:numId w:val="20"/>
+        </w:numPr>
+        <w:rPr>
+          <w:sz w:val="24"/>
+          <w:szCs w:val="22"/>
+          <w:lang w:val="en-US"/>
+        </w:rPr>
+      </w:pPr>
+      <w:r>
+        <w:rPr>
+          <w:sz w:val="24"/>
+          <w:szCs w:val="22"/>
+          <w:lang w:val="en-US"/>
+        </w:rPr>
+        <w:t>#</w:t>
+      </w:r>
+    </w:p>
+    <w:p>
+      <w:pPr>
+        <w:rPr>
+          <w:sz w:val="24"/>
+          <w:szCs w:val="22"/>
+          <w:lang w:val="en-US"/>
+        </w:rPr>
+      </w:pPr>
+    </w:p>
+    <w:p>
+      <w:pPr>
+        <w:rPr>
+          <w:sz w:val="24"/>
+          <w:szCs w:val="22"/>
+          <w:lang w:val="en-US"/>
+        </w:rPr>
+      </w:pPr>
+      <w:r>
+        <w:rPr>
+          <w:sz w:val="24"/>
+          <w:szCs w:val="22"/>
+          <w:lang w:val="en-US"/>
+        </w:rPr>
+        <w:t xml:space="preserve">Pattankodoli Bus Stand </w:t>
+      </w:r>
+      <w:r>
+        <w:rPr>
+          <w:sz w:val="24"/>
+          <w:szCs w:val="22"/>
+          <w:lang w:val="en-US"/>
+        </w:rPr>
+        <w:sym w:font="Wingdings" w:char="F0E0"/>
+      </w:r>
+      <w:r>
+        <w:rPr>
+          <w:sz w:val="24"/>
+          <w:szCs w:val="22"/>
+          <w:lang w:val="en-US"/>
+        </w:rPr>
+        <w:t xml:space="preserve"> Take a right turn </w:t>
+      </w:r>
+      <w:r>
+        <w:rPr>
+          <w:sz w:val="24"/>
+          <w:szCs w:val="22"/>
+          <w:lang w:val="en-US"/>
+        </w:rPr>
+        <w:sym w:font="Wingdings" w:char="F0E0"/>
+      </w:r>
+      <w:r>
+        <w:rPr>
+          <w:sz w:val="24"/>
+          <w:szCs w:val="22"/>
+          <w:lang w:val="en-US"/>
+        </w:rPr>
+        <w:t xml:space="preserve"> Hupare Nagar </w:t>
+      </w:r>
+      <w:r>
+        <w:rPr>
+          <w:sz w:val="24"/>
+          <w:szCs w:val="22"/>
+          <w:lang w:val="en-US"/>
+        </w:rPr>
+        <w:sym w:font="Wingdings" w:char="F0E0"/>
+      </w:r>
+      <w:r>
+        <w:rPr>
+          <w:sz w:val="24"/>
+          <w:szCs w:val="22"/>
+          <w:lang w:val="en-US"/>
+        </w:rPr>
+        <w:t xml:space="preserve"> Wate</w:t>
+      </w:r>
       <w:bookmarkStart w:id="0" w:name="_GoBack"/>
       <w:bookmarkEnd w:id="0"/>
+      <w:r>
+        <w:rPr>
+          <w:sz w:val="24"/>
+          <w:szCs w:val="22"/>
+          <w:lang w:val="en-US"/>
+        </w:rPr>
+        <w:t xml:space="preserve">r Tank </w:t>
+      </w:r>
+      <w:r>
+        <w:rPr>
+          <w:sz w:val="24"/>
+          <w:szCs w:val="22"/>
+          <w:lang w:val="en-US"/>
+        </w:rPr>
+        <w:sym w:font="Wingdings" w:char="F0E0"/>
+      </w:r>
+      <w:r>
+        <w:rPr>
+          <w:sz w:val="24"/>
+          <w:szCs w:val="22"/>
+          <w:lang w:val="en-US"/>
+        </w:rPr>
+        <w:t xml:space="preserve"> Lane No 9 </w:t>
+      </w:r>
+      <w:r>
+        <w:rPr>
+          <w:sz w:val="24"/>
+          <w:szCs w:val="22"/>
+          <w:lang w:val="en-US"/>
+        </w:rPr>
+        <w:sym w:font="Wingdings" w:char="F0E0"/>
+      </w:r>
+      <w:r>
+        <w:rPr>
+          <w:sz w:val="24"/>
+          <w:szCs w:val="22"/>
+          <w:lang w:val="en-US"/>
+        </w:rPr>
+        <w:t xml:space="preserve"> House No 1128</w:t>
+      </w:r>
+    </w:p>
+    <w:p>
+      <w:pPr>
+        <w:rPr>
+          <w:sz w:val="24"/>
+          <w:szCs w:val="22"/>
+          <w:lang w:val="en-US"/>
+        </w:rPr>
+      </w:pPr>
+    </w:p>
+    <w:p>
+      <w:pPr>
+        <w:rPr>
+          <w:sz w:val="24"/>
+          <w:szCs w:val="22"/>
+          <w:lang w:val="en-US"/>
+        </w:rPr>
+      </w:pPr>
+      <w:r>
+        <w:rPr>
+          <w:b/>
+          <w:bCs/>
+          <w:sz w:val="24"/>
+          <w:szCs w:val="22"/>
+          <w:lang w:val="en-US"/>
+        </w:rPr>
+        <w:t xml:space="preserve">XPath </w:t>
+      </w:r>
+      <w:r>
+        <w:rPr>
+          <w:b/>
+          <w:bCs/>
+          <w:sz w:val="24"/>
+          <w:szCs w:val="22"/>
+          <w:lang w:val="en-US"/>
+        </w:rPr>
+        <w:sym w:font="Wingdings" w:char="F0E0"/>
+      </w:r>
+      <w:r>
+        <w:rPr>
+          <w:b/>
+          <w:bCs/>
+          <w:sz w:val="24"/>
+          <w:szCs w:val="22"/>
+          <w:lang w:val="en-US"/>
+        </w:rPr>
+        <w:t xml:space="preserve"> XML Path</w:t>
+      </w:r>
+    </w:p>
+    <w:p>
+      <w:pPr>
+        <w:rPr>
+          <w:sz w:val="24"/>
+          <w:szCs w:val="22"/>
+          <w:lang w:val="en-US"/>
+        </w:rPr>
+      </w:pPr>
+      <w:r>
+        <w:rPr>
+          <w:sz w:val="24"/>
+          <w:szCs w:val="22"/>
+          <w:lang w:val="en-US"/>
+        </w:rPr>
+        <w:t>Types</w:t>
+      </w:r>
+    </w:p>
+    <w:p>
+      <w:pPr>
+        <w:pStyle w:val="ListParagraph"/>
+        <w:numPr>
+          <w:ilvl w:val="0"/>
+          <w:numId w:val="21"/>
+        </w:numPr>
+        <w:rPr>
+          <w:sz w:val="24"/>
+          <w:szCs w:val="22"/>
+          <w:lang w:val="en-US"/>
+        </w:rPr>
+      </w:pPr>
+      <w:r>
+        <w:rPr>
+          <w:sz w:val="24"/>
+          <w:szCs w:val="22"/>
+          <w:lang w:val="en-US"/>
+        </w:rPr>
+        <w:t>Absolute XPath</w:t>
+      </w:r>
+      <w:r>
+        <w:rPr>
+          <w:sz w:val="24"/>
+          <w:szCs w:val="22"/>
+          <w:lang w:val="en-US"/>
+        </w:rPr>
+        <w:br/>
+      </w:r>
+    </w:p>
+    <w:p>
+      <w:pPr>
+        <w:pStyle w:val="ListParagraph"/>
+        <w:numPr>
+          <w:ilvl w:val="0"/>
+          <w:numId w:val="21"/>
+        </w:numPr>
+        <w:rPr>
+          <w:sz w:val="24"/>
+          <w:szCs w:val="22"/>
+          <w:lang w:val="en-US"/>
+        </w:rPr>
+      </w:pPr>
+      <w:r>
+        <w:rPr>
+          <w:sz w:val="24"/>
+          <w:szCs w:val="22"/>
+          <w:lang w:val="en-US"/>
+        </w:rPr>
+        <w:t>Relative XPath</w:t>
+      </w:r>
     </w:p>
     <w:sectPr>
       <w:pgSz w:w="11906" w:h="16838"/>
@@ -7933,7 +8869,7 @@
         <w:rFonts w:ascii="Courier New" w:hAnsi="Courier New" w:cs="Courier New" w:hint="default"/>
       </w:rPr>
     </w:lvl>
-    <w:lvl w:ilvl="2" w:tplc="40090005" w:tentative="1">
+    <w:lvl w:ilvl="2" w:tplc="40090005">
       <w:start w:val="1"/>
       <w:numFmt w:val="bullet"/>
       <w:lvlText w:val=""/>
@@ -9163,6 +10099,119 @@
     </w:lvl>
   </w:abstractNum>
   <w:abstractNum w:abstractNumId="15">
+    <w:nsid w:val="6D8557E4"/>
+    <w:multiLevelType w:val="hybridMultilevel"/>
+    <w:tmpl w:val="0A1AF8D0"/>
+    <w:lvl w:ilvl="0" w:tplc="40090001">
+      <w:start w:val="1"/>
+      <w:numFmt w:val="bullet"/>
+      <w:lvlText w:val=""/>
+      <w:lvlJc w:val="left"/>
+      <w:pPr>
+        <w:ind w:left="720" w:hanging="360"/>
+      </w:pPr>
+      <w:rPr>
+        <w:rFonts w:ascii="Symbol" w:hAnsi="Symbol" w:hint="default"/>
+      </w:rPr>
+    </w:lvl>
+    <w:lvl w:ilvl="1" w:tplc="40090003" w:tentative="1">
+      <w:start w:val="1"/>
+      <w:numFmt w:val="bullet"/>
+      <w:lvlText w:val="o"/>
+      <w:lvlJc w:val="left"/>
+      <w:pPr>
+        <w:ind w:left="1440" w:hanging="360"/>
+      </w:pPr>
+      <w:rPr>
+        <w:rFonts w:ascii="Courier New" w:hAnsi="Courier New" w:cs="Courier New" w:hint="default"/>
+      </w:rPr>
+    </w:lvl>
+    <w:lvl w:ilvl="2" w:tplc="40090005" w:tentative="1">
+      <w:start w:val="1"/>
+      <w:numFmt w:val="bullet"/>
+      <w:lvlText w:val=""/>
+      <w:lvlJc w:val="left"/>
+      <w:pPr>
+        <w:ind w:left="2160" w:hanging="360"/>
+      </w:pPr>
+      <w:rPr>
+        <w:rFonts w:ascii="Wingdings" w:hAnsi="Wingdings" w:hint="default"/>
+      </w:rPr>
+    </w:lvl>
+    <w:lvl w:ilvl="3" w:tplc="40090001" w:tentative="1">
+      <w:start w:val="1"/>
+      <w:numFmt w:val="bullet"/>
+      <w:lvlText w:val=""/>
+      <w:lvlJc w:val="left"/>
+      <w:pPr>
+        <w:ind w:left="2880" w:hanging="360"/>
+      </w:pPr>
+      <w:rPr>
+        <w:rFonts w:ascii="Symbol" w:hAnsi="Symbol" w:hint="default"/>
+      </w:rPr>
+    </w:lvl>
+    <w:lvl w:ilvl="4" w:tplc="40090003" w:tentative="1">
+      <w:start w:val="1"/>
+      <w:numFmt w:val="bullet"/>
+      <w:lvlText w:val="o"/>
+      <w:lvlJc w:val="left"/>
+      <w:pPr>
+        <w:ind w:left="3600" w:hanging="360"/>
+      </w:pPr>
+      <w:rPr>
+        <w:rFonts w:ascii="Courier New" w:hAnsi="Courier New" w:cs="Courier New" w:hint="default"/>
+      </w:rPr>
+    </w:lvl>
+    <w:lvl w:ilvl="5" w:tplc="40090005" w:tentative="1">
+      <w:start w:val="1"/>
+      <w:numFmt w:val="bullet"/>
+      <w:lvlText w:val=""/>
+      <w:lvlJc w:val="left"/>
+      <w:pPr>
+        <w:ind w:left="4320" w:hanging="360"/>
+      </w:pPr>
+      <w:rPr>
+        <w:rFonts w:ascii="Wingdings" w:hAnsi="Wingdings" w:hint="default"/>
+      </w:rPr>
+    </w:lvl>
+    <w:lvl w:ilvl="6" w:tplc="40090001" w:tentative="1">
+      <w:start w:val="1"/>
+      <w:numFmt w:val="bullet"/>
+      <w:lvlText w:val=""/>
+      <w:lvlJc w:val="left"/>
+      <w:pPr>
+        <w:ind w:left="5040" w:hanging="360"/>
+      </w:pPr>
+      <w:rPr>
+        <w:rFonts w:ascii="Symbol" w:hAnsi="Symbol" w:hint="default"/>
+      </w:rPr>
+    </w:lvl>
+    <w:lvl w:ilvl="7" w:tplc="40090003" w:tentative="1">
+      <w:start w:val="1"/>
+      <w:numFmt w:val="bullet"/>
+      <w:lvlText w:val="o"/>
+      <w:lvlJc w:val="left"/>
+      <w:pPr>
+        <w:ind w:left="5760" w:hanging="360"/>
+      </w:pPr>
+      <w:rPr>
+        <w:rFonts w:ascii="Courier New" w:hAnsi="Courier New" w:cs="Courier New" w:hint="default"/>
+      </w:rPr>
+    </w:lvl>
+    <w:lvl w:ilvl="8" w:tplc="40090005" w:tentative="1">
+      <w:start w:val="1"/>
+      <w:numFmt w:val="bullet"/>
+      <w:lvlText w:val=""/>
+      <w:lvlJc w:val="left"/>
+      <w:pPr>
+        <w:ind w:left="6480" w:hanging="360"/>
+      </w:pPr>
+      <w:rPr>
+        <w:rFonts w:ascii="Wingdings" w:hAnsi="Wingdings" w:hint="default"/>
+      </w:rPr>
+    </w:lvl>
+  </w:abstractNum>
+  <w:abstractNum w:abstractNumId="16">
     <w:nsid w:val="6E087545"/>
     <w:multiLevelType w:val="hybridMultilevel"/>
     <w:tmpl w:val="68B8BE2E"/>
@@ -9251,7 +10300,7 @@
       </w:pPr>
     </w:lvl>
   </w:abstractNum>
-  <w:abstractNum w:abstractNumId="16">
+  <w:abstractNum w:abstractNumId="17">
     <w:nsid w:val="712436B2"/>
     <w:multiLevelType w:val="hybridMultilevel"/>
     <w:tmpl w:val="7DB88F34"/>
@@ -9364,7 +10413,7 @@
       </w:rPr>
     </w:lvl>
   </w:abstractNum>
-  <w:abstractNum w:abstractNumId="17">
+  <w:abstractNum w:abstractNumId="18">
     <w:nsid w:val="73BF2B49"/>
     <w:multiLevelType w:val="hybridMultilevel"/>
     <w:tmpl w:val="8E56E800"/>
@@ -9477,7 +10526,7 @@
       </w:rPr>
     </w:lvl>
   </w:abstractNum>
-  <w:abstractNum w:abstractNumId="18">
+  <w:abstractNum w:abstractNumId="19">
     <w:nsid w:val="7A65502B"/>
     <w:multiLevelType w:val="hybridMultilevel"/>
     <w:tmpl w:val="763EAD76"/>
@@ -9590,7 +10639,7 @@
       </w:rPr>
     </w:lvl>
   </w:abstractNum>
-  <w:abstractNum w:abstractNumId="19">
+  <w:abstractNum w:abstractNumId="20">
     <w:nsid w:val="7FF367B4"/>
     <w:multiLevelType w:val="hybridMultilevel"/>
     <w:tmpl w:val="3DDC9BF0"/>
@@ -9713,16 +10762,16 @@
     <w:abstractNumId w:val="13"/>
   </w:num>
   <w:num w:numId="4">
-    <w:abstractNumId w:val="17"/>
+    <w:abstractNumId w:val="18"/>
   </w:num>
   <w:num w:numId="5">
     <w:abstractNumId w:val="5"/>
   </w:num>
   <w:num w:numId="6">
-    <w:abstractNumId w:val="16"/>
+    <w:abstractNumId w:val="17"/>
   </w:num>
   <w:num w:numId="7">
-    <w:abstractNumId w:val="19"/>
+    <w:abstractNumId w:val="20"/>
   </w:num>
   <w:num w:numId="8">
     <w:abstractNumId w:val="6"/>
@@ -9743,7 +10792,7 @@
     <w:abstractNumId w:val="7"/>
   </w:num>
   <w:num w:numId="14">
-    <w:abstractNumId w:val="15"/>
+    <w:abstractNumId w:val="16"/>
   </w:num>
   <w:num w:numId="15">
     <w:abstractNumId w:val="1"/>
@@ -9752,7 +10801,7 @@
     <w:abstractNumId w:val="8"/>
   </w:num>
   <w:num w:numId="17">
-    <w:abstractNumId w:val="18"/>
+    <w:abstractNumId w:val="19"/>
   </w:num>
   <w:num w:numId="18">
     <w:abstractNumId w:val="14"/>
@@ -9762,6 +10811,9 @@
   </w:num>
   <w:num w:numId="20">
     <w:abstractNumId w:val="3"/>
+  </w:num>
+  <w:num w:numId="21">
+    <w:abstractNumId w:val="15"/>
   </w:num>
 </w:numbering>
 </file>
@@ -10165,6 +11217,7 @@
   <w:style w:type="character" w:default="1" w:styleId="DefaultParagraphFont">
     <w:name w:val="Default Paragraph Font"/>
     <w:uiPriority w:val="1"/>
+    <w:semiHidden/>
     <w:unhideWhenUsed/>
   </w:style>
   <w:style w:type="table" w:default="1" w:styleId="TableNormal">
@@ -10209,6 +11262,16 @@
       <w:color w:val="0000FF"/>
       <w:u w:val="single"/>
     </w:rPr>
+  </w:style>
+  <w:style w:type="character" w:customStyle="1" w:styleId="webkit-html-attribute-name">
+    <w:name w:val="webkit-html-attribute-name"/>
+    <w:basedOn w:val="DefaultParagraphFont"/>
+    <w:rsid w:val="005637E4"/>
+  </w:style>
+  <w:style w:type="character" w:customStyle="1" w:styleId="webkit-html-attribute-value">
+    <w:name w:val="webkit-html-attribute-value"/>
+    <w:basedOn w:val="DefaultParagraphFont"/>
+    <w:rsid w:val="005637E4"/>
   </w:style>
 </w:styles>
 </file>
@@ -11283,31 +12346,31 @@
     </dgm:pt>
   </dgm:ptLst>
   <dgm:cxnLst>
-    <dgm:cxn modelId="{E585A355-8A84-44EB-9094-118D4AD1E5EF}" type="presOf" srcId="{5AAB36AD-884F-4169-9EAA-81A3D87ABCFA}" destId="{AB8F05C3-3669-4AF7-9C79-08939721A716}" srcOrd="0" destOrd="0" presId="urn:microsoft.com/office/officeart/2005/8/layout/process1"/>
-    <dgm:cxn modelId="{59C88D77-462B-497D-91D2-6323FC040003}" type="presOf" srcId="{7201A391-9828-4B1D-A3C1-894234D041DB}" destId="{FDD593C1-9D9B-40ED-8C6D-5142CB0F0E3E}" srcOrd="1" destOrd="0" presId="urn:microsoft.com/office/officeart/2005/8/layout/process1"/>
-    <dgm:cxn modelId="{A6FD9417-A9D1-4DA4-A5F9-FF99EA2C6552}" type="presOf" srcId="{214208B8-431D-481C-9A4C-228B7308ADA8}" destId="{5D4876CA-733D-4DFD-8E79-4A3DBC7C7C6B}" srcOrd="1" destOrd="0" presId="urn:microsoft.com/office/officeart/2005/8/layout/process1"/>
-    <dgm:cxn modelId="{BA1F60C1-669C-4B31-8E68-DB3408A55F6D}" type="presOf" srcId="{BF8C77AF-CFF1-4B53-B009-D4E001D240D6}" destId="{D0DFB2B8-5022-4762-AA62-9B0CF1B32B60}" srcOrd="0" destOrd="0" presId="urn:microsoft.com/office/officeart/2005/8/layout/process1"/>
+    <dgm:cxn modelId="{EFA2A07C-379C-46B7-85C0-894C612D51B3}" type="presOf" srcId="{214208B8-431D-481C-9A4C-228B7308ADA8}" destId="{C789FCC9-4717-4FFC-BA71-F98E7B1B3115}" srcOrd="0" destOrd="0" presId="urn:microsoft.com/office/officeart/2005/8/layout/process1"/>
+    <dgm:cxn modelId="{5EE1AFD3-CAD8-421A-8B59-ABD6D929A793}" type="presOf" srcId="{9EE1A18E-AD2D-415E-8996-B35207C41ED0}" destId="{B9FC173B-3430-402C-9BFA-D498C62BCC2D}" srcOrd="0" destOrd="0" presId="urn:microsoft.com/office/officeart/2005/8/layout/process1"/>
+    <dgm:cxn modelId="{BA2EDA9F-DE47-4870-AB50-48CF712ECBCE}" type="presOf" srcId="{EF5675B6-38BA-4455-BA87-E62399D49989}" destId="{DEB61738-BCA0-4546-95CF-970A62665FC2}" srcOrd="0" destOrd="0" presId="urn:microsoft.com/office/officeart/2005/8/layout/process1"/>
+    <dgm:cxn modelId="{32A38622-336B-4D26-8815-BE0895523562}" type="presOf" srcId="{9C4D6193-4800-45DB-9EB9-DA2277B5D91B}" destId="{B8DA0D4A-E19E-4233-86B3-A96400569C53}" srcOrd="1" destOrd="0" presId="urn:microsoft.com/office/officeart/2005/8/layout/process1"/>
     <dgm:cxn modelId="{80AB986A-FDF3-41B1-9092-584CE3EB969B}" srcId="{9EE1A18E-AD2D-415E-8996-B35207C41ED0}" destId="{BF8C77AF-CFF1-4B53-B009-D4E001D240D6}" srcOrd="3" destOrd="0" parTransId="{FBE35E27-7BCE-41B3-88D2-29BD34AAC180}" sibTransId="{DC8EEA03-196C-4689-B6BD-D5BC213D37CC}"/>
-    <dgm:cxn modelId="{61154B86-CA6F-4263-BDD3-F0AA5EB2B3A3}" type="presOf" srcId="{9C4D6193-4800-45DB-9EB9-DA2277B5D91B}" destId="{B8DA0D4A-E19E-4233-86B3-A96400569C53}" srcOrd="1" destOrd="0" presId="urn:microsoft.com/office/officeart/2005/8/layout/process1"/>
-    <dgm:cxn modelId="{4D181FDC-4453-452E-BC9B-E9D36FFCE933}" type="presOf" srcId="{9C4D6193-4800-45DB-9EB9-DA2277B5D91B}" destId="{374ED80F-5E6F-4A85-B95B-4BA99538042E}" srcOrd="0" destOrd="0" presId="urn:microsoft.com/office/officeart/2005/8/layout/process1"/>
-    <dgm:cxn modelId="{66B92051-47ED-40F8-981C-03703B199AA5}" type="presOf" srcId="{EF5675B6-38BA-4455-BA87-E62399D49989}" destId="{DEB61738-BCA0-4546-95CF-970A62665FC2}" srcOrd="0" destOrd="0" presId="urn:microsoft.com/office/officeart/2005/8/layout/process1"/>
-    <dgm:cxn modelId="{019AFA06-1E00-4761-A1F3-C7E051DF74FD}" type="presOf" srcId="{7201A391-9828-4B1D-A3C1-894234D041DB}" destId="{05A02C9E-6432-4B6A-91B3-E0BA65A6B1AE}" srcOrd="0" destOrd="0" presId="urn:microsoft.com/office/officeart/2005/8/layout/process1"/>
-    <dgm:cxn modelId="{31FDE8B0-EABD-4652-A59B-B2DCA9B8B6B3}" type="presOf" srcId="{9EE1A18E-AD2D-415E-8996-B35207C41ED0}" destId="{B9FC173B-3430-402C-9BFA-D498C62BCC2D}" srcOrd="0" destOrd="0" presId="urn:microsoft.com/office/officeart/2005/8/layout/process1"/>
+    <dgm:cxn modelId="{050BA42E-2546-424E-B185-80839FDA48E8}" type="presOf" srcId="{BF4790F6-D1AA-430E-85BA-C07F91D009F2}" destId="{485EB252-98AF-4CC0-A401-D9A154AAFC53}" srcOrd="0" destOrd="0" presId="urn:microsoft.com/office/officeart/2005/8/layout/process1"/>
+    <dgm:cxn modelId="{6DF3AE0E-54E2-4025-A228-DBC392420E84}" type="presOf" srcId="{7201A391-9828-4B1D-A3C1-894234D041DB}" destId="{FDD593C1-9D9B-40ED-8C6D-5142CB0F0E3E}" srcOrd="1" destOrd="0" presId="urn:microsoft.com/office/officeart/2005/8/layout/process1"/>
+    <dgm:cxn modelId="{E00C5608-8077-4E8C-9339-073955A97923}" type="presOf" srcId="{214208B8-431D-481C-9A4C-228B7308ADA8}" destId="{5D4876CA-733D-4DFD-8E79-4A3DBC7C7C6B}" srcOrd="1" destOrd="0" presId="urn:microsoft.com/office/officeart/2005/8/layout/process1"/>
+    <dgm:cxn modelId="{97CB035A-1239-4F58-BCFE-E0F6395849CF}" type="presOf" srcId="{9C4D6193-4800-45DB-9EB9-DA2277B5D91B}" destId="{374ED80F-5E6F-4A85-B95B-4BA99538042E}" srcOrd="0" destOrd="0" presId="urn:microsoft.com/office/officeart/2005/8/layout/process1"/>
+    <dgm:cxn modelId="{D5F33E49-6F60-4029-9925-F4468483810C}" type="presOf" srcId="{5AAB36AD-884F-4169-9EAA-81A3D87ABCFA}" destId="{AB8F05C3-3669-4AF7-9C79-08939721A716}" srcOrd="0" destOrd="0" presId="urn:microsoft.com/office/officeart/2005/8/layout/process1"/>
     <dgm:cxn modelId="{4D1B4854-AE2E-470B-9115-BD099FD5799A}" srcId="{9EE1A18E-AD2D-415E-8996-B35207C41ED0}" destId="{BF4790F6-D1AA-430E-85BA-C07F91D009F2}" srcOrd="1" destOrd="0" parTransId="{974B1A63-8714-4E97-A93F-006B83F9DBF3}" sibTransId="{214208B8-431D-481C-9A4C-228B7308ADA8}"/>
     <dgm:cxn modelId="{B151CA70-0406-48D6-8013-3F7D288766AD}" srcId="{9EE1A18E-AD2D-415E-8996-B35207C41ED0}" destId="{5AAB36AD-884F-4169-9EAA-81A3D87ABCFA}" srcOrd="0" destOrd="0" parTransId="{4796A0B2-FD04-4D0D-B4E3-6A8EB9A6D74D}" sibTransId="{9C4D6193-4800-45DB-9EB9-DA2277B5D91B}"/>
     <dgm:cxn modelId="{39F27088-F2FF-4B1E-85B8-75E4A5853051}" srcId="{9EE1A18E-AD2D-415E-8996-B35207C41ED0}" destId="{EF5675B6-38BA-4455-BA87-E62399D49989}" srcOrd="2" destOrd="0" parTransId="{B9F702AD-11CA-445A-BE84-AFE50ED28D23}" sibTransId="{7201A391-9828-4B1D-A3C1-894234D041DB}"/>
-    <dgm:cxn modelId="{6B9FC45D-4F3A-456C-9D8B-FA736ECB8D5C}" type="presOf" srcId="{214208B8-431D-481C-9A4C-228B7308ADA8}" destId="{C789FCC9-4717-4FFC-BA71-F98E7B1B3115}" srcOrd="0" destOrd="0" presId="urn:microsoft.com/office/officeart/2005/8/layout/process1"/>
-    <dgm:cxn modelId="{3D2029B6-13FB-4B58-87F6-AC6BBBE7B022}" type="presOf" srcId="{BF4790F6-D1AA-430E-85BA-C07F91D009F2}" destId="{485EB252-98AF-4CC0-A401-D9A154AAFC53}" srcOrd="0" destOrd="0" presId="urn:microsoft.com/office/officeart/2005/8/layout/process1"/>
-    <dgm:cxn modelId="{9D76AAA6-E63F-434E-97D3-BEFDE427390F}" type="presParOf" srcId="{B9FC173B-3430-402C-9BFA-D498C62BCC2D}" destId="{AB8F05C3-3669-4AF7-9C79-08939721A716}" srcOrd="0" destOrd="0" presId="urn:microsoft.com/office/officeart/2005/8/layout/process1"/>
-    <dgm:cxn modelId="{629B38C9-C36F-4C42-AE13-93FD4308492C}" type="presParOf" srcId="{B9FC173B-3430-402C-9BFA-D498C62BCC2D}" destId="{374ED80F-5E6F-4A85-B95B-4BA99538042E}" srcOrd="1" destOrd="0" presId="urn:microsoft.com/office/officeart/2005/8/layout/process1"/>
-    <dgm:cxn modelId="{4CD0615A-0FFB-4EE1-834D-069C0B2AA7D0}" type="presParOf" srcId="{374ED80F-5E6F-4A85-B95B-4BA99538042E}" destId="{B8DA0D4A-E19E-4233-86B3-A96400569C53}" srcOrd="0" destOrd="0" presId="urn:microsoft.com/office/officeart/2005/8/layout/process1"/>
-    <dgm:cxn modelId="{04A414C1-4CBF-46B6-BADE-9A2443927DC8}" type="presParOf" srcId="{B9FC173B-3430-402C-9BFA-D498C62BCC2D}" destId="{485EB252-98AF-4CC0-A401-D9A154AAFC53}" srcOrd="2" destOrd="0" presId="urn:microsoft.com/office/officeart/2005/8/layout/process1"/>
-    <dgm:cxn modelId="{D65ACF33-6B9E-42C6-AFF0-459F9DCA673E}" type="presParOf" srcId="{B9FC173B-3430-402C-9BFA-D498C62BCC2D}" destId="{C789FCC9-4717-4FFC-BA71-F98E7B1B3115}" srcOrd="3" destOrd="0" presId="urn:microsoft.com/office/officeart/2005/8/layout/process1"/>
-    <dgm:cxn modelId="{C6DA7B57-BD4C-44D1-9300-2122BA1740D1}" type="presParOf" srcId="{C789FCC9-4717-4FFC-BA71-F98E7B1B3115}" destId="{5D4876CA-733D-4DFD-8E79-4A3DBC7C7C6B}" srcOrd="0" destOrd="0" presId="urn:microsoft.com/office/officeart/2005/8/layout/process1"/>
-    <dgm:cxn modelId="{9BCE657E-B9CC-4E4B-BCAF-C6D6304B2CF6}" type="presParOf" srcId="{B9FC173B-3430-402C-9BFA-D498C62BCC2D}" destId="{DEB61738-BCA0-4546-95CF-970A62665FC2}" srcOrd="4" destOrd="0" presId="urn:microsoft.com/office/officeart/2005/8/layout/process1"/>
-    <dgm:cxn modelId="{56C31A07-5AB2-4B6D-A91B-CD22F2A0FB1A}" type="presParOf" srcId="{B9FC173B-3430-402C-9BFA-D498C62BCC2D}" destId="{05A02C9E-6432-4B6A-91B3-E0BA65A6B1AE}" srcOrd="5" destOrd="0" presId="urn:microsoft.com/office/officeart/2005/8/layout/process1"/>
-    <dgm:cxn modelId="{032AAF07-EC95-4125-8CC7-50F8507EF07F}" type="presParOf" srcId="{05A02C9E-6432-4B6A-91B3-E0BA65A6B1AE}" destId="{FDD593C1-9D9B-40ED-8C6D-5142CB0F0E3E}" srcOrd="0" destOrd="0" presId="urn:microsoft.com/office/officeart/2005/8/layout/process1"/>
-    <dgm:cxn modelId="{331B0E58-2F15-493F-8EB9-7806513BA80F}" type="presParOf" srcId="{B9FC173B-3430-402C-9BFA-D498C62BCC2D}" destId="{D0DFB2B8-5022-4762-AA62-9B0CF1B32B60}" srcOrd="6" destOrd="0" presId="urn:microsoft.com/office/officeart/2005/8/layout/process1"/>
+    <dgm:cxn modelId="{B925093A-21E1-4851-A28E-E89D16BEB6DD}" type="presOf" srcId="{7201A391-9828-4B1D-A3C1-894234D041DB}" destId="{05A02C9E-6432-4B6A-91B3-E0BA65A6B1AE}" srcOrd="0" destOrd="0" presId="urn:microsoft.com/office/officeart/2005/8/layout/process1"/>
+    <dgm:cxn modelId="{CBBE0435-7A1B-43FC-950B-A2984B91538B}" type="presOf" srcId="{BF8C77AF-CFF1-4B53-B009-D4E001D240D6}" destId="{D0DFB2B8-5022-4762-AA62-9B0CF1B32B60}" srcOrd="0" destOrd="0" presId="urn:microsoft.com/office/officeart/2005/8/layout/process1"/>
+    <dgm:cxn modelId="{FD8CC6BA-FA27-4516-BAE0-1743EBB3CD08}" type="presParOf" srcId="{B9FC173B-3430-402C-9BFA-D498C62BCC2D}" destId="{AB8F05C3-3669-4AF7-9C79-08939721A716}" srcOrd="0" destOrd="0" presId="urn:microsoft.com/office/officeart/2005/8/layout/process1"/>
+    <dgm:cxn modelId="{E1E3A699-813E-4A95-A383-BBD7A8C24755}" type="presParOf" srcId="{B9FC173B-3430-402C-9BFA-D498C62BCC2D}" destId="{374ED80F-5E6F-4A85-B95B-4BA99538042E}" srcOrd="1" destOrd="0" presId="urn:microsoft.com/office/officeart/2005/8/layout/process1"/>
+    <dgm:cxn modelId="{CF0E3626-78A1-44E0-B09B-262595C1FFB4}" type="presParOf" srcId="{374ED80F-5E6F-4A85-B95B-4BA99538042E}" destId="{B8DA0D4A-E19E-4233-86B3-A96400569C53}" srcOrd="0" destOrd="0" presId="urn:microsoft.com/office/officeart/2005/8/layout/process1"/>
+    <dgm:cxn modelId="{D269A562-7C4E-4047-B6F1-37D6AA788AF3}" type="presParOf" srcId="{B9FC173B-3430-402C-9BFA-D498C62BCC2D}" destId="{485EB252-98AF-4CC0-A401-D9A154AAFC53}" srcOrd="2" destOrd="0" presId="urn:microsoft.com/office/officeart/2005/8/layout/process1"/>
+    <dgm:cxn modelId="{D2AA6935-BC45-4A33-9490-12DCF6D72445}" type="presParOf" srcId="{B9FC173B-3430-402C-9BFA-D498C62BCC2D}" destId="{C789FCC9-4717-4FFC-BA71-F98E7B1B3115}" srcOrd="3" destOrd="0" presId="urn:microsoft.com/office/officeart/2005/8/layout/process1"/>
+    <dgm:cxn modelId="{07709C98-A5AE-4000-8A38-3AA2F5A27B0F}" type="presParOf" srcId="{C789FCC9-4717-4FFC-BA71-F98E7B1B3115}" destId="{5D4876CA-733D-4DFD-8E79-4A3DBC7C7C6B}" srcOrd="0" destOrd="0" presId="urn:microsoft.com/office/officeart/2005/8/layout/process1"/>
+    <dgm:cxn modelId="{A26AED8F-61AE-4108-88F9-2C13C5285AA3}" type="presParOf" srcId="{B9FC173B-3430-402C-9BFA-D498C62BCC2D}" destId="{DEB61738-BCA0-4546-95CF-970A62665FC2}" srcOrd="4" destOrd="0" presId="urn:microsoft.com/office/officeart/2005/8/layout/process1"/>
+    <dgm:cxn modelId="{ECEC4777-458B-4EB9-8913-0234BAC62D67}" type="presParOf" srcId="{B9FC173B-3430-402C-9BFA-D498C62BCC2D}" destId="{05A02C9E-6432-4B6A-91B3-E0BA65A6B1AE}" srcOrd="5" destOrd="0" presId="urn:microsoft.com/office/officeart/2005/8/layout/process1"/>
+    <dgm:cxn modelId="{939BC99D-FC98-48C9-AD2D-336E204F202D}" type="presParOf" srcId="{05A02C9E-6432-4B6A-91B3-E0BA65A6B1AE}" destId="{FDD593C1-9D9B-40ED-8C6D-5142CB0F0E3E}" srcOrd="0" destOrd="0" presId="urn:microsoft.com/office/officeart/2005/8/layout/process1"/>
+    <dgm:cxn modelId="{00F20725-290D-4C42-940E-0B4D15F4FCD7}" type="presParOf" srcId="{B9FC173B-3430-402C-9BFA-D498C62BCC2D}" destId="{D0DFB2B8-5022-4762-AA62-9B0CF1B32B60}" srcOrd="6" destOrd="0" presId="urn:microsoft.com/office/officeart/2005/8/layout/process1"/>
   </dgm:cxnLst>
   <dgm:bg/>
   <dgm:whole/>

--- a/Notes_SA2510014.docx
+++ b/Notes_SA2510014.docx
@@ -818,23 +818,13 @@
           <w:lang w:val="en-US"/>
         </w:rPr>
       </w:pPr>
-      <w:proofErr w:type="spellStart"/>
-      <w:r>
-        <w:rPr>
-          <w:sz w:val="24"/>
-          <w:szCs w:val="22"/>
-          <w:lang w:val="en-US"/>
-        </w:rPr>
-        <w:t>Thread.sleep</w:t>
-      </w:r>
-      <w:proofErr w:type="spellEnd"/>
-      <w:r>
-        <w:rPr>
-          <w:sz w:val="24"/>
-          <w:szCs w:val="22"/>
-          <w:lang w:val="en-US"/>
-        </w:rPr>
-        <w:t>()</w:t>
+      <w:r>
+        <w:rPr>
+          <w:sz w:val="24"/>
+          <w:szCs w:val="22"/>
+          <w:lang w:val="en-US"/>
+        </w:rPr>
+        <w:t>Thread.sleep()</w:t>
       </w:r>
     </w:p>
     <w:p>
@@ -1165,18 +1155,8 @@
           <w:szCs w:val="22"/>
           <w:lang w:val="en-US"/>
         </w:rPr>
-        <w:t>Handling #shadow-</w:t>
-      </w:r>
-      <w:proofErr w:type="spellStart"/>
-      <w:r>
-        <w:rPr>
-          <w:sz w:val="24"/>
-          <w:szCs w:val="22"/>
-          <w:lang w:val="en-US"/>
-        </w:rPr>
-        <w:t>dom</w:t>
-      </w:r>
-      <w:proofErr w:type="spellEnd"/>
+        <w:t>Handling #shadow-dom</w:t>
+      </w:r>
     </w:p>
     <w:p>
       <w:pPr>
@@ -5621,41 +5601,13 @@
           <w:lang w:val="en-US"/>
         </w:rPr>
       </w:pPr>
-      <w:proofErr w:type="spellStart"/>
-      <w:r>
-        <w:rPr>
-          <w:sz w:val="24"/>
-          <w:szCs w:val="22"/>
-          <w:lang w:val="en-US"/>
-        </w:rPr>
-        <w:t>YourName_SeleniumDemos</w:t>
-      </w:r>
-      <w:proofErr w:type="spellEnd"/>
-      <w:r>
-        <w:rPr>
-          <w:sz w:val="24"/>
-          <w:szCs w:val="22"/>
-          <w:lang w:val="en-US"/>
-        </w:rPr>
-        <w:t xml:space="preserve"> (</w:t>
-      </w:r>
-      <w:proofErr w:type="spellStart"/>
-      <w:r>
-        <w:rPr>
-          <w:sz w:val="24"/>
-          <w:szCs w:val="22"/>
-          <w:lang w:val="en-US"/>
-        </w:rPr>
-        <w:t>Sanjeevani_SeleniumDemos</w:t>
-      </w:r>
-      <w:proofErr w:type="spellEnd"/>
-      <w:r>
-        <w:rPr>
-          <w:sz w:val="24"/>
-          <w:szCs w:val="22"/>
-          <w:lang w:val="en-US"/>
-        </w:rPr>
-        <w:t>)</w:t>
+      <w:r>
+        <w:rPr>
+          <w:sz w:val="24"/>
+          <w:szCs w:val="22"/>
+          <w:lang w:val="en-US"/>
+        </w:rPr>
+        <w:t>YourName_SeleniumDemos (Sanjeevani_SeleniumDemos)</w:t>
       </w:r>
     </w:p>
     <w:p>
@@ -6198,25 +6150,7 @@
           <w:szCs w:val="22"/>
           <w:lang w:val="en-US"/>
         </w:rPr>
-        <w:t>Create a package inside this project (</w:t>
-      </w:r>
-      <w:proofErr w:type="spellStart"/>
-      <w:r>
-        <w:rPr>
-          <w:sz w:val="24"/>
-          <w:szCs w:val="22"/>
-          <w:lang w:val="en-US"/>
-        </w:rPr>
-        <w:t>com.WebDriverDemos</w:t>
-      </w:r>
-      <w:proofErr w:type="spellEnd"/>
-      <w:r>
-        <w:rPr>
-          <w:sz w:val="24"/>
-          <w:szCs w:val="22"/>
-          <w:lang w:val="en-US"/>
-        </w:rPr>
-        <w:t>)</w:t>
+        <w:t>Create a package inside this project (com.WebDriverDemos)</w:t>
       </w:r>
     </w:p>
     <w:p>
@@ -6561,23 +6495,13 @@
           <w:lang w:val="en-US"/>
         </w:rPr>
       </w:pPr>
-      <w:proofErr w:type="gramStart"/>
-      <w:r>
-        <w:rPr>
-          <w:sz w:val="24"/>
-          <w:szCs w:val="22"/>
-          <w:lang w:val="en-US"/>
-        </w:rPr>
-        <w:t>get(</w:t>
-      </w:r>
-      <w:proofErr w:type="gramEnd"/>
-      <w:r>
-        <w:rPr>
-          <w:sz w:val="24"/>
-          <w:szCs w:val="22"/>
-          <w:lang w:val="en-US"/>
-        </w:rPr>
-        <w:t xml:space="preserve">) </w:t>
+      <w:r>
+        <w:rPr>
+          <w:sz w:val="24"/>
+          <w:szCs w:val="22"/>
+          <w:lang w:val="en-US"/>
+        </w:rPr>
+        <w:t xml:space="preserve">get() </w:t>
       </w:r>
       <w:r>
         <w:rPr>
@@ -6609,23 +6533,13 @@
           <w:lang w:val="en-US"/>
         </w:rPr>
       </w:pPr>
-      <w:proofErr w:type="spellStart"/>
-      <w:r>
-        <w:rPr>
-          <w:sz w:val="24"/>
-          <w:szCs w:val="22"/>
-          <w:lang w:val="en-US"/>
-        </w:rPr>
-        <w:t>driver.manage</w:t>
-      </w:r>
-      <w:proofErr w:type="spellEnd"/>
-      <w:r>
-        <w:rPr>
-          <w:sz w:val="24"/>
-          <w:szCs w:val="22"/>
-          <w:lang w:val="en-US"/>
-        </w:rPr>
-        <w:t xml:space="preserve">().window().maximize() </w:t>
+      <w:r>
+        <w:rPr>
+          <w:sz w:val="24"/>
+          <w:szCs w:val="22"/>
+          <w:lang w:val="en-US"/>
+        </w:rPr>
+        <w:t xml:space="preserve">driver.manage().window().maximize() </w:t>
       </w:r>
       <w:r>
         <w:rPr>
@@ -6657,23 +6571,13 @@
           <w:lang w:val="en-US"/>
         </w:rPr>
       </w:pPr>
-      <w:proofErr w:type="gramStart"/>
-      <w:r>
-        <w:rPr>
-          <w:sz w:val="24"/>
-          <w:szCs w:val="22"/>
-          <w:lang w:val="en-US"/>
-        </w:rPr>
-        <w:t>close(</w:t>
-      </w:r>
-      <w:proofErr w:type="gramEnd"/>
-      <w:r>
-        <w:rPr>
-          <w:sz w:val="24"/>
-          <w:szCs w:val="22"/>
-          <w:lang w:val="en-US"/>
-        </w:rPr>
-        <w:t xml:space="preserve">) </w:t>
+      <w:r>
+        <w:rPr>
+          <w:sz w:val="24"/>
+          <w:szCs w:val="22"/>
+          <w:lang w:val="en-US"/>
+        </w:rPr>
+        <w:t xml:space="preserve">close() </w:t>
       </w:r>
       <w:r>
         <w:rPr>
@@ -6705,7 +6609,6 @@
           <w:lang w:val="en-US"/>
         </w:rPr>
       </w:pPr>
-      <w:proofErr w:type="gramStart"/>
       <w:r>
         <w:rPr>
           <w:sz w:val="24"/>
@@ -6713,16 +6616,7 @@
           <w:lang w:val="en-US"/>
         </w:rPr>
         <w:lastRenderedPageBreak/>
-        <w:t>getTitle(</w:t>
-      </w:r>
-      <w:proofErr w:type="gramEnd"/>
-      <w:r>
-        <w:rPr>
-          <w:sz w:val="24"/>
-          <w:szCs w:val="22"/>
-          <w:lang w:val="en-US"/>
-        </w:rPr>
-        <w:t xml:space="preserve">) </w:t>
+        <w:t xml:space="preserve">getTitle() </w:t>
       </w:r>
       <w:r>
         <w:rPr>
@@ -6754,23 +6648,13 @@
           <w:lang w:val="en-US"/>
         </w:rPr>
       </w:pPr>
-      <w:proofErr w:type="gramStart"/>
-      <w:r>
-        <w:rPr>
-          <w:sz w:val="24"/>
-          <w:szCs w:val="22"/>
-          <w:lang w:val="en-US"/>
-        </w:rPr>
-        <w:t>getCurrentUrl(</w:t>
-      </w:r>
-      <w:proofErr w:type="gramEnd"/>
-      <w:r>
-        <w:rPr>
-          <w:sz w:val="24"/>
-          <w:szCs w:val="22"/>
-          <w:lang w:val="en-US"/>
-        </w:rPr>
-        <w:t xml:space="preserve">) </w:t>
+      <w:r>
+        <w:rPr>
+          <w:sz w:val="24"/>
+          <w:szCs w:val="22"/>
+          <w:lang w:val="en-US"/>
+        </w:rPr>
+        <w:t xml:space="preserve">getCurrentUrl() </w:t>
       </w:r>
       <w:r>
         <w:rPr>
@@ -6840,23 +6724,13 @@
           <w:lang w:val="en-US"/>
         </w:rPr>
       </w:pPr>
-      <w:proofErr w:type="gramStart"/>
-      <w:r>
-        <w:rPr>
-          <w:sz w:val="24"/>
-          <w:szCs w:val="22"/>
-          <w:lang w:val="en-US"/>
-        </w:rPr>
-        <w:t>findElement(</w:t>
-      </w:r>
-      <w:proofErr w:type="gramEnd"/>
-      <w:r>
-        <w:rPr>
-          <w:sz w:val="24"/>
-          <w:szCs w:val="22"/>
-          <w:lang w:val="en-US"/>
-        </w:rPr>
-        <w:t xml:space="preserve">) </w:t>
+      <w:r>
+        <w:rPr>
+          <w:sz w:val="24"/>
+          <w:szCs w:val="22"/>
+          <w:lang w:val="en-US"/>
+        </w:rPr>
+        <w:t xml:space="preserve">findElement() </w:t>
       </w:r>
       <w:r>
         <w:rPr>
@@ -6903,6 +6777,44 @@
     </w:p>
     <w:p>
       <w:pPr>
+        <w:pStyle w:val="ListParagraph"/>
+        <w:numPr>
+          <w:ilvl w:val="0"/>
+          <w:numId w:val="15"/>
+        </w:numPr>
+        <w:rPr>
+          <w:sz w:val="24"/>
+          <w:szCs w:val="22"/>
+          <w:lang w:val="en-US"/>
+        </w:rPr>
+      </w:pPr>
+      <w:r>
+        <w:rPr>
+          <w:sz w:val="24"/>
+          <w:szCs w:val="22"/>
+          <w:lang w:val="en-US"/>
+        </w:rPr>
+        <w:t xml:space="preserve">findElements() </w:t>
+      </w:r>
+      <w:r>
+        <w:rPr>
+          <w:sz w:val="24"/>
+          <w:szCs w:val="22"/>
+          <w:lang w:val="en-US"/>
+        </w:rPr>
+        <w:sym w:font="Wingdings" w:char="F0E0"/>
+      </w:r>
+      <w:r>
+        <w:rPr>
+          <w:sz w:val="24"/>
+          <w:szCs w:val="22"/>
+          <w:lang w:val="en-US"/>
+        </w:rPr>
+        <w:t xml:space="preserve"> Will find multiple controls on the page. (List&lt;WebElement&gt;)</w:t>
+      </w:r>
+    </w:p>
+    <w:p>
+      <w:pPr>
         <w:rPr>
           <w:sz w:val="24"/>
           <w:szCs w:val="22"/>
@@ -7283,23 +7195,13 @@
           <w:lang w:val="en-US"/>
         </w:rPr>
       </w:pPr>
-      <w:proofErr w:type="gramStart"/>
-      <w:r>
-        <w:rPr>
-          <w:sz w:val="24"/>
-          <w:szCs w:val="22"/>
-          <w:lang w:val="en-US"/>
-        </w:rPr>
-        <w:t>sendKeys(</w:t>
-      </w:r>
-      <w:proofErr w:type="gramEnd"/>
-      <w:r>
-        <w:rPr>
-          <w:sz w:val="24"/>
-          <w:szCs w:val="22"/>
-          <w:lang w:val="en-US"/>
-        </w:rPr>
-        <w:t xml:space="preserve">) </w:t>
+      <w:r>
+        <w:rPr>
+          <w:sz w:val="24"/>
+          <w:szCs w:val="22"/>
+          <w:lang w:val="en-US"/>
+        </w:rPr>
+        <w:t xml:space="preserve">sendKeys() </w:t>
       </w:r>
       <w:r>
         <w:rPr>
@@ -7339,23 +7241,13 @@
           <w:lang w:val="en-US"/>
         </w:rPr>
       </w:pPr>
-      <w:proofErr w:type="gramStart"/>
-      <w:r>
-        <w:rPr>
-          <w:sz w:val="24"/>
-          <w:szCs w:val="22"/>
-          <w:lang w:val="en-US"/>
-        </w:rPr>
-        <w:t>click(</w:t>
-      </w:r>
-      <w:proofErr w:type="gramEnd"/>
-      <w:r>
-        <w:rPr>
-          <w:sz w:val="24"/>
-          <w:szCs w:val="22"/>
-          <w:lang w:val="en-US"/>
-        </w:rPr>
-        <w:t xml:space="preserve">) </w:t>
+      <w:r>
+        <w:rPr>
+          <w:sz w:val="24"/>
+          <w:szCs w:val="22"/>
+          <w:lang w:val="en-US"/>
+        </w:rPr>
+        <w:t xml:space="preserve">click() </w:t>
       </w:r>
       <w:r>
         <w:rPr>
@@ -7387,23 +7279,13 @@
           <w:lang w:val="en-US"/>
         </w:rPr>
       </w:pPr>
-      <w:proofErr w:type="gramStart"/>
-      <w:r>
-        <w:rPr>
-          <w:sz w:val="24"/>
-          <w:szCs w:val="22"/>
-          <w:lang w:val="en-US"/>
-        </w:rPr>
-        <w:t>getText(</w:t>
-      </w:r>
-      <w:proofErr w:type="gramEnd"/>
-      <w:r>
-        <w:rPr>
-          <w:sz w:val="24"/>
-          <w:szCs w:val="22"/>
-          <w:lang w:val="en-US"/>
-        </w:rPr>
-        <w:t xml:space="preserve">) </w:t>
+      <w:r>
+        <w:rPr>
+          <w:sz w:val="24"/>
+          <w:szCs w:val="22"/>
+          <w:lang w:val="en-US"/>
+        </w:rPr>
+        <w:t xml:space="preserve">getText() </w:t>
       </w:r>
       <w:r>
         <w:rPr>
@@ -7435,23 +7317,13 @@
           <w:lang w:val="en-US"/>
         </w:rPr>
       </w:pPr>
-      <w:proofErr w:type="gramStart"/>
-      <w:r>
-        <w:rPr>
-          <w:sz w:val="24"/>
-          <w:szCs w:val="22"/>
-          <w:lang w:val="en-US"/>
-        </w:rPr>
-        <w:t>getAttribute(</w:t>
-      </w:r>
-      <w:proofErr w:type="gramEnd"/>
-      <w:r>
-        <w:rPr>
-          <w:sz w:val="24"/>
-          <w:szCs w:val="22"/>
-          <w:lang w:val="en-US"/>
-        </w:rPr>
-        <w:t xml:space="preserve">) / getDomAttribute() </w:t>
+      <w:r>
+        <w:rPr>
+          <w:sz w:val="24"/>
+          <w:szCs w:val="22"/>
+          <w:lang w:val="en-US"/>
+        </w:rPr>
+        <w:t xml:space="preserve">getAttribute() / getDomAttribute() </w:t>
       </w:r>
       <w:r>
         <w:rPr>
@@ -7469,6 +7341,184 @@
         </w:rPr>
         <w:t xml:space="preserve"> Will return the value of any attribute. (String)</w:t>
       </w:r>
+    </w:p>
+    <w:p>
+      <w:pPr>
+        <w:pStyle w:val="ListParagraph"/>
+        <w:numPr>
+          <w:ilvl w:val="1"/>
+          <w:numId w:val="17"/>
+        </w:numPr>
+        <w:rPr>
+          <w:sz w:val="24"/>
+          <w:szCs w:val="22"/>
+          <w:lang w:val="en-US"/>
+        </w:rPr>
+      </w:pPr>
+      <w:r>
+        <w:rPr>
+          <w:sz w:val="24"/>
+          <w:szCs w:val="22"/>
+          <w:lang w:val="en-US"/>
+        </w:rPr>
+        <w:t xml:space="preserve">submit() </w:t>
+      </w:r>
+      <w:r>
+        <w:rPr>
+          <w:sz w:val="24"/>
+          <w:szCs w:val="22"/>
+          <w:lang w:val="en-US"/>
+        </w:rPr>
+        <w:sym w:font="Wingdings" w:char="F0E0"/>
+      </w:r>
+      <w:r>
+        <w:rPr>
+          <w:sz w:val="24"/>
+          <w:szCs w:val="22"/>
+          <w:lang w:val="en-US"/>
+        </w:rPr>
+        <w:t xml:space="preserve"> </w:t>
+      </w:r>
+      <w:r>
+        <w:rPr>
+          <w:sz w:val="24"/>
+          <w:szCs w:val="22"/>
+          <w:lang w:val="en-US"/>
+        </w:rPr>
+        <w:t>Will submit the form</w:t>
+      </w:r>
+      <w:r>
+        <w:rPr>
+          <w:sz w:val="24"/>
+          <w:szCs w:val="22"/>
+          <w:lang w:val="en-US"/>
+        </w:rPr>
+        <w:t>, but only of the button is having type=”submit” attribute.</w:t>
+      </w:r>
+    </w:p>
+    <w:p>
+      <w:pPr>
+        <w:pStyle w:val="ListParagraph"/>
+        <w:numPr>
+          <w:ilvl w:val="1"/>
+          <w:numId w:val="17"/>
+        </w:numPr>
+        <w:rPr>
+          <w:sz w:val="24"/>
+          <w:szCs w:val="22"/>
+          <w:lang w:val="en-US"/>
+        </w:rPr>
+      </w:pPr>
+      <w:r>
+        <w:rPr>
+          <w:sz w:val="24"/>
+          <w:szCs w:val="22"/>
+          <w:lang w:val="en-US"/>
+        </w:rPr>
+        <w:t xml:space="preserve">isSelected() </w:t>
+      </w:r>
+      <w:r>
+        <w:rPr>
+          <w:sz w:val="24"/>
+          <w:szCs w:val="22"/>
+          <w:lang w:val="en-US"/>
+        </w:rPr>
+        <w:sym w:font="Wingdings" w:char="F0E0"/>
+      </w:r>
+      <w:r>
+        <w:rPr>
+          <w:sz w:val="24"/>
+          <w:szCs w:val="22"/>
+          <w:lang w:val="en-US"/>
+        </w:rPr>
+        <w:t xml:space="preserve"> Will check that whether the check box / radio button is selected or not. (</w:t>
+      </w:r>
+      <w:r>
+        <w:rPr>
+          <w:sz w:val="24"/>
+          <w:szCs w:val="22"/>
+          <w:lang w:val="en-US"/>
+        </w:rPr>
+        <w:t>boolean)</w:t>
+      </w:r>
+    </w:p>
+    <w:p>
+      <w:pPr>
+        <w:pStyle w:val="ListParagraph"/>
+        <w:numPr>
+          <w:ilvl w:val="1"/>
+          <w:numId w:val="17"/>
+        </w:numPr>
+        <w:rPr>
+          <w:sz w:val="24"/>
+          <w:szCs w:val="22"/>
+          <w:lang w:val="en-US"/>
+        </w:rPr>
+      </w:pPr>
+      <w:r>
+        <w:rPr>
+          <w:sz w:val="24"/>
+          <w:szCs w:val="22"/>
+          <w:lang w:val="en-US"/>
+        </w:rPr>
+        <w:t xml:space="preserve">isEnabled() </w:t>
+      </w:r>
+      <w:r>
+        <w:rPr>
+          <w:sz w:val="24"/>
+          <w:szCs w:val="22"/>
+          <w:lang w:val="en-US"/>
+        </w:rPr>
+        <w:sym w:font="Wingdings" w:char="F0E0"/>
+      </w:r>
+      <w:r>
+        <w:rPr>
+          <w:sz w:val="24"/>
+          <w:szCs w:val="22"/>
+          <w:lang w:val="en-US"/>
+        </w:rPr>
+        <w:t xml:space="preserve"> Will check that whether the control is enabled or disabled (boolean)</w:t>
+      </w:r>
+    </w:p>
+    <w:p>
+      <w:pPr>
+        <w:pStyle w:val="ListParagraph"/>
+        <w:numPr>
+          <w:ilvl w:val="1"/>
+          <w:numId w:val="17"/>
+        </w:numPr>
+        <w:rPr>
+          <w:sz w:val="24"/>
+          <w:szCs w:val="22"/>
+          <w:lang w:val="en-US"/>
+        </w:rPr>
+      </w:pPr>
+      <w:r>
+        <w:rPr>
+          <w:sz w:val="24"/>
+          <w:szCs w:val="22"/>
+          <w:lang w:val="en-US"/>
+        </w:rPr>
+        <w:t xml:space="preserve">isDisplayed() </w:t>
+      </w:r>
+      <w:r>
+        <w:rPr>
+          <w:sz w:val="24"/>
+          <w:szCs w:val="22"/>
+          <w:lang w:val="en-US"/>
+        </w:rPr>
+        <w:sym w:font="Wingdings" w:char="F0E0"/>
+      </w:r>
+      <w:r>
+        <w:rPr>
+          <w:sz w:val="24"/>
+          <w:szCs w:val="22"/>
+          <w:lang w:val="en-US"/>
+        </w:rPr>
+        <w:t xml:space="preserve"> Will check that whether the control is visible or not. (boolean)</w:t>
+      </w:r>
+      <w:bookmarkStart w:id="0" w:name="_GoBack"/>
+      <w:bookmarkEnd w:id="0"/>
     </w:p>
     <w:p>
       <w:pPr>
@@ -7492,7 +7542,6 @@
           <w:noProof/>
           <w:lang w:eastAsia="en-IN"/>
         </w:rPr>
-        <w:lastRenderedPageBreak/>
         <w:drawing>
           <wp:inline distT="0" distB="0" distL="0" distR="0" wp14:anchorId="490E1568" wp14:editId="033F5FCC">
             <wp:extent cx="3186718" cy="1837426"/>
@@ -8031,49 +8080,7 @@
           <w:szCs w:val="22"/>
           <w:lang w:val="en-US"/>
         </w:rPr>
-        <w:t>data-</w:t>
-      </w:r>
-      <w:proofErr w:type="spellStart"/>
-      <w:r>
-        <w:rPr>
-          <w:sz w:val="24"/>
-          <w:szCs w:val="22"/>
-          <w:lang w:val="en-US"/>
-        </w:rPr>
-        <w:t>testid</w:t>
-      </w:r>
-      <w:proofErr w:type="spellEnd"/>
-      <w:r>
-        <w:rPr>
-          <w:sz w:val="24"/>
-          <w:szCs w:val="22"/>
-          <w:lang w:val="en-US"/>
-        </w:rPr>
-        <w:t>="</w:t>
-      </w:r>
-      <w:r>
-        <w:rPr>
-          <w:sz w:val="24"/>
-          <w:szCs w:val="22"/>
-          <w:lang w:val="en-US"/>
-        </w:rPr>
-        <w:t>royal-email</w:t>
-      </w:r>
-      <w:r>
-        <w:rPr>
-          <w:sz w:val="24"/>
-          <w:szCs w:val="22"/>
-          <w:lang w:val="en-US"/>
-        </w:rPr>
-        <w:t>"</w:t>
-      </w:r>
-      <w:r>
-        <w:rPr>
-          <w:sz w:val="24"/>
-          <w:szCs w:val="22"/>
-          <w:lang w:val="en-US"/>
-        </w:rPr>
-        <w:t>]</w:t>
+        <w:t>data-testid="royal-email"]</w:t>
       </w:r>
     </w:p>
     <w:p>
@@ -8282,6 +8289,30 @@
         </w:rPr>
         <w:t>.</w:t>
       </w:r>
+      <w:r>
+        <w:rPr>
+          <w:sz w:val="24"/>
+          <w:szCs w:val="22"/>
+          <w:lang w:val="en-US"/>
+        </w:rPr>
+        <w:t xml:space="preserve"> </w:t>
+      </w:r>
+      <w:r>
+        <w:rPr>
+          <w:sz w:val="24"/>
+          <w:szCs w:val="22"/>
+          <w:lang w:val="en-US"/>
+        </w:rPr>
+        <w:sym w:font="Wingdings" w:char="F0E0"/>
+      </w:r>
+      <w:r>
+        <w:rPr>
+          <w:sz w:val="24"/>
+          <w:szCs w:val="22"/>
+          <w:lang w:val="en-US"/>
+        </w:rPr>
+        <w:t xml:space="preserve"> Search control using class attribute</w:t>
+      </w:r>
     </w:p>
     <w:p>
       <w:pPr>
@@ -8304,6 +8335,30 @@
         </w:rPr>
         <w:t>#</w:t>
       </w:r>
+      <w:r>
+        <w:rPr>
+          <w:sz w:val="24"/>
+          <w:szCs w:val="22"/>
+          <w:lang w:val="en-US"/>
+        </w:rPr>
+        <w:t xml:space="preserve"> </w:t>
+      </w:r>
+      <w:r>
+        <w:rPr>
+          <w:sz w:val="24"/>
+          <w:szCs w:val="22"/>
+          <w:lang w:val="en-US"/>
+        </w:rPr>
+        <w:sym w:font="Wingdings" w:char="F0E0"/>
+      </w:r>
+      <w:r>
+        <w:rPr>
+          <w:sz w:val="24"/>
+          <w:szCs w:val="22"/>
+          <w:lang w:val="en-US"/>
+        </w:rPr>
+        <w:t xml:space="preserve"> Search control using id attribute</w:t>
+      </w:r>
     </w:p>
     <w:p>
       <w:pPr>
@@ -8376,17 +8431,7 @@
           <w:szCs w:val="22"/>
           <w:lang w:val="en-US"/>
         </w:rPr>
-        <w:t xml:space="preserve"> Wate</w:t>
-      </w:r>
-      <w:bookmarkStart w:id="0" w:name="_GoBack"/>
-      <w:bookmarkEnd w:id="0"/>
-      <w:r>
-        <w:rPr>
-          <w:sz w:val="24"/>
-          <w:szCs w:val="22"/>
-          <w:lang w:val="en-US"/>
-        </w:rPr>
-        <w:t xml:space="preserve">r Tank </w:t>
+        <w:t xml:space="preserve"> Water Tank </w:t>
       </w:r>
       <w:r>
         <w:rPr>
@@ -8515,6 +8560,14 @@
         </w:rPr>
         <w:br/>
       </w:r>
+      <w:r>
+        <w:rPr>
+          <w:sz w:val="24"/>
+          <w:szCs w:val="22"/>
+          <w:lang w:val="en-US"/>
+        </w:rPr>
+        <w:t>Starts with html</w:t>
+      </w:r>
     </w:p>
     <w:p>
       <w:pPr>
@@ -8537,6 +8590,64 @@
         </w:rPr>
         <w:t>Relative XPath</w:t>
       </w:r>
+    </w:p>
+    <w:p>
+      <w:pPr>
+        <w:pStyle w:val="ListParagraph"/>
+        <w:numPr>
+          <w:ilvl w:val="1"/>
+          <w:numId w:val="21"/>
+        </w:numPr>
+        <w:rPr>
+          <w:sz w:val="24"/>
+          <w:szCs w:val="22"/>
+          <w:lang w:val="en-US"/>
+        </w:rPr>
+      </w:pPr>
+      <w:r>
+        <w:rPr>
+          <w:sz w:val="24"/>
+          <w:szCs w:val="22"/>
+          <w:lang w:val="en-US"/>
+        </w:rPr>
+        <w:t>Taking reference of parent tage</w:t>
+      </w:r>
+    </w:p>
+    <w:p>
+      <w:pPr>
+        <w:pStyle w:val="ListParagraph"/>
+        <w:numPr>
+          <w:ilvl w:val="1"/>
+          <w:numId w:val="21"/>
+        </w:numPr>
+        <w:rPr>
+          <w:sz w:val="24"/>
+          <w:szCs w:val="22"/>
+          <w:lang w:val="en-US"/>
+        </w:rPr>
+      </w:pPr>
+      <w:r>
+        <w:rPr>
+          <w:sz w:val="24"/>
+          <w:szCs w:val="22"/>
+          <w:lang w:val="en-US"/>
+        </w:rPr>
+        <w:t>Taking reference of the same tag</w:t>
+      </w:r>
+    </w:p>
+    <w:p>
+      <w:pPr>
+        <w:pStyle w:val="ListParagraph"/>
+        <w:numPr>
+          <w:ilvl w:val="0"/>
+          <w:numId w:val="21"/>
+        </w:numPr>
+        <w:rPr>
+          <w:sz w:val="24"/>
+          <w:szCs w:val="22"/>
+          <w:lang w:val="en-US"/>
+        </w:rPr>
+      </w:pPr>
     </w:p>
     <w:sectPr>
       <w:pgSz w:w="11906" w:h="16838"/>
@@ -10114,7 +10225,7 @@
         <w:rFonts w:ascii="Symbol" w:hAnsi="Symbol" w:hint="default"/>
       </w:rPr>
     </w:lvl>
-    <w:lvl w:ilvl="1" w:tplc="40090003" w:tentative="1">
+    <w:lvl w:ilvl="1" w:tplc="40090003">
       <w:start w:val="1"/>
       <w:numFmt w:val="bullet"/>
       <w:lvlText w:val="o"/>
@@ -12346,31 +12457,31 @@
     </dgm:pt>
   </dgm:ptLst>
   <dgm:cxnLst>
-    <dgm:cxn modelId="{EFA2A07C-379C-46B7-85C0-894C612D51B3}" type="presOf" srcId="{214208B8-431D-481C-9A4C-228B7308ADA8}" destId="{C789FCC9-4717-4FFC-BA71-F98E7B1B3115}" srcOrd="0" destOrd="0" presId="urn:microsoft.com/office/officeart/2005/8/layout/process1"/>
-    <dgm:cxn modelId="{5EE1AFD3-CAD8-421A-8B59-ABD6D929A793}" type="presOf" srcId="{9EE1A18E-AD2D-415E-8996-B35207C41ED0}" destId="{B9FC173B-3430-402C-9BFA-D498C62BCC2D}" srcOrd="0" destOrd="0" presId="urn:microsoft.com/office/officeart/2005/8/layout/process1"/>
-    <dgm:cxn modelId="{BA2EDA9F-DE47-4870-AB50-48CF712ECBCE}" type="presOf" srcId="{EF5675B6-38BA-4455-BA87-E62399D49989}" destId="{DEB61738-BCA0-4546-95CF-970A62665FC2}" srcOrd="0" destOrd="0" presId="urn:microsoft.com/office/officeart/2005/8/layout/process1"/>
-    <dgm:cxn modelId="{32A38622-336B-4D26-8815-BE0895523562}" type="presOf" srcId="{9C4D6193-4800-45DB-9EB9-DA2277B5D91B}" destId="{B8DA0D4A-E19E-4233-86B3-A96400569C53}" srcOrd="1" destOrd="0" presId="urn:microsoft.com/office/officeart/2005/8/layout/process1"/>
+    <dgm:cxn modelId="{C1B3D62C-F529-457D-8344-E5C1B18E371F}" type="presOf" srcId="{BF4790F6-D1AA-430E-85BA-C07F91D009F2}" destId="{485EB252-98AF-4CC0-A401-D9A154AAFC53}" srcOrd="0" destOrd="0" presId="urn:microsoft.com/office/officeart/2005/8/layout/process1"/>
+    <dgm:cxn modelId="{3B48CDFB-2B04-4009-AC31-8F8B5EF4C650}" type="presOf" srcId="{BF8C77AF-CFF1-4B53-B009-D4E001D240D6}" destId="{D0DFB2B8-5022-4762-AA62-9B0CF1B32B60}" srcOrd="0" destOrd="0" presId="urn:microsoft.com/office/officeart/2005/8/layout/process1"/>
     <dgm:cxn modelId="{80AB986A-FDF3-41B1-9092-584CE3EB969B}" srcId="{9EE1A18E-AD2D-415E-8996-B35207C41ED0}" destId="{BF8C77AF-CFF1-4B53-B009-D4E001D240D6}" srcOrd="3" destOrd="0" parTransId="{FBE35E27-7BCE-41B3-88D2-29BD34AAC180}" sibTransId="{DC8EEA03-196C-4689-B6BD-D5BC213D37CC}"/>
-    <dgm:cxn modelId="{050BA42E-2546-424E-B185-80839FDA48E8}" type="presOf" srcId="{BF4790F6-D1AA-430E-85BA-C07F91D009F2}" destId="{485EB252-98AF-4CC0-A401-D9A154AAFC53}" srcOrd="0" destOrd="0" presId="urn:microsoft.com/office/officeart/2005/8/layout/process1"/>
-    <dgm:cxn modelId="{6DF3AE0E-54E2-4025-A228-DBC392420E84}" type="presOf" srcId="{7201A391-9828-4B1D-A3C1-894234D041DB}" destId="{FDD593C1-9D9B-40ED-8C6D-5142CB0F0E3E}" srcOrd="1" destOrd="0" presId="urn:microsoft.com/office/officeart/2005/8/layout/process1"/>
-    <dgm:cxn modelId="{E00C5608-8077-4E8C-9339-073955A97923}" type="presOf" srcId="{214208B8-431D-481C-9A4C-228B7308ADA8}" destId="{5D4876CA-733D-4DFD-8E79-4A3DBC7C7C6B}" srcOrd="1" destOrd="0" presId="urn:microsoft.com/office/officeart/2005/8/layout/process1"/>
-    <dgm:cxn modelId="{97CB035A-1239-4F58-BCFE-E0F6395849CF}" type="presOf" srcId="{9C4D6193-4800-45DB-9EB9-DA2277B5D91B}" destId="{374ED80F-5E6F-4A85-B95B-4BA99538042E}" srcOrd="0" destOrd="0" presId="urn:microsoft.com/office/officeart/2005/8/layout/process1"/>
-    <dgm:cxn modelId="{D5F33E49-6F60-4029-9925-F4468483810C}" type="presOf" srcId="{5AAB36AD-884F-4169-9EAA-81A3D87ABCFA}" destId="{AB8F05C3-3669-4AF7-9C79-08939721A716}" srcOrd="0" destOrd="0" presId="urn:microsoft.com/office/officeart/2005/8/layout/process1"/>
+    <dgm:cxn modelId="{6A681CD2-A4B7-4A31-805F-10B06B62F6E4}" type="presOf" srcId="{7201A391-9828-4B1D-A3C1-894234D041DB}" destId="{05A02C9E-6432-4B6A-91B3-E0BA65A6B1AE}" srcOrd="0" destOrd="0" presId="urn:microsoft.com/office/officeart/2005/8/layout/process1"/>
+    <dgm:cxn modelId="{9875B4A4-C292-46C7-A9E9-7DE8C4475F35}" type="presOf" srcId="{9C4D6193-4800-45DB-9EB9-DA2277B5D91B}" destId="{B8DA0D4A-E19E-4233-86B3-A96400569C53}" srcOrd="1" destOrd="0" presId="urn:microsoft.com/office/officeart/2005/8/layout/process1"/>
+    <dgm:cxn modelId="{39F27088-F2FF-4B1E-85B8-75E4A5853051}" srcId="{9EE1A18E-AD2D-415E-8996-B35207C41ED0}" destId="{EF5675B6-38BA-4455-BA87-E62399D49989}" srcOrd="2" destOrd="0" parTransId="{B9F702AD-11CA-445A-BE84-AFE50ED28D23}" sibTransId="{7201A391-9828-4B1D-A3C1-894234D041DB}"/>
+    <dgm:cxn modelId="{12065B9F-DA42-42CB-8BB7-338829F61A92}" type="presOf" srcId="{EF5675B6-38BA-4455-BA87-E62399D49989}" destId="{DEB61738-BCA0-4546-95CF-970A62665FC2}" srcOrd="0" destOrd="0" presId="urn:microsoft.com/office/officeart/2005/8/layout/process1"/>
+    <dgm:cxn modelId="{9761B48B-A5B6-4D35-9005-EEDF468B0AF9}" type="presOf" srcId="{214208B8-431D-481C-9A4C-228B7308ADA8}" destId="{5D4876CA-733D-4DFD-8E79-4A3DBC7C7C6B}" srcOrd="1" destOrd="0" presId="urn:microsoft.com/office/officeart/2005/8/layout/process1"/>
+    <dgm:cxn modelId="{9B1194A5-1A2F-4AD5-84BD-5E569881348E}" type="presOf" srcId="{5AAB36AD-884F-4169-9EAA-81A3D87ABCFA}" destId="{AB8F05C3-3669-4AF7-9C79-08939721A716}" srcOrd="0" destOrd="0" presId="urn:microsoft.com/office/officeart/2005/8/layout/process1"/>
+    <dgm:cxn modelId="{B06A91E7-28EC-4C53-986B-37E67F1F84DE}" type="presOf" srcId="{9C4D6193-4800-45DB-9EB9-DA2277B5D91B}" destId="{374ED80F-5E6F-4A85-B95B-4BA99538042E}" srcOrd="0" destOrd="0" presId="urn:microsoft.com/office/officeart/2005/8/layout/process1"/>
+    <dgm:cxn modelId="{F6A61B13-CE60-4EC7-B41D-97ED215A4D29}" type="presOf" srcId="{7201A391-9828-4B1D-A3C1-894234D041DB}" destId="{FDD593C1-9D9B-40ED-8C6D-5142CB0F0E3E}" srcOrd="1" destOrd="0" presId="urn:microsoft.com/office/officeart/2005/8/layout/process1"/>
+    <dgm:cxn modelId="{6E329B67-7EFC-480E-BC20-61DC622C2804}" type="presOf" srcId="{214208B8-431D-481C-9A4C-228B7308ADA8}" destId="{C789FCC9-4717-4FFC-BA71-F98E7B1B3115}" srcOrd="0" destOrd="0" presId="urn:microsoft.com/office/officeart/2005/8/layout/process1"/>
     <dgm:cxn modelId="{4D1B4854-AE2E-470B-9115-BD099FD5799A}" srcId="{9EE1A18E-AD2D-415E-8996-B35207C41ED0}" destId="{BF4790F6-D1AA-430E-85BA-C07F91D009F2}" srcOrd="1" destOrd="0" parTransId="{974B1A63-8714-4E97-A93F-006B83F9DBF3}" sibTransId="{214208B8-431D-481C-9A4C-228B7308ADA8}"/>
+    <dgm:cxn modelId="{7681B614-0D85-4BEE-8EA6-DF358F860D28}" type="presOf" srcId="{9EE1A18E-AD2D-415E-8996-B35207C41ED0}" destId="{B9FC173B-3430-402C-9BFA-D498C62BCC2D}" srcOrd="0" destOrd="0" presId="urn:microsoft.com/office/officeart/2005/8/layout/process1"/>
     <dgm:cxn modelId="{B151CA70-0406-48D6-8013-3F7D288766AD}" srcId="{9EE1A18E-AD2D-415E-8996-B35207C41ED0}" destId="{5AAB36AD-884F-4169-9EAA-81A3D87ABCFA}" srcOrd="0" destOrd="0" parTransId="{4796A0B2-FD04-4D0D-B4E3-6A8EB9A6D74D}" sibTransId="{9C4D6193-4800-45DB-9EB9-DA2277B5D91B}"/>
-    <dgm:cxn modelId="{39F27088-F2FF-4B1E-85B8-75E4A5853051}" srcId="{9EE1A18E-AD2D-415E-8996-B35207C41ED0}" destId="{EF5675B6-38BA-4455-BA87-E62399D49989}" srcOrd="2" destOrd="0" parTransId="{B9F702AD-11CA-445A-BE84-AFE50ED28D23}" sibTransId="{7201A391-9828-4B1D-A3C1-894234D041DB}"/>
-    <dgm:cxn modelId="{B925093A-21E1-4851-A28E-E89D16BEB6DD}" type="presOf" srcId="{7201A391-9828-4B1D-A3C1-894234D041DB}" destId="{05A02C9E-6432-4B6A-91B3-E0BA65A6B1AE}" srcOrd="0" destOrd="0" presId="urn:microsoft.com/office/officeart/2005/8/layout/process1"/>
-    <dgm:cxn modelId="{CBBE0435-7A1B-43FC-950B-A2984B91538B}" type="presOf" srcId="{BF8C77AF-CFF1-4B53-B009-D4E001D240D6}" destId="{D0DFB2B8-5022-4762-AA62-9B0CF1B32B60}" srcOrd="0" destOrd="0" presId="urn:microsoft.com/office/officeart/2005/8/layout/process1"/>
-    <dgm:cxn modelId="{FD8CC6BA-FA27-4516-BAE0-1743EBB3CD08}" type="presParOf" srcId="{B9FC173B-3430-402C-9BFA-D498C62BCC2D}" destId="{AB8F05C3-3669-4AF7-9C79-08939721A716}" srcOrd="0" destOrd="0" presId="urn:microsoft.com/office/officeart/2005/8/layout/process1"/>
-    <dgm:cxn modelId="{E1E3A699-813E-4A95-A383-BBD7A8C24755}" type="presParOf" srcId="{B9FC173B-3430-402C-9BFA-D498C62BCC2D}" destId="{374ED80F-5E6F-4A85-B95B-4BA99538042E}" srcOrd="1" destOrd="0" presId="urn:microsoft.com/office/officeart/2005/8/layout/process1"/>
-    <dgm:cxn modelId="{CF0E3626-78A1-44E0-B09B-262595C1FFB4}" type="presParOf" srcId="{374ED80F-5E6F-4A85-B95B-4BA99538042E}" destId="{B8DA0D4A-E19E-4233-86B3-A96400569C53}" srcOrd="0" destOrd="0" presId="urn:microsoft.com/office/officeart/2005/8/layout/process1"/>
-    <dgm:cxn modelId="{D269A562-7C4E-4047-B6F1-37D6AA788AF3}" type="presParOf" srcId="{B9FC173B-3430-402C-9BFA-D498C62BCC2D}" destId="{485EB252-98AF-4CC0-A401-D9A154AAFC53}" srcOrd="2" destOrd="0" presId="urn:microsoft.com/office/officeart/2005/8/layout/process1"/>
-    <dgm:cxn modelId="{D2AA6935-BC45-4A33-9490-12DCF6D72445}" type="presParOf" srcId="{B9FC173B-3430-402C-9BFA-D498C62BCC2D}" destId="{C789FCC9-4717-4FFC-BA71-F98E7B1B3115}" srcOrd="3" destOrd="0" presId="urn:microsoft.com/office/officeart/2005/8/layout/process1"/>
-    <dgm:cxn modelId="{07709C98-A5AE-4000-8A38-3AA2F5A27B0F}" type="presParOf" srcId="{C789FCC9-4717-4FFC-BA71-F98E7B1B3115}" destId="{5D4876CA-733D-4DFD-8E79-4A3DBC7C7C6B}" srcOrd="0" destOrd="0" presId="urn:microsoft.com/office/officeart/2005/8/layout/process1"/>
-    <dgm:cxn modelId="{A26AED8F-61AE-4108-88F9-2C13C5285AA3}" type="presParOf" srcId="{B9FC173B-3430-402C-9BFA-D498C62BCC2D}" destId="{DEB61738-BCA0-4546-95CF-970A62665FC2}" srcOrd="4" destOrd="0" presId="urn:microsoft.com/office/officeart/2005/8/layout/process1"/>
-    <dgm:cxn modelId="{ECEC4777-458B-4EB9-8913-0234BAC62D67}" type="presParOf" srcId="{B9FC173B-3430-402C-9BFA-D498C62BCC2D}" destId="{05A02C9E-6432-4B6A-91B3-E0BA65A6B1AE}" srcOrd="5" destOrd="0" presId="urn:microsoft.com/office/officeart/2005/8/layout/process1"/>
-    <dgm:cxn modelId="{939BC99D-FC98-48C9-AD2D-336E204F202D}" type="presParOf" srcId="{05A02C9E-6432-4B6A-91B3-E0BA65A6B1AE}" destId="{FDD593C1-9D9B-40ED-8C6D-5142CB0F0E3E}" srcOrd="0" destOrd="0" presId="urn:microsoft.com/office/officeart/2005/8/layout/process1"/>
-    <dgm:cxn modelId="{00F20725-290D-4C42-940E-0B4D15F4FCD7}" type="presParOf" srcId="{B9FC173B-3430-402C-9BFA-D498C62BCC2D}" destId="{D0DFB2B8-5022-4762-AA62-9B0CF1B32B60}" srcOrd="6" destOrd="0" presId="urn:microsoft.com/office/officeart/2005/8/layout/process1"/>
+    <dgm:cxn modelId="{D288C7FE-44F0-4ADF-98CC-D026657F56FC}" type="presParOf" srcId="{B9FC173B-3430-402C-9BFA-D498C62BCC2D}" destId="{AB8F05C3-3669-4AF7-9C79-08939721A716}" srcOrd="0" destOrd="0" presId="urn:microsoft.com/office/officeart/2005/8/layout/process1"/>
+    <dgm:cxn modelId="{060FBECF-902A-4291-897A-27DC1B94C916}" type="presParOf" srcId="{B9FC173B-3430-402C-9BFA-D498C62BCC2D}" destId="{374ED80F-5E6F-4A85-B95B-4BA99538042E}" srcOrd="1" destOrd="0" presId="urn:microsoft.com/office/officeart/2005/8/layout/process1"/>
+    <dgm:cxn modelId="{CD8A9151-F8C7-4B7E-A57C-7F721382FA7A}" type="presParOf" srcId="{374ED80F-5E6F-4A85-B95B-4BA99538042E}" destId="{B8DA0D4A-E19E-4233-86B3-A96400569C53}" srcOrd="0" destOrd="0" presId="urn:microsoft.com/office/officeart/2005/8/layout/process1"/>
+    <dgm:cxn modelId="{5ADB37B7-D3E1-46F3-8498-52F3DC1697E5}" type="presParOf" srcId="{B9FC173B-3430-402C-9BFA-D498C62BCC2D}" destId="{485EB252-98AF-4CC0-A401-D9A154AAFC53}" srcOrd="2" destOrd="0" presId="urn:microsoft.com/office/officeart/2005/8/layout/process1"/>
+    <dgm:cxn modelId="{4A938DE5-BFD0-433E-B483-E9E111B718F2}" type="presParOf" srcId="{B9FC173B-3430-402C-9BFA-D498C62BCC2D}" destId="{C789FCC9-4717-4FFC-BA71-F98E7B1B3115}" srcOrd="3" destOrd="0" presId="urn:microsoft.com/office/officeart/2005/8/layout/process1"/>
+    <dgm:cxn modelId="{D9F6F8C3-CEB9-4203-B597-835A037BDA7B}" type="presParOf" srcId="{C789FCC9-4717-4FFC-BA71-F98E7B1B3115}" destId="{5D4876CA-733D-4DFD-8E79-4A3DBC7C7C6B}" srcOrd="0" destOrd="0" presId="urn:microsoft.com/office/officeart/2005/8/layout/process1"/>
+    <dgm:cxn modelId="{EA0A99B2-5FC8-408B-BAE6-3105C383F7C5}" type="presParOf" srcId="{B9FC173B-3430-402C-9BFA-D498C62BCC2D}" destId="{DEB61738-BCA0-4546-95CF-970A62665FC2}" srcOrd="4" destOrd="0" presId="urn:microsoft.com/office/officeart/2005/8/layout/process1"/>
+    <dgm:cxn modelId="{9C98C384-57B6-44A7-A148-572AA40C615D}" type="presParOf" srcId="{B9FC173B-3430-402C-9BFA-D498C62BCC2D}" destId="{05A02C9E-6432-4B6A-91B3-E0BA65A6B1AE}" srcOrd="5" destOrd="0" presId="urn:microsoft.com/office/officeart/2005/8/layout/process1"/>
+    <dgm:cxn modelId="{66188922-3F06-4B1A-8D9A-A1D54800779E}" type="presParOf" srcId="{05A02C9E-6432-4B6A-91B3-E0BA65A6B1AE}" destId="{FDD593C1-9D9B-40ED-8C6D-5142CB0F0E3E}" srcOrd="0" destOrd="0" presId="urn:microsoft.com/office/officeart/2005/8/layout/process1"/>
+    <dgm:cxn modelId="{69DCA528-D4D8-431B-95B0-CD017AB8DA91}" type="presParOf" srcId="{B9FC173B-3430-402C-9BFA-D498C62BCC2D}" destId="{D0DFB2B8-5022-4762-AA62-9B0CF1B32B60}" srcOrd="6" destOrd="0" presId="urn:microsoft.com/office/officeart/2005/8/layout/process1"/>
   </dgm:cxnLst>
   <dgm:bg/>
   <dgm:whole/>

--- a/Notes_SA2510014.docx
+++ b/Notes_SA2510014.docx
@@ -7517,8 +7517,6 @@
         </w:rPr>
         <w:t xml:space="preserve"> Will check that whether the control is visible or not. (boolean)</w:t>
       </w:r>
-      <w:bookmarkStart w:id="0" w:name="_GoBack"/>
-      <w:bookmarkEnd w:id="0"/>
     </w:p>
     <w:p>
       <w:pPr>
@@ -8637,11 +8635,975 @@
     </w:p>
     <w:p>
       <w:pPr>
+        <w:rPr>
+          <w:sz w:val="24"/>
+          <w:szCs w:val="22"/>
+          <w:lang w:val="en-US"/>
+        </w:rPr>
+      </w:pPr>
+    </w:p>
+    <w:p>
+      <w:pPr>
+        <w:rPr>
+          <w:b/>
+          <w:bCs/>
+          <w:sz w:val="24"/>
+          <w:szCs w:val="22"/>
+          <w:lang w:val="en-US"/>
+        </w:rPr>
+      </w:pPr>
+      <w:r>
+        <w:rPr>
+          <w:b/>
+          <w:bCs/>
+          <w:sz w:val="24"/>
+          <w:szCs w:val="22"/>
+          <w:lang w:val="en-US"/>
+        </w:rPr>
+        <w:t>Handling Dropdown List</w:t>
+      </w:r>
+    </w:p>
+    <w:p>
+      <w:pPr>
         <w:pStyle w:val="ListParagraph"/>
         <w:numPr>
           <w:ilvl w:val="0"/>
-          <w:numId w:val="21"/>
-        </w:numPr>
+          <w:numId w:val="22"/>
+        </w:numPr>
+        <w:rPr>
+          <w:sz w:val="24"/>
+          <w:szCs w:val="22"/>
+          <w:lang w:val="en-US"/>
+        </w:rPr>
+      </w:pPr>
+      <w:r>
+        <w:rPr>
+          <w:sz w:val="24"/>
+          <w:szCs w:val="22"/>
+          <w:lang w:val="en-US"/>
+        </w:rPr>
+        <w:t xml:space="preserve">If any control is having </w:t>
+      </w:r>
+      <w:r>
+        <w:rPr>
+          <w:b/>
+          <w:bCs/>
+          <w:sz w:val="24"/>
+          <w:szCs w:val="22"/>
+          <w:lang w:val="en-US"/>
+        </w:rPr>
+        <w:t>&lt;select&gt;</w:t>
+      </w:r>
+      <w:r>
+        <w:rPr>
+          <w:sz w:val="24"/>
+          <w:szCs w:val="22"/>
+          <w:lang w:val="en-US"/>
+        </w:rPr>
+        <w:t xml:space="preserve"> tag then such control is treated as Dropdown list / List box</w:t>
+      </w:r>
+    </w:p>
+    <w:p>
+      <w:pPr>
+        <w:pStyle w:val="ListParagraph"/>
+        <w:numPr>
+          <w:ilvl w:val="0"/>
+          <w:numId w:val="22"/>
+        </w:numPr>
+        <w:rPr>
+          <w:sz w:val="24"/>
+          <w:szCs w:val="22"/>
+          <w:lang w:val="en-US"/>
+        </w:rPr>
+      </w:pPr>
+      <w:r>
+        <w:rPr>
+          <w:sz w:val="24"/>
+          <w:szCs w:val="22"/>
+          <w:lang w:val="en-US"/>
+        </w:rPr>
+        <w:t xml:space="preserve">Selenium has provided a special class to handle such controls – </w:t>
+      </w:r>
+      <w:r>
+        <w:rPr>
+          <w:b/>
+          <w:bCs/>
+          <w:sz w:val="24"/>
+          <w:szCs w:val="22"/>
+          <w:lang w:val="en-US"/>
+        </w:rPr>
+        <w:t>Select</w:t>
+      </w:r>
+      <w:r>
+        <w:rPr>
+          <w:sz w:val="24"/>
+          <w:szCs w:val="22"/>
+          <w:lang w:val="en-US"/>
+        </w:rPr>
+        <w:t xml:space="preserve"> class</w:t>
+      </w:r>
+    </w:p>
+    <w:p>
+      <w:pPr>
+        <w:pStyle w:val="ListParagraph"/>
+        <w:numPr>
+          <w:ilvl w:val="0"/>
+          <w:numId w:val="22"/>
+        </w:numPr>
+        <w:rPr>
+          <w:sz w:val="24"/>
+          <w:szCs w:val="22"/>
+          <w:lang w:val="en-US"/>
+        </w:rPr>
+      </w:pPr>
+      <w:r>
+        <w:rPr>
+          <w:b/>
+          <w:bCs/>
+          <w:sz w:val="24"/>
+          <w:szCs w:val="22"/>
+          <w:lang w:val="en-US"/>
+        </w:rPr>
+        <w:t>Methods of Select class</w:t>
+      </w:r>
+    </w:p>
+    <w:p>
+      <w:pPr>
+        <w:pStyle w:val="ListParagraph"/>
+        <w:numPr>
+          <w:ilvl w:val="1"/>
+          <w:numId w:val="22"/>
+        </w:numPr>
+        <w:rPr>
+          <w:sz w:val="24"/>
+          <w:szCs w:val="22"/>
+          <w:lang w:val="en-US"/>
+        </w:rPr>
+      </w:pPr>
+      <w:r>
+        <w:rPr>
+          <w:sz w:val="24"/>
+          <w:szCs w:val="22"/>
+          <w:lang w:val="en-US"/>
+        </w:rPr>
+        <w:t xml:space="preserve">getFirstSelectedOption() </w:t>
+      </w:r>
+      <w:r>
+        <w:rPr>
+          <w:sz w:val="24"/>
+          <w:szCs w:val="22"/>
+          <w:lang w:val="en-US"/>
+        </w:rPr>
+        <w:sym w:font="Wingdings" w:char="F0E0"/>
+      </w:r>
+      <w:r>
+        <w:rPr>
+          <w:sz w:val="24"/>
+          <w:szCs w:val="22"/>
+          <w:lang w:val="en-US"/>
+        </w:rPr>
+        <w:t xml:space="preserve"> Returns the option / element which is selected currently. (WebElement)</w:t>
+      </w:r>
+    </w:p>
+    <w:p>
+      <w:pPr>
+        <w:pStyle w:val="ListParagraph"/>
+        <w:numPr>
+          <w:ilvl w:val="1"/>
+          <w:numId w:val="22"/>
+        </w:numPr>
+        <w:rPr>
+          <w:sz w:val="24"/>
+          <w:szCs w:val="22"/>
+          <w:lang w:val="en-US"/>
+        </w:rPr>
+      </w:pPr>
+      <w:r>
+        <w:rPr>
+          <w:sz w:val="24"/>
+          <w:szCs w:val="22"/>
+          <w:lang w:val="en-US"/>
+        </w:rPr>
+        <w:t xml:space="preserve">getOptions() </w:t>
+      </w:r>
+      <w:r>
+        <w:rPr>
+          <w:sz w:val="24"/>
+          <w:szCs w:val="22"/>
+          <w:lang w:val="en-US"/>
+        </w:rPr>
+        <w:sym w:font="Wingdings" w:char="F0E0"/>
+      </w:r>
+      <w:r>
+        <w:rPr>
+          <w:sz w:val="24"/>
+          <w:szCs w:val="22"/>
+          <w:lang w:val="en-US"/>
+        </w:rPr>
+        <w:t xml:space="preserve"> Returns the list of all the elements from drop down list / list box (List&lt;WebElement&gt;)</w:t>
+      </w:r>
+    </w:p>
+    <w:p>
+      <w:pPr>
+        <w:pStyle w:val="ListParagraph"/>
+        <w:numPr>
+          <w:ilvl w:val="1"/>
+          <w:numId w:val="22"/>
+        </w:numPr>
+        <w:rPr>
+          <w:sz w:val="24"/>
+          <w:szCs w:val="22"/>
+          <w:lang w:val="en-US"/>
+        </w:rPr>
+      </w:pPr>
+      <w:r>
+        <w:rPr>
+          <w:sz w:val="24"/>
+          <w:szCs w:val="22"/>
+          <w:lang w:val="en-US"/>
+        </w:rPr>
+        <w:t xml:space="preserve">selectByVisibleText() </w:t>
+      </w:r>
+      <w:r>
+        <w:rPr>
+          <w:sz w:val="24"/>
+          <w:szCs w:val="22"/>
+          <w:lang w:val="en-US"/>
+        </w:rPr>
+        <w:sym w:font="Wingdings" w:char="F0E0"/>
+      </w:r>
+      <w:r>
+        <w:rPr>
+          <w:sz w:val="24"/>
+          <w:szCs w:val="22"/>
+          <w:lang w:val="en-US"/>
+        </w:rPr>
+        <w:t xml:space="preserve"> Selects the option using the </w:t>
+      </w:r>
+      <w:r>
+        <w:rPr>
+          <w:b/>
+          <w:bCs/>
+          <w:sz w:val="24"/>
+          <w:szCs w:val="22"/>
+          <w:lang w:val="en-US"/>
+        </w:rPr>
+        <w:t xml:space="preserve">inner text </w:t>
+      </w:r>
+      <w:r>
+        <w:rPr>
+          <w:sz w:val="24"/>
+          <w:szCs w:val="22"/>
+          <w:lang w:val="en-US"/>
+        </w:rPr>
+        <w:t>of specific element / option.</w:t>
+      </w:r>
+    </w:p>
+    <w:p>
+      <w:pPr>
+        <w:pStyle w:val="ListParagraph"/>
+        <w:numPr>
+          <w:ilvl w:val="1"/>
+          <w:numId w:val="22"/>
+        </w:numPr>
+        <w:rPr>
+          <w:sz w:val="24"/>
+          <w:szCs w:val="22"/>
+          <w:lang w:val="en-US"/>
+        </w:rPr>
+      </w:pPr>
+      <w:r>
+        <w:rPr>
+          <w:sz w:val="24"/>
+          <w:szCs w:val="22"/>
+          <w:lang w:val="en-US"/>
+        </w:rPr>
+        <w:t xml:space="preserve">selectByContainsVisibleText() </w:t>
+      </w:r>
+      <w:r>
+        <w:rPr>
+          <w:sz w:val="24"/>
+          <w:szCs w:val="22"/>
+          <w:lang w:val="en-US"/>
+        </w:rPr>
+        <w:sym w:font="Wingdings" w:char="F0E0"/>
+      </w:r>
+      <w:r>
+        <w:rPr>
+          <w:sz w:val="24"/>
+          <w:szCs w:val="22"/>
+          <w:lang w:val="en-US"/>
+        </w:rPr>
+        <w:t xml:space="preserve"> Selects the option using </w:t>
+      </w:r>
+      <w:r>
+        <w:rPr>
+          <w:b/>
+          <w:bCs/>
+          <w:sz w:val="24"/>
+          <w:szCs w:val="22"/>
+          <w:lang w:val="en-US"/>
+        </w:rPr>
+        <w:t xml:space="preserve">partial part of inner text </w:t>
+      </w:r>
+      <w:r>
+        <w:rPr>
+          <w:sz w:val="24"/>
+          <w:szCs w:val="22"/>
+          <w:lang w:val="en-US"/>
+        </w:rPr>
+        <w:t>of specific element / option.</w:t>
+      </w:r>
+    </w:p>
+    <w:p>
+      <w:pPr>
+        <w:pStyle w:val="ListParagraph"/>
+        <w:numPr>
+          <w:ilvl w:val="1"/>
+          <w:numId w:val="22"/>
+        </w:numPr>
+        <w:rPr>
+          <w:sz w:val="24"/>
+          <w:szCs w:val="22"/>
+          <w:lang w:val="en-US"/>
+        </w:rPr>
+      </w:pPr>
+      <w:r>
+        <w:rPr>
+          <w:sz w:val="24"/>
+          <w:szCs w:val="22"/>
+          <w:lang w:val="en-US"/>
+        </w:rPr>
+        <w:t xml:space="preserve">selectByValue() </w:t>
+      </w:r>
+      <w:r>
+        <w:rPr>
+          <w:sz w:val="24"/>
+          <w:szCs w:val="22"/>
+          <w:lang w:val="en-US"/>
+        </w:rPr>
+        <w:sym w:font="Wingdings" w:char="F0E0"/>
+      </w:r>
+      <w:r>
+        <w:rPr>
+          <w:sz w:val="24"/>
+          <w:szCs w:val="22"/>
+          <w:lang w:val="en-US"/>
+        </w:rPr>
+        <w:t xml:space="preserve"> Selects the option by using the value of attribute </w:t>
+      </w:r>
+      <w:r>
+        <w:rPr>
+          <w:b/>
+          <w:bCs/>
+          <w:sz w:val="24"/>
+          <w:szCs w:val="22"/>
+          <w:lang w:val="en-US"/>
+        </w:rPr>
+        <w:t xml:space="preserve">value </w:t>
+      </w:r>
+      <w:r>
+        <w:rPr>
+          <w:sz w:val="24"/>
+          <w:szCs w:val="22"/>
+          <w:lang w:val="en-US"/>
+        </w:rPr>
+        <w:t>of element / option. This takes string parameter.</w:t>
+      </w:r>
+    </w:p>
+    <w:p>
+      <w:pPr>
+        <w:pStyle w:val="ListParagraph"/>
+        <w:numPr>
+          <w:ilvl w:val="1"/>
+          <w:numId w:val="22"/>
+        </w:numPr>
+        <w:rPr>
+          <w:sz w:val="24"/>
+          <w:szCs w:val="22"/>
+          <w:lang w:val="en-US"/>
+        </w:rPr>
+      </w:pPr>
+      <w:r>
+        <w:rPr>
+          <w:sz w:val="24"/>
+          <w:szCs w:val="22"/>
+          <w:lang w:val="en-US"/>
+        </w:rPr>
+        <w:t xml:space="preserve">selectByIndex() </w:t>
+      </w:r>
+      <w:r>
+        <w:rPr>
+          <w:sz w:val="24"/>
+          <w:szCs w:val="22"/>
+          <w:lang w:val="en-US"/>
+        </w:rPr>
+        <w:sym w:font="Wingdings" w:char="F0E0"/>
+      </w:r>
+      <w:r>
+        <w:rPr>
+          <w:sz w:val="24"/>
+          <w:szCs w:val="22"/>
+          <w:lang w:val="en-US"/>
+        </w:rPr>
+        <w:t xml:space="preserve"> Selects the option by using </w:t>
+      </w:r>
+      <w:r>
+        <w:rPr>
+          <w:b/>
+          <w:bCs/>
+          <w:sz w:val="24"/>
+          <w:szCs w:val="22"/>
+          <w:lang w:val="en-US"/>
+        </w:rPr>
+        <w:t>zero based index of element / option.</w:t>
+      </w:r>
+      <w:r>
+        <w:rPr>
+          <w:b/>
+          <w:bCs/>
+          <w:sz w:val="24"/>
+          <w:szCs w:val="22"/>
+          <w:lang w:val="en-US"/>
+        </w:rPr>
+        <w:t xml:space="preserve"> </w:t>
+      </w:r>
+      <w:r>
+        <w:rPr>
+          <w:sz w:val="24"/>
+          <w:szCs w:val="22"/>
+          <w:lang w:val="en-US"/>
+        </w:rPr>
+        <w:t>This method accepts integer parameter.</w:t>
+      </w:r>
+    </w:p>
+    <w:p>
+      <w:pPr>
+        <w:pStyle w:val="ListParagraph"/>
+        <w:numPr>
+          <w:ilvl w:val="1"/>
+          <w:numId w:val="22"/>
+        </w:numPr>
+        <w:rPr>
+          <w:sz w:val="24"/>
+          <w:szCs w:val="22"/>
+          <w:lang w:val="en-US"/>
+        </w:rPr>
+      </w:pPr>
+      <w:r>
+        <w:rPr>
+          <w:sz w:val="24"/>
+          <w:szCs w:val="22"/>
+          <w:lang w:val="en-US"/>
+        </w:rPr>
+        <w:lastRenderedPageBreak/>
+        <w:t xml:space="preserve">getAllSelectedOptions() </w:t>
+      </w:r>
+      <w:r>
+        <w:rPr>
+          <w:sz w:val="24"/>
+          <w:szCs w:val="22"/>
+          <w:lang w:val="en-US"/>
+        </w:rPr>
+        <w:sym w:font="Wingdings" w:char="F0E0"/>
+      </w:r>
+      <w:r>
+        <w:rPr>
+          <w:sz w:val="24"/>
+          <w:szCs w:val="22"/>
+          <w:lang w:val="en-US"/>
+        </w:rPr>
+        <w:t xml:space="preserve"> Returns the list of all selected options from the list box. (List&lt;WebElement&gt;)</w:t>
+      </w:r>
+    </w:p>
+    <w:p>
+      <w:pPr>
+        <w:pStyle w:val="ListParagraph"/>
+        <w:numPr>
+          <w:ilvl w:val="1"/>
+          <w:numId w:val="22"/>
+        </w:numPr>
+        <w:rPr>
+          <w:sz w:val="24"/>
+          <w:szCs w:val="22"/>
+          <w:lang w:val="en-US"/>
+        </w:rPr>
+      </w:pPr>
+      <w:r>
+        <w:rPr>
+          <w:sz w:val="24"/>
+          <w:szCs w:val="22"/>
+          <w:lang w:val="en-US"/>
+        </w:rPr>
+        <w:t xml:space="preserve">isMultiple() </w:t>
+      </w:r>
+      <w:r>
+        <w:rPr>
+          <w:sz w:val="24"/>
+          <w:szCs w:val="22"/>
+          <w:lang w:val="en-US"/>
+        </w:rPr>
+        <w:sym w:font="Wingdings" w:char="F0E0"/>
+      </w:r>
+      <w:r>
+        <w:rPr>
+          <w:sz w:val="24"/>
+          <w:szCs w:val="22"/>
+          <w:lang w:val="en-US"/>
+        </w:rPr>
+        <w:t xml:space="preserve"> Checks that whether the control allows to select multiple options or not. (boolean)</w:t>
+      </w:r>
+    </w:p>
+    <w:p>
+      <w:pPr>
+        <w:pStyle w:val="ListParagraph"/>
+        <w:numPr>
+          <w:ilvl w:val="1"/>
+          <w:numId w:val="22"/>
+        </w:numPr>
+        <w:rPr>
+          <w:sz w:val="24"/>
+          <w:szCs w:val="22"/>
+          <w:lang w:val="en-US"/>
+        </w:rPr>
+      </w:pPr>
+      <w:r>
+        <w:rPr>
+          <w:sz w:val="24"/>
+          <w:szCs w:val="22"/>
+          <w:lang w:val="en-US"/>
+        </w:rPr>
+        <w:t>deselectByVisibleText()</w:t>
+      </w:r>
+    </w:p>
+    <w:p>
+      <w:pPr>
+        <w:pStyle w:val="ListParagraph"/>
+        <w:numPr>
+          <w:ilvl w:val="1"/>
+          <w:numId w:val="22"/>
+        </w:numPr>
+        <w:rPr>
+          <w:sz w:val="24"/>
+          <w:szCs w:val="22"/>
+          <w:lang w:val="en-US"/>
+        </w:rPr>
+      </w:pPr>
+      <w:r>
+        <w:rPr>
+          <w:sz w:val="24"/>
+          <w:szCs w:val="22"/>
+          <w:lang w:val="en-US"/>
+        </w:rPr>
+        <w:t>deselectByValue()</w:t>
+      </w:r>
+    </w:p>
+    <w:p>
+      <w:pPr>
+        <w:pStyle w:val="ListParagraph"/>
+        <w:numPr>
+          <w:ilvl w:val="1"/>
+          <w:numId w:val="22"/>
+        </w:numPr>
+        <w:rPr>
+          <w:sz w:val="24"/>
+          <w:szCs w:val="22"/>
+          <w:lang w:val="en-US"/>
+        </w:rPr>
+      </w:pPr>
+      <w:r>
+        <w:rPr>
+          <w:sz w:val="24"/>
+          <w:szCs w:val="22"/>
+          <w:lang w:val="en-US"/>
+        </w:rPr>
+        <w:t>deselectByContainsVisibleText()</w:t>
+      </w:r>
+    </w:p>
+    <w:p>
+      <w:pPr>
+        <w:pStyle w:val="ListParagraph"/>
+        <w:numPr>
+          <w:ilvl w:val="1"/>
+          <w:numId w:val="22"/>
+        </w:numPr>
+        <w:rPr>
+          <w:sz w:val="24"/>
+          <w:szCs w:val="22"/>
+          <w:lang w:val="en-US"/>
+        </w:rPr>
+      </w:pPr>
+      <w:r>
+        <w:rPr>
+          <w:sz w:val="24"/>
+          <w:szCs w:val="22"/>
+          <w:lang w:val="en-US"/>
+        </w:rPr>
+        <w:t>deselectByIndex()</w:t>
+      </w:r>
+    </w:p>
+    <w:p>
+      <w:pPr>
+        <w:pStyle w:val="ListParagraph"/>
+        <w:numPr>
+          <w:ilvl w:val="1"/>
+          <w:numId w:val="22"/>
+        </w:numPr>
+        <w:rPr>
+          <w:sz w:val="24"/>
+          <w:szCs w:val="22"/>
+          <w:lang w:val="en-US"/>
+        </w:rPr>
+      </w:pPr>
+      <w:r>
+        <w:rPr>
+          <w:sz w:val="24"/>
+          <w:szCs w:val="22"/>
+          <w:lang w:val="en-US"/>
+        </w:rPr>
+        <w:t>deselectAll();</w:t>
+      </w:r>
+    </w:p>
+    <w:p>
+      <w:pPr>
+        <w:rPr>
+          <w:sz w:val="24"/>
+          <w:szCs w:val="22"/>
+          <w:lang w:val="en-US"/>
+        </w:rPr>
+      </w:pPr>
+    </w:p>
+    <w:p>
+      <w:pPr>
+        <w:rPr>
+          <w:sz w:val="24"/>
+          <w:szCs w:val="22"/>
+          <w:lang w:val="en-US"/>
+        </w:rPr>
+      </w:pPr>
+      <w:r>
+        <w:rPr>
+          <w:sz w:val="24"/>
+          <w:szCs w:val="22"/>
+          <w:lang w:val="en-US"/>
+        </w:rPr>
+        <w:t>Operations</w:t>
+      </w:r>
+    </w:p>
+    <w:p>
+      <w:pPr>
+        <w:pStyle w:val="ListParagraph"/>
+        <w:numPr>
+          <w:ilvl w:val="0"/>
+          <w:numId w:val="23"/>
+        </w:numPr>
+        <w:rPr>
+          <w:sz w:val="24"/>
+          <w:szCs w:val="22"/>
+          <w:lang w:val="en-US"/>
+        </w:rPr>
+      </w:pPr>
+      <w:r>
+        <w:rPr>
+          <w:sz w:val="24"/>
+          <w:szCs w:val="22"/>
+          <w:lang w:val="en-US"/>
+        </w:rPr>
+        <w:t>Display selected country</w:t>
+      </w:r>
+    </w:p>
+    <w:p>
+      <w:pPr>
+        <w:pStyle w:val="ListParagraph"/>
+        <w:numPr>
+          <w:ilvl w:val="0"/>
+          <w:numId w:val="23"/>
+        </w:numPr>
+        <w:rPr>
+          <w:sz w:val="24"/>
+          <w:szCs w:val="22"/>
+          <w:lang w:val="en-US"/>
+        </w:rPr>
+      </w:pPr>
+      <w:r>
+        <w:rPr>
+          <w:sz w:val="24"/>
+          <w:szCs w:val="22"/>
+          <w:lang w:val="en-US"/>
+        </w:rPr>
+        <w:t xml:space="preserve">Display total no of countries </w:t>
+      </w:r>
+    </w:p>
+    <w:p>
+      <w:pPr>
+        <w:pStyle w:val="ListParagraph"/>
+        <w:numPr>
+          <w:ilvl w:val="0"/>
+          <w:numId w:val="23"/>
+        </w:numPr>
+        <w:rPr>
+          <w:sz w:val="24"/>
+          <w:szCs w:val="22"/>
+          <w:lang w:val="en-US"/>
+        </w:rPr>
+      </w:pPr>
+      <w:r>
+        <w:rPr>
+          <w:sz w:val="24"/>
+          <w:szCs w:val="22"/>
+          <w:lang w:val="en-US"/>
+        </w:rPr>
+        <w:t>Display list of all countries</w:t>
+      </w:r>
+    </w:p>
+    <w:p>
+      <w:pPr>
+        <w:pStyle w:val="ListParagraph"/>
+        <w:numPr>
+          <w:ilvl w:val="0"/>
+          <w:numId w:val="23"/>
+        </w:numPr>
+        <w:rPr>
+          <w:sz w:val="24"/>
+          <w:szCs w:val="22"/>
+          <w:lang w:val="en-US"/>
+        </w:rPr>
+      </w:pPr>
+      <w:r>
+        <w:rPr>
+          <w:sz w:val="24"/>
+          <w:szCs w:val="22"/>
+          <w:lang w:val="en-US"/>
+        </w:rPr>
+        <w:t xml:space="preserve">Select </w:t>
+      </w:r>
+      <w:r>
+        <w:rPr>
+          <w:b/>
+          <w:bCs/>
+          <w:sz w:val="24"/>
+          <w:szCs w:val="22"/>
+          <w:lang w:val="en-US"/>
+        </w:rPr>
+        <w:t>United Kingdom</w:t>
+      </w:r>
+    </w:p>
+    <w:p>
+      <w:pPr>
+        <w:pStyle w:val="ListParagraph"/>
+        <w:numPr>
+          <w:ilvl w:val="0"/>
+          <w:numId w:val="23"/>
+        </w:numPr>
+        <w:rPr>
+          <w:sz w:val="24"/>
+          <w:szCs w:val="22"/>
+          <w:lang w:val="en-US"/>
+        </w:rPr>
+      </w:pPr>
+      <w:r>
+        <w:rPr>
+          <w:sz w:val="24"/>
+          <w:szCs w:val="22"/>
+          <w:lang w:val="en-US"/>
+        </w:rPr>
+        <w:t>Display selected country</w:t>
+      </w:r>
+    </w:p>
+    <w:p>
+      <w:pPr>
+        <w:rPr>
+          <w:sz w:val="24"/>
+          <w:szCs w:val="22"/>
+          <w:lang w:val="en-US"/>
+        </w:rPr>
+      </w:pPr>
+    </w:p>
+    <w:p>
+      <w:pPr>
+        <w:rPr>
+          <w:b/>
+          <w:bCs/>
+          <w:sz w:val="24"/>
+          <w:szCs w:val="22"/>
+          <w:lang w:val="en-US"/>
+        </w:rPr>
+      </w:pPr>
+      <w:r>
+        <w:rPr>
+          <w:b/>
+          <w:bCs/>
+          <w:sz w:val="24"/>
+          <w:szCs w:val="22"/>
+          <w:lang w:val="en-US"/>
+        </w:rPr>
+        <w:t>Synchronization (Waits in Selenium)</w:t>
+      </w:r>
+    </w:p>
+    <w:p>
+      <w:pPr>
+        <w:rPr>
+          <w:sz w:val="24"/>
+          <w:szCs w:val="22"/>
+          <w:lang w:val="en-US"/>
+        </w:rPr>
+      </w:pPr>
+      <w:r>
+        <w:rPr>
+          <w:sz w:val="24"/>
+          <w:szCs w:val="22"/>
+          <w:lang w:val="en-US"/>
+        </w:rPr>
+        <w:t>Process of adjusting speed of tool with speed of application.</w:t>
+      </w:r>
+    </w:p>
+    <w:p>
+      <w:pPr>
+        <w:pStyle w:val="ListParagraph"/>
+        <w:numPr>
+          <w:ilvl w:val="0"/>
+          <w:numId w:val="24"/>
+        </w:numPr>
+        <w:rPr>
+          <w:sz w:val="24"/>
+          <w:szCs w:val="22"/>
+          <w:lang w:val="en-US"/>
+        </w:rPr>
+      </w:pPr>
+      <w:r>
+        <w:rPr>
+          <w:sz w:val="24"/>
+          <w:szCs w:val="22"/>
+          <w:lang w:val="en-US"/>
+        </w:rPr>
+        <w:t>Thread.sleep()</w:t>
+      </w:r>
+      <w:r>
+        <w:rPr>
+          <w:sz w:val="24"/>
+          <w:szCs w:val="22"/>
+          <w:lang w:val="en-US"/>
+        </w:rPr>
+        <w:t xml:space="preserve"> </w:t>
+      </w:r>
+      <w:r>
+        <w:rPr>
+          <w:sz w:val="24"/>
+          <w:szCs w:val="22"/>
+          <w:lang w:val="en-US"/>
+        </w:rPr>
+        <w:sym w:font="Wingdings" w:char="F0E0"/>
+      </w:r>
+      <w:r>
+        <w:rPr>
+          <w:sz w:val="24"/>
+          <w:szCs w:val="22"/>
+          <w:lang w:val="en-US"/>
+        </w:rPr>
+        <w:t xml:space="preserve"> Will pause the execution of script for specified milliseconds.</w:t>
+      </w:r>
+      <w:bookmarkStart w:id="0" w:name="_GoBack"/>
+      <w:bookmarkEnd w:id="0"/>
+    </w:p>
+    <w:p>
+      <w:pPr>
+        <w:pStyle w:val="ListParagraph"/>
+        <w:numPr>
+          <w:ilvl w:val="0"/>
+          <w:numId w:val="24"/>
+        </w:numPr>
+        <w:rPr>
+          <w:sz w:val="24"/>
+          <w:szCs w:val="22"/>
+          <w:lang w:val="en-US"/>
+        </w:rPr>
+      </w:pPr>
+      <w:r>
+        <w:rPr>
+          <w:sz w:val="24"/>
+          <w:szCs w:val="22"/>
+          <w:lang w:val="en-US"/>
+        </w:rPr>
+        <w:t>ImplicitWait</w:t>
+      </w:r>
+    </w:p>
+    <w:p>
+      <w:pPr>
+        <w:pStyle w:val="ListParagraph"/>
+        <w:numPr>
+          <w:ilvl w:val="0"/>
+          <w:numId w:val="24"/>
+        </w:numPr>
+        <w:rPr>
+          <w:sz w:val="24"/>
+          <w:szCs w:val="22"/>
+          <w:lang w:val="en-US"/>
+        </w:rPr>
+      </w:pPr>
+      <w:r>
+        <w:rPr>
+          <w:sz w:val="24"/>
+          <w:szCs w:val="22"/>
+          <w:lang w:val="en-US"/>
+        </w:rPr>
+        <w:t>ExplicitWait</w:t>
+      </w:r>
+    </w:p>
+    <w:p>
+      <w:pPr>
+        <w:pStyle w:val="ListParagraph"/>
+        <w:numPr>
+          <w:ilvl w:val="0"/>
+          <w:numId w:val="24"/>
+        </w:numPr>
+        <w:rPr>
+          <w:sz w:val="24"/>
+          <w:szCs w:val="22"/>
+          <w:lang w:val="en-US"/>
+        </w:rPr>
+      </w:pPr>
+      <w:r>
+        <w:rPr>
+          <w:sz w:val="24"/>
+          <w:szCs w:val="22"/>
+          <w:lang w:val="en-US"/>
+        </w:rPr>
+        <w:t>FluentWait</w:t>
+      </w:r>
+    </w:p>
+    <w:p>
+      <w:pPr>
+        <w:pStyle w:val="ListParagraph"/>
+        <w:numPr>
+          <w:ilvl w:val="0"/>
+          <w:numId w:val="24"/>
+        </w:numPr>
+        <w:rPr>
+          <w:sz w:val="24"/>
+          <w:szCs w:val="22"/>
+          <w:lang w:val="en-US"/>
+        </w:rPr>
+      </w:pPr>
+      <w:r>
+        <w:rPr>
+          <w:sz w:val="24"/>
+          <w:szCs w:val="22"/>
+          <w:lang w:val="en-US"/>
+        </w:rPr>
+        <w:t>PageLoadTimeout</w:t>
+      </w:r>
+    </w:p>
+    <w:p>
+      <w:pPr>
+        <w:rPr>
+          <w:sz w:val="24"/>
+          <w:szCs w:val="22"/>
+          <w:lang w:val="en-US"/>
+        </w:rPr>
+      </w:pPr>
+    </w:p>
+    <w:p>
+      <w:pPr>
         <w:rPr>
           <w:sz w:val="24"/>
           <w:szCs w:val="22"/>
@@ -9782,6 +10744,95 @@
     </w:lvl>
   </w:abstractNum>
   <w:abstractNum w:abstractNumId="11">
+    <w:nsid w:val="5DA53D78"/>
+    <w:multiLevelType w:val="hybridMultilevel"/>
+    <w:tmpl w:val="25D4A350"/>
+    <w:lvl w:ilvl="0" w:tplc="4009000F">
+      <w:start w:val="1"/>
+      <w:numFmt w:val="decimal"/>
+      <w:lvlText w:val="%1."/>
+      <w:lvlJc w:val="left"/>
+      <w:pPr>
+        <w:ind w:left="720" w:hanging="360"/>
+      </w:pPr>
+      <w:rPr>
+        <w:rFonts w:hint="default"/>
+      </w:rPr>
+    </w:lvl>
+    <w:lvl w:ilvl="1" w:tplc="40090019" w:tentative="1">
+      <w:start w:val="1"/>
+      <w:numFmt w:val="lowerLetter"/>
+      <w:lvlText w:val="%2."/>
+      <w:lvlJc w:val="left"/>
+      <w:pPr>
+        <w:ind w:left="1440" w:hanging="360"/>
+      </w:pPr>
+    </w:lvl>
+    <w:lvl w:ilvl="2" w:tplc="4009001B" w:tentative="1">
+      <w:start w:val="1"/>
+      <w:numFmt w:val="lowerRoman"/>
+      <w:lvlText w:val="%3."/>
+      <w:lvlJc w:val="right"/>
+      <w:pPr>
+        <w:ind w:left="2160" w:hanging="180"/>
+      </w:pPr>
+    </w:lvl>
+    <w:lvl w:ilvl="3" w:tplc="4009000F" w:tentative="1">
+      <w:start w:val="1"/>
+      <w:numFmt w:val="decimal"/>
+      <w:lvlText w:val="%4."/>
+      <w:lvlJc w:val="left"/>
+      <w:pPr>
+        <w:ind w:left="2880" w:hanging="360"/>
+      </w:pPr>
+    </w:lvl>
+    <w:lvl w:ilvl="4" w:tplc="40090019" w:tentative="1">
+      <w:start w:val="1"/>
+      <w:numFmt w:val="lowerLetter"/>
+      <w:lvlText w:val="%5."/>
+      <w:lvlJc w:val="left"/>
+      <w:pPr>
+        <w:ind w:left="3600" w:hanging="360"/>
+      </w:pPr>
+    </w:lvl>
+    <w:lvl w:ilvl="5" w:tplc="4009001B" w:tentative="1">
+      <w:start w:val="1"/>
+      <w:numFmt w:val="lowerRoman"/>
+      <w:lvlText w:val="%6."/>
+      <w:lvlJc w:val="right"/>
+      <w:pPr>
+        <w:ind w:left="4320" w:hanging="180"/>
+      </w:pPr>
+    </w:lvl>
+    <w:lvl w:ilvl="6" w:tplc="4009000F" w:tentative="1">
+      <w:start w:val="1"/>
+      <w:numFmt w:val="decimal"/>
+      <w:lvlText w:val="%7."/>
+      <w:lvlJc w:val="left"/>
+      <w:pPr>
+        <w:ind w:left="5040" w:hanging="360"/>
+      </w:pPr>
+    </w:lvl>
+    <w:lvl w:ilvl="7" w:tplc="40090019" w:tentative="1">
+      <w:start w:val="1"/>
+      <w:numFmt w:val="lowerLetter"/>
+      <w:lvlText w:val="%8."/>
+      <w:lvlJc w:val="left"/>
+      <w:pPr>
+        <w:ind w:left="5760" w:hanging="360"/>
+      </w:pPr>
+    </w:lvl>
+    <w:lvl w:ilvl="8" w:tplc="4009001B" w:tentative="1">
+      <w:start w:val="1"/>
+      <w:numFmt w:val="lowerRoman"/>
+      <w:lvlText w:val="%9."/>
+      <w:lvlJc w:val="right"/>
+      <w:pPr>
+        <w:ind w:left="6480" w:hanging="180"/>
+      </w:pPr>
+    </w:lvl>
+  </w:abstractNum>
+  <w:abstractNum w:abstractNumId="12">
     <w:nsid w:val="5F4B1933"/>
     <w:multiLevelType w:val="hybridMultilevel"/>
     <w:tmpl w:val="B9F8D93A"/>
@@ -9894,7 +10945,96 @@
       </w:rPr>
     </w:lvl>
   </w:abstractNum>
-  <w:abstractNum w:abstractNumId="12">
+  <w:abstractNum w:abstractNumId="13">
+    <w:nsid w:val="611C3CE1"/>
+    <w:multiLevelType w:val="hybridMultilevel"/>
+    <w:tmpl w:val="861A04FE"/>
+    <w:lvl w:ilvl="0" w:tplc="4009000F">
+      <w:start w:val="1"/>
+      <w:numFmt w:val="decimal"/>
+      <w:lvlText w:val="%1."/>
+      <w:lvlJc w:val="left"/>
+      <w:pPr>
+        <w:ind w:left="720" w:hanging="360"/>
+      </w:pPr>
+      <w:rPr>
+        <w:rFonts w:hint="default"/>
+      </w:rPr>
+    </w:lvl>
+    <w:lvl w:ilvl="1" w:tplc="40090019" w:tentative="1">
+      <w:start w:val="1"/>
+      <w:numFmt w:val="lowerLetter"/>
+      <w:lvlText w:val="%2."/>
+      <w:lvlJc w:val="left"/>
+      <w:pPr>
+        <w:ind w:left="1440" w:hanging="360"/>
+      </w:pPr>
+    </w:lvl>
+    <w:lvl w:ilvl="2" w:tplc="4009001B" w:tentative="1">
+      <w:start w:val="1"/>
+      <w:numFmt w:val="lowerRoman"/>
+      <w:lvlText w:val="%3."/>
+      <w:lvlJc w:val="right"/>
+      <w:pPr>
+        <w:ind w:left="2160" w:hanging="180"/>
+      </w:pPr>
+    </w:lvl>
+    <w:lvl w:ilvl="3" w:tplc="4009000F" w:tentative="1">
+      <w:start w:val="1"/>
+      <w:numFmt w:val="decimal"/>
+      <w:lvlText w:val="%4."/>
+      <w:lvlJc w:val="left"/>
+      <w:pPr>
+        <w:ind w:left="2880" w:hanging="360"/>
+      </w:pPr>
+    </w:lvl>
+    <w:lvl w:ilvl="4" w:tplc="40090019" w:tentative="1">
+      <w:start w:val="1"/>
+      <w:numFmt w:val="lowerLetter"/>
+      <w:lvlText w:val="%5."/>
+      <w:lvlJc w:val="left"/>
+      <w:pPr>
+        <w:ind w:left="3600" w:hanging="360"/>
+      </w:pPr>
+    </w:lvl>
+    <w:lvl w:ilvl="5" w:tplc="4009001B" w:tentative="1">
+      <w:start w:val="1"/>
+      <w:numFmt w:val="lowerRoman"/>
+      <w:lvlText w:val="%6."/>
+      <w:lvlJc w:val="right"/>
+      <w:pPr>
+        <w:ind w:left="4320" w:hanging="180"/>
+      </w:pPr>
+    </w:lvl>
+    <w:lvl w:ilvl="6" w:tplc="4009000F" w:tentative="1">
+      <w:start w:val="1"/>
+      <w:numFmt w:val="decimal"/>
+      <w:lvlText w:val="%7."/>
+      <w:lvlJc w:val="left"/>
+      <w:pPr>
+        <w:ind w:left="5040" w:hanging="360"/>
+      </w:pPr>
+    </w:lvl>
+    <w:lvl w:ilvl="7" w:tplc="40090019" w:tentative="1">
+      <w:start w:val="1"/>
+      <w:numFmt w:val="lowerLetter"/>
+      <w:lvlText w:val="%8."/>
+      <w:lvlJc w:val="left"/>
+      <w:pPr>
+        <w:ind w:left="5760" w:hanging="360"/>
+      </w:pPr>
+    </w:lvl>
+    <w:lvl w:ilvl="8" w:tplc="4009001B" w:tentative="1">
+      <w:start w:val="1"/>
+      <w:numFmt w:val="lowerRoman"/>
+      <w:lvlText w:val="%9."/>
+      <w:lvlJc w:val="right"/>
+      <w:pPr>
+        <w:ind w:left="6480" w:hanging="180"/>
+      </w:pPr>
+    </w:lvl>
+  </w:abstractNum>
+  <w:abstractNum w:abstractNumId="14">
     <w:nsid w:val="61ED0FA8"/>
     <w:multiLevelType w:val="hybridMultilevel"/>
     <w:tmpl w:val="70CCDFC4"/>
@@ -9983,7 +11123,7 @@
       </w:pPr>
     </w:lvl>
   </w:abstractNum>
-  <w:abstractNum w:abstractNumId="13">
+  <w:abstractNum w:abstractNumId="15">
     <w:nsid w:val="64CF3846"/>
     <w:multiLevelType w:val="hybridMultilevel"/>
     <w:tmpl w:val="13ACF5F6"/>
@@ -10096,7 +11236,7 @@
       </w:rPr>
     </w:lvl>
   </w:abstractNum>
-  <w:abstractNum w:abstractNumId="14">
+  <w:abstractNum w:abstractNumId="16">
     <w:nsid w:val="679919C6"/>
     <w:multiLevelType w:val="hybridMultilevel"/>
     <w:tmpl w:val="D8C8FD88"/>
@@ -10209,7 +11349,7 @@
       </w:rPr>
     </w:lvl>
   </w:abstractNum>
-  <w:abstractNum w:abstractNumId="15">
+  <w:abstractNum w:abstractNumId="17">
     <w:nsid w:val="6D8557E4"/>
     <w:multiLevelType w:val="hybridMultilevel"/>
     <w:tmpl w:val="0A1AF8D0"/>
@@ -10322,7 +11462,7 @@
       </w:rPr>
     </w:lvl>
   </w:abstractNum>
-  <w:abstractNum w:abstractNumId="16">
+  <w:abstractNum w:abstractNumId="18">
     <w:nsid w:val="6E087545"/>
     <w:multiLevelType w:val="hybridMultilevel"/>
     <w:tmpl w:val="68B8BE2E"/>
@@ -10411,7 +11551,7 @@
       </w:pPr>
     </w:lvl>
   </w:abstractNum>
-  <w:abstractNum w:abstractNumId="17">
+  <w:abstractNum w:abstractNumId="19">
     <w:nsid w:val="712436B2"/>
     <w:multiLevelType w:val="hybridMultilevel"/>
     <w:tmpl w:val="7DB88F34"/>
@@ -10524,7 +11664,7 @@
       </w:rPr>
     </w:lvl>
   </w:abstractNum>
-  <w:abstractNum w:abstractNumId="18">
+  <w:abstractNum w:abstractNumId="20">
     <w:nsid w:val="73BF2B49"/>
     <w:multiLevelType w:val="hybridMultilevel"/>
     <w:tmpl w:val="8E56E800"/>
@@ -10637,7 +11777,7 @@
       </w:rPr>
     </w:lvl>
   </w:abstractNum>
-  <w:abstractNum w:abstractNumId="19">
+  <w:abstractNum w:abstractNumId="21">
     <w:nsid w:val="7A65502B"/>
     <w:multiLevelType w:val="hybridMultilevel"/>
     <w:tmpl w:val="763EAD76"/>
@@ -10750,7 +11890,120 @@
       </w:rPr>
     </w:lvl>
   </w:abstractNum>
-  <w:abstractNum w:abstractNumId="20">
+  <w:abstractNum w:abstractNumId="22">
+    <w:nsid w:val="7CC327AE"/>
+    <w:multiLevelType w:val="hybridMultilevel"/>
+    <w:tmpl w:val="FD60D564"/>
+    <w:lvl w:ilvl="0" w:tplc="40090001">
+      <w:start w:val="1"/>
+      <w:numFmt w:val="bullet"/>
+      <w:lvlText w:val=""/>
+      <w:lvlJc w:val="left"/>
+      <w:pPr>
+        <w:ind w:left="720" w:hanging="360"/>
+      </w:pPr>
+      <w:rPr>
+        <w:rFonts w:ascii="Symbol" w:hAnsi="Symbol" w:hint="default"/>
+      </w:rPr>
+    </w:lvl>
+    <w:lvl w:ilvl="1" w:tplc="40090003">
+      <w:start w:val="1"/>
+      <w:numFmt w:val="bullet"/>
+      <w:lvlText w:val="o"/>
+      <w:lvlJc w:val="left"/>
+      <w:pPr>
+        <w:ind w:left="1440" w:hanging="360"/>
+      </w:pPr>
+      <w:rPr>
+        <w:rFonts w:ascii="Courier New" w:hAnsi="Courier New" w:cs="Courier New" w:hint="default"/>
+      </w:rPr>
+    </w:lvl>
+    <w:lvl w:ilvl="2" w:tplc="40090005" w:tentative="1">
+      <w:start w:val="1"/>
+      <w:numFmt w:val="bullet"/>
+      <w:lvlText w:val=""/>
+      <w:lvlJc w:val="left"/>
+      <w:pPr>
+        <w:ind w:left="2160" w:hanging="360"/>
+      </w:pPr>
+      <w:rPr>
+        <w:rFonts w:ascii="Wingdings" w:hAnsi="Wingdings" w:hint="default"/>
+      </w:rPr>
+    </w:lvl>
+    <w:lvl w:ilvl="3" w:tplc="40090001" w:tentative="1">
+      <w:start w:val="1"/>
+      <w:numFmt w:val="bullet"/>
+      <w:lvlText w:val=""/>
+      <w:lvlJc w:val="left"/>
+      <w:pPr>
+        <w:ind w:left="2880" w:hanging="360"/>
+      </w:pPr>
+      <w:rPr>
+        <w:rFonts w:ascii="Symbol" w:hAnsi="Symbol" w:hint="default"/>
+      </w:rPr>
+    </w:lvl>
+    <w:lvl w:ilvl="4" w:tplc="40090003" w:tentative="1">
+      <w:start w:val="1"/>
+      <w:numFmt w:val="bullet"/>
+      <w:lvlText w:val="o"/>
+      <w:lvlJc w:val="left"/>
+      <w:pPr>
+        <w:ind w:left="3600" w:hanging="360"/>
+      </w:pPr>
+      <w:rPr>
+        <w:rFonts w:ascii="Courier New" w:hAnsi="Courier New" w:cs="Courier New" w:hint="default"/>
+      </w:rPr>
+    </w:lvl>
+    <w:lvl w:ilvl="5" w:tplc="40090005" w:tentative="1">
+      <w:start w:val="1"/>
+      <w:numFmt w:val="bullet"/>
+      <w:lvlText w:val=""/>
+      <w:lvlJc w:val="left"/>
+      <w:pPr>
+        <w:ind w:left="4320" w:hanging="360"/>
+      </w:pPr>
+      <w:rPr>
+        <w:rFonts w:ascii="Wingdings" w:hAnsi="Wingdings" w:hint="default"/>
+      </w:rPr>
+    </w:lvl>
+    <w:lvl w:ilvl="6" w:tplc="40090001" w:tentative="1">
+      <w:start w:val="1"/>
+      <w:numFmt w:val="bullet"/>
+      <w:lvlText w:val=""/>
+      <w:lvlJc w:val="left"/>
+      <w:pPr>
+        <w:ind w:left="5040" w:hanging="360"/>
+      </w:pPr>
+      <w:rPr>
+        <w:rFonts w:ascii="Symbol" w:hAnsi="Symbol" w:hint="default"/>
+      </w:rPr>
+    </w:lvl>
+    <w:lvl w:ilvl="7" w:tplc="40090003" w:tentative="1">
+      <w:start w:val="1"/>
+      <w:numFmt w:val="bullet"/>
+      <w:lvlText w:val="o"/>
+      <w:lvlJc w:val="left"/>
+      <w:pPr>
+        <w:ind w:left="5760" w:hanging="360"/>
+      </w:pPr>
+      <w:rPr>
+        <w:rFonts w:ascii="Courier New" w:hAnsi="Courier New" w:cs="Courier New" w:hint="default"/>
+      </w:rPr>
+    </w:lvl>
+    <w:lvl w:ilvl="8" w:tplc="40090005" w:tentative="1">
+      <w:start w:val="1"/>
+      <w:numFmt w:val="bullet"/>
+      <w:lvlText w:val=""/>
+      <w:lvlJc w:val="left"/>
+      <w:pPr>
+        <w:ind w:left="6480" w:hanging="360"/>
+      </w:pPr>
+      <w:rPr>
+        <w:rFonts w:ascii="Wingdings" w:hAnsi="Wingdings" w:hint="default"/>
+      </w:rPr>
+    </w:lvl>
+  </w:abstractNum>
+  <w:abstractNum w:abstractNumId="23">
     <w:nsid w:val="7FF367B4"/>
     <w:multiLevelType w:val="hybridMultilevel"/>
     <w:tmpl w:val="3DDC9BF0"/>
@@ -10870,25 +12123,25 @@
     <w:abstractNumId w:val="10"/>
   </w:num>
   <w:num w:numId="3">
-    <w:abstractNumId w:val="13"/>
+    <w:abstractNumId w:val="15"/>
   </w:num>
   <w:num w:numId="4">
-    <w:abstractNumId w:val="18"/>
+    <w:abstractNumId w:val="20"/>
   </w:num>
   <w:num w:numId="5">
     <w:abstractNumId w:val="5"/>
   </w:num>
   <w:num w:numId="6">
-    <w:abstractNumId w:val="17"/>
+    <w:abstractNumId w:val="19"/>
   </w:num>
   <w:num w:numId="7">
-    <w:abstractNumId w:val="20"/>
+    <w:abstractNumId w:val="23"/>
   </w:num>
   <w:num w:numId="8">
     <w:abstractNumId w:val="6"/>
   </w:num>
   <w:num w:numId="9">
-    <w:abstractNumId w:val="11"/>
+    <w:abstractNumId w:val="12"/>
   </w:num>
   <w:num w:numId="10">
     <w:abstractNumId w:val="4"/>
@@ -10903,7 +12156,7 @@
     <w:abstractNumId w:val="7"/>
   </w:num>
   <w:num w:numId="14">
-    <w:abstractNumId w:val="16"/>
+    <w:abstractNumId w:val="18"/>
   </w:num>
   <w:num w:numId="15">
     <w:abstractNumId w:val="1"/>
@@ -10912,19 +12165,28 @@
     <w:abstractNumId w:val="8"/>
   </w:num>
   <w:num w:numId="17">
-    <w:abstractNumId w:val="19"/>
+    <w:abstractNumId w:val="21"/>
   </w:num>
   <w:num w:numId="18">
-    <w:abstractNumId w:val="14"/>
+    <w:abstractNumId w:val="16"/>
   </w:num>
   <w:num w:numId="19">
-    <w:abstractNumId w:val="12"/>
+    <w:abstractNumId w:val="14"/>
   </w:num>
   <w:num w:numId="20">
     <w:abstractNumId w:val="3"/>
   </w:num>
   <w:num w:numId="21">
-    <w:abstractNumId w:val="15"/>
+    <w:abstractNumId w:val="17"/>
+  </w:num>
+  <w:num w:numId="22">
+    <w:abstractNumId w:val="22"/>
+  </w:num>
+  <w:num w:numId="23">
+    <w:abstractNumId w:val="11"/>
+  </w:num>
+  <w:num w:numId="24">
+    <w:abstractNumId w:val="13"/>
   </w:num>
 </w:numbering>
 </file>
@@ -11328,7 +12590,6 @@
   <w:style w:type="character" w:default="1" w:styleId="DefaultParagraphFont">
     <w:name w:val="Default Paragraph Font"/>
     <w:uiPriority w:val="1"/>
-    <w:semiHidden/>
     <w:unhideWhenUsed/>
   </w:style>
   <w:style w:type="table" w:default="1" w:styleId="TableNormal">
@@ -12457,31 +13718,31 @@
     </dgm:pt>
   </dgm:ptLst>
   <dgm:cxnLst>
-    <dgm:cxn modelId="{C1B3D62C-F529-457D-8344-E5C1B18E371F}" type="presOf" srcId="{BF4790F6-D1AA-430E-85BA-C07F91D009F2}" destId="{485EB252-98AF-4CC0-A401-D9A154AAFC53}" srcOrd="0" destOrd="0" presId="urn:microsoft.com/office/officeart/2005/8/layout/process1"/>
-    <dgm:cxn modelId="{3B48CDFB-2B04-4009-AC31-8F8B5EF4C650}" type="presOf" srcId="{BF8C77AF-CFF1-4B53-B009-D4E001D240D6}" destId="{D0DFB2B8-5022-4762-AA62-9B0CF1B32B60}" srcOrd="0" destOrd="0" presId="urn:microsoft.com/office/officeart/2005/8/layout/process1"/>
+    <dgm:cxn modelId="{8D30BABE-D377-4FEA-A871-9C3028FC049A}" type="presOf" srcId="{BF4790F6-D1AA-430E-85BA-C07F91D009F2}" destId="{485EB252-98AF-4CC0-A401-D9A154AAFC53}" srcOrd="0" destOrd="0" presId="urn:microsoft.com/office/officeart/2005/8/layout/process1"/>
+    <dgm:cxn modelId="{E8824A41-A263-45E5-B53F-4B5B473AC598}" type="presOf" srcId="{5AAB36AD-884F-4169-9EAA-81A3D87ABCFA}" destId="{AB8F05C3-3669-4AF7-9C79-08939721A716}" srcOrd="0" destOrd="0" presId="urn:microsoft.com/office/officeart/2005/8/layout/process1"/>
+    <dgm:cxn modelId="{D9527C44-A6E3-4DD4-BCD3-276B350CF6E6}" type="presOf" srcId="{7201A391-9828-4B1D-A3C1-894234D041DB}" destId="{FDD593C1-9D9B-40ED-8C6D-5142CB0F0E3E}" srcOrd="1" destOrd="0" presId="urn:microsoft.com/office/officeart/2005/8/layout/process1"/>
+    <dgm:cxn modelId="{330E7C31-44FF-482D-AEA6-3039990ED4E5}" type="presOf" srcId="{EF5675B6-38BA-4455-BA87-E62399D49989}" destId="{DEB61738-BCA0-4546-95CF-970A62665FC2}" srcOrd="0" destOrd="0" presId="urn:microsoft.com/office/officeart/2005/8/layout/process1"/>
+    <dgm:cxn modelId="{3FF22790-A315-43B9-8410-49A91CF0EBAD}" type="presOf" srcId="{9C4D6193-4800-45DB-9EB9-DA2277B5D91B}" destId="{B8DA0D4A-E19E-4233-86B3-A96400569C53}" srcOrd="1" destOrd="0" presId="urn:microsoft.com/office/officeart/2005/8/layout/process1"/>
+    <dgm:cxn modelId="{7EB85F85-3167-4CA8-A1AE-F83AC48435DA}" type="presOf" srcId="{214208B8-431D-481C-9A4C-228B7308ADA8}" destId="{5D4876CA-733D-4DFD-8E79-4A3DBC7C7C6B}" srcOrd="1" destOrd="0" presId="urn:microsoft.com/office/officeart/2005/8/layout/process1"/>
+    <dgm:cxn modelId="{AFB896D1-458B-4625-89AF-0F790E05863F}" type="presOf" srcId="{9EE1A18E-AD2D-415E-8996-B35207C41ED0}" destId="{B9FC173B-3430-402C-9BFA-D498C62BCC2D}" srcOrd="0" destOrd="0" presId="urn:microsoft.com/office/officeart/2005/8/layout/process1"/>
     <dgm:cxn modelId="{80AB986A-FDF3-41B1-9092-584CE3EB969B}" srcId="{9EE1A18E-AD2D-415E-8996-B35207C41ED0}" destId="{BF8C77AF-CFF1-4B53-B009-D4E001D240D6}" srcOrd="3" destOrd="0" parTransId="{FBE35E27-7BCE-41B3-88D2-29BD34AAC180}" sibTransId="{DC8EEA03-196C-4689-B6BD-D5BC213D37CC}"/>
-    <dgm:cxn modelId="{6A681CD2-A4B7-4A31-805F-10B06B62F6E4}" type="presOf" srcId="{7201A391-9828-4B1D-A3C1-894234D041DB}" destId="{05A02C9E-6432-4B6A-91B3-E0BA65A6B1AE}" srcOrd="0" destOrd="0" presId="urn:microsoft.com/office/officeart/2005/8/layout/process1"/>
-    <dgm:cxn modelId="{9875B4A4-C292-46C7-A9E9-7DE8C4475F35}" type="presOf" srcId="{9C4D6193-4800-45DB-9EB9-DA2277B5D91B}" destId="{B8DA0D4A-E19E-4233-86B3-A96400569C53}" srcOrd="1" destOrd="0" presId="urn:microsoft.com/office/officeart/2005/8/layout/process1"/>
+    <dgm:cxn modelId="{C06AD0B0-C0F7-4901-87C8-C224FC706BC1}" type="presOf" srcId="{9C4D6193-4800-45DB-9EB9-DA2277B5D91B}" destId="{374ED80F-5E6F-4A85-B95B-4BA99538042E}" srcOrd="0" destOrd="0" presId="urn:microsoft.com/office/officeart/2005/8/layout/process1"/>
+    <dgm:cxn modelId="{10E9FDA1-1708-44AC-BD97-CBEB9DB2AFB0}" type="presOf" srcId="{BF8C77AF-CFF1-4B53-B009-D4E001D240D6}" destId="{D0DFB2B8-5022-4762-AA62-9B0CF1B32B60}" srcOrd="0" destOrd="0" presId="urn:microsoft.com/office/officeart/2005/8/layout/process1"/>
+    <dgm:cxn modelId="{4D1B4854-AE2E-470B-9115-BD099FD5799A}" srcId="{9EE1A18E-AD2D-415E-8996-B35207C41ED0}" destId="{BF4790F6-D1AA-430E-85BA-C07F91D009F2}" srcOrd="1" destOrd="0" parTransId="{974B1A63-8714-4E97-A93F-006B83F9DBF3}" sibTransId="{214208B8-431D-481C-9A4C-228B7308ADA8}"/>
+    <dgm:cxn modelId="{5AB89463-D8FB-4A8D-AA19-210B1954C131}" type="presOf" srcId="{7201A391-9828-4B1D-A3C1-894234D041DB}" destId="{05A02C9E-6432-4B6A-91B3-E0BA65A6B1AE}" srcOrd="0" destOrd="0" presId="urn:microsoft.com/office/officeart/2005/8/layout/process1"/>
+    <dgm:cxn modelId="{B151CA70-0406-48D6-8013-3F7D288766AD}" srcId="{9EE1A18E-AD2D-415E-8996-B35207C41ED0}" destId="{5AAB36AD-884F-4169-9EAA-81A3D87ABCFA}" srcOrd="0" destOrd="0" parTransId="{4796A0B2-FD04-4D0D-B4E3-6A8EB9A6D74D}" sibTransId="{9C4D6193-4800-45DB-9EB9-DA2277B5D91B}"/>
+    <dgm:cxn modelId="{3CF98BE4-E2E5-4EA3-AC6C-2BB40EE0291A}" type="presOf" srcId="{214208B8-431D-481C-9A4C-228B7308ADA8}" destId="{C789FCC9-4717-4FFC-BA71-F98E7B1B3115}" srcOrd="0" destOrd="0" presId="urn:microsoft.com/office/officeart/2005/8/layout/process1"/>
     <dgm:cxn modelId="{39F27088-F2FF-4B1E-85B8-75E4A5853051}" srcId="{9EE1A18E-AD2D-415E-8996-B35207C41ED0}" destId="{EF5675B6-38BA-4455-BA87-E62399D49989}" srcOrd="2" destOrd="0" parTransId="{B9F702AD-11CA-445A-BE84-AFE50ED28D23}" sibTransId="{7201A391-9828-4B1D-A3C1-894234D041DB}"/>
-    <dgm:cxn modelId="{12065B9F-DA42-42CB-8BB7-338829F61A92}" type="presOf" srcId="{EF5675B6-38BA-4455-BA87-E62399D49989}" destId="{DEB61738-BCA0-4546-95CF-970A62665FC2}" srcOrd="0" destOrd="0" presId="urn:microsoft.com/office/officeart/2005/8/layout/process1"/>
-    <dgm:cxn modelId="{9761B48B-A5B6-4D35-9005-EEDF468B0AF9}" type="presOf" srcId="{214208B8-431D-481C-9A4C-228B7308ADA8}" destId="{5D4876CA-733D-4DFD-8E79-4A3DBC7C7C6B}" srcOrd="1" destOrd="0" presId="urn:microsoft.com/office/officeart/2005/8/layout/process1"/>
-    <dgm:cxn modelId="{9B1194A5-1A2F-4AD5-84BD-5E569881348E}" type="presOf" srcId="{5AAB36AD-884F-4169-9EAA-81A3D87ABCFA}" destId="{AB8F05C3-3669-4AF7-9C79-08939721A716}" srcOrd="0" destOrd="0" presId="urn:microsoft.com/office/officeart/2005/8/layout/process1"/>
-    <dgm:cxn modelId="{B06A91E7-28EC-4C53-986B-37E67F1F84DE}" type="presOf" srcId="{9C4D6193-4800-45DB-9EB9-DA2277B5D91B}" destId="{374ED80F-5E6F-4A85-B95B-4BA99538042E}" srcOrd="0" destOrd="0" presId="urn:microsoft.com/office/officeart/2005/8/layout/process1"/>
-    <dgm:cxn modelId="{F6A61B13-CE60-4EC7-B41D-97ED215A4D29}" type="presOf" srcId="{7201A391-9828-4B1D-A3C1-894234D041DB}" destId="{FDD593C1-9D9B-40ED-8C6D-5142CB0F0E3E}" srcOrd="1" destOrd="0" presId="urn:microsoft.com/office/officeart/2005/8/layout/process1"/>
-    <dgm:cxn modelId="{6E329B67-7EFC-480E-BC20-61DC622C2804}" type="presOf" srcId="{214208B8-431D-481C-9A4C-228B7308ADA8}" destId="{C789FCC9-4717-4FFC-BA71-F98E7B1B3115}" srcOrd="0" destOrd="0" presId="urn:microsoft.com/office/officeart/2005/8/layout/process1"/>
-    <dgm:cxn modelId="{4D1B4854-AE2E-470B-9115-BD099FD5799A}" srcId="{9EE1A18E-AD2D-415E-8996-B35207C41ED0}" destId="{BF4790F6-D1AA-430E-85BA-C07F91D009F2}" srcOrd="1" destOrd="0" parTransId="{974B1A63-8714-4E97-A93F-006B83F9DBF3}" sibTransId="{214208B8-431D-481C-9A4C-228B7308ADA8}"/>
-    <dgm:cxn modelId="{7681B614-0D85-4BEE-8EA6-DF358F860D28}" type="presOf" srcId="{9EE1A18E-AD2D-415E-8996-B35207C41ED0}" destId="{B9FC173B-3430-402C-9BFA-D498C62BCC2D}" srcOrd="0" destOrd="0" presId="urn:microsoft.com/office/officeart/2005/8/layout/process1"/>
-    <dgm:cxn modelId="{B151CA70-0406-48D6-8013-3F7D288766AD}" srcId="{9EE1A18E-AD2D-415E-8996-B35207C41ED0}" destId="{5AAB36AD-884F-4169-9EAA-81A3D87ABCFA}" srcOrd="0" destOrd="0" parTransId="{4796A0B2-FD04-4D0D-B4E3-6A8EB9A6D74D}" sibTransId="{9C4D6193-4800-45DB-9EB9-DA2277B5D91B}"/>
-    <dgm:cxn modelId="{D288C7FE-44F0-4ADF-98CC-D026657F56FC}" type="presParOf" srcId="{B9FC173B-3430-402C-9BFA-D498C62BCC2D}" destId="{AB8F05C3-3669-4AF7-9C79-08939721A716}" srcOrd="0" destOrd="0" presId="urn:microsoft.com/office/officeart/2005/8/layout/process1"/>
-    <dgm:cxn modelId="{060FBECF-902A-4291-897A-27DC1B94C916}" type="presParOf" srcId="{B9FC173B-3430-402C-9BFA-D498C62BCC2D}" destId="{374ED80F-5E6F-4A85-B95B-4BA99538042E}" srcOrd="1" destOrd="0" presId="urn:microsoft.com/office/officeart/2005/8/layout/process1"/>
-    <dgm:cxn modelId="{CD8A9151-F8C7-4B7E-A57C-7F721382FA7A}" type="presParOf" srcId="{374ED80F-5E6F-4A85-B95B-4BA99538042E}" destId="{B8DA0D4A-E19E-4233-86B3-A96400569C53}" srcOrd="0" destOrd="0" presId="urn:microsoft.com/office/officeart/2005/8/layout/process1"/>
-    <dgm:cxn modelId="{5ADB37B7-D3E1-46F3-8498-52F3DC1697E5}" type="presParOf" srcId="{B9FC173B-3430-402C-9BFA-D498C62BCC2D}" destId="{485EB252-98AF-4CC0-A401-D9A154AAFC53}" srcOrd="2" destOrd="0" presId="urn:microsoft.com/office/officeart/2005/8/layout/process1"/>
-    <dgm:cxn modelId="{4A938DE5-BFD0-433E-B483-E9E111B718F2}" type="presParOf" srcId="{B9FC173B-3430-402C-9BFA-D498C62BCC2D}" destId="{C789FCC9-4717-4FFC-BA71-F98E7B1B3115}" srcOrd="3" destOrd="0" presId="urn:microsoft.com/office/officeart/2005/8/layout/process1"/>
-    <dgm:cxn modelId="{D9F6F8C3-CEB9-4203-B597-835A037BDA7B}" type="presParOf" srcId="{C789FCC9-4717-4FFC-BA71-F98E7B1B3115}" destId="{5D4876CA-733D-4DFD-8E79-4A3DBC7C7C6B}" srcOrd="0" destOrd="0" presId="urn:microsoft.com/office/officeart/2005/8/layout/process1"/>
-    <dgm:cxn modelId="{EA0A99B2-5FC8-408B-BAE6-3105C383F7C5}" type="presParOf" srcId="{B9FC173B-3430-402C-9BFA-D498C62BCC2D}" destId="{DEB61738-BCA0-4546-95CF-970A62665FC2}" srcOrd="4" destOrd="0" presId="urn:microsoft.com/office/officeart/2005/8/layout/process1"/>
-    <dgm:cxn modelId="{9C98C384-57B6-44A7-A148-572AA40C615D}" type="presParOf" srcId="{B9FC173B-3430-402C-9BFA-D498C62BCC2D}" destId="{05A02C9E-6432-4B6A-91B3-E0BA65A6B1AE}" srcOrd="5" destOrd="0" presId="urn:microsoft.com/office/officeart/2005/8/layout/process1"/>
-    <dgm:cxn modelId="{66188922-3F06-4B1A-8D9A-A1D54800779E}" type="presParOf" srcId="{05A02C9E-6432-4B6A-91B3-E0BA65A6B1AE}" destId="{FDD593C1-9D9B-40ED-8C6D-5142CB0F0E3E}" srcOrd="0" destOrd="0" presId="urn:microsoft.com/office/officeart/2005/8/layout/process1"/>
-    <dgm:cxn modelId="{69DCA528-D4D8-431B-95B0-CD017AB8DA91}" type="presParOf" srcId="{B9FC173B-3430-402C-9BFA-D498C62BCC2D}" destId="{D0DFB2B8-5022-4762-AA62-9B0CF1B32B60}" srcOrd="6" destOrd="0" presId="urn:microsoft.com/office/officeart/2005/8/layout/process1"/>
+    <dgm:cxn modelId="{12F4CD71-8CE3-45CE-94E7-6381C49B4428}" type="presParOf" srcId="{B9FC173B-3430-402C-9BFA-D498C62BCC2D}" destId="{AB8F05C3-3669-4AF7-9C79-08939721A716}" srcOrd="0" destOrd="0" presId="urn:microsoft.com/office/officeart/2005/8/layout/process1"/>
+    <dgm:cxn modelId="{86757531-D99C-4BCF-BED5-4103915B21E6}" type="presParOf" srcId="{B9FC173B-3430-402C-9BFA-D498C62BCC2D}" destId="{374ED80F-5E6F-4A85-B95B-4BA99538042E}" srcOrd="1" destOrd="0" presId="urn:microsoft.com/office/officeart/2005/8/layout/process1"/>
+    <dgm:cxn modelId="{16C13168-03F6-4C7F-A202-E5E58B5FEF87}" type="presParOf" srcId="{374ED80F-5E6F-4A85-B95B-4BA99538042E}" destId="{B8DA0D4A-E19E-4233-86B3-A96400569C53}" srcOrd="0" destOrd="0" presId="urn:microsoft.com/office/officeart/2005/8/layout/process1"/>
+    <dgm:cxn modelId="{F3A86FB7-540B-4789-A669-3F7134492003}" type="presParOf" srcId="{B9FC173B-3430-402C-9BFA-D498C62BCC2D}" destId="{485EB252-98AF-4CC0-A401-D9A154AAFC53}" srcOrd="2" destOrd="0" presId="urn:microsoft.com/office/officeart/2005/8/layout/process1"/>
+    <dgm:cxn modelId="{E93BE26C-204F-4F59-8278-5E483EF335DF}" type="presParOf" srcId="{B9FC173B-3430-402C-9BFA-D498C62BCC2D}" destId="{C789FCC9-4717-4FFC-BA71-F98E7B1B3115}" srcOrd="3" destOrd="0" presId="urn:microsoft.com/office/officeart/2005/8/layout/process1"/>
+    <dgm:cxn modelId="{6EB71F3F-96C6-4315-B1E2-13AD0A0A4FE2}" type="presParOf" srcId="{C789FCC9-4717-4FFC-BA71-F98E7B1B3115}" destId="{5D4876CA-733D-4DFD-8E79-4A3DBC7C7C6B}" srcOrd="0" destOrd="0" presId="urn:microsoft.com/office/officeart/2005/8/layout/process1"/>
+    <dgm:cxn modelId="{5DE0BDA0-7DE3-4551-A641-9589E86C1211}" type="presParOf" srcId="{B9FC173B-3430-402C-9BFA-D498C62BCC2D}" destId="{DEB61738-BCA0-4546-95CF-970A62665FC2}" srcOrd="4" destOrd="0" presId="urn:microsoft.com/office/officeart/2005/8/layout/process1"/>
+    <dgm:cxn modelId="{9249B756-8714-40F1-9248-C58A9D1FAA15}" type="presParOf" srcId="{B9FC173B-3430-402C-9BFA-D498C62BCC2D}" destId="{05A02C9E-6432-4B6A-91B3-E0BA65A6B1AE}" srcOrd="5" destOrd="0" presId="urn:microsoft.com/office/officeart/2005/8/layout/process1"/>
+    <dgm:cxn modelId="{7D8AF484-96ED-4DD7-B151-1E088B1552D3}" type="presParOf" srcId="{05A02C9E-6432-4B6A-91B3-E0BA65A6B1AE}" destId="{FDD593C1-9D9B-40ED-8C6D-5142CB0F0E3E}" srcOrd="0" destOrd="0" presId="urn:microsoft.com/office/officeart/2005/8/layout/process1"/>
+    <dgm:cxn modelId="{7111A554-5598-4835-ADD9-00000A3C12CB}" type="presParOf" srcId="{B9FC173B-3430-402C-9BFA-D498C62BCC2D}" destId="{D0DFB2B8-5022-4762-AA62-9B0CF1B32B60}" srcOrd="6" destOrd="0" presId="urn:microsoft.com/office/officeart/2005/8/layout/process1"/>
   </dgm:cxnLst>
   <dgm:bg/>
   <dgm:whole/>

--- a/Notes_SA2510014.docx
+++ b/Notes_SA2510014.docx
@@ -818,13 +818,23 @@
           <w:lang w:val="en-US"/>
         </w:rPr>
       </w:pPr>
-      <w:r>
-        <w:rPr>
-          <w:sz w:val="24"/>
-          <w:szCs w:val="22"/>
-          <w:lang w:val="en-US"/>
-        </w:rPr>
-        <w:t>Thread.sleep()</w:t>
+      <w:proofErr w:type="spellStart"/>
+      <w:r>
+        <w:rPr>
+          <w:sz w:val="24"/>
+          <w:szCs w:val="22"/>
+          <w:lang w:val="en-US"/>
+        </w:rPr>
+        <w:t>Thread.sleep</w:t>
+      </w:r>
+      <w:proofErr w:type="spellEnd"/>
+      <w:r>
+        <w:rPr>
+          <w:sz w:val="24"/>
+          <w:szCs w:val="22"/>
+          <w:lang w:val="en-US"/>
+        </w:rPr>
+        <w:t>()</w:t>
       </w:r>
     </w:p>
     <w:p>
@@ -1155,8 +1165,18 @@
           <w:szCs w:val="22"/>
           <w:lang w:val="en-US"/>
         </w:rPr>
-        <w:t>Handling #shadow-dom</w:t>
-      </w:r>
+        <w:t>Handling #shadow-</w:t>
+      </w:r>
+      <w:proofErr w:type="spellStart"/>
+      <w:r>
+        <w:rPr>
+          <w:sz w:val="24"/>
+          <w:szCs w:val="22"/>
+          <w:lang w:val="en-US"/>
+        </w:rPr>
+        <w:t>dom</w:t>
+      </w:r>
+      <w:proofErr w:type="spellEnd"/>
     </w:p>
     <w:p>
       <w:pPr>
@@ -5601,13 +5621,41 @@
           <w:lang w:val="en-US"/>
         </w:rPr>
       </w:pPr>
-      <w:r>
-        <w:rPr>
-          <w:sz w:val="24"/>
-          <w:szCs w:val="22"/>
-          <w:lang w:val="en-US"/>
-        </w:rPr>
-        <w:t>YourName_SeleniumDemos (Sanjeevani_SeleniumDemos)</w:t>
+      <w:proofErr w:type="spellStart"/>
+      <w:r>
+        <w:rPr>
+          <w:sz w:val="24"/>
+          <w:szCs w:val="22"/>
+          <w:lang w:val="en-US"/>
+        </w:rPr>
+        <w:t>YourName_SeleniumDemos</w:t>
+      </w:r>
+      <w:proofErr w:type="spellEnd"/>
+      <w:r>
+        <w:rPr>
+          <w:sz w:val="24"/>
+          <w:szCs w:val="22"/>
+          <w:lang w:val="en-US"/>
+        </w:rPr>
+        <w:t xml:space="preserve"> (</w:t>
+      </w:r>
+      <w:proofErr w:type="spellStart"/>
+      <w:r>
+        <w:rPr>
+          <w:sz w:val="24"/>
+          <w:szCs w:val="22"/>
+          <w:lang w:val="en-US"/>
+        </w:rPr>
+        <w:t>Sanjeevani_SeleniumDemos</w:t>
+      </w:r>
+      <w:proofErr w:type="spellEnd"/>
+      <w:r>
+        <w:rPr>
+          <w:sz w:val="24"/>
+          <w:szCs w:val="22"/>
+          <w:lang w:val="en-US"/>
+        </w:rPr>
+        <w:t>)</w:t>
       </w:r>
     </w:p>
     <w:p>
@@ -6150,7 +6198,25 @@
           <w:szCs w:val="22"/>
           <w:lang w:val="en-US"/>
         </w:rPr>
-        <w:t>Create a package inside this project (com.WebDriverDemos)</w:t>
+        <w:t>Create a package inside this project (</w:t>
+      </w:r>
+      <w:proofErr w:type="spellStart"/>
+      <w:r>
+        <w:rPr>
+          <w:sz w:val="24"/>
+          <w:szCs w:val="22"/>
+          <w:lang w:val="en-US"/>
+        </w:rPr>
+        <w:t>com.WebDriverDemos</w:t>
+      </w:r>
+      <w:proofErr w:type="spellEnd"/>
+      <w:r>
+        <w:rPr>
+          <w:sz w:val="24"/>
+          <w:szCs w:val="22"/>
+          <w:lang w:val="en-US"/>
+        </w:rPr>
+        <w:t>)</w:t>
       </w:r>
     </w:p>
     <w:p>
@@ -6495,13 +6561,23 @@
           <w:lang w:val="en-US"/>
         </w:rPr>
       </w:pPr>
-      <w:r>
-        <w:rPr>
-          <w:sz w:val="24"/>
-          <w:szCs w:val="22"/>
-          <w:lang w:val="en-US"/>
-        </w:rPr>
-        <w:t xml:space="preserve">get() </w:t>
+      <w:proofErr w:type="gramStart"/>
+      <w:r>
+        <w:rPr>
+          <w:sz w:val="24"/>
+          <w:szCs w:val="22"/>
+          <w:lang w:val="en-US"/>
+        </w:rPr>
+        <w:t>get(</w:t>
+      </w:r>
+      <w:proofErr w:type="gramEnd"/>
+      <w:r>
+        <w:rPr>
+          <w:sz w:val="24"/>
+          <w:szCs w:val="22"/>
+          <w:lang w:val="en-US"/>
+        </w:rPr>
+        <w:t xml:space="preserve">) </w:t>
       </w:r>
       <w:r>
         <w:rPr>
@@ -6533,13 +6609,23 @@
           <w:lang w:val="en-US"/>
         </w:rPr>
       </w:pPr>
-      <w:r>
-        <w:rPr>
-          <w:sz w:val="24"/>
-          <w:szCs w:val="22"/>
-          <w:lang w:val="en-US"/>
-        </w:rPr>
-        <w:t xml:space="preserve">driver.manage().window().maximize() </w:t>
+      <w:proofErr w:type="spellStart"/>
+      <w:r>
+        <w:rPr>
+          <w:sz w:val="24"/>
+          <w:szCs w:val="22"/>
+          <w:lang w:val="en-US"/>
+        </w:rPr>
+        <w:t>driver.manage</w:t>
+      </w:r>
+      <w:proofErr w:type="spellEnd"/>
+      <w:r>
+        <w:rPr>
+          <w:sz w:val="24"/>
+          <w:szCs w:val="22"/>
+          <w:lang w:val="en-US"/>
+        </w:rPr>
+        <w:t xml:space="preserve">().window().maximize() </w:t>
       </w:r>
       <w:r>
         <w:rPr>
@@ -6571,13 +6657,23 @@
           <w:lang w:val="en-US"/>
         </w:rPr>
       </w:pPr>
-      <w:r>
-        <w:rPr>
-          <w:sz w:val="24"/>
-          <w:szCs w:val="22"/>
-          <w:lang w:val="en-US"/>
-        </w:rPr>
-        <w:t xml:space="preserve">close() </w:t>
+      <w:proofErr w:type="gramStart"/>
+      <w:r>
+        <w:rPr>
+          <w:sz w:val="24"/>
+          <w:szCs w:val="22"/>
+          <w:lang w:val="en-US"/>
+        </w:rPr>
+        <w:t>close(</w:t>
+      </w:r>
+      <w:proofErr w:type="gramEnd"/>
+      <w:r>
+        <w:rPr>
+          <w:sz w:val="24"/>
+          <w:szCs w:val="22"/>
+          <w:lang w:val="en-US"/>
+        </w:rPr>
+        <w:t xml:space="preserve">) </w:t>
       </w:r>
       <w:r>
         <w:rPr>
@@ -6609,6 +6705,7 @@
           <w:lang w:val="en-US"/>
         </w:rPr>
       </w:pPr>
+      <w:proofErr w:type="gramStart"/>
       <w:r>
         <w:rPr>
           <w:sz w:val="24"/>
@@ -6616,7 +6713,16 @@
           <w:lang w:val="en-US"/>
         </w:rPr>
         <w:lastRenderedPageBreak/>
-        <w:t xml:space="preserve">getTitle() </w:t>
+        <w:t>getTitle(</w:t>
+      </w:r>
+      <w:proofErr w:type="gramEnd"/>
+      <w:r>
+        <w:rPr>
+          <w:sz w:val="24"/>
+          <w:szCs w:val="22"/>
+          <w:lang w:val="en-US"/>
+        </w:rPr>
+        <w:t xml:space="preserve">) </w:t>
       </w:r>
       <w:r>
         <w:rPr>
@@ -6648,13 +6754,23 @@
           <w:lang w:val="en-US"/>
         </w:rPr>
       </w:pPr>
-      <w:r>
-        <w:rPr>
-          <w:sz w:val="24"/>
-          <w:szCs w:val="22"/>
-          <w:lang w:val="en-US"/>
-        </w:rPr>
-        <w:t xml:space="preserve">getCurrentUrl() </w:t>
+      <w:proofErr w:type="gramStart"/>
+      <w:r>
+        <w:rPr>
+          <w:sz w:val="24"/>
+          <w:szCs w:val="22"/>
+          <w:lang w:val="en-US"/>
+        </w:rPr>
+        <w:t>getCurrentUrl(</w:t>
+      </w:r>
+      <w:proofErr w:type="gramEnd"/>
+      <w:r>
+        <w:rPr>
+          <w:sz w:val="24"/>
+          <w:szCs w:val="22"/>
+          <w:lang w:val="en-US"/>
+        </w:rPr>
+        <w:t xml:space="preserve">) </w:t>
       </w:r>
       <w:r>
         <w:rPr>
@@ -6724,13 +6840,23 @@
           <w:lang w:val="en-US"/>
         </w:rPr>
       </w:pPr>
-      <w:r>
-        <w:rPr>
-          <w:sz w:val="24"/>
-          <w:szCs w:val="22"/>
-          <w:lang w:val="en-US"/>
-        </w:rPr>
-        <w:t xml:space="preserve">findElement() </w:t>
+      <w:proofErr w:type="gramStart"/>
+      <w:r>
+        <w:rPr>
+          <w:sz w:val="24"/>
+          <w:szCs w:val="22"/>
+          <w:lang w:val="en-US"/>
+        </w:rPr>
+        <w:t>findElement(</w:t>
+      </w:r>
+      <w:proofErr w:type="gramEnd"/>
+      <w:r>
+        <w:rPr>
+          <w:sz w:val="24"/>
+          <w:szCs w:val="22"/>
+          <w:lang w:val="en-US"/>
+        </w:rPr>
+        <w:t xml:space="preserve">) </w:t>
       </w:r>
       <w:r>
         <w:rPr>
@@ -6788,13 +6914,23 @@
           <w:lang w:val="en-US"/>
         </w:rPr>
       </w:pPr>
-      <w:r>
-        <w:rPr>
-          <w:sz w:val="24"/>
-          <w:szCs w:val="22"/>
-          <w:lang w:val="en-US"/>
-        </w:rPr>
-        <w:t xml:space="preserve">findElements() </w:t>
+      <w:proofErr w:type="gramStart"/>
+      <w:r>
+        <w:rPr>
+          <w:sz w:val="24"/>
+          <w:szCs w:val="22"/>
+          <w:lang w:val="en-US"/>
+        </w:rPr>
+        <w:t>findElements(</w:t>
+      </w:r>
+      <w:proofErr w:type="gramEnd"/>
+      <w:r>
+        <w:rPr>
+          <w:sz w:val="24"/>
+          <w:szCs w:val="22"/>
+          <w:lang w:val="en-US"/>
+        </w:rPr>
+        <w:t xml:space="preserve">) </w:t>
       </w:r>
       <w:r>
         <w:rPr>
@@ -7066,6 +7202,99 @@
     </w:p>
     <w:p>
       <w:pPr>
+        <w:pStyle w:val="ListParagraph"/>
+        <w:numPr>
+          <w:ilvl w:val="0"/>
+          <w:numId w:val="16"/>
+        </w:numPr>
+        <w:rPr>
+          <w:sz w:val="24"/>
+          <w:szCs w:val="22"/>
+          <w:lang w:val="en-US"/>
+        </w:rPr>
+      </w:pPr>
+      <w:r>
+        <w:rPr>
+          <w:sz w:val="24"/>
+          <w:szCs w:val="22"/>
+          <w:lang w:val="en-US"/>
+        </w:rPr>
+        <w:t xml:space="preserve">TimeoutException </w:t>
+      </w:r>
+      <w:r>
+        <w:rPr>
+          <w:sz w:val="24"/>
+          <w:szCs w:val="22"/>
+          <w:lang w:val="en-US"/>
+        </w:rPr>
+        <w:sym w:font="Wingdings" w:char="F0E0"/>
+      </w:r>
+      <w:r>
+        <w:rPr>
+          <w:sz w:val="24"/>
+          <w:szCs w:val="22"/>
+          <w:lang w:val="en-US"/>
+        </w:rPr>
+        <w:t xml:space="preserve"> Occurs when Selenium fails to satisfy the condition for synchronization.</w:t>
+      </w:r>
+    </w:p>
+    <w:p>
+      <w:pPr>
+        <w:pStyle w:val="ListParagraph"/>
+        <w:numPr>
+          <w:ilvl w:val="0"/>
+          <w:numId w:val="16"/>
+        </w:numPr>
+        <w:rPr>
+          <w:sz w:val="24"/>
+          <w:szCs w:val="22"/>
+          <w:lang w:val="en-US"/>
+        </w:rPr>
+      </w:pPr>
+      <w:r>
+        <w:rPr>
+          <w:sz w:val="24"/>
+          <w:szCs w:val="22"/>
+          <w:lang w:val="en-US"/>
+        </w:rPr>
+        <w:t xml:space="preserve">SessionTimeoutException </w:t>
+      </w:r>
+      <w:r>
+        <w:rPr>
+          <w:sz w:val="24"/>
+          <w:szCs w:val="22"/>
+          <w:lang w:val="en-US"/>
+        </w:rPr>
+        <w:sym w:font="Wingdings" w:char="F0E0"/>
+      </w:r>
+      <w:r>
+        <w:rPr>
+          <w:sz w:val="24"/>
+          <w:szCs w:val="22"/>
+          <w:lang w:val="en-US"/>
+        </w:rPr>
+        <w:t xml:space="preserve"> Normally Selenium waits for 30 seconds (pre-defined, we can’t change) till the page get loaded before executing the 1</w:t>
+      </w:r>
+      <w:r>
+        <w:rPr>
+          <w:sz w:val="24"/>
+          <w:szCs w:val="22"/>
+          <w:vertAlign w:val="superscript"/>
+          <w:lang w:val="en-US"/>
+        </w:rPr>
+        <w:t>st</w:t>
+      </w:r>
+      <w:r>
+        <w:rPr>
+          <w:sz w:val="24"/>
+          <w:szCs w:val="22"/>
+          <w:lang w:val="en-US"/>
+        </w:rPr>
+        <w:t xml:space="preserve"> statement of script. If the page is not getting loaded within 30 seconds Selenium will throw SessionTimeoutException.</w:t>
+      </w:r>
+    </w:p>
+    <w:p>
+      <w:pPr>
         <w:rPr>
           <w:sz w:val="24"/>
           <w:szCs w:val="22"/>
@@ -7195,13 +7424,23 @@
           <w:lang w:val="en-US"/>
         </w:rPr>
       </w:pPr>
-      <w:r>
-        <w:rPr>
-          <w:sz w:val="24"/>
-          <w:szCs w:val="22"/>
-          <w:lang w:val="en-US"/>
-        </w:rPr>
-        <w:t xml:space="preserve">sendKeys() </w:t>
+      <w:proofErr w:type="gramStart"/>
+      <w:r>
+        <w:rPr>
+          <w:sz w:val="24"/>
+          <w:szCs w:val="22"/>
+          <w:lang w:val="en-US"/>
+        </w:rPr>
+        <w:t>sendKeys(</w:t>
+      </w:r>
+      <w:proofErr w:type="gramEnd"/>
+      <w:r>
+        <w:rPr>
+          <w:sz w:val="24"/>
+          <w:szCs w:val="22"/>
+          <w:lang w:val="en-US"/>
+        </w:rPr>
+        <w:t xml:space="preserve">) </w:t>
       </w:r>
       <w:r>
         <w:rPr>
@@ -7241,13 +7480,23 @@
           <w:lang w:val="en-US"/>
         </w:rPr>
       </w:pPr>
-      <w:r>
-        <w:rPr>
-          <w:sz w:val="24"/>
-          <w:szCs w:val="22"/>
-          <w:lang w:val="en-US"/>
-        </w:rPr>
-        <w:t xml:space="preserve">click() </w:t>
+      <w:proofErr w:type="gramStart"/>
+      <w:r>
+        <w:rPr>
+          <w:sz w:val="24"/>
+          <w:szCs w:val="22"/>
+          <w:lang w:val="en-US"/>
+        </w:rPr>
+        <w:t>click(</w:t>
+      </w:r>
+      <w:proofErr w:type="gramEnd"/>
+      <w:r>
+        <w:rPr>
+          <w:sz w:val="24"/>
+          <w:szCs w:val="22"/>
+          <w:lang w:val="en-US"/>
+        </w:rPr>
+        <w:t xml:space="preserve">) </w:t>
       </w:r>
       <w:r>
         <w:rPr>
@@ -7279,13 +7528,23 @@
           <w:lang w:val="en-US"/>
         </w:rPr>
       </w:pPr>
-      <w:r>
-        <w:rPr>
-          <w:sz w:val="24"/>
-          <w:szCs w:val="22"/>
-          <w:lang w:val="en-US"/>
-        </w:rPr>
-        <w:t xml:space="preserve">getText() </w:t>
+      <w:proofErr w:type="gramStart"/>
+      <w:r>
+        <w:rPr>
+          <w:sz w:val="24"/>
+          <w:szCs w:val="22"/>
+          <w:lang w:val="en-US"/>
+        </w:rPr>
+        <w:t>getText(</w:t>
+      </w:r>
+      <w:proofErr w:type="gramEnd"/>
+      <w:r>
+        <w:rPr>
+          <w:sz w:val="24"/>
+          <w:szCs w:val="22"/>
+          <w:lang w:val="en-US"/>
+        </w:rPr>
+        <w:t xml:space="preserve">) </w:t>
       </w:r>
       <w:r>
         <w:rPr>
@@ -7317,13 +7576,23 @@
           <w:lang w:val="en-US"/>
         </w:rPr>
       </w:pPr>
-      <w:r>
-        <w:rPr>
-          <w:sz w:val="24"/>
-          <w:szCs w:val="22"/>
-          <w:lang w:val="en-US"/>
-        </w:rPr>
-        <w:t xml:space="preserve">getAttribute() / getDomAttribute() </w:t>
+      <w:proofErr w:type="gramStart"/>
+      <w:r>
+        <w:rPr>
+          <w:sz w:val="24"/>
+          <w:szCs w:val="22"/>
+          <w:lang w:val="en-US"/>
+        </w:rPr>
+        <w:t>getAttribute(</w:t>
+      </w:r>
+      <w:proofErr w:type="gramEnd"/>
+      <w:r>
+        <w:rPr>
+          <w:sz w:val="24"/>
+          <w:szCs w:val="22"/>
+          <w:lang w:val="en-US"/>
+        </w:rPr>
+        <w:t xml:space="preserve">) / getDomAttribute() </w:t>
       </w:r>
       <w:r>
         <w:rPr>
@@ -7355,13 +7624,23 @@
           <w:lang w:val="en-US"/>
         </w:rPr>
       </w:pPr>
-      <w:r>
-        <w:rPr>
-          <w:sz w:val="24"/>
-          <w:szCs w:val="22"/>
-          <w:lang w:val="en-US"/>
-        </w:rPr>
-        <w:t xml:space="preserve">submit() </w:t>
+      <w:proofErr w:type="gramStart"/>
+      <w:r>
+        <w:rPr>
+          <w:sz w:val="24"/>
+          <w:szCs w:val="22"/>
+          <w:lang w:val="en-US"/>
+        </w:rPr>
+        <w:t>submit(</w:t>
+      </w:r>
+      <w:proofErr w:type="gramEnd"/>
+      <w:r>
+        <w:rPr>
+          <w:sz w:val="24"/>
+          <w:szCs w:val="22"/>
+          <w:lang w:val="en-US"/>
+        </w:rPr>
+        <w:t xml:space="preserve">) </w:t>
       </w:r>
       <w:r>
         <w:rPr>
@@ -7409,13 +7688,24 @@
           <w:lang w:val="en-US"/>
         </w:rPr>
       </w:pPr>
-      <w:r>
-        <w:rPr>
-          <w:sz w:val="24"/>
-          <w:szCs w:val="22"/>
-          <w:lang w:val="en-US"/>
-        </w:rPr>
-        <w:t xml:space="preserve">isSelected() </w:t>
+      <w:proofErr w:type="gramStart"/>
+      <w:r>
+        <w:rPr>
+          <w:sz w:val="24"/>
+          <w:szCs w:val="22"/>
+          <w:lang w:val="en-US"/>
+        </w:rPr>
+        <w:lastRenderedPageBreak/>
+        <w:t>isSelected(</w:t>
+      </w:r>
+      <w:proofErr w:type="gramEnd"/>
+      <w:r>
+        <w:rPr>
+          <w:sz w:val="24"/>
+          <w:szCs w:val="22"/>
+          <w:lang w:val="en-US"/>
+        </w:rPr>
+        <w:t xml:space="preserve">) </w:t>
       </w:r>
       <w:r>
         <w:rPr>
@@ -7493,13 +7783,23 @@
           <w:lang w:val="en-US"/>
         </w:rPr>
       </w:pPr>
-      <w:r>
-        <w:rPr>
-          <w:sz w:val="24"/>
-          <w:szCs w:val="22"/>
-          <w:lang w:val="en-US"/>
-        </w:rPr>
-        <w:t xml:space="preserve">isDisplayed() </w:t>
+      <w:proofErr w:type="gramStart"/>
+      <w:r>
+        <w:rPr>
+          <w:sz w:val="24"/>
+          <w:szCs w:val="22"/>
+          <w:lang w:val="en-US"/>
+        </w:rPr>
+        <w:t>isDisplayed(</w:t>
+      </w:r>
+      <w:proofErr w:type="gramEnd"/>
+      <w:r>
+        <w:rPr>
+          <w:sz w:val="24"/>
+          <w:szCs w:val="22"/>
+          <w:lang w:val="en-US"/>
+        </w:rPr>
+        <w:t xml:space="preserve">) </w:t>
       </w:r>
       <w:r>
         <w:rPr>
@@ -7999,6 +8299,7 @@
           <w:szCs w:val="22"/>
           <w:lang w:val="en-US"/>
         </w:rPr>
+        <w:lastRenderedPageBreak/>
         <w:t>This is the technique / locator via which you can locate any control by using any one or multiple attributes of the control.</w:t>
       </w:r>
     </w:p>
@@ -8078,7 +8379,25 @@
           <w:szCs w:val="22"/>
           <w:lang w:val="en-US"/>
         </w:rPr>
-        <w:t>data-testid="royal-email"]</w:t>
+        <w:t>data-</w:t>
+      </w:r>
+      <w:proofErr w:type="spellStart"/>
+      <w:r>
+        <w:rPr>
+          <w:sz w:val="24"/>
+          <w:szCs w:val="22"/>
+          <w:lang w:val="en-US"/>
+        </w:rPr>
+        <w:t>testid</w:t>
+      </w:r>
+      <w:proofErr w:type="spellEnd"/>
+      <w:r>
+        <w:rPr>
+          <w:sz w:val="24"/>
+          <w:szCs w:val="22"/>
+          <w:lang w:val="en-US"/>
+        </w:rPr>
+        <w:t>="royal-email"]</w:t>
       </w:r>
     </w:p>
     <w:p>
@@ -8100,7 +8419,6 @@
           <w:szCs w:val="22"/>
           <w:lang w:val="en-US"/>
         </w:rPr>
-        <w:lastRenderedPageBreak/>
         <w:t>Using Multiple Attributes</w:t>
       </w:r>
       <w:r>
@@ -8608,8 +8926,18 @@
           <w:szCs w:val="22"/>
           <w:lang w:val="en-US"/>
         </w:rPr>
-        <w:t>Taking reference of parent tage</w:t>
-      </w:r>
+        <w:t xml:space="preserve">Taking reference of parent </w:t>
+      </w:r>
+      <w:proofErr w:type="spellStart"/>
+      <w:r>
+        <w:rPr>
+          <w:sz w:val="24"/>
+          <w:szCs w:val="22"/>
+          <w:lang w:val="en-US"/>
+        </w:rPr>
+        <w:t>tage</w:t>
+      </w:r>
+      <w:proofErr w:type="spellEnd"/>
     </w:p>
     <w:p>
       <w:pPr>
@@ -8780,13 +9108,23 @@
           <w:lang w:val="en-US"/>
         </w:rPr>
       </w:pPr>
-      <w:r>
-        <w:rPr>
-          <w:sz w:val="24"/>
-          <w:szCs w:val="22"/>
-          <w:lang w:val="en-US"/>
-        </w:rPr>
-        <w:t xml:space="preserve">getFirstSelectedOption() </w:t>
+      <w:proofErr w:type="gramStart"/>
+      <w:r>
+        <w:rPr>
+          <w:sz w:val="24"/>
+          <w:szCs w:val="22"/>
+          <w:lang w:val="en-US"/>
+        </w:rPr>
+        <w:t>getFirstSelectedOption(</w:t>
+      </w:r>
+      <w:proofErr w:type="gramEnd"/>
+      <w:r>
+        <w:rPr>
+          <w:sz w:val="24"/>
+          <w:szCs w:val="22"/>
+          <w:lang w:val="en-US"/>
+        </w:rPr>
+        <w:t xml:space="preserve">) </w:t>
       </w:r>
       <w:r>
         <w:rPr>
@@ -8856,13 +9194,23 @@
           <w:lang w:val="en-US"/>
         </w:rPr>
       </w:pPr>
-      <w:r>
-        <w:rPr>
-          <w:sz w:val="24"/>
-          <w:szCs w:val="22"/>
-          <w:lang w:val="en-US"/>
-        </w:rPr>
-        <w:t xml:space="preserve">selectByVisibleText() </w:t>
+      <w:proofErr w:type="gramStart"/>
+      <w:r>
+        <w:rPr>
+          <w:sz w:val="24"/>
+          <w:szCs w:val="22"/>
+          <w:lang w:val="en-US"/>
+        </w:rPr>
+        <w:t>selectByVisibleText(</w:t>
+      </w:r>
+      <w:proofErr w:type="gramEnd"/>
+      <w:r>
+        <w:rPr>
+          <w:sz w:val="24"/>
+          <w:szCs w:val="22"/>
+          <w:lang w:val="en-US"/>
+        </w:rPr>
+        <w:t xml:space="preserve">) </w:t>
       </w:r>
       <w:r>
         <w:rPr>
@@ -8912,13 +9260,24 @@
           <w:lang w:val="en-US"/>
         </w:rPr>
       </w:pPr>
-      <w:r>
-        <w:rPr>
-          <w:sz w:val="24"/>
-          <w:szCs w:val="22"/>
-          <w:lang w:val="en-US"/>
-        </w:rPr>
-        <w:t xml:space="preserve">selectByContainsVisibleText() </w:t>
+      <w:proofErr w:type="gramStart"/>
+      <w:r>
+        <w:rPr>
+          <w:sz w:val="24"/>
+          <w:szCs w:val="22"/>
+          <w:lang w:val="en-US"/>
+        </w:rPr>
+        <w:lastRenderedPageBreak/>
+        <w:t>selectByContainsVisibleText(</w:t>
+      </w:r>
+      <w:proofErr w:type="gramEnd"/>
+      <w:r>
+        <w:rPr>
+          <w:sz w:val="24"/>
+          <w:szCs w:val="22"/>
+          <w:lang w:val="en-US"/>
+        </w:rPr>
+        <w:t xml:space="preserve">) </w:t>
       </w:r>
       <w:r>
         <w:rPr>
@@ -8968,13 +9327,23 @@
           <w:lang w:val="en-US"/>
         </w:rPr>
       </w:pPr>
-      <w:r>
-        <w:rPr>
-          <w:sz w:val="24"/>
-          <w:szCs w:val="22"/>
-          <w:lang w:val="en-US"/>
-        </w:rPr>
-        <w:t xml:space="preserve">selectByValue() </w:t>
+      <w:proofErr w:type="gramStart"/>
+      <w:r>
+        <w:rPr>
+          <w:sz w:val="24"/>
+          <w:szCs w:val="22"/>
+          <w:lang w:val="en-US"/>
+        </w:rPr>
+        <w:t>selectByValue(</w:t>
+      </w:r>
+      <w:proofErr w:type="gramEnd"/>
+      <w:r>
+        <w:rPr>
+          <w:sz w:val="24"/>
+          <w:szCs w:val="22"/>
+          <w:lang w:val="en-US"/>
+        </w:rPr>
+        <w:t xml:space="preserve">) </w:t>
       </w:r>
       <w:r>
         <w:rPr>
@@ -9024,13 +9393,23 @@
           <w:lang w:val="en-US"/>
         </w:rPr>
       </w:pPr>
-      <w:r>
-        <w:rPr>
-          <w:sz w:val="24"/>
-          <w:szCs w:val="22"/>
-          <w:lang w:val="en-US"/>
-        </w:rPr>
-        <w:t xml:space="preserve">selectByIndex() </w:t>
+      <w:proofErr w:type="gramStart"/>
+      <w:r>
+        <w:rPr>
+          <w:sz w:val="24"/>
+          <w:szCs w:val="22"/>
+          <w:lang w:val="en-US"/>
+        </w:rPr>
+        <w:t>selectByIndex(</w:t>
+      </w:r>
+      <w:proofErr w:type="gramEnd"/>
+      <w:r>
+        <w:rPr>
+          <w:sz w:val="24"/>
+          <w:szCs w:val="22"/>
+          <w:lang w:val="en-US"/>
+        </w:rPr>
+        <w:t xml:space="preserve">) </w:t>
       </w:r>
       <w:r>
         <w:rPr>
@@ -9090,14 +9469,23 @@
           <w:lang w:val="en-US"/>
         </w:rPr>
       </w:pPr>
-      <w:r>
-        <w:rPr>
-          <w:sz w:val="24"/>
-          <w:szCs w:val="22"/>
-          <w:lang w:val="en-US"/>
-        </w:rPr>
-        <w:lastRenderedPageBreak/>
-        <w:t xml:space="preserve">getAllSelectedOptions() </w:t>
+      <w:proofErr w:type="gramStart"/>
+      <w:r>
+        <w:rPr>
+          <w:sz w:val="24"/>
+          <w:szCs w:val="22"/>
+          <w:lang w:val="en-US"/>
+        </w:rPr>
+        <w:t>getAllSelectedOptions(</w:t>
+      </w:r>
+      <w:proofErr w:type="gramEnd"/>
+      <w:r>
+        <w:rPr>
+          <w:sz w:val="24"/>
+          <w:szCs w:val="22"/>
+          <w:lang w:val="en-US"/>
+        </w:rPr>
+        <w:t xml:space="preserve">) </w:t>
       </w:r>
       <w:r>
         <w:rPr>
@@ -9129,13 +9517,23 @@
           <w:lang w:val="en-US"/>
         </w:rPr>
       </w:pPr>
-      <w:r>
-        <w:rPr>
-          <w:sz w:val="24"/>
-          <w:szCs w:val="22"/>
-          <w:lang w:val="en-US"/>
-        </w:rPr>
-        <w:t xml:space="preserve">isMultiple() </w:t>
+      <w:proofErr w:type="gramStart"/>
+      <w:r>
+        <w:rPr>
+          <w:sz w:val="24"/>
+          <w:szCs w:val="22"/>
+          <w:lang w:val="en-US"/>
+        </w:rPr>
+        <w:t>isMultiple(</w:t>
+      </w:r>
+      <w:proofErr w:type="gramEnd"/>
+      <w:r>
+        <w:rPr>
+          <w:sz w:val="24"/>
+          <w:szCs w:val="22"/>
+          <w:lang w:val="en-US"/>
+        </w:rPr>
+        <w:t xml:space="preserve">) </w:t>
       </w:r>
       <w:r>
         <w:rPr>
@@ -9470,13 +9868,33 @@
           <w:lang w:val="en-US"/>
         </w:rPr>
       </w:pPr>
-      <w:r>
-        <w:rPr>
-          <w:sz w:val="24"/>
-          <w:szCs w:val="22"/>
-          <w:lang w:val="en-US"/>
-        </w:rPr>
-        <w:t>Thread.sleep()</w:t>
+      <w:proofErr w:type="spellStart"/>
+      <w:proofErr w:type="gramStart"/>
+      <w:r>
+        <w:rPr>
+          <w:sz w:val="24"/>
+          <w:szCs w:val="22"/>
+          <w:lang w:val="en-US"/>
+        </w:rPr>
+        <w:t>Thread.sleep</w:t>
+      </w:r>
+      <w:proofErr w:type="spellEnd"/>
+      <w:r>
+        <w:rPr>
+          <w:sz w:val="24"/>
+          <w:szCs w:val="22"/>
+          <w:lang w:val="en-US"/>
+        </w:rPr>
+        <w:t>(</w:t>
+      </w:r>
+      <w:proofErr w:type="gramEnd"/>
+      <w:r>
+        <w:rPr>
+          <w:sz w:val="24"/>
+          <w:szCs w:val="22"/>
+          <w:lang w:val="en-US"/>
+        </w:rPr>
+        <w:t>)</w:t>
       </w:r>
       <w:r>
         <w:rPr>
@@ -9501,97 +9919,467 @@
           <w:lang w:val="en-US"/>
         </w:rPr>
         <w:t xml:space="preserve"> Will pause the execution of script for specified milliseconds.</w:t>
+      </w:r>
+    </w:p>
+    <w:p>
+      <w:pPr>
+        <w:pStyle w:val="ListParagraph"/>
+        <w:numPr>
+          <w:ilvl w:val="1"/>
+          <w:numId w:val="24"/>
+        </w:numPr>
+        <w:rPr>
+          <w:sz w:val="24"/>
+          <w:szCs w:val="22"/>
+          <w:lang w:val="en-US"/>
+        </w:rPr>
+      </w:pPr>
+      <w:r>
+        <w:rPr>
+          <w:sz w:val="24"/>
+          <w:szCs w:val="22"/>
+          <w:lang w:val="en-US"/>
+        </w:rPr>
+        <w:t>Will take mandatory delay.</w:t>
+      </w:r>
+    </w:p>
+    <w:p>
+      <w:pPr>
+        <w:pStyle w:val="ListParagraph"/>
+        <w:numPr>
+          <w:ilvl w:val="1"/>
+          <w:numId w:val="24"/>
+        </w:numPr>
+        <w:rPr>
+          <w:sz w:val="24"/>
+          <w:szCs w:val="22"/>
+          <w:lang w:val="en-US"/>
+        </w:rPr>
+      </w:pPr>
+      <w:r>
+        <w:rPr>
+          <w:sz w:val="24"/>
+          <w:szCs w:val="22"/>
+          <w:lang w:val="en-US"/>
+        </w:rPr>
+        <w:t>It is applicable to the single statement only.</w:t>
+      </w:r>
+    </w:p>
+    <w:p>
+      <w:pPr>
+        <w:pStyle w:val="ListParagraph"/>
+        <w:numPr>
+          <w:ilvl w:val="0"/>
+          <w:numId w:val="24"/>
+        </w:numPr>
+        <w:rPr>
+          <w:sz w:val="24"/>
+          <w:szCs w:val="22"/>
+          <w:lang w:val="en-US"/>
+        </w:rPr>
+      </w:pPr>
+      <w:r>
+        <w:rPr>
+          <w:sz w:val="24"/>
+          <w:szCs w:val="22"/>
+          <w:lang w:val="en-US"/>
+        </w:rPr>
+        <w:t>ImplicitWait</w:t>
+      </w:r>
+      <w:r>
+        <w:rPr>
+          <w:sz w:val="24"/>
+          <w:szCs w:val="22"/>
+          <w:lang w:val="en-US"/>
+        </w:rPr>
+        <w:t xml:space="preserve"> </w:t>
+      </w:r>
+      <w:r>
+        <w:rPr>
+          <w:sz w:val="24"/>
+          <w:szCs w:val="22"/>
+          <w:lang w:val="en-US"/>
+        </w:rPr>
+        <w:sym w:font="Wingdings" w:char="F0E0"/>
+      </w:r>
+      <w:r>
+        <w:rPr>
+          <w:sz w:val="24"/>
+          <w:szCs w:val="22"/>
+          <w:lang w:val="en-US"/>
+        </w:rPr>
+        <w:t xml:space="preserve"> </w:t>
+      </w:r>
+      <w:r>
+        <w:rPr>
+          <w:b/>
+          <w:bCs/>
+          <w:sz w:val="24"/>
+          <w:szCs w:val="22"/>
+          <w:lang w:val="en-US"/>
+        </w:rPr>
+        <w:t>Will wait till the control get loaded on the page</w:t>
+      </w:r>
+    </w:p>
+    <w:p>
+      <w:pPr>
+        <w:pStyle w:val="ListParagraph"/>
+        <w:numPr>
+          <w:ilvl w:val="1"/>
+          <w:numId w:val="24"/>
+        </w:numPr>
+        <w:rPr>
+          <w:sz w:val="24"/>
+          <w:szCs w:val="22"/>
+          <w:lang w:val="en-US"/>
+        </w:rPr>
+      </w:pPr>
+      <w:r>
+        <w:rPr>
+          <w:sz w:val="24"/>
+          <w:szCs w:val="22"/>
+          <w:lang w:val="en-US"/>
+        </w:rPr>
+        <w:t>Will not take the mandatory delay.</w:t>
+      </w:r>
+    </w:p>
+    <w:p>
+      <w:pPr>
+        <w:pStyle w:val="ListParagraph"/>
+        <w:numPr>
+          <w:ilvl w:val="1"/>
+          <w:numId w:val="24"/>
+        </w:numPr>
+        <w:rPr>
+          <w:sz w:val="24"/>
+          <w:szCs w:val="22"/>
+          <w:lang w:val="en-US"/>
+        </w:rPr>
+      </w:pPr>
+      <w:r>
+        <w:rPr>
+          <w:sz w:val="24"/>
+          <w:szCs w:val="22"/>
+          <w:lang w:val="en-US"/>
+        </w:rPr>
+        <w:t>It is applicable throughout the script.</w:t>
+      </w:r>
+    </w:p>
+    <w:p>
+      <w:pPr>
+        <w:pStyle w:val="ListParagraph"/>
+        <w:numPr>
+          <w:ilvl w:val="0"/>
+          <w:numId w:val="24"/>
+        </w:numPr>
+        <w:rPr>
+          <w:sz w:val="24"/>
+          <w:szCs w:val="22"/>
+          <w:lang w:val="en-US"/>
+        </w:rPr>
+      </w:pPr>
+      <w:r>
+        <w:rPr>
+          <w:sz w:val="24"/>
+          <w:szCs w:val="22"/>
+          <w:lang w:val="en-US"/>
+        </w:rPr>
+        <w:t>ExplicitWait</w:t>
+      </w:r>
+      <w:r>
+        <w:rPr>
+          <w:sz w:val="24"/>
+          <w:szCs w:val="22"/>
+          <w:lang w:val="en-US"/>
+        </w:rPr>
+        <w:t xml:space="preserve"> (WebDriverWait Class)</w:t>
+      </w:r>
+    </w:p>
+    <w:p>
+      <w:pPr>
+        <w:pStyle w:val="ListParagraph"/>
+        <w:numPr>
+          <w:ilvl w:val="1"/>
+          <w:numId w:val="24"/>
+        </w:numPr>
+        <w:rPr>
+          <w:sz w:val="24"/>
+          <w:szCs w:val="22"/>
+          <w:lang w:val="en-US"/>
+        </w:rPr>
+      </w:pPr>
+      <w:r>
+        <w:rPr>
+          <w:sz w:val="24"/>
+          <w:szCs w:val="22"/>
+          <w:lang w:val="en-US"/>
+        </w:rPr>
+        <w:t>Will not take mandatory delay.</w:t>
+      </w:r>
+    </w:p>
+    <w:p>
+      <w:pPr>
+        <w:pStyle w:val="ListParagraph"/>
+        <w:numPr>
+          <w:ilvl w:val="1"/>
+          <w:numId w:val="24"/>
+        </w:numPr>
+        <w:rPr>
+          <w:sz w:val="24"/>
+          <w:szCs w:val="22"/>
+          <w:lang w:val="en-US"/>
+        </w:rPr>
+      </w:pPr>
+      <w:r>
+        <w:rPr>
+          <w:sz w:val="24"/>
+          <w:szCs w:val="22"/>
+          <w:lang w:val="en-US"/>
+        </w:rPr>
+        <w:t>It is applicable to single statement only.</w:t>
+      </w:r>
+    </w:p>
+    <w:p>
+      <w:pPr>
+        <w:pStyle w:val="ListParagraph"/>
+        <w:numPr>
+          <w:ilvl w:val="1"/>
+          <w:numId w:val="24"/>
+        </w:numPr>
+        <w:rPr>
+          <w:sz w:val="24"/>
+          <w:szCs w:val="22"/>
+          <w:lang w:val="en-US"/>
+        </w:rPr>
+      </w:pPr>
+      <w:r>
+        <w:rPr>
+          <w:sz w:val="24"/>
+          <w:szCs w:val="22"/>
+          <w:lang w:val="en-US"/>
+        </w:rPr>
+        <w:t xml:space="preserve">We can wait till some condition (like Element to be clickable, Alert is present, visibility of element) get satisfied </w:t>
+      </w:r>
+    </w:p>
+    <w:p>
+      <w:pPr>
+        <w:pStyle w:val="ListParagraph"/>
+        <w:numPr>
+          <w:ilvl w:val="0"/>
+          <w:numId w:val="24"/>
+        </w:numPr>
+        <w:rPr>
+          <w:sz w:val="24"/>
+          <w:szCs w:val="22"/>
+          <w:lang w:val="en-US"/>
+        </w:rPr>
+      </w:pPr>
+      <w:r>
+        <w:rPr>
+          <w:sz w:val="24"/>
+          <w:szCs w:val="22"/>
+          <w:lang w:val="en-US"/>
+        </w:rPr>
+        <w:t>FluentWait</w:t>
+      </w:r>
+      <w:r>
+        <w:rPr>
+          <w:sz w:val="24"/>
+          <w:szCs w:val="22"/>
+          <w:lang w:val="en-US"/>
+        </w:rPr>
+        <w:t xml:space="preserve"> – It is the next version of Explicit Wait </w:t>
+      </w:r>
+    </w:p>
+    <w:p>
+      <w:pPr>
+        <w:pStyle w:val="ListParagraph"/>
+        <w:numPr>
+          <w:ilvl w:val="1"/>
+          <w:numId w:val="24"/>
+        </w:numPr>
+        <w:rPr>
+          <w:sz w:val="24"/>
+          <w:szCs w:val="22"/>
+          <w:lang w:val="en-US"/>
+        </w:rPr>
+      </w:pPr>
+      <w:r>
+        <w:rPr>
+          <w:sz w:val="24"/>
+          <w:szCs w:val="22"/>
+          <w:lang w:val="en-US"/>
+        </w:rPr>
+        <w:t>Will not take mandatory delay.</w:t>
+      </w:r>
+    </w:p>
+    <w:p>
+      <w:pPr>
+        <w:pStyle w:val="ListParagraph"/>
+        <w:numPr>
+          <w:ilvl w:val="1"/>
+          <w:numId w:val="24"/>
+        </w:numPr>
+        <w:rPr>
+          <w:sz w:val="24"/>
+          <w:szCs w:val="22"/>
+          <w:lang w:val="en-US"/>
+        </w:rPr>
+      </w:pPr>
+      <w:r>
+        <w:rPr>
+          <w:sz w:val="24"/>
+          <w:szCs w:val="22"/>
+          <w:lang w:val="en-US"/>
+        </w:rPr>
+        <w:t>It is applicable to single statement only.</w:t>
+      </w:r>
+    </w:p>
+    <w:p>
+      <w:pPr>
+        <w:pStyle w:val="ListParagraph"/>
+        <w:numPr>
+          <w:ilvl w:val="1"/>
+          <w:numId w:val="24"/>
+        </w:numPr>
+        <w:rPr>
+          <w:sz w:val="24"/>
+          <w:szCs w:val="22"/>
+          <w:lang w:val="en-US"/>
+        </w:rPr>
+      </w:pPr>
+      <w:r>
+        <w:rPr>
+          <w:sz w:val="24"/>
+          <w:szCs w:val="22"/>
+          <w:lang w:val="en-US"/>
+        </w:rPr>
+        <w:lastRenderedPageBreak/>
+        <w:t xml:space="preserve">We can wait till some condition (like Element to be clickable, Alert is present, visibility of element) get satisfied </w:t>
+      </w:r>
+    </w:p>
+    <w:p>
+      <w:pPr>
+        <w:pStyle w:val="ListParagraph"/>
+        <w:numPr>
+          <w:ilvl w:val="1"/>
+          <w:numId w:val="24"/>
+        </w:numPr>
+        <w:rPr>
+          <w:sz w:val="24"/>
+          <w:szCs w:val="22"/>
+          <w:lang w:val="en-US"/>
+        </w:rPr>
+      </w:pPr>
+      <w:r>
+        <w:rPr>
+          <w:sz w:val="24"/>
+          <w:szCs w:val="22"/>
+          <w:lang w:val="en-US"/>
+        </w:rPr>
+        <w:t>We can handle the exception as well</w:t>
+      </w:r>
+      <w:r>
+        <w:rPr>
+          <w:sz w:val="24"/>
+          <w:szCs w:val="22"/>
+          <w:lang w:val="en-US"/>
+        </w:rPr>
+        <w:br/>
+        <w:t>w - withTimeout</w:t>
+      </w:r>
+      <w:r>
+        <w:rPr>
+          <w:sz w:val="24"/>
+          <w:szCs w:val="22"/>
+          <w:lang w:val="en-US"/>
+        </w:rPr>
+        <w:br/>
+      </w:r>
+      <w:proofErr w:type="spellStart"/>
+      <w:r>
+        <w:rPr>
+          <w:sz w:val="24"/>
+          <w:szCs w:val="22"/>
+          <w:lang w:val="en-US"/>
+        </w:rPr>
+        <w:t>i</w:t>
+      </w:r>
+      <w:proofErr w:type="spellEnd"/>
+      <w:r>
+        <w:rPr>
+          <w:sz w:val="24"/>
+          <w:szCs w:val="22"/>
+          <w:lang w:val="en-US"/>
+        </w:rPr>
+        <w:t xml:space="preserve"> – ignoring </w:t>
+      </w:r>
+      <w:r>
+        <w:rPr>
+          <w:sz w:val="24"/>
+          <w:szCs w:val="22"/>
+          <w:lang w:val="en-US"/>
+        </w:rPr>
+        <w:br/>
+        <w:t>p – pollingEvery</w:t>
+      </w:r>
+      <w:r>
+        <w:rPr>
+          <w:sz w:val="24"/>
+          <w:szCs w:val="22"/>
+          <w:lang w:val="en-US"/>
+        </w:rPr>
+        <w:br/>
+        <w:t xml:space="preserve">u – until </w:t>
+      </w:r>
+    </w:p>
+    <w:p>
+      <w:pPr>
+        <w:pStyle w:val="ListParagraph"/>
+        <w:numPr>
+          <w:ilvl w:val="0"/>
+          <w:numId w:val="24"/>
+        </w:numPr>
+        <w:rPr>
+          <w:sz w:val="24"/>
+          <w:szCs w:val="22"/>
+          <w:lang w:val="en-US"/>
+        </w:rPr>
+      </w:pPr>
+      <w:r>
+        <w:rPr>
+          <w:sz w:val="24"/>
+          <w:szCs w:val="22"/>
+          <w:lang w:val="en-US"/>
+        </w:rPr>
+        <w:t>PageLoadTimeout</w:t>
+      </w:r>
+      <w:r>
+        <w:rPr>
+          <w:sz w:val="24"/>
+          <w:szCs w:val="22"/>
+          <w:lang w:val="en-US"/>
+        </w:rPr>
+        <w:t xml:space="preserve"> </w:t>
+      </w:r>
+      <w:r>
+        <w:rPr>
+          <w:sz w:val="24"/>
+          <w:szCs w:val="22"/>
+          <w:lang w:val="en-US"/>
+        </w:rPr>
+        <w:sym w:font="Wingdings" w:char="F0E0"/>
+      </w:r>
+      <w:r>
+        <w:rPr>
+          <w:sz w:val="24"/>
+          <w:szCs w:val="22"/>
+          <w:lang w:val="en-US"/>
+        </w:rPr>
+        <w:t xml:space="preserve"> We can increase the time till the page get loaded to avoid SessionTimeoutException. </w:t>
       </w:r>
       <w:bookmarkStart w:id="0" w:name="_GoBack"/>
       <w:bookmarkEnd w:id="0"/>
-    </w:p>
-    <w:p>
-      <w:pPr>
-        <w:pStyle w:val="ListParagraph"/>
-        <w:numPr>
-          <w:ilvl w:val="0"/>
-          <w:numId w:val="24"/>
-        </w:numPr>
-        <w:rPr>
-          <w:sz w:val="24"/>
-          <w:szCs w:val="22"/>
-          <w:lang w:val="en-US"/>
-        </w:rPr>
-      </w:pPr>
-      <w:r>
-        <w:rPr>
-          <w:sz w:val="24"/>
-          <w:szCs w:val="22"/>
-          <w:lang w:val="en-US"/>
-        </w:rPr>
-        <w:t>ImplicitWait</w:t>
-      </w:r>
-    </w:p>
-    <w:p>
-      <w:pPr>
-        <w:pStyle w:val="ListParagraph"/>
-        <w:numPr>
-          <w:ilvl w:val="0"/>
-          <w:numId w:val="24"/>
-        </w:numPr>
-        <w:rPr>
-          <w:sz w:val="24"/>
-          <w:szCs w:val="22"/>
-          <w:lang w:val="en-US"/>
-        </w:rPr>
-      </w:pPr>
-      <w:r>
-        <w:rPr>
-          <w:sz w:val="24"/>
-          <w:szCs w:val="22"/>
-          <w:lang w:val="en-US"/>
-        </w:rPr>
-        <w:t>ExplicitWait</w:t>
-      </w:r>
-    </w:p>
-    <w:p>
-      <w:pPr>
-        <w:pStyle w:val="ListParagraph"/>
-        <w:numPr>
-          <w:ilvl w:val="0"/>
-          <w:numId w:val="24"/>
-        </w:numPr>
-        <w:rPr>
-          <w:sz w:val="24"/>
-          <w:szCs w:val="22"/>
-          <w:lang w:val="en-US"/>
-        </w:rPr>
-      </w:pPr>
-      <w:r>
-        <w:rPr>
-          <w:sz w:val="24"/>
-          <w:szCs w:val="22"/>
-          <w:lang w:val="en-US"/>
-        </w:rPr>
-        <w:t>FluentWait</w:t>
-      </w:r>
-    </w:p>
-    <w:p>
-      <w:pPr>
-        <w:pStyle w:val="ListParagraph"/>
-        <w:numPr>
-          <w:ilvl w:val="0"/>
-          <w:numId w:val="24"/>
-        </w:numPr>
-        <w:rPr>
-          <w:sz w:val="24"/>
-          <w:szCs w:val="22"/>
-          <w:lang w:val="en-US"/>
-        </w:rPr>
-      </w:pPr>
-      <w:r>
-        <w:rPr>
-          <w:sz w:val="24"/>
-          <w:szCs w:val="22"/>
-          <w:lang w:val="en-US"/>
-        </w:rPr>
-        <w:t>PageLoadTimeout</w:t>
-      </w:r>
     </w:p>
     <w:p>
       <w:pPr>
@@ -10961,7 +11749,7 @@
         <w:rFonts w:hint="default"/>
       </w:rPr>
     </w:lvl>
-    <w:lvl w:ilvl="1" w:tplc="40090019" w:tentative="1">
+    <w:lvl w:ilvl="1" w:tplc="40090019">
       <w:start w:val="1"/>
       <w:numFmt w:val="lowerLetter"/>
       <w:lvlText w:val="%2."/>
@@ -12590,6 +13378,7 @@
   <w:style w:type="character" w:default="1" w:styleId="DefaultParagraphFont">
     <w:name w:val="Default Paragraph Font"/>
     <w:uiPriority w:val="1"/>
+    <w:semiHidden/>
     <w:unhideWhenUsed/>
   </w:style>
   <w:style w:type="table" w:default="1" w:styleId="TableNormal">
@@ -13718,31 +14507,31 @@
     </dgm:pt>
   </dgm:ptLst>
   <dgm:cxnLst>
-    <dgm:cxn modelId="{8D30BABE-D377-4FEA-A871-9C3028FC049A}" type="presOf" srcId="{BF4790F6-D1AA-430E-85BA-C07F91D009F2}" destId="{485EB252-98AF-4CC0-A401-D9A154AAFC53}" srcOrd="0" destOrd="0" presId="urn:microsoft.com/office/officeart/2005/8/layout/process1"/>
-    <dgm:cxn modelId="{E8824A41-A263-45E5-B53F-4B5B473AC598}" type="presOf" srcId="{5AAB36AD-884F-4169-9EAA-81A3D87ABCFA}" destId="{AB8F05C3-3669-4AF7-9C79-08939721A716}" srcOrd="0" destOrd="0" presId="urn:microsoft.com/office/officeart/2005/8/layout/process1"/>
-    <dgm:cxn modelId="{D9527C44-A6E3-4DD4-BCD3-276B350CF6E6}" type="presOf" srcId="{7201A391-9828-4B1D-A3C1-894234D041DB}" destId="{FDD593C1-9D9B-40ED-8C6D-5142CB0F0E3E}" srcOrd="1" destOrd="0" presId="urn:microsoft.com/office/officeart/2005/8/layout/process1"/>
-    <dgm:cxn modelId="{330E7C31-44FF-482D-AEA6-3039990ED4E5}" type="presOf" srcId="{EF5675B6-38BA-4455-BA87-E62399D49989}" destId="{DEB61738-BCA0-4546-95CF-970A62665FC2}" srcOrd="0" destOrd="0" presId="urn:microsoft.com/office/officeart/2005/8/layout/process1"/>
-    <dgm:cxn modelId="{3FF22790-A315-43B9-8410-49A91CF0EBAD}" type="presOf" srcId="{9C4D6193-4800-45DB-9EB9-DA2277B5D91B}" destId="{B8DA0D4A-E19E-4233-86B3-A96400569C53}" srcOrd="1" destOrd="0" presId="urn:microsoft.com/office/officeart/2005/8/layout/process1"/>
-    <dgm:cxn modelId="{7EB85F85-3167-4CA8-A1AE-F83AC48435DA}" type="presOf" srcId="{214208B8-431D-481C-9A4C-228B7308ADA8}" destId="{5D4876CA-733D-4DFD-8E79-4A3DBC7C7C6B}" srcOrd="1" destOrd="0" presId="urn:microsoft.com/office/officeart/2005/8/layout/process1"/>
-    <dgm:cxn modelId="{AFB896D1-458B-4625-89AF-0F790E05863F}" type="presOf" srcId="{9EE1A18E-AD2D-415E-8996-B35207C41ED0}" destId="{B9FC173B-3430-402C-9BFA-D498C62BCC2D}" srcOrd="0" destOrd="0" presId="urn:microsoft.com/office/officeart/2005/8/layout/process1"/>
+    <dgm:cxn modelId="{D54613AE-79F2-4F7E-9522-BDAECB3C5393}" type="presOf" srcId="{9C4D6193-4800-45DB-9EB9-DA2277B5D91B}" destId="{B8DA0D4A-E19E-4233-86B3-A96400569C53}" srcOrd="1" destOrd="0" presId="urn:microsoft.com/office/officeart/2005/8/layout/process1"/>
+    <dgm:cxn modelId="{0E70429A-6166-403B-BE1B-340194FE0EEB}" type="presOf" srcId="{BF8C77AF-CFF1-4B53-B009-D4E001D240D6}" destId="{D0DFB2B8-5022-4762-AA62-9B0CF1B32B60}" srcOrd="0" destOrd="0" presId="urn:microsoft.com/office/officeart/2005/8/layout/process1"/>
+    <dgm:cxn modelId="{64886AB8-2267-476B-9847-3DD350DA5DA6}" type="presOf" srcId="{EF5675B6-38BA-4455-BA87-E62399D49989}" destId="{DEB61738-BCA0-4546-95CF-970A62665FC2}" srcOrd="0" destOrd="0" presId="urn:microsoft.com/office/officeart/2005/8/layout/process1"/>
+    <dgm:cxn modelId="{630E7E94-ACFC-4131-B3DD-704FD6D70725}" type="presOf" srcId="{5AAB36AD-884F-4169-9EAA-81A3D87ABCFA}" destId="{AB8F05C3-3669-4AF7-9C79-08939721A716}" srcOrd="0" destOrd="0" presId="urn:microsoft.com/office/officeart/2005/8/layout/process1"/>
+    <dgm:cxn modelId="{2A452F2D-8098-4962-B405-C966536FBDB0}" type="presOf" srcId="{9EE1A18E-AD2D-415E-8996-B35207C41ED0}" destId="{B9FC173B-3430-402C-9BFA-D498C62BCC2D}" srcOrd="0" destOrd="0" presId="urn:microsoft.com/office/officeart/2005/8/layout/process1"/>
     <dgm:cxn modelId="{80AB986A-FDF3-41B1-9092-584CE3EB969B}" srcId="{9EE1A18E-AD2D-415E-8996-B35207C41ED0}" destId="{BF8C77AF-CFF1-4B53-B009-D4E001D240D6}" srcOrd="3" destOrd="0" parTransId="{FBE35E27-7BCE-41B3-88D2-29BD34AAC180}" sibTransId="{DC8EEA03-196C-4689-B6BD-D5BC213D37CC}"/>
-    <dgm:cxn modelId="{C06AD0B0-C0F7-4901-87C8-C224FC706BC1}" type="presOf" srcId="{9C4D6193-4800-45DB-9EB9-DA2277B5D91B}" destId="{374ED80F-5E6F-4A85-B95B-4BA99538042E}" srcOrd="0" destOrd="0" presId="urn:microsoft.com/office/officeart/2005/8/layout/process1"/>
-    <dgm:cxn modelId="{10E9FDA1-1708-44AC-BD97-CBEB9DB2AFB0}" type="presOf" srcId="{BF8C77AF-CFF1-4B53-B009-D4E001D240D6}" destId="{D0DFB2B8-5022-4762-AA62-9B0CF1B32B60}" srcOrd="0" destOrd="0" presId="urn:microsoft.com/office/officeart/2005/8/layout/process1"/>
+    <dgm:cxn modelId="{984E05D1-B619-4705-BD7B-B087B6664BCA}" type="presOf" srcId="{7201A391-9828-4B1D-A3C1-894234D041DB}" destId="{FDD593C1-9D9B-40ED-8C6D-5142CB0F0E3E}" srcOrd="1" destOrd="0" presId="urn:microsoft.com/office/officeart/2005/8/layout/process1"/>
+    <dgm:cxn modelId="{D37F0895-77ED-4EB7-82F3-41753E15FD9B}" type="presOf" srcId="{214208B8-431D-481C-9A4C-228B7308ADA8}" destId="{C789FCC9-4717-4FFC-BA71-F98E7B1B3115}" srcOrd="0" destOrd="0" presId="urn:microsoft.com/office/officeart/2005/8/layout/process1"/>
+    <dgm:cxn modelId="{AE72E5B4-005E-4D86-B64B-F8280B72317E}" type="presOf" srcId="{9C4D6193-4800-45DB-9EB9-DA2277B5D91B}" destId="{374ED80F-5E6F-4A85-B95B-4BA99538042E}" srcOrd="0" destOrd="0" presId="urn:microsoft.com/office/officeart/2005/8/layout/process1"/>
     <dgm:cxn modelId="{4D1B4854-AE2E-470B-9115-BD099FD5799A}" srcId="{9EE1A18E-AD2D-415E-8996-B35207C41ED0}" destId="{BF4790F6-D1AA-430E-85BA-C07F91D009F2}" srcOrd="1" destOrd="0" parTransId="{974B1A63-8714-4E97-A93F-006B83F9DBF3}" sibTransId="{214208B8-431D-481C-9A4C-228B7308ADA8}"/>
-    <dgm:cxn modelId="{5AB89463-D8FB-4A8D-AA19-210B1954C131}" type="presOf" srcId="{7201A391-9828-4B1D-A3C1-894234D041DB}" destId="{05A02C9E-6432-4B6A-91B3-E0BA65A6B1AE}" srcOrd="0" destOrd="0" presId="urn:microsoft.com/office/officeart/2005/8/layout/process1"/>
     <dgm:cxn modelId="{B151CA70-0406-48D6-8013-3F7D288766AD}" srcId="{9EE1A18E-AD2D-415E-8996-B35207C41ED0}" destId="{5AAB36AD-884F-4169-9EAA-81A3D87ABCFA}" srcOrd="0" destOrd="0" parTransId="{4796A0B2-FD04-4D0D-B4E3-6A8EB9A6D74D}" sibTransId="{9C4D6193-4800-45DB-9EB9-DA2277B5D91B}"/>
-    <dgm:cxn modelId="{3CF98BE4-E2E5-4EA3-AC6C-2BB40EE0291A}" type="presOf" srcId="{214208B8-431D-481C-9A4C-228B7308ADA8}" destId="{C789FCC9-4717-4FFC-BA71-F98E7B1B3115}" srcOrd="0" destOrd="0" presId="urn:microsoft.com/office/officeart/2005/8/layout/process1"/>
+    <dgm:cxn modelId="{63FDE591-AE33-4066-BE12-340816C576C5}" type="presOf" srcId="{BF4790F6-D1AA-430E-85BA-C07F91D009F2}" destId="{485EB252-98AF-4CC0-A401-D9A154AAFC53}" srcOrd="0" destOrd="0" presId="urn:microsoft.com/office/officeart/2005/8/layout/process1"/>
     <dgm:cxn modelId="{39F27088-F2FF-4B1E-85B8-75E4A5853051}" srcId="{9EE1A18E-AD2D-415E-8996-B35207C41ED0}" destId="{EF5675B6-38BA-4455-BA87-E62399D49989}" srcOrd="2" destOrd="0" parTransId="{B9F702AD-11CA-445A-BE84-AFE50ED28D23}" sibTransId="{7201A391-9828-4B1D-A3C1-894234D041DB}"/>
-    <dgm:cxn modelId="{12F4CD71-8CE3-45CE-94E7-6381C49B4428}" type="presParOf" srcId="{B9FC173B-3430-402C-9BFA-D498C62BCC2D}" destId="{AB8F05C3-3669-4AF7-9C79-08939721A716}" srcOrd="0" destOrd="0" presId="urn:microsoft.com/office/officeart/2005/8/layout/process1"/>
-    <dgm:cxn modelId="{86757531-D99C-4BCF-BED5-4103915B21E6}" type="presParOf" srcId="{B9FC173B-3430-402C-9BFA-D498C62BCC2D}" destId="{374ED80F-5E6F-4A85-B95B-4BA99538042E}" srcOrd="1" destOrd="0" presId="urn:microsoft.com/office/officeart/2005/8/layout/process1"/>
-    <dgm:cxn modelId="{16C13168-03F6-4C7F-A202-E5E58B5FEF87}" type="presParOf" srcId="{374ED80F-5E6F-4A85-B95B-4BA99538042E}" destId="{B8DA0D4A-E19E-4233-86B3-A96400569C53}" srcOrd="0" destOrd="0" presId="urn:microsoft.com/office/officeart/2005/8/layout/process1"/>
-    <dgm:cxn modelId="{F3A86FB7-540B-4789-A669-3F7134492003}" type="presParOf" srcId="{B9FC173B-3430-402C-9BFA-D498C62BCC2D}" destId="{485EB252-98AF-4CC0-A401-D9A154AAFC53}" srcOrd="2" destOrd="0" presId="urn:microsoft.com/office/officeart/2005/8/layout/process1"/>
-    <dgm:cxn modelId="{E93BE26C-204F-4F59-8278-5E483EF335DF}" type="presParOf" srcId="{B9FC173B-3430-402C-9BFA-D498C62BCC2D}" destId="{C789FCC9-4717-4FFC-BA71-F98E7B1B3115}" srcOrd="3" destOrd="0" presId="urn:microsoft.com/office/officeart/2005/8/layout/process1"/>
-    <dgm:cxn modelId="{6EB71F3F-96C6-4315-B1E2-13AD0A0A4FE2}" type="presParOf" srcId="{C789FCC9-4717-4FFC-BA71-F98E7B1B3115}" destId="{5D4876CA-733D-4DFD-8E79-4A3DBC7C7C6B}" srcOrd="0" destOrd="0" presId="urn:microsoft.com/office/officeart/2005/8/layout/process1"/>
-    <dgm:cxn modelId="{5DE0BDA0-7DE3-4551-A641-9589E86C1211}" type="presParOf" srcId="{B9FC173B-3430-402C-9BFA-D498C62BCC2D}" destId="{DEB61738-BCA0-4546-95CF-970A62665FC2}" srcOrd="4" destOrd="0" presId="urn:microsoft.com/office/officeart/2005/8/layout/process1"/>
-    <dgm:cxn modelId="{9249B756-8714-40F1-9248-C58A9D1FAA15}" type="presParOf" srcId="{B9FC173B-3430-402C-9BFA-D498C62BCC2D}" destId="{05A02C9E-6432-4B6A-91B3-E0BA65A6B1AE}" srcOrd="5" destOrd="0" presId="urn:microsoft.com/office/officeart/2005/8/layout/process1"/>
-    <dgm:cxn modelId="{7D8AF484-96ED-4DD7-B151-1E088B1552D3}" type="presParOf" srcId="{05A02C9E-6432-4B6A-91B3-E0BA65A6B1AE}" destId="{FDD593C1-9D9B-40ED-8C6D-5142CB0F0E3E}" srcOrd="0" destOrd="0" presId="urn:microsoft.com/office/officeart/2005/8/layout/process1"/>
-    <dgm:cxn modelId="{7111A554-5598-4835-ADD9-00000A3C12CB}" type="presParOf" srcId="{B9FC173B-3430-402C-9BFA-D498C62BCC2D}" destId="{D0DFB2B8-5022-4762-AA62-9B0CF1B32B60}" srcOrd="6" destOrd="0" presId="urn:microsoft.com/office/officeart/2005/8/layout/process1"/>
+    <dgm:cxn modelId="{A33A7CC7-83BB-4B00-AF26-B2EFD242589D}" type="presOf" srcId="{214208B8-431D-481C-9A4C-228B7308ADA8}" destId="{5D4876CA-733D-4DFD-8E79-4A3DBC7C7C6B}" srcOrd="1" destOrd="0" presId="urn:microsoft.com/office/officeart/2005/8/layout/process1"/>
+    <dgm:cxn modelId="{BA75913E-5757-4847-8A81-9CD41D9E1338}" type="presOf" srcId="{7201A391-9828-4B1D-A3C1-894234D041DB}" destId="{05A02C9E-6432-4B6A-91B3-E0BA65A6B1AE}" srcOrd="0" destOrd="0" presId="urn:microsoft.com/office/officeart/2005/8/layout/process1"/>
+    <dgm:cxn modelId="{13554FE2-BDCD-4AB5-B787-8211A196BE1C}" type="presParOf" srcId="{B9FC173B-3430-402C-9BFA-D498C62BCC2D}" destId="{AB8F05C3-3669-4AF7-9C79-08939721A716}" srcOrd="0" destOrd="0" presId="urn:microsoft.com/office/officeart/2005/8/layout/process1"/>
+    <dgm:cxn modelId="{1C9E782E-AE6C-45A9-A966-8F87080526C9}" type="presParOf" srcId="{B9FC173B-3430-402C-9BFA-D498C62BCC2D}" destId="{374ED80F-5E6F-4A85-B95B-4BA99538042E}" srcOrd="1" destOrd="0" presId="urn:microsoft.com/office/officeart/2005/8/layout/process1"/>
+    <dgm:cxn modelId="{7695F4C1-F64D-4503-9CF1-17BA49774ED7}" type="presParOf" srcId="{374ED80F-5E6F-4A85-B95B-4BA99538042E}" destId="{B8DA0D4A-E19E-4233-86B3-A96400569C53}" srcOrd="0" destOrd="0" presId="urn:microsoft.com/office/officeart/2005/8/layout/process1"/>
+    <dgm:cxn modelId="{2C365B0B-5C5D-4055-BE1E-027ADCA7626A}" type="presParOf" srcId="{B9FC173B-3430-402C-9BFA-D498C62BCC2D}" destId="{485EB252-98AF-4CC0-A401-D9A154AAFC53}" srcOrd="2" destOrd="0" presId="urn:microsoft.com/office/officeart/2005/8/layout/process1"/>
+    <dgm:cxn modelId="{EB956A62-BBC0-4790-8C1A-7CFB936449C0}" type="presParOf" srcId="{B9FC173B-3430-402C-9BFA-D498C62BCC2D}" destId="{C789FCC9-4717-4FFC-BA71-F98E7B1B3115}" srcOrd="3" destOrd="0" presId="urn:microsoft.com/office/officeart/2005/8/layout/process1"/>
+    <dgm:cxn modelId="{04160374-9E19-4AC2-A7EE-E9FA5B09BE74}" type="presParOf" srcId="{C789FCC9-4717-4FFC-BA71-F98E7B1B3115}" destId="{5D4876CA-733D-4DFD-8E79-4A3DBC7C7C6B}" srcOrd="0" destOrd="0" presId="urn:microsoft.com/office/officeart/2005/8/layout/process1"/>
+    <dgm:cxn modelId="{922C8E8B-2ED2-44AC-A0FA-6981AED042A5}" type="presParOf" srcId="{B9FC173B-3430-402C-9BFA-D498C62BCC2D}" destId="{DEB61738-BCA0-4546-95CF-970A62665FC2}" srcOrd="4" destOrd="0" presId="urn:microsoft.com/office/officeart/2005/8/layout/process1"/>
+    <dgm:cxn modelId="{BA3C05C8-BD1D-4244-B6DB-73CE1C64772C}" type="presParOf" srcId="{B9FC173B-3430-402C-9BFA-D498C62BCC2D}" destId="{05A02C9E-6432-4B6A-91B3-E0BA65A6B1AE}" srcOrd="5" destOrd="0" presId="urn:microsoft.com/office/officeart/2005/8/layout/process1"/>
+    <dgm:cxn modelId="{0ABF4FAC-4695-425D-86DF-2F2BB2970E2C}" type="presParOf" srcId="{05A02C9E-6432-4B6A-91B3-E0BA65A6B1AE}" destId="{FDD593C1-9D9B-40ED-8C6D-5142CB0F0E3E}" srcOrd="0" destOrd="0" presId="urn:microsoft.com/office/officeart/2005/8/layout/process1"/>
+    <dgm:cxn modelId="{305695C2-50BC-41ED-A593-A0BDE7D0E372}" type="presParOf" srcId="{B9FC173B-3430-402C-9BFA-D498C62BCC2D}" destId="{D0DFB2B8-5022-4762-AA62-9B0CF1B32B60}" srcOrd="6" destOrd="0" presId="urn:microsoft.com/office/officeart/2005/8/layout/process1"/>
   </dgm:cxnLst>
   <dgm:bg/>
   <dgm:whole/>

--- a/Notes_SA2510014.docx
+++ b/Notes_SA2510014.docx
@@ -818,23 +818,13 @@
           <w:lang w:val="en-US"/>
         </w:rPr>
       </w:pPr>
-      <w:proofErr w:type="spellStart"/>
-      <w:r>
-        <w:rPr>
-          <w:sz w:val="24"/>
-          <w:szCs w:val="22"/>
-          <w:lang w:val="en-US"/>
-        </w:rPr>
-        <w:t>Thread.sleep</w:t>
-      </w:r>
-      <w:proofErr w:type="spellEnd"/>
-      <w:r>
-        <w:rPr>
-          <w:sz w:val="24"/>
-          <w:szCs w:val="22"/>
-          <w:lang w:val="en-US"/>
-        </w:rPr>
-        <w:t>()</w:t>
+      <w:r>
+        <w:rPr>
+          <w:sz w:val="24"/>
+          <w:szCs w:val="22"/>
+          <w:lang w:val="en-US"/>
+        </w:rPr>
+        <w:t>Thread.sleep()</w:t>
       </w:r>
     </w:p>
     <w:p>
@@ -1165,18 +1155,8 @@
           <w:szCs w:val="22"/>
           <w:lang w:val="en-US"/>
         </w:rPr>
-        <w:t>Handling #shadow-</w:t>
-      </w:r>
-      <w:proofErr w:type="spellStart"/>
-      <w:r>
-        <w:rPr>
-          <w:sz w:val="24"/>
-          <w:szCs w:val="22"/>
-          <w:lang w:val="en-US"/>
-        </w:rPr>
-        <w:t>dom</w:t>
-      </w:r>
-      <w:proofErr w:type="spellEnd"/>
+        <w:t>Handling #shadow-dom</w:t>
+      </w:r>
     </w:p>
     <w:p>
       <w:pPr>
@@ -5621,41 +5601,13 @@
           <w:lang w:val="en-US"/>
         </w:rPr>
       </w:pPr>
-      <w:proofErr w:type="spellStart"/>
-      <w:r>
-        <w:rPr>
-          <w:sz w:val="24"/>
-          <w:szCs w:val="22"/>
-          <w:lang w:val="en-US"/>
-        </w:rPr>
-        <w:t>YourName_SeleniumDemos</w:t>
-      </w:r>
-      <w:proofErr w:type="spellEnd"/>
-      <w:r>
-        <w:rPr>
-          <w:sz w:val="24"/>
-          <w:szCs w:val="22"/>
-          <w:lang w:val="en-US"/>
-        </w:rPr>
-        <w:t xml:space="preserve"> (</w:t>
-      </w:r>
-      <w:proofErr w:type="spellStart"/>
-      <w:r>
-        <w:rPr>
-          <w:sz w:val="24"/>
-          <w:szCs w:val="22"/>
-          <w:lang w:val="en-US"/>
-        </w:rPr>
-        <w:t>Sanjeevani_SeleniumDemos</w:t>
-      </w:r>
-      <w:proofErr w:type="spellEnd"/>
-      <w:r>
-        <w:rPr>
-          <w:sz w:val="24"/>
-          <w:szCs w:val="22"/>
-          <w:lang w:val="en-US"/>
-        </w:rPr>
-        <w:t>)</w:t>
+      <w:r>
+        <w:rPr>
+          <w:sz w:val="24"/>
+          <w:szCs w:val="22"/>
+          <w:lang w:val="en-US"/>
+        </w:rPr>
+        <w:t>YourName_SeleniumDemos (Sanjeevani_SeleniumDemos)</w:t>
       </w:r>
     </w:p>
     <w:p>
@@ -6198,25 +6150,7 @@
           <w:szCs w:val="22"/>
           <w:lang w:val="en-US"/>
         </w:rPr>
-        <w:t>Create a package inside this project (</w:t>
-      </w:r>
-      <w:proofErr w:type="spellStart"/>
-      <w:r>
-        <w:rPr>
-          <w:sz w:val="24"/>
-          <w:szCs w:val="22"/>
-          <w:lang w:val="en-US"/>
-        </w:rPr>
-        <w:t>com.WebDriverDemos</w:t>
-      </w:r>
-      <w:proofErr w:type="spellEnd"/>
-      <w:r>
-        <w:rPr>
-          <w:sz w:val="24"/>
-          <w:szCs w:val="22"/>
-          <w:lang w:val="en-US"/>
-        </w:rPr>
-        <w:t>)</w:t>
+        <w:t>Create a package inside this project (com.WebDriverDemos)</w:t>
       </w:r>
     </w:p>
     <w:p>
@@ -6561,23 +6495,13 @@
           <w:lang w:val="en-US"/>
         </w:rPr>
       </w:pPr>
-      <w:proofErr w:type="gramStart"/>
-      <w:r>
-        <w:rPr>
-          <w:sz w:val="24"/>
-          <w:szCs w:val="22"/>
-          <w:lang w:val="en-US"/>
-        </w:rPr>
-        <w:t>get(</w:t>
-      </w:r>
-      <w:proofErr w:type="gramEnd"/>
-      <w:r>
-        <w:rPr>
-          <w:sz w:val="24"/>
-          <w:szCs w:val="22"/>
-          <w:lang w:val="en-US"/>
-        </w:rPr>
-        <w:t xml:space="preserve">) </w:t>
+      <w:r>
+        <w:rPr>
+          <w:sz w:val="24"/>
+          <w:szCs w:val="22"/>
+          <w:lang w:val="en-US"/>
+        </w:rPr>
+        <w:t xml:space="preserve">get() </w:t>
       </w:r>
       <w:r>
         <w:rPr>
@@ -6609,23 +6533,13 @@
           <w:lang w:val="en-US"/>
         </w:rPr>
       </w:pPr>
-      <w:proofErr w:type="spellStart"/>
-      <w:r>
-        <w:rPr>
-          <w:sz w:val="24"/>
-          <w:szCs w:val="22"/>
-          <w:lang w:val="en-US"/>
-        </w:rPr>
-        <w:t>driver.manage</w:t>
-      </w:r>
-      <w:proofErr w:type="spellEnd"/>
-      <w:r>
-        <w:rPr>
-          <w:sz w:val="24"/>
-          <w:szCs w:val="22"/>
-          <w:lang w:val="en-US"/>
-        </w:rPr>
-        <w:t xml:space="preserve">().window().maximize() </w:t>
+      <w:r>
+        <w:rPr>
+          <w:sz w:val="24"/>
+          <w:szCs w:val="22"/>
+          <w:lang w:val="en-US"/>
+        </w:rPr>
+        <w:t xml:space="preserve">driver.manage().window().maximize() </w:t>
       </w:r>
       <w:r>
         <w:rPr>
@@ -6657,23 +6571,13 @@
           <w:lang w:val="en-US"/>
         </w:rPr>
       </w:pPr>
-      <w:proofErr w:type="gramStart"/>
-      <w:r>
-        <w:rPr>
-          <w:sz w:val="24"/>
-          <w:szCs w:val="22"/>
-          <w:lang w:val="en-US"/>
-        </w:rPr>
-        <w:t>close(</w:t>
-      </w:r>
-      <w:proofErr w:type="gramEnd"/>
-      <w:r>
-        <w:rPr>
-          <w:sz w:val="24"/>
-          <w:szCs w:val="22"/>
-          <w:lang w:val="en-US"/>
-        </w:rPr>
-        <w:t xml:space="preserve">) </w:t>
+      <w:r>
+        <w:rPr>
+          <w:sz w:val="24"/>
+          <w:szCs w:val="22"/>
+          <w:lang w:val="en-US"/>
+        </w:rPr>
+        <w:t xml:space="preserve">close() </w:t>
       </w:r>
       <w:r>
         <w:rPr>
@@ -6689,7 +6593,25 @@
           <w:szCs w:val="22"/>
           <w:lang w:val="en-US"/>
         </w:rPr>
-        <w:t xml:space="preserve"> Will close the current browser window which is launched by WebDriver object.</w:t>
+        <w:t xml:space="preserve"> Will close the </w:t>
+      </w:r>
+      <w:r>
+        <w:rPr>
+          <w:b/>
+          <w:bCs/>
+          <w:sz w:val="24"/>
+          <w:szCs w:val="22"/>
+          <w:lang w:val="en-US"/>
+        </w:rPr>
+        <w:t>current browser window</w:t>
+      </w:r>
+      <w:r>
+        <w:rPr>
+          <w:sz w:val="24"/>
+          <w:szCs w:val="22"/>
+          <w:lang w:val="en-US"/>
+        </w:rPr>
+        <w:t xml:space="preserve"> which is launched by WebDriver object.</w:t>
       </w:r>
     </w:p>
     <w:p>
@@ -6705,7 +6627,6 @@
           <w:lang w:val="en-US"/>
         </w:rPr>
       </w:pPr>
-      <w:proofErr w:type="gramStart"/>
       <w:r>
         <w:rPr>
           <w:sz w:val="24"/>
@@ -6713,16 +6634,7 @@
           <w:lang w:val="en-US"/>
         </w:rPr>
         <w:lastRenderedPageBreak/>
-        <w:t>getTitle(</w:t>
-      </w:r>
-      <w:proofErr w:type="gramEnd"/>
-      <w:r>
-        <w:rPr>
-          <w:sz w:val="24"/>
-          <w:szCs w:val="22"/>
-          <w:lang w:val="en-US"/>
-        </w:rPr>
-        <w:t xml:space="preserve">) </w:t>
+        <w:t xml:space="preserve">quit() </w:t>
       </w:r>
       <w:r>
         <w:rPr>
@@ -6738,7 +6650,7 @@
           <w:szCs w:val="22"/>
           <w:lang w:val="en-US"/>
         </w:rPr>
-        <w:t xml:space="preserve"> Will return the title of the page. (String)</w:t>
+        <w:t xml:space="preserve"> Will close all the browser windows those are opened by WebDriver object.</w:t>
       </w:r>
     </w:p>
     <w:p>
@@ -6754,23 +6666,13 @@
           <w:lang w:val="en-US"/>
         </w:rPr>
       </w:pPr>
-      <w:proofErr w:type="gramStart"/>
-      <w:r>
-        <w:rPr>
-          <w:sz w:val="24"/>
-          <w:szCs w:val="22"/>
-          <w:lang w:val="en-US"/>
-        </w:rPr>
-        <w:t>getCurrentUrl(</w:t>
-      </w:r>
-      <w:proofErr w:type="gramEnd"/>
-      <w:r>
-        <w:rPr>
-          <w:sz w:val="24"/>
-          <w:szCs w:val="22"/>
-          <w:lang w:val="en-US"/>
-        </w:rPr>
-        <w:t xml:space="preserve">) </w:t>
+      <w:r>
+        <w:rPr>
+          <w:sz w:val="24"/>
+          <w:szCs w:val="22"/>
+          <w:lang w:val="en-US"/>
+        </w:rPr>
+        <w:t xml:space="preserve">getTitle() </w:t>
       </w:r>
       <w:r>
         <w:rPr>
@@ -6786,7 +6688,7 @@
           <w:szCs w:val="22"/>
           <w:lang w:val="en-US"/>
         </w:rPr>
-        <w:t xml:space="preserve"> Will return the URL of the page that is currently opened in browser by WebDriver object. (String)</w:t>
+        <w:t xml:space="preserve"> Will return the title of the page. (String)</w:t>
       </w:r>
     </w:p>
     <w:p>
@@ -6808,7 +6710,7 @@
           <w:szCs w:val="22"/>
           <w:lang w:val="en-US"/>
         </w:rPr>
-        <w:t xml:space="preserve">getPageSource() </w:t>
+        <w:t xml:space="preserve">getCurrentUrl() </w:t>
       </w:r>
       <w:r>
         <w:rPr>
@@ -6824,7 +6726,7 @@
           <w:szCs w:val="22"/>
           <w:lang w:val="en-US"/>
         </w:rPr>
-        <w:t xml:space="preserve"> Will return the source code (rendered html) of the page (String)</w:t>
+        <w:t xml:space="preserve"> Will return the URL of the page that is currently opened in browser by WebDriver object. (String)</w:t>
       </w:r>
     </w:p>
     <w:p>
@@ -6840,23 +6742,51 @@
           <w:lang w:val="en-US"/>
         </w:rPr>
       </w:pPr>
-      <w:proofErr w:type="gramStart"/>
-      <w:r>
-        <w:rPr>
-          <w:sz w:val="24"/>
-          <w:szCs w:val="22"/>
-          <w:lang w:val="en-US"/>
-        </w:rPr>
-        <w:t>findElement(</w:t>
-      </w:r>
-      <w:proofErr w:type="gramEnd"/>
-      <w:r>
-        <w:rPr>
-          <w:sz w:val="24"/>
-          <w:szCs w:val="22"/>
-          <w:lang w:val="en-US"/>
-        </w:rPr>
-        <w:t xml:space="preserve">) </w:t>
+      <w:r>
+        <w:rPr>
+          <w:sz w:val="24"/>
+          <w:szCs w:val="22"/>
+          <w:lang w:val="en-US"/>
+        </w:rPr>
+        <w:t xml:space="preserve">getPageSource() </w:t>
+      </w:r>
+      <w:r>
+        <w:rPr>
+          <w:sz w:val="24"/>
+          <w:szCs w:val="22"/>
+          <w:lang w:val="en-US"/>
+        </w:rPr>
+        <w:sym w:font="Wingdings" w:char="F0E0"/>
+      </w:r>
+      <w:r>
+        <w:rPr>
+          <w:sz w:val="24"/>
+          <w:szCs w:val="22"/>
+          <w:lang w:val="en-US"/>
+        </w:rPr>
+        <w:t xml:space="preserve"> Will return the source code (rendered html) of the page (String)</w:t>
+      </w:r>
+    </w:p>
+    <w:p>
+      <w:pPr>
+        <w:pStyle w:val="ListParagraph"/>
+        <w:numPr>
+          <w:ilvl w:val="0"/>
+          <w:numId w:val="15"/>
+        </w:numPr>
+        <w:rPr>
+          <w:sz w:val="24"/>
+          <w:szCs w:val="22"/>
+          <w:lang w:val="en-US"/>
+        </w:rPr>
+      </w:pPr>
+      <w:r>
+        <w:rPr>
+          <w:sz w:val="24"/>
+          <w:szCs w:val="22"/>
+          <w:lang w:val="en-US"/>
+        </w:rPr>
+        <w:t xml:space="preserve">findElement() </w:t>
       </w:r>
       <w:r>
         <w:rPr>
@@ -6914,23 +6844,13 @@
           <w:lang w:val="en-US"/>
         </w:rPr>
       </w:pPr>
-      <w:proofErr w:type="gramStart"/>
-      <w:r>
-        <w:rPr>
-          <w:sz w:val="24"/>
-          <w:szCs w:val="22"/>
-          <w:lang w:val="en-US"/>
-        </w:rPr>
-        <w:t>findElements(</w:t>
-      </w:r>
-      <w:proofErr w:type="gramEnd"/>
-      <w:r>
-        <w:rPr>
-          <w:sz w:val="24"/>
-          <w:szCs w:val="22"/>
-          <w:lang w:val="en-US"/>
-        </w:rPr>
-        <w:t xml:space="preserve">) </w:t>
+      <w:r>
+        <w:rPr>
+          <w:sz w:val="24"/>
+          <w:szCs w:val="22"/>
+          <w:lang w:val="en-US"/>
+        </w:rPr>
+        <w:t xml:space="preserve">findElements() </w:t>
       </w:r>
       <w:r>
         <w:rPr>
@@ -6947,6 +6867,44 @@
           <w:lang w:val="en-US"/>
         </w:rPr>
         <w:t xml:space="preserve"> Will find multiple controls on the page. (List&lt;WebElement&gt;)</w:t>
+      </w:r>
+    </w:p>
+    <w:p>
+      <w:pPr>
+        <w:pStyle w:val="ListParagraph"/>
+        <w:numPr>
+          <w:ilvl w:val="0"/>
+          <w:numId w:val="15"/>
+        </w:numPr>
+        <w:rPr>
+          <w:sz w:val="24"/>
+          <w:szCs w:val="22"/>
+          <w:lang w:val="en-US"/>
+        </w:rPr>
+      </w:pPr>
+      <w:r>
+        <w:rPr>
+          <w:sz w:val="24"/>
+          <w:szCs w:val="22"/>
+          <w:lang w:val="en-US"/>
+        </w:rPr>
+        <w:t xml:space="preserve">getWindowHandles() </w:t>
+      </w:r>
+      <w:r>
+        <w:rPr>
+          <w:sz w:val="24"/>
+          <w:szCs w:val="22"/>
+          <w:lang w:val="en-US"/>
+        </w:rPr>
+        <w:sym w:font="Wingdings" w:char="F0E0"/>
+      </w:r>
+      <w:r>
+        <w:rPr>
+          <w:sz w:val="24"/>
+          <w:szCs w:val="22"/>
+          <w:lang w:val="en-US"/>
+        </w:rPr>
+        <w:t xml:space="preserve"> Will return the ids of all the windows those are opened by WebDriver object. (Set&lt;String&gt;)</w:t>
       </w:r>
     </w:p>
     <w:p>
@@ -7295,6 +7253,82 @@
     </w:p>
     <w:p>
       <w:pPr>
+        <w:pStyle w:val="ListParagraph"/>
+        <w:numPr>
+          <w:ilvl w:val="0"/>
+          <w:numId w:val="16"/>
+        </w:numPr>
+        <w:rPr>
+          <w:sz w:val="24"/>
+          <w:szCs w:val="22"/>
+          <w:lang w:val="en-US"/>
+        </w:rPr>
+      </w:pPr>
+      <w:r>
+        <w:rPr>
+          <w:sz w:val="24"/>
+          <w:szCs w:val="22"/>
+          <w:lang w:val="en-US"/>
+        </w:rPr>
+        <w:t xml:space="preserve">ElementClickInterceptedException </w:t>
+      </w:r>
+      <w:r>
+        <w:rPr>
+          <w:sz w:val="24"/>
+          <w:szCs w:val="22"/>
+          <w:lang w:val="en-US"/>
+        </w:rPr>
+        <w:sym w:font="Wingdings" w:char="F0E0"/>
+      </w:r>
+      <w:r>
+        <w:rPr>
+          <w:sz w:val="24"/>
+          <w:szCs w:val="22"/>
+          <w:lang w:val="en-US"/>
+        </w:rPr>
+        <w:t xml:space="preserve"> The element which you want to click is hidden by some another control.</w:t>
+      </w:r>
+    </w:p>
+    <w:p>
+      <w:pPr>
+        <w:pStyle w:val="ListParagraph"/>
+        <w:numPr>
+          <w:ilvl w:val="0"/>
+          <w:numId w:val="16"/>
+        </w:numPr>
+        <w:rPr>
+          <w:sz w:val="24"/>
+          <w:szCs w:val="22"/>
+          <w:lang w:val="en-US"/>
+        </w:rPr>
+      </w:pPr>
+      <w:r>
+        <w:rPr>
+          <w:sz w:val="24"/>
+          <w:szCs w:val="22"/>
+          <w:lang w:val="en-US"/>
+        </w:rPr>
+        <w:t xml:space="preserve">NoAlertPresentException </w:t>
+      </w:r>
+      <w:r>
+        <w:rPr>
+          <w:sz w:val="24"/>
+          <w:szCs w:val="22"/>
+          <w:lang w:val="en-US"/>
+        </w:rPr>
+        <w:sym w:font="Wingdings" w:char="F0E0"/>
+      </w:r>
+      <w:r>
+        <w:rPr>
+          <w:sz w:val="24"/>
+          <w:szCs w:val="22"/>
+          <w:lang w:val="en-US"/>
+        </w:rPr>
+        <w:t xml:space="preserve"> You are trying to handle an alert but there is not alert visible on the page.</w:t>
+      </w:r>
+    </w:p>
+    <w:p>
+      <w:pPr>
         <w:rPr>
           <w:sz w:val="24"/>
           <w:szCs w:val="22"/>
@@ -7424,23 +7458,14 @@
           <w:lang w:val="en-US"/>
         </w:rPr>
       </w:pPr>
-      <w:proofErr w:type="gramStart"/>
-      <w:r>
-        <w:rPr>
-          <w:sz w:val="24"/>
-          <w:szCs w:val="22"/>
-          <w:lang w:val="en-US"/>
-        </w:rPr>
-        <w:t>sendKeys(</w:t>
-      </w:r>
-      <w:proofErr w:type="gramEnd"/>
-      <w:r>
-        <w:rPr>
-          <w:sz w:val="24"/>
-          <w:szCs w:val="22"/>
-          <w:lang w:val="en-US"/>
-        </w:rPr>
-        <w:t xml:space="preserve">) </w:t>
+      <w:r>
+        <w:rPr>
+          <w:sz w:val="24"/>
+          <w:szCs w:val="22"/>
+          <w:lang w:val="en-US"/>
+        </w:rPr>
+        <w:lastRenderedPageBreak/>
+        <w:t xml:space="preserve">sendKeys() </w:t>
       </w:r>
       <w:r>
         <w:rPr>
@@ -7480,23 +7505,13 @@
           <w:lang w:val="en-US"/>
         </w:rPr>
       </w:pPr>
-      <w:proofErr w:type="gramStart"/>
-      <w:r>
-        <w:rPr>
-          <w:sz w:val="24"/>
-          <w:szCs w:val="22"/>
-          <w:lang w:val="en-US"/>
-        </w:rPr>
-        <w:t>click(</w:t>
-      </w:r>
-      <w:proofErr w:type="gramEnd"/>
-      <w:r>
-        <w:rPr>
-          <w:sz w:val="24"/>
-          <w:szCs w:val="22"/>
-          <w:lang w:val="en-US"/>
-        </w:rPr>
-        <w:t xml:space="preserve">) </w:t>
+      <w:r>
+        <w:rPr>
+          <w:sz w:val="24"/>
+          <w:szCs w:val="22"/>
+          <w:lang w:val="en-US"/>
+        </w:rPr>
+        <w:t xml:space="preserve">click() </w:t>
       </w:r>
       <w:r>
         <w:rPr>
@@ -7528,23 +7543,13 @@
           <w:lang w:val="en-US"/>
         </w:rPr>
       </w:pPr>
-      <w:proofErr w:type="gramStart"/>
-      <w:r>
-        <w:rPr>
-          <w:sz w:val="24"/>
-          <w:szCs w:val="22"/>
-          <w:lang w:val="en-US"/>
-        </w:rPr>
-        <w:t>getText(</w:t>
-      </w:r>
-      <w:proofErr w:type="gramEnd"/>
-      <w:r>
-        <w:rPr>
-          <w:sz w:val="24"/>
-          <w:szCs w:val="22"/>
-          <w:lang w:val="en-US"/>
-        </w:rPr>
-        <w:t xml:space="preserve">) </w:t>
+      <w:r>
+        <w:rPr>
+          <w:sz w:val="24"/>
+          <w:szCs w:val="22"/>
+          <w:lang w:val="en-US"/>
+        </w:rPr>
+        <w:t xml:space="preserve">getText() </w:t>
       </w:r>
       <w:r>
         <w:rPr>
@@ -7576,23 +7581,13 @@
           <w:lang w:val="en-US"/>
         </w:rPr>
       </w:pPr>
-      <w:proofErr w:type="gramStart"/>
-      <w:r>
-        <w:rPr>
-          <w:sz w:val="24"/>
-          <w:szCs w:val="22"/>
-          <w:lang w:val="en-US"/>
-        </w:rPr>
-        <w:t>getAttribute(</w:t>
-      </w:r>
-      <w:proofErr w:type="gramEnd"/>
-      <w:r>
-        <w:rPr>
-          <w:sz w:val="24"/>
-          <w:szCs w:val="22"/>
-          <w:lang w:val="en-US"/>
-        </w:rPr>
-        <w:t xml:space="preserve">) / getDomAttribute() </w:t>
+      <w:r>
+        <w:rPr>
+          <w:sz w:val="24"/>
+          <w:szCs w:val="22"/>
+          <w:lang w:val="en-US"/>
+        </w:rPr>
+        <w:t xml:space="preserve">getAttribute() / getDomAttribute() </w:t>
       </w:r>
       <w:r>
         <w:rPr>
@@ -7624,23 +7619,13 @@
           <w:lang w:val="en-US"/>
         </w:rPr>
       </w:pPr>
-      <w:proofErr w:type="gramStart"/>
-      <w:r>
-        <w:rPr>
-          <w:sz w:val="24"/>
-          <w:szCs w:val="22"/>
-          <w:lang w:val="en-US"/>
-        </w:rPr>
-        <w:t>submit(</w:t>
-      </w:r>
-      <w:proofErr w:type="gramEnd"/>
-      <w:r>
-        <w:rPr>
-          <w:sz w:val="24"/>
-          <w:szCs w:val="22"/>
-          <w:lang w:val="en-US"/>
-        </w:rPr>
-        <w:t xml:space="preserve">) </w:t>
+      <w:r>
+        <w:rPr>
+          <w:sz w:val="24"/>
+          <w:szCs w:val="22"/>
+          <w:lang w:val="en-US"/>
+        </w:rPr>
+        <w:t xml:space="preserve">submit() </w:t>
       </w:r>
       <w:r>
         <w:rPr>
@@ -7688,24 +7673,13 @@
           <w:lang w:val="en-US"/>
         </w:rPr>
       </w:pPr>
-      <w:proofErr w:type="gramStart"/>
-      <w:r>
-        <w:rPr>
-          <w:sz w:val="24"/>
-          <w:szCs w:val="22"/>
-          <w:lang w:val="en-US"/>
-        </w:rPr>
-        <w:lastRenderedPageBreak/>
-        <w:t>isSelected(</w:t>
-      </w:r>
-      <w:proofErr w:type="gramEnd"/>
-      <w:r>
-        <w:rPr>
-          <w:sz w:val="24"/>
-          <w:szCs w:val="22"/>
-          <w:lang w:val="en-US"/>
-        </w:rPr>
-        <w:t xml:space="preserve">) </w:t>
+      <w:r>
+        <w:rPr>
+          <w:sz w:val="24"/>
+          <w:szCs w:val="22"/>
+          <w:lang w:val="en-US"/>
+        </w:rPr>
+        <w:t xml:space="preserve">isSelected() </w:t>
       </w:r>
       <w:r>
         <w:rPr>
@@ -7783,23 +7757,13 @@
           <w:lang w:val="en-US"/>
         </w:rPr>
       </w:pPr>
-      <w:proofErr w:type="gramStart"/>
-      <w:r>
-        <w:rPr>
-          <w:sz w:val="24"/>
-          <w:szCs w:val="22"/>
-          <w:lang w:val="en-US"/>
-        </w:rPr>
-        <w:t>isDisplayed(</w:t>
-      </w:r>
-      <w:proofErr w:type="gramEnd"/>
-      <w:r>
-        <w:rPr>
-          <w:sz w:val="24"/>
-          <w:szCs w:val="22"/>
-          <w:lang w:val="en-US"/>
-        </w:rPr>
-        <w:t xml:space="preserve">) </w:t>
+      <w:r>
+        <w:rPr>
+          <w:sz w:val="24"/>
+          <w:szCs w:val="22"/>
+          <w:lang w:val="en-US"/>
+        </w:rPr>
+        <w:t xml:space="preserve">isDisplayed() </w:t>
       </w:r>
       <w:r>
         <w:rPr>
@@ -8193,6 +8157,7 @@
           <w:szCs w:val="22"/>
           <w:lang w:val="en-US"/>
         </w:rPr>
+        <w:lastRenderedPageBreak/>
         <w:t xml:space="preserve">To locate any control by using the value of attribute </w:t>
       </w:r>
       <w:r>
@@ -8299,7 +8264,6 @@
           <w:szCs w:val="22"/>
           <w:lang w:val="en-US"/>
         </w:rPr>
-        <w:lastRenderedPageBreak/>
         <w:t>This is the technique / locator via which you can locate any control by using any one or multiple attributes of the control.</w:t>
       </w:r>
     </w:p>
@@ -8379,25 +8343,7 @@
           <w:szCs w:val="22"/>
           <w:lang w:val="en-US"/>
         </w:rPr>
-        <w:t>data-</w:t>
-      </w:r>
-      <w:proofErr w:type="spellStart"/>
-      <w:r>
-        <w:rPr>
-          <w:sz w:val="24"/>
-          <w:szCs w:val="22"/>
-          <w:lang w:val="en-US"/>
-        </w:rPr>
-        <w:t>testid</w:t>
-      </w:r>
-      <w:proofErr w:type="spellEnd"/>
-      <w:r>
-        <w:rPr>
-          <w:sz w:val="24"/>
-          <w:szCs w:val="22"/>
-          <w:lang w:val="en-US"/>
-        </w:rPr>
-        <w:t>="royal-email"]</w:t>
+        <w:t>data-testid="royal-email"]</w:t>
       </w:r>
     </w:p>
     <w:p>
@@ -8926,18 +8872,8 @@
           <w:szCs w:val="22"/>
           <w:lang w:val="en-US"/>
         </w:rPr>
-        <w:t xml:space="preserve">Taking reference of parent </w:t>
-      </w:r>
-      <w:proofErr w:type="spellStart"/>
-      <w:r>
-        <w:rPr>
-          <w:sz w:val="24"/>
-          <w:szCs w:val="22"/>
-          <w:lang w:val="en-US"/>
-        </w:rPr>
-        <w:t>tage</w:t>
-      </w:r>
-      <w:proofErr w:type="spellEnd"/>
+        <w:t>Taking reference of parent tage</w:t>
+      </w:r>
     </w:p>
     <w:p>
       <w:pPr>
@@ -9050,6 +8986,7 @@
           <w:szCs w:val="22"/>
           <w:lang w:val="en-US"/>
         </w:rPr>
+        <w:lastRenderedPageBreak/>
         <w:t xml:space="preserve">Selenium has provided a special class to handle such controls – </w:t>
       </w:r>
       <w:r>
@@ -9108,23 +9045,13 @@
           <w:lang w:val="en-US"/>
         </w:rPr>
       </w:pPr>
-      <w:proofErr w:type="gramStart"/>
-      <w:r>
-        <w:rPr>
-          <w:sz w:val="24"/>
-          <w:szCs w:val="22"/>
-          <w:lang w:val="en-US"/>
-        </w:rPr>
-        <w:t>getFirstSelectedOption(</w:t>
-      </w:r>
-      <w:proofErr w:type="gramEnd"/>
-      <w:r>
-        <w:rPr>
-          <w:sz w:val="24"/>
-          <w:szCs w:val="22"/>
-          <w:lang w:val="en-US"/>
-        </w:rPr>
-        <w:t xml:space="preserve">) </w:t>
+      <w:r>
+        <w:rPr>
+          <w:sz w:val="24"/>
+          <w:szCs w:val="22"/>
+          <w:lang w:val="en-US"/>
+        </w:rPr>
+        <w:t xml:space="preserve">getFirstSelectedOption() </w:t>
       </w:r>
       <w:r>
         <w:rPr>
@@ -9194,23 +9121,13 @@
           <w:lang w:val="en-US"/>
         </w:rPr>
       </w:pPr>
-      <w:proofErr w:type="gramStart"/>
-      <w:r>
-        <w:rPr>
-          <w:sz w:val="24"/>
-          <w:szCs w:val="22"/>
-          <w:lang w:val="en-US"/>
-        </w:rPr>
-        <w:t>selectByVisibleText(</w:t>
-      </w:r>
-      <w:proofErr w:type="gramEnd"/>
-      <w:r>
-        <w:rPr>
-          <w:sz w:val="24"/>
-          <w:szCs w:val="22"/>
-          <w:lang w:val="en-US"/>
-        </w:rPr>
-        <w:t xml:space="preserve">) </w:t>
+      <w:r>
+        <w:rPr>
+          <w:sz w:val="24"/>
+          <w:szCs w:val="22"/>
+          <w:lang w:val="en-US"/>
+        </w:rPr>
+        <w:t xml:space="preserve">selectByVisibleText() </w:t>
       </w:r>
       <w:r>
         <w:rPr>
@@ -9260,24 +9177,13 @@
           <w:lang w:val="en-US"/>
         </w:rPr>
       </w:pPr>
-      <w:proofErr w:type="gramStart"/>
-      <w:r>
-        <w:rPr>
-          <w:sz w:val="24"/>
-          <w:szCs w:val="22"/>
-          <w:lang w:val="en-US"/>
-        </w:rPr>
-        <w:lastRenderedPageBreak/>
-        <w:t>selectByContainsVisibleText(</w:t>
-      </w:r>
-      <w:proofErr w:type="gramEnd"/>
-      <w:r>
-        <w:rPr>
-          <w:sz w:val="24"/>
-          <w:szCs w:val="22"/>
-          <w:lang w:val="en-US"/>
-        </w:rPr>
-        <w:t xml:space="preserve">) </w:t>
+      <w:r>
+        <w:rPr>
+          <w:sz w:val="24"/>
+          <w:szCs w:val="22"/>
+          <w:lang w:val="en-US"/>
+        </w:rPr>
+        <w:t xml:space="preserve">selectByContainsVisibleText() </w:t>
       </w:r>
       <w:r>
         <w:rPr>
@@ -9327,23 +9233,13 @@
           <w:lang w:val="en-US"/>
         </w:rPr>
       </w:pPr>
-      <w:proofErr w:type="gramStart"/>
-      <w:r>
-        <w:rPr>
-          <w:sz w:val="24"/>
-          <w:szCs w:val="22"/>
-          <w:lang w:val="en-US"/>
-        </w:rPr>
-        <w:t>selectByValue(</w:t>
-      </w:r>
-      <w:proofErr w:type="gramEnd"/>
-      <w:r>
-        <w:rPr>
-          <w:sz w:val="24"/>
-          <w:szCs w:val="22"/>
-          <w:lang w:val="en-US"/>
-        </w:rPr>
-        <w:t xml:space="preserve">) </w:t>
+      <w:r>
+        <w:rPr>
+          <w:sz w:val="24"/>
+          <w:szCs w:val="22"/>
+          <w:lang w:val="en-US"/>
+        </w:rPr>
+        <w:t xml:space="preserve">selectByValue() </w:t>
       </w:r>
       <w:r>
         <w:rPr>
@@ -9393,23 +9289,13 @@
           <w:lang w:val="en-US"/>
         </w:rPr>
       </w:pPr>
-      <w:proofErr w:type="gramStart"/>
-      <w:r>
-        <w:rPr>
-          <w:sz w:val="24"/>
-          <w:szCs w:val="22"/>
-          <w:lang w:val="en-US"/>
-        </w:rPr>
-        <w:t>selectByIndex(</w:t>
-      </w:r>
-      <w:proofErr w:type="gramEnd"/>
-      <w:r>
-        <w:rPr>
-          <w:sz w:val="24"/>
-          <w:szCs w:val="22"/>
-          <w:lang w:val="en-US"/>
-        </w:rPr>
-        <w:t xml:space="preserve">) </w:t>
+      <w:r>
+        <w:rPr>
+          <w:sz w:val="24"/>
+          <w:szCs w:val="22"/>
+          <w:lang w:val="en-US"/>
+        </w:rPr>
+        <w:t xml:space="preserve">selectByIndex() </w:t>
       </w:r>
       <w:r>
         <w:rPr>
@@ -9469,23 +9355,13 @@
           <w:lang w:val="en-US"/>
         </w:rPr>
       </w:pPr>
-      <w:proofErr w:type="gramStart"/>
-      <w:r>
-        <w:rPr>
-          <w:sz w:val="24"/>
-          <w:szCs w:val="22"/>
-          <w:lang w:val="en-US"/>
-        </w:rPr>
-        <w:t>getAllSelectedOptions(</w:t>
-      </w:r>
-      <w:proofErr w:type="gramEnd"/>
-      <w:r>
-        <w:rPr>
-          <w:sz w:val="24"/>
-          <w:szCs w:val="22"/>
-          <w:lang w:val="en-US"/>
-        </w:rPr>
-        <w:t xml:space="preserve">) </w:t>
+      <w:r>
+        <w:rPr>
+          <w:sz w:val="24"/>
+          <w:szCs w:val="22"/>
+          <w:lang w:val="en-US"/>
+        </w:rPr>
+        <w:t xml:space="preserve">getAllSelectedOptions() </w:t>
       </w:r>
       <w:r>
         <w:rPr>
@@ -9517,23 +9393,13 @@
           <w:lang w:val="en-US"/>
         </w:rPr>
       </w:pPr>
-      <w:proofErr w:type="gramStart"/>
-      <w:r>
-        <w:rPr>
-          <w:sz w:val="24"/>
-          <w:szCs w:val="22"/>
-          <w:lang w:val="en-US"/>
-        </w:rPr>
-        <w:t>isMultiple(</w:t>
-      </w:r>
-      <w:proofErr w:type="gramEnd"/>
-      <w:r>
-        <w:rPr>
-          <w:sz w:val="24"/>
-          <w:szCs w:val="22"/>
-          <w:lang w:val="en-US"/>
-        </w:rPr>
-        <w:t xml:space="preserve">) </w:t>
+      <w:r>
+        <w:rPr>
+          <w:sz w:val="24"/>
+          <w:szCs w:val="22"/>
+          <w:lang w:val="en-US"/>
+        </w:rPr>
+        <w:t xml:space="preserve">isMultiple() </w:t>
       </w:r>
       <w:r>
         <w:rPr>
@@ -9868,33 +9734,13 @@
           <w:lang w:val="en-US"/>
         </w:rPr>
       </w:pPr>
-      <w:proofErr w:type="spellStart"/>
-      <w:proofErr w:type="gramStart"/>
-      <w:r>
-        <w:rPr>
-          <w:sz w:val="24"/>
-          <w:szCs w:val="22"/>
-          <w:lang w:val="en-US"/>
-        </w:rPr>
-        <w:t>Thread.sleep</w:t>
-      </w:r>
-      <w:proofErr w:type="spellEnd"/>
-      <w:r>
-        <w:rPr>
-          <w:sz w:val="24"/>
-          <w:szCs w:val="22"/>
-          <w:lang w:val="en-US"/>
-        </w:rPr>
-        <w:t>(</w:t>
-      </w:r>
-      <w:proofErr w:type="gramEnd"/>
-      <w:r>
-        <w:rPr>
-          <w:sz w:val="24"/>
-          <w:szCs w:val="22"/>
-          <w:lang w:val="en-US"/>
-        </w:rPr>
-        <w:t>)</w:t>
+      <w:r>
+        <w:rPr>
+          <w:sz w:val="24"/>
+          <w:szCs w:val="22"/>
+          <w:lang w:val="en-US"/>
+        </w:rPr>
+        <w:t>Thread.sleep()</w:t>
       </w:r>
       <w:r>
         <w:rPr>
@@ -10114,6 +9960,7 @@
           <w:szCs w:val="22"/>
           <w:lang w:val="en-US"/>
         </w:rPr>
+        <w:lastRenderedPageBreak/>
         <w:t>Will not take mandatory delay.</w:t>
       </w:r>
     </w:p>
@@ -10254,7 +10101,6 @@
           <w:szCs w:val="22"/>
           <w:lang w:val="en-US"/>
         </w:rPr>
-        <w:lastRenderedPageBreak/>
         <w:t xml:space="preserve">We can wait till some condition (like Element to be clickable, Alert is present, visibility of element) get satisfied </w:t>
       </w:r>
     </w:p>
@@ -10295,24 +10141,7 @@
           <w:lang w:val="en-US"/>
         </w:rPr>
         <w:br/>
-      </w:r>
-      <w:proofErr w:type="spellStart"/>
-      <w:r>
-        <w:rPr>
-          <w:sz w:val="24"/>
-          <w:szCs w:val="22"/>
-          <w:lang w:val="en-US"/>
-        </w:rPr>
-        <w:t>i</w:t>
-      </w:r>
-      <w:proofErr w:type="spellEnd"/>
-      <w:r>
-        <w:rPr>
-          <w:sz w:val="24"/>
-          <w:szCs w:val="22"/>
-          <w:lang w:val="en-US"/>
-        </w:rPr>
-        <w:t xml:space="preserve"> – ignoring </w:t>
+        <w:t xml:space="preserve">i – ignoring </w:t>
       </w:r>
       <w:r>
         <w:rPr>
@@ -10378,26 +10207,575 @@
         </w:rPr>
         <w:t xml:space="preserve"> We can increase the time till the page get loaded to avoid SessionTimeoutException. </w:t>
       </w:r>
+    </w:p>
+    <w:p>
+      <w:pPr>
+        <w:rPr>
+          <w:sz w:val="24"/>
+          <w:szCs w:val="22"/>
+          <w:lang w:val="en-US"/>
+        </w:rPr>
+      </w:pPr>
+    </w:p>
+    <w:p>
+      <w:pPr>
+        <w:rPr>
+          <w:b/>
+          <w:bCs/>
+          <w:sz w:val="24"/>
+          <w:szCs w:val="22"/>
+          <w:lang w:val="en-US"/>
+        </w:rPr>
+      </w:pPr>
+      <w:r>
+        <w:rPr>
+          <w:b/>
+          <w:bCs/>
+          <w:sz w:val="24"/>
+          <w:szCs w:val="22"/>
+          <w:lang w:val="en-US"/>
+        </w:rPr>
+        <w:t>JavascriptExecutor Interface</w:t>
+      </w:r>
+    </w:p>
+    <w:p>
+      <w:pPr>
+        <w:pStyle w:val="ListParagraph"/>
+        <w:numPr>
+          <w:ilvl w:val="0"/>
+          <w:numId w:val="25"/>
+        </w:numPr>
+        <w:rPr>
+          <w:b/>
+          <w:bCs/>
+          <w:sz w:val="24"/>
+          <w:szCs w:val="22"/>
+          <w:lang w:val="en-US"/>
+        </w:rPr>
+      </w:pPr>
+      <w:r>
+        <w:rPr>
+          <w:sz w:val="24"/>
+          <w:szCs w:val="22"/>
+          <w:lang w:val="en-US"/>
+        </w:rPr>
+        <w:t>This interface is used to</w:t>
+      </w:r>
+    </w:p>
+    <w:p>
+      <w:pPr>
+        <w:pStyle w:val="ListParagraph"/>
+        <w:numPr>
+          <w:ilvl w:val="1"/>
+          <w:numId w:val="25"/>
+        </w:numPr>
+        <w:rPr>
+          <w:b/>
+          <w:bCs/>
+          <w:sz w:val="24"/>
+          <w:szCs w:val="22"/>
+          <w:lang w:val="en-US"/>
+        </w:rPr>
+      </w:pPr>
+      <w:r>
+        <w:rPr>
+          <w:sz w:val="24"/>
+          <w:szCs w:val="22"/>
+          <w:lang w:val="en-US"/>
+        </w:rPr>
+        <w:t>Scroll the page</w:t>
+      </w:r>
+    </w:p>
+    <w:p>
+      <w:pPr>
+        <w:pStyle w:val="ListParagraph"/>
+        <w:numPr>
+          <w:ilvl w:val="1"/>
+          <w:numId w:val="25"/>
+        </w:numPr>
+        <w:rPr>
+          <w:b/>
+          <w:bCs/>
+          <w:sz w:val="24"/>
+          <w:szCs w:val="22"/>
+          <w:lang w:val="en-US"/>
+        </w:rPr>
+      </w:pPr>
+      <w:r>
+        <w:rPr>
+          <w:sz w:val="24"/>
+          <w:szCs w:val="22"/>
+          <w:lang w:val="en-US"/>
+        </w:rPr>
+        <w:t>Click on some control which is hidden by another control</w:t>
+      </w:r>
+    </w:p>
+    <w:p>
+      <w:pPr>
+        <w:pStyle w:val="ListParagraph"/>
+        <w:numPr>
+          <w:ilvl w:val="1"/>
+          <w:numId w:val="25"/>
+        </w:numPr>
+        <w:rPr>
+          <w:b/>
+          <w:bCs/>
+          <w:sz w:val="24"/>
+          <w:szCs w:val="22"/>
+          <w:lang w:val="en-US"/>
+        </w:rPr>
+      </w:pPr>
+      <w:r>
+        <w:rPr>
+          <w:sz w:val="24"/>
+          <w:szCs w:val="22"/>
+          <w:lang w:val="en-US"/>
+        </w:rPr>
+        <w:t>To enter some text in the text boxes (sendKeys())</w:t>
+      </w:r>
+    </w:p>
+    <w:p>
+      <w:pPr>
+        <w:rPr>
+          <w:b/>
+          <w:bCs/>
+          <w:sz w:val="24"/>
+          <w:szCs w:val="22"/>
+          <w:lang w:val="en-US"/>
+        </w:rPr>
+      </w:pPr>
+    </w:p>
+    <w:p>
+      <w:pPr>
+        <w:rPr>
+          <w:b/>
+          <w:bCs/>
+          <w:sz w:val="24"/>
+          <w:szCs w:val="22"/>
+          <w:lang w:val="en-US"/>
+        </w:rPr>
+      </w:pPr>
+      <w:r>
+        <w:rPr>
+          <w:b/>
+          <w:bCs/>
+          <w:sz w:val="24"/>
+          <w:szCs w:val="22"/>
+          <w:lang w:val="en-US"/>
+        </w:rPr>
+        <w:t>Headless browser</w:t>
+      </w:r>
+    </w:p>
+    <w:p>
+      <w:pPr>
+        <w:pStyle w:val="ListParagraph"/>
+        <w:numPr>
+          <w:ilvl w:val="0"/>
+          <w:numId w:val="25"/>
+        </w:numPr>
+        <w:rPr>
+          <w:sz w:val="24"/>
+          <w:szCs w:val="22"/>
+          <w:lang w:val="en-US"/>
+        </w:rPr>
+      </w:pPr>
+      <w:r>
+        <w:rPr>
+          <w:sz w:val="24"/>
+          <w:szCs w:val="22"/>
+          <w:lang w:val="en-US"/>
+        </w:rPr>
+        <w:t>The browser without any UI</w:t>
+      </w:r>
+    </w:p>
+    <w:p>
+      <w:pPr>
+        <w:pStyle w:val="ListParagraph"/>
+        <w:numPr>
+          <w:ilvl w:val="0"/>
+          <w:numId w:val="25"/>
+        </w:numPr>
+        <w:rPr>
+          <w:sz w:val="24"/>
+          <w:szCs w:val="22"/>
+          <w:lang w:val="en-US"/>
+        </w:rPr>
+      </w:pPr>
+      <w:r>
+        <w:rPr>
+          <w:sz w:val="24"/>
+          <w:szCs w:val="22"/>
+          <w:lang w:val="en-US"/>
+        </w:rPr>
+        <w:t>When you are sure about your script and you don’t want see the execution of the script, you can use this headless browser.</w:t>
+      </w:r>
+    </w:p>
+    <w:p>
+      <w:pPr>
+        <w:rPr>
+          <w:sz w:val="24"/>
+          <w:szCs w:val="22"/>
+          <w:lang w:val="en-US"/>
+        </w:rPr>
+      </w:pPr>
+    </w:p>
+    <w:p>
+      <w:pPr>
+        <w:rPr>
+          <w:b/>
+          <w:bCs/>
+          <w:sz w:val="24"/>
+          <w:szCs w:val="22"/>
+          <w:lang w:val="en-US"/>
+        </w:rPr>
+      </w:pPr>
+      <w:r>
+        <w:rPr>
+          <w:b/>
+          <w:bCs/>
+          <w:sz w:val="24"/>
+          <w:szCs w:val="22"/>
+          <w:lang w:val="en-US"/>
+        </w:rPr>
+        <w:t>Alert</w:t>
+      </w:r>
+    </w:p>
+    <w:p>
+      <w:pPr>
+        <w:pStyle w:val="ListParagraph"/>
+        <w:numPr>
+          <w:ilvl w:val="0"/>
+          <w:numId w:val="26"/>
+        </w:numPr>
+        <w:rPr>
+          <w:sz w:val="24"/>
+          <w:szCs w:val="22"/>
+          <w:lang w:val="en-US"/>
+        </w:rPr>
+      </w:pPr>
+      <w:r>
+        <w:rPr>
+          <w:sz w:val="24"/>
+          <w:szCs w:val="22"/>
+          <w:lang w:val="en-US"/>
+        </w:rPr>
+        <w:t>Alert is like a pop-up that</w:t>
+      </w:r>
+    </w:p>
+    <w:p>
+      <w:pPr>
+        <w:pStyle w:val="ListParagraph"/>
+        <w:numPr>
+          <w:ilvl w:val="1"/>
+          <w:numId w:val="26"/>
+        </w:numPr>
+        <w:rPr>
+          <w:sz w:val="24"/>
+          <w:szCs w:val="22"/>
+          <w:lang w:val="en-US"/>
+        </w:rPr>
+      </w:pPr>
+      <w:r>
+        <w:rPr>
+          <w:sz w:val="24"/>
+          <w:szCs w:val="22"/>
+          <w:lang w:val="en-US"/>
+        </w:rPr>
+        <w:t>Don’t have close button</w:t>
+      </w:r>
+    </w:p>
+    <w:p>
+      <w:pPr>
+        <w:pStyle w:val="ListParagraph"/>
+        <w:numPr>
+          <w:ilvl w:val="1"/>
+          <w:numId w:val="26"/>
+        </w:numPr>
+        <w:rPr>
+          <w:sz w:val="24"/>
+          <w:szCs w:val="22"/>
+          <w:lang w:val="en-US"/>
+        </w:rPr>
+      </w:pPr>
+      <w:r>
+        <w:rPr>
+          <w:sz w:val="24"/>
+          <w:szCs w:val="22"/>
+          <w:lang w:val="en-US"/>
+        </w:rPr>
+        <w:t>Can not inspect</w:t>
+      </w:r>
+    </w:p>
+    <w:p>
+      <w:pPr>
+        <w:pStyle w:val="ListParagraph"/>
+        <w:numPr>
+          <w:ilvl w:val="1"/>
+          <w:numId w:val="26"/>
+        </w:numPr>
+        <w:rPr>
+          <w:sz w:val="24"/>
+          <w:szCs w:val="22"/>
+          <w:lang w:val="en-US"/>
+        </w:rPr>
+      </w:pPr>
+      <w:r>
+        <w:rPr>
+          <w:sz w:val="24"/>
+          <w:szCs w:val="22"/>
+          <w:lang w:val="en-US"/>
+        </w:rPr>
+        <w:t xml:space="preserve">Can’t perform any action on page while alert is present on the screen. </w:t>
+      </w:r>
+    </w:p>
+    <w:p>
+      <w:pPr>
+        <w:pStyle w:val="ListParagraph"/>
+        <w:numPr>
+          <w:ilvl w:val="0"/>
+          <w:numId w:val="26"/>
+        </w:numPr>
+        <w:rPr>
+          <w:sz w:val="24"/>
+          <w:szCs w:val="22"/>
+          <w:lang w:val="en-US"/>
+        </w:rPr>
+      </w:pPr>
+      <w:r>
+        <w:rPr>
+          <w:b/>
+          <w:bCs/>
+          <w:sz w:val="24"/>
+          <w:szCs w:val="22"/>
+          <w:lang w:val="en-US"/>
+        </w:rPr>
+        <w:t xml:space="preserve">Alert interface </w:t>
+      </w:r>
+      <w:r>
+        <w:rPr>
+          <w:sz w:val="24"/>
+          <w:szCs w:val="22"/>
+          <w:lang w:val="en-US"/>
+        </w:rPr>
+        <w:t>is used to handle such alert.</w:t>
+      </w:r>
+    </w:p>
+    <w:p>
+      <w:pPr>
+        <w:pStyle w:val="ListParagraph"/>
+        <w:numPr>
+          <w:ilvl w:val="0"/>
+          <w:numId w:val="26"/>
+        </w:numPr>
+        <w:rPr>
+          <w:sz w:val="24"/>
+          <w:szCs w:val="22"/>
+          <w:lang w:val="en-US"/>
+        </w:rPr>
+      </w:pPr>
+      <w:r>
+        <w:rPr>
+          <w:b/>
+          <w:bCs/>
+          <w:sz w:val="24"/>
+          <w:szCs w:val="22"/>
+          <w:lang w:val="en-US"/>
+        </w:rPr>
+        <w:t>Methods</w:t>
+      </w:r>
+    </w:p>
+    <w:p>
+      <w:pPr>
+        <w:pStyle w:val="ListParagraph"/>
+        <w:numPr>
+          <w:ilvl w:val="1"/>
+          <w:numId w:val="26"/>
+        </w:numPr>
+        <w:rPr>
+          <w:sz w:val="24"/>
+          <w:szCs w:val="22"/>
+          <w:lang w:val="en-US"/>
+        </w:rPr>
+      </w:pPr>
+      <w:r>
+        <w:rPr>
+          <w:sz w:val="24"/>
+          <w:szCs w:val="22"/>
+          <w:lang w:val="en-US"/>
+        </w:rPr>
+        <w:t xml:space="preserve">switchTo().alert() </w:t>
+      </w:r>
+      <w:r>
+        <w:rPr>
+          <w:sz w:val="24"/>
+          <w:szCs w:val="22"/>
+          <w:lang w:val="en-US"/>
+        </w:rPr>
+        <w:sym w:font="Wingdings" w:char="F0E0"/>
+      </w:r>
+      <w:r>
+        <w:rPr>
+          <w:sz w:val="24"/>
+          <w:szCs w:val="22"/>
+          <w:lang w:val="en-US"/>
+        </w:rPr>
+        <w:t xml:space="preserve"> Will switch to an alert</w:t>
+      </w:r>
+    </w:p>
+    <w:p>
+      <w:pPr>
+        <w:pStyle w:val="ListParagraph"/>
+        <w:numPr>
+          <w:ilvl w:val="1"/>
+          <w:numId w:val="26"/>
+        </w:numPr>
+        <w:rPr>
+          <w:sz w:val="24"/>
+          <w:szCs w:val="22"/>
+          <w:lang w:val="en-US"/>
+        </w:rPr>
+      </w:pPr>
+      <w:r>
+        <w:rPr>
+          <w:sz w:val="24"/>
+          <w:szCs w:val="22"/>
+          <w:lang w:val="en-US"/>
+        </w:rPr>
+        <w:t xml:space="preserve">getText() </w:t>
+      </w:r>
+      <w:r>
+        <w:rPr>
+          <w:sz w:val="24"/>
+          <w:szCs w:val="22"/>
+          <w:lang w:val="en-US"/>
+        </w:rPr>
+        <w:sym w:font="Wingdings" w:char="F0E0"/>
+      </w:r>
+      <w:r>
+        <w:rPr>
+          <w:sz w:val="24"/>
+          <w:szCs w:val="22"/>
+          <w:lang w:val="en-US"/>
+        </w:rPr>
+        <w:t xml:space="preserve"> Will return the text on an alert. (String)</w:t>
+      </w:r>
+    </w:p>
+    <w:p>
+      <w:pPr>
+        <w:pStyle w:val="ListParagraph"/>
+        <w:numPr>
+          <w:ilvl w:val="1"/>
+          <w:numId w:val="26"/>
+        </w:numPr>
+        <w:rPr>
+          <w:sz w:val="24"/>
+          <w:szCs w:val="22"/>
+          <w:lang w:val="en-US"/>
+        </w:rPr>
+      </w:pPr>
+      <w:r>
+        <w:rPr>
+          <w:sz w:val="24"/>
+          <w:szCs w:val="22"/>
+          <w:lang w:val="en-US"/>
+        </w:rPr>
+        <w:t xml:space="preserve">accept() </w:t>
+      </w:r>
+      <w:r>
+        <w:rPr>
+          <w:sz w:val="24"/>
+          <w:szCs w:val="22"/>
+          <w:lang w:val="en-US"/>
+        </w:rPr>
+        <w:sym w:font="Wingdings" w:char="F0E0"/>
+      </w:r>
+      <w:r>
+        <w:rPr>
+          <w:sz w:val="24"/>
+          <w:szCs w:val="22"/>
+          <w:lang w:val="en-US"/>
+        </w:rPr>
+        <w:t xml:space="preserve"> Will click on Ok button from alert.</w:t>
+      </w:r>
+    </w:p>
+    <w:p>
+      <w:pPr>
+        <w:pStyle w:val="ListParagraph"/>
+        <w:numPr>
+          <w:ilvl w:val="1"/>
+          <w:numId w:val="26"/>
+        </w:numPr>
+        <w:rPr>
+          <w:sz w:val="24"/>
+          <w:szCs w:val="22"/>
+          <w:lang w:val="en-US"/>
+        </w:rPr>
+      </w:pPr>
+      <w:r>
+        <w:rPr>
+          <w:sz w:val="24"/>
+          <w:szCs w:val="22"/>
+          <w:lang w:val="en-US"/>
+        </w:rPr>
+        <w:t xml:space="preserve">dismiss() </w:t>
+      </w:r>
+      <w:r>
+        <w:rPr>
+          <w:sz w:val="24"/>
+          <w:szCs w:val="22"/>
+          <w:lang w:val="en-US"/>
+        </w:rPr>
+        <w:sym w:font="Wingdings" w:char="F0E0"/>
+      </w:r>
+      <w:r>
+        <w:rPr>
+          <w:sz w:val="24"/>
+          <w:szCs w:val="22"/>
+          <w:lang w:val="en-US"/>
+        </w:rPr>
+        <w:t xml:space="preserve"> Will click on Cancel button.</w:t>
+      </w:r>
+    </w:p>
+    <w:p>
+      <w:pPr>
+        <w:pStyle w:val="ListParagraph"/>
+        <w:numPr>
+          <w:ilvl w:val="1"/>
+          <w:numId w:val="26"/>
+        </w:numPr>
+        <w:rPr>
+          <w:sz w:val="24"/>
+          <w:szCs w:val="22"/>
+          <w:lang w:val="en-US"/>
+        </w:rPr>
+      </w:pPr>
+      <w:r>
+        <w:rPr>
+          <w:sz w:val="24"/>
+          <w:szCs w:val="22"/>
+          <w:lang w:val="en-US"/>
+        </w:rPr>
+        <w:lastRenderedPageBreak/>
+        <w:t xml:space="preserve">sendKeys() </w:t>
+      </w:r>
+      <w:r>
+        <w:rPr>
+          <w:sz w:val="24"/>
+          <w:szCs w:val="22"/>
+          <w:lang w:val="en-US"/>
+        </w:rPr>
+        <w:sym w:font="Wingdings" w:char="F0E0"/>
+      </w:r>
+      <w:r>
+        <w:rPr>
+          <w:sz w:val="24"/>
+          <w:szCs w:val="22"/>
+          <w:lang w:val="en-US"/>
+        </w:rPr>
+        <w:t xml:space="preserve"> Will enter some text on prompt box.</w:t>
+      </w:r>
       <w:bookmarkStart w:id="0" w:name="_GoBack"/>
       <w:bookmarkEnd w:id="0"/>
-    </w:p>
-    <w:p>
-      <w:pPr>
-        <w:rPr>
-          <w:sz w:val="24"/>
-          <w:szCs w:val="22"/>
-          <w:lang w:val="en-US"/>
-        </w:rPr>
-      </w:pPr>
-    </w:p>
-    <w:p>
-      <w:pPr>
-        <w:rPr>
-          <w:sz w:val="24"/>
-          <w:szCs w:val="22"/>
-          <w:lang w:val="en-US"/>
-        </w:rPr>
-      </w:pPr>
     </w:p>
     <w:sectPr>
       <w:pgSz w:w="11906" w:h="16838"/>
@@ -10703,6 +11081,119 @@
     </w:lvl>
   </w:abstractNum>
   <w:abstractNum w:abstractNumId="3">
+    <w:nsid w:val="1A1B3715"/>
+    <w:multiLevelType w:val="hybridMultilevel"/>
+    <w:tmpl w:val="B958D526"/>
+    <w:lvl w:ilvl="0" w:tplc="40090001">
+      <w:start w:val="1"/>
+      <w:numFmt w:val="bullet"/>
+      <w:lvlText w:val=""/>
+      <w:lvlJc w:val="left"/>
+      <w:pPr>
+        <w:ind w:left="720" w:hanging="360"/>
+      </w:pPr>
+      <w:rPr>
+        <w:rFonts w:ascii="Symbol" w:hAnsi="Symbol" w:hint="default"/>
+      </w:rPr>
+    </w:lvl>
+    <w:lvl w:ilvl="1" w:tplc="40090003">
+      <w:start w:val="1"/>
+      <w:numFmt w:val="bullet"/>
+      <w:lvlText w:val="o"/>
+      <w:lvlJc w:val="left"/>
+      <w:pPr>
+        <w:ind w:left="1440" w:hanging="360"/>
+      </w:pPr>
+      <w:rPr>
+        <w:rFonts w:ascii="Courier New" w:hAnsi="Courier New" w:cs="Courier New" w:hint="default"/>
+      </w:rPr>
+    </w:lvl>
+    <w:lvl w:ilvl="2" w:tplc="40090005" w:tentative="1">
+      <w:start w:val="1"/>
+      <w:numFmt w:val="bullet"/>
+      <w:lvlText w:val=""/>
+      <w:lvlJc w:val="left"/>
+      <w:pPr>
+        <w:ind w:left="2160" w:hanging="360"/>
+      </w:pPr>
+      <w:rPr>
+        <w:rFonts w:ascii="Wingdings" w:hAnsi="Wingdings" w:hint="default"/>
+      </w:rPr>
+    </w:lvl>
+    <w:lvl w:ilvl="3" w:tplc="40090001" w:tentative="1">
+      <w:start w:val="1"/>
+      <w:numFmt w:val="bullet"/>
+      <w:lvlText w:val=""/>
+      <w:lvlJc w:val="left"/>
+      <w:pPr>
+        <w:ind w:left="2880" w:hanging="360"/>
+      </w:pPr>
+      <w:rPr>
+        <w:rFonts w:ascii="Symbol" w:hAnsi="Symbol" w:hint="default"/>
+      </w:rPr>
+    </w:lvl>
+    <w:lvl w:ilvl="4" w:tplc="40090003" w:tentative="1">
+      <w:start w:val="1"/>
+      <w:numFmt w:val="bullet"/>
+      <w:lvlText w:val="o"/>
+      <w:lvlJc w:val="left"/>
+      <w:pPr>
+        <w:ind w:left="3600" w:hanging="360"/>
+      </w:pPr>
+      <w:rPr>
+        <w:rFonts w:ascii="Courier New" w:hAnsi="Courier New" w:cs="Courier New" w:hint="default"/>
+      </w:rPr>
+    </w:lvl>
+    <w:lvl w:ilvl="5" w:tplc="40090005" w:tentative="1">
+      <w:start w:val="1"/>
+      <w:numFmt w:val="bullet"/>
+      <w:lvlText w:val=""/>
+      <w:lvlJc w:val="left"/>
+      <w:pPr>
+        <w:ind w:left="4320" w:hanging="360"/>
+      </w:pPr>
+      <w:rPr>
+        <w:rFonts w:ascii="Wingdings" w:hAnsi="Wingdings" w:hint="default"/>
+      </w:rPr>
+    </w:lvl>
+    <w:lvl w:ilvl="6" w:tplc="40090001" w:tentative="1">
+      <w:start w:val="1"/>
+      <w:numFmt w:val="bullet"/>
+      <w:lvlText w:val=""/>
+      <w:lvlJc w:val="left"/>
+      <w:pPr>
+        <w:ind w:left="5040" w:hanging="360"/>
+      </w:pPr>
+      <w:rPr>
+        <w:rFonts w:ascii="Symbol" w:hAnsi="Symbol" w:hint="default"/>
+      </w:rPr>
+    </w:lvl>
+    <w:lvl w:ilvl="7" w:tplc="40090003" w:tentative="1">
+      <w:start w:val="1"/>
+      <w:numFmt w:val="bullet"/>
+      <w:lvlText w:val="o"/>
+      <w:lvlJc w:val="left"/>
+      <w:pPr>
+        <w:ind w:left="5760" w:hanging="360"/>
+      </w:pPr>
+      <w:rPr>
+        <w:rFonts w:ascii="Courier New" w:hAnsi="Courier New" w:cs="Courier New" w:hint="default"/>
+      </w:rPr>
+    </w:lvl>
+    <w:lvl w:ilvl="8" w:tplc="40090005" w:tentative="1">
+      <w:start w:val="1"/>
+      <w:numFmt w:val="bullet"/>
+      <w:lvlText w:val=""/>
+      <w:lvlJc w:val="left"/>
+      <w:pPr>
+        <w:ind w:left="6480" w:hanging="360"/>
+      </w:pPr>
+      <w:rPr>
+        <w:rFonts w:ascii="Wingdings" w:hAnsi="Wingdings" w:hint="default"/>
+      </w:rPr>
+    </w:lvl>
+  </w:abstractNum>
+  <w:abstractNum w:abstractNumId="4">
     <w:nsid w:val="1ACF1D3C"/>
     <w:multiLevelType w:val="hybridMultilevel"/>
     <w:tmpl w:val="8BC0B462"/>
@@ -10815,7 +11306,7 @@
       </w:rPr>
     </w:lvl>
   </w:abstractNum>
-  <w:abstractNum w:abstractNumId="4">
+  <w:abstractNum w:abstractNumId="5">
     <w:nsid w:val="1D0166BD"/>
     <w:multiLevelType w:val="hybridMultilevel"/>
     <w:tmpl w:val="73A888F8"/>
@@ -10904,7 +11395,7 @@
       </w:pPr>
     </w:lvl>
   </w:abstractNum>
-  <w:abstractNum w:abstractNumId="5">
+  <w:abstractNum w:abstractNumId="6">
     <w:nsid w:val="24AD48A7"/>
     <w:multiLevelType w:val="hybridMultilevel"/>
     <w:tmpl w:val="C53ACF94"/>
@@ -11017,7 +11508,7 @@
       </w:rPr>
     </w:lvl>
   </w:abstractNum>
-  <w:abstractNum w:abstractNumId="6">
+  <w:abstractNum w:abstractNumId="7">
     <w:nsid w:val="44443626"/>
     <w:multiLevelType w:val="hybridMultilevel"/>
     <w:tmpl w:val="3A38E55E"/>
@@ -11130,7 +11621,7 @@
       </w:rPr>
     </w:lvl>
   </w:abstractNum>
-  <w:abstractNum w:abstractNumId="7">
+  <w:abstractNum w:abstractNumId="8">
     <w:nsid w:val="4BCF165C"/>
     <w:multiLevelType w:val="hybridMultilevel"/>
     <w:tmpl w:val="E7067116"/>
@@ -11216,7 +11707,7 @@
       </w:pPr>
     </w:lvl>
   </w:abstractNum>
-  <w:abstractNum w:abstractNumId="8">
+  <w:abstractNum w:abstractNumId="9">
     <w:nsid w:val="4D934839"/>
     <w:multiLevelType w:val="hybridMultilevel"/>
     <w:tmpl w:val="66E021E4"/>
@@ -11305,7 +11796,7 @@
       </w:pPr>
     </w:lvl>
   </w:abstractNum>
-  <w:abstractNum w:abstractNumId="9">
+  <w:abstractNum w:abstractNumId="10">
     <w:nsid w:val="520668FC"/>
     <w:multiLevelType w:val="hybridMultilevel"/>
     <w:tmpl w:val="A4F835F0"/>
@@ -11418,7 +11909,7 @@
       </w:rPr>
     </w:lvl>
   </w:abstractNum>
-  <w:abstractNum w:abstractNumId="10">
+  <w:abstractNum w:abstractNumId="11">
     <w:nsid w:val="571D3B3E"/>
     <w:multiLevelType w:val="hybridMultilevel"/>
     <w:tmpl w:val="CF98A6CE"/>
@@ -11531,7 +12022,7 @@
       </w:rPr>
     </w:lvl>
   </w:abstractNum>
-  <w:abstractNum w:abstractNumId="11">
+  <w:abstractNum w:abstractNumId="12">
     <w:nsid w:val="5DA53D78"/>
     <w:multiLevelType w:val="hybridMultilevel"/>
     <w:tmpl w:val="25D4A350"/>
@@ -11620,7 +12111,7 @@
       </w:pPr>
     </w:lvl>
   </w:abstractNum>
-  <w:abstractNum w:abstractNumId="12">
+  <w:abstractNum w:abstractNumId="13">
     <w:nsid w:val="5F4B1933"/>
     <w:multiLevelType w:val="hybridMultilevel"/>
     <w:tmpl w:val="B9F8D93A"/>
@@ -11733,7 +12224,7 @@
       </w:rPr>
     </w:lvl>
   </w:abstractNum>
-  <w:abstractNum w:abstractNumId="13">
+  <w:abstractNum w:abstractNumId="14">
     <w:nsid w:val="611C3CE1"/>
     <w:multiLevelType w:val="hybridMultilevel"/>
     <w:tmpl w:val="861A04FE"/>
@@ -11822,7 +12313,7 @@
       </w:pPr>
     </w:lvl>
   </w:abstractNum>
-  <w:abstractNum w:abstractNumId="14">
+  <w:abstractNum w:abstractNumId="15">
     <w:nsid w:val="61ED0FA8"/>
     <w:multiLevelType w:val="hybridMultilevel"/>
     <w:tmpl w:val="70CCDFC4"/>
@@ -11911,7 +12402,7 @@
       </w:pPr>
     </w:lvl>
   </w:abstractNum>
-  <w:abstractNum w:abstractNumId="15">
+  <w:abstractNum w:abstractNumId="16">
     <w:nsid w:val="64CF3846"/>
     <w:multiLevelType w:val="hybridMultilevel"/>
     <w:tmpl w:val="13ACF5F6"/>
@@ -12024,7 +12515,7 @@
       </w:rPr>
     </w:lvl>
   </w:abstractNum>
-  <w:abstractNum w:abstractNumId="16">
+  <w:abstractNum w:abstractNumId="17">
     <w:nsid w:val="679919C6"/>
     <w:multiLevelType w:val="hybridMultilevel"/>
     <w:tmpl w:val="D8C8FD88"/>
@@ -12137,7 +12628,7 @@
       </w:rPr>
     </w:lvl>
   </w:abstractNum>
-  <w:abstractNum w:abstractNumId="17">
+  <w:abstractNum w:abstractNumId="18">
     <w:nsid w:val="6D8557E4"/>
     <w:multiLevelType w:val="hybridMultilevel"/>
     <w:tmpl w:val="0A1AF8D0"/>
@@ -12250,7 +12741,7 @@
       </w:rPr>
     </w:lvl>
   </w:abstractNum>
-  <w:abstractNum w:abstractNumId="18">
+  <w:abstractNum w:abstractNumId="19">
     <w:nsid w:val="6E087545"/>
     <w:multiLevelType w:val="hybridMultilevel"/>
     <w:tmpl w:val="68B8BE2E"/>
@@ -12339,7 +12830,7 @@
       </w:pPr>
     </w:lvl>
   </w:abstractNum>
-  <w:abstractNum w:abstractNumId="19">
+  <w:abstractNum w:abstractNumId="20">
     <w:nsid w:val="712436B2"/>
     <w:multiLevelType w:val="hybridMultilevel"/>
     <w:tmpl w:val="7DB88F34"/>
@@ -12452,7 +12943,7 @@
       </w:rPr>
     </w:lvl>
   </w:abstractNum>
-  <w:abstractNum w:abstractNumId="20">
+  <w:abstractNum w:abstractNumId="21">
     <w:nsid w:val="73BF2B49"/>
     <w:multiLevelType w:val="hybridMultilevel"/>
     <w:tmpl w:val="8E56E800"/>
@@ -12565,7 +13056,7 @@
       </w:rPr>
     </w:lvl>
   </w:abstractNum>
-  <w:abstractNum w:abstractNumId="21">
+  <w:abstractNum w:abstractNumId="22">
     <w:nsid w:val="7A65502B"/>
     <w:multiLevelType w:val="hybridMultilevel"/>
     <w:tmpl w:val="763EAD76"/>
@@ -12678,7 +13169,7 @@
       </w:rPr>
     </w:lvl>
   </w:abstractNum>
-  <w:abstractNum w:abstractNumId="22">
+  <w:abstractNum w:abstractNumId="23">
     <w:nsid w:val="7CC327AE"/>
     <w:multiLevelType w:val="hybridMultilevel"/>
     <w:tmpl w:val="FD60D564"/>
@@ -12791,7 +13282,120 @@
       </w:rPr>
     </w:lvl>
   </w:abstractNum>
-  <w:abstractNum w:abstractNumId="23">
+  <w:abstractNum w:abstractNumId="24">
+    <w:nsid w:val="7D476BBC"/>
+    <w:multiLevelType w:val="hybridMultilevel"/>
+    <w:tmpl w:val="B360ED0C"/>
+    <w:lvl w:ilvl="0" w:tplc="40090001">
+      <w:start w:val="1"/>
+      <w:numFmt w:val="bullet"/>
+      <w:lvlText w:val=""/>
+      <w:lvlJc w:val="left"/>
+      <w:pPr>
+        <w:ind w:left="720" w:hanging="360"/>
+      </w:pPr>
+      <w:rPr>
+        <w:rFonts w:ascii="Symbol" w:hAnsi="Symbol" w:hint="default"/>
+      </w:rPr>
+    </w:lvl>
+    <w:lvl w:ilvl="1" w:tplc="40090003">
+      <w:start w:val="1"/>
+      <w:numFmt w:val="bullet"/>
+      <w:lvlText w:val="o"/>
+      <w:lvlJc w:val="left"/>
+      <w:pPr>
+        <w:ind w:left="1440" w:hanging="360"/>
+      </w:pPr>
+      <w:rPr>
+        <w:rFonts w:ascii="Courier New" w:hAnsi="Courier New" w:cs="Courier New" w:hint="default"/>
+      </w:rPr>
+    </w:lvl>
+    <w:lvl w:ilvl="2" w:tplc="40090005" w:tentative="1">
+      <w:start w:val="1"/>
+      <w:numFmt w:val="bullet"/>
+      <w:lvlText w:val=""/>
+      <w:lvlJc w:val="left"/>
+      <w:pPr>
+        <w:ind w:left="2160" w:hanging="360"/>
+      </w:pPr>
+      <w:rPr>
+        <w:rFonts w:ascii="Wingdings" w:hAnsi="Wingdings" w:hint="default"/>
+      </w:rPr>
+    </w:lvl>
+    <w:lvl w:ilvl="3" w:tplc="40090001" w:tentative="1">
+      <w:start w:val="1"/>
+      <w:numFmt w:val="bullet"/>
+      <w:lvlText w:val=""/>
+      <w:lvlJc w:val="left"/>
+      <w:pPr>
+        <w:ind w:left="2880" w:hanging="360"/>
+      </w:pPr>
+      <w:rPr>
+        <w:rFonts w:ascii="Symbol" w:hAnsi="Symbol" w:hint="default"/>
+      </w:rPr>
+    </w:lvl>
+    <w:lvl w:ilvl="4" w:tplc="40090003" w:tentative="1">
+      <w:start w:val="1"/>
+      <w:numFmt w:val="bullet"/>
+      <w:lvlText w:val="o"/>
+      <w:lvlJc w:val="left"/>
+      <w:pPr>
+        <w:ind w:left="3600" w:hanging="360"/>
+      </w:pPr>
+      <w:rPr>
+        <w:rFonts w:ascii="Courier New" w:hAnsi="Courier New" w:cs="Courier New" w:hint="default"/>
+      </w:rPr>
+    </w:lvl>
+    <w:lvl w:ilvl="5" w:tplc="40090005" w:tentative="1">
+      <w:start w:val="1"/>
+      <w:numFmt w:val="bullet"/>
+      <w:lvlText w:val=""/>
+      <w:lvlJc w:val="left"/>
+      <w:pPr>
+        <w:ind w:left="4320" w:hanging="360"/>
+      </w:pPr>
+      <w:rPr>
+        <w:rFonts w:ascii="Wingdings" w:hAnsi="Wingdings" w:hint="default"/>
+      </w:rPr>
+    </w:lvl>
+    <w:lvl w:ilvl="6" w:tplc="40090001" w:tentative="1">
+      <w:start w:val="1"/>
+      <w:numFmt w:val="bullet"/>
+      <w:lvlText w:val=""/>
+      <w:lvlJc w:val="left"/>
+      <w:pPr>
+        <w:ind w:left="5040" w:hanging="360"/>
+      </w:pPr>
+      <w:rPr>
+        <w:rFonts w:ascii="Symbol" w:hAnsi="Symbol" w:hint="default"/>
+      </w:rPr>
+    </w:lvl>
+    <w:lvl w:ilvl="7" w:tplc="40090003" w:tentative="1">
+      <w:start w:val="1"/>
+      <w:numFmt w:val="bullet"/>
+      <w:lvlText w:val="o"/>
+      <w:lvlJc w:val="left"/>
+      <w:pPr>
+        <w:ind w:left="5760" w:hanging="360"/>
+      </w:pPr>
+      <w:rPr>
+        <w:rFonts w:ascii="Courier New" w:hAnsi="Courier New" w:cs="Courier New" w:hint="default"/>
+      </w:rPr>
+    </w:lvl>
+    <w:lvl w:ilvl="8" w:tplc="40090005" w:tentative="1">
+      <w:start w:val="1"/>
+      <w:numFmt w:val="bullet"/>
+      <w:lvlText w:val=""/>
+      <w:lvlJc w:val="left"/>
+      <w:pPr>
+        <w:ind w:left="6480" w:hanging="360"/>
+      </w:pPr>
+      <w:rPr>
+        <w:rFonts w:ascii="Wingdings" w:hAnsi="Wingdings" w:hint="default"/>
+      </w:rPr>
+    </w:lvl>
+  </w:abstractNum>
+  <w:abstractNum w:abstractNumId="25">
     <w:nsid w:val="7FF367B4"/>
     <w:multiLevelType w:val="hybridMultilevel"/>
     <w:tmpl w:val="3DDC9BF0"/>
@@ -12908,73 +13512,79 @@
     <w:abstractNumId w:val="0"/>
   </w:num>
   <w:num w:numId="2">
-    <w:abstractNumId w:val="10"/>
+    <w:abstractNumId w:val="11"/>
   </w:num>
   <w:num w:numId="3">
-    <w:abstractNumId w:val="15"/>
+    <w:abstractNumId w:val="16"/>
   </w:num>
   <w:num w:numId="4">
+    <w:abstractNumId w:val="21"/>
+  </w:num>
+  <w:num w:numId="5">
+    <w:abstractNumId w:val="6"/>
+  </w:num>
+  <w:num w:numId="6">
     <w:abstractNumId w:val="20"/>
   </w:num>
-  <w:num w:numId="5">
+  <w:num w:numId="7">
+    <w:abstractNumId w:val="25"/>
+  </w:num>
+  <w:num w:numId="8">
+    <w:abstractNumId w:val="7"/>
+  </w:num>
+  <w:num w:numId="9">
+    <w:abstractNumId w:val="13"/>
+  </w:num>
+  <w:num w:numId="10">
     <w:abstractNumId w:val="5"/>
   </w:num>
-  <w:num w:numId="6">
-    <w:abstractNumId w:val="19"/>
-  </w:num>
-  <w:num w:numId="7">
-    <w:abstractNumId w:val="23"/>
-  </w:num>
-  <w:num w:numId="8">
-    <w:abstractNumId w:val="6"/>
-  </w:num>
-  <w:num w:numId="9">
-    <w:abstractNumId w:val="12"/>
-  </w:num>
-  <w:num w:numId="10">
-    <w:abstractNumId w:val="4"/>
-  </w:num>
   <w:num w:numId="11">
-    <w:abstractNumId w:val="9"/>
+    <w:abstractNumId w:val="10"/>
   </w:num>
   <w:num w:numId="12">
     <w:abstractNumId w:val="2"/>
   </w:num>
   <w:num w:numId="13">
-    <w:abstractNumId w:val="7"/>
+    <w:abstractNumId w:val="8"/>
   </w:num>
   <w:num w:numId="14">
-    <w:abstractNumId w:val="18"/>
+    <w:abstractNumId w:val="19"/>
   </w:num>
   <w:num w:numId="15">
     <w:abstractNumId w:val="1"/>
   </w:num>
   <w:num w:numId="16">
-    <w:abstractNumId w:val="8"/>
+    <w:abstractNumId w:val="9"/>
   </w:num>
   <w:num w:numId="17">
-    <w:abstractNumId w:val="21"/>
+    <w:abstractNumId w:val="22"/>
   </w:num>
   <w:num w:numId="18">
-    <w:abstractNumId w:val="16"/>
+    <w:abstractNumId w:val="17"/>
   </w:num>
   <w:num w:numId="19">
+    <w:abstractNumId w:val="15"/>
+  </w:num>
+  <w:num w:numId="20">
+    <w:abstractNumId w:val="4"/>
+  </w:num>
+  <w:num w:numId="21">
+    <w:abstractNumId w:val="18"/>
+  </w:num>
+  <w:num w:numId="22">
+    <w:abstractNumId w:val="23"/>
+  </w:num>
+  <w:num w:numId="23">
+    <w:abstractNumId w:val="12"/>
+  </w:num>
+  <w:num w:numId="24">
     <w:abstractNumId w:val="14"/>
   </w:num>
-  <w:num w:numId="20">
+  <w:num w:numId="25">
     <w:abstractNumId w:val="3"/>
   </w:num>
-  <w:num w:numId="21">
-    <w:abstractNumId w:val="17"/>
-  </w:num>
-  <w:num w:numId="22">
-    <w:abstractNumId w:val="22"/>
-  </w:num>
-  <w:num w:numId="23">
-    <w:abstractNumId w:val="11"/>
-  </w:num>
-  <w:num w:numId="24">
-    <w:abstractNumId w:val="13"/>
+  <w:num w:numId="26">
+    <w:abstractNumId w:val="24"/>
   </w:num>
 </w:numbering>
 </file>
@@ -14507,31 +15117,31 @@
     </dgm:pt>
   </dgm:ptLst>
   <dgm:cxnLst>
-    <dgm:cxn modelId="{D54613AE-79F2-4F7E-9522-BDAECB3C5393}" type="presOf" srcId="{9C4D6193-4800-45DB-9EB9-DA2277B5D91B}" destId="{B8DA0D4A-E19E-4233-86B3-A96400569C53}" srcOrd="1" destOrd="0" presId="urn:microsoft.com/office/officeart/2005/8/layout/process1"/>
-    <dgm:cxn modelId="{0E70429A-6166-403B-BE1B-340194FE0EEB}" type="presOf" srcId="{BF8C77AF-CFF1-4B53-B009-D4E001D240D6}" destId="{D0DFB2B8-5022-4762-AA62-9B0CF1B32B60}" srcOrd="0" destOrd="0" presId="urn:microsoft.com/office/officeart/2005/8/layout/process1"/>
-    <dgm:cxn modelId="{64886AB8-2267-476B-9847-3DD350DA5DA6}" type="presOf" srcId="{EF5675B6-38BA-4455-BA87-E62399D49989}" destId="{DEB61738-BCA0-4546-95CF-970A62665FC2}" srcOrd="0" destOrd="0" presId="urn:microsoft.com/office/officeart/2005/8/layout/process1"/>
-    <dgm:cxn modelId="{630E7E94-ACFC-4131-B3DD-704FD6D70725}" type="presOf" srcId="{5AAB36AD-884F-4169-9EAA-81A3D87ABCFA}" destId="{AB8F05C3-3669-4AF7-9C79-08939721A716}" srcOrd="0" destOrd="0" presId="urn:microsoft.com/office/officeart/2005/8/layout/process1"/>
-    <dgm:cxn modelId="{2A452F2D-8098-4962-B405-C966536FBDB0}" type="presOf" srcId="{9EE1A18E-AD2D-415E-8996-B35207C41ED0}" destId="{B9FC173B-3430-402C-9BFA-D498C62BCC2D}" srcOrd="0" destOrd="0" presId="urn:microsoft.com/office/officeart/2005/8/layout/process1"/>
+    <dgm:cxn modelId="{B151CA70-0406-48D6-8013-3F7D288766AD}" srcId="{9EE1A18E-AD2D-415E-8996-B35207C41ED0}" destId="{5AAB36AD-884F-4169-9EAA-81A3D87ABCFA}" srcOrd="0" destOrd="0" parTransId="{4796A0B2-FD04-4D0D-B4E3-6A8EB9A6D74D}" sibTransId="{9C4D6193-4800-45DB-9EB9-DA2277B5D91B}"/>
+    <dgm:cxn modelId="{C77BFC11-F6DC-4A47-8518-2748FFE1BB42}" type="presOf" srcId="{214208B8-431D-481C-9A4C-228B7308ADA8}" destId="{5D4876CA-733D-4DFD-8E79-4A3DBC7C7C6B}" srcOrd="1" destOrd="0" presId="urn:microsoft.com/office/officeart/2005/8/layout/process1"/>
+    <dgm:cxn modelId="{CB1E7D30-3ABA-4D59-A10E-E1D6783BB48F}" type="presOf" srcId="{5AAB36AD-884F-4169-9EAA-81A3D87ABCFA}" destId="{AB8F05C3-3669-4AF7-9C79-08939721A716}" srcOrd="0" destOrd="0" presId="urn:microsoft.com/office/officeart/2005/8/layout/process1"/>
+    <dgm:cxn modelId="{39F27088-F2FF-4B1E-85B8-75E4A5853051}" srcId="{9EE1A18E-AD2D-415E-8996-B35207C41ED0}" destId="{EF5675B6-38BA-4455-BA87-E62399D49989}" srcOrd="2" destOrd="0" parTransId="{B9F702AD-11CA-445A-BE84-AFE50ED28D23}" sibTransId="{7201A391-9828-4B1D-A3C1-894234D041DB}"/>
+    <dgm:cxn modelId="{DD2A458F-43B0-43F6-8257-BF872C190930}" type="presOf" srcId="{214208B8-431D-481C-9A4C-228B7308ADA8}" destId="{C789FCC9-4717-4FFC-BA71-F98E7B1B3115}" srcOrd="0" destOrd="0" presId="urn:microsoft.com/office/officeart/2005/8/layout/process1"/>
+    <dgm:cxn modelId="{F2B7778C-DF1C-4227-893A-FA5D70E472E4}" type="presOf" srcId="{7201A391-9828-4B1D-A3C1-894234D041DB}" destId="{FDD593C1-9D9B-40ED-8C6D-5142CB0F0E3E}" srcOrd="1" destOrd="0" presId="urn:microsoft.com/office/officeart/2005/8/layout/process1"/>
+    <dgm:cxn modelId="{4D1B4854-AE2E-470B-9115-BD099FD5799A}" srcId="{9EE1A18E-AD2D-415E-8996-B35207C41ED0}" destId="{BF4790F6-D1AA-430E-85BA-C07F91D009F2}" srcOrd="1" destOrd="0" parTransId="{974B1A63-8714-4E97-A93F-006B83F9DBF3}" sibTransId="{214208B8-431D-481C-9A4C-228B7308ADA8}"/>
+    <dgm:cxn modelId="{6AB20939-7A35-401D-A429-C85AFCA2B33E}" type="presOf" srcId="{9C4D6193-4800-45DB-9EB9-DA2277B5D91B}" destId="{B8DA0D4A-E19E-4233-86B3-A96400569C53}" srcOrd="1" destOrd="0" presId="urn:microsoft.com/office/officeart/2005/8/layout/process1"/>
+    <dgm:cxn modelId="{08932D90-46E7-414A-BA3D-5FC8A525F46F}" type="presOf" srcId="{7201A391-9828-4B1D-A3C1-894234D041DB}" destId="{05A02C9E-6432-4B6A-91B3-E0BA65A6B1AE}" srcOrd="0" destOrd="0" presId="urn:microsoft.com/office/officeart/2005/8/layout/process1"/>
+    <dgm:cxn modelId="{DDCCB6C4-629F-47C1-8C20-6392BA6ED782}" type="presOf" srcId="{BF8C77AF-CFF1-4B53-B009-D4E001D240D6}" destId="{D0DFB2B8-5022-4762-AA62-9B0CF1B32B60}" srcOrd="0" destOrd="0" presId="urn:microsoft.com/office/officeart/2005/8/layout/process1"/>
+    <dgm:cxn modelId="{CFC76328-4487-460B-AC3F-6E3848370623}" type="presOf" srcId="{BF4790F6-D1AA-430E-85BA-C07F91D009F2}" destId="{485EB252-98AF-4CC0-A401-D9A154AAFC53}" srcOrd="0" destOrd="0" presId="urn:microsoft.com/office/officeart/2005/8/layout/process1"/>
+    <dgm:cxn modelId="{D9AE52F5-EF51-4932-A555-CA0BDB530DD2}" type="presOf" srcId="{9C4D6193-4800-45DB-9EB9-DA2277B5D91B}" destId="{374ED80F-5E6F-4A85-B95B-4BA99538042E}" srcOrd="0" destOrd="0" presId="urn:microsoft.com/office/officeart/2005/8/layout/process1"/>
+    <dgm:cxn modelId="{87B9EE80-32AB-4CE4-8096-A104261B5AAF}" type="presOf" srcId="{EF5675B6-38BA-4455-BA87-E62399D49989}" destId="{DEB61738-BCA0-4546-95CF-970A62665FC2}" srcOrd="0" destOrd="0" presId="urn:microsoft.com/office/officeart/2005/8/layout/process1"/>
+    <dgm:cxn modelId="{5F9B6069-4D51-4FC5-8D68-8A0BE5A21A56}" type="presOf" srcId="{9EE1A18E-AD2D-415E-8996-B35207C41ED0}" destId="{B9FC173B-3430-402C-9BFA-D498C62BCC2D}" srcOrd="0" destOrd="0" presId="urn:microsoft.com/office/officeart/2005/8/layout/process1"/>
     <dgm:cxn modelId="{80AB986A-FDF3-41B1-9092-584CE3EB969B}" srcId="{9EE1A18E-AD2D-415E-8996-B35207C41ED0}" destId="{BF8C77AF-CFF1-4B53-B009-D4E001D240D6}" srcOrd="3" destOrd="0" parTransId="{FBE35E27-7BCE-41B3-88D2-29BD34AAC180}" sibTransId="{DC8EEA03-196C-4689-B6BD-D5BC213D37CC}"/>
-    <dgm:cxn modelId="{984E05D1-B619-4705-BD7B-B087B6664BCA}" type="presOf" srcId="{7201A391-9828-4B1D-A3C1-894234D041DB}" destId="{FDD593C1-9D9B-40ED-8C6D-5142CB0F0E3E}" srcOrd="1" destOrd="0" presId="urn:microsoft.com/office/officeart/2005/8/layout/process1"/>
-    <dgm:cxn modelId="{D37F0895-77ED-4EB7-82F3-41753E15FD9B}" type="presOf" srcId="{214208B8-431D-481C-9A4C-228B7308ADA8}" destId="{C789FCC9-4717-4FFC-BA71-F98E7B1B3115}" srcOrd="0" destOrd="0" presId="urn:microsoft.com/office/officeart/2005/8/layout/process1"/>
-    <dgm:cxn modelId="{AE72E5B4-005E-4D86-B64B-F8280B72317E}" type="presOf" srcId="{9C4D6193-4800-45DB-9EB9-DA2277B5D91B}" destId="{374ED80F-5E6F-4A85-B95B-4BA99538042E}" srcOrd="0" destOrd="0" presId="urn:microsoft.com/office/officeart/2005/8/layout/process1"/>
-    <dgm:cxn modelId="{4D1B4854-AE2E-470B-9115-BD099FD5799A}" srcId="{9EE1A18E-AD2D-415E-8996-B35207C41ED0}" destId="{BF4790F6-D1AA-430E-85BA-C07F91D009F2}" srcOrd="1" destOrd="0" parTransId="{974B1A63-8714-4E97-A93F-006B83F9DBF3}" sibTransId="{214208B8-431D-481C-9A4C-228B7308ADA8}"/>
-    <dgm:cxn modelId="{B151CA70-0406-48D6-8013-3F7D288766AD}" srcId="{9EE1A18E-AD2D-415E-8996-B35207C41ED0}" destId="{5AAB36AD-884F-4169-9EAA-81A3D87ABCFA}" srcOrd="0" destOrd="0" parTransId="{4796A0B2-FD04-4D0D-B4E3-6A8EB9A6D74D}" sibTransId="{9C4D6193-4800-45DB-9EB9-DA2277B5D91B}"/>
-    <dgm:cxn modelId="{63FDE591-AE33-4066-BE12-340816C576C5}" type="presOf" srcId="{BF4790F6-D1AA-430E-85BA-C07F91D009F2}" destId="{485EB252-98AF-4CC0-A401-D9A154AAFC53}" srcOrd="0" destOrd="0" presId="urn:microsoft.com/office/officeart/2005/8/layout/process1"/>
-    <dgm:cxn modelId="{39F27088-F2FF-4B1E-85B8-75E4A5853051}" srcId="{9EE1A18E-AD2D-415E-8996-B35207C41ED0}" destId="{EF5675B6-38BA-4455-BA87-E62399D49989}" srcOrd="2" destOrd="0" parTransId="{B9F702AD-11CA-445A-BE84-AFE50ED28D23}" sibTransId="{7201A391-9828-4B1D-A3C1-894234D041DB}"/>
-    <dgm:cxn modelId="{A33A7CC7-83BB-4B00-AF26-B2EFD242589D}" type="presOf" srcId="{214208B8-431D-481C-9A4C-228B7308ADA8}" destId="{5D4876CA-733D-4DFD-8E79-4A3DBC7C7C6B}" srcOrd="1" destOrd="0" presId="urn:microsoft.com/office/officeart/2005/8/layout/process1"/>
-    <dgm:cxn modelId="{BA75913E-5757-4847-8A81-9CD41D9E1338}" type="presOf" srcId="{7201A391-9828-4B1D-A3C1-894234D041DB}" destId="{05A02C9E-6432-4B6A-91B3-E0BA65A6B1AE}" srcOrd="0" destOrd="0" presId="urn:microsoft.com/office/officeart/2005/8/layout/process1"/>
-    <dgm:cxn modelId="{13554FE2-BDCD-4AB5-B787-8211A196BE1C}" type="presParOf" srcId="{B9FC173B-3430-402C-9BFA-D498C62BCC2D}" destId="{AB8F05C3-3669-4AF7-9C79-08939721A716}" srcOrd="0" destOrd="0" presId="urn:microsoft.com/office/officeart/2005/8/layout/process1"/>
-    <dgm:cxn modelId="{1C9E782E-AE6C-45A9-A966-8F87080526C9}" type="presParOf" srcId="{B9FC173B-3430-402C-9BFA-D498C62BCC2D}" destId="{374ED80F-5E6F-4A85-B95B-4BA99538042E}" srcOrd="1" destOrd="0" presId="urn:microsoft.com/office/officeart/2005/8/layout/process1"/>
-    <dgm:cxn modelId="{7695F4C1-F64D-4503-9CF1-17BA49774ED7}" type="presParOf" srcId="{374ED80F-5E6F-4A85-B95B-4BA99538042E}" destId="{B8DA0D4A-E19E-4233-86B3-A96400569C53}" srcOrd="0" destOrd="0" presId="urn:microsoft.com/office/officeart/2005/8/layout/process1"/>
-    <dgm:cxn modelId="{2C365B0B-5C5D-4055-BE1E-027ADCA7626A}" type="presParOf" srcId="{B9FC173B-3430-402C-9BFA-D498C62BCC2D}" destId="{485EB252-98AF-4CC0-A401-D9A154AAFC53}" srcOrd="2" destOrd="0" presId="urn:microsoft.com/office/officeart/2005/8/layout/process1"/>
-    <dgm:cxn modelId="{EB956A62-BBC0-4790-8C1A-7CFB936449C0}" type="presParOf" srcId="{B9FC173B-3430-402C-9BFA-D498C62BCC2D}" destId="{C789FCC9-4717-4FFC-BA71-F98E7B1B3115}" srcOrd="3" destOrd="0" presId="urn:microsoft.com/office/officeart/2005/8/layout/process1"/>
-    <dgm:cxn modelId="{04160374-9E19-4AC2-A7EE-E9FA5B09BE74}" type="presParOf" srcId="{C789FCC9-4717-4FFC-BA71-F98E7B1B3115}" destId="{5D4876CA-733D-4DFD-8E79-4A3DBC7C7C6B}" srcOrd="0" destOrd="0" presId="urn:microsoft.com/office/officeart/2005/8/layout/process1"/>
-    <dgm:cxn modelId="{922C8E8B-2ED2-44AC-A0FA-6981AED042A5}" type="presParOf" srcId="{B9FC173B-3430-402C-9BFA-D498C62BCC2D}" destId="{DEB61738-BCA0-4546-95CF-970A62665FC2}" srcOrd="4" destOrd="0" presId="urn:microsoft.com/office/officeart/2005/8/layout/process1"/>
-    <dgm:cxn modelId="{BA3C05C8-BD1D-4244-B6DB-73CE1C64772C}" type="presParOf" srcId="{B9FC173B-3430-402C-9BFA-D498C62BCC2D}" destId="{05A02C9E-6432-4B6A-91B3-E0BA65A6B1AE}" srcOrd="5" destOrd="0" presId="urn:microsoft.com/office/officeart/2005/8/layout/process1"/>
-    <dgm:cxn modelId="{0ABF4FAC-4695-425D-86DF-2F2BB2970E2C}" type="presParOf" srcId="{05A02C9E-6432-4B6A-91B3-E0BA65A6B1AE}" destId="{FDD593C1-9D9B-40ED-8C6D-5142CB0F0E3E}" srcOrd="0" destOrd="0" presId="urn:microsoft.com/office/officeart/2005/8/layout/process1"/>
-    <dgm:cxn modelId="{305695C2-50BC-41ED-A593-A0BDE7D0E372}" type="presParOf" srcId="{B9FC173B-3430-402C-9BFA-D498C62BCC2D}" destId="{D0DFB2B8-5022-4762-AA62-9B0CF1B32B60}" srcOrd="6" destOrd="0" presId="urn:microsoft.com/office/officeart/2005/8/layout/process1"/>
+    <dgm:cxn modelId="{8FA9D3D1-9EC8-450A-B985-A37E1232B8EF}" type="presParOf" srcId="{B9FC173B-3430-402C-9BFA-D498C62BCC2D}" destId="{AB8F05C3-3669-4AF7-9C79-08939721A716}" srcOrd="0" destOrd="0" presId="urn:microsoft.com/office/officeart/2005/8/layout/process1"/>
+    <dgm:cxn modelId="{83998E14-8FB5-432C-9052-45989460A957}" type="presParOf" srcId="{B9FC173B-3430-402C-9BFA-D498C62BCC2D}" destId="{374ED80F-5E6F-4A85-B95B-4BA99538042E}" srcOrd="1" destOrd="0" presId="urn:microsoft.com/office/officeart/2005/8/layout/process1"/>
+    <dgm:cxn modelId="{6717DBCE-8DB1-46E4-8C4F-4AA1F2B392CC}" type="presParOf" srcId="{374ED80F-5E6F-4A85-B95B-4BA99538042E}" destId="{B8DA0D4A-E19E-4233-86B3-A96400569C53}" srcOrd="0" destOrd="0" presId="urn:microsoft.com/office/officeart/2005/8/layout/process1"/>
+    <dgm:cxn modelId="{2DB73A1A-ED5D-44A9-8F7D-DDF4B269F22E}" type="presParOf" srcId="{B9FC173B-3430-402C-9BFA-D498C62BCC2D}" destId="{485EB252-98AF-4CC0-A401-D9A154AAFC53}" srcOrd="2" destOrd="0" presId="urn:microsoft.com/office/officeart/2005/8/layout/process1"/>
+    <dgm:cxn modelId="{13D1F61E-E369-4746-BEEA-873721923FB4}" type="presParOf" srcId="{B9FC173B-3430-402C-9BFA-D498C62BCC2D}" destId="{C789FCC9-4717-4FFC-BA71-F98E7B1B3115}" srcOrd="3" destOrd="0" presId="urn:microsoft.com/office/officeart/2005/8/layout/process1"/>
+    <dgm:cxn modelId="{27B7A75C-DAD5-462A-9C30-F67E83A2998B}" type="presParOf" srcId="{C789FCC9-4717-4FFC-BA71-F98E7B1B3115}" destId="{5D4876CA-733D-4DFD-8E79-4A3DBC7C7C6B}" srcOrd="0" destOrd="0" presId="urn:microsoft.com/office/officeart/2005/8/layout/process1"/>
+    <dgm:cxn modelId="{D13D9D25-F979-4330-83D7-91ADF2B14C74}" type="presParOf" srcId="{B9FC173B-3430-402C-9BFA-D498C62BCC2D}" destId="{DEB61738-BCA0-4546-95CF-970A62665FC2}" srcOrd="4" destOrd="0" presId="urn:microsoft.com/office/officeart/2005/8/layout/process1"/>
+    <dgm:cxn modelId="{20E2B549-4DFA-47DD-A986-EE8026275037}" type="presParOf" srcId="{B9FC173B-3430-402C-9BFA-D498C62BCC2D}" destId="{05A02C9E-6432-4B6A-91B3-E0BA65A6B1AE}" srcOrd="5" destOrd="0" presId="urn:microsoft.com/office/officeart/2005/8/layout/process1"/>
+    <dgm:cxn modelId="{E5992E7A-970E-4243-BE64-B6C260FBB594}" type="presParOf" srcId="{05A02C9E-6432-4B6A-91B3-E0BA65A6B1AE}" destId="{FDD593C1-9D9B-40ED-8C6D-5142CB0F0E3E}" srcOrd="0" destOrd="0" presId="urn:microsoft.com/office/officeart/2005/8/layout/process1"/>
+    <dgm:cxn modelId="{98CA0C1A-9D6C-4C92-93C1-81C59ADE0B36}" type="presParOf" srcId="{B9FC173B-3430-402C-9BFA-D498C62BCC2D}" destId="{D0DFB2B8-5022-4762-AA62-9B0CF1B32B60}" srcOrd="6" destOrd="0" presId="urn:microsoft.com/office/officeart/2005/8/layout/process1"/>
   </dgm:cxnLst>
   <dgm:bg/>
   <dgm:whole/>

--- a/Notes_SA2510014.docx
+++ b/Notes_SA2510014.docx
@@ -10774,8 +10774,373 @@
         </w:rPr>
         <w:t xml:space="preserve"> Will enter some text on prompt box.</w:t>
       </w:r>
+    </w:p>
+    <w:p>
+      <w:pPr>
+        <w:rPr>
+          <w:sz w:val="24"/>
+          <w:szCs w:val="22"/>
+          <w:lang w:val="en-US"/>
+        </w:rPr>
+      </w:pPr>
+    </w:p>
+    <w:p>
+      <w:pPr>
+        <w:rPr>
+          <w:b/>
+          <w:bCs/>
+          <w:sz w:val="24"/>
+          <w:szCs w:val="22"/>
+          <w:lang w:val="en-US"/>
+        </w:rPr>
+      </w:pPr>
+      <w:r>
+        <w:rPr>
+          <w:b/>
+          <w:bCs/>
+          <w:sz w:val="24"/>
+          <w:szCs w:val="22"/>
+          <w:lang w:val="en-US"/>
+        </w:rPr>
+        <w:t>Handling Mouse Actions</w:t>
+      </w:r>
+    </w:p>
+    <w:p>
+      <w:pPr>
+        <w:pStyle w:val="ListParagraph"/>
+        <w:numPr>
+          <w:ilvl w:val="0"/>
+          <w:numId w:val="27"/>
+        </w:numPr>
+        <w:rPr>
+          <w:sz w:val="24"/>
+          <w:szCs w:val="22"/>
+          <w:lang w:val="en-US"/>
+        </w:rPr>
+      </w:pPr>
+      <w:r>
+        <w:rPr>
+          <w:sz w:val="24"/>
+          <w:szCs w:val="22"/>
+          <w:lang w:val="en-US"/>
+        </w:rPr>
+        <w:t>Hover</w:t>
+      </w:r>
+    </w:p>
+    <w:p>
+      <w:pPr>
+        <w:pStyle w:val="ListParagraph"/>
+        <w:numPr>
+          <w:ilvl w:val="0"/>
+          <w:numId w:val="27"/>
+        </w:numPr>
+        <w:rPr>
+          <w:sz w:val="24"/>
+          <w:szCs w:val="22"/>
+          <w:lang w:val="en-US"/>
+        </w:rPr>
+      </w:pPr>
+      <w:r>
+        <w:rPr>
+          <w:sz w:val="24"/>
+          <w:szCs w:val="22"/>
+          <w:lang w:val="en-US"/>
+        </w:rPr>
+        <w:t>Right Click</w:t>
+      </w:r>
+    </w:p>
+    <w:p>
+      <w:pPr>
+        <w:pStyle w:val="ListParagraph"/>
+        <w:numPr>
+          <w:ilvl w:val="0"/>
+          <w:numId w:val="27"/>
+        </w:numPr>
+        <w:rPr>
+          <w:sz w:val="24"/>
+          <w:szCs w:val="22"/>
+          <w:lang w:val="en-US"/>
+        </w:rPr>
+      </w:pPr>
+      <w:r>
+        <w:rPr>
+          <w:sz w:val="24"/>
+          <w:szCs w:val="22"/>
+          <w:lang w:val="en-US"/>
+        </w:rPr>
+        <w:t>Click</w:t>
+      </w:r>
+    </w:p>
+    <w:p>
+      <w:pPr>
+        <w:pStyle w:val="ListParagraph"/>
+        <w:numPr>
+          <w:ilvl w:val="0"/>
+          <w:numId w:val="27"/>
+        </w:numPr>
+        <w:rPr>
+          <w:sz w:val="24"/>
+          <w:szCs w:val="22"/>
+          <w:lang w:val="en-US"/>
+        </w:rPr>
+      </w:pPr>
+      <w:r>
+        <w:rPr>
+          <w:sz w:val="24"/>
+          <w:szCs w:val="22"/>
+          <w:lang w:val="en-US"/>
+        </w:rPr>
+        <w:t>Double Click</w:t>
+      </w:r>
+    </w:p>
+    <w:p>
+      <w:pPr>
+        <w:pStyle w:val="ListParagraph"/>
+        <w:numPr>
+          <w:ilvl w:val="0"/>
+          <w:numId w:val="27"/>
+        </w:numPr>
+        <w:rPr>
+          <w:sz w:val="24"/>
+          <w:szCs w:val="22"/>
+          <w:lang w:val="en-US"/>
+        </w:rPr>
+      </w:pPr>
+      <w:r>
+        <w:rPr>
+          <w:sz w:val="24"/>
+          <w:szCs w:val="22"/>
+          <w:lang w:val="en-US"/>
+        </w:rPr>
+        <w:t>Drag and Drop</w:t>
+      </w:r>
+    </w:p>
+    <w:p>
+      <w:pPr>
+        <w:rPr>
+          <w:sz w:val="24"/>
+          <w:szCs w:val="22"/>
+          <w:lang w:val="en-US"/>
+        </w:rPr>
+      </w:pPr>
+      <w:r>
+        <w:rPr>
+          <w:sz w:val="24"/>
+          <w:szCs w:val="22"/>
+          <w:lang w:val="en-US"/>
+        </w:rPr>
+        <w:t xml:space="preserve">Selenium has </w:t>
+      </w:r>
+      <w:r>
+        <w:rPr>
+          <w:b/>
+          <w:bCs/>
+          <w:sz w:val="24"/>
+          <w:szCs w:val="22"/>
+          <w:lang w:val="en-US"/>
+        </w:rPr>
+        <w:t xml:space="preserve">Actions </w:t>
+      </w:r>
+      <w:r>
+        <w:rPr>
+          <w:sz w:val="24"/>
+          <w:szCs w:val="22"/>
+          <w:lang w:val="en-US"/>
+        </w:rPr>
+        <w:t>class to handle all above mouse actions.</w:t>
+      </w:r>
+    </w:p>
+    <w:p>
+      <w:pPr>
+        <w:rPr>
+          <w:b/>
+          <w:bCs/>
+          <w:sz w:val="24"/>
+          <w:szCs w:val="22"/>
+          <w:lang w:val="en-US"/>
+        </w:rPr>
+      </w:pPr>
+      <w:r>
+        <w:rPr>
+          <w:b/>
+          <w:bCs/>
+          <w:sz w:val="24"/>
+          <w:szCs w:val="22"/>
+          <w:lang w:val="en-US"/>
+        </w:rPr>
+        <w:t>Methods of Actions class</w:t>
+      </w:r>
+    </w:p>
+    <w:p>
+      <w:pPr>
+        <w:pStyle w:val="ListParagraph"/>
+        <w:numPr>
+          <w:ilvl w:val="0"/>
+          <w:numId w:val="28"/>
+        </w:numPr>
+        <w:rPr>
+          <w:sz w:val="24"/>
+          <w:szCs w:val="22"/>
+          <w:lang w:val="en-US"/>
+        </w:rPr>
+      </w:pPr>
+      <w:r>
+        <w:rPr>
+          <w:sz w:val="24"/>
+          <w:szCs w:val="22"/>
+          <w:lang w:val="en-US"/>
+        </w:rPr>
+        <w:t xml:space="preserve">moveToElement() </w:t>
+      </w:r>
+      <w:r>
+        <w:rPr>
+          <w:sz w:val="24"/>
+          <w:szCs w:val="22"/>
+          <w:lang w:val="en-US"/>
+        </w:rPr>
+        <w:sym w:font="Wingdings" w:char="F0E0"/>
+      </w:r>
+      <w:r>
+        <w:rPr>
+          <w:sz w:val="24"/>
+          <w:szCs w:val="22"/>
+          <w:lang w:val="en-US"/>
+        </w:rPr>
+        <w:t xml:space="preserve"> Hover the mouse on any WebElement.</w:t>
+      </w:r>
+    </w:p>
+    <w:p>
+      <w:pPr>
+        <w:pStyle w:val="ListParagraph"/>
+        <w:numPr>
+          <w:ilvl w:val="0"/>
+          <w:numId w:val="28"/>
+        </w:numPr>
+        <w:rPr>
+          <w:sz w:val="24"/>
+          <w:szCs w:val="22"/>
+          <w:lang w:val="en-US"/>
+        </w:rPr>
+      </w:pPr>
+      <w:r>
+        <w:rPr>
+          <w:sz w:val="24"/>
+          <w:szCs w:val="22"/>
+          <w:lang w:val="en-US"/>
+        </w:rPr>
+        <w:t xml:space="preserve">perform() </w:t>
+      </w:r>
+      <w:r>
+        <w:rPr>
+          <w:sz w:val="24"/>
+          <w:szCs w:val="22"/>
+          <w:lang w:val="en-US"/>
+        </w:rPr>
+        <w:sym w:font="Wingdings" w:char="F0E0"/>
+      </w:r>
+      <w:r>
+        <w:rPr>
+          <w:sz w:val="24"/>
+          <w:szCs w:val="22"/>
+          <w:lang w:val="en-US"/>
+        </w:rPr>
+        <w:t xml:space="preserve"> This method performs the said action.</w:t>
+      </w:r>
+    </w:p>
+    <w:p>
+      <w:pPr>
+        <w:pStyle w:val="ListParagraph"/>
+        <w:numPr>
+          <w:ilvl w:val="0"/>
+          <w:numId w:val="28"/>
+        </w:numPr>
+        <w:rPr>
+          <w:sz w:val="24"/>
+          <w:szCs w:val="22"/>
+          <w:lang w:val="en-US"/>
+        </w:rPr>
+      </w:pPr>
+      <w:r>
+        <w:rPr>
+          <w:sz w:val="24"/>
+          <w:szCs w:val="22"/>
+          <w:lang w:val="en-US"/>
+        </w:rPr>
+        <w:t xml:space="preserve">contextClick() </w:t>
+      </w:r>
+      <w:r>
+        <w:rPr>
+          <w:sz w:val="24"/>
+          <w:szCs w:val="22"/>
+          <w:lang w:val="en-US"/>
+        </w:rPr>
+        <w:sym w:font="Wingdings" w:char="F0E0"/>
+      </w:r>
+      <w:r>
+        <w:rPr>
+          <w:sz w:val="24"/>
+          <w:szCs w:val="22"/>
+          <w:lang w:val="en-US"/>
+        </w:rPr>
+        <w:t xml:space="preserve"> Used to right click on any control</w:t>
+      </w:r>
+      <w:r>
+        <w:rPr>
+          <w:sz w:val="24"/>
+          <w:szCs w:val="22"/>
+          <w:lang w:val="en-US"/>
+        </w:rPr>
+        <w:t>.</w:t>
+      </w:r>
+    </w:p>
+    <w:p>
+      <w:pPr>
+        <w:pStyle w:val="ListParagraph"/>
+        <w:numPr>
+          <w:ilvl w:val="0"/>
+          <w:numId w:val="28"/>
+        </w:numPr>
+        <w:rPr>
+          <w:sz w:val="24"/>
+          <w:szCs w:val="22"/>
+          <w:lang w:val="en-US"/>
+        </w:rPr>
+      </w:pPr>
+      <w:r>
+        <w:rPr>
+          <w:sz w:val="24"/>
+          <w:szCs w:val="22"/>
+          <w:lang w:val="en-US"/>
+        </w:rPr>
+        <w:t xml:space="preserve">doubleClick() </w:t>
+      </w:r>
+      <w:r>
+        <w:rPr>
+          <w:sz w:val="24"/>
+          <w:szCs w:val="22"/>
+          <w:lang w:val="en-US"/>
+        </w:rPr>
+        <w:sym w:font="Wingdings" w:char="F0E0"/>
+      </w:r>
+      <w:r>
+        <w:rPr>
+          <w:sz w:val="24"/>
+          <w:szCs w:val="22"/>
+          <w:lang w:val="en-US"/>
+        </w:rPr>
+        <w:t xml:space="preserve"> Uses to double click on any control.</w:t>
+      </w:r>
       <w:bookmarkStart w:id="0" w:name="_GoBack"/>
       <w:bookmarkEnd w:id="0"/>
+    </w:p>
+    <w:p>
+      <w:pPr>
+        <w:rPr>
+          <w:sz w:val="24"/>
+          <w:szCs w:val="22"/>
+          <w:lang w:val="en-US"/>
+        </w:rPr>
+      </w:pPr>
     </w:p>
     <w:sectPr>
       <w:pgSz w:w="11906" w:h="16838"/>
@@ -10992,6 +11357,95 @@
     </w:lvl>
   </w:abstractNum>
   <w:abstractNum w:abstractNumId="2">
+    <w:nsid w:val="15BA43E3"/>
+    <w:multiLevelType w:val="hybridMultilevel"/>
+    <w:tmpl w:val="55CCFBDE"/>
+    <w:lvl w:ilvl="0" w:tplc="4009000F">
+      <w:start w:val="1"/>
+      <w:numFmt w:val="decimal"/>
+      <w:lvlText w:val="%1."/>
+      <w:lvlJc w:val="left"/>
+      <w:pPr>
+        <w:ind w:left="720" w:hanging="360"/>
+      </w:pPr>
+      <w:rPr>
+        <w:rFonts w:hint="default"/>
+      </w:rPr>
+    </w:lvl>
+    <w:lvl w:ilvl="1" w:tplc="40090019" w:tentative="1">
+      <w:start w:val="1"/>
+      <w:numFmt w:val="lowerLetter"/>
+      <w:lvlText w:val="%2."/>
+      <w:lvlJc w:val="left"/>
+      <w:pPr>
+        <w:ind w:left="1440" w:hanging="360"/>
+      </w:pPr>
+    </w:lvl>
+    <w:lvl w:ilvl="2" w:tplc="4009001B" w:tentative="1">
+      <w:start w:val="1"/>
+      <w:numFmt w:val="lowerRoman"/>
+      <w:lvlText w:val="%3."/>
+      <w:lvlJc w:val="right"/>
+      <w:pPr>
+        <w:ind w:left="2160" w:hanging="180"/>
+      </w:pPr>
+    </w:lvl>
+    <w:lvl w:ilvl="3" w:tplc="4009000F" w:tentative="1">
+      <w:start w:val="1"/>
+      <w:numFmt w:val="decimal"/>
+      <w:lvlText w:val="%4."/>
+      <w:lvlJc w:val="left"/>
+      <w:pPr>
+        <w:ind w:left="2880" w:hanging="360"/>
+      </w:pPr>
+    </w:lvl>
+    <w:lvl w:ilvl="4" w:tplc="40090019" w:tentative="1">
+      <w:start w:val="1"/>
+      <w:numFmt w:val="lowerLetter"/>
+      <w:lvlText w:val="%5."/>
+      <w:lvlJc w:val="left"/>
+      <w:pPr>
+        <w:ind w:left="3600" w:hanging="360"/>
+      </w:pPr>
+    </w:lvl>
+    <w:lvl w:ilvl="5" w:tplc="4009001B" w:tentative="1">
+      <w:start w:val="1"/>
+      <w:numFmt w:val="lowerRoman"/>
+      <w:lvlText w:val="%6."/>
+      <w:lvlJc w:val="right"/>
+      <w:pPr>
+        <w:ind w:left="4320" w:hanging="180"/>
+      </w:pPr>
+    </w:lvl>
+    <w:lvl w:ilvl="6" w:tplc="4009000F" w:tentative="1">
+      <w:start w:val="1"/>
+      <w:numFmt w:val="decimal"/>
+      <w:lvlText w:val="%7."/>
+      <w:lvlJc w:val="left"/>
+      <w:pPr>
+        <w:ind w:left="5040" w:hanging="360"/>
+      </w:pPr>
+    </w:lvl>
+    <w:lvl w:ilvl="7" w:tplc="40090019" w:tentative="1">
+      <w:start w:val="1"/>
+      <w:numFmt w:val="lowerLetter"/>
+      <w:lvlText w:val="%8."/>
+      <w:lvlJc w:val="left"/>
+      <w:pPr>
+        <w:ind w:left="5760" w:hanging="360"/>
+      </w:pPr>
+    </w:lvl>
+    <w:lvl w:ilvl="8" w:tplc="4009001B" w:tentative="1">
+      <w:start w:val="1"/>
+      <w:numFmt w:val="lowerRoman"/>
+      <w:lvlText w:val="%9."/>
+      <w:lvlJc w:val="right"/>
+      <w:pPr>
+        <w:ind w:left="6480" w:hanging="180"/>
+      </w:pPr>
+    </w:lvl>
+  </w:abstractNum>
+  <w:abstractNum w:abstractNumId="3">
     <w:nsid w:val="17431532"/>
     <w:multiLevelType w:val="hybridMultilevel"/>
     <w:tmpl w:val="3D88D956"/>
@@ -11080,7 +11534,7 @@
       </w:pPr>
     </w:lvl>
   </w:abstractNum>
-  <w:abstractNum w:abstractNumId="3">
+  <w:abstractNum w:abstractNumId="4">
     <w:nsid w:val="1A1B3715"/>
     <w:multiLevelType w:val="hybridMultilevel"/>
     <w:tmpl w:val="B958D526"/>
@@ -11193,7 +11647,7 @@
       </w:rPr>
     </w:lvl>
   </w:abstractNum>
-  <w:abstractNum w:abstractNumId="4">
+  <w:abstractNum w:abstractNumId="5">
     <w:nsid w:val="1ACF1D3C"/>
     <w:multiLevelType w:val="hybridMultilevel"/>
     <w:tmpl w:val="8BC0B462"/>
@@ -11306,7 +11760,7 @@
       </w:rPr>
     </w:lvl>
   </w:abstractNum>
-  <w:abstractNum w:abstractNumId="5">
+  <w:abstractNum w:abstractNumId="6">
     <w:nsid w:val="1D0166BD"/>
     <w:multiLevelType w:val="hybridMultilevel"/>
     <w:tmpl w:val="73A888F8"/>
@@ -11395,7 +11849,7 @@
       </w:pPr>
     </w:lvl>
   </w:abstractNum>
-  <w:abstractNum w:abstractNumId="6">
+  <w:abstractNum w:abstractNumId="7">
     <w:nsid w:val="24AD48A7"/>
     <w:multiLevelType w:val="hybridMultilevel"/>
     <w:tmpl w:val="C53ACF94"/>
@@ -11508,7 +11962,7 @@
       </w:rPr>
     </w:lvl>
   </w:abstractNum>
-  <w:abstractNum w:abstractNumId="7">
+  <w:abstractNum w:abstractNumId="8">
     <w:nsid w:val="44443626"/>
     <w:multiLevelType w:val="hybridMultilevel"/>
     <w:tmpl w:val="3A38E55E"/>
@@ -11621,7 +12075,7 @@
       </w:rPr>
     </w:lvl>
   </w:abstractNum>
-  <w:abstractNum w:abstractNumId="8">
+  <w:abstractNum w:abstractNumId="9">
     <w:nsid w:val="4BCF165C"/>
     <w:multiLevelType w:val="hybridMultilevel"/>
     <w:tmpl w:val="E7067116"/>
@@ -11707,7 +12161,7 @@
       </w:pPr>
     </w:lvl>
   </w:abstractNum>
-  <w:abstractNum w:abstractNumId="9">
+  <w:abstractNum w:abstractNumId="10">
     <w:nsid w:val="4D934839"/>
     <w:multiLevelType w:val="hybridMultilevel"/>
     <w:tmpl w:val="66E021E4"/>
@@ -11796,7 +12250,7 @@
       </w:pPr>
     </w:lvl>
   </w:abstractNum>
-  <w:abstractNum w:abstractNumId="10">
+  <w:abstractNum w:abstractNumId="11">
     <w:nsid w:val="520668FC"/>
     <w:multiLevelType w:val="hybridMultilevel"/>
     <w:tmpl w:val="A4F835F0"/>
@@ -11909,7 +12363,120 @@
       </w:rPr>
     </w:lvl>
   </w:abstractNum>
-  <w:abstractNum w:abstractNumId="11">
+  <w:abstractNum w:abstractNumId="12">
+    <w:nsid w:val="542B3911"/>
+    <w:multiLevelType w:val="hybridMultilevel"/>
+    <w:tmpl w:val="FF9249A0"/>
+    <w:lvl w:ilvl="0" w:tplc="40090001">
+      <w:start w:val="1"/>
+      <w:numFmt w:val="bullet"/>
+      <w:lvlText w:val=""/>
+      <w:lvlJc w:val="left"/>
+      <w:pPr>
+        <w:ind w:left="720" w:hanging="360"/>
+      </w:pPr>
+      <w:rPr>
+        <w:rFonts w:ascii="Symbol" w:hAnsi="Symbol" w:hint="default"/>
+      </w:rPr>
+    </w:lvl>
+    <w:lvl w:ilvl="1" w:tplc="40090003" w:tentative="1">
+      <w:start w:val="1"/>
+      <w:numFmt w:val="bullet"/>
+      <w:lvlText w:val="o"/>
+      <w:lvlJc w:val="left"/>
+      <w:pPr>
+        <w:ind w:left="1440" w:hanging="360"/>
+      </w:pPr>
+      <w:rPr>
+        <w:rFonts w:ascii="Courier New" w:hAnsi="Courier New" w:cs="Courier New" w:hint="default"/>
+      </w:rPr>
+    </w:lvl>
+    <w:lvl w:ilvl="2" w:tplc="40090005" w:tentative="1">
+      <w:start w:val="1"/>
+      <w:numFmt w:val="bullet"/>
+      <w:lvlText w:val=""/>
+      <w:lvlJc w:val="left"/>
+      <w:pPr>
+        <w:ind w:left="2160" w:hanging="360"/>
+      </w:pPr>
+      <w:rPr>
+        <w:rFonts w:ascii="Wingdings" w:hAnsi="Wingdings" w:hint="default"/>
+      </w:rPr>
+    </w:lvl>
+    <w:lvl w:ilvl="3" w:tplc="40090001" w:tentative="1">
+      <w:start w:val="1"/>
+      <w:numFmt w:val="bullet"/>
+      <w:lvlText w:val=""/>
+      <w:lvlJc w:val="left"/>
+      <w:pPr>
+        <w:ind w:left="2880" w:hanging="360"/>
+      </w:pPr>
+      <w:rPr>
+        <w:rFonts w:ascii="Symbol" w:hAnsi="Symbol" w:hint="default"/>
+      </w:rPr>
+    </w:lvl>
+    <w:lvl w:ilvl="4" w:tplc="40090003" w:tentative="1">
+      <w:start w:val="1"/>
+      <w:numFmt w:val="bullet"/>
+      <w:lvlText w:val="o"/>
+      <w:lvlJc w:val="left"/>
+      <w:pPr>
+        <w:ind w:left="3600" w:hanging="360"/>
+      </w:pPr>
+      <w:rPr>
+        <w:rFonts w:ascii="Courier New" w:hAnsi="Courier New" w:cs="Courier New" w:hint="default"/>
+      </w:rPr>
+    </w:lvl>
+    <w:lvl w:ilvl="5" w:tplc="40090005" w:tentative="1">
+      <w:start w:val="1"/>
+      <w:numFmt w:val="bullet"/>
+      <w:lvlText w:val=""/>
+      <w:lvlJc w:val="left"/>
+      <w:pPr>
+        <w:ind w:left="4320" w:hanging="360"/>
+      </w:pPr>
+      <w:rPr>
+        <w:rFonts w:ascii="Wingdings" w:hAnsi="Wingdings" w:hint="default"/>
+      </w:rPr>
+    </w:lvl>
+    <w:lvl w:ilvl="6" w:tplc="40090001" w:tentative="1">
+      <w:start w:val="1"/>
+      <w:numFmt w:val="bullet"/>
+      <w:lvlText w:val=""/>
+      <w:lvlJc w:val="left"/>
+      <w:pPr>
+        <w:ind w:left="5040" w:hanging="360"/>
+      </w:pPr>
+      <w:rPr>
+        <w:rFonts w:ascii="Symbol" w:hAnsi="Symbol" w:hint="default"/>
+      </w:rPr>
+    </w:lvl>
+    <w:lvl w:ilvl="7" w:tplc="40090003" w:tentative="1">
+      <w:start w:val="1"/>
+      <w:numFmt w:val="bullet"/>
+      <w:lvlText w:val="o"/>
+      <w:lvlJc w:val="left"/>
+      <w:pPr>
+        <w:ind w:left="5760" w:hanging="360"/>
+      </w:pPr>
+      <w:rPr>
+        <w:rFonts w:ascii="Courier New" w:hAnsi="Courier New" w:cs="Courier New" w:hint="default"/>
+      </w:rPr>
+    </w:lvl>
+    <w:lvl w:ilvl="8" w:tplc="40090005" w:tentative="1">
+      <w:start w:val="1"/>
+      <w:numFmt w:val="bullet"/>
+      <w:lvlText w:val=""/>
+      <w:lvlJc w:val="left"/>
+      <w:pPr>
+        <w:ind w:left="6480" w:hanging="360"/>
+      </w:pPr>
+      <w:rPr>
+        <w:rFonts w:ascii="Wingdings" w:hAnsi="Wingdings" w:hint="default"/>
+      </w:rPr>
+    </w:lvl>
+  </w:abstractNum>
+  <w:abstractNum w:abstractNumId="13">
     <w:nsid w:val="571D3B3E"/>
     <w:multiLevelType w:val="hybridMultilevel"/>
     <w:tmpl w:val="CF98A6CE"/>
@@ -12022,7 +12589,7 @@
       </w:rPr>
     </w:lvl>
   </w:abstractNum>
-  <w:abstractNum w:abstractNumId="12">
+  <w:abstractNum w:abstractNumId="14">
     <w:nsid w:val="5DA53D78"/>
     <w:multiLevelType w:val="hybridMultilevel"/>
     <w:tmpl w:val="25D4A350"/>
@@ -12111,7 +12678,7 @@
       </w:pPr>
     </w:lvl>
   </w:abstractNum>
-  <w:abstractNum w:abstractNumId="13">
+  <w:abstractNum w:abstractNumId="15">
     <w:nsid w:val="5F4B1933"/>
     <w:multiLevelType w:val="hybridMultilevel"/>
     <w:tmpl w:val="B9F8D93A"/>
@@ -12224,7 +12791,7 @@
       </w:rPr>
     </w:lvl>
   </w:abstractNum>
-  <w:abstractNum w:abstractNumId="14">
+  <w:abstractNum w:abstractNumId="16">
     <w:nsid w:val="611C3CE1"/>
     <w:multiLevelType w:val="hybridMultilevel"/>
     <w:tmpl w:val="861A04FE"/>
@@ -12313,7 +12880,7 @@
       </w:pPr>
     </w:lvl>
   </w:abstractNum>
-  <w:abstractNum w:abstractNumId="15">
+  <w:abstractNum w:abstractNumId="17">
     <w:nsid w:val="61ED0FA8"/>
     <w:multiLevelType w:val="hybridMultilevel"/>
     <w:tmpl w:val="70CCDFC4"/>
@@ -12402,7 +12969,7 @@
       </w:pPr>
     </w:lvl>
   </w:abstractNum>
-  <w:abstractNum w:abstractNumId="16">
+  <w:abstractNum w:abstractNumId="18">
     <w:nsid w:val="64CF3846"/>
     <w:multiLevelType w:val="hybridMultilevel"/>
     <w:tmpl w:val="13ACF5F6"/>
@@ -12515,7 +13082,7 @@
       </w:rPr>
     </w:lvl>
   </w:abstractNum>
-  <w:abstractNum w:abstractNumId="17">
+  <w:abstractNum w:abstractNumId="19">
     <w:nsid w:val="679919C6"/>
     <w:multiLevelType w:val="hybridMultilevel"/>
     <w:tmpl w:val="D8C8FD88"/>
@@ -12628,7 +13195,7 @@
       </w:rPr>
     </w:lvl>
   </w:abstractNum>
-  <w:abstractNum w:abstractNumId="18">
+  <w:abstractNum w:abstractNumId="20">
     <w:nsid w:val="6D8557E4"/>
     <w:multiLevelType w:val="hybridMultilevel"/>
     <w:tmpl w:val="0A1AF8D0"/>
@@ -12741,7 +13308,7 @@
       </w:rPr>
     </w:lvl>
   </w:abstractNum>
-  <w:abstractNum w:abstractNumId="19">
+  <w:abstractNum w:abstractNumId="21">
     <w:nsid w:val="6E087545"/>
     <w:multiLevelType w:val="hybridMultilevel"/>
     <w:tmpl w:val="68B8BE2E"/>
@@ -12830,7 +13397,7 @@
       </w:pPr>
     </w:lvl>
   </w:abstractNum>
-  <w:abstractNum w:abstractNumId="20">
+  <w:abstractNum w:abstractNumId="22">
     <w:nsid w:val="712436B2"/>
     <w:multiLevelType w:val="hybridMultilevel"/>
     <w:tmpl w:val="7DB88F34"/>
@@ -12943,7 +13510,7 @@
       </w:rPr>
     </w:lvl>
   </w:abstractNum>
-  <w:abstractNum w:abstractNumId="21">
+  <w:abstractNum w:abstractNumId="23">
     <w:nsid w:val="73BF2B49"/>
     <w:multiLevelType w:val="hybridMultilevel"/>
     <w:tmpl w:val="8E56E800"/>
@@ -13056,7 +13623,7 @@
       </w:rPr>
     </w:lvl>
   </w:abstractNum>
-  <w:abstractNum w:abstractNumId="22">
+  <w:abstractNum w:abstractNumId="24">
     <w:nsid w:val="7A65502B"/>
     <w:multiLevelType w:val="hybridMultilevel"/>
     <w:tmpl w:val="763EAD76"/>
@@ -13169,7 +13736,7 @@
       </w:rPr>
     </w:lvl>
   </w:abstractNum>
-  <w:abstractNum w:abstractNumId="23">
+  <w:abstractNum w:abstractNumId="25">
     <w:nsid w:val="7CC327AE"/>
     <w:multiLevelType w:val="hybridMultilevel"/>
     <w:tmpl w:val="FD60D564"/>
@@ -13282,7 +13849,7 @@
       </w:rPr>
     </w:lvl>
   </w:abstractNum>
-  <w:abstractNum w:abstractNumId="24">
+  <w:abstractNum w:abstractNumId="26">
     <w:nsid w:val="7D476BBC"/>
     <w:multiLevelType w:val="hybridMultilevel"/>
     <w:tmpl w:val="B360ED0C"/>
@@ -13395,7 +13962,7 @@
       </w:rPr>
     </w:lvl>
   </w:abstractNum>
-  <w:abstractNum w:abstractNumId="25">
+  <w:abstractNum w:abstractNumId="27">
     <w:nsid w:val="7FF367B4"/>
     <w:multiLevelType w:val="hybridMultilevel"/>
     <w:tmpl w:val="3DDC9BF0"/>
@@ -13512,79 +14079,85 @@
     <w:abstractNumId w:val="0"/>
   </w:num>
   <w:num w:numId="2">
+    <w:abstractNumId w:val="13"/>
+  </w:num>
+  <w:num w:numId="3">
+    <w:abstractNumId w:val="18"/>
+  </w:num>
+  <w:num w:numId="4">
+    <w:abstractNumId w:val="23"/>
+  </w:num>
+  <w:num w:numId="5">
+    <w:abstractNumId w:val="7"/>
+  </w:num>
+  <w:num w:numId="6">
+    <w:abstractNumId w:val="22"/>
+  </w:num>
+  <w:num w:numId="7">
+    <w:abstractNumId w:val="27"/>
+  </w:num>
+  <w:num w:numId="8">
+    <w:abstractNumId w:val="8"/>
+  </w:num>
+  <w:num w:numId="9">
+    <w:abstractNumId w:val="15"/>
+  </w:num>
+  <w:num w:numId="10">
+    <w:abstractNumId w:val="6"/>
+  </w:num>
+  <w:num w:numId="11">
     <w:abstractNumId w:val="11"/>
   </w:num>
-  <w:num w:numId="3">
-    <w:abstractNumId w:val="16"/>
-  </w:num>
-  <w:num w:numId="4">
-    <w:abstractNumId w:val="21"/>
-  </w:num>
-  <w:num w:numId="5">
-    <w:abstractNumId w:val="6"/>
-  </w:num>
-  <w:num w:numId="6">
-    <w:abstractNumId w:val="20"/>
-  </w:num>
-  <w:num w:numId="7">
-    <w:abstractNumId w:val="25"/>
-  </w:num>
-  <w:num w:numId="8">
-    <w:abstractNumId w:val="7"/>
-  </w:num>
-  <w:num w:numId="9">
-    <w:abstractNumId w:val="13"/>
-  </w:num>
-  <w:num w:numId="10">
-    <w:abstractNumId w:val="5"/>
-  </w:num>
-  <w:num w:numId="11">
-    <w:abstractNumId w:val="10"/>
-  </w:num>
   <w:num w:numId="12">
-    <w:abstractNumId w:val="2"/>
+    <w:abstractNumId w:val="3"/>
   </w:num>
   <w:num w:numId="13">
-    <w:abstractNumId w:val="8"/>
+    <w:abstractNumId w:val="9"/>
   </w:num>
   <w:num w:numId="14">
-    <w:abstractNumId w:val="19"/>
+    <w:abstractNumId w:val="21"/>
   </w:num>
   <w:num w:numId="15">
     <w:abstractNumId w:val="1"/>
   </w:num>
   <w:num w:numId="16">
-    <w:abstractNumId w:val="9"/>
+    <w:abstractNumId w:val="10"/>
   </w:num>
   <w:num w:numId="17">
-    <w:abstractNumId w:val="22"/>
+    <w:abstractNumId w:val="24"/>
   </w:num>
   <w:num w:numId="18">
+    <w:abstractNumId w:val="19"/>
+  </w:num>
+  <w:num w:numId="19">
     <w:abstractNumId w:val="17"/>
   </w:num>
-  <w:num w:numId="19">
-    <w:abstractNumId w:val="15"/>
+  <w:num w:numId="20">
+    <w:abstractNumId w:val="5"/>
   </w:num>
-  <w:num w:numId="20">
+  <w:num w:numId="21">
+    <w:abstractNumId w:val="20"/>
+  </w:num>
+  <w:num w:numId="22">
+    <w:abstractNumId w:val="25"/>
+  </w:num>
+  <w:num w:numId="23">
+    <w:abstractNumId w:val="14"/>
+  </w:num>
+  <w:num w:numId="24">
+    <w:abstractNumId w:val="16"/>
+  </w:num>
+  <w:num w:numId="25">
     <w:abstractNumId w:val="4"/>
   </w:num>
-  <w:num w:numId="21">
-    <w:abstractNumId w:val="18"/>
+  <w:num w:numId="26">
+    <w:abstractNumId w:val="26"/>
   </w:num>
-  <w:num w:numId="22">
-    <w:abstractNumId w:val="23"/>
-  </w:num>
-  <w:num w:numId="23">
+  <w:num w:numId="27">
     <w:abstractNumId w:val="12"/>
   </w:num>
-  <w:num w:numId="24">
-    <w:abstractNumId w:val="14"/>
-  </w:num>
-  <w:num w:numId="25">
-    <w:abstractNumId w:val="3"/>
-  </w:num>
-  <w:num w:numId="26">
-    <w:abstractNumId w:val="24"/>
+  <w:num w:numId="28">
+    <w:abstractNumId w:val="2"/>
   </w:num>
 </w:numbering>
 </file>
@@ -15117,31 +15690,31 @@
     </dgm:pt>
   </dgm:ptLst>
   <dgm:cxnLst>
+    <dgm:cxn modelId="{263D59BE-AABD-4817-907A-216D98D8DCB1}" type="presOf" srcId="{214208B8-431D-481C-9A4C-228B7308ADA8}" destId="{C789FCC9-4717-4FFC-BA71-F98E7B1B3115}" srcOrd="0" destOrd="0" presId="urn:microsoft.com/office/officeart/2005/8/layout/process1"/>
     <dgm:cxn modelId="{B151CA70-0406-48D6-8013-3F7D288766AD}" srcId="{9EE1A18E-AD2D-415E-8996-B35207C41ED0}" destId="{5AAB36AD-884F-4169-9EAA-81A3D87ABCFA}" srcOrd="0" destOrd="0" parTransId="{4796A0B2-FD04-4D0D-B4E3-6A8EB9A6D74D}" sibTransId="{9C4D6193-4800-45DB-9EB9-DA2277B5D91B}"/>
-    <dgm:cxn modelId="{C77BFC11-F6DC-4A47-8518-2748FFE1BB42}" type="presOf" srcId="{214208B8-431D-481C-9A4C-228B7308ADA8}" destId="{5D4876CA-733D-4DFD-8E79-4A3DBC7C7C6B}" srcOrd="1" destOrd="0" presId="urn:microsoft.com/office/officeart/2005/8/layout/process1"/>
-    <dgm:cxn modelId="{CB1E7D30-3ABA-4D59-A10E-E1D6783BB48F}" type="presOf" srcId="{5AAB36AD-884F-4169-9EAA-81A3D87ABCFA}" destId="{AB8F05C3-3669-4AF7-9C79-08939721A716}" srcOrd="0" destOrd="0" presId="urn:microsoft.com/office/officeart/2005/8/layout/process1"/>
+    <dgm:cxn modelId="{46FD88E6-E07B-4CE8-82DC-1C6A12A6314D}" type="presOf" srcId="{BF4790F6-D1AA-430E-85BA-C07F91D009F2}" destId="{485EB252-98AF-4CC0-A401-D9A154AAFC53}" srcOrd="0" destOrd="0" presId="urn:microsoft.com/office/officeart/2005/8/layout/process1"/>
+    <dgm:cxn modelId="{CCFDA581-5151-43F3-A1E1-E98BC7526D3D}" type="presOf" srcId="{BF8C77AF-CFF1-4B53-B009-D4E001D240D6}" destId="{D0DFB2B8-5022-4762-AA62-9B0CF1B32B60}" srcOrd="0" destOrd="0" presId="urn:microsoft.com/office/officeart/2005/8/layout/process1"/>
+    <dgm:cxn modelId="{4D5C960B-3258-4DD7-9864-B6692D1657DD}" type="presOf" srcId="{214208B8-431D-481C-9A4C-228B7308ADA8}" destId="{5D4876CA-733D-4DFD-8E79-4A3DBC7C7C6B}" srcOrd="1" destOrd="0" presId="urn:microsoft.com/office/officeart/2005/8/layout/process1"/>
+    <dgm:cxn modelId="{7C0BBDA6-2949-46C7-B43C-D7B4DC3075CA}" type="presOf" srcId="{9C4D6193-4800-45DB-9EB9-DA2277B5D91B}" destId="{374ED80F-5E6F-4A85-B95B-4BA99538042E}" srcOrd="0" destOrd="0" presId="urn:microsoft.com/office/officeart/2005/8/layout/process1"/>
+    <dgm:cxn modelId="{2CCE1893-7222-4B95-B28D-B923676A3F98}" type="presOf" srcId="{7201A391-9828-4B1D-A3C1-894234D041DB}" destId="{FDD593C1-9D9B-40ED-8C6D-5142CB0F0E3E}" srcOrd="1" destOrd="0" presId="urn:microsoft.com/office/officeart/2005/8/layout/process1"/>
+    <dgm:cxn modelId="{5C8AEB93-32C8-42A5-99C7-A9860EC3E773}" type="presOf" srcId="{9EE1A18E-AD2D-415E-8996-B35207C41ED0}" destId="{B9FC173B-3430-402C-9BFA-D498C62BCC2D}" srcOrd="0" destOrd="0" presId="urn:microsoft.com/office/officeart/2005/8/layout/process1"/>
     <dgm:cxn modelId="{39F27088-F2FF-4B1E-85B8-75E4A5853051}" srcId="{9EE1A18E-AD2D-415E-8996-B35207C41ED0}" destId="{EF5675B6-38BA-4455-BA87-E62399D49989}" srcOrd="2" destOrd="0" parTransId="{B9F702AD-11CA-445A-BE84-AFE50ED28D23}" sibTransId="{7201A391-9828-4B1D-A3C1-894234D041DB}"/>
-    <dgm:cxn modelId="{DD2A458F-43B0-43F6-8257-BF872C190930}" type="presOf" srcId="{214208B8-431D-481C-9A4C-228B7308ADA8}" destId="{C789FCC9-4717-4FFC-BA71-F98E7B1B3115}" srcOrd="0" destOrd="0" presId="urn:microsoft.com/office/officeart/2005/8/layout/process1"/>
-    <dgm:cxn modelId="{F2B7778C-DF1C-4227-893A-FA5D70E472E4}" type="presOf" srcId="{7201A391-9828-4B1D-A3C1-894234D041DB}" destId="{FDD593C1-9D9B-40ED-8C6D-5142CB0F0E3E}" srcOrd="1" destOrd="0" presId="urn:microsoft.com/office/officeart/2005/8/layout/process1"/>
     <dgm:cxn modelId="{4D1B4854-AE2E-470B-9115-BD099FD5799A}" srcId="{9EE1A18E-AD2D-415E-8996-B35207C41ED0}" destId="{BF4790F6-D1AA-430E-85BA-C07F91D009F2}" srcOrd="1" destOrd="0" parTransId="{974B1A63-8714-4E97-A93F-006B83F9DBF3}" sibTransId="{214208B8-431D-481C-9A4C-228B7308ADA8}"/>
-    <dgm:cxn modelId="{6AB20939-7A35-401D-A429-C85AFCA2B33E}" type="presOf" srcId="{9C4D6193-4800-45DB-9EB9-DA2277B5D91B}" destId="{B8DA0D4A-E19E-4233-86B3-A96400569C53}" srcOrd="1" destOrd="0" presId="urn:microsoft.com/office/officeart/2005/8/layout/process1"/>
-    <dgm:cxn modelId="{08932D90-46E7-414A-BA3D-5FC8A525F46F}" type="presOf" srcId="{7201A391-9828-4B1D-A3C1-894234D041DB}" destId="{05A02C9E-6432-4B6A-91B3-E0BA65A6B1AE}" srcOrd="0" destOrd="0" presId="urn:microsoft.com/office/officeart/2005/8/layout/process1"/>
-    <dgm:cxn modelId="{DDCCB6C4-629F-47C1-8C20-6392BA6ED782}" type="presOf" srcId="{BF8C77AF-CFF1-4B53-B009-D4E001D240D6}" destId="{D0DFB2B8-5022-4762-AA62-9B0CF1B32B60}" srcOrd="0" destOrd="0" presId="urn:microsoft.com/office/officeart/2005/8/layout/process1"/>
-    <dgm:cxn modelId="{CFC76328-4487-460B-AC3F-6E3848370623}" type="presOf" srcId="{BF4790F6-D1AA-430E-85BA-C07F91D009F2}" destId="{485EB252-98AF-4CC0-A401-D9A154AAFC53}" srcOrd="0" destOrd="0" presId="urn:microsoft.com/office/officeart/2005/8/layout/process1"/>
-    <dgm:cxn modelId="{D9AE52F5-EF51-4932-A555-CA0BDB530DD2}" type="presOf" srcId="{9C4D6193-4800-45DB-9EB9-DA2277B5D91B}" destId="{374ED80F-5E6F-4A85-B95B-4BA99538042E}" srcOrd="0" destOrd="0" presId="urn:microsoft.com/office/officeart/2005/8/layout/process1"/>
-    <dgm:cxn modelId="{87B9EE80-32AB-4CE4-8096-A104261B5AAF}" type="presOf" srcId="{EF5675B6-38BA-4455-BA87-E62399D49989}" destId="{DEB61738-BCA0-4546-95CF-970A62665FC2}" srcOrd="0" destOrd="0" presId="urn:microsoft.com/office/officeart/2005/8/layout/process1"/>
-    <dgm:cxn modelId="{5F9B6069-4D51-4FC5-8D68-8A0BE5A21A56}" type="presOf" srcId="{9EE1A18E-AD2D-415E-8996-B35207C41ED0}" destId="{B9FC173B-3430-402C-9BFA-D498C62BCC2D}" srcOrd="0" destOrd="0" presId="urn:microsoft.com/office/officeart/2005/8/layout/process1"/>
+    <dgm:cxn modelId="{BAB1E9A3-B751-4424-959D-6F2E16D10BCC}" type="presOf" srcId="{9C4D6193-4800-45DB-9EB9-DA2277B5D91B}" destId="{B8DA0D4A-E19E-4233-86B3-A96400569C53}" srcOrd="1" destOrd="0" presId="urn:microsoft.com/office/officeart/2005/8/layout/process1"/>
+    <dgm:cxn modelId="{E8C7C6AC-82CC-4D0A-ACFF-F961801EBD3E}" type="presOf" srcId="{5AAB36AD-884F-4169-9EAA-81A3D87ABCFA}" destId="{AB8F05C3-3669-4AF7-9C79-08939721A716}" srcOrd="0" destOrd="0" presId="urn:microsoft.com/office/officeart/2005/8/layout/process1"/>
+    <dgm:cxn modelId="{FF509DF0-7B9C-4A1A-878D-F74030235806}" type="presOf" srcId="{EF5675B6-38BA-4455-BA87-E62399D49989}" destId="{DEB61738-BCA0-4546-95CF-970A62665FC2}" srcOrd="0" destOrd="0" presId="urn:microsoft.com/office/officeart/2005/8/layout/process1"/>
+    <dgm:cxn modelId="{2B0F3ADC-F96F-4314-A53C-354963BD5563}" type="presOf" srcId="{7201A391-9828-4B1D-A3C1-894234D041DB}" destId="{05A02C9E-6432-4B6A-91B3-E0BA65A6B1AE}" srcOrd="0" destOrd="0" presId="urn:microsoft.com/office/officeart/2005/8/layout/process1"/>
     <dgm:cxn modelId="{80AB986A-FDF3-41B1-9092-584CE3EB969B}" srcId="{9EE1A18E-AD2D-415E-8996-B35207C41ED0}" destId="{BF8C77AF-CFF1-4B53-B009-D4E001D240D6}" srcOrd="3" destOrd="0" parTransId="{FBE35E27-7BCE-41B3-88D2-29BD34AAC180}" sibTransId="{DC8EEA03-196C-4689-B6BD-D5BC213D37CC}"/>
-    <dgm:cxn modelId="{8FA9D3D1-9EC8-450A-B985-A37E1232B8EF}" type="presParOf" srcId="{B9FC173B-3430-402C-9BFA-D498C62BCC2D}" destId="{AB8F05C3-3669-4AF7-9C79-08939721A716}" srcOrd="0" destOrd="0" presId="urn:microsoft.com/office/officeart/2005/8/layout/process1"/>
-    <dgm:cxn modelId="{83998E14-8FB5-432C-9052-45989460A957}" type="presParOf" srcId="{B9FC173B-3430-402C-9BFA-D498C62BCC2D}" destId="{374ED80F-5E6F-4A85-B95B-4BA99538042E}" srcOrd="1" destOrd="0" presId="urn:microsoft.com/office/officeart/2005/8/layout/process1"/>
-    <dgm:cxn modelId="{6717DBCE-8DB1-46E4-8C4F-4AA1F2B392CC}" type="presParOf" srcId="{374ED80F-5E6F-4A85-B95B-4BA99538042E}" destId="{B8DA0D4A-E19E-4233-86B3-A96400569C53}" srcOrd="0" destOrd="0" presId="urn:microsoft.com/office/officeart/2005/8/layout/process1"/>
-    <dgm:cxn modelId="{2DB73A1A-ED5D-44A9-8F7D-DDF4B269F22E}" type="presParOf" srcId="{B9FC173B-3430-402C-9BFA-D498C62BCC2D}" destId="{485EB252-98AF-4CC0-A401-D9A154AAFC53}" srcOrd="2" destOrd="0" presId="urn:microsoft.com/office/officeart/2005/8/layout/process1"/>
-    <dgm:cxn modelId="{13D1F61E-E369-4746-BEEA-873721923FB4}" type="presParOf" srcId="{B9FC173B-3430-402C-9BFA-D498C62BCC2D}" destId="{C789FCC9-4717-4FFC-BA71-F98E7B1B3115}" srcOrd="3" destOrd="0" presId="urn:microsoft.com/office/officeart/2005/8/layout/process1"/>
-    <dgm:cxn modelId="{27B7A75C-DAD5-462A-9C30-F67E83A2998B}" type="presParOf" srcId="{C789FCC9-4717-4FFC-BA71-F98E7B1B3115}" destId="{5D4876CA-733D-4DFD-8E79-4A3DBC7C7C6B}" srcOrd="0" destOrd="0" presId="urn:microsoft.com/office/officeart/2005/8/layout/process1"/>
-    <dgm:cxn modelId="{D13D9D25-F979-4330-83D7-91ADF2B14C74}" type="presParOf" srcId="{B9FC173B-3430-402C-9BFA-D498C62BCC2D}" destId="{DEB61738-BCA0-4546-95CF-970A62665FC2}" srcOrd="4" destOrd="0" presId="urn:microsoft.com/office/officeart/2005/8/layout/process1"/>
-    <dgm:cxn modelId="{20E2B549-4DFA-47DD-A986-EE8026275037}" type="presParOf" srcId="{B9FC173B-3430-402C-9BFA-D498C62BCC2D}" destId="{05A02C9E-6432-4B6A-91B3-E0BA65A6B1AE}" srcOrd="5" destOrd="0" presId="urn:microsoft.com/office/officeart/2005/8/layout/process1"/>
-    <dgm:cxn modelId="{E5992E7A-970E-4243-BE64-B6C260FBB594}" type="presParOf" srcId="{05A02C9E-6432-4B6A-91B3-E0BA65A6B1AE}" destId="{FDD593C1-9D9B-40ED-8C6D-5142CB0F0E3E}" srcOrd="0" destOrd="0" presId="urn:microsoft.com/office/officeart/2005/8/layout/process1"/>
-    <dgm:cxn modelId="{98CA0C1A-9D6C-4C92-93C1-81C59ADE0B36}" type="presParOf" srcId="{B9FC173B-3430-402C-9BFA-D498C62BCC2D}" destId="{D0DFB2B8-5022-4762-AA62-9B0CF1B32B60}" srcOrd="6" destOrd="0" presId="urn:microsoft.com/office/officeart/2005/8/layout/process1"/>
+    <dgm:cxn modelId="{6802A918-F3ED-4B15-A760-04D4BF9C05CE}" type="presParOf" srcId="{B9FC173B-3430-402C-9BFA-D498C62BCC2D}" destId="{AB8F05C3-3669-4AF7-9C79-08939721A716}" srcOrd="0" destOrd="0" presId="urn:microsoft.com/office/officeart/2005/8/layout/process1"/>
+    <dgm:cxn modelId="{8B6C3094-1CD0-4A0A-A8B6-847D5320EDC3}" type="presParOf" srcId="{B9FC173B-3430-402C-9BFA-D498C62BCC2D}" destId="{374ED80F-5E6F-4A85-B95B-4BA99538042E}" srcOrd="1" destOrd="0" presId="urn:microsoft.com/office/officeart/2005/8/layout/process1"/>
+    <dgm:cxn modelId="{07D7211D-3633-4494-909A-6245AFA76765}" type="presParOf" srcId="{374ED80F-5E6F-4A85-B95B-4BA99538042E}" destId="{B8DA0D4A-E19E-4233-86B3-A96400569C53}" srcOrd="0" destOrd="0" presId="urn:microsoft.com/office/officeart/2005/8/layout/process1"/>
+    <dgm:cxn modelId="{BA5408A4-63DF-4C7F-8F09-EE572A1292C1}" type="presParOf" srcId="{B9FC173B-3430-402C-9BFA-D498C62BCC2D}" destId="{485EB252-98AF-4CC0-A401-D9A154AAFC53}" srcOrd="2" destOrd="0" presId="urn:microsoft.com/office/officeart/2005/8/layout/process1"/>
+    <dgm:cxn modelId="{2267177A-DB35-496A-93F4-388F098341F8}" type="presParOf" srcId="{B9FC173B-3430-402C-9BFA-D498C62BCC2D}" destId="{C789FCC9-4717-4FFC-BA71-F98E7B1B3115}" srcOrd="3" destOrd="0" presId="urn:microsoft.com/office/officeart/2005/8/layout/process1"/>
+    <dgm:cxn modelId="{4F3BDD75-A910-453C-9348-2CFD9269E087}" type="presParOf" srcId="{C789FCC9-4717-4FFC-BA71-F98E7B1B3115}" destId="{5D4876CA-733D-4DFD-8E79-4A3DBC7C7C6B}" srcOrd="0" destOrd="0" presId="urn:microsoft.com/office/officeart/2005/8/layout/process1"/>
+    <dgm:cxn modelId="{14EDBE0D-5B11-43F8-AD1B-9D57F5B92C26}" type="presParOf" srcId="{B9FC173B-3430-402C-9BFA-D498C62BCC2D}" destId="{DEB61738-BCA0-4546-95CF-970A62665FC2}" srcOrd="4" destOrd="0" presId="urn:microsoft.com/office/officeart/2005/8/layout/process1"/>
+    <dgm:cxn modelId="{97E909B8-3781-446D-BE1C-6EE0580257B1}" type="presParOf" srcId="{B9FC173B-3430-402C-9BFA-D498C62BCC2D}" destId="{05A02C9E-6432-4B6A-91B3-E0BA65A6B1AE}" srcOrd="5" destOrd="0" presId="urn:microsoft.com/office/officeart/2005/8/layout/process1"/>
+    <dgm:cxn modelId="{5944690E-36A6-483B-A210-FD1C2E516C18}" type="presParOf" srcId="{05A02C9E-6432-4B6A-91B3-E0BA65A6B1AE}" destId="{FDD593C1-9D9B-40ED-8C6D-5142CB0F0E3E}" srcOrd="0" destOrd="0" presId="urn:microsoft.com/office/officeart/2005/8/layout/process1"/>
+    <dgm:cxn modelId="{E47257A9-23D5-4EDF-A856-1B6D01E594F1}" type="presParOf" srcId="{B9FC173B-3430-402C-9BFA-D498C62BCC2D}" destId="{D0DFB2B8-5022-4762-AA62-9B0CF1B32B60}" srcOrd="6" destOrd="0" presId="urn:microsoft.com/office/officeart/2005/8/layout/process1"/>
   </dgm:cxnLst>
   <dgm:bg/>
   <dgm:whole/>

--- a/Notes_SA2510014.docx
+++ b/Notes_SA2510014.docx
@@ -818,13 +818,23 @@
           <w:lang w:val="en-US"/>
         </w:rPr>
       </w:pPr>
-      <w:r>
-        <w:rPr>
-          <w:sz w:val="24"/>
-          <w:szCs w:val="22"/>
-          <w:lang w:val="en-US"/>
-        </w:rPr>
-        <w:t>Thread.sleep()</w:t>
+      <w:proofErr w:type="spellStart"/>
+      <w:r>
+        <w:rPr>
+          <w:sz w:val="24"/>
+          <w:szCs w:val="22"/>
+          <w:lang w:val="en-US"/>
+        </w:rPr>
+        <w:t>Thread.sleep</w:t>
+      </w:r>
+      <w:proofErr w:type="spellEnd"/>
+      <w:r>
+        <w:rPr>
+          <w:sz w:val="24"/>
+          <w:szCs w:val="22"/>
+          <w:lang w:val="en-US"/>
+        </w:rPr>
+        <w:t>()</w:t>
       </w:r>
     </w:p>
     <w:p>
@@ -1155,8 +1165,18 @@
           <w:szCs w:val="22"/>
           <w:lang w:val="en-US"/>
         </w:rPr>
-        <w:t>Handling #shadow-dom</w:t>
-      </w:r>
+        <w:t>Handling #shadow-</w:t>
+      </w:r>
+      <w:proofErr w:type="spellStart"/>
+      <w:r>
+        <w:rPr>
+          <w:sz w:val="24"/>
+          <w:szCs w:val="22"/>
+          <w:lang w:val="en-US"/>
+        </w:rPr>
+        <w:t>dom</w:t>
+      </w:r>
+      <w:proofErr w:type="spellEnd"/>
     </w:p>
     <w:p>
       <w:pPr>
@@ -5601,13 +5621,41 @@
           <w:lang w:val="en-US"/>
         </w:rPr>
       </w:pPr>
-      <w:r>
-        <w:rPr>
-          <w:sz w:val="24"/>
-          <w:szCs w:val="22"/>
-          <w:lang w:val="en-US"/>
-        </w:rPr>
-        <w:t>YourName_SeleniumDemos (Sanjeevani_SeleniumDemos)</w:t>
+      <w:proofErr w:type="spellStart"/>
+      <w:r>
+        <w:rPr>
+          <w:sz w:val="24"/>
+          <w:szCs w:val="22"/>
+          <w:lang w:val="en-US"/>
+        </w:rPr>
+        <w:t>YourName_SeleniumDemos</w:t>
+      </w:r>
+      <w:proofErr w:type="spellEnd"/>
+      <w:r>
+        <w:rPr>
+          <w:sz w:val="24"/>
+          <w:szCs w:val="22"/>
+          <w:lang w:val="en-US"/>
+        </w:rPr>
+        <w:t xml:space="preserve"> (</w:t>
+      </w:r>
+      <w:proofErr w:type="spellStart"/>
+      <w:r>
+        <w:rPr>
+          <w:sz w:val="24"/>
+          <w:szCs w:val="22"/>
+          <w:lang w:val="en-US"/>
+        </w:rPr>
+        <w:t>Sanjeevani_SeleniumDemos</w:t>
+      </w:r>
+      <w:proofErr w:type="spellEnd"/>
+      <w:r>
+        <w:rPr>
+          <w:sz w:val="24"/>
+          <w:szCs w:val="22"/>
+          <w:lang w:val="en-US"/>
+        </w:rPr>
+        <w:t>)</w:t>
       </w:r>
     </w:p>
     <w:p>
@@ -6150,7 +6198,25 @@
           <w:szCs w:val="22"/>
           <w:lang w:val="en-US"/>
         </w:rPr>
-        <w:t>Create a package inside this project (com.WebDriverDemos)</w:t>
+        <w:t>Create a package inside this project (</w:t>
+      </w:r>
+      <w:proofErr w:type="spellStart"/>
+      <w:r>
+        <w:rPr>
+          <w:sz w:val="24"/>
+          <w:szCs w:val="22"/>
+          <w:lang w:val="en-US"/>
+        </w:rPr>
+        <w:t>com.WebDriverDemos</w:t>
+      </w:r>
+      <w:proofErr w:type="spellEnd"/>
+      <w:r>
+        <w:rPr>
+          <w:sz w:val="24"/>
+          <w:szCs w:val="22"/>
+          <w:lang w:val="en-US"/>
+        </w:rPr>
+        <w:t>)</w:t>
       </w:r>
     </w:p>
     <w:p>
@@ -6495,13 +6561,23 @@
           <w:lang w:val="en-US"/>
         </w:rPr>
       </w:pPr>
-      <w:r>
-        <w:rPr>
-          <w:sz w:val="24"/>
-          <w:szCs w:val="22"/>
-          <w:lang w:val="en-US"/>
-        </w:rPr>
-        <w:t xml:space="preserve">get() </w:t>
+      <w:proofErr w:type="gramStart"/>
+      <w:r>
+        <w:rPr>
+          <w:sz w:val="24"/>
+          <w:szCs w:val="22"/>
+          <w:lang w:val="en-US"/>
+        </w:rPr>
+        <w:t>get(</w:t>
+      </w:r>
+      <w:proofErr w:type="gramEnd"/>
+      <w:r>
+        <w:rPr>
+          <w:sz w:val="24"/>
+          <w:szCs w:val="22"/>
+          <w:lang w:val="en-US"/>
+        </w:rPr>
+        <w:t xml:space="preserve">) </w:t>
       </w:r>
       <w:r>
         <w:rPr>
@@ -6533,13 +6609,23 @@
           <w:lang w:val="en-US"/>
         </w:rPr>
       </w:pPr>
-      <w:r>
-        <w:rPr>
-          <w:sz w:val="24"/>
-          <w:szCs w:val="22"/>
-          <w:lang w:val="en-US"/>
-        </w:rPr>
-        <w:t xml:space="preserve">driver.manage().window().maximize() </w:t>
+      <w:proofErr w:type="spellStart"/>
+      <w:r>
+        <w:rPr>
+          <w:sz w:val="24"/>
+          <w:szCs w:val="22"/>
+          <w:lang w:val="en-US"/>
+        </w:rPr>
+        <w:t>driver.manage</w:t>
+      </w:r>
+      <w:proofErr w:type="spellEnd"/>
+      <w:r>
+        <w:rPr>
+          <w:sz w:val="24"/>
+          <w:szCs w:val="22"/>
+          <w:lang w:val="en-US"/>
+        </w:rPr>
+        <w:t xml:space="preserve">().window().maximize() </w:t>
       </w:r>
       <w:r>
         <w:rPr>
@@ -6571,13 +6657,23 @@
           <w:lang w:val="en-US"/>
         </w:rPr>
       </w:pPr>
-      <w:r>
-        <w:rPr>
-          <w:sz w:val="24"/>
-          <w:szCs w:val="22"/>
-          <w:lang w:val="en-US"/>
-        </w:rPr>
-        <w:t xml:space="preserve">close() </w:t>
+      <w:proofErr w:type="gramStart"/>
+      <w:r>
+        <w:rPr>
+          <w:sz w:val="24"/>
+          <w:szCs w:val="22"/>
+          <w:lang w:val="en-US"/>
+        </w:rPr>
+        <w:t>close(</w:t>
+      </w:r>
+      <w:proofErr w:type="gramEnd"/>
+      <w:r>
+        <w:rPr>
+          <w:sz w:val="24"/>
+          <w:szCs w:val="22"/>
+          <w:lang w:val="en-US"/>
+        </w:rPr>
+        <w:t xml:space="preserve">) </w:t>
       </w:r>
       <w:r>
         <w:rPr>
@@ -6627,6 +6723,7 @@
           <w:lang w:val="en-US"/>
         </w:rPr>
       </w:pPr>
+      <w:proofErr w:type="gramStart"/>
       <w:r>
         <w:rPr>
           <w:sz w:val="24"/>
@@ -6634,7 +6731,16 @@
           <w:lang w:val="en-US"/>
         </w:rPr>
         <w:lastRenderedPageBreak/>
-        <w:t xml:space="preserve">quit() </w:t>
+        <w:t>quit(</w:t>
+      </w:r>
+      <w:proofErr w:type="gramEnd"/>
+      <w:r>
+        <w:rPr>
+          <w:sz w:val="24"/>
+          <w:szCs w:val="22"/>
+          <w:lang w:val="en-US"/>
+        </w:rPr>
+        <w:t xml:space="preserve">) </w:t>
       </w:r>
       <w:r>
         <w:rPr>
@@ -6666,13 +6772,23 @@
           <w:lang w:val="en-US"/>
         </w:rPr>
       </w:pPr>
-      <w:r>
-        <w:rPr>
-          <w:sz w:val="24"/>
-          <w:szCs w:val="22"/>
-          <w:lang w:val="en-US"/>
-        </w:rPr>
-        <w:t xml:space="preserve">getTitle() </w:t>
+      <w:proofErr w:type="gramStart"/>
+      <w:r>
+        <w:rPr>
+          <w:sz w:val="24"/>
+          <w:szCs w:val="22"/>
+          <w:lang w:val="en-US"/>
+        </w:rPr>
+        <w:t>getTitle(</w:t>
+      </w:r>
+      <w:proofErr w:type="gramEnd"/>
+      <w:r>
+        <w:rPr>
+          <w:sz w:val="24"/>
+          <w:szCs w:val="22"/>
+          <w:lang w:val="en-US"/>
+        </w:rPr>
+        <w:t xml:space="preserve">) </w:t>
       </w:r>
       <w:r>
         <w:rPr>
@@ -6704,13 +6820,23 @@
           <w:lang w:val="en-US"/>
         </w:rPr>
       </w:pPr>
-      <w:r>
-        <w:rPr>
-          <w:sz w:val="24"/>
-          <w:szCs w:val="22"/>
-          <w:lang w:val="en-US"/>
-        </w:rPr>
-        <w:t xml:space="preserve">getCurrentUrl() </w:t>
+      <w:proofErr w:type="gramStart"/>
+      <w:r>
+        <w:rPr>
+          <w:sz w:val="24"/>
+          <w:szCs w:val="22"/>
+          <w:lang w:val="en-US"/>
+        </w:rPr>
+        <w:t>getCurrentUrl(</w:t>
+      </w:r>
+      <w:proofErr w:type="gramEnd"/>
+      <w:r>
+        <w:rPr>
+          <w:sz w:val="24"/>
+          <w:szCs w:val="22"/>
+          <w:lang w:val="en-US"/>
+        </w:rPr>
+        <w:t xml:space="preserve">) </w:t>
       </w:r>
       <w:r>
         <w:rPr>
@@ -6780,13 +6906,23 @@
           <w:lang w:val="en-US"/>
         </w:rPr>
       </w:pPr>
-      <w:r>
-        <w:rPr>
-          <w:sz w:val="24"/>
-          <w:szCs w:val="22"/>
-          <w:lang w:val="en-US"/>
-        </w:rPr>
-        <w:t xml:space="preserve">findElement() </w:t>
+      <w:proofErr w:type="gramStart"/>
+      <w:r>
+        <w:rPr>
+          <w:sz w:val="24"/>
+          <w:szCs w:val="22"/>
+          <w:lang w:val="en-US"/>
+        </w:rPr>
+        <w:t>findElement(</w:t>
+      </w:r>
+      <w:proofErr w:type="gramEnd"/>
+      <w:r>
+        <w:rPr>
+          <w:sz w:val="24"/>
+          <w:szCs w:val="22"/>
+          <w:lang w:val="en-US"/>
+        </w:rPr>
+        <w:t xml:space="preserve">) </w:t>
       </w:r>
       <w:r>
         <w:rPr>
@@ -6844,13 +6980,23 @@
           <w:lang w:val="en-US"/>
         </w:rPr>
       </w:pPr>
-      <w:r>
-        <w:rPr>
-          <w:sz w:val="24"/>
-          <w:szCs w:val="22"/>
-          <w:lang w:val="en-US"/>
-        </w:rPr>
-        <w:t xml:space="preserve">findElements() </w:t>
+      <w:proofErr w:type="gramStart"/>
+      <w:r>
+        <w:rPr>
+          <w:sz w:val="24"/>
+          <w:szCs w:val="22"/>
+          <w:lang w:val="en-US"/>
+        </w:rPr>
+        <w:t>findElements(</w:t>
+      </w:r>
+      <w:proofErr w:type="gramEnd"/>
+      <w:r>
+        <w:rPr>
+          <w:sz w:val="24"/>
+          <w:szCs w:val="22"/>
+          <w:lang w:val="en-US"/>
+        </w:rPr>
+        <w:t xml:space="preserve">) </w:t>
       </w:r>
       <w:r>
         <w:rPr>
@@ -6882,13 +7028,23 @@
           <w:lang w:val="en-US"/>
         </w:rPr>
       </w:pPr>
-      <w:r>
-        <w:rPr>
-          <w:sz w:val="24"/>
-          <w:szCs w:val="22"/>
-          <w:lang w:val="en-US"/>
-        </w:rPr>
-        <w:t xml:space="preserve">getWindowHandles() </w:t>
+      <w:proofErr w:type="gramStart"/>
+      <w:r>
+        <w:rPr>
+          <w:sz w:val="24"/>
+          <w:szCs w:val="22"/>
+          <w:lang w:val="en-US"/>
+        </w:rPr>
+        <w:t>getWindowHandles(</w:t>
+      </w:r>
+      <w:proofErr w:type="gramEnd"/>
+      <w:r>
+        <w:rPr>
+          <w:sz w:val="24"/>
+          <w:szCs w:val="22"/>
+          <w:lang w:val="en-US"/>
+        </w:rPr>
+        <w:t xml:space="preserve">) </w:t>
       </w:r>
       <w:r>
         <w:rPr>
@@ -7061,6 +7217,50 @@
       <w:pPr>
         <w:pStyle w:val="ListParagraph"/>
         <w:numPr>
+          <w:ilvl w:val="1"/>
+          <w:numId w:val="16"/>
+        </w:numPr>
+        <w:rPr>
+          <w:sz w:val="24"/>
+          <w:szCs w:val="22"/>
+          <w:lang w:val="en-US"/>
+        </w:rPr>
+      </w:pPr>
+      <w:r>
+        <w:rPr>
+          <w:sz w:val="24"/>
+          <w:szCs w:val="22"/>
+          <w:lang w:val="en-US"/>
+        </w:rPr>
+        <w:t>Synchronization issue</w:t>
+      </w:r>
+    </w:p>
+    <w:p>
+      <w:pPr>
+        <w:pStyle w:val="ListParagraph"/>
+        <w:numPr>
+          <w:ilvl w:val="1"/>
+          <w:numId w:val="16"/>
+        </w:numPr>
+        <w:rPr>
+          <w:sz w:val="24"/>
+          <w:szCs w:val="22"/>
+          <w:lang w:val="en-US"/>
+        </w:rPr>
+      </w:pPr>
+      <w:r>
+        <w:rPr>
+          <w:sz w:val="24"/>
+          <w:szCs w:val="22"/>
+          <w:lang w:val="en-US"/>
+        </w:rPr>
+        <w:t>The element may be inside the frame.</w:t>
+      </w:r>
+    </w:p>
+    <w:p>
+      <w:pPr>
+        <w:pStyle w:val="ListParagraph"/>
+        <w:numPr>
           <w:ilvl w:val="0"/>
           <w:numId w:val="16"/>
         </w:numPr>
@@ -7442,6 +7642,7 @@
           <w:szCs w:val="22"/>
           <w:lang w:val="en-US"/>
         </w:rPr>
+        <w:lastRenderedPageBreak/>
         <w:t>Methods</w:t>
       </w:r>
     </w:p>
@@ -7458,14 +7659,23 @@
           <w:lang w:val="en-US"/>
         </w:rPr>
       </w:pPr>
-      <w:r>
-        <w:rPr>
-          <w:sz w:val="24"/>
-          <w:szCs w:val="22"/>
-          <w:lang w:val="en-US"/>
-        </w:rPr>
-        <w:lastRenderedPageBreak/>
-        <w:t xml:space="preserve">sendKeys() </w:t>
+      <w:proofErr w:type="gramStart"/>
+      <w:r>
+        <w:rPr>
+          <w:sz w:val="24"/>
+          <w:szCs w:val="22"/>
+          <w:lang w:val="en-US"/>
+        </w:rPr>
+        <w:t>sendKeys(</w:t>
+      </w:r>
+      <w:proofErr w:type="gramEnd"/>
+      <w:r>
+        <w:rPr>
+          <w:sz w:val="24"/>
+          <w:szCs w:val="22"/>
+          <w:lang w:val="en-US"/>
+        </w:rPr>
+        <w:t xml:space="preserve">) </w:t>
       </w:r>
       <w:r>
         <w:rPr>
@@ -7505,13 +7715,23 @@
           <w:lang w:val="en-US"/>
         </w:rPr>
       </w:pPr>
-      <w:r>
-        <w:rPr>
-          <w:sz w:val="24"/>
-          <w:szCs w:val="22"/>
-          <w:lang w:val="en-US"/>
-        </w:rPr>
-        <w:t xml:space="preserve">click() </w:t>
+      <w:proofErr w:type="gramStart"/>
+      <w:r>
+        <w:rPr>
+          <w:sz w:val="24"/>
+          <w:szCs w:val="22"/>
+          <w:lang w:val="en-US"/>
+        </w:rPr>
+        <w:t>click(</w:t>
+      </w:r>
+      <w:proofErr w:type="gramEnd"/>
+      <w:r>
+        <w:rPr>
+          <w:sz w:val="24"/>
+          <w:szCs w:val="22"/>
+          <w:lang w:val="en-US"/>
+        </w:rPr>
+        <w:t xml:space="preserve">) </w:t>
       </w:r>
       <w:r>
         <w:rPr>
@@ -7543,13 +7763,23 @@
           <w:lang w:val="en-US"/>
         </w:rPr>
       </w:pPr>
-      <w:r>
-        <w:rPr>
-          <w:sz w:val="24"/>
-          <w:szCs w:val="22"/>
-          <w:lang w:val="en-US"/>
-        </w:rPr>
-        <w:t xml:space="preserve">getText() </w:t>
+      <w:proofErr w:type="gramStart"/>
+      <w:r>
+        <w:rPr>
+          <w:sz w:val="24"/>
+          <w:szCs w:val="22"/>
+          <w:lang w:val="en-US"/>
+        </w:rPr>
+        <w:t>getText(</w:t>
+      </w:r>
+      <w:proofErr w:type="gramEnd"/>
+      <w:r>
+        <w:rPr>
+          <w:sz w:val="24"/>
+          <w:szCs w:val="22"/>
+          <w:lang w:val="en-US"/>
+        </w:rPr>
+        <w:t xml:space="preserve">) </w:t>
       </w:r>
       <w:r>
         <w:rPr>
@@ -7581,13 +7811,23 @@
           <w:lang w:val="en-US"/>
         </w:rPr>
       </w:pPr>
-      <w:r>
-        <w:rPr>
-          <w:sz w:val="24"/>
-          <w:szCs w:val="22"/>
-          <w:lang w:val="en-US"/>
-        </w:rPr>
-        <w:t xml:space="preserve">getAttribute() / getDomAttribute() </w:t>
+      <w:proofErr w:type="gramStart"/>
+      <w:r>
+        <w:rPr>
+          <w:sz w:val="24"/>
+          <w:szCs w:val="22"/>
+          <w:lang w:val="en-US"/>
+        </w:rPr>
+        <w:t>getAttribute(</w:t>
+      </w:r>
+      <w:proofErr w:type="gramEnd"/>
+      <w:r>
+        <w:rPr>
+          <w:sz w:val="24"/>
+          <w:szCs w:val="22"/>
+          <w:lang w:val="en-US"/>
+        </w:rPr>
+        <w:t xml:space="preserve">) / getDomAttribute() </w:t>
       </w:r>
       <w:r>
         <w:rPr>
@@ -7619,13 +7859,23 @@
           <w:lang w:val="en-US"/>
         </w:rPr>
       </w:pPr>
-      <w:r>
-        <w:rPr>
-          <w:sz w:val="24"/>
-          <w:szCs w:val="22"/>
-          <w:lang w:val="en-US"/>
-        </w:rPr>
-        <w:t xml:space="preserve">submit() </w:t>
+      <w:proofErr w:type="gramStart"/>
+      <w:r>
+        <w:rPr>
+          <w:sz w:val="24"/>
+          <w:szCs w:val="22"/>
+          <w:lang w:val="en-US"/>
+        </w:rPr>
+        <w:t>submit(</w:t>
+      </w:r>
+      <w:proofErr w:type="gramEnd"/>
+      <w:r>
+        <w:rPr>
+          <w:sz w:val="24"/>
+          <w:szCs w:val="22"/>
+          <w:lang w:val="en-US"/>
+        </w:rPr>
+        <w:t xml:space="preserve">) </w:t>
       </w:r>
       <w:r>
         <w:rPr>
@@ -7673,13 +7923,23 @@
           <w:lang w:val="en-US"/>
         </w:rPr>
       </w:pPr>
-      <w:r>
-        <w:rPr>
-          <w:sz w:val="24"/>
-          <w:szCs w:val="22"/>
-          <w:lang w:val="en-US"/>
-        </w:rPr>
-        <w:t xml:space="preserve">isSelected() </w:t>
+      <w:proofErr w:type="gramStart"/>
+      <w:r>
+        <w:rPr>
+          <w:sz w:val="24"/>
+          <w:szCs w:val="22"/>
+          <w:lang w:val="en-US"/>
+        </w:rPr>
+        <w:t>isSelected(</w:t>
+      </w:r>
+      <w:proofErr w:type="gramEnd"/>
+      <w:r>
+        <w:rPr>
+          <w:sz w:val="24"/>
+          <w:szCs w:val="22"/>
+          <w:lang w:val="en-US"/>
+        </w:rPr>
+        <w:t xml:space="preserve">) </w:t>
       </w:r>
       <w:r>
         <w:rPr>
@@ -7757,13 +8017,23 @@
           <w:lang w:val="en-US"/>
         </w:rPr>
       </w:pPr>
-      <w:r>
-        <w:rPr>
-          <w:sz w:val="24"/>
-          <w:szCs w:val="22"/>
-          <w:lang w:val="en-US"/>
-        </w:rPr>
-        <w:t xml:space="preserve">isDisplayed() </w:t>
+      <w:proofErr w:type="gramStart"/>
+      <w:r>
+        <w:rPr>
+          <w:sz w:val="24"/>
+          <w:szCs w:val="22"/>
+          <w:lang w:val="en-US"/>
+        </w:rPr>
+        <w:t>isDisplayed(</w:t>
+      </w:r>
+      <w:proofErr w:type="gramEnd"/>
+      <w:r>
+        <w:rPr>
+          <w:sz w:val="24"/>
+          <w:szCs w:val="22"/>
+          <w:lang w:val="en-US"/>
+        </w:rPr>
+        <w:t xml:space="preserve">) </w:t>
       </w:r>
       <w:r>
         <w:rPr>
@@ -8343,7 +8613,25 @@
           <w:szCs w:val="22"/>
           <w:lang w:val="en-US"/>
         </w:rPr>
-        <w:t>data-testid="royal-email"]</w:t>
+        <w:t>data-</w:t>
+      </w:r>
+      <w:proofErr w:type="spellStart"/>
+      <w:r>
+        <w:rPr>
+          <w:sz w:val="24"/>
+          <w:szCs w:val="22"/>
+          <w:lang w:val="en-US"/>
+        </w:rPr>
+        <w:t>testid</w:t>
+      </w:r>
+      <w:proofErr w:type="spellEnd"/>
+      <w:r>
+        <w:rPr>
+          <w:sz w:val="24"/>
+          <w:szCs w:val="22"/>
+          <w:lang w:val="en-US"/>
+        </w:rPr>
+        <w:t>="royal-email"]</w:t>
       </w:r>
     </w:p>
     <w:p>
@@ -8872,8 +9160,18 @@
           <w:szCs w:val="22"/>
           <w:lang w:val="en-US"/>
         </w:rPr>
-        <w:t>Taking reference of parent tage</w:t>
-      </w:r>
+        <w:t xml:space="preserve">Taking reference of parent </w:t>
+      </w:r>
+      <w:proofErr w:type="spellStart"/>
+      <w:r>
+        <w:rPr>
+          <w:sz w:val="24"/>
+          <w:szCs w:val="22"/>
+          <w:lang w:val="en-US"/>
+        </w:rPr>
+        <w:t>tage</w:t>
+      </w:r>
+      <w:proofErr w:type="spellEnd"/>
     </w:p>
     <w:p>
       <w:pPr>
@@ -9045,13 +9343,23 @@
           <w:lang w:val="en-US"/>
         </w:rPr>
       </w:pPr>
-      <w:r>
-        <w:rPr>
-          <w:sz w:val="24"/>
-          <w:szCs w:val="22"/>
-          <w:lang w:val="en-US"/>
-        </w:rPr>
-        <w:t xml:space="preserve">getFirstSelectedOption() </w:t>
+      <w:proofErr w:type="gramStart"/>
+      <w:r>
+        <w:rPr>
+          <w:sz w:val="24"/>
+          <w:szCs w:val="22"/>
+          <w:lang w:val="en-US"/>
+        </w:rPr>
+        <w:t>getFirstSelectedOption(</w:t>
+      </w:r>
+      <w:proofErr w:type="gramEnd"/>
+      <w:r>
+        <w:rPr>
+          <w:sz w:val="24"/>
+          <w:szCs w:val="22"/>
+          <w:lang w:val="en-US"/>
+        </w:rPr>
+        <w:t xml:space="preserve">) </w:t>
       </w:r>
       <w:r>
         <w:rPr>
@@ -9121,13 +9429,23 @@
           <w:lang w:val="en-US"/>
         </w:rPr>
       </w:pPr>
-      <w:r>
-        <w:rPr>
-          <w:sz w:val="24"/>
-          <w:szCs w:val="22"/>
-          <w:lang w:val="en-US"/>
-        </w:rPr>
-        <w:t xml:space="preserve">selectByVisibleText() </w:t>
+      <w:proofErr w:type="gramStart"/>
+      <w:r>
+        <w:rPr>
+          <w:sz w:val="24"/>
+          <w:szCs w:val="22"/>
+          <w:lang w:val="en-US"/>
+        </w:rPr>
+        <w:t>selectByVisibleText(</w:t>
+      </w:r>
+      <w:proofErr w:type="gramEnd"/>
+      <w:r>
+        <w:rPr>
+          <w:sz w:val="24"/>
+          <w:szCs w:val="22"/>
+          <w:lang w:val="en-US"/>
+        </w:rPr>
+        <w:t xml:space="preserve">) </w:t>
       </w:r>
       <w:r>
         <w:rPr>
@@ -9177,13 +9495,23 @@
           <w:lang w:val="en-US"/>
         </w:rPr>
       </w:pPr>
-      <w:r>
-        <w:rPr>
-          <w:sz w:val="24"/>
-          <w:szCs w:val="22"/>
-          <w:lang w:val="en-US"/>
-        </w:rPr>
-        <w:t xml:space="preserve">selectByContainsVisibleText() </w:t>
+      <w:proofErr w:type="gramStart"/>
+      <w:r>
+        <w:rPr>
+          <w:sz w:val="24"/>
+          <w:szCs w:val="22"/>
+          <w:lang w:val="en-US"/>
+        </w:rPr>
+        <w:t>selectByContainsVisibleText(</w:t>
+      </w:r>
+      <w:proofErr w:type="gramEnd"/>
+      <w:r>
+        <w:rPr>
+          <w:sz w:val="24"/>
+          <w:szCs w:val="22"/>
+          <w:lang w:val="en-US"/>
+        </w:rPr>
+        <w:t xml:space="preserve">) </w:t>
       </w:r>
       <w:r>
         <w:rPr>
@@ -9233,13 +9561,23 @@
           <w:lang w:val="en-US"/>
         </w:rPr>
       </w:pPr>
-      <w:r>
-        <w:rPr>
-          <w:sz w:val="24"/>
-          <w:szCs w:val="22"/>
-          <w:lang w:val="en-US"/>
-        </w:rPr>
-        <w:t xml:space="preserve">selectByValue() </w:t>
+      <w:proofErr w:type="gramStart"/>
+      <w:r>
+        <w:rPr>
+          <w:sz w:val="24"/>
+          <w:szCs w:val="22"/>
+          <w:lang w:val="en-US"/>
+        </w:rPr>
+        <w:t>selectByValue(</w:t>
+      </w:r>
+      <w:proofErr w:type="gramEnd"/>
+      <w:r>
+        <w:rPr>
+          <w:sz w:val="24"/>
+          <w:szCs w:val="22"/>
+          <w:lang w:val="en-US"/>
+        </w:rPr>
+        <w:t xml:space="preserve">) </w:t>
       </w:r>
       <w:r>
         <w:rPr>
@@ -9289,13 +9627,23 @@
           <w:lang w:val="en-US"/>
         </w:rPr>
       </w:pPr>
-      <w:r>
-        <w:rPr>
-          <w:sz w:val="24"/>
-          <w:szCs w:val="22"/>
-          <w:lang w:val="en-US"/>
-        </w:rPr>
-        <w:t xml:space="preserve">selectByIndex() </w:t>
+      <w:proofErr w:type="gramStart"/>
+      <w:r>
+        <w:rPr>
+          <w:sz w:val="24"/>
+          <w:szCs w:val="22"/>
+          <w:lang w:val="en-US"/>
+        </w:rPr>
+        <w:t>selectByIndex(</w:t>
+      </w:r>
+      <w:proofErr w:type="gramEnd"/>
+      <w:r>
+        <w:rPr>
+          <w:sz w:val="24"/>
+          <w:szCs w:val="22"/>
+          <w:lang w:val="en-US"/>
+        </w:rPr>
+        <w:t xml:space="preserve">) </w:t>
       </w:r>
       <w:r>
         <w:rPr>
@@ -9355,13 +9703,23 @@
           <w:lang w:val="en-US"/>
         </w:rPr>
       </w:pPr>
-      <w:r>
-        <w:rPr>
-          <w:sz w:val="24"/>
-          <w:szCs w:val="22"/>
-          <w:lang w:val="en-US"/>
-        </w:rPr>
-        <w:t xml:space="preserve">getAllSelectedOptions() </w:t>
+      <w:proofErr w:type="gramStart"/>
+      <w:r>
+        <w:rPr>
+          <w:sz w:val="24"/>
+          <w:szCs w:val="22"/>
+          <w:lang w:val="en-US"/>
+        </w:rPr>
+        <w:t>getAllSelectedOptions(</w:t>
+      </w:r>
+      <w:proofErr w:type="gramEnd"/>
+      <w:r>
+        <w:rPr>
+          <w:sz w:val="24"/>
+          <w:szCs w:val="22"/>
+          <w:lang w:val="en-US"/>
+        </w:rPr>
+        <w:t xml:space="preserve">) </w:t>
       </w:r>
       <w:r>
         <w:rPr>
@@ -9393,13 +9751,23 @@
           <w:lang w:val="en-US"/>
         </w:rPr>
       </w:pPr>
-      <w:r>
-        <w:rPr>
-          <w:sz w:val="24"/>
-          <w:szCs w:val="22"/>
-          <w:lang w:val="en-US"/>
-        </w:rPr>
-        <w:t xml:space="preserve">isMultiple() </w:t>
+      <w:proofErr w:type="gramStart"/>
+      <w:r>
+        <w:rPr>
+          <w:sz w:val="24"/>
+          <w:szCs w:val="22"/>
+          <w:lang w:val="en-US"/>
+        </w:rPr>
+        <w:t>isMultiple(</w:t>
+      </w:r>
+      <w:proofErr w:type="gramEnd"/>
+      <w:r>
+        <w:rPr>
+          <w:sz w:val="24"/>
+          <w:szCs w:val="22"/>
+          <w:lang w:val="en-US"/>
+        </w:rPr>
+        <w:t xml:space="preserve">) </w:t>
       </w:r>
       <w:r>
         <w:rPr>
@@ -9734,13 +10102,33 @@
           <w:lang w:val="en-US"/>
         </w:rPr>
       </w:pPr>
-      <w:r>
-        <w:rPr>
-          <w:sz w:val="24"/>
-          <w:szCs w:val="22"/>
-          <w:lang w:val="en-US"/>
-        </w:rPr>
-        <w:t>Thread.sleep()</w:t>
+      <w:proofErr w:type="spellStart"/>
+      <w:proofErr w:type="gramStart"/>
+      <w:r>
+        <w:rPr>
+          <w:sz w:val="24"/>
+          <w:szCs w:val="22"/>
+          <w:lang w:val="en-US"/>
+        </w:rPr>
+        <w:t>Thread.sleep</w:t>
+      </w:r>
+      <w:proofErr w:type="spellEnd"/>
+      <w:r>
+        <w:rPr>
+          <w:sz w:val="24"/>
+          <w:szCs w:val="22"/>
+          <w:lang w:val="en-US"/>
+        </w:rPr>
+        <w:t>(</w:t>
+      </w:r>
+      <w:proofErr w:type="gramEnd"/>
+      <w:r>
+        <w:rPr>
+          <w:sz w:val="24"/>
+          <w:szCs w:val="22"/>
+          <w:lang w:val="en-US"/>
+        </w:rPr>
+        <w:t>)</w:t>
       </w:r>
       <w:r>
         <w:rPr>
@@ -10141,7 +10529,24 @@
           <w:lang w:val="en-US"/>
         </w:rPr>
         <w:br/>
-        <w:t xml:space="preserve">i – ignoring </w:t>
+      </w:r>
+      <w:proofErr w:type="spellStart"/>
+      <w:r>
+        <w:rPr>
+          <w:sz w:val="24"/>
+          <w:szCs w:val="22"/>
+          <w:lang w:val="en-US"/>
+        </w:rPr>
+        <w:t>i</w:t>
+      </w:r>
+      <w:proofErr w:type="spellEnd"/>
+      <w:r>
+        <w:rPr>
+          <w:sz w:val="24"/>
+          <w:szCs w:val="22"/>
+          <w:lang w:val="en-US"/>
+        </w:rPr>
+        <w:t xml:space="preserve"> – ignoring </w:t>
       </w:r>
       <w:r>
         <w:rPr>
@@ -10497,13 +10902,23 @@
           <w:lang w:val="en-US"/>
         </w:rPr>
       </w:pPr>
-      <w:r>
-        <w:rPr>
-          <w:sz w:val="24"/>
-          <w:szCs w:val="22"/>
-          <w:lang w:val="en-US"/>
-        </w:rPr>
-        <w:t>Can not inspect</w:t>
+      <w:proofErr w:type="spellStart"/>
+      <w:r>
+        <w:rPr>
+          <w:sz w:val="24"/>
+          <w:szCs w:val="22"/>
+          <w:lang w:val="en-US"/>
+        </w:rPr>
+        <w:t>Can not</w:t>
+      </w:r>
+      <w:proofErr w:type="spellEnd"/>
+      <w:r>
+        <w:rPr>
+          <w:sz w:val="24"/>
+          <w:szCs w:val="22"/>
+          <w:lang w:val="en-US"/>
+        </w:rPr>
+        <w:t xml:space="preserve"> inspect</w:t>
       </w:r>
     </w:p>
     <w:p>
@@ -10597,13 +11012,23 @@
           <w:lang w:val="en-US"/>
         </w:rPr>
       </w:pPr>
-      <w:r>
-        <w:rPr>
-          <w:sz w:val="24"/>
-          <w:szCs w:val="22"/>
-          <w:lang w:val="en-US"/>
-        </w:rPr>
-        <w:t xml:space="preserve">switchTo().alert() </w:t>
+      <w:proofErr w:type="spellStart"/>
+      <w:r>
+        <w:rPr>
+          <w:sz w:val="24"/>
+          <w:szCs w:val="22"/>
+          <w:lang w:val="en-US"/>
+        </w:rPr>
+        <w:t>switchTo</w:t>
+      </w:r>
+      <w:proofErr w:type="spellEnd"/>
+      <w:r>
+        <w:rPr>
+          <w:sz w:val="24"/>
+          <w:szCs w:val="22"/>
+          <w:lang w:val="en-US"/>
+        </w:rPr>
+        <w:t xml:space="preserve">().alert() </w:t>
       </w:r>
       <w:r>
         <w:rPr>
@@ -10635,13 +11060,23 @@
           <w:lang w:val="en-US"/>
         </w:rPr>
       </w:pPr>
-      <w:r>
-        <w:rPr>
-          <w:sz w:val="24"/>
-          <w:szCs w:val="22"/>
-          <w:lang w:val="en-US"/>
-        </w:rPr>
-        <w:t xml:space="preserve">getText() </w:t>
+      <w:proofErr w:type="gramStart"/>
+      <w:r>
+        <w:rPr>
+          <w:sz w:val="24"/>
+          <w:szCs w:val="22"/>
+          <w:lang w:val="en-US"/>
+        </w:rPr>
+        <w:t>getText(</w:t>
+      </w:r>
+      <w:proofErr w:type="gramEnd"/>
+      <w:r>
+        <w:rPr>
+          <w:sz w:val="24"/>
+          <w:szCs w:val="22"/>
+          <w:lang w:val="en-US"/>
+        </w:rPr>
+        <w:t xml:space="preserve">) </w:t>
       </w:r>
       <w:r>
         <w:rPr>
@@ -10673,13 +11108,23 @@
           <w:lang w:val="en-US"/>
         </w:rPr>
       </w:pPr>
-      <w:r>
-        <w:rPr>
-          <w:sz w:val="24"/>
-          <w:szCs w:val="22"/>
-          <w:lang w:val="en-US"/>
-        </w:rPr>
-        <w:t xml:space="preserve">accept() </w:t>
+      <w:proofErr w:type="gramStart"/>
+      <w:r>
+        <w:rPr>
+          <w:sz w:val="24"/>
+          <w:szCs w:val="22"/>
+          <w:lang w:val="en-US"/>
+        </w:rPr>
+        <w:t>accept(</w:t>
+      </w:r>
+      <w:proofErr w:type="gramEnd"/>
+      <w:r>
+        <w:rPr>
+          <w:sz w:val="24"/>
+          <w:szCs w:val="22"/>
+          <w:lang w:val="en-US"/>
+        </w:rPr>
+        <w:t xml:space="preserve">) </w:t>
       </w:r>
       <w:r>
         <w:rPr>
@@ -10711,13 +11156,23 @@
           <w:lang w:val="en-US"/>
         </w:rPr>
       </w:pPr>
-      <w:r>
-        <w:rPr>
-          <w:sz w:val="24"/>
-          <w:szCs w:val="22"/>
-          <w:lang w:val="en-US"/>
-        </w:rPr>
-        <w:t xml:space="preserve">dismiss() </w:t>
+      <w:proofErr w:type="gramStart"/>
+      <w:r>
+        <w:rPr>
+          <w:sz w:val="24"/>
+          <w:szCs w:val="22"/>
+          <w:lang w:val="en-US"/>
+        </w:rPr>
+        <w:t>dismiss(</w:t>
+      </w:r>
+      <w:proofErr w:type="gramEnd"/>
+      <w:r>
+        <w:rPr>
+          <w:sz w:val="24"/>
+          <w:szCs w:val="22"/>
+          <w:lang w:val="en-US"/>
+        </w:rPr>
+        <w:t xml:space="preserve">) </w:t>
       </w:r>
       <w:r>
         <w:rPr>
@@ -10749,6 +11204,7 @@
           <w:lang w:val="en-US"/>
         </w:rPr>
       </w:pPr>
+      <w:proofErr w:type="gramStart"/>
       <w:r>
         <w:rPr>
           <w:sz w:val="24"/>
@@ -10756,7 +11212,16 @@
           <w:lang w:val="en-US"/>
         </w:rPr>
         <w:lastRenderedPageBreak/>
-        <w:t xml:space="preserve">sendKeys() </w:t>
+        <w:t>sendKeys(</w:t>
+      </w:r>
+      <w:proofErr w:type="gramEnd"/>
+      <w:r>
+        <w:rPr>
+          <w:sz w:val="24"/>
+          <w:szCs w:val="22"/>
+          <w:lang w:val="en-US"/>
+        </w:rPr>
+        <w:t xml:space="preserve">) </w:t>
       </w:r>
       <w:r>
         <w:rPr>
@@ -10984,13 +11449,23 @@
           <w:lang w:val="en-US"/>
         </w:rPr>
       </w:pPr>
-      <w:r>
-        <w:rPr>
-          <w:sz w:val="24"/>
-          <w:szCs w:val="22"/>
-          <w:lang w:val="en-US"/>
-        </w:rPr>
-        <w:t xml:space="preserve">moveToElement() </w:t>
+      <w:proofErr w:type="gramStart"/>
+      <w:r>
+        <w:rPr>
+          <w:sz w:val="24"/>
+          <w:szCs w:val="22"/>
+          <w:lang w:val="en-US"/>
+        </w:rPr>
+        <w:t>moveToElement(</w:t>
+      </w:r>
+      <w:proofErr w:type="gramEnd"/>
+      <w:r>
+        <w:rPr>
+          <w:sz w:val="24"/>
+          <w:szCs w:val="22"/>
+          <w:lang w:val="en-US"/>
+        </w:rPr>
+        <w:t xml:space="preserve">) </w:t>
       </w:r>
       <w:r>
         <w:rPr>
@@ -11022,13 +11497,23 @@
           <w:lang w:val="en-US"/>
         </w:rPr>
       </w:pPr>
-      <w:r>
-        <w:rPr>
-          <w:sz w:val="24"/>
-          <w:szCs w:val="22"/>
-          <w:lang w:val="en-US"/>
-        </w:rPr>
-        <w:t xml:space="preserve">perform() </w:t>
+      <w:proofErr w:type="gramStart"/>
+      <w:r>
+        <w:rPr>
+          <w:sz w:val="24"/>
+          <w:szCs w:val="22"/>
+          <w:lang w:val="en-US"/>
+        </w:rPr>
+        <w:t>perform(</w:t>
+      </w:r>
+      <w:proofErr w:type="gramEnd"/>
+      <w:r>
+        <w:rPr>
+          <w:sz w:val="24"/>
+          <w:szCs w:val="22"/>
+          <w:lang w:val="en-US"/>
+        </w:rPr>
+        <w:t xml:space="preserve">) </w:t>
       </w:r>
       <w:r>
         <w:rPr>
@@ -11060,13 +11545,23 @@
           <w:lang w:val="en-US"/>
         </w:rPr>
       </w:pPr>
-      <w:r>
-        <w:rPr>
-          <w:sz w:val="24"/>
-          <w:szCs w:val="22"/>
-          <w:lang w:val="en-US"/>
-        </w:rPr>
-        <w:t xml:space="preserve">contextClick() </w:t>
+      <w:proofErr w:type="gramStart"/>
+      <w:r>
+        <w:rPr>
+          <w:sz w:val="24"/>
+          <w:szCs w:val="22"/>
+          <w:lang w:val="en-US"/>
+        </w:rPr>
+        <w:t>contextClick(</w:t>
+      </w:r>
+      <w:proofErr w:type="gramEnd"/>
+      <w:r>
+        <w:rPr>
+          <w:sz w:val="24"/>
+          <w:szCs w:val="22"/>
+          <w:lang w:val="en-US"/>
+        </w:rPr>
+        <w:t xml:space="preserve">) </w:t>
       </w:r>
       <w:r>
         <w:rPr>
@@ -11106,13 +11601,23 @@
           <w:lang w:val="en-US"/>
         </w:rPr>
       </w:pPr>
-      <w:r>
-        <w:rPr>
-          <w:sz w:val="24"/>
-          <w:szCs w:val="22"/>
-          <w:lang w:val="en-US"/>
-        </w:rPr>
-        <w:t xml:space="preserve">doubleClick() </w:t>
+      <w:proofErr w:type="gramStart"/>
+      <w:r>
+        <w:rPr>
+          <w:sz w:val="24"/>
+          <w:szCs w:val="22"/>
+          <w:lang w:val="en-US"/>
+        </w:rPr>
+        <w:t>doubleClick(</w:t>
+      </w:r>
+      <w:proofErr w:type="gramEnd"/>
+      <w:r>
+        <w:rPr>
+          <w:sz w:val="24"/>
+          <w:szCs w:val="22"/>
+          <w:lang w:val="en-US"/>
+        </w:rPr>
+        <w:t xml:space="preserve">) </w:t>
       </w:r>
       <w:r>
         <w:rPr>
@@ -11130,17 +11635,589 @@
         </w:rPr>
         <w:t xml:space="preserve"> Uses to double click on any control.</w:t>
       </w:r>
+    </w:p>
+    <w:p>
+      <w:pPr>
+        <w:rPr>
+          <w:sz w:val="24"/>
+          <w:szCs w:val="22"/>
+          <w:lang w:val="en-US"/>
+        </w:rPr>
+      </w:pPr>
+      <w:r>
+        <w:rPr>
+          <w:sz w:val="24"/>
+          <w:szCs w:val="22"/>
+          <w:lang w:val="en-US"/>
+        </w:rPr>
+        <w:br w:type="page"/>
+      </w:r>
+    </w:p>
+    <w:p>
+      <w:pPr>
+        <w:rPr>
+          <w:b/>
+          <w:bCs/>
+          <w:sz w:val="24"/>
+          <w:szCs w:val="22"/>
+          <w:lang w:val="en-US"/>
+        </w:rPr>
+      </w:pPr>
+      <w:r>
+        <w:rPr>
+          <w:b/>
+          <w:bCs/>
+          <w:sz w:val="24"/>
+          <w:szCs w:val="22"/>
+          <w:lang w:val="en-US"/>
+        </w:rPr>
+        <w:lastRenderedPageBreak/>
+        <w:t>TestNG (Test Next Generation)</w:t>
+      </w:r>
+    </w:p>
+    <w:p>
+      <w:pPr>
+        <w:rPr>
+          <w:sz w:val="24"/>
+          <w:szCs w:val="22"/>
+          <w:lang w:val="en-US"/>
+        </w:rPr>
+      </w:pPr>
+      <w:r>
+        <w:rPr>
+          <w:sz w:val="24"/>
+          <w:szCs w:val="22"/>
+          <w:lang w:val="en-US"/>
+        </w:rPr>
+        <w:t xml:space="preserve">It is the testing framework that will make your automation testing more </w:t>
+      </w:r>
+      <w:proofErr w:type="gramStart"/>
+      <w:r>
+        <w:rPr>
+          <w:sz w:val="24"/>
+          <w:szCs w:val="22"/>
+          <w:lang w:val="en-US"/>
+        </w:rPr>
+        <w:t>easy</w:t>
+      </w:r>
+      <w:proofErr w:type="gramEnd"/>
+      <w:r>
+        <w:rPr>
+          <w:sz w:val="24"/>
+          <w:szCs w:val="22"/>
+          <w:lang w:val="en-US"/>
+        </w:rPr>
+        <w:t>.</w:t>
+      </w:r>
+    </w:p>
+    <w:p>
+      <w:pPr>
+        <w:rPr>
+          <w:b/>
+          <w:bCs/>
+          <w:sz w:val="24"/>
+          <w:szCs w:val="22"/>
+          <w:lang w:val="en-US"/>
+        </w:rPr>
+      </w:pPr>
+      <w:r>
+        <w:rPr>
+          <w:b/>
+          <w:bCs/>
+          <w:sz w:val="24"/>
+          <w:szCs w:val="22"/>
+          <w:lang w:val="en-US"/>
+        </w:rPr>
+        <w:t>Framework</w:t>
+      </w:r>
+    </w:p>
+    <w:p>
+      <w:pPr>
+        <w:pStyle w:val="ListParagraph"/>
+        <w:numPr>
+          <w:ilvl w:val="0"/>
+          <w:numId w:val="30"/>
+        </w:numPr>
+        <w:rPr>
+          <w:sz w:val="24"/>
+          <w:szCs w:val="22"/>
+          <w:lang w:val="en-US"/>
+        </w:rPr>
+      </w:pPr>
+      <w:r>
+        <w:rPr>
+          <w:sz w:val="24"/>
+          <w:szCs w:val="22"/>
+          <w:lang w:val="en-US"/>
+        </w:rPr>
+        <w:t>Framework is set of rules, guidelines, standard practices for automation testing.</w:t>
+      </w:r>
+    </w:p>
+    <w:p>
+      <w:pPr>
+        <w:pStyle w:val="ListParagraph"/>
+        <w:numPr>
+          <w:ilvl w:val="0"/>
+          <w:numId w:val="29"/>
+        </w:numPr>
+        <w:rPr>
+          <w:sz w:val="24"/>
+          <w:szCs w:val="22"/>
+          <w:lang w:val="en-US"/>
+        </w:rPr>
+      </w:pPr>
+      <w:r>
+        <w:rPr>
+          <w:sz w:val="24"/>
+          <w:szCs w:val="22"/>
+          <w:lang w:val="en-US"/>
+        </w:rPr>
+        <w:t>It includes some pre-defined classes, methods, interface</w:t>
+      </w:r>
+      <w:r>
+        <w:rPr>
+          <w:sz w:val="24"/>
+          <w:szCs w:val="22"/>
+          <w:lang w:val="en-US"/>
+        </w:rPr>
+        <w:t>s</w:t>
+      </w:r>
+      <w:r>
+        <w:rPr>
+          <w:sz w:val="24"/>
+          <w:szCs w:val="22"/>
+          <w:lang w:val="en-US"/>
+        </w:rPr>
+        <w:t>.</w:t>
+      </w:r>
+    </w:p>
+    <w:p>
+      <w:pPr>
+        <w:rPr>
+          <w:b/>
+          <w:bCs/>
+          <w:sz w:val="24"/>
+          <w:szCs w:val="22"/>
+          <w:lang w:val="en-US"/>
+        </w:rPr>
+      </w:pPr>
+      <w:r>
+        <w:rPr>
+          <w:b/>
+          <w:bCs/>
+          <w:sz w:val="24"/>
+          <w:szCs w:val="22"/>
+          <w:lang w:val="en-US"/>
+        </w:rPr>
+        <w:t>Advantages of TestNG</w:t>
+      </w:r>
+    </w:p>
+    <w:p>
+      <w:pPr>
+        <w:pStyle w:val="ListParagraph"/>
+        <w:numPr>
+          <w:ilvl w:val="0"/>
+          <w:numId w:val="29"/>
+        </w:numPr>
+        <w:rPr>
+          <w:sz w:val="24"/>
+          <w:szCs w:val="22"/>
+          <w:lang w:val="en-US"/>
+        </w:rPr>
+      </w:pPr>
+      <w:r>
+        <w:rPr>
+          <w:sz w:val="24"/>
+          <w:szCs w:val="22"/>
+          <w:lang w:val="en-US"/>
+        </w:rPr>
+        <w:t>Can create multiple tests in one class</w:t>
+      </w:r>
+    </w:p>
+    <w:p>
+      <w:pPr>
+        <w:pStyle w:val="ListParagraph"/>
+        <w:numPr>
+          <w:ilvl w:val="0"/>
+          <w:numId w:val="29"/>
+        </w:numPr>
+        <w:rPr>
+          <w:sz w:val="24"/>
+          <w:szCs w:val="22"/>
+          <w:lang w:val="en-US"/>
+        </w:rPr>
+      </w:pPr>
+      <w:r>
+        <w:rPr>
+          <w:sz w:val="24"/>
+          <w:szCs w:val="22"/>
+          <w:lang w:val="en-US"/>
+        </w:rPr>
+        <w:t>Allows to skip / execute single test / multiple tests</w:t>
+      </w:r>
+    </w:p>
+    <w:p>
+      <w:pPr>
+        <w:pStyle w:val="ListParagraph"/>
+        <w:numPr>
+          <w:ilvl w:val="0"/>
+          <w:numId w:val="29"/>
+        </w:numPr>
+        <w:rPr>
+          <w:sz w:val="24"/>
+          <w:szCs w:val="22"/>
+          <w:lang w:val="en-US"/>
+        </w:rPr>
+      </w:pPr>
+      <w:r>
+        <w:rPr>
+          <w:sz w:val="24"/>
+          <w:szCs w:val="22"/>
+          <w:lang w:val="en-US"/>
+        </w:rPr>
+        <w:t>Allows to set priority to tests</w:t>
+      </w:r>
+    </w:p>
+    <w:p>
+      <w:pPr>
+        <w:pStyle w:val="ListParagraph"/>
+        <w:numPr>
+          <w:ilvl w:val="0"/>
+          <w:numId w:val="29"/>
+        </w:numPr>
+        <w:rPr>
+          <w:sz w:val="24"/>
+          <w:szCs w:val="22"/>
+          <w:lang w:val="en-US"/>
+        </w:rPr>
+      </w:pPr>
+      <w:r>
+        <w:rPr>
+          <w:sz w:val="24"/>
+          <w:szCs w:val="22"/>
+          <w:lang w:val="en-US"/>
+        </w:rPr>
+        <w:t>Uses annotations</w:t>
+      </w:r>
+    </w:p>
+    <w:p>
+      <w:pPr>
+        <w:pStyle w:val="ListParagraph"/>
+        <w:numPr>
+          <w:ilvl w:val="1"/>
+          <w:numId w:val="29"/>
+        </w:numPr>
+        <w:rPr>
+          <w:sz w:val="24"/>
+          <w:szCs w:val="22"/>
+          <w:lang w:val="en-US"/>
+        </w:rPr>
+      </w:pPr>
+      <w:r>
+        <w:rPr>
+          <w:sz w:val="24"/>
+          <w:szCs w:val="22"/>
+          <w:lang w:val="en-US"/>
+        </w:rPr>
+        <w:t>@Test</w:t>
+      </w:r>
+    </w:p>
+    <w:p>
+      <w:pPr>
+        <w:pStyle w:val="ListParagraph"/>
+        <w:numPr>
+          <w:ilvl w:val="1"/>
+          <w:numId w:val="29"/>
+        </w:numPr>
+        <w:rPr>
+          <w:sz w:val="24"/>
+          <w:szCs w:val="22"/>
+          <w:lang w:val="en-US"/>
+        </w:rPr>
+      </w:pPr>
+      <w:r>
+        <w:rPr>
+          <w:sz w:val="24"/>
+          <w:szCs w:val="22"/>
+          <w:lang w:val="en-US"/>
+        </w:rPr>
+        <w:t>@BeforeTest</w:t>
+      </w:r>
+    </w:p>
+    <w:p>
+      <w:pPr>
+        <w:pStyle w:val="ListParagraph"/>
+        <w:numPr>
+          <w:ilvl w:val="1"/>
+          <w:numId w:val="29"/>
+        </w:numPr>
+        <w:rPr>
+          <w:sz w:val="24"/>
+          <w:szCs w:val="22"/>
+          <w:lang w:val="en-US"/>
+        </w:rPr>
+      </w:pPr>
+      <w:r>
+        <w:rPr>
+          <w:sz w:val="24"/>
+          <w:szCs w:val="22"/>
+          <w:lang w:val="en-US"/>
+        </w:rPr>
+        <w:t>@AfterTest</w:t>
+      </w:r>
+    </w:p>
+    <w:p>
+      <w:pPr>
+        <w:pStyle w:val="ListParagraph"/>
+        <w:numPr>
+          <w:ilvl w:val="1"/>
+          <w:numId w:val="29"/>
+        </w:numPr>
+        <w:rPr>
+          <w:sz w:val="24"/>
+          <w:szCs w:val="22"/>
+          <w:lang w:val="en-US"/>
+        </w:rPr>
+      </w:pPr>
+      <w:r>
+        <w:rPr>
+          <w:sz w:val="24"/>
+          <w:szCs w:val="22"/>
+          <w:lang w:val="en-US"/>
+        </w:rPr>
+        <w:t>@BeforeMethod</w:t>
+      </w:r>
+    </w:p>
+    <w:p>
+      <w:pPr>
+        <w:pStyle w:val="ListParagraph"/>
+        <w:numPr>
+          <w:ilvl w:val="1"/>
+          <w:numId w:val="29"/>
+        </w:numPr>
+        <w:rPr>
+          <w:sz w:val="24"/>
+          <w:szCs w:val="22"/>
+          <w:lang w:val="en-US"/>
+        </w:rPr>
+      </w:pPr>
+      <w:r>
+        <w:rPr>
+          <w:sz w:val="24"/>
+          <w:szCs w:val="22"/>
+          <w:lang w:val="en-US"/>
+        </w:rPr>
+        <w:t>@AfterMethod</w:t>
+      </w:r>
+    </w:p>
+    <w:p>
+      <w:pPr>
+        <w:pStyle w:val="ListParagraph"/>
+        <w:numPr>
+          <w:ilvl w:val="0"/>
+          <w:numId w:val="29"/>
+        </w:numPr>
+        <w:rPr>
+          <w:sz w:val="24"/>
+          <w:szCs w:val="22"/>
+          <w:lang w:val="en-US"/>
+        </w:rPr>
+      </w:pPr>
+      <w:r>
+        <w:rPr>
+          <w:sz w:val="24"/>
+          <w:szCs w:val="22"/>
+          <w:lang w:val="en-US"/>
+        </w:rPr>
+        <w:t>Data driven testing is possible via @DataProvider</w:t>
+      </w:r>
+    </w:p>
+    <w:p>
+      <w:pPr>
+        <w:pStyle w:val="ListParagraph"/>
+        <w:numPr>
+          <w:ilvl w:val="0"/>
+          <w:numId w:val="29"/>
+        </w:numPr>
+        <w:rPr>
+          <w:sz w:val="24"/>
+          <w:szCs w:val="22"/>
+          <w:lang w:val="en-US"/>
+        </w:rPr>
+      </w:pPr>
+      <w:r>
+        <w:rPr>
+          <w:sz w:val="24"/>
+          <w:szCs w:val="22"/>
+          <w:lang w:val="en-US"/>
+        </w:rPr>
+        <w:t>Parallel execution</w:t>
+      </w:r>
+    </w:p>
+    <w:p>
+      <w:pPr>
+        <w:pStyle w:val="ListParagraph"/>
+        <w:numPr>
+          <w:ilvl w:val="0"/>
+          <w:numId w:val="29"/>
+        </w:numPr>
+        <w:rPr>
+          <w:sz w:val="24"/>
+          <w:szCs w:val="22"/>
+          <w:lang w:val="en-US"/>
+        </w:rPr>
+      </w:pPr>
+      <w:r>
+        <w:rPr>
+          <w:sz w:val="24"/>
+          <w:szCs w:val="22"/>
+          <w:lang w:val="en-US"/>
+        </w:rPr>
+        <w:t>Parameterization</w:t>
+      </w:r>
+    </w:p>
+    <w:p>
+      <w:pPr>
+        <w:pStyle w:val="ListParagraph"/>
+        <w:numPr>
+          <w:ilvl w:val="0"/>
+          <w:numId w:val="29"/>
+        </w:numPr>
+        <w:rPr>
+          <w:sz w:val="24"/>
+          <w:szCs w:val="22"/>
+          <w:lang w:val="en-US"/>
+        </w:rPr>
+      </w:pPr>
+      <w:r>
+        <w:rPr>
+          <w:sz w:val="24"/>
+          <w:szCs w:val="22"/>
+          <w:lang w:val="en-US"/>
+        </w:rPr>
+        <w:t>Allows to implement different frameworks</w:t>
+      </w:r>
+    </w:p>
+    <w:p>
+      <w:pPr>
+        <w:pStyle w:val="ListParagraph"/>
+        <w:numPr>
+          <w:ilvl w:val="1"/>
+          <w:numId w:val="29"/>
+        </w:numPr>
+        <w:rPr>
+          <w:sz w:val="24"/>
+          <w:szCs w:val="22"/>
+          <w:lang w:val="en-US"/>
+        </w:rPr>
+      </w:pPr>
+      <w:r>
+        <w:rPr>
+          <w:sz w:val="24"/>
+          <w:szCs w:val="22"/>
+          <w:lang w:val="en-US"/>
+        </w:rPr>
+        <w:t>Keyword driven framework</w:t>
+      </w:r>
+    </w:p>
+    <w:p>
+      <w:pPr>
+        <w:pStyle w:val="ListParagraph"/>
+        <w:numPr>
+          <w:ilvl w:val="1"/>
+          <w:numId w:val="29"/>
+        </w:numPr>
+        <w:rPr>
+          <w:sz w:val="24"/>
+          <w:szCs w:val="22"/>
+          <w:lang w:val="en-US"/>
+        </w:rPr>
+      </w:pPr>
+      <w:r>
+        <w:rPr>
+          <w:sz w:val="24"/>
+          <w:szCs w:val="22"/>
+          <w:lang w:val="en-US"/>
+        </w:rPr>
+        <w:t>Modular Framework</w:t>
+      </w:r>
+    </w:p>
+    <w:p>
+      <w:pPr>
+        <w:pStyle w:val="ListParagraph"/>
+        <w:numPr>
+          <w:ilvl w:val="1"/>
+          <w:numId w:val="29"/>
+        </w:numPr>
+        <w:rPr>
+          <w:sz w:val="24"/>
+          <w:szCs w:val="22"/>
+          <w:lang w:val="en-US"/>
+        </w:rPr>
+      </w:pPr>
+      <w:r>
+        <w:rPr>
+          <w:sz w:val="24"/>
+          <w:szCs w:val="22"/>
+          <w:lang w:val="en-US"/>
+        </w:rPr>
+        <w:t>Linear framework</w:t>
+      </w:r>
+    </w:p>
+    <w:p>
+      <w:pPr>
+        <w:pStyle w:val="ListParagraph"/>
+        <w:numPr>
+          <w:ilvl w:val="1"/>
+          <w:numId w:val="29"/>
+        </w:numPr>
+        <w:rPr>
+          <w:sz w:val="24"/>
+          <w:szCs w:val="22"/>
+          <w:lang w:val="en-US"/>
+        </w:rPr>
+      </w:pPr>
+      <w:r>
+        <w:rPr>
+          <w:sz w:val="24"/>
+          <w:szCs w:val="22"/>
+          <w:lang w:val="en-US"/>
+        </w:rPr>
+        <w:t>Page Object Model</w:t>
+      </w:r>
+    </w:p>
+    <w:p>
+      <w:pPr>
+        <w:pStyle w:val="ListParagraph"/>
+        <w:numPr>
+          <w:ilvl w:val="1"/>
+          <w:numId w:val="29"/>
+        </w:numPr>
+        <w:rPr>
+          <w:sz w:val="24"/>
+          <w:szCs w:val="22"/>
+          <w:lang w:val="en-US"/>
+        </w:rPr>
+      </w:pPr>
+      <w:r>
+        <w:rPr>
+          <w:sz w:val="24"/>
+          <w:szCs w:val="22"/>
+          <w:lang w:val="en-US"/>
+        </w:rPr>
+        <w:t>Data Driven Framework.</w:t>
+      </w:r>
+    </w:p>
+    <w:p>
+      <w:pPr>
+        <w:rPr>
+          <w:sz w:val="24"/>
+          <w:szCs w:val="22"/>
+          <w:lang w:val="en-US"/>
+        </w:rPr>
+      </w:pPr>
       <w:bookmarkStart w:id="0" w:name="_GoBack"/>
       <w:bookmarkEnd w:id="0"/>
-    </w:p>
-    <w:p>
-      <w:pPr>
-        <w:rPr>
-          <w:sz w:val="24"/>
-          <w:szCs w:val="22"/>
-          <w:lang w:val="en-US"/>
-        </w:rPr>
-      </w:pPr>
     </w:p>
     <w:sectPr>
       <w:pgSz w:w="11906" w:h="16838"/>
@@ -12792,6 +13869,119 @@
     </w:lvl>
   </w:abstractNum>
   <w:abstractNum w:abstractNumId="16">
+    <w:nsid w:val="5F5160CF"/>
+    <w:multiLevelType w:val="hybridMultilevel"/>
+    <w:tmpl w:val="CFEE6708"/>
+    <w:lvl w:ilvl="0" w:tplc="40090001">
+      <w:start w:val="1"/>
+      <w:numFmt w:val="bullet"/>
+      <w:lvlText w:val=""/>
+      <w:lvlJc w:val="left"/>
+      <w:pPr>
+        <w:ind w:left="720" w:hanging="360"/>
+      </w:pPr>
+      <w:rPr>
+        <w:rFonts w:ascii="Symbol" w:hAnsi="Symbol" w:hint="default"/>
+      </w:rPr>
+    </w:lvl>
+    <w:lvl w:ilvl="1" w:tplc="40090003">
+      <w:start w:val="1"/>
+      <w:numFmt w:val="bullet"/>
+      <w:lvlText w:val="o"/>
+      <w:lvlJc w:val="left"/>
+      <w:pPr>
+        <w:ind w:left="1440" w:hanging="360"/>
+      </w:pPr>
+      <w:rPr>
+        <w:rFonts w:ascii="Courier New" w:hAnsi="Courier New" w:cs="Courier New" w:hint="default"/>
+      </w:rPr>
+    </w:lvl>
+    <w:lvl w:ilvl="2" w:tplc="40090005" w:tentative="1">
+      <w:start w:val="1"/>
+      <w:numFmt w:val="bullet"/>
+      <w:lvlText w:val=""/>
+      <w:lvlJc w:val="left"/>
+      <w:pPr>
+        <w:ind w:left="2160" w:hanging="360"/>
+      </w:pPr>
+      <w:rPr>
+        <w:rFonts w:ascii="Wingdings" w:hAnsi="Wingdings" w:hint="default"/>
+      </w:rPr>
+    </w:lvl>
+    <w:lvl w:ilvl="3" w:tplc="40090001" w:tentative="1">
+      <w:start w:val="1"/>
+      <w:numFmt w:val="bullet"/>
+      <w:lvlText w:val=""/>
+      <w:lvlJc w:val="left"/>
+      <w:pPr>
+        <w:ind w:left="2880" w:hanging="360"/>
+      </w:pPr>
+      <w:rPr>
+        <w:rFonts w:ascii="Symbol" w:hAnsi="Symbol" w:hint="default"/>
+      </w:rPr>
+    </w:lvl>
+    <w:lvl w:ilvl="4" w:tplc="40090003" w:tentative="1">
+      <w:start w:val="1"/>
+      <w:numFmt w:val="bullet"/>
+      <w:lvlText w:val="o"/>
+      <w:lvlJc w:val="left"/>
+      <w:pPr>
+        <w:ind w:left="3600" w:hanging="360"/>
+      </w:pPr>
+      <w:rPr>
+        <w:rFonts w:ascii="Courier New" w:hAnsi="Courier New" w:cs="Courier New" w:hint="default"/>
+      </w:rPr>
+    </w:lvl>
+    <w:lvl w:ilvl="5" w:tplc="40090005" w:tentative="1">
+      <w:start w:val="1"/>
+      <w:numFmt w:val="bullet"/>
+      <w:lvlText w:val=""/>
+      <w:lvlJc w:val="left"/>
+      <w:pPr>
+        <w:ind w:left="4320" w:hanging="360"/>
+      </w:pPr>
+      <w:rPr>
+        <w:rFonts w:ascii="Wingdings" w:hAnsi="Wingdings" w:hint="default"/>
+      </w:rPr>
+    </w:lvl>
+    <w:lvl w:ilvl="6" w:tplc="40090001" w:tentative="1">
+      <w:start w:val="1"/>
+      <w:numFmt w:val="bullet"/>
+      <w:lvlText w:val=""/>
+      <w:lvlJc w:val="left"/>
+      <w:pPr>
+        <w:ind w:left="5040" w:hanging="360"/>
+      </w:pPr>
+      <w:rPr>
+        <w:rFonts w:ascii="Symbol" w:hAnsi="Symbol" w:hint="default"/>
+      </w:rPr>
+    </w:lvl>
+    <w:lvl w:ilvl="7" w:tplc="40090003" w:tentative="1">
+      <w:start w:val="1"/>
+      <w:numFmt w:val="bullet"/>
+      <w:lvlText w:val="o"/>
+      <w:lvlJc w:val="left"/>
+      <w:pPr>
+        <w:ind w:left="5760" w:hanging="360"/>
+      </w:pPr>
+      <w:rPr>
+        <w:rFonts w:ascii="Courier New" w:hAnsi="Courier New" w:cs="Courier New" w:hint="default"/>
+      </w:rPr>
+    </w:lvl>
+    <w:lvl w:ilvl="8" w:tplc="40090005" w:tentative="1">
+      <w:start w:val="1"/>
+      <w:numFmt w:val="bullet"/>
+      <w:lvlText w:val=""/>
+      <w:lvlJc w:val="left"/>
+      <w:pPr>
+        <w:ind w:left="6480" w:hanging="360"/>
+      </w:pPr>
+      <w:rPr>
+        <w:rFonts w:ascii="Wingdings" w:hAnsi="Wingdings" w:hint="default"/>
+      </w:rPr>
+    </w:lvl>
+  </w:abstractNum>
+  <w:abstractNum w:abstractNumId="17">
     <w:nsid w:val="611C3CE1"/>
     <w:multiLevelType w:val="hybridMultilevel"/>
     <w:tmpl w:val="861A04FE"/>
@@ -12880,7 +14070,7 @@
       </w:pPr>
     </w:lvl>
   </w:abstractNum>
-  <w:abstractNum w:abstractNumId="17">
+  <w:abstractNum w:abstractNumId="18">
     <w:nsid w:val="61ED0FA8"/>
     <w:multiLevelType w:val="hybridMultilevel"/>
     <w:tmpl w:val="70CCDFC4"/>
@@ -12969,7 +14159,7 @@
       </w:pPr>
     </w:lvl>
   </w:abstractNum>
-  <w:abstractNum w:abstractNumId="18">
+  <w:abstractNum w:abstractNumId="19">
     <w:nsid w:val="64CF3846"/>
     <w:multiLevelType w:val="hybridMultilevel"/>
     <w:tmpl w:val="13ACF5F6"/>
@@ -13082,7 +14272,7 @@
       </w:rPr>
     </w:lvl>
   </w:abstractNum>
-  <w:abstractNum w:abstractNumId="19">
+  <w:abstractNum w:abstractNumId="20">
     <w:nsid w:val="679919C6"/>
     <w:multiLevelType w:val="hybridMultilevel"/>
     <w:tmpl w:val="D8C8FD88"/>
@@ -13195,7 +14385,7 @@
       </w:rPr>
     </w:lvl>
   </w:abstractNum>
-  <w:abstractNum w:abstractNumId="20">
+  <w:abstractNum w:abstractNumId="21">
     <w:nsid w:val="6D8557E4"/>
     <w:multiLevelType w:val="hybridMultilevel"/>
     <w:tmpl w:val="0A1AF8D0"/>
@@ -13308,7 +14498,7 @@
       </w:rPr>
     </w:lvl>
   </w:abstractNum>
-  <w:abstractNum w:abstractNumId="21">
+  <w:abstractNum w:abstractNumId="22">
     <w:nsid w:val="6E087545"/>
     <w:multiLevelType w:val="hybridMultilevel"/>
     <w:tmpl w:val="68B8BE2E"/>
@@ -13397,7 +14587,7 @@
       </w:pPr>
     </w:lvl>
   </w:abstractNum>
-  <w:abstractNum w:abstractNumId="22">
+  <w:abstractNum w:abstractNumId="23">
     <w:nsid w:val="712436B2"/>
     <w:multiLevelType w:val="hybridMultilevel"/>
     <w:tmpl w:val="7DB88F34"/>
@@ -13510,7 +14700,7 @@
       </w:rPr>
     </w:lvl>
   </w:abstractNum>
-  <w:abstractNum w:abstractNumId="23">
+  <w:abstractNum w:abstractNumId="24">
     <w:nsid w:val="73BF2B49"/>
     <w:multiLevelType w:val="hybridMultilevel"/>
     <w:tmpl w:val="8E56E800"/>
@@ -13623,7 +14813,120 @@
       </w:rPr>
     </w:lvl>
   </w:abstractNum>
-  <w:abstractNum w:abstractNumId="24">
+  <w:abstractNum w:abstractNumId="25">
+    <w:nsid w:val="75371497"/>
+    <w:multiLevelType w:val="hybridMultilevel"/>
+    <w:tmpl w:val="1D686274"/>
+    <w:lvl w:ilvl="0" w:tplc="40090001">
+      <w:start w:val="1"/>
+      <w:numFmt w:val="bullet"/>
+      <w:lvlText w:val=""/>
+      <w:lvlJc w:val="left"/>
+      <w:pPr>
+        <w:ind w:left="720" w:hanging="360"/>
+      </w:pPr>
+      <w:rPr>
+        <w:rFonts w:ascii="Symbol" w:hAnsi="Symbol" w:hint="default"/>
+      </w:rPr>
+    </w:lvl>
+    <w:lvl w:ilvl="1" w:tplc="40090003" w:tentative="1">
+      <w:start w:val="1"/>
+      <w:numFmt w:val="bullet"/>
+      <w:lvlText w:val="o"/>
+      <w:lvlJc w:val="left"/>
+      <w:pPr>
+        <w:ind w:left="1440" w:hanging="360"/>
+      </w:pPr>
+      <w:rPr>
+        <w:rFonts w:ascii="Courier New" w:hAnsi="Courier New" w:cs="Courier New" w:hint="default"/>
+      </w:rPr>
+    </w:lvl>
+    <w:lvl w:ilvl="2" w:tplc="40090005" w:tentative="1">
+      <w:start w:val="1"/>
+      <w:numFmt w:val="bullet"/>
+      <w:lvlText w:val=""/>
+      <w:lvlJc w:val="left"/>
+      <w:pPr>
+        <w:ind w:left="2160" w:hanging="360"/>
+      </w:pPr>
+      <w:rPr>
+        <w:rFonts w:ascii="Wingdings" w:hAnsi="Wingdings" w:hint="default"/>
+      </w:rPr>
+    </w:lvl>
+    <w:lvl w:ilvl="3" w:tplc="40090001" w:tentative="1">
+      <w:start w:val="1"/>
+      <w:numFmt w:val="bullet"/>
+      <w:lvlText w:val=""/>
+      <w:lvlJc w:val="left"/>
+      <w:pPr>
+        <w:ind w:left="2880" w:hanging="360"/>
+      </w:pPr>
+      <w:rPr>
+        <w:rFonts w:ascii="Symbol" w:hAnsi="Symbol" w:hint="default"/>
+      </w:rPr>
+    </w:lvl>
+    <w:lvl w:ilvl="4" w:tplc="40090003" w:tentative="1">
+      <w:start w:val="1"/>
+      <w:numFmt w:val="bullet"/>
+      <w:lvlText w:val="o"/>
+      <w:lvlJc w:val="left"/>
+      <w:pPr>
+        <w:ind w:left="3600" w:hanging="360"/>
+      </w:pPr>
+      <w:rPr>
+        <w:rFonts w:ascii="Courier New" w:hAnsi="Courier New" w:cs="Courier New" w:hint="default"/>
+      </w:rPr>
+    </w:lvl>
+    <w:lvl w:ilvl="5" w:tplc="40090005" w:tentative="1">
+      <w:start w:val="1"/>
+      <w:numFmt w:val="bullet"/>
+      <w:lvlText w:val=""/>
+      <w:lvlJc w:val="left"/>
+      <w:pPr>
+        <w:ind w:left="4320" w:hanging="360"/>
+      </w:pPr>
+      <w:rPr>
+        <w:rFonts w:ascii="Wingdings" w:hAnsi="Wingdings" w:hint="default"/>
+      </w:rPr>
+    </w:lvl>
+    <w:lvl w:ilvl="6" w:tplc="40090001" w:tentative="1">
+      <w:start w:val="1"/>
+      <w:numFmt w:val="bullet"/>
+      <w:lvlText w:val=""/>
+      <w:lvlJc w:val="left"/>
+      <w:pPr>
+        <w:ind w:left="5040" w:hanging="360"/>
+      </w:pPr>
+      <w:rPr>
+        <w:rFonts w:ascii="Symbol" w:hAnsi="Symbol" w:hint="default"/>
+      </w:rPr>
+    </w:lvl>
+    <w:lvl w:ilvl="7" w:tplc="40090003" w:tentative="1">
+      <w:start w:val="1"/>
+      <w:numFmt w:val="bullet"/>
+      <w:lvlText w:val="o"/>
+      <w:lvlJc w:val="left"/>
+      <w:pPr>
+        <w:ind w:left="5760" w:hanging="360"/>
+      </w:pPr>
+      <w:rPr>
+        <w:rFonts w:ascii="Courier New" w:hAnsi="Courier New" w:cs="Courier New" w:hint="default"/>
+      </w:rPr>
+    </w:lvl>
+    <w:lvl w:ilvl="8" w:tplc="40090005" w:tentative="1">
+      <w:start w:val="1"/>
+      <w:numFmt w:val="bullet"/>
+      <w:lvlText w:val=""/>
+      <w:lvlJc w:val="left"/>
+      <w:pPr>
+        <w:ind w:left="6480" w:hanging="360"/>
+      </w:pPr>
+      <w:rPr>
+        <w:rFonts w:ascii="Wingdings" w:hAnsi="Wingdings" w:hint="default"/>
+      </w:rPr>
+    </w:lvl>
+  </w:abstractNum>
+  <w:abstractNum w:abstractNumId="26">
     <w:nsid w:val="7A65502B"/>
     <w:multiLevelType w:val="hybridMultilevel"/>
     <w:tmpl w:val="763EAD76"/>
@@ -13736,7 +15039,7 @@
       </w:rPr>
     </w:lvl>
   </w:abstractNum>
-  <w:abstractNum w:abstractNumId="25">
+  <w:abstractNum w:abstractNumId="27">
     <w:nsid w:val="7CC327AE"/>
     <w:multiLevelType w:val="hybridMultilevel"/>
     <w:tmpl w:val="FD60D564"/>
@@ -13849,7 +15152,7 @@
       </w:rPr>
     </w:lvl>
   </w:abstractNum>
-  <w:abstractNum w:abstractNumId="26">
+  <w:abstractNum w:abstractNumId="28">
     <w:nsid w:val="7D476BBC"/>
     <w:multiLevelType w:val="hybridMultilevel"/>
     <w:tmpl w:val="B360ED0C"/>
@@ -13962,7 +15265,7 @@
       </w:rPr>
     </w:lvl>
   </w:abstractNum>
-  <w:abstractNum w:abstractNumId="27">
+  <w:abstractNum w:abstractNumId="29">
     <w:nsid w:val="7FF367B4"/>
     <w:multiLevelType w:val="hybridMultilevel"/>
     <w:tmpl w:val="3DDC9BF0"/>
@@ -14082,19 +15385,19 @@
     <w:abstractNumId w:val="13"/>
   </w:num>
   <w:num w:numId="3">
-    <w:abstractNumId w:val="18"/>
+    <w:abstractNumId w:val="19"/>
   </w:num>
   <w:num w:numId="4">
-    <w:abstractNumId w:val="23"/>
+    <w:abstractNumId w:val="24"/>
   </w:num>
   <w:num w:numId="5">
     <w:abstractNumId w:val="7"/>
   </w:num>
   <w:num w:numId="6">
-    <w:abstractNumId w:val="22"/>
+    <w:abstractNumId w:val="23"/>
   </w:num>
   <w:num w:numId="7">
-    <w:abstractNumId w:val="27"/>
+    <w:abstractNumId w:val="29"/>
   </w:num>
   <w:num w:numId="8">
     <w:abstractNumId w:val="8"/>
@@ -14115,7 +15418,7 @@
     <w:abstractNumId w:val="9"/>
   </w:num>
   <w:num w:numId="14">
-    <w:abstractNumId w:val="21"/>
+    <w:abstractNumId w:val="22"/>
   </w:num>
   <w:num w:numId="15">
     <w:abstractNumId w:val="1"/>
@@ -14124,40 +15427,46 @@
     <w:abstractNumId w:val="10"/>
   </w:num>
   <w:num w:numId="17">
-    <w:abstractNumId w:val="24"/>
+    <w:abstractNumId w:val="26"/>
   </w:num>
   <w:num w:numId="18">
-    <w:abstractNumId w:val="19"/>
+    <w:abstractNumId w:val="20"/>
   </w:num>
   <w:num w:numId="19">
-    <w:abstractNumId w:val="17"/>
+    <w:abstractNumId w:val="18"/>
   </w:num>
   <w:num w:numId="20">
     <w:abstractNumId w:val="5"/>
   </w:num>
   <w:num w:numId="21">
-    <w:abstractNumId w:val="20"/>
+    <w:abstractNumId w:val="21"/>
   </w:num>
   <w:num w:numId="22">
-    <w:abstractNumId w:val="25"/>
+    <w:abstractNumId w:val="27"/>
   </w:num>
   <w:num w:numId="23">
     <w:abstractNumId w:val="14"/>
   </w:num>
   <w:num w:numId="24">
-    <w:abstractNumId w:val="16"/>
+    <w:abstractNumId w:val="17"/>
   </w:num>
   <w:num w:numId="25">
     <w:abstractNumId w:val="4"/>
   </w:num>
   <w:num w:numId="26">
-    <w:abstractNumId w:val="26"/>
+    <w:abstractNumId w:val="28"/>
   </w:num>
   <w:num w:numId="27">
     <w:abstractNumId w:val="12"/>
   </w:num>
   <w:num w:numId="28">
     <w:abstractNumId w:val="2"/>
+  </w:num>
+  <w:num w:numId="29">
+    <w:abstractNumId w:val="16"/>
+  </w:num>
+  <w:num w:numId="30">
+    <w:abstractNumId w:val="25"/>
   </w:num>
 </w:numbering>
 </file>
@@ -15690,31 +16999,31 @@
     </dgm:pt>
   </dgm:ptLst>
   <dgm:cxnLst>
-    <dgm:cxn modelId="{263D59BE-AABD-4817-907A-216D98D8DCB1}" type="presOf" srcId="{214208B8-431D-481C-9A4C-228B7308ADA8}" destId="{C789FCC9-4717-4FFC-BA71-F98E7B1B3115}" srcOrd="0" destOrd="0" presId="urn:microsoft.com/office/officeart/2005/8/layout/process1"/>
+    <dgm:cxn modelId="{F34598A8-4FFD-43C5-A142-EBB660E4A69E}" type="presOf" srcId="{9C4D6193-4800-45DB-9EB9-DA2277B5D91B}" destId="{B8DA0D4A-E19E-4233-86B3-A96400569C53}" srcOrd="1" destOrd="0" presId="urn:microsoft.com/office/officeart/2005/8/layout/process1"/>
+    <dgm:cxn modelId="{1537DB57-F96E-4939-93B9-E01309E9BA2E}" type="presOf" srcId="{214208B8-431D-481C-9A4C-228B7308ADA8}" destId="{5D4876CA-733D-4DFD-8E79-4A3DBC7C7C6B}" srcOrd="1" destOrd="0" presId="urn:microsoft.com/office/officeart/2005/8/layout/process1"/>
+    <dgm:cxn modelId="{DE5DC6DB-9FCF-4E8E-828C-C10644E7FFC5}" type="presOf" srcId="{5AAB36AD-884F-4169-9EAA-81A3D87ABCFA}" destId="{AB8F05C3-3669-4AF7-9C79-08939721A716}" srcOrd="0" destOrd="0" presId="urn:microsoft.com/office/officeart/2005/8/layout/process1"/>
+    <dgm:cxn modelId="{8326F7C8-8082-4030-94F2-C1E882BAAB18}" type="presOf" srcId="{7201A391-9828-4B1D-A3C1-894234D041DB}" destId="{FDD593C1-9D9B-40ED-8C6D-5142CB0F0E3E}" srcOrd="1" destOrd="0" presId="urn:microsoft.com/office/officeart/2005/8/layout/process1"/>
+    <dgm:cxn modelId="{A151ACF9-DCBB-4525-8967-01A76C4F4BFA}" type="presOf" srcId="{BF8C77AF-CFF1-4B53-B009-D4E001D240D6}" destId="{D0DFB2B8-5022-4762-AA62-9B0CF1B32B60}" srcOrd="0" destOrd="0" presId="urn:microsoft.com/office/officeart/2005/8/layout/process1"/>
+    <dgm:cxn modelId="{80AB986A-FDF3-41B1-9092-584CE3EB969B}" srcId="{9EE1A18E-AD2D-415E-8996-B35207C41ED0}" destId="{BF8C77AF-CFF1-4B53-B009-D4E001D240D6}" srcOrd="3" destOrd="0" parTransId="{FBE35E27-7BCE-41B3-88D2-29BD34AAC180}" sibTransId="{DC8EEA03-196C-4689-B6BD-D5BC213D37CC}"/>
+    <dgm:cxn modelId="{8ACEA5CE-A43B-4B1A-BAE1-83486487660A}" type="presOf" srcId="{EF5675B6-38BA-4455-BA87-E62399D49989}" destId="{DEB61738-BCA0-4546-95CF-970A62665FC2}" srcOrd="0" destOrd="0" presId="urn:microsoft.com/office/officeart/2005/8/layout/process1"/>
+    <dgm:cxn modelId="{64AADB9E-1AA3-4A8F-A6F0-0B464B55AA58}" type="presOf" srcId="{9EE1A18E-AD2D-415E-8996-B35207C41ED0}" destId="{B9FC173B-3430-402C-9BFA-D498C62BCC2D}" srcOrd="0" destOrd="0" presId="urn:microsoft.com/office/officeart/2005/8/layout/process1"/>
+    <dgm:cxn modelId="{E6470862-B838-4782-B0DA-CE7426C6238B}" type="presOf" srcId="{9C4D6193-4800-45DB-9EB9-DA2277B5D91B}" destId="{374ED80F-5E6F-4A85-B95B-4BA99538042E}" srcOrd="0" destOrd="0" presId="urn:microsoft.com/office/officeart/2005/8/layout/process1"/>
+    <dgm:cxn modelId="{29B15857-134A-4D68-B160-976A1B9530FD}" type="presOf" srcId="{214208B8-431D-481C-9A4C-228B7308ADA8}" destId="{C789FCC9-4717-4FFC-BA71-F98E7B1B3115}" srcOrd="0" destOrd="0" presId="urn:microsoft.com/office/officeart/2005/8/layout/process1"/>
+    <dgm:cxn modelId="{4D1B4854-AE2E-470B-9115-BD099FD5799A}" srcId="{9EE1A18E-AD2D-415E-8996-B35207C41ED0}" destId="{BF4790F6-D1AA-430E-85BA-C07F91D009F2}" srcOrd="1" destOrd="0" parTransId="{974B1A63-8714-4E97-A93F-006B83F9DBF3}" sibTransId="{214208B8-431D-481C-9A4C-228B7308ADA8}"/>
+    <dgm:cxn modelId="{90D8D05D-DFA8-49BA-B876-16E1C2CAA030}" type="presOf" srcId="{BF4790F6-D1AA-430E-85BA-C07F91D009F2}" destId="{485EB252-98AF-4CC0-A401-D9A154AAFC53}" srcOrd="0" destOrd="0" presId="urn:microsoft.com/office/officeart/2005/8/layout/process1"/>
     <dgm:cxn modelId="{B151CA70-0406-48D6-8013-3F7D288766AD}" srcId="{9EE1A18E-AD2D-415E-8996-B35207C41ED0}" destId="{5AAB36AD-884F-4169-9EAA-81A3D87ABCFA}" srcOrd="0" destOrd="0" parTransId="{4796A0B2-FD04-4D0D-B4E3-6A8EB9A6D74D}" sibTransId="{9C4D6193-4800-45DB-9EB9-DA2277B5D91B}"/>
-    <dgm:cxn modelId="{46FD88E6-E07B-4CE8-82DC-1C6A12A6314D}" type="presOf" srcId="{BF4790F6-D1AA-430E-85BA-C07F91D009F2}" destId="{485EB252-98AF-4CC0-A401-D9A154AAFC53}" srcOrd="0" destOrd="0" presId="urn:microsoft.com/office/officeart/2005/8/layout/process1"/>
-    <dgm:cxn modelId="{CCFDA581-5151-43F3-A1E1-E98BC7526D3D}" type="presOf" srcId="{BF8C77AF-CFF1-4B53-B009-D4E001D240D6}" destId="{D0DFB2B8-5022-4762-AA62-9B0CF1B32B60}" srcOrd="0" destOrd="0" presId="urn:microsoft.com/office/officeart/2005/8/layout/process1"/>
-    <dgm:cxn modelId="{4D5C960B-3258-4DD7-9864-B6692D1657DD}" type="presOf" srcId="{214208B8-431D-481C-9A4C-228B7308ADA8}" destId="{5D4876CA-733D-4DFD-8E79-4A3DBC7C7C6B}" srcOrd="1" destOrd="0" presId="urn:microsoft.com/office/officeart/2005/8/layout/process1"/>
-    <dgm:cxn modelId="{7C0BBDA6-2949-46C7-B43C-D7B4DC3075CA}" type="presOf" srcId="{9C4D6193-4800-45DB-9EB9-DA2277B5D91B}" destId="{374ED80F-5E6F-4A85-B95B-4BA99538042E}" srcOrd="0" destOrd="0" presId="urn:microsoft.com/office/officeart/2005/8/layout/process1"/>
-    <dgm:cxn modelId="{2CCE1893-7222-4B95-B28D-B923676A3F98}" type="presOf" srcId="{7201A391-9828-4B1D-A3C1-894234D041DB}" destId="{FDD593C1-9D9B-40ED-8C6D-5142CB0F0E3E}" srcOrd="1" destOrd="0" presId="urn:microsoft.com/office/officeart/2005/8/layout/process1"/>
-    <dgm:cxn modelId="{5C8AEB93-32C8-42A5-99C7-A9860EC3E773}" type="presOf" srcId="{9EE1A18E-AD2D-415E-8996-B35207C41ED0}" destId="{B9FC173B-3430-402C-9BFA-D498C62BCC2D}" srcOrd="0" destOrd="0" presId="urn:microsoft.com/office/officeart/2005/8/layout/process1"/>
+    <dgm:cxn modelId="{81572798-CCC6-4986-8BEF-E6B226175B67}" type="presOf" srcId="{7201A391-9828-4B1D-A3C1-894234D041DB}" destId="{05A02C9E-6432-4B6A-91B3-E0BA65A6B1AE}" srcOrd="0" destOrd="0" presId="urn:microsoft.com/office/officeart/2005/8/layout/process1"/>
     <dgm:cxn modelId="{39F27088-F2FF-4B1E-85B8-75E4A5853051}" srcId="{9EE1A18E-AD2D-415E-8996-B35207C41ED0}" destId="{EF5675B6-38BA-4455-BA87-E62399D49989}" srcOrd="2" destOrd="0" parTransId="{B9F702AD-11CA-445A-BE84-AFE50ED28D23}" sibTransId="{7201A391-9828-4B1D-A3C1-894234D041DB}"/>
-    <dgm:cxn modelId="{4D1B4854-AE2E-470B-9115-BD099FD5799A}" srcId="{9EE1A18E-AD2D-415E-8996-B35207C41ED0}" destId="{BF4790F6-D1AA-430E-85BA-C07F91D009F2}" srcOrd="1" destOrd="0" parTransId="{974B1A63-8714-4E97-A93F-006B83F9DBF3}" sibTransId="{214208B8-431D-481C-9A4C-228B7308ADA8}"/>
-    <dgm:cxn modelId="{BAB1E9A3-B751-4424-959D-6F2E16D10BCC}" type="presOf" srcId="{9C4D6193-4800-45DB-9EB9-DA2277B5D91B}" destId="{B8DA0D4A-E19E-4233-86B3-A96400569C53}" srcOrd="1" destOrd="0" presId="urn:microsoft.com/office/officeart/2005/8/layout/process1"/>
-    <dgm:cxn modelId="{E8C7C6AC-82CC-4D0A-ACFF-F961801EBD3E}" type="presOf" srcId="{5AAB36AD-884F-4169-9EAA-81A3D87ABCFA}" destId="{AB8F05C3-3669-4AF7-9C79-08939721A716}" srcOrd="0" destOrd="0" presId="urn:microsoft.com/office/officeart/2005/8/layout/process1"/>
-    <dgm:cxn modelId="{FF509DF0-7B9C-4A1A-878D-F74030235806}" type="presOf" srcId="{EF5675B6-38BA-4455-BA87-E62399D49989}" destId="{DEB61738-BCA0-4546-95CF-970A62665FC2}" srcOrd="0" destOrd="0" presId="urn:microsoft.com/office/officeart/2005/8/layout/process1"/>
-    <dgm:cxn modelId="{2B0F3ADC-F96F-4314-A53C-354963BD5563}" type="presOf" srcId="{7201A391-9828-4B1D-A3C1-894234D041DB}" destId="{05A02C9E-6432-4B6A-91B3-E0BA65A6B1AE}" srcOrd="0" destOrd="0" presId="urn:microsoft.com/office/officeart/2005/8/layout/process1"/>
-    <dgm:cxn modelId="{80AB986A-FDF3-41B1-9092-584CE3EB969B}" srcId="{9EE1A18E-AD2D-415E-8996-B35207C41ED0}" destId="{BF8C77AF-CFF1-4B53-B009-D4E001D240D6}" srcOrd="3" destOrd="0" parTransId="{FBE35E27-7BCE-41B3-88D2-29BD34AAC180}" sibTransId="{DC8EEA03-196C-4689-B6BD-D5BC213D37CC}"/>
-    <dgm:cxn modelId="{6802A918-F3ED-4B15-A760-04D4BF9C05CE}" type="presParOf" srcId="{B9FC173B-3430-402C-9BFA-D498C62BCC2D}" destId="{AB8F05C3-3669-4AF7-9C79-08939721A716}" srcOrd="0" destOrd="0" presId="urn:microsoft.com/office/officeart/2005/8/layout/process1"/>
-    <dgm:cxn modelId="{8B6C3094-1CD0-4A0A-A8B6-847D5320EDC3}" type="presParOf" srcId="{B9FC173B-3430-402C-9BFA-D498C62BCC2D}" destId="{374ED80F-5E6F-4A85-B95B-4BA99538042E}" srcOrd="1" destOrd="0" presId="urn:microsoft.com/office/officeart/2005/8/layout/process1"/>
-    <dgm:cxn modelId="{07D7211D-3633-4494-909A-6245AFA76765}" type="presParOf" srcId="{374ED80F-5E6F-4A85-B95B-4BA99538042E}" destId="{B8DA0D4A-E19E-4233-86B3-A96400569C53}" srcOrd="0" destOrd="0" presId="urn:microsoft.com/office/officeart/2005/8/layout/process1"/>
-    <dgm:cxn modelId="{BA5408A4-63DF-4C7F-8F09-EE572A1292C1}" type="presParOf" srcId="{B9FC173B-3430-402C-9BFA-D498C62BCC2D}" destId="{485EB252-98AF-4CC0-A401-D9A154AAFC53}" srcOrd="2" destOrd="0" presId="urn:microsoft.com/office/officeart/2005/8/layout/process1"/>
-    <dgm:cxn modelId="{2267177A-DB35-496A-93F4-388F098341F8}" type="presParOf" srcId="{B9FC173B-3430-402C-9BFA-D498C62BCC2D}" destId="{C789FCC9-4717-4FFC-BA71-F98E7B1B3115}" srcOrd="3" destOrd="0" presId="urn:microsoft.com/office/officeart/2005/8/layout/process1"/>
-    <dgm:cxn modelId="{4F3BDD75-A910-453C-9348-2CFD9269E087}" type="presParOf" srcId="{C789FCC9-4717-4FFC-BA71-F98E7B1B3115}" destId="{5D4876CA-733D-4DFD-8E79-4A3DBC7C7C6B}" srcOrd="0" destOrd="0" presId="urn:microsoft.com/office/officeart/2005/8/layout/process1"/>
-    <dgm:cxn modelId="{14EDBE0D-5B11-43F8-AD1B-9D57F5B92C26}" type="presParOf" srcId="{B9FC173B-3430-402C-9BFA-D498C62BCC2D}" destId="{DEB61738-BCA0-4546-95CF-970A62665FC2}" srcOrd="4" destOrd="0" presId="urn:microsoft.com/office/officeart/2005/8/layout/process1"/>
-    <dgm:cxn modelId="{97E909B8-3781-446D-BE1C-6EE0580257B1}" type="presParOf" srcId="{B9FC173B-3430-402C-9BFA-D498C62BCC2D}" destId="{05A02C9E-6432-4B6A-91B3-E0BA65A6B1AE}" srcOrd="5" destOrd="0" presId="urn:microsoft.com/office/officeart/2005/8/layout/process1"/>
-    <dgm:cxn modelId="{5944690E-36A6-483B-A210-FD1C2E516C18}" type="presParOf" srcId="{05A02C9E-6432-4B6A-91B3-E0BA65A6B1AE}" destId="{FDD593C1-9D9B-40ED-8C6D-5142CB0F0E3E}" srcOrd="0" destOrd="0" presId="urn:microsoft.com/office/officeart/2005/8/layout/process1"/>
-    <dgm:cxn modelId="{E47257A9-23D5-4EDF-A856-1B6D01E594F1}" type="presParOf" srcId="{B9FC173B-3430-402C-9BFA-D498C62BCC2D}" destId="{D0DFB2B8-5022-4762-AA62-9B0CF1B32B60}" srcOrd="6" destOrd="0" presId="urn:microsoft.com/office/officeart/2005/8/layout/process1"/>
+    <dgm:cxn modelId="{1F852276-28A6-4363-A421-3F744BB95CD3}" type="presParOf" srcId="{B9FC173B-3430-402C-9BFA-D498C62BCC2D}" destId="{AB8F05C3-3669-4AF7-9C79-08939721A716}" srcOrd="0" destOrd="0" presId="urn:microsoft.com/office/officeart/2005/8/layout/process1"/>
+    <dgm:cxn modelId="{5F6F75DD-E127-4506-B700-B4901BA748A0}" type="presParOf" srcId="{B9FC173B-3430-402C-9BFA-D498C62BCC2D}" destId="{374ED80F-5E6F-4A85-B95B-4BA99538042E}" srcOrd="1" destOrd="0" presId="urn:microsoft.com/office/officeart/2005/8/layout/process1"/>
+    <dgm:cxn modelId="{EBB135C4-E278-4932-990D-F82027F5A6A0}" type="presParOf" srcId="{374ED80F-5E6F-4A85-B95B-4BA99538042E}" destId="{B8DA0D4A-E19E-4233-86B3-A96400569C53}" srcOrd="0" destOrd="0" presId="urn:microsoft.com/office/officeart/2005/8/layout/process1"/>
+    <dgm:cxn modelId="{36AD2F3C-124F-4113-B683-2A295695A0F9}" type="presParOf" srcId="{B9FC173B-3430-402C-9BFA-D498C62BCC2D}" destId="{485EB252-98AF-4CC0-A401-D9A154AAFC53}" srcOrd="2" destOrd="0" presId="urn:microsoft.com/office/officeart/2005/8/layout/process1"/>
+    <dgm:cxn modelId="{2553C8BD-EADE-4507-A499-B15D3F9D7EE2}" type="presParOf" srcId="{B9FC173B-3430-402C-9BFA-D498C62BCC2D}" destId="{C789FCC9-4717-4FFC-BA71-F98E7B1B3115}" srcOrd="3" destOrd="0" presId="urn:microsoft.com/office/officeart/2005/8/layout/process1"/>
+    <dgm:cxn modelId="{8ADB47C2-C3D7-480F-946E-F3C17C6C739A}" type="presParOf" srcId="{C789FCC9-4717-4FFC-BA71-F98E7B1B3115}" destId="{5D4876CA-733D-4DFD-8E79-4A3DBC7C7C6B}" srcOrd="0" destOrd="0" presId="urn:microsoft.com/office/officeart/2005/8/layout/process1"/>
+    <dgm:cxn modelId="{B82D1F0B-B2F5-4220-B5A0-5CB08108347F}" type="presParOf" srcId="{B9FC173B-3430-402C-9BFA-D498C62BCC2D}" destId="{DEB61738-BCA0-4546-95CF-970A62665FC2}" srcOrd="4" destOrd="0" presId="urn:microsoft.com/office/officeart/2005/8/layout/process1"/>
+    <dgm:cxn modelId="{F7FA7C3A-F63A-4A80-9BE9-8B0F24CD6A8D}" type="presParOf" srcId="{B9FC173B-3430-402C-9BFA-D498C62BCC2D}" destId="{05A02C9E-6432-4B6A-91B3-E0BA65A6B1AE}" srcOrd="5" destOrd="0" presId="urn:microsoft.com/office/officeart/2005/8/layout/process1"/>
+    <dgm:cxn modelId="{E60ADD83-C74B-4F8E-B731-8B20210C3F74}" type="presParOf" srcId="{05A02C9E-6432-4B6A-91B3-E0BA65A6B1AE}" destId="{FDD593C1-9D9B-40ED-8C6D-5142CB0F0E3E}" srcOrd="0" destOrd="0" presId="urn:microsoft.com/office/officeart/2005/8/layout/process1"/>
+    <dgm:cxn modelId="{A704D702-95D3-4E04-9A3B-8067B652957E}" type="presParOf" srcId="{B9FC173B-3430-402C-9BFA-D498C62BCC2D}" destId="{D0DFB2B8-5022-4762-AA62-9B0CF1B32B60}" srcOrd="6" destOrd="0" presId="urn:microsoft.com/office/officeart/2005/8/layout/process1"/>
   </dgm:cxnLst>
   <dgm:bg/>
   <dgm:whole/>

--- a/Notes_SA2510014.docx
+++ b/Notes_SA2510014.docx
@@ -818,23 +818,13 @@
           <w:lang w:val="en-US"/>
         </w:rPr>
       </w:pPr>
-      <w:proofErr w:type="spellStart"/>
-      <w:r>
-        <w:rPr>
-          <w:sz w:val="24"/>
-          <w:szCs w:val="22"/>
-          <w:lang w:val="en-US"/>
-        </w:rPr>
-        <w:t>Thread.sleep</w:t>
-      </w:r>
-      <w:proofErr w:type="spellEnd"/>
-      <w:r>
-        <w:rPr>
-          <w:sz w:val="24"/>
-          <w:szCs w:val="22"/>
-          <w:lang w:val="en-US"/>
-        </w:rPr>
-        <w:t>()</w:t>
+      <w:r>
+        <w:rPr>
+          <w:sz w:val="24"/>
+          <w:szCs w:val="22"/>
+          <w:lang w:val="en-US"/>
+        </w:rPr>
+        <w:t>Thread.sleep()</w:t>
       </w:r>
     </w:p>
     <w:p>
@@ -1165,18 +1155,8 @@
           <w:szCs w:val="22"/>
           <w:lang w:val="en-US"/>
         </w:rPr>
-        <w:t>Handling #shadow-</w:t>
-      </w:r>
-      <w:proofErr w:type="spellStart"/>
-      <w:r>
-        <w:rPr>
-          <w:sz w:val="24"/>
-          <w:szCs w:val="22"/>
-          <w:lang w:val="en-US"/>
-        </w:rPr>
-        <w:t>dom</w:t>
-      </w:r>
-      <w:proofErr w:type="spellEnd"/>
+        <w:t>Handling #shadow-dom</w:t>
+      </w:r>
     </w:p>
     <w:p>
       <w:pPr>
@@ -5621,41 +5601,13 @@
           <w:lang w:val="en-US"/>
         </w:rPr>
       </w:pPr>
-      <w:proofErr w:type="spellStart"/>
-      <w:r>
-        <w:rPr>
-          <w:sz w:val="24"/>
-          <w:szCs w:val="22"/>
-          <w:lang w:val="en-US"/>
-        </w:rPr>
-        <w:t>YourName_SeleniumDemos</w:t>
-      </w:r>
-      <w:proofErr w:type="spellEnd"/>
-      <w:r>
-        <w:rPr>
-          <w:sz w:val="24"/>
-          <w:szCs w:val="22"/>
-          <w:lang w:val="en-US"/>
-        </w:rPr>
-        <w:t xml:space="preserve"> (</w:t>
-      </w:r>
-      <w:proofErr w:type="spellStart"/>
-      <w:r>
-        <w:rPr>
-          <w:sz w:val="24"/>
-          <w:szCs w:val="22"/>
-          <w:lang w:val="en-US"/>
-        </w:rPr>
-        <w:t>Sanjeevani_SeleniumDemos</w:t>
-      </w:r>
-      <w:proofErr w:type="spellEnd"/>
-      <w:r>
-        <w:rPr>
-          <w:sz w:val="24"/>
-          <w:szCs w:val="22"/>
-          <w:lang w:val="en-US"/>
-        </w:rPr>
-        <w:t>)</w:t>
+      <w:r>
+        <w:rPr>
+          <w:sz w:val="24"/>
+          <w:szCs w:val="22"/>
+          <w:lang w:val="en-US"/>
+        </w:rPr>
+        <w:t>YourName_SeleniumDemos (Sanjeevani_SeleniumDemos)</w:t>
       </w:r>
     </w:p>
     <w:p>
@@ -6198,25 +6150,7 @@
           <w:szCs w:val="22"/>
           <w:lang w:val="en-US"/>
         </w:rPr>
-        <w:t>Create a package inside this project (</w:t>
-      </w:r>
-      <w:proofErr w:type="spellStart"/>
-      <w:r>
-        <w:rPr>
-          <w:sz w:val="24"/>
-          <w:szCs w:val="22"/>
-          <w:lang w:val="en-US"/>
-        </w:rPr>
-        <w:t>com.WebDriverDemos</w:t>
-      </w:r>
-      <w:proofErr w:type="spellEnd"/>
-      <w:r>
-        <w:rPr>
-          <w:sz w:val="24"/>
-          <w:szCs w:val="22"/>
-          <w:lang w:val="en-US"/>
-        </w:rPr>
-        <w:t>)</w:t>
+        <w:t>Create a package inside this project (com.WebDriverDemos)</w:t>
       </w:r>
     </w:p>
     <w:p>
@@ -6561,23 +6495,13 @@
           <w:lang w:val="en-US"/>
         </w:rPr>
       </w:pPr>
-      <w:proofErr w:type="gramStart"/>
-      <w:r>
-        <w:rPr>
-          <w:sz w:val="24"/>
-          <w:szCs w:val="22"/>
-          <w:lang w:val="en-US"/>
-        </w:rPr>
-        <w:t>get(</w:t>
-      </w:r>
-      <w:proofErr w:type="gramEnd"/>
-      <w:r>
-        <w:rPr>
-          <w:sz w:val="24"/>
-          <w:szCs w:val="22"/>
-          <w:lang w:val="en-US"/>
-        </w:rPr>
-        <w:t xml:space="preserve">) </w:t>
+      <w:r>
+        <w:rPr>
+          <w:sz w:val="24"/>
+          <w:szCs w:val="22"/>
+          <w:lang w:val="en-US"/>
+        </w:rPr>
+        <w:t xml:space="preserve">get() </w:t>
       </w:r>
       <w:r>
         <w:rPr>
@@ -6609,23 +6533,13 @@
           <w:lang w:val="en-US"/>
         </w:rPr>
       </w:pPr>
-      <w:proofErr w:type="spellStart"/>
-      <w:r>
-        <w:rPr>
-          <w:sz w:val="24"/>
-          <w:szCs w:val="22"/>
-          <w:lang w:val="en-US"/>
-        </w:rPr>
-        <w:t>driver.manage</w:t>
-      </w:r>
-      <w:proofErr w:type="spellEnd"/>
-      <w:r>
-        <w:rPr>
-          <w:sz w:val="24"/>
-          <w:szCs w:val="22"/>
-          <w:lang w:val="en-US"/>
-        </w:rPr>
-        <w:t xml:space="preserve">().window().maximize() </w:t>
+      <w:r>
+        <w:rPr>
+          <w:sz w:val="24"/>
+          <w:szCs w:val="22"/>
+          <w:lang w:val="en-US"/>
+        </w:rPr>
+        <w:t xml:space="preserve">driver.manage().window().maximize() </w:t>
       </w:r>
       <w:r>
         <w:rPr>
@@ -6657,23 +6571,13 @@
           <w:lang w:val="en-US"/>
         </w:rPr>
       </w:pPr>
-      <w:proofErr w:type="gramStart"/>
-      <w:r>
-        <w:rPr>
-          <w:sz w:val="24"/>
-          <w:szCs w:val="22"/>
-          <w:lang w:val="en-US"/>
-        </w:rPr>
-        <w:t>close(</w:t>
-      </w:r>
-      <w:proofErr w:type="gramEnd"/>
-      <w:r>
-        <w:rPr>
-          <w:sz w:val="24"/>
-          <w:szCs w:val="22"/>
-          <w:lang w:val="en-US"/>
-        </w:rPr>
-        <w:t xml:space="preserve">) </w:t>
+      <w:r>
+        <w:rPr>
+          <w:sz w:val="24"/>
+          <w:szCs w:val="22"/>
+          <w:lang w:val="en-US"/>
+        </w:rPr>
+        <w:t xml:space="preserve">close() </w:t>
       </w:r>
       <w:r>
         <w:rPr>
@@ -6723,7 +6627,6 @@
           <w:lang w:val="en-US"/>
         </w:rPr>
       </w:pPr>
-      <w:proofErr w:type="gramStart"/>
       <w:r>
         <w:rPr>
           <w:sz w:val="24"/>
@@ -6731,16 +6634,7 @@
           <w:lang w:val="en-US"/>
         </w:rPr>
         <w:lastRenderedPageBreak/>
-        <w:t>quit(</w:t>
-      </w:r>
-      <w:proofErr w:type="gramEnd"/>
-      <w:r>
-        <w:rPr>
-          <w:sz w:val="24"/>
-          <w:szCs w:val="22"/>
-          <w:lang w:val="en-US"/>
-        </w:rPr>
-        <w:t xml:space="preserve">) </w:t>
+        <w:t xml:space="preserve">quit() </w:t>
       </w:r>
       <w:r>
         <w:rPr>
@@ -6772,23 +6666,13 @@
           <w:lang w:val="en-US"/>
         </w:rPr>
       </w:pPr>
-      <w:proofErr w:type="gramStart"/>
-      <w:r>
-        <w:rPr>
-          <w:sz w:val="24"/>
-          <w:szCs w:val="22"/>
-          <w:lang w:val="en-US"/>
-        </w:rPr>
-        <w:t>getTitle(</w:t>
-      </w:r>
-      <w:proofErr w:type="gramEnd"/>
-      <w:r>
-        <w:rPr>
-          <w:sz w:val="24"/>
-          <w:szCs w:val="22"/>
-          <w:lang w:val="en-US"/>
-        </w:rPr>
-        <w:t xml:space="preserve">) </w:t>
+      <w:r>
+        <w:rPr>
+          <w:sz w:val="24"/>
+          <w:szCs w:val="22"/>
+          <w:lang w:val="en-US"/>
+        </w:rPr>
+        <w:t xml:space="preserve">getTitle() </w:t>
       </w:r>
       <w:r>
         <w:rPr>
@@ -6820,23 +6704,13 @@
           <w:lang w:val="en-US"/>
         </w:rPr>
       </w:pPr>
-      <w:proofErr w:type="gramStart"/>
-      <w:r>
-        <w:rPr>
-          <w:sz w:val="24"/>
-          <w:szCs w:val="22"/>
-          <w:lang w:val="en-US"/>
-        </w:rPr>
-        <w:t>getCurrentUrl(</w:t>
-      </w:r>
-      <w:proofErr w:type="gramEnd"/>
-      <w:r>
-        <w:rPr>
-          <w:sz w:val="24"/>
-          <w:szCs w:val="22"/>
-          <w:lang w:val="en-US"/>
-        </w:rPr>
-        <w:t xml:space="preserve">) </w:t>
+      <w:r>
+        <w:rPr>
+          <w:sz w:val="24"/>
+          <w:szCs w:val="22"/>
+          <w:lang w:val="en-US"/>
+        </w:rPr>
+        <w:t xml:space="preserve">getCurrentUrl() </w:t>
       </w:r>
       <w:r>
         <w:rPr>
@@ -6906,23 +6780,13 @@
           <w:lang w:val="en-US"/>
         </w:rPr>
       </w:pPr>
-      <w:proofErr w:type="gramStart"/>
-      <w:r>
-        <w:rPr>
-          <w:sz w:val="24"/>
-          <w:szCs w:val="22"/>
-          <w:lang w:val="en-US"/>
-        </w:rPr>
-        <w:t>findElement(</w:t>
-      </w:r>
-      <w:proofErr w:type="gramEnd"/>
-      <w:r>
-        <w:rPr>
-          <w:sz w:val="24"/>
-          <w:szCs w:val="22"/>
-          <w:lang w:val="en-US"/>
-        </w:rPr>
-        <w:t xml:space="preserve">) </w:t>
+      <w:r>
+        <w:rPr>
+          <w:sz w:val="24"/>
+          <w:szCs w:val="22"/>
+          <w:lang w:val="en-US"/>
+        </w:rPr>
+        <w:t xml:space="preserve">findElement() </w:t>
       </w:r>
       <w:r>
         <w:rPr>
@@ -6980,23 +6844,13 @@
           <w:lang w:val="en-US"/>
         </w:rPr>
       </w:pPr>
-      <w:proofErr w:type="gramStart"/>
-      <w:r>
-        <w:rPr>
-          <w:sz w:val="24"/>
-          <w:szCs w:val="22"/>
-          <w:lang w:val="en-US"/>
-        </w:rPr>
-        <w:t>findElements(</w:t>
-      </w:r>
-      <w:proofErr w:type="gramEnd"/>
-      <w:r>
-        <w:rPr>
-          <w:sz w:val="24"/>
-          <w:szCs w:val="22"/>
-          <w:lang w:val="en-US"/>
-        </w:rPr>
-        <w:t xml:space="preserve">) </w:t>
+      <w:r>
+        <w:rPr>
+          <w:sz w:val="24"/>
+          <w:szCs w:val="22"/>
+          <w:lang w:val="en-US"/>
+        </w:rPr>
+        <w:t xml:space="preserve">findElements() </w:t>
       </w:r>
       <w:r>
         <w:rPr>
@@ -7028,23 +6882,13 @@
           <w:lang w:val="en-US"/>
         </w:rPr>
       </w:pPr>
-      <w:proofErr w:type="gramStart"/>
-      <w:r>
-        <w:rPr>
-          <w:sz w:val="24"/>
-          <w:szCs w:val="22"/>
-          <w:lang w:val="en-US"/>
-        </w:rPr>
-        <w:t>getWindowHandles(</w:t>
-      </w:r>
-      <w:proofErr w:type="gramEnd"/>
-      <w:r>
-        <w:rPr>
-          <w:sz w:val="24"/>
-          <w:szCs w:val="22"/>
-          <w:lang w:val="en-US"/>
-        </w:rPr>
-        <w:t xml:space="preserve">) </w:t>
+      <w:r>
+        <w:rPr>
+          <w:sz w:val="24"/>
+          <w:szCs w:val="22"/>
+          <w:lang w:val="en-US"/>
+        </w:rPr>
+        <w:t xml:space="preserve">getWindowHandles() </w:t>
       </w:r>
       <w:r>
         <w:rPr>
@@ -7659,23 +7503,13 @@
           <w:lang w:val="en-US"/>
         </w:rPr>
       </w:pPr>
-      <w:proofErr w:type="gramStart"/>
-      <w:r>
-        <w:rPr>
-          <w:sz w:val="24"/>
-          <w:szCs w:val="22"/>
-          <w:lang w:val="en-US"/>
-        </w:rPr>
-        <w:t>sendKeys(</w:t>
-      </w:r>
-      <w:proofErr w:type="gramEnd"/>
-      <w:r>
-        <w:rPr>
-          <w:sz w:val="24"/>
-          <w:szCs w:val="22"/>
-          <w:lang w:val="en-US"/>
-        </w:rPr>
-        <w:t xml:space="preserve">) </w:t>
+      <w:r>
+        <w:rPr>
+          <w:sz w:val="24"/>
+          <w:szCs w:val="22"/>
+          <w:lang w:val="en-US"/>
+        </w:rPr>
+        <w:t xml:space="preserve">sendKeys() </w:t>
       </w:r>
       <w:r>
         <w:rPr>
@@ -7715,23 +7549,13 @@
           <w:lang w:val="en-US"/>
         </w:rPr>
       </w:pPr>
-      <w:proofErr w:type="gramStart"/>
-      <w:r>
-        <w:rPr>
-          <w:sz w:val="24"/>
-          <w:szCs w:val="22"/>
-          <w:lang w:val="en-US"/>
-        </w:rPr>
-        <w:t>click(</w:t>
-      </w:r>
-      <w:proofErr w:type="gramEnd"/>
-      <w:r>
-        <w:rPr>
-          <w:sz w:val="24"/>
-          <w:szCs w:val="22"/>
-          <w:lang w:val="en-US"/>
-        </w:rPr>
-        <w:t xml:space="preserve">) </w:t>
+      <w:r>
+        <w:rPr>
+          <w:sz w:val="24"/>
+          <w:szCs w:val="22"/>
+          <w:lang w:val="en-US"/>
+        </w:rPr>
+        <w:t xml:space="preserve">click() </w:t>
       </w:r>
       <w:r>
         <w:rPr>
@@ -7763,23 +7587,13 @@
           <w:lang w:val="en-US"/>
         </w:rPr>
       </w:pPr>
-      <w:proofErr w:type="gramStart"/>
-      <w:r>
-        <w:rPr>
-          <w:sz w:val="24"/>
-          <w:szCs w:val="22"/>
-          <w:lang w:val="en-US"/>
-        </w:rPr>
-        <w:t>getText(</w:t>
-      </w:r>
-      <w:proofErr w:type="gramEnd"/>
-      <w:r>
-        <w:rPr>
-          <w:sz w:val="24"/>
-          <w:szCs w:val="22"/>
-          <w:lang w:val="en-US"/>
-        </w:rPr>
-        <w:t xml:space="preserve">) </w:t>
+      <w:r>
+        <w:rPr>
+          <w:sz w:val="24"/>
+          <w:szCs w:val="22"/>
+          <w:lang w:val="en-US"/>
+        </w:rPr>
+        <w:t xml:space="preserve">getText() </w:t>
       </w:r>
       <w:r>
         <w:rPr>
@@ -7811,23 +7625,13 @@
           <w:lang w:val="en-US"/>
         </w:rPr>
       </w:pPr>
-      <w:proofErr w:type="gramStart"/>
-      <w:r>
-        <w:rPr>
-          <w:sz w:val="24"/>
-          <w:szCs w:val="22"/>
-          <w:lang w:val="en-US"/>
-        </w:rPr>
-        <w:t>getAttribute(</w:t>
-      </w:r>
-      <w:proofErr w:type="gramEnd"/>
-      <w:r>
-        <w:rPr>
-          <w:sz w:val="24"/>
-          <w:szCs w:val="22"/>
-          <w:lang w:val="en-US"/>
-        </w:rPr>
-        <w:t xml:space="preserve">) / getDomAttribute() </w:t>
+      <w:r>
+        <w:rPr>
+          <w:sz w:val="24"/>
+          <w:szCs w:val="22"/>
+          <w:lang w:val="en-US"/>
+        </w:rPr>
+        <w:t xml:space="preserve">getAttribute() / getDomAttribute() </w:t>
       </w:r>
       <w:r>
         <w:rPr>
@@ -7859,23 +7663,13 @@
           <w:lang w:val="en-US"/>
         </w:rPr>
       </w:pPr>
-      <w:proofErr w:type="gramStart"/>
-      <w:r>
-        <w:rPr>
-          <w:sz w:val="24"/>
-          <w:szCs w:val="22"/>
-          <w:lang w:val="en-US"/>
-        </w:rPr>
-        <w:t>submit(</w:t>
-      </w:r>
-      <w:proofErr w:type="gramEnd"/>
-      <w:r>
-        <w:rPr>
-          <w:sz w:val="24"/>
-          <w:szCs w:val="22"/>
-          <w:lang w:val="en-US"/>
-        </w:rPr>
-        <w:t xml:space="preserve">) </w:t>
+      <w:r>
+        <w:rPr>
+          <w:sz w:val="24"/>
+          <w:szCs w:val="22"/>
+          <w:lang w:val="en-US"/>
+        </w:rPr>
+        <w:t xml:space="preserve">submit() </w:t>
       </w:r>
       <w:r>
         <w:rPr>
@@ -7923,23 +7717,13 @@
           <w:lang w:val="en-US"/>
         </w:rPr>
       </w:pPr>
-      <w:proofErr w:type="gramStart"/>
-      <w:r>
-        <w:rPr>
-          <w:sz w:val="24"/>
-          <w:szCs w:val="22"/>
-          <w:lang w:val="en-US"/>
-        </w:rPr>
-        <w:t>isSelected(</w:t>
-      </w:r>
-      <w:proofErr w:type="gramEnd"/>
-      <w:r>
-        <w:rPr>
-          <w:sz w:val="24"/>
-          <w:szCs w:val="22"/>
-          <w:lang w:val="en-US"/>
-        </w:rPr>
-        <w:t xml:space="preserve">) </w:t>
+      <w:r>
+        <w:rPr>
+          <w:sz w:val="24"/>
+          <w:szCs w:val="22"/>
+          <w:lang w:val="en-US"/>
+        </w:rPr>
+        <w:t xml:space="preserve">isSelected() </w:t>
       </w:r>
       <w:r>
         <w:rPr>
@@ -8017,23 +7801,13 @@
           <w:lang w:val="en-US"/>
         </w:rPr>
       </w:pPr>
-      <w:proofErr w:type="gramStart"/>
-      <w:r>
-        <w:rPr>
-          <w:sz w:val="24"/>
-          <w:szCs w:val="22"/>
-          <w:lang w:val="en-US"/>
-        </w:rPr>
-        <w:t>isDisplayed(</w:t>
-      </w:r>
-      <w:proofErr w:type="gramEnd"/>
-      <w:r>
-        <w:rPr>
-          <w:sz w:val="24"/>
-          <w:szCs w:val="22"/>
-          <w:lang w:val="en-US"/>
-        </w:rPr>
-        <w:t xml:space="preserve">) </w:t>
+      <w:r>
+        <w:rPr>
+          <w:sz w:val="24"/>
+          <w:szCs w:val="22"/>
+          <w:lang w:val="en-US"/>
+        </w:rPr>
+        <w:t xml:space="preserve">isDisplayed() </w:t>
       </w:r>
       <w:r>
         <w:rPr>
@@ -8613,25 +8387,7 @@
           <w:szCs w:val="22"/>
           <w:lang w:val="en-US"/>
         </w:rPr>
-        <w:t>data-</w:t>
-      </w:r>
-      <w:proofErr w:type="spellStart"/>
-      <w:r>
-        <w:rPr>
-          <w:sz w:val="24"/>
-          <w:szCs w:val="22"/>
-          <w:lang w:val="en-US"/>
-        </w:rPr>
-        <w:t>testid</w:t>
-      </w:r>
-      <w:proofErr w:type="spellEnd"/>
-      <w:r>
-        <w:rPr>
-          <w:sz w:val="24"/>
-          <w:szCs w:val="22"/>
-          <w:lang w:val="en-US"/>
-        </w:rPr>
-        <w:t>="royal-email"]</w:t>
+        <w:t>data-testid="royal-email"]</w:t>
       </w:r>
     </w:p>
     <w:p>
@@ -9160,18 +8916,8 @@
           <w:szCs w:val="22"/>
           <w:lang w:val="en-US"/>
         </w:rPr>
-        <w:t xml:space="preserve">Taking reference of parent </w:t>
-      </w:r>
-      <w:proofErr w:type="spellStart"/>
-      <w:r>
-        <w:rPr>
-          <w:sz w:val="24"/>
-          <w:szCs w:val="22"/>
-          <w:lang w:val="en-US"/>
-        </w:rPr>
-        <w:t>tage</w:t>
-      </w:r>
-      <w:proofErr w:type="spellEnd"/>
+        <w:t>Taking reference of parent tage</w:t>
+      </w:r>
     </w:p>
     <w:p>
       <w:pPr>
@@ -9343,23 +9089,13 @@
           <w:lang w:val="en-US"/>
         </w:rPr>
       </w:pPr>
-      <w:proofErr w:type="gramStart"/>
-      <w:r>
-        <w:rPr>
-          <w:sz w:val="24"/>
-          <w:szCs w:val="22"/>
-          <w:lang w:val="en-US"/>
-        </w:rPr>
-        <w:t>getFirstSelectedOption(</w:t>
-      </w:r>
-      <w:proofErr w:type="gramEnd"/>
-      <w:r>
-        <w:rPr>
-          <w:sz w:val="24"/>
-          <w:szCs w:val="22"/>
-          <w:lang w:val="en-US"/>
-        </w:rPr>
-        <w:t xml:space="preserve">) </w:t>
+      <w:r>
+        <w:rPr>
+          <w:sz w:val="24"/>
+          <w:szCs w:val="22"/>
+          <w:lang w:val="en-US"/>
+        </w:rPr>
+        <w:t xml:space="preserve">getFirstSelectedOption() </w:t>
       </w:r>
       <w:r>
         <w:rPr>
@@ -9429,23 +9165,13 @@
           <w:lang w:val="en-US"/>
         </w:rPr>
       </w:pPr>
-      <w:proofErr w:type="gramStart"/>
-      <w:r>
-        <w:rPr>
-          <w:sz w:val="24"/>
-          <w:szCs w:val="22"/>
-          <w:lang w:val="en-US"/>
-        </w:rPr>
-        <w:t>selectByVisibleText(</w:t>
-      </w:r>
-      <w:proofErr w:type="gramEnd"/>
-      <w:r>
-        <w:rPr>
-          <w:sz w:val="24"/>
-          <w:szCs w:val="22"/>
-          <w:lang w:val="en-US"/>
-        </w:rPr>
-        <w:t xml:space="preserve">) </w:t>
+      <w:r>
+        <w:rPr>
+          <w:sz w:val="24"/>
+          <w:szCs w:val="22"/>
+          <w:lang w:val="en-US"/>
+        </w:rPr>
+        <w:t xml:space="preserve">selectByVisibleText() </w:t>
       </w:r>
       <w:r>
         <w:rPr>
@@ -9495,23 +9221,13 @@
           <w:lang w:val="en-US"/>
         </w:rPr>
       </w:pPr>
-      <w:proofErr w:type="gramStart"/>
-      <w:r>
-        <w:rPr>
-          <w:sz w:val="24"/>
-          <w:szCs w:val="22"/>
-          <w:lang w:val="en-US"/>
-        </w:rPr>
-        <w:t>selectByContainsVisibleText(</w:t>
-      </w:r>
-      <w:proofErr w:type="gramEnd"/>
-      <w:r>
-        <w:rPr>
-          <w:sz w:val="24"/>
-          <w:szCs w:val="22"/>
-          <w:lang w:val="en-US"/>
-        </w:rPr>
-        <w:t xml:space="preserve">) </w:t>
+      <w:r>
+        <w:rPr>
+          <w:sz w:val="24"/>
+          <w:szCs w:val="22"/>
+          <w:lang w:val="en-US"/>
+        </w:rPr>
+        <w:t xml:space="preserve">selectByContainsVisibleText() </w:t>
       </w:r>
       <w:r>
         <w:rPr>
@@ -9561,23 +9277,13 @@
           <w:lang w:val="en-US"/>
         </w:rPr>
       </w:pPr>
-      <w:proofErr w:type="gramStart"/>
-      <w:r>
-        <w:rPr>
-          <w:sz w:val="24"/>
-          <w:szCs w:val="22"/>
-          <w:lang w:val="en-US"/>
-        </w:rPr>
-        <w:t>selectByValue(</w:t>
-      </w:r>
-      <w:proofErr w:type="gramEnd"/>
-      <w:r>
-        <w:rPr>
-          <w:sz w:val="24"/>
-          <w:szCs w:val="22"/>
-          <w:lang w:val="en-US"/>
-        </w:rPr>
-        <w:t xml:space="preserve">) </w:t>
+      <w:r>
+        <w:rPr>
+          <w:sz w:val="24"/>
+          <w:szCs w:val="22"/>
+          <w:lang w:val="en-US"/>
+        </w:rPr>
+        <w:t xml:space="preserve">selectByValue() </w:t>
       </w:r>
       <w:r>
         <w:rPr>
@@ -9627,23 +9333,13 @@
           <w:lang w:val="en-US"/>
         </w:rPr>
       </w:pPr>
-      <w:proofErr w:type="gramStart"/>
-      <w:r>
-        <w:rPr>
-          <w:sz w:val="24"/>
-          <w:szCs w:val="22"/>
-          <w:lang w:val="en-US"/>
-        </w:rPr>
-        <w:t>selectByIndex(</w:t>
-      </w:r>
-      <w:proofErr w:type="gramEnd"/>
-      <w:r>
-        <w:rPr>
-          <w:sz w:val="24"/>
-          <w:szCs w:val="22"/>
-          <w:lang w:val="en-US"/>
-        </w:rPr>
-        <w:t xml:space="preserve">) </w:t>
+      <w:r>
+        <w:rPr>
+          <w:sz w:val="24"/>
+          <w:szCs w:val="22"/>
+          <w:lang w:val="en-US"/>
+        </w:rPr>
+        <w:t xml:space="preserve">selectByIndex() </w:t>
       </w:r>
       <w:r>
         <w:rPr>
@@ -9703,23 +9399,13 @@
           <w:lang w:val="en-US"/>
         </w:rPr>
       </w:pPr>
-      <w:proofErr w:type="gramStart"/>
-      <w:r>
-        <w:rPr>
-          <w:sz w:val="24"/>
-          <w:szCs w:val="22"/>
-          <w:lang w:val="en-US"/>
-        </w:rPr>
-        <w:t>getAllSelectedOptions(</w:t>
-      </w:r>
-      <w:proofErr w:type="gramEnd"/>
-      <w:r>
-        <w:rPr>
-          <w:sz w:val="24"/>
-          <w:szCs w:val="22"/>
-          <w:lang w:val="en-US"/>
-        </w:rPr>
-        <w:t xml:space="preserve">) </w:t>
+      <w:r>
+        <w:rPr>
+          <w:sz w:val="24"/>
+          <w:szCs w:val="22"/>
+          <w:lang w:val="en-US"/>
+        </w:rPr>
+        <w:t xml:space="preserve">getAllSelectedOptions() </w:t>
       </w:r>
       <w:r>
         <w:rPr>
@@ -9751,23 +9437,13 @@
           <w:lang w:val="en-US"/>
         </w:rPr>
       </w:pPr>
-      <w:proofErr w:type="gramStart"/>
-      <w:r>
-        <w:rPr>
-          <w:sz w:val="24"/>
-          <w:szCs w:val="22"/>
-          <w:lang w:val="en-US"/>
-        </w:rPr>
-        <w:t>isMultiple(</w:t>
-      </w:r>
-      <w:proofErr w:type="gramEnd"/>
-      <w:r>
-        <w:rPr>
-          <w:sz w:val="24"/>
-          <w:szCs w:val="22"/>
-          <w:lang w:val="en-US"/>
-        </w:rPr>
-        <w:t xml:space="preserve">) </w:t>
+      <w:r>
+        <w:rPr>
+          <w:sz w:val="24"/>
+          <w:szCs w:val="22"/>
+          <w:lang w:val="en-US"/>
+        </w:rPr>
+        <w:t xml:space="preserve">isMultiple() </w:t>
       </w:r>
       <w:r>
         <w:rPr>
@@ -10102,33 +9778,13 @@
           <w:lang w:val="en-US"/>
         </w:rPr>
       </w:pPr>
-      <w:proofErr w:type="spellStart"/>
-      <w:proofErr w:type="gramStart"/>
-      <w:r>
-        <w:rPr>
-          <w:sz w:val="24"/>
-          <w:szCs w:val="22"/>
-          <w:lang w:val="en-US"/>
-        </w:rPr>
-        <w:t>Thread.sleep</w:t>
-      </w:r>
-      <w:proofErr w:type="spellEnd"/>
-      <w:r>
-        <w:rPr>
-          <w:sz w:val="24"/>
-          <w:szCs w:val="22"/>
-          <w:lang w:val="en-US"/>
-        </w:rPr>
-        <w:t>(</w:t>
-      </w:r>
-      <w:proofErr w:type="gramEnd"/>
-      <w:r>
-        <w:rPr>
-          <w:sz w:val="24"/>
-          <w:szCs w:val="22"/>
-          <w:lang w:val="en-US"/>
-        </w:rPr>
-        <w:t>)</w:t>
+      <w:r>
+        <w:rPr>
+          <w:sz w:val="24"/>
+          <w:szCs w:val="22"/>
+          <w:lang w:val="en-US"/>
+        </w:rPr>
+        <w:t>Thread.sleep()</w:t>
       </w:r>
       <w:r>
         <w:rPr>
@@ -10529,24 +10185,7 @@
           <w:lang w:val="en-US"/>
         </w:rPr>
         <w:br/>
-      </w:r>
-      <w:proofErr w:type="spellStart"/>
-      <w:r>
-        <w:rPr>
-          <w:sz w:val="24"/>
-          <w:szCs w:val="22"/>
-          <w:lang w:val="en-US"/>
-        </w:rPr>
-        <w:t>i</w:t>
-      </w:r>
-      <w:proofErr w:type="spellEnd"/>
-      <w:r>
-        <w:rPr>
-          <w:sz w:val="24"/>
-          <w:szCs w:val="22"/>
-          <w:lang w:val="en-US"/>
-        </w:rPr>
-        <w:t xml:space="preserve"> – ignoring </w:t>
+        <w:t xml:space="preserve">i – ignoring </w:t>
       </w:r>
       <w:r>
         <w:rPr>
@@ -10902,23 +10541,13 @@
           <w:lang w:val="en-US"/>
         </w:rPr>
       </w:pPr>
-      <w:proofErr w:type="spellStart"/>
-      <w:r>
-        <w:rPr>
-          <w:sz w:val="24"/>
-          <w:szCs w:val="22"/>
-          <w:lang w:val="en-US"/>
-        </w:rPr>
-        <w:t>Can not</w:t>
-      </w:r>
-      <w:proofErr w:type="spellEnd"/>
-      <w:r>
-        <w:rPr>
-          <w:sz w:val="24"/>
-          <w:szCs w:val="22"/>
-          <w:lang w:val="en-US"/>
-        </w:rPr>
-        <w:t xml:space="preserve"> inspect</w:t>
+      <w:r>
+        <w:rPr>
+          <w:sz w:val="24"/>
+          <w:szCs w:val="22"/>
+          <w:lang w:val="en-US"/>
+        </w:rPr>
+        <w:t>Can not inspect</w:t>
       </w:r>
     </w:p>
     <w:p>
@@ -11012,23 +10641,13 @@
           <w:lang w:val="en-US"/>
         </w:rPr>
       </w:pPr>
-      <w:proofErr w:type="spellStart"/>
-      <w:r>
-        <w:rPr>
-          <w:sz w:val="24"/>
-          <w:szCs w:val="22"/>
-          <w:lang w:val="en-US"/>
-        </w:rPr>
-        <w:t>switchTo</w:t>
-      </w:r>
-      <w:proofErr w:type="spellEnd"/>
-      <w:r>
-        <w:rPr>
-          <w:sz w:val="24"/>
-          <w:szCs w:val="22"/>
-          <w:lang w:val="en-US"/>
-        </w:rPr>
-        <w:t xml:space="preserve">().alert() </w:t>
+      <w:r>
+        <w:rPr>
+          <w:sz w:val="24"/>
+          <w:szCs w:val="22"/>
+          <w:lang w:val="en-US"/>
+        </w:rPr>
+        <w:t xml:space="preserve">switchTo().alert() </w:t>
       </w:r>
       <w:r>
         <w:rPr>
@@ -11060,23 +10679,13 @@
           <w:lang w:val="en-US"/>
         </w:rPr>
       </w:pPr>
-      <w:proofErr w:type="gramStart"/>
-      <w:r>
-        <w:rPr>
-          <w:sz w:val="24"/>
-          <w:szCs w:val="22"/>
-          <w:lang w:val="en-US"/>
-        </w:rPr>
-        <w:t>getText(</w:t>
-      </w:r>
-      <w:proofErr w:type="gramEnd"/>
-      <w:r>
-        <w:rPr>
-          <w:sz w:val="24"/>
-          <w:szCs w:val="22"/>
-          <w:lang w:val="en-US"/>
-        </w:rPr>
-        <w:t xml:space="preserve">) </w:t>
+      <w:r>
+        <w:rPr>
+          <w:sz w:val="24"/>
+          <w:szCs w:val="22"/>
+          <w:lang w:val="en-US"/>
+        </w:rPr>
+        <w:t xml:space="preserve">getText() </w:t>
       </w:r>
       <w:r>
         <w:rPr>
@@ -11108,23 +10717,13 @@
           <w:lang w:val="en-US"/>
         </w:rPr>
       </w:pPr>
-      <w:proofErr w:type="gramStart"/>
-      <w:r>
-        <w:rPr>
-          <w:sz w:val="24"/>
-          <w:szCs w:val="22"/>
-          <w:lang w:val="en-US"/>
-        </w:rPr>
-        <w:t>accept(</w:t>
-      </w:r>
-      <w:proofErr w:type="gramEnd"/>
-      <w:r>
-        <w:rPr>
-          <w:sz w:val="24"/>
-          <w:szCs w:val="22"/>
-          <w:lang w:val="en-US"/>
-        </w:rPr>
-        <w:t xml:space="preserve">) </w:t>
+      <w:r>
+        <w:rPr>
+          <w:sz w:val="24"/>
+          <w:szCs w:val="22"/>
+          <w:lang w:val="en-US"/>
+        </w:rPr>
+        <w:t xml:space="preserve">accept() </w:t>
       </w:r>
       <w:r>
         <w:rPr>
@@ -11156,23 +10755,13 @@
           <w:lang w:val="en-US"/>
         </w:rPr>
       </w:pPr>
-      <w:proofErr w:type="gramStart"/>
-      <w:r>
-        <w:rPr>
-          <w:sz w:val="24"/>
-          <w:szCs w:val="22"/>
-          <w:lang w:val="en-US"/>
-        </w:rPr>
-        <w:t>dismiss(</w:t>
-      </w:r>
-      <w:proofErr w:type="gramEnd"/>
-      <w:r>
-        <w:rPr>
-          <w:sz w:val="24"/>
-          <w:szCs w:val="22"/>
-          <w:lang w:val="en-US"/>
-        </w:rPr>
-        <w:t xml:space="preserve">) </w:t>
+      <w:r>
+        <w:rPr>
+          <w:sz w:val="24"/>
+          <w:szCs w:val="22"/>
+          <w:lang w:val="en-US"/>
+        </w:rPr>
+        <w:t xml:space="preserve">dismiss() </w:t>
       </w:r>
       <w:r>
         <w:rPr>
@@ -11204,7 +10793,6 @@
           <w:lang w:val="en-US"/>
         </w:rPr>
       </w:pPr>
-      <w:proofErr w:type="gramStart"/>
       <w:r>
         <w:rPr>
           <w:sz w:val="24"/>
@@ -11212,16 +10800,7 @@
           <w:lang w:val="en-US"/>
         </w:rPr>
         <w:lastRenderedPageBreak/>
-        <w:t>sendKeys(</w:t>
-      </w:r>
-      <w:proofErr w:type="gramEnd"/>
-      <w:r>
-        <w:rPr>
-          <w:sz w:val="24"/>
-          <w:szCs w:val="22"/>
-          <w:lang w:val="en-US"/>
-        </w:rPr>
-        <w:t xml:space="preserve">) </w:t>
+        <w:t xml:space="preserve">sendKeys() </w:t>
       </w:r>
       <w:r>
         <w:rPr>
@@ -11449,23 +11028,13 @@
           <w:lang w:val="en-US"/>
         </w:rPr>
       </w:pPr>
-      <w:proofErr w:type="gramStart"/>
-      <w:r>
-        <w:rPr>
-          <w:sz w:val="24"/>
-          <w:szCs w:val="22"/>
-          <w:lang w:val="en-US"/>
-        </w:rPr>
-        <w:t>moveToElement(</w:t>
-      </w:r>
-      <w:proofErr w:type="gramEnd"/>
-      <w:r>
-        <w:rPr>
-          <w:sz w:val="24"/>
-          <w:szCs w:val="22"/>
-          <w:lang w:val="en-US"/>
-        </w:rPr>
-        <w:t xml:space="preserve">) </w:t>
+      <w:r>
+        <w:rPr>
+          <w:sz w:val="24"/>
+          <w:szCs w:val="22"/>
+          <w:lang w:val="en-US"/>
+        </w:rPr>
+        <w:t xml:space="preserve">moveToElement() </w:t>
       </w:r>
       <w:r>
         <w:rPr>
@@ -11497,23 +11066,13 @@
           <w:lang w:val="en-US"/>
         </w:rPr>
       </w:pPr>
-      <w:proofErr w:type="gramStart"/>
-      <w:r>
-        <w:rPr>
-          <w:sz w:val="24"/>
-          <w:szCs w:val="22"/>
-          <w:lang w:val="en-US"/>
-        </w:rPr>
-        <w:t>perform(</w:t>
-      </w:r>
-      <w:proofErr w:type="gramEnd"/>
-      <w:r>
-        <w:rPr>
-          <w:sz w:val="24"/>
-          <w:szCs w:val="22"/>
-          <w:lang w:val="en-US"/>
-        </w:rPr>
-        <w:t xml:space="preserve">) </w:t>
+      <w:r>
+        <w:rPr>
+          <w:sz w:val="24"/>
+          <w:szCs w:val="22"/>
+          <w:lang w:val="en-US"/>
+        </w:rPr>
+        <w:t xml:space="preserve">perform() </w:t>
       </w:r>
       <w:r>
         <w:rPr>
@@ -11545,23 +11104,13 @@
           <w:lang w:val="en-US"/>
         </w:rPr>
       </w:pPr>
-      <w:proofErr w:type="gramStart"/>
-      <w:r>
-        <w:rPr>
-          <w:sz w:val="24"/>
-          <w:szCs w:val="22"/>
-          <w:lang w:val="en-US"/>
-        </w:rPr>
-        <w:t>contextClick(</w:t>
-      </w:r>
-      <w:proofErr w:type="gramEnd"/>
-      <w:r>
-        <w:rPr>
-          <w:sz w:val="24"/>
-          <w:szCs w:val="22"/>
-          <w:lang w:val="en-US"/>
-        </w:rPr>
-        <w:t xml:space="preserve">) </w:t>
+      <w:r>
+        <w:rPr>
+          <w:sz w:val="24"/>
+          <w:szCs w:val="22"/>
+          <w:lang w:val="en-US"/>
+        </w:rPr>
+        <w:t xml:space="preserve">contextClick() </w:t>
       </w:r>
       <w:r>
         <w:rPr>
@@ -11601,23 +11150,13 @@
           <w:lang w:val="en-US"/>
         </w:rPr>
       </w:pPr>
-      <w:proofErr w:type="gramStart"/>
-      <w:r>
-        <w:rPr>
-          <w:sz w:val="24"/>
-          <w:szCs w:val="22"/>
-          <w:lang w:val="en-US"/>
-        </w:rPr>
-        <w:t>doubleClick(</w:t>
-      </w:r>
-      <w:proofErr w:type="gramEnd"/>
-      <w:r>
-        <w:rPr>
-          <w:sz w:val="24"/>
-          <w:szCs w:val="22"/>
-          <w:lang w:val="en-US"/>
-        </w:rPr>
-        <w:t xml:space="preserve">) </w:t>
+      <w:r>
+        <w:rPr>
+          <w:sz w:val="24"/>
+          <w:szCs w:val="22"/>
+          <w:lang w:val="en-US"/>
+        </w:rPr>
+        <w:t xml:space="preserve">doubleClick() </w:t>
       </w:r>
       <w:r>
         <w:rPr>
@@ -11689,25 +11228,7 @@
           <w:szCs w:val="22"/>
           <w:lang w:val="en-US"/>
         </w:rPr>
-        <w:t xml:space="preserve">It is the testing framework that will make your automation testing more </w:t>
-      </w:r>
-      <w:proofErr w:type="gramStart"/>
-      <w:r>
-        <w:rPr>
-          <w:sz w:val="24"/>
-          <w:szCs w:val="22"/>
-          <w:lang w:val="en-US"/>
-        </w:rPr>
-        <w:t>easy</w:t>
-      </w:r>
-      <w:proofErr w:type="gramEnd"/>
-      <w:r>
-        <w:rPr>
-          <w:sz w:val="24"/>
-          <w:szCs w:val="22"/>
-          <w:lang w:val="en-US"/>
-        </w:rPr>
-        <w:t>.</w:t>
+        <w:t>It is the testing framework that will make your automation testing more easy.</w:t>
       </w:r>
     </w:p>
     <w:p>
@@ -11728,6 +11249,16 @@
           <w:szCs w:val="22"/>
           <w:lang w:val="en-US"/>
         </w:rPr>
+        <w:t xml:space="preserve">Testing </w:t>
+      </w:r>
+      <w:r>
+        <w:rPr>
+          <w:b/>
+          <w:bCs/>
+          <w:sz w:val="24"/>
+          <w:szCs w:val="22"/>
+          <w:lang w:val="en-US"/>
+        </w:rPr>
         <w:t>Framework</w:t>
       </w:r>
     </w:p>
@@ -11897,7 +11428,7 @@
           <w:szCs w:val="22"/>
           <w:lang w:val="en-US"/>
         </w:rPr>
-        <w:t>Uses annotations</w:t>
+        <w:t>Auto generates the reports</w:t>
       </w:r>
     </w:p>
     <w:p>
@@ -11919,7 +11450,7 @@
           <w:szCs w:val="22"/>
           <w:lang w:val="en-US"/>
         </w:rPr>
-        <w:t>@Test</w:t>
+        <w:t>Normal report</w:t>
       </w:r>
     </w:p>
     <w:p>
@@ -11941,7 +11472,29 @@
           <w:szCs w:val="22"/>
           <w:lang w:val="en-US"/>
         </w:rPr>
-        <w:t>@BeforeTest</w:t>
+        <w:t>HTML report</w:t>
+      </w:r>
+    </w:p>
+    <w:p>
+      <w:pPr>
+        <w:pStyle w:val="ListParagraph"/>
+        <w:numPr>
+          <w:ilvl w:val="0"/>
+          <w:numId w:val="29"/>
+        </w:numPr>
+        <w:rPr>
+          <w:sz w:val="24"/>
+          <w:szCs w:val="22"/>
+          <w:lang w:val="en-US"/>
+        </w:rPr>
+      </w:pPr>
+      <w:r>
+        <w:rPr>
+          <w:sz w:val="24"/>
+          <w:szCs w:val="22"/>
+          <w:lang w:val="en-US"/>
+        </w:rPr>
+        <w:t>Uses annotations</w:t>
       </w:r>
     </w:p>
     <w:p>
@@ -11963,7 +11516,7 @@
           <w:szCs w:val="22"/>
           <w:lang w:val="en-US"/>
         </w:rPr>
-        <w:t>@AfterTest</w:t>
+        <w:t>@Test</w:t>
       </w:r>
     </w:p>
     <w:p>
@@ -11985,7 +11538,7 @@
           <w:szCs w:val="22"/>
           <w:lang w:val="en-US"/>
         </w:rPr>
-        <w:t>@BeforeMethod</w:t>
+        <w:t>@BeforeTest</w:t>
       </w:r>
     </w:p>
     <w:p>
@@ -12007,7 +11560,73 @@
           <w:szCs w:val="22"/>
           <w:lang w:val="en-US"/>
         </w:rPr>
+        <w:t>@AfterTest</w:t>
+      </w:r>
+    </w:p>
+    <w:p>
+      <w:pPr>
+        <w:pStyle w:val="ListParagraph"/>
+        <w:numPr>
+          <w:ilvl w:val="1"/>
+          <w:numId w:val="29"/>
+        </w:numPr>
+        <w:rPr>
+          <w:sz w:val="24"/>
+          <w:szCs w:val="22"/>
+          <w:lang w:val="en-US"/>
+        </w:rPr>
+      </w:pPr>
+      <w:r>
+        <w:rPr>
+          <w:sz w:val="24"/>
+          <w:szCs w:val="22"/>
+          <w:lang w:val="en-US"/>
+        </w:rPr>
+        <w:t>@BeforeMethod</w:t>
+      </w:r>
+    </w:p>
+    <w:p>
+      <w:pPr>
+        <w:pStyle w:val="ListParagraph"/>
+        <w:numPr>
+          <w:ilvl w:val="1"/>
+          <w:numId w:val="29"/>
+        </w:numPr>
+        <w:rPr>
+          <w:sz w:val="24"/>
+          <w:szCs w:val="22"/>
+          <w:lang w:val="en-US"/>
+        </w:rPr>
+      </w:pPr>
+      <w:r>
+        <w:rPr>
+          <w:sz w:val="24"/>
+          <w:szCs w:val="22"/>
+          <w:lang w:val="en-US"/>
+        </w:rPr>
         <w:t>@AfterMethod</w:t>
+      </w:r>
+    </w:p>
+    <w:p>
+      <w:pPr>
+        <w:pStyle w:val="ListParagraph"/>
+        <w:numPr>
+          <w:ilvl w:val="1"/>
+          <w:numId w:val="29"/>
+        </w:numPr>
+        <w:rPr>
+          <w:sz w:val="24"/>
+          <w:szCs w:val="22"/>
+          <w:lang w:val="en-US"/>
+        </w:rPr>
+      </w:pPr>
+      <w:r>
+        <w:rPr>
+          <w:sz w:val="24"/>
+          <w:szCs w:val="22"/>
+          <w:lang w:val="en-US"/>
+        </w:rPr>
+        <w:t>@Parameters</w:t>
       </w:r>
     </w:p>
     <w:p>
@@ -12216,6 +11835,724 @@
           <w:lang w:val="en-US"/>
         </w:rPr>
       </w:pPr>
+    </w:p>
+    <w:p>
+      <w:pPr>
+        <w:rPr>
+          <w:b/>
+          <w:bCs/>
+          <w:sz w:val="24"/>
+          <w:szCs w:val="22"/>
+          <w:lang w:val="en-US"/>
+        </w:rPr>
+      </w:pPr>
+      <w:r>
+        <w:rPr>
+          <w:b/>
+          <w:bCs/>
+          <w:sz w:val="24"/>
+          <w:szCs w:val="22"/>
+          <w:lang w:val="en-US"/>
+        </w:rPr>
+        <w:t>Annotations</w:t>
+      </w:r>
+    </w:p>
+    <w:p>
+      <w:pPr>
+        <w:pStyle w:val="ListParagraph"/>
+        <w:numPr>
+          <w:ilvl w:val="0"/>
+          <w:numId w:val="31"/>
+        </w:numPr>
+        <w:rPr>
+          <w:sz w:val="24"/>
+          <w:szCs w:val="22"/>
+          <w:lang w:val="en-US"/>
+        </w:rPr>
+      </w:pPr>
+      <w:r>
+        <w:rPr>
+          <w:sz w:val="24"/>
+          <w:szCs w:val="22"/>
+          <w:lang w:val="en-US"/>
+        </w:rPr>
+        <w:t xml:space="preserve">@Test </w:t>
+      </w:r>
+      <w:r>
+        <w:rPr>
+          <w:sz w:val="24"/>
+          <w:szCs w:val="22"/>
+          <w:lang w:val="en-US"/>
+        </w:rPr>
+        <w:sym w:font="Wingdings" w:char="F0E0"/>
+      </w:r>
+      <w:r>
+        <w:rPr>
+          <w:sz w:val="24"/>
+          <w:szCs w:val="22"/>
+          <w:lang w:val="en-US"/>
+        </w:rPr>
+        <w:t xml:space="preserve"> This method will be treated as Test Case. You may have multiple test cases in single class.</w:t>
+      </w:r>
+    </w:p>
+    <w:p>
+      <w:pPr>
+        <w:pStyle w:val="ListParagraph"/>
+        <w:numPr>
+          <w:ilvl w:val="0"/>
+          <w:numId w:val="31"/>
+        </w:numPr>
+        <w:rPr>
+          <w:sz w:val="24"/>
+          <w:szCs w:val="22"/>
+          <w:lang w:val="en-US"/>
+        </w:rPr>
+      </w:pPr>
+      <w:r>
+        <w:rPr>
+          <w:sz w:val="24"/>
+          <w:szCs w:val="22"/>
+          <w:lang w:val="en-US"/>
+        </w:rPr>
+        <w:t xml:space="preserve">@BeforeTest </w:t>
+      </w:r>
+      <w:r>
+        <w:rPr>
+          <w:sz w:val="24"/>
+          <w:szCs w:val="22"/>
+          <w:lang w:val="en-US"/>
+        </w:rPr>
+        <w:sym w:font="Wingdings" w:char="F0E0"/>
+      </w:r>
+      <w:r>
+        <w:rPr>
+          <w:sz w:val="24"/>
+          <w:szCs w:val="22"/>
+          <w:lang w:val="en-US"/>
+        </w:rPr>
+        <w:t xml:space="preserve"> This is the method that get executed </w:t>
+      </w:r>
+      <w:r>
+        <w:rPr>
+          <w:b/>
+          <w:bCs/>
+          <w:sz w:val="24"/>
+          <w:szCs w:val="22"/>
+          <w:lang w:val="en-US"/>
+        </w:rPr>
+        <w:t>only once before executing 1</w:t>
+      </w:r>
+      <w:r>
+        <w:rPr>
+          <w:b/>
+          <w:bCs/>
+          <w:sz w:val="24"/>
+          <w:szCs w:val="22"/>
+          <w:vertAlign w:val="superscript"/>
+          <w:lang w:val="en-US"/>
+        </w:rPr>
+        <w:t>st</w:t>
+      </w:r>
+      <w:r>
+        <w:rPr>
+          <w:b/>
+          <w:bCs/>
+          <w:sz w:val="24"/>
+          <w:szCs w:val="22"/>
+          <w:lang w:val="en-US"/>
+        </w:rPr>
+        <w:t xml:space="preserve"> test case.</w:t>
+      </w:r>
+    </w:p>
+    <w:p>
+      <w:pPr>
+        <w:pStyle w:val="ListParagraph"/>
+        <w:numPr>
+          <w:ilvl w:val="0"/>
+          <w:numId w:val="31"/>
+        </w:numPr>
+        <w:rPr>
+          <w:sz w:val="24"/>
+          <w:szCs w:val="22"/>
+          <w:lang w:val="en-US"/>
+        </w:rPr>
+      </w:pPr>
+      <w:r>
+        <w:rPr>
+          <w:sz w:val="24"/>
+          <w:szCs w:val="22"/>
+          <w:lang w:val="en-US"/>
+        </w:rPr>
+        <w:t>@AfterTest</w:t>
+      </w:r>
+      <w:r>
+        <w:rPr>
+          <w:sz w:val="24"/>
+          <w:szCs w:val="22"/>
+          <w:lang w:val="en-US"/>
+        </w:rPr>
+        <w:t xml:space="preserve"> </w:t>
+      </w:r>
+      <w:r>
+        <w:rPr>
+          <w:sz w:val="24"/>
+          <w:szCs w:val="22"/>
+          <w:lang w:val="en-US"/>
+        </w:rPr>
+        <w:sym w:font="Wingdings" w:char="F0E0"/>
+      </w:r>
+      <w:r>
+        <w:rPr>
+          <w:sz w:val="24"/>
+          <w:szCs w:val="22"/>
+          <w:lang w:val="en-US"/>
+        </w:rPr>
+        <w:t xml:space="preserve"> This is the method that get executed </w:t>
+      </w:r>
+      <w:r>
+        <w:rPr>
+          <w:b/>
+          <w:bCs/>
+          <w:sz w:val="24"/>
+          <w:szCs w:val="22"/>
+          <w:lang w:val="en-US"/>
+        </w:rPr>
+        <w:t>only once after executing last test case</w:t>
+      </w:r>
+    </w:p>
+    <w:p>
+      <w:pPr>
+        <w:pStyle w:val="ListParagraph"/>
+        <w:numPr>
+          <w:ilvl w:val="0"/>
+          <w:numId w:val="31"/>
+        </w:numPr>
+        <w:rPr>
+          <w:sz w:val="24"/>
+          <w:szCs w:val="22"/>
+          <w:lang w:val="en-US"/>
+        </w:rPr>
+      </w:pPr>
+      <w:r>
+        <w:rPr>
+          <w:sz w:val="24"/>
+          <w:szCs w:val="22"/>
+          <w:lang w:val="en-US"/>
+        </w:rPr>
+        <w:t xml:space="preserve">@BeforeMethod </w:t>
+      </w:r>
+      <w:r>
+        <w:rPr>
+          <w:sz w:val="24"/>
+          <w:szCs w:val="22"/>
+          <w:lang w:val="en-US"/>
+        </w:rPr>
+        <w:sym w:font="Wingdings" w:char="F0E0"/>
+      </w:r>
+      <w:r>
+        <w:rPr>
+          <w:sz w:val="24"/>
+          <w:szCs w:val="22"/>
+          <w:lang w:val="en-US"/>
+        </w:rPr>
+        <w:t xml:space="preserve"> This is the method that will get executed </w:t>
+      </w:r>
+      <w:r>
+        <w:rPr>
+          <w:b/>
+          <w:bCs/>
+          <w:sz w:val="24"/>
+          <w:szCs w:val="22"/>
+          <w:lang w:val="en-US"/>
+        </w:rPr>
+        <w:t>before every test case</w:t>
+      </w:r>
+    </w:p>
+    <w:p>
+      <w:pPr>
+        <w:pStyle w:val="ListParagraph"/>
+        <w:numPr>
+          <w:ilvl w:val="0"/>
+          <w:numId w:val="31"/>
+        </w:numPr>
+        <w:rPr>
+          <w:sz w:val="24"/>
+          <w:szCs w:val="22"/>
+          <w:lang w:val="en-US"/>
+        </w:rPr>
+      </w:pPr>
+      <w:r>
+        <w:rPr>
+          <w:sz w:val="24"/>
+          <w:szCs w:val="22"/>
+          <w:lang w:val="en-US"/>
+        </w:rPr>
+        <w:t xml:space="preserve">@AfterMethod </w:t>
+      </w:r>
+      <w:r>
+        <w:rPr>
+          <w:sz w:val="24"/>
+          <w:szCs w:val="22"/>
+          <w:lang w:val="en-US"/>
+        </w:rPr>
+        <w:sym w:font="Wingdings" w:char="F0E0"/>
+      </w:r>
+      <w:r>
+        <w:rPr>
+          <w:sz w:val="24"/>
+          <w:szCs w:val="22"/>
+          <w:lang w:val="en-US"/>
+        </w:rPr>
+        <w:t xml:space="preserve"> This is the method that will get executed </w:t>
+      </w:r>
+      <w:r>
+        <w:rPr>
+          <w:b/>
+          <w:bCs/>
+          <w:sz w:val="24"/>
+          <w:szCs w:val="22"/>
+          <w:lang w:val="en-US"/>
+        </w:rPr>
+        <w:t>after every test case</w:t>
+      </w:r>
+    </w:p>
+    <w:p>
+      <w:pPr>
+        <w:pStyle w:val="ListParagraph"/>
+        <w:numPr>
+          <w:ilvl w:val="0"/>
+          <w:numId w:val="31"/>
+        </w:numPr>
+        <w:rPr>
+          <w:sz w:val="24"/>
+          <w:szCs w:val="22"/>
+          <w:lang w:val="en-US"/>
+        </w:rPr>
+      </w:pPr>
+    </w:p>
+    <w:p>
+      <w:pPr>
+        <w:rPr>
+          <w:sz w:val="24"/>
+          <w:szCs w:val="22"/>
+          <w:lang w:val="en-US"/>
+        </w:rPr>
+      </w:pPr>
+      <w:r>
+        <w:rPr>
+          <w:sz w:val="24"/>
+          <w:szCs w:val="22"/>
+          <w:lang w:val="en-US"/>
+        </w:rPr>
+        <w:lastRenderedPageBreak/>
+        <w:br/>
+      </w:r>
+      <w:r>
+        <w:rPr>
+          <w:sz w:val="24"/>
+          <w:szCs w:val="22"/>
+          <w:lang w:val="en-US"/>
+        </w:rPr>
+        <w:br/>
+      </w:r>
+    </w:p>
+    <w:p>
+      <w:pPr>
+        <w:rPr>
+          <w:sz w:val="24"/>
+          <w:szCs w:val="22"/>
+          <w:lang w:val="en-US"/>
+        </w:rPr>
+      </w:pPr>
+      <w:r>
+        <w:rPr>
+          <w:sz w:val="24"/>
+          <w:szCs w:val="22"/>
+          <w:lang w:val="en-US"/>
+        </w:rPr>
+        <w:t>BeforeTest</w:t>
+      </w:r>
+    </w:p>
+    <w:p>
+      <w:pPr>
+        <w:ind w:firstLine="720"/>
+        <w:rPr>
+          <w:sz w:val="24"/>
+          <w:szCs w:val="22"/>
+          <w:lang w:val="en-US"/>
+        </w:rPr>
+      </w:pPr>
+      <w:r>
+        <w:rPr>
+          <w:sz w:val="24"/>
+          <w:szCs w:val="22"/>
+          <w:lang w:val="en-US"/>
+        </w:rPr>
+        <w:t>BeforeMethod</w:t>
+      </w:r>
+    </w:p>
+    <w:p>
+      <w:pPr>
+        <w:ind w:left="720" w:firstLine="720"/>
+        <w:rPr>
+          <w:sz w:val="24"/>
+          <w:szCs w:val="22"/>
+          <w:lang w:val="en-US"/>
+        </w:rPr>
+      </w:pPr>
+      <w:r>
+        <w:rPr>
+          <w:sz w:val="24"/>
+          <w:szCs w:val="22"/>
+          <w:lang w:val="en-US"/>
+        </w:rPr>
+        <w:t>Test 1</w:t>
+      </w:r>
+    </w:p>
+    <w:p>
+      <w:pPr>
+        <w:rPr>
+          <w:sz w:val="24"/>
+          <w:szCs w:val="22"/>
+          <w:lang w:val="en-US"/>
+        </w:rPr>
+      </w:pPr>
+      <w:r>
+        <w:rPr>
+          <w:sz w:val="24"/>
+          <w:szCs w:val="22"/>
+          <w:lang w:val="en-US"/>
+        </w:rPr>
+        <w:tab/>
+        <w:t>AfterMethod</w:t>
+      </w:r>
+    </w:p>
+    <w:p>
+      <w:pPr>
+        <w:rPr>
+          <w:sz w:val="24"/>
+          <w:szCs w:val="22"/>
+          <w:lang w:val="en-US"/>
+        </w:rPr>
+      </w:pPr>
+      <w:r>
+        <w:rPr>
+          <w:sz w:val="24"/>
+          <w:szCs w:val="22"/>
+          <w:lang w:val="en-US"/>
+        </w:rPr>
+        <w:tab/>
+        <w:t>BeforeMethod</w:t>
+      </w:r>
+    </w:p>
+    <w:p>
+      <w:pPr>
+        <w:ind w:left="720" w:firstLine="720"/>
+        <w:rPr>
+          <w:sz w:val="24"/>
+          <w:szCs w:val="22"/>
+          <w:lang w:val="en-US"/>
+        </w:rPr>
+      </w:pPr>
+      <w:r>
+        <w:rPr>
+          <w:sz w:val="24"/>
+          <w:szCs w:val="22"/>
+          <w:lang w:val="en-US"/>
+        </w:rPr>
+        <w:t>Test 2</w:t>
+      </w:r>
+    </w:p>
+    <w:p>
+      <w:pPr>
+        <w:rPr>
+          <w:sz w:val="24"/>
+          <w:szCs w:val="22"/>
+          <w:lang w:val="en-US"/>
+        </w:rPr>
+      </w:pPr>
+      <w:r>
+        <w:rPr>
+          <w:sz w:val="24"/>
+          <w:szCs w:val="22"/>
+          <w:lang w:val="en-US"/>
+        </w:rPr>
+        <w:tab/>
+        <w:t>AfterMethod</w:t>
+      </w:r>
+    </w:p>
+    <w:p>
+      <w:pPr>
+        <w:ind w:firstLine="720"/>
+        <w:rPr>
+          <w:sz w:val="24"/>
+          <w:szCs w:val="22"/>
+          <w:lang w:val="en-US"/>
+        </w:rPr>
+      </w:pPr>
+      <w:r>
+        <w:rPr>
+          <w:sz w:val="24"/>
+          <w:szCs w:val="22"/>
+          <w:lang w:val="en-US"/>
+        </w:rPr>
+        <w:t>BeforeMethod</w:t>
+      </w:r>
+    </w:p>
+    <w:p>
+      <w:pPr>
+        <w:ind w:left="720" w:firstLine="720"/>
+        <w:rPr>
+          <w:sz w:val="24"/>
+          <w:szCs w:val="22"/>
+          <w:lang w:val="en-US"/>
+        </w:rPr>
+      </w:pPr>
+      <w:r>
+        <w:rPr>
+          <w:sz w:val="24"/>
+          <w:szCs w:val="22"/>
+          <w:lang w:val="en-US"/>
+        </w:rPr>
+        <w:t>Test 3</w:t>
+      </w:r>
+    </w:p>
+    <w:p>
+      <w:pPr>
+        <w:rPr>
+          <w:sz w:val="24"/>
+          <w:szCs w:val="22"/>
+          <w:lang w:val="en-US"/>
+        </w:rPr>
+      </w:pPr>
+      <w:r>
+        <w:rPr>
+          <w:sz w:val="24"/>
+          <w:szCs w:val="22"/>
+          <w:lang w:val="en-US"/>
+        </w:rPr>
+        <w:tab/>
+        <w:t>AfterMethod</w:t>
+      </w:r>
+    </w:p>
+    <w:p>
+      <w:pPr>
+        <w:rPr>
+          <w:sz w:val="24"/>
+          <w:szCs w:val="22"/>
+          <w:lang w:val="en-US"/>
+        </w:rPr>
+      </w:pPr>
+      <w:r>
+        <w:rPr>
+          <w:sz w:val="24"/>
+          <w:szCs w:val="22"/>
+          <w:lang w:val="en-US"/>
+        </w:rPr>
+        <w:tab/>
+        <w:t>BeforeMethod</w:t>
+      </w:r>
+    </w:p>
+    <w:p>
+      <w:pPr>
+        <w:ind w:left="720" w:firstLine="720"/>
+        <w:rPr>
+          <w:sz w:val="24"/>
+          <w:szCs w:val="22"/>
+          <w:lang w:val="en-US"/>
+        </w:rPr>
+      </w:pPr>
+      <w:r>
+        <w:rPr>
+          <w:sz w:val="24"/>
+          <w:szCs w:val="22"/>
+          <w:lang w:val="en-US"/>
+        </w:rPr>
+        <w:t>Test 4</w:t>
+      </w:r>
+    </w:p>
+    <w:p>
+      <w:pPr>
+        <w:rPr>
+          <w:sz w:val="24"/>
+          <w:szCs w:val="22"/>
+          <w:lang w:val="en-US"/>
+        </w:rPr>
+      </w:pPr>
+      <w:r>
+        <w:rPr>
+          <w:sz w:val="24"/>
+          <w:szCs w:val="22"/>
+          <w:lang w:val="en-US"/>
+        </w:rPr>
+        <w:tab/>
+        <w:t>AfterMethod</w:t>
+      </w:r>
+    </w:p>
+    <w:p>
+      <w:pPr>
+        <w:rPr>
+          <w:sz w:val="24"/>
+          <w:szCs w:val="22"/>
+          <w:lang w:val="en-US"/>
+        </w:rPr>
+      </w:pPr>
+      <w:r>
+        <w:rPr>
+          <w:sz w:val="24"/>
+          <w:szCs w:val="22"/>
+          <w:lang w:val="en-US"/>
+        </w:rPr>
+        <w:t>AfterTest</w:t>
+      </w:r>
+    </w:p>
+    <w:p>
+      <w:pPr>
+        <w:rPr>
+          <w:sz w:val="24"/>
+          <w:szCs w:val="22"/>
+          <w:lang w:val="en-US"/>
+        </w:rPr>
+      </w:pPr>
+    </w:p>
+    <w:p>
+      <w:pPr>
+        <w:rPr>
+          <w:b/>
+          <w:bCs/>
+          <w:sz w:val="24"/>
+          <w:szCs w:val="22"/>
+          <w:lang w:val="en-US"/>
+        </w:rPr>
+      </w:pPr>
+      <w:r>
+        <w:rPr>
+          <w:b/>
+          <w:bCs/>
+          <w:sz w:val="24"/>
+          <w:szCs w:val="22"/>
+          <w:lang w:val="en-US"/>
+        </w:rPr>
+        <w:t>Points to be noted about configuration methods</w:t>
+      </w:r>
+    </w:p>
+    <w:p>
+      <w:pPr>
+        <w:pStyle w:val="ListParagraph"/>
+        <w:numPr>
+          <w:ilvl w:val="0"/>
+          <w:numId w:val="32"/>
+        </w:numPr>
+        <w:rPr>
+          <w:sz w:val="24"/>
+          <w:szCs w:val="22"/>
+          <w:lang w:val="en-US"/>
+        </w:rPr>
+      </w:pPr>
+      <w:r>
+        <w:rPr>
+          <w:sz w:val="24"/>
+          <w:szCs w:val="22"/>
+          <w:lang w:val="en-US"/>
+        </w:rPr>
+        <w:t>They can appear anywhere in the class. Sequence doesn’t matter</w:t>
+      </w:r>
+    </w:p>
+    <w:p>
+      <w:pPr>
+        <w:pStyle w:val="ListParagraph"/>
+        <w:numPr>
+          <w:ilvl w:val="0"/>
+          <w:numId w:val="32"/>
+        </w:numPr>
+        <w:rPr>
+          <w:sz w:val="24"/>
+          <w:szCs w:val="22"/>
+          <w:lang w:val="en-US"/>
+        </w:rPr>
+      </w:pPr>
+      <w:r>
+        <w:rPr>
+          <w:sz w:val="24"/>
+          <w:szCs w:val="22"/>
+          <w:lang w:val="en-US"/>
+        </w:rPr>
+        <w:t>They need not to be in pair.</w:t>
+      </w:r>
+    </w:p>
+    <w:p>
+      <w:pPr>
+        <w:rPr>
+          <w:sz w:val="24"/>
+          <w:szCs w:val="22"/>
+          <w:lang w:val="en-US"/>
+        </w:rPr>
+      </w:pPr>
+    </w:p>
+    <w:p>
+      <w:pPr>
+        <w:rPr>
+          <w:b/>
+          <w:bCs/>
+          <w:sz w:val="24"/>
+          <w:szCs w:val="22"/>
+          <w:lang w:val="en-US"/>
+        </w:rPr>
+      </w:pPr>
+      <w:r>
+        <w:rPr>
+          <w:b/>
+          <w:bCs/>
+          <w:sz w:val="24"/>
+          <w:szCs w:val="22"/>
+          <w:lang w:val="en-US"/>
+        </w:rPr>
+        <w:t>Data Driven Testing</w:t>
+      </w:r>
+    </w:p>
+    <w:p>
+      <w:pPr>
+        <w:pStyle w:val="ListParagraph"/>
+        <w:numPr>
+          <w:ilvl w:val="0"/>
+          <w:numId w:val="33"/>
+        </w:numPr>
+        <w:rPr>
+          <w:sz w:val="24"/>
+          <w:szCs w:val="22"/>
+          <w:lang w:val="en-US"/>
+        </w:rPr>
+      </w:pPr>
+      <w:r>
+        <w:rPr>
+          <w:sz w:val="24"/>
+          <w:szCs w:val="22"/>
+          <w:lang w:val="en-US"/>
+        </w:rPr>
+        <w:t>Technique via which a single test case can be executed multiple times with multiple data set.</w:t>
+      </w:r>
+    </w:p>
+    <w:p>
+      <w:pPr>
+        <w:pStyle w:val="ListParagraph"/>
+        <w:numPr>
+          <w:ilvl w:val="0"/>
+          <w:numId w:val="33"/>
+        </w:numPr>
+        <w:rPr>
+          <w:sz w:val="24"/>
+          <w:szCs w:val="22"/>
+          <w:lang w:val="en-US"/>
+        </w:rPr>
+      </w:pPr>
+      <w:r>
+        <w:rPr>
+          <w:sz w:val="24"/>
+          <w:szCs w:val="22"/>
+          <w:lang w:val="en-US"/>
+        </w:rPr>
+        <w:t>Can be implemented via @DataProvider</w:t>
+      </w:r>
       <w:bookmarkStart w:id="0" w:name="_GoBack"/>
       <w:bookmarkEnd w:id="0"/>
     </w:p>
@@ -12434,6 +12771,95 @@
     </w:lvl>
   </w:abstractNum>
   <w:abstractNum w:abstractNumId="2">
+    <w:nsid w:val="13611977"/>
+    <w:multiLevelType w:val="hybridMultilevel"/>
+    <w:tmpl w:val="65D89DDE"/>
+    <w:lvl w:ilvl="0" w:tplc="4009000F">
+      <w:start w:val="1"/>
+      <w:numFmt w:val="decimal"/>
+      <w:lvlText w:val="%1."/>
+      <w:lvlJc w:val="left"/>
+      <w:pPr>
+        <w:ind w:left="720" w:hanging="360"/>
+      </w:pPr>
+      <w:rPr>
+        <w:rFonts w:hint="default"/>
+      </w:rPr>
+    </w:lvl>
+    <w:lvl w:ilvl="1" w:tplc="40090019" w:tentative="1">
+      <w:start w:val="1"/>
+      <w:numFmt w:val="lowerLetter"/>
+      <w:lvlText w:val="%2."/>
+      <w:lvlJc w:val="left"/>
+      <w:pPr>
+        <w:ind w:left="1440" w:hanging="360"/>
+      </w:pPr>
+    </w:lvl>
+    <w:lvl w:ilvl="2" w:tplc="4009001B" w:tentative="1">
+      <w:start w:val="1"/>
+      <w:numFmt w:val="lowerRoman"/>
+      <w:lvlText w:val="%3."/>
+      <w:lvlJc w:val="right"/>
+      <w:pPr>
+        <w:ind w:left="2160" w:hanging="180"/>
+      </w:pPr>
+    </w:lvl>
+    <w:lvl w:ilvl="3" w:tplc="4009000F" w:tentative="1">
+      <w:start w:val="1"/>
+      <w:numFmt w:val="decimal"/>
+      <w:lvlText w:val="%4."/>
+      <w:lvlJc w:val="left"/>
+      <w:pPr>
+        <w:ind w:left="2880" w:hanging="360"/>
+      </w:pPr>
+    </w:lvl>
+    <w:lvl w:ilvl="4" w:tplc="40090019" w:tentative="1">
+      <w:start w:val="1"/>
+      <w:numFmt w:val="lowerLetter"/>
+      <w:lvlText w:val="%5."/>
+      <w:lvlJc w:val="left"/>
+      <w:pPr>
+        <w:ind w:left="3600" w:hanging="360"/>
+      </w:pPr>
+    </w:lvl>
+    <w:lvl w:ilvl="5" w:tplc="4009001B" w:tentative="1">
+      <w:start w:val="1"/>
+      <w:numFmt w:val="lowerRoman"/>
+      <w:lvlText w:val="%6."/>
+      <w:lvlJc w:val="right"/>
+      <w:pPr>
+        <w:ind w:left="4320" w:hanging="180"/>
+      </w:pPr>
+    </w:lvl>
+    <w:lvl w:ilvl="6" w:tplc="4009000F" w:tentative="1">
+      <w:start w:val="1"/>
+      <w:numFmt w:val="decimal"/>
+      <w:lvlText w:val="%7."/>
+      <w:lvlJc w:val="left"/>
+      <w:pPr>
+        <w:ind w:left="5040" w:hanging="360"/>
+      </w:pPr>
+    </w:lvl>
+    <w:lvl w:ilvl="7" w:tplc="40090019" w:tentative="1">
+      <w:start w:val="1"/>
+      <w:numFmt w:val="lowerLetter"/>
+      <w:lvlText w:val="%8."/>
+      <w:lvlJc w:val="left"/>
+      <w:pPr>
+        <w:ind w:left="5760" w:hanging="360"/>
+      </w:pPr>
+    </w:lvl>
+    <w:lvl w:ilvl="8" w:tplc="4009001B" w:tentative="1">
+      <w:start w:val="1"/>
+      <w:numFmt w:val="lowerRoman"/>
+      <w:lvlText w:val="%9."/>
+      <w:lvlJc w:val="right"/>
+      <w:pPr>
+        <w:ind w:left="6480" w:hanging="180"/>
+      </w:pPr>
+    </w:lvl>
+  </w:abstractNum>
+  <w:abstractNum w:abstractNumId="3">
     <w:nsid w:val="15BA43E3"/>
     <w:multiLevelType w:val="hybridMultilevel"/>
     <w:tmpl w:val="55CCFBDE"/>
@@ -12522,7 +12948,7 @@
       </w:pPr>
     </w:lvl>
   </w:abstractNum>
-  <w:abstractNum w:abstractNumId="3">
+  <w:abstractNum w:abstractNumId="4">
     <w:nsid w:val="17431532"/>
     <w:multiLevelType w:val="hybridMultilevel"/>
     <w:tmpl w:val="3D88D956"/>
@@ -12611,7 +13037,7 @@
       </w:pPr>
     </w:lvl>
   </w:abstractNum>
-  <w:abstractNum w:abstractNumId="4">
+  <w:abstractNum w:abstractNumId="5">
     <w:nsid w:val="1A1B3715"/>
     <w:multiLevelType w:val="hybridMultilevel"/>
     <w:tmpl w:val="B958D526"/>
@@ -12724,7 +13150,7 @@
       </w:rPr>
     </w:lvl>
   </w:abstractNum>
-  <w:abstractNum w:abstractNumId="5">
+  <w:abstractNum w:abstractNumId="6">
     <w:nsid w:val="1ACF1D3C"/>
     <w:multiLevelType w:val="hybridMultilevel"/>
     <w:tmpl w:val="8BC0B462"/>
@@ -12837,7 +13263,7 @@
       </w:rPr>
     </w:lvl>
   </w:abstractNum>
-  <w:abstractNum w:abstractNumId="6">
+  <w:abstractNum w:abstractNumId="7">
     <w:nsid w:val="1D0166BD"/>
     <w:multiLevelType w:val="hybridMultilevel"/>
     <w:tmpl w:val="73A888F8"/>
@@ -12926,7 +13352,96 @@
       </w:pPr>
     </w:lvl>
   </w:abstractNum>
-  <w:abstractNum w:abstractNumId="7">
+  <w:abstractNum w:abstractNumId="8">
+    <w:nsid w:val="22E55564"/>
+    <w:multiLevelType w:val="hybridMultilevel"/>
+    <w:tmpl w:val="B0FAF5DE"/>
+    <w:lvl w:ilvl="0" w:tplc="4009000F">
+      <w:start w:val="1"/>
+      <w:numFmt w:val="decimal"/>
+      <w:lvlText w:val="%1."/>
+      <w:lvlJc w:val="left"/>
+      <w:pPr>
+        <w:ind w:left="720" w:hanging="360"/>
+      </w:pPr>
+      <w:rPr>
+        <w:rFonts w:hint="default"/>
+      </w:rPr>
+    </w:lvl>
+    <w:lvl w:ilvl="1" w:tplc="40090019" w:tentative="1">
+      <w:start w:val="1"/>
+      <w:numFmt w:val="lowerLetter"/>
+      <w:lvlText w:val="%2."/>
+      <w:lvlJc w:val="left"/>
+      <w:pPr>
+        <w:ind w:left="1440" w:hanging="360"/>
+      </w:pPr>
+    </w:lvl>
+    <w:lvl w:ilvl="2" w:tplc="4009001B" w:tentative="1">
+      <w:start w:val="1"/>
+      <w:numFmt w:val="lowerRoman"/>
+      <w:lvlText w:val="%3."/>
+      <w:lvlJc w:val="right"/>
+      <w:pPr>
+        <w:ind w:left="2160" w:hanging="180"/>
+      </w:pPr>
+    </w:lvl>
+    <w:lvl w:ilvl="3" w:tplc="4009000F" w:tentative="1">
+      <w:start w:val="1"/>
+      <w:numFmt w:val="decimal"/>
+      <w:lvlText w:val="%4."/>
+      <w:lvlJc w:val="left"/>
+      <w:pPr>
+        <w:ind w:left="2880" w:hanging="360"/>
+      </w:pPr>
+    </w:lvl>
+    <w:lvl w:ilvl="4" w:tplc="40090019" w:tentative="1">
+      <w:start w:val="1"/>
+      <w:numFmt w:val="lowerLetter"/>
+      <w:lvlText w:val="%5."/>
+      <w:lvlJc w:val="left"/>
+      <w:pPr>
+        <w:ind w:left="3600" w:hanging="360"/>
+      </w:pPr>
+    </w:lvl>
+    <w:lvl w:ilvl="5" w:tplc="4009001B" w:tentative="1">
+      <w:start w:val="1"/>
+      <w:numFmt w:val="lowerRoman"/>
+      <w:lvlText w:val="%6."/>
+      <w:lvlJc w:val="right"/>
+      <w:pPr>
+        <w:ind w:left="4320" w:hanging="180"/>
+      </w:pPr>
+    </w:lvl>
+    <w:lvl w:ilvl="6" w:tplc="4009000F" w:tentative="1">
+      <w:start w:val="1"/>
+      <w:numFmt w:val="decimal"/>
+      <w:lvlText w:val="%7."/>
+      <w:lvlJc w:val="left"/>
+      <w:pPr>
+        <w:ind w:left="5040" w:hanging="360"/>
+      </w:pPr>
+    </w:lvl>
+    <w:lvl w:ilvl="7" w:tplc="40090019" w:tentative="1">
+      <w:start w:val="1"/>
+      <w:numFmt w:val="lowerLetter"/>
+      <w:lvlText w:val="%8."/>
+      <w:lvlJc w:val="left"/>
+      <w:pPr>
+        <w:ind w:left="5760" w:hanging="360"/>
+      </w:pPr>
+    </w:lvl>
+    <w:lvl w:ilvl="8" w:tplc="4009001B" w:tentative="1">
+      <w:start w:val="1"/>
+      <w:numFmt w:val="lowerRoman"/>
+      <w:lvlText w:val="%9."/>
+      <w:lvlJc w:val="right"/>
+      <w:pPr>
+        <w:ind w:left="6480" w:hanging="180"/>
+      </w:pPr>
+    </w:lvl>
+  </w:abstractNum>
+  <w:abstractNum w:abstractNumId="9">
     <w:nsid w:val="24AD48A7"/>
     <w:multiLevelType w:val="hybridMultilevel"/>
     <w:tmpl w:val="C53ACF94"/>
@@ -13039,7 +13554,7 @@
       </w:rPr>
     </w:lvl>
   </w:abstractNum>
-  <w:abstractNum w:abstractNumId="8">
+  <w:abstractNum w:abstractNumId="10">
     <w:nsid w:val="44443626"/>
     <w:multiLevelType w:val="hybridMultilevel"/>
     <w:tmpl w:val="3A38E55E"/>
@@ -13152,7 +13667,7 @@
       </w:rPr>
     </w:lvl>
   </w:abstractNum>
-  <w:abstractNum w:abstractNumId="9">
+  <w:abstractNum w:abstractNumId="11">
     <w:nsid w:val="4BCF165C"/>
     <w:multiLevelType w:val="hybridMultilevel"/>
     <w:tmpl w:val="E7067116"/>
@@ -13238,7 +13753,7 @@
       </w:pPr>
     </w:lvl>
   </w:abstractNum>
-  <w:abstractNum w:abstractNumId="10">
+  <w:abstractNum w:abstractNumId="12">
     <w:nsid w:val="4D934839"/>
     <w:multiLevelType w:val="hybridMultilevel"/>
     <w:tmpl w:val="66E021E4"/>
@@ -13327,7 +13842,7 @@
       </w:pPr>
     </w:lvl>
   </w:abstractNum>
-  <w:abstractNum w:abstractNumId="11">
+  <w:abstractNum w:abstractNumId="13">
     <w:nsid w:val="520668FC"/>
     <w:multiLevelType w:val="hybridMultilevel"/>
     <w:tmpl w:val="A4F835F0"/>
@@ -13440,7 +13955,7 @@
       </w:rPr>
     </w:lvl>
   </w:abstractNum>
-  <w:abstractNum w:abstractNumId="12">
+  <w:abstractNum w:abstractNumId="14">
     <w:nsid w:val="542B3911"/>
     <w:multiLevelType w:val="hybridMultilevel"/>
     <w:tmpl w:val="FF9249A0"/>
@@ -13553,7 +14068,7 @@
       </w:rPr>
     </w:lvl>
   </w:abstractNum>
-  <w:abstractNum w:abstractNumId="13">
+  <w:abstractNum w:abstractNumId="15">
     <w:nsid w:val="571D3B3E"/>
     <w:multiLevelType w:val="hybridMultilevel"/>
     <w:tmpl w:val="CF98A6CE"/>
@@ -13666,7 +14181,7 @@
       </w:rPr>
     </w:lvl>
   </w:abstractNum>
-  <w:abstractNum w:abstractNumId="14">
+  <w:abstractNum w:abstractNumId="16">
     <w:nsid w:val="5DA53D78"/>
     <w:multiLevelType w:val="hybridMultilevel"/>
     <w:tmpl w:val="25D4A350"/>
@@ -13755,7 +14270,7 @@
       </w:pPr>
     </w:lvl>
   </w:abstractNum>
-  <w:abstractNum w:abstractNumId="15">
+  <w:abstractNum w:abstractNumId="17">
     <w:nsid w:val="5F4B1933"/>
     <w:multiLevelType w:val="hybridMultilevel"/>
     <w:tmpl w:val="B9F8D93A"/>
@@ -13868,7 +14383,7 @@
       </w:rPr>
     </w:lvl>
   </w:abstractNum>
-  <w:abstractNum w:abstractNumId="16">
+  <w:abstractNum w:abstractNumId="18">
     <w:nsid w:val="5F5160CF"/>
     <w:multiLevelType w:val="hybridMultilevel"/>
     <w:tmpl w:val="CFEE6708"/>
@@ -13981,7 +14496,7 @@
       </w:rPr>
     </w:lvl>
   </w:abstractNum>
-  <w:abstractNum w:abstractNumId="17">
+  <w:abstractNum w:abstractNumId="19">
     <w:nsid w:val="611C3CE1"/>
     <w:multiLevelType w:val="hybridMultilevel"/>
     <w:tmpl w:val="861A04FE"/>
@@ -14070,7 +14585,7 @@
       </w:pPr>
     </w:lvl>
   </w:abstractNum>
-  <w:abstractNum w:abstractNumId="18">
+  <w:abstractNum w:abstractNumId="20">
     <w:nsid w:val="61ED0FA8"/>
     <w:multiLevelType w:val="hybridMultilevel"/>
     <w:tmpl w:val="70CCDFC4"/>
@@ -14159,7 +14674,7 @@
       </w:pPr>
     </w:lvl>
   </w:abstractNum>
-  <w:abstractNum w:abstractNumId="19">
+  <w:abstractNum w:abstractNumId="21">
     <w:nsid w:val="64CF3846"/>
     <w:multiLevelType w:val="hybridMultilevel"/>
     <w:tmpl w:val="13ACF5F6"/>
@@ -14272,7 +14787,7 @@
       </w:rPr>
     </w:lvl>
   </w:abstractNum>
-  <w:abstractNum w:abstractNumId="20">
+  <w:abstractNum w:abstractNumId="22">
     <w:nsid w:val="679919C6"/>
     <w:multiLevelType w:val="hybridMultilevel"/>
     <w:tmpl w:val="D8C8FD88"/>
@@ -14385,7 +14900,7 @@
       </w:rPr>
     </w:lvl>
   </w:abstractNum>
-  <w:abstractNum w:abstractNumId="21">
+  <w:abstractNum w:abstractNumId="23">
     <w:nsid w:val="6D8557E4"/>
     <w:multiLevelType w:val="hybridMultilevel"/>
     <w:tmpl w:val="0A1AF8D0"/>
@@ -14498,7 +15013,7 @@
       </w:rPr>
     </w:lvl>
   </w:abstractNum>
-  <w:abstractNum w:abstractNumId="22">
+  <w:abstractNum w:abstractNumId="24">
     <w:nsid w:val="6E087545"/>
     <w:multiLevelType w:val="hybridMultilevel"/>
     <w:tmpl w:val="68B8BE2E"/>
@@ -14587,7 +15102,7 @@
       </w:pPr>
     </w:lvl>
   </w:abstractNum>
-  <w:abstractNum w:abstractNumId="23">
+  <w:abstractNum w:abstractNumId="25">
     <w:nsid w:val="712436B2"/>
     <w:multiLevelType w:val="hybridMultilevel"/>
     <w:tmpl w:val="7DB88F34"/>
@@ -14700,7 +15215,120 @@
       </w:rPr>
     </w:lvl>
   </w:abstractNum>
-  <w:abstractNum w:abstractNumId="24">
+  <w:abstractNum w:abstractNumId="26">
+    <w:nsid w:val="716327C1"/>
+    <w:multiLevelType w:val="hybridMultilevel"/>
+    <w:tmpl w:val="BF34ABA8"/>
+    <w:lvl w:ilvl="0" w:tplc="40090001">
+      <w:start w:val="1"/>
+      <w:numFmt w:val="bullet"/>
+      <w:lvlText w:val=""/>
+      <w:lvlJc w:val="left"/>
+      <w:pPr>
+        <w:ind w:left="720" w:hanging="360"/>
+      </w:pPr>
+      <w:rPr>
+        <w:rFonts w:ascii="Symbol" w:hAnsi="Symbol" w:hint="default"/>
+      </w:rPr>
+    </w:lvl>
+    <w:lvl w:ilvl="1" w:tplc="40090003" w:tentative="1">
+      <w:start w:val="1"/>
+      <w:numFmt w:val="bullet"/>
+      <w:lvlText w:val="o"/>
+      <w:lvlJc w:val="left"/>
+      <w:pPr>
+        <w:ind w:left="1440" w:hanging="360"/>
+      </w:pPr>
+      <w:rPr>
+        <w:rFonts w:ascii="Courier New" w:hAnsi="Courier New" w:cs="Courier New" w:hint="default"/>
+      </w:rPr>
+    </w:lvl>
+    <w:lvl w:ilvl="2" w:tplc="40090005" w:tentative="1">
+      <w:start w:val="1"/>
+      <w:numFmt w:val="bullet"/>
+      <w:lvlText w:val=""/>
+      <w:lvlJc w:val="left"/>
+      <w:pPr>
+        <w:ind w:left="2160" w:hanging="360"/>
+      </w:pPr>
+      <w:rPr>
+        <w:rFonts w:ascii="Wingdings" w:hAnsi="Wingdings" w:hint="default"/>
+      </w:rPr>
+    </w:lvl>
+    <w:lvl w:ilvl="3" w:tplc="40090001" w:tentative="1">
+      <w:start w:val="1"/>
+      <w:numFmt w:val="bullet"/>
+      <w:lvlText w:val=""/>
+      <w:lvlJc w:val="left"/>
+      <w:pPr>
+        <w:ind w:left="2880" w:hanging="360"/>
+      </w:pPr>
+      <w:rPr>
+        <w:rFonts w:ascii="Symbol" w:hAnsi="Symbol" w:hint="default"/>
+      </w:rPr>
+    </w:lvl>
+    <w:lvl w:ilvl="4" w:tplc="40090003" w:tentative="1">
+      <w:start w:val="1"/>
+      <w:numFmt w:val="bullet"/>
+      <w:lvlText w:val="o"/>
+      <w:lvlJc w:val="left"/>
+      <w:pPr>
+        <w:ind w:left="3600" w:hanging="360"/>
+      </w:pPr>
+      <w:rPr>
+        <w:rFonts w:ascii="Courier New" w:hAnsi="Courier New" w:cs="Courier New" w:hint="default"/>
+      </w:rPr>
+    </w:lvl>
+    <w:lvl w:ilvl="5" w:tplc="40090005" w:tentative="1">
+      <w:start w:val="1"/>
+      <w:numFmt w:val="bullet"/>
+      <w:lvlText w:val=""/>
+      <w:lvlJc w:val="left"/>
+      <w:pPr>
+        <w:ind w:left="4320" w:hanging="360"/>
+      </w:pPr>
+      <w:rPr>
+        <w:rFonts w:ascii="Wingdings" w:hAnsi="Wingdings" w:hint="default"/>
+      </w:rPr>
+    </w:lvl>
+    <w:lvl w:ilvl="6" w:tplc="40090001" w:tentative="1">
+      <w:start w:val="1"/>
+      <w:numFmt w:val="bullet"/>
+      <w:lvlText w:val=""/>
+      <w:lvlJc w:val="left"/>
+      <w:pPr>
+        <w:ind w:left="5040" w:hanging="360"/>
+      </w:pPr>
+      <w:rPr>
+        <w:rFonts w:ascii="Symbol" w:hAnsi="Symbol" w:hint="default"/>
+      </w:rPr>
+    </w:lvl>
+    <w:lvl w:ilvl="7" w:tplc="40090003" w:tentative="1">
+      <w:start w:val="1"/>
+      <w:numFmt w:val="bullet"/>
+      <w:lvlText w:val="o"/>
+      <w:lvlJc w:val="left"/>
+      <w:pPr>
+        <w:ind w:left="5760" w:hanging="360"/>
+      </w:pPr>
+      <w:rPr>
+        <w:rFonts w:ascii="Courier New" w:hAnsi="Courier New" w:cs="Courier New" w:hint="default"/>
+      </w:rPr>
+    </w:lvl>
+    <w:lvl w:ilvl="8" w:tplc="40090005" w:tentative="1">
+      <w:start w:val="1"/>
+      <w:numFmt w:val="bullet"/>
+      <w:lvlText w:val=""/>
+      <w:lvlJc w:val="left"/>
+      <w:pPr>
+        <w:ind w:left="6480" w:hanging="360"/>
+      </w:pPr>
+      <w:rPr>
+        <w:rFonts w:ascii="Wingdings" w:hAnsi="Wingdings" w:hint="default"/>
+      </w:rPr>
+    </w:lvl>
+  </w:abstractNum>
+  <w:abstractNum w:abstractNumId="27">
     <w:nsid w:val="73BF2B49"/>
     <w:multiLevelType w:val="hybridMultilevel"/>
     <w:tmpl w:val="8E56E800"/>
@@ -14813,7 +15441,7 @@
       </w:rPr>
     </w:lvl>
   </w:abstractNum>
-  <w:abstractNum w:abstractNumId="25">
+  <w:abstractNum w:abstractNumId="28">
     <w:nsid w:val="75371497"/>
     <w:multiLevelType w:val="hybridMultilevel"/>
     <w:tmpl w:val="1D686274"/>
@@ -14926,7 +15554,7 @@
       </w:rPr>
     </w:lvl>
   </w:abstractNum>
-  <w:abstractNum w:abstractNumId="26">
+  <w:abstractNum w:abstractNumId="29">
     <w:nsid w:val="7A65502B"/>
     <w:multiLevelType w:val="hybridMultilevel"/>
     <w:tmpl w:val="763EAD76"/>
@@ -15039,7 +15667,7 @@
       </w:rPr>
     </w:lvl>
   </w:abstractNum>
-  <w:abstractNum w:abstractNumId="27">
+  <w:abstractNum w:abstractNumId="30">
     <w:nsid w:val="7CC327AE"/>
     <w:multiLevelType w:val="hybridMultilevel"/>
     <w:tmpl w:val="FD60D564"/>
@@ -15152,7 +15780,7 @@
       </w:rPr>
     </w:lvl>
   </w:abstractNum>
-  <w:abstractNum w:abstractNumId="28">
+  <w:abstractNum w:abstractNumId="31">
     <w:nsid w:val="7D476BBC"/>
     <w:multiLevelType w:val="hybridMultilevel"/>
     <w:tmpl w:val="B360ED0C"/>
@@ -15265,7 +15893,7 @@
       </w:rPr>
     </w:lvl>
   </w:abstractNum>
-  <w:abstractNum w:abstractNumId="29">
+  <w:abstractNum w:abstractNumId="32">
     <w:nsid w:val="7FF367B4"/>
     <w:multiLevelType w:val="hybridMultilevel"/>
     <w:tmpl w:val="3DDC9BF0"/>
@@ -15382,91 +16010,100 @@
     <w:abstractNumId w:val="0"/>
   </w:num>
   <w:num w:numId="2">
+    <w:abstractNumId w:val="15"/>
+  </w:num>
+  <w:num w:numId="3">
+    <w:abstractNumId w:val="21"/>
+  </w:num>
+  <w:num w:numId="4">
+    <w:abstractNumId w:val="27"/>
+  </w:num>
+  <w:num w:numId="5">
+    <w:abstractNumId w:val="9"/>
+  </w:num>
+  <w:num w:numId="6">
+    <w:abstractNumId w:val="25"/>
+  </w:num>
+  <w:num w:numId="7">
+    <w:abstractNumId w:val="32"/>
+  </w:num>
+  <w:num w:numId="8">
+    <w:abstractNumId w:val="10"/>
+  </w:num>
+  <w:num w:numId="9">
+    <w:abstractNumId w:val="17"/>
+  </w:num>
+  <w:num w:numId="10">
+    <w:abstractNumId w:val="7"/>
+  </w:num>
+  <w:num w:numId="11">
     <w:abstractNumId w:val="13"/>
   </w:num>
-  <w:num w:numId="3">
-    <w:abstractNumId w:val="19"/>
+  <w:num w:numId="12">
+    <w:abstractNumId w:val="4"/>
   </w:num>
-  <w:num w:numId="4">
-    <w:abstractNumId w:val="24"/>
-  </w:num>
-  <w:num w:numId="5">
-    <w:abstractNumId w:val="7"/>
-  </w:num>
-  <w:num w:numId="6">
-    <w:abstractNumId w:val="23"/>
-  </w:num>
-  <w:num w:numId="7">
-    <w:abstractNumId w:val="29"/>
-  </w:num>
-  <w:num w:numId="8">
-    <w:abstractNumId w:val="8"/>
-  </w:num>
-  <w:num w:numId="9">
-    <w:abstractNumId w:val="15"/>
-  </w:num>
-  <w:num w:numId="10">
-    <w:abstractNumId w:val="6"/>
-  </w:num>
-  <w:num w:numId="11">
+  <w:num w:numId="13">
     <w:abstractNumId w:val="11"/>
   </w:num>
-  <w:num w:numId="12">
-    <w:abstractNumId w:val="3"/>
-  </w:num>
-  <w:num w:numId="13">
-    <w:abstractNumId w:val="9"/>
-  </w:num>
   <w:num w:numId="14">
-    <w:abstractNumId w:val="22"/>
+    <w:abstractNumId w:val="24"/>
   </w:num>
   <w:num w:numId="15">
     <w:abstractNumId w:val="1"/>
   </w:num>
   <w:num w:numId="16">
-    <w:abstractNumId w:val="10"/>
+    <w:abstractNumId w:val="12"/>
   </w:num>
   <w:num w:numId="17">
-    <w:abstractNumId w:val="26"/>
+    <w:abstractNumId w:val="29"/>
   </w:num>
   <w:num w:numId="18">
+    <w:abstractNumId w:val="22"/>
+  </w:num>
+  <w:num w:numId="19">
     <w:abstractNumId w:val="20"/>
   </w:num>
-  <w:num w:numId="19">
+  <w:num w:numId="20">
+    <w:abstractNumId w:val="6"/>
+  </w:num>
+  <w:num w:numId="21">
+    <w:abstractNumId w:val="23"/>
+  </w:num>
+  <w:num w:numId="22">
+    <w:abstractNumId w:val="30"/>
+  </w:num>
+  <w:num w:numId="23">
+    <w:abstractNumId w:val="16"/>
+  </w:num>
+  <w:num w:numId="24">
+    <w:abstractNumId w:val="19"/>
+  </w:num>
+  <w:num w:numId="25">
+    <w:abstractNumId w:val="5"/>
+  </w:num>
+  <w:num w:numId="26">
+    <w:abstractNumId w:val="31"/>
+  </w:num>
+  <w:num w:numId="27">
+    <w:abstractNumId w:val="14"/>
+  </w:num>
+  <w:num w:numId="28">
+    <w:abstractNumId w:val="3"/>
+  </w:num>
+  <w:num w:numId="29">
     <w:abstractNumId w:val="18"/>
   </w:num>
-  <w:num w:numId="20">
-    <w:abstractNumId w:val="5"/>
-  </w:num>
-  <w:num w:numId="21">
-    <w:abstractNumId w:val="21"/>
-  </w:num>
-  <w:num w:numId="22">
-    <w:abstractNumId w:val="27"/>
-  </w:num>
-  <w:num w:numId="23">
-    <w:abstractNumId w:val="14"/>
-  </w:num>
-  <w:num w:numId="24">
-    <w:abstractNumId w:val="17"/>
-  </w:num>
-  <w:num w:numId="25">
-    <w:abstractNumId w:val="4"/>
-  </w:num>
-  <w:num w:numId="26">
+  <w:num w:numId="30">
     <w:abstractNumId w:val="28"/>
   </w:num>
-  <w:num w:numId="27">
-    <w:abstractNumId w:val="12"/>
-  </w:num>
-  <w:num w:numId="28">
+  <w:num w:numId="31">
     <w:abstractNumId w:val="2"/>
   </w:num>
-  <w:num w:numId="29">
-    <w:abstractNumId w:val="16"/>
+  <w:num w:numId="32">
+    <w:abstractNumId w:val="8"/>
   </w:num>
-  <w:num w:numId="30">
-    <w:abstractNumId w:val="25"/>
+  <w:num w:numId="33">
+    <w:abstractNumId w:val="26"/>
   </w:num>
 </w:numbering>
 </file>
@@ -16999,31 +17636,31 @@
     </dgm:pt>
   </dgm:ptLst>
   <dgm:cxnLst>
-    <dgm:cxn modelId="{F34598A8-4FFD-43C5-A142-EBB660E4A69E}" type="presOf" srcId="{9C4D6193-4800-45DB-9EB9-DA2277B5D91B}" destId="{B8DA0D4A-E19E-4233-86B3-A96400569C53}" srcOrd="1" destOrd="0" presId="urn:microsoft.com/office/officeart/2005/8/layout/process1"/>
-    <dgm:cxn modelId="{1537DB57-F96E-4939-93B9-E01309E9BA2E}" type="presOf" srcId="{214208B8-431D-481C-9A4C-228B7308ADA8}" destId="{5D4876CA-733D-4DFD-8E79-4A3DBC7C7C6B}" srcOrd="1" destOrd="0" presId="urn:microsoft.com/office/officeart/2005/8/layout/process1"/>
-    <dgm:cxn modelId="{DE5DC6DB-9FCF-4E8E-828C-C10644E7FFC5}" type="presOf" srcId="{5AAB36AD-884F-4169-9EAA-81A3D87ABCFA}" destId="{AB8F05C3-3669-4AF7-9C79-08939721A716}" srcOrd="0" destOrd="0" presId="urn:microsoft.com/office/officeart/2005/8/layout/process1"/>
-    <dgm:cxn modelId="{8326F7C8-8082-4030-94F2-C1E882BAAB18}" type="presOf" srcId="{7201A391-9828-4B1D-A3C1-894234D041DB}" destId="{FDD593C1-9D9B-40ED-8C6D-5142CB0F0E3E}" srcOrd="1" destOrd="0" presId="urn:microsoft.com/office/officeart/2005/8/layout/process1"/>
-    <dgm:cxn modelId="{A151ACF9-DCBB-4525-8967-01A76C4F4BFA}" type="presOf" srcId="{BF8C77AF-CFF1-4B53-B009-D4E001D240D6}" destId="{D0DFB2B8-5022-4762-AA62-9B0CF1B32B60}" srcOrd="0" destOrd="0" presId="urn:microsoft.com/office/officeart/2005/8/layout/process1"/>
+    <dgm:cxn modelId="{B151CA70-0406-48D6-8013-3F7D288766AD}" srcId="{9EE1A18E-AD2D-415E-8996-B35207C41ED0}" destId="{5AAB36AD-884F-4169-9EAA-81A3D87ABCFA}" srcOrd="0" destOrd="0" parTransId="{4796A0B2-FD04-4D0D-B4E3-6A8EB9A6D74D}" sibTransId="{9C4D6193-4800-45DB-9EB9-DA2277B5D91B}"/>
+    <dgm:cxn modelId="{F764984F-EBA3-4452-BDF9-58ADE0C0C00D}" type="presOf" srcId="{9EE1A18E-AD2D-415E-8996-B35207C41ED0}" destId="{B9FC173B-3430-402C-9BFA-D498C62BCC2D}" srcOrd="0" destOrd="0" presId="urn:microsoft.com/office/officeart/2005/8/layout/process1"/>
+    <dgm:cxn modelId="{ECAA22AD-5956-4F2E-8321-DAFE3F008574}" type="presOf" srcId="{214208B8-431D-481C-9A4C-228B7308ADA8}" destId="{5D4876CA-733D-4DFD-8E79-4A3DBC7C7C6B}" srcOrd="1" destOrd="0" presId="urn:microsoft.com/office/officeart/2005/8/layout/process1"/>
+    <dgm:cxn modelId="{39F27088-F2FF-4B1E-85B8-75E4A5853051}" srcId="{9EE1A18E-AD2D-415E-8996-B35207C41ED0}" destId="{EF5675B6-38BA-4455-BA87-E62399D49989}" srcOrd="2" destOrd="0" parTransId="{B9F702AD-11CA-445A-BE84-AFE50ED28D23}" sibTransId="{7201A391-9828-4B1D-A3C1-894234D041DB}"/>
+    <dgm:cxn modelId="{711EF1FD-73D3-4091-A079-E2D0A2D64497}" type="presOf" srcId="{9C4D6193-4800-45DB-9EB9-DA2277B5D91B}" destId="{374ED80F-5E6F-4A85-B95B-4BA99538042E}" srcOrd="0" destOrd="0" presId="urn:microsoft.com/office/officeart/2005/8/layout/process1"/>
+    <dgm:cxn modelId="{F71389DC-EB65-40DE-AD5E-7A4EA4C1892C}" type="presOf" srcId="{5AAB36AD-884F-4169-9EAA-81A3D87ABCFA}" destId="{AB8F05C3-3669-4AF7-9C79-08939721A716}" srcOrd="0" destOrd="0" presId="urn:microsoft.com/office/officeart/2005/8/layout/process1"/>
+    <dgm:cxn modelId="{4D1B4854-AE2E-470B-9115-BD099FD5799A}" srcId="{9EE1A18E-AD2D-415E-8996-B35207C41ED0}" destId="{BF4790F6-D1AA-430E-85BA-C07F91D009F2}" srcOrd="1" destOrd="0" parTransId="{974B1A63-8714-4E97-A93F-006B83F9DBF3}" sibTransId="{214208B8-431D-481C-9A4C-228B7308ADA8}"/>
+    <dgm:cxn modelId="{41A83884-86F3-43CC-ADEB-4716CCAC4B53}" type="presOf" srcId="{BF8C77AF-CFF1-4B53-B009-D4E001D240D6}" destId="{D0DFB2B8-5022-4762-AA62-9B0CF1B32B60}" srcOrd="0" destOrd="0" presId="urn:microsoft.com/office/officeart/2005/8/layout/process1"/>
+    <dgm:cxn modelId="{5DC5D3F9-1A01-4D33-8A55-54B9A317A2BC}" type="presOf" srcId="{7201A391-9828-4B1D-A3C1-894234D041DB}" destId="{FDD593C1-9D9B-40ED-8C6D-5142CB0F0E3E}" srcOrd="1" destOrd="0" presId="urn:microsoft.com/office/officeart/2005/8/layout/process1"/>
+    <dgm:cxn modelId="{51608816-F95F-4B75-A2DC-CD1C4D21C139}" type="presOf" srcId="{9C4D6193-4800-45DB-9EB9-DA2277B5D91B}" destId="{B8DA0D4A-E19E-4233-86B3-A96400569C53}" srcOrd="1" destOrd="0" presId="urn:microsoft.com/office/officeart/2005/8/layout/process1"/>
     <dgm:cxn modelId="{80AB986A-FDF3-41B1-9092-584CE3EB969B}" srcId="{9EE1A18E-AD2D-415E-8996-B35207C41ED0}" destId="{BF8C77AF-CFF1-4B53-B009-D4E001D240D6}" srcOrd="3" destOrd="0" parTransId="{FBE35E27-7BCE-41B3-88D2-29BD34AAC180}" sibTransId="{DC8EEA03-196C-4689-B6BD-D5BC213D37CC}"/>
-    <dgm:cxn modelId="{8ACEA5CE-A43B-4B1A-BAE1-83486487660A}" type="presOf" srcId="{EF5675B6-38BA-4455-BA87-E62399D49989}" destId="{DEB61738-BCA0-4546-95CF-970A62665FC2}" srcOrd="0" destOrd="0" presId="urn:microsoft.com/office/officeart/2005/8/layout/process1"/>
-    <dgm:cxn modelId="{64AADB9E-1AA3-4A8F-A6F0-0B464B55AA58}" type="presOf" srcId="{9EE1A18E-AD2D-415E-8996-B35207C41ED0}" destId="{B9FC173B-3430-402C-9BFA-D498C62BCC2D}" srcOrd="0" destOrd="0" presId="urn:microsoft.com/office/officeart/2005/8/layout/process1"/>
-    <dgm:cxn modelId="{E6470862-B838-4782-B0DA-CE7426C6238B}" type="presOf" srcId="{9C4D6193-4800-45DB-9EB9-DA2277B5D91B}" destId="{374ED80F-5E6F-4A85-B95B-4BA99538042E}" srcOrd="0" destOrd="0" presId="urn:microsoft.com/office/officeart/2005/8/layout/process1"/>
-    <dgm:cxn modelId="{29B15857-134A-4D68-B160-976A1B9530FD}" type="presOf" srcId="{214208B8-431D-481C-9A4C-228B7308ADA8}" destId="{C789FCC9-4717-4FFC-BA71-F98E7B1B3115}" srcOrd="0" destOrd="0" presId="urn:microsoft.com/office/officeart/2005/8/layout/process1"/>
-    <dgm:cxn modelId="{4D1B4854-AE2E-470B-9115-BD099FD5799A}" srcId="{9EE1A18E-AD2D-415E-8996-B35207C41ED0}" destId="{BF4790F6-D1AA-430E-85BA-C07F91D009F2}" srcOrd="1" destOrd="0" parTransId="{974B1A63-8714-4E97-A93F-006B83F9DBF3}" sibTransId="{214208B8-431D-481C-9A4C-228B7308ADA8}"/>
-    <dgm:cxn modelId="{90D8D05D-DFA8-49BA-B876-16E1C2CAA030}" type="presOf" srcId="{BF4790F6-D1AA-430E-85BA-C07F91D009F2}" destId="{485EB252-98AF-4CC0-A401-D9A154AAFC53}" srcOrd="0" destOrd="0" presId="urn:microsoft.com/office/officeart/2005/8/layout/process1"/>
-    <dgm:cxn modelId="{B151CA70-0406-48D6-8013-3F7D288766AD}" srcId="{9EE1A18E-AD2D-415E-8996-B35207C41ED0}" destId="{5AAB36AD-884F-4169-9EAA-81A3D87ABCFA}" srcOrd="0" destOrd="0" parTransId="{4796A0B2-FD04-4D0D-B4E3-6A8EB9A6D74D}" sibTransId="{9C4D6193-4800-45DB-9EB9-DA2277B5D91B}"/>
-    <dgm:cxn modelId="{81572798-CCC6-4986-8BEF-E6B226175B67}" type="presOf" srcId="{7201A391-9828-4B1D-A3C1-894234D041DB}" destId="{05A02C9E-6432-4B6A-91B3-E0BA65A6B1AE}" srcOrd="0" destOrd="0" presId="urn:microsoft.com/office/officeart/2005/8/layout/process1"/>
-    <dgm:cxn modelId="{39F27088-F2FF-4B1E-85B8-75E4A5853051}" srcId="{9EE1A18E-AD2D-415E-8996-B35207C41ED0}" destId="{EF5675B6-38BA-4455-BA87-E62399D49989}" srcOrd="2" destOrd="0" parTransId="{B9F702AD-11CA-445A-BE84-AFE50ED28D23}" sibTransId="{7201A391-9828-4B1D-A3C1-894234D041DB}"/>
-    <dgm:cxn modelId="{1F852276-28A6-4363-A421-3F744BB95CD3}" type="presParOf" srcId="{B9FC173B-3430-402C-9BFA-D498C62BCC2D}" destId="{AB8F05C3-3669-4AF7-9C79-08939721A716}" srcOrd="0" destOrd="0" presId="urn:microsoft.com/office/officeart/2005/8/layout/process1"/>
-    <dgm:cxn modelId="{5F6F75DD-E127-4506-B700-B4901BA748A0}" type="presParOf" srcId="{B9FC173B-3430-402C-9BFA-D498C62BCC2D}" destId="{374ED80F-5E6F-4A85-B95B-4BA99538042E}" srcOrd="1" destOrd="0" presId="urn:microsoft.com/office/officeart/2005/8/layout/process1"/>
-    <dgm:cxn modelId="{EBB135C4-E278-4932-990D-F82027F5A6A0}" type="presParOf" srcId="{374ED80F-5E6F-4A85-B95B-4BA99538042E}" destId="{B8DA0D4A-E19E-4233-86B3-A96400569C53}" srcOrd="0" destOrd="0" presId="urn:microsoft.com/office/officeart/2005/8/layout/process1"/>
-    <dgm:cxn modelId="{36AD2F3C-124F-4113-B683-2A295695A0F9}" type="presParOf" srcId="{B9FC173B-3430-402C-9BFA-D498C62BCC2D}" destId="{485EB252-98AF-4CC0-A401-D9A154AAFC53}" srcOrd="2" destOrd="0" presId="urn:microsoft.com/office/officeart/2005/8/layout/process1"/>
-    <dgm:cxn modelId="{2553C8BD-EADE-4507-A499-B15D3F9D7EE2}" type="presParOf" srcId="{B9FC173B-3430-402C-9BFA-D498C62BCC2D}" destId="{C789FCC9-4717-4FFC-BA71-F98E7B1B3115}" srcOrd="3" destOrd="0" presId="urn:microsoft.com/office/officeart/2005/8/layout/process1"/>
-    <dgm:cxn modelId="{8ADB47C2-C3D7-480F-946E-F3C17C6C739A}" type="presParOf" srcId="{C789FCC9-4717-4FFC-BA71-F98E7B1B3115}" destId="{5D4876CA-733D-4DFD-8E79-4A3DBC7C7C6B}" srcOrd="0" destOrd="0" presId="urn:microsoft.com/office/officeart/2005/8/layout/process1"/>
-    <dgm:cxn modelId="{B82D1F0B-B2F5-4220-B5A0-5CB08108347F}" type="presParOf" srcId="{B9FC173B-3430-402C-9BFA-D498C62BCC2D}" destId="{DEB61738-BCA0-4546-95CF-970A62665FC2}" srcOrd="4" destOrd="0" presId="urn:microsoft.com/office/officeart/2005/8/layout/process1"/>
-    <dgm:cxn modelId="{F7FA7C3A-F63A-4A80-9BE9-8B0F24CD6A8D}" type="presParOf" srcId="{B9FC173B-3430-402C-9BFA-D498C62BCC2D}" destId="{05A02C9E-6432-4B6A-91B3-E0BA65A6B1AE}" srcOrd="5" destOrd="0" presId="urn:microsoft.com/office/officeart/2005/8/layout/process1"/>
-    <dgm:cxn modelId="{E60ADD83-C74B-4F8E-B731-8B20210C3F74}" type="presParOf" srcId="{05A02C9E-6432-4B6A-91B3-E0BA65A6B1AE}" destId="{FDD593C1-9D9B-40ED-8C6D-5142CB0F0E3E}" srcOrd="0" destOrd="0" presId="urn:microsoft.com/office/officeart/2005/8/layout/process1"/>
-    <dgm:cxn modelId="{A704D702-95D3-4E04-9A3B-8067B652957E}" type="presParOf" srcId="{B9FC173B-3430-402C-9BFA-D498C62BCC2D}" destId="{D0DFB2B8-5022-4762-AA62-9B0CF1B32B60}" srcOrd="6" destOrd="0" presId="urn:microsoft.com/office/officeart/2005/8/layout/process1"/>
+    <dgm:cxn modelId="{1397AC91-C3B4-4581-B214-A0C31090C066}" type="presOf" srcId="{BF4790F6-D1AA-430E-85BA-C07F91D009F2}" destId="{485EB252-98AF-4CC0-A401-D9A154AAFC53}" srcOrd="0" destOrd="0" presId="urn:microsoft.com/office/officeart/2005/8/layout/process1"/>
+    <dgm:cxn modelId="{1EFD4A50-B888-4677-B4DE-15EFF2579B18}" type="presOf" srcId="{214208B8-431D-481C-9A4C-228B7308ADA8}" destId="{C789FCC9-4717-4FFC-BA71-F98E7B1B3115}" srcOrd="0" destOrd="0" presId="urn:microsoft.com/office/officeart/2005/8/layout/process1"/>
+    <dgm:cxn modelId="{84043B50-141D-4CF4-A827-873BA46BB620}" type="presOf" srcId="{7201A391-9828-4B1D-A3C1-894234D041DB}" destId="{05A02C9E-6432-4B6A-91B3-E0BA65A6B1AE}" srcOrd="0" destOrd="0" presId="urn:microsoft.com/office/officeart/2005/8/layout/process1"/>
+    <dgm:cxn modelId="{2234D61B-B494-45CD-9849-CDDB93809281}" type="presOf" srcId="{EF5675B6-38BA-4455-BA87-E62399D49989}" destId="{DEB61738-BCA0-4546-95CF-970A62665FC2}" srcOrd="0" destOrd="0" presId="urn:microsoft.com/office/officeart/2005/8/layout/process1"/>
+    <dgm:cxn modelId="{3F220D9B-C860-42C1-8B50-2D9C58375D4B}" type="presParOf" srcId="{B9FC173B-3430-402C-9BFA-D498C62BCC2D}" destId="{AB8F05C3-3669-4AF7-9C79-08939721A716}" srcOrd="0" destOrd="0" presId="urn:microsoft.com/office/officeart/2005/8/layout/process1"/>
+    <dgm:cxn modelId="{B3045B28-1557-4B79-98AD-38FCB5D5808D}" type="presParOf" srcId="{B9FC173B-3430-402C-9BFA-D498C62BCC2D}" destId="{374ED80F-5E6F-4A85-B95B-4BA99538042E}" srcOrd="1" destOrd="0" presId="urn:microsoft.com/office/officeart/2005/8/layout/process1"/>
+    <dgm:cxn modelId="{B2517140-B768-44ED-BD7F-9E3593B67AA4}" type="presParOf" srcId="{374ED80F-5E6F-4A85-B95B-4BA99538042E}" destId="{B8DA0D4A-E19E-4233-86B3-A96400569C53}" srcOrd="0" destOrd="0" presId="urn:microsoft.com/office/officeart/2005/8/layout/process1"/>
+    <dgm:cxn modelId="{FCA650AF-7B2A-496C-BB3A-B086D0519C8D}" type="presParOf" srcId="{B9FC173B-3430-402C-9BFA-D498C62BCC2D}" destId="{485EB252-98AF-4CC0-A401-D9A154AAFC53}" srcOrd="2" destOrd="0" presId="urn:microsoft.com/office/officeart/2005/8/layout/process1"/>
+    <dgm:cxn modelId="{65968209-CF58-4086-B1B8-9C8D6CE8A772}" type="presParOf" srcId="{B9FC173B-3430-402C-9BFA-D498C62BCC2D}" destId="{C789FCC9-4717-4FFC-BA71-F98E7B1B3115}" srcOrd="3" destOrd="0" presId="urn:microsoft.com/office/officeart/2005/8/layout/process1"/>
+    <dgm:cxn modelId="{C1BD21AA-9926-4F98-9FC5-A51272FCB257}" type="presParOf" srcId="{C789FCC9-4717-4FFC-BA71-F98E7B1B3115}" destId="{5D4876CA-733D-4DFD-8E79-4A3DBC7C7C6B}" srcOrd="0" destOrd="0" presId="urn:microsoft.com/office/officeart/2005/8/layout/process1"/>
+    <dgm:cxn modelId="{D68C8C9E-410F-4F94-978F-4E716BEC0568}" type="presParOf" srcId="{B9FC173B-3430-402C-9BFA-D498C62BCC2D}" destId="{DEB61738-BCA0-4546-95CF-970A62665FC2}" srcOrd="4" destOrd="0" presId="urn:microsoft.com/office/officeart/2005/8/layout/process1"/>
+    <dgm:cxn modelId="{303DC109-F7EF-4C07-80B2-D7FE7A5DB697}" type="presParOf" srcId="{B9FC173B-3430-402C-9BFA-D498C62BCC2D}" destId="{05A02C9E-6432-4B6A-91B3-E0BA65A6B1AE}" srcOrd="5" destOrd="0" presId="urn:microsoft.com/office/officeart/2005/8/layout/process1"/>
+    <dgm:cxn modelId="{B82CD448-89CE-491C-9DBB-A56B124A7CFB}" type="presParOf" srcId="{05A02C9E-6432-4B6A-91B3-E0BA65A6B1AE}" destId="{FDD593C1-9D9B-40ED-8C6D-5142CB0F0E3E}" srcOrd="0" destOrd="0" presId="urn:microsoft.com/office/officeart/2005/8/layout/process1"/>
+    <dgm:cxn modelId="{50554FBF-F44B-4E01-95A1-C5922A528368}" type="presParOf" srcId="{B9FC173B-3430-402C-9BFA-D498C62BCC2D}" destId="{D0DFB2B8-5022-4762-AA62-9B0CF1B32B60}" srcOrd="6" destOrd="0" presId="urn:microsoft.com/office/officeart/2005/8/layout/process1"/>
   </dgm:cxnLst>
   <dgm:bg/>
   <dgm:whole/>

--- a/Notes_SA2510014.docx
+++ b/Notes_SA2510014.docx
@@ -818,13 +818,23 @@
           <w:lang w:val="en-US"/>
         </w:rPr>
       </w:pPr>
-      <w:r>
-        <w:rPr>
-          <w:sz w:val="24"/>
-          <w:szCs w:val="22"/>
-          <w:lang w:val="en-US"/>
-        </w:rPr>
-        <w:t>Thread.sleep()</w:t>
+      <w:proofErr w:type="spellStart"/>
+      <w:r>
+        <w:rPr>
+          <w:sz w:val="24"/>
+          <w:szCs w:val="22"/>
+          <w:lang w:val="en-US"/>
+        </w:rPr>
+        <w:t>Thread.sleep</w:t>
+      </w:r>
+      <w:proofErr w:type="spellEnd"/>
+      <w:r>
+        <w:rPr>
+          <w:sz w:val="24"/>
+          <w:szCs w:val="22"/>
+          <w:lang w:val="en-US"/>
+        </w:rPr>
+        <w:t>()</w:t>
       </w:r>
     </w:p>
     <w:p>
@@ -1155,8 +1165,18 @@
           <w:szCs w:val="22"/>
           <w:lang w:val="en-US"/>
         </w:rPr>
-        <w:t>Handling #shadow-dom</w:t>
-      </w:r>
+        <w:t>Handling #shadow-</w:t>
+      </w:r>
+      <w:proofErr w:type="spellStart"/>
+      <w:r>
+        <w:rPr>
+          <w:sz w:val="24"/>
+          <w:szCs w:val="22"/>
+          <w:lang w:val="en-US"/>
+        </w:rPr>
+        <w:t>dom</w:t>
+      </w:r>
+      <w:proofErr w:type="spellEnd"/>
     </w:p>
     <w:p>
       <w:pPr>
@@ -5601,13 +5621,41 @@
           <w:lang w:val="en-US"/>
         </w:rPr>
       </w:pPr>
-      <w:r>
-        <w:rPr>
-          <w:sz w:val="24"/>
-          <w:szCs w:val="22"/>
-          <w:lang w:val="en-US"/>
-        </w:rPr>
-        <w:t>YourName_SeleniumDemos (Sanjeevani_SeleniumDemos)</w:t>
+      <w:proofErr w:type="spellStart"/>
+      <w:r>
+        <w:rPr>
+          <w:sz w:val="24"/>
+          <w:szCs w:val="22"/>
+          <w:lang w:val="en-US"/>
+        </w:rPr>
+        <w:t>YourName_SeleniumDemos</w:t>
+      </w:r>
+      <w:proofErr w:type="spellEnd"/>
+      <w:r>
+        <w:rPr>
+          <w:sz w:val="24"/>
+          <w:szCs w:val="22"/>
+          <w:lang w:val="en-US"/>
+        </w:rPr>
+        <w:t xml:space="preserve"> (</w:t>
+      </w:r>
+      <w:proofErr w:type="spellStart"/>
+      <w:r>
+        <w:rPr>
+          <w:sz w:val="24"/>
+          <w:szCs w:val="22"/>
+          <w:lang w:val="en-US"/>
+        </w:rPr>
+        <w:t>Sanjeevani_SeleniumDemos</w:t>
+      </w:r>
+      <w:proofErr w:type="spellEnd"/>
+      <w:r>
+        <w:rPr>
+          <w:sz w:val="24"/>
+          <w:szCs w:val="22"/>
+          <w:lang w:val="en-US"/>
+        </w:rPr>
+        <w:t>)</w:t>
       </w:r>
     </w:p>
     <w:p>
@@ -6150,7 +6198,25 @@
           <w:szCs w:val="22"/>
           <w:lang w:val="en-US"/>
         </w:rPr>
-        <w:t>Create a package inside this project (com.WebDriverDemos)</w:t>
+        <w:t>Create a package inside this project (</w:t>
+      </w:r>
+      <w:proofErr w:type="spellStart"/>
+      <w:r>
+        <w:rPr>
+          <w:sz w:val="24"/>
+          <w:szCs w:val="22"/>
+          <w:lang w:val="en-US"/>
+        </w:rPr>
+        <w:t>com.WebDriverDemos</w:t>
+      </w:r>
+      <w:proofErr w:type="spellEnd"/>
+      <w:r>
+        <w:rPr>
+          <w:sz w:val="24"/>
+          <w:szCs w:val="22"/>
+          <w:lang w:val="en-US"/>
+        </w:rPr>
+        <w:t>)</w:t>
       </w:r>
     </w:p>
     <w:p>
@@ -6495,13 +6561,23 @@
           <w:lang w:val="en-US"/>
         </w:rPr>
       </w:pPr>
-      <w:r>
-        <w:rPr>
-          <w:sz w:val="24"/>
-          <w:szCs w:val="22"/>
-          <w:lang w:val="en-US"/>
-        </w:rPr>
-        <w:t xml:space="preserve">get() </w:t>
+      <w:proofErr w:type="gramStart"/>
+      <w:r>
+        <w:rPr>
+          <w:sz w:val="24"/>
+          <w:szCs w:val="22"/>
+          <w:lang w:val="en-US"/>
+        </w:rPr>
+        <w:t>get(</w:t>
+      </w:r>
+      <w:proofErr w:type="gramEnd"/>
+      <w:r>
+        <w:rPr>
+          <w:sz w:val="24"/>
+          <w:szCs w:val="22"/>
+          <w:lang w:val="en-US"/>
+        </w:rPr>
+        <w:t xml:space="preserve">) </w:t>
       </w:r>
       <w:r>
         <w:rPr>
@@ -6533,13 +6609,23 @@
           <w:lang w:val="en-US"/>
         </w:rPr>
       </w:pPr>
-      <w:r>
-        <w:rPr>
-          <w:sz w:val="24"/>
-          <w:szCs w:val="22"/>
-          <w:lang w:val="en-US"/>
-        </w:rPr>
-        <w:t xml:space="preserve">driver.manage().window().maximize() </w:t>
+      <w:proofErr w:type="spellStart"/>
+      <w:r>
+        <w:rPr>
+          <w:sz w:val="24"/>
+          <w:szCs w:val="22"/>
+          <w:lang w:val="en-US"/>
+        </w:rPr>
+        <w:t>driver.manage</w:t>
+      </w:r>
+      <w:proofErr w:type="spellEnd"/>
+      <w:r>
+        <w:rPr>
+          <w:sz w:val="24"/>
+          <w:szCs w:val="22"/>
+          <w:lang w:val="en-US"/>
+        </w:rPr>
+        <w:t xml:space="preserve">().window().maximize() </w:t>
       </w:r>
       <w:r>
         <w:rPr>
@@ -6571,13 +6657,23 @@
           <w:lang w:val="en-US"/>
         </w:rPr>
       </w:pPr>
-      <w:r>
-        <w:rPr>
-          <w:sz w:val="24"/>
-          <w:szCs w:val="22"/>
-          <w:lang w:val="en-US"/>
-        </w:rPr>
-        <w:t xml:space="preserve">close() </w:t>
+      <w:proofErr w:type="gramStart"/>
+      <w:r>
+        <w:rPr>
+          <w:sz w:val="24"/>
+          <w:szCs w:val="22"/>
+          <w:lang w:val="en-US"/>
+        </w:rPr>
+        <w:t>close(</w:t>
+      </w:r>
+      <w:proofErr w:type="gramEnd"/>
+      <w:r>
+        <w:rPr>
+          <w:sz w:val="24"/>
+          <w:szCs w:val="22"/>
+          <w:lang w:val="en-US"/>
+        </w:rPr>
+        <w:t xml:space="preserve">) </w:t>
       </w:r>
       <w:r>
         <w:rPr>
@@ -6627,6 +6723,7 @@
           <w:lang w:val="en-US"/>
         </w:rPr>
       </w:pPr>
+      <w:proofErr w:type="gramStart"/>
       <w:r>
         <w:rPr>
           <w:sz w:val="24"/>
@@ -6634,7 +6731,16 @@
           <w:lang w:val="en-US"/>
         </w:rPr>
         <w:lastRenderedPageBreak/>
-        <w:t xml:space="preserve">quit() </w:t>
+        <w:t>quit(</w:t>
+      </w:r>
+      <w:proofErr w:type="gramEnd"/>
+      <w:r>
+        <w:rPr>
+          <w:sz w:val="24"/>
+          <w:szCs w:val="22"/>
+          <w:lang w:val="en-US"/>
+        </w:rPr>
+        <w:t xml:space="preserve">) </w:t>
       </w:r>
       <w:r>
         <w:rPr>
@@ -6666,13 +6772,23 @@
           <w:lang w:val="en-US"/>
         </w:rPr>
       </w:pPr>
-      <w:r>
-        <w:rPr>
-          <w:sz w:val="24"/>
-          <w:szCs w:val="22"/>
-          <w:lang w:val="en-US"/>
-        </w:rPr>
-        <w:t xml:space="preserve">getTitle() </w:t>
+      <w:proofErr w:type="gramStart"/>
+      <w:r>
+        <w:rPr>
+          <w:sz w:val="24"/>
+          <w:szCs w:val="22"/>
+          <w:lang w:val="en-US"/>
+        </w:rPr>
+        <w:t>getTitle(</w:t>
+      </w:r>
+      <w:proofErr w:type="gramEnd"/>
+      <w:r>
+        <w:rPr>
+          <w:sz w:val="24"/>
+          <w:szCs w:val="22"/>
+          <w:lang w:val="en-US"/>
+        </w:rPr>
+        <w:t xml:space="preserve">) </w:t>
       </w:r>
       <w:r>
         <w:rPr>
@@ -6704,13 +6820,23 @@
           <w:lang w:val="en-US"/>
         </w:rPr>
       </w:pPr>
-      <w:r>
-        <w:rPr>
-          <w:sz w:val="24"/>
-          <w:szCs w:val="22"/>
-          <w:lang w:val="en-US"/>
-        </w:rPr>
-        <w:t xml:space="preserve">getCurrentUrl() </w:t>
+      <w:proofErr w:type="gramStart"/>
+      <w:r>
+        <w:rPr>
+          <w:sz w:val="24"/>
+          <w:szCs w:val="22"/>
+          <w:lang w:val="en-US"/>
+        </w:rPr>
+        <w:t>getCurrentUrl(</w:t>
+      </w:r>
+      <w:proofErr w:type="gramEnd"/>
+      <w:r>
+        <w:rPr>
+          <w:sz w:val="24"/>
+          <w:szCs w:val="22"/>
+          <w:lang w:val="en-US"/>
+        </w:rPr>
+        <w:t xml:space="preserve">) </w:t>
       </w:r>
       <w:r>
         <w:rPr>
@@ -6780,13 +6906,23 @@
           <w:lang w:val="en-US"/>
         </w:rPr>
       </w:pPr>
-      <w:r>
-        <w:rPr>
-          <w:sz w:val="24"/>
-          <w:szCs w:val="22"/>
-          <w:lang w:val="en-US"/>
-        </w:rPr>
-        <w:t xml:space="preserve">findElement() </w:t>
+      <w:proofErr w:type="gramStart"/>
+      <w:r>
+        <w:rPr>
+          <w:sz w:val="24"/>
+          <w:szCs w:val="22"/>
+          <w:lang w:val="en-US"/>
+        </w:rPr>
+        <w:t>findElement(</w:t>
+      </w:r>
+      <w:proofErr w:type="gramEnd"/>
+      <w:r>
+        <w:rPr>
+          <w:sz w:val="24"/>
+          <w:szCs w:val="22"/>
+          <w:lang w:val="en-US"/>
+        </w:rPr>
+        <w:t xml:space="preserve">) </w:t>
       </w:r>
       <w:r>
         <w:rPr>
@@ -6844,13 +6980,23 @@
           <w:lang w:val="en-US"/>
         </w:rPr>
       </w:pPr>
-      <w:r>
-        <w:rPr>
-          <w:sz w:val="24"/>
-          <w:szCs w:val="22"/>
-          <w:lang w:val="en-US"/>
-        </w:rPr>
-        <w:t xml:space="preserve">findElements() </w:t>
+      <w:proofErr w:type="gramStart"/>
+      <w:r>
+        <w:rPr>
+          <w:sz w:val="24"/>
+          <w:szCs w:val="22"/>
+          <w:lang w:val="en-US"/>
+        </w:rPr>
+        <w:t>findElements(</w:t>
+      </w:r>
+      <w:proofErr w:type="gramEnd"/>
+      <w:r>
+        <w:rPr>
+          <w:sz w:val="24"/>
+          <w:szCs w:val="22"/>
+          <w:lang w:val="en-US"/>
+        </w:rPr>
+        <w:t xml:space="preserve">) </w:t>
       </w:r>
       <w:r>
         <w:rPr>
@@ -6882,13 +7028,23 @@
           <w:lang w:val="en-US"/>
         </w:rPr>
       </w:pPr>
-      <w:r>
-        <w:rPr>
-          <w:sz w:val="24"/>
-          <w:szCs w:val="22"/>
-          <w:lang w:val="en-US"/>
-        </w:rPr>
-        <w:t xml:space="preserve">getWindowHandles() </w:t>
+      <w:proofErr w:type="gramStart"/>
+      <w:r>
+        <w:rPr>
+          <w:sz w:val="24"/>
+          <w:szCs w:val="22"/>
+          <w:lang w:val="en-US"/>
+        </w:rPr>
+        <w:t>getWindowHandles(</w:t>
+      </w:r>
+      <w:proofErr w:type="gramEnd"/>
+      <w:r>
+        <w:rPr>
+          <w:sz w:val="24"/>
+          <w:szCs w:val="22"/>
+          <w:lang w:val="en-US"/>
+        </w:rPr>
+        <w:t xml:space="preserve">) </w:t>
       </w:r>
       <w:r>
         <w:rPr>
@@ -7503,13 +7659,23 @@
           <w:lang w:val="en-US"/>
         </w:rPr>
       </w:pPr>
-      <w:r>
-        <w:rPr>
-          <w:sz w:val="24"/>
-          <w:szCs w:val="22"/>
-          <w:lang w:val="en-US"/>
-        </w:rPr>
-        <w:t xml:space="preserve">sendKeys() </w:t>
+      <w:proofErr w:type="gramStart"/>
+      <w:r>
+        <w:rPr>
+          <w:sz w:val="24"/>
+          <w:szCs w:val="22"/>
+          <w:lang w:val="en-US"/>
+        </w:rPr>
+        <w:t>sendKeys(</w:t>
+      </w:r>
+      <w:proofErr w:type="gramEnd"/>
+      <w:r>
+        <w:rPr>
+          <w:sz w:val="24"/>
+          <w:szCs w:val="22"/>
+          <w:lang w:val="en-US"/>
+        </w:rPr>
+        <w:t xml:space="preserve">) </w:t>
       </w:r>
       <w:r>
         <w:rPr>
@@ -7549,13 +7715,23 @@
           <w:lang w:val="en-US"/>
         </w:rPr>
       </w:pPr>
-      <w:r>
-        <w:rPr>
-          <w:sz w:val="24"/>
-          <w:szCs w:val="22"/>
-          <w:lang w:val="en-US"/>
-        </w:rPr>
-        <w:t xml:space="preserve">click() </w:t>
+      <w:proofErr w:type="gramStart"/>
+      <w:r>
+        <w:rPr>
+          <w:sz w:val="24"/>
+          <w:szCs w:val="22"/>
+          <w:lang w:val="en-US"/>
+        </w:rPr>
+        <w:t>click(</w:t>
+      </w:r>
+      <w:proofErr w:type="gramEnd"/>
+      <w:r>
+        <w:rPr>
+          <w:sz w:val="24"/>
+          <w:szCs w:val="22"/>
+          <w:lang w:val="en-US"/>
+        </w:rPr>
+        <w:t xml:space="preserve">) </w:t>
       </w:r>
       <w:r>
         <w:rPr>
@@ -7587,13 +7763,23 @@
           <w:lang w:val="en-US"/>
         </w:rPr>
       </w:pPr>
-      <w:r>
-        <w:rPr>
-          <w:sz w:val="24"/>
-          <w:szCs w:val="22"/>
-          <w:lang w:val="en-US"/>
-        </w:rPr>
-        <w:t xml:space="preserve">getText() </w:t>
+      <w:proofErr w:type="gramStart"/>
+      <w:r>
+        <w:rPr>
+          <w:sz w:val="24"/>
+          <w:szCs w:val="22"/>
+          <w:lang w:val="en-US"/>
+        </w:rPr>
+        <w:t>getText(</w:t>
+      </w:r>
+      <w:proofErr w:type="gramEnd"/>
+      <w:r>
+        <w:rPr>
+          <w:sz w:val="24"/>
+          <w:szCs w:val="22"/>
+          <w:lang w:val="en-US"/>
+        </w:rPr>
+        <w:t xml:space="preserve">) </w:t>
       </w:r>
       <w:r>
         <w:rPr>
@@ -7625,13 +7811,23 @@
           <w:lang w:val="en-US"/>
         </w:rPr>
       </w:pPr>
-      <w:r>
-        <w:rPr>
-          <w:sz w:val="24"/>
-          <w:szCs w:val="22"/>
-          <w:lang w:val="en-US"/>
-        </w:rPr>
-        <w:t xml:space="preserve">getAttribute() / getDomAttribute() </w:t>
+      <w:proofErr w:type="gramStart"/>
+      <w:r>
+        <w:rPr>
+          <w:sz w:val="24"/>
+          <w:szCs w:val="22"/>
+          <w:lang w:val="en-US"/>
+        </w:rPr>
+        <w:t>getAttribute(</w:t>
+      </w:r>
+      <w:proofErr w:type="gramEnd"/>
+      <w:r>
+        <w:rPr>
+          <w:sz w:val="24"/>
+          <w:szCs w:val="22"/>
+          <w:lang w:val="en-US"/>
+        </w:rPr>
+        <w:t xml:space="preserve">) / getDomAttribute() </w:t>
       </w:r>
       <w:r>
         <w:rPr>
@@ -7663,13 +7859,23 @@
           <w:lang w:val="en-US"/>
         </w:rPr>
       </w:pPr>
-      <w:r>
-        <w:rPr>
-          <w:sz w:val="24"/>
-          <w:szCs w:val="22"/>
-          <w:lang w:val="en-US"/>
-        </w:rPr>
-        <w:t xml:space="preserve">submit() </w:t>
+      <w:proofErr w:type="gramStart"/>
+      <w:r>
+        <w:rPr>
+          <w:sz w:val="24"/>
+          <w:szCs w:val="22"/>
+          <w:lang w:val="en-US"/>
+        </w:rPr>
+        <w:t>submit(</w:t>
+      </w:r>
+      <w:proofErr w:type="gramEnd"/>
+      <w:r>
+        <w:rPr>
+          <w:sz w:val="24"/>
+          <w:szCs w:val="22"/>
+          <w:lang w:val="en-US"/>
+        </w:rPr>
+        <w:t xml:space="preserve">) </w:t>
       </w:r>
       <w:r>
         <w:rPr>
@@ -7717,13 +7923,23 @@
           <w:lang w:val="en-US"/>
         </w:rPr>
       </w:pPr>
-      <w:r>
-        <w:rPr>
-          <w:sz w:val="24"/>
-          <w:szCs w:val="22"/>
-          <w:lang w:val="en-US"/>
-        </w:rPr>
-        <w:t xml:space="preserve">isSelected() </w:t>
+      <w:proofErr w:type="gramStart"/>
+      <w:r>
+        <w:rPr>
+          <w:sz w:val="24"/>
+          <w:szCs w:val="22"/>
+          <w:lang w:val="en-US"/>
+        </w:rPr>
+        <w:t>isSelected(</w:t>
+      </w:r>
+      <w:proofErr w:type="gramEnd"/>
+      <w:r>
+        <w:rPr>
+          <w:sz w:val="24"/>
+          <w:szCs w:val="22"/>
+          <w:lang w:val="en-US"/>
+        </w:rPr>
+        <w:t xml:space="preserve">) </w:t>
       </w:r>
       <w:r>
         <w:rPr>
@@ -7801,13 +8017,23 @@
           <w:lang w:val="en-US"/>
         </w:rPr>
       </w:pPr>
-      <w:r>
-        <w:rPr>
-          <w:sz w:val="24"/>
-          <w:szCs w:val="22"/>
-          <w:lang w:val="en-US"/>
-        </w:rPr>
-        <w:t xml:space="preserve">isDisplayed() </w:t>
+      <w:proofErr w:type="gramStart"/>
+      <w:r>
+        <w:rPr>
+          <w:sz w:val="24"/>
+          <w:szCs w:val="22"/>
+          <w:lang w:val="en-US"/>
+        </w:rPr>
+        <w:t>isDisplayed(</w:t>
+      </w:r>
+      <w:proofErr w:type="gramEnd"/>
+      <w:r>
+        <w:rPr>
+          <w:sz w:val="24"/>
+          <w:szCs w:val="22"/>
+          <w:lang w:val="en-US"/>
+        </w:rPr>
+        <w:t xml:space="preserve">) </w:t>
       </w:r>
       <w:r>
         <w:rPr>
@@ -8387,7 +8613,25 @@
           <w:szCs w:val="22"/>
           <w:lang w:val="en-US"/>
         </w:rPr>
-        <w:t>data-testid="royal-email"]</w:t>
+        <w:t>data-</w:t>
+      </w:r>
+      <w:proofErr w:type="spellStart"/>
+      <w:r>
+        <w:rPr>
+          <w:sz w:val="24"/>
+          <w:szCs w:val="22"/>
+          <w:lang w:val="en-US"/>
+        </w:rPr>
+        <w:t>testid</w:t>
+      </w:r>
+      <w:proofErr w:type="spellEnd"/>
+      <w:r>
+        <w:rPr>
+          <w:sz w:val="24"/>
+          <w:szCs w:val="22"/>
+          <w:lang w:val="en-US"/>
+        </w:rPr>
+        <w:t>="royal-email"]</w:t>
       </w:r>
     </w:p>
     <w:p>
@@ -8916,8 +9160,18 @@
           <w:szCs w:val="22"/>
           <w:lang w:val="en-US"/>
         </w:rPr>
-        <w:t>Taking reference of parent tage</w:t>
-      </w:r>
+        <w:t xml:space="preserve">Taking reference of parent </w:t>
+      </w:r>
+      <w:proofErr w:type="spellStart"/>
+      <w:r>
+        <w:rPr>
+          <w:sz w:val="24"/>
+          <w:szCs w:val="22"/>
+          <w:lang w:val="en-US"/>
+        </w:rPr>
+        <w:t>tage</w:t>
+      </w:r>
+      <w:proofErr w:type="spellEnd"/>
     </w:p>
     <w:p>
       <w:pPr>
@@ -9089,13 +9343,23 @@
           <w:lang w:val="en-US"/>
         </w:rPr>
       </w:pPr>
-      <w:r>
-        <w:rPr>
-          <w:sz w:val="24"/>
-          <w:szCs w:val="22"/>
-          <w:lang w:val="en-US"/>
-        </w:rPr>
-        <w:t xml:space="preserve">getFirstSelectedOption() </w:t>
+      <w:proofErr w:type="gramStart"/>
+      <w:r>
+        <w:rPr>
+          <w:sz w:val="24"/>
+          <w:szCs w:val="22"/>
+          <w:lang w:val="en-US"/>
+        </w:rPr>
+        <w:t>getFirstSelectedOption(</w:t>
+      </w:r>
+      <w:proofErr w:type="gramEnd"/>
+      <w:r>
+        <w:rPr>
+          <w:sz w:val="24"/>
+          <w:szCs w:val="22"/>
+          <w:lang w:val="en-US"/>
+        </w:rPr>
+        <w:t xml:space="preserve">) </w:t>
       </w:r>
       <w:r>
         <w:rPr>
@@ -9165,13 +9429,23 @@
           <w:lang w:val="en-US"/>
         </w:rPr>
       </w:pPr>
-      <w:r>
-        <w:rPr>
-          <w:sz w:val="24"/>
-          <w:szCs w:val="22"/>
-          <w:lang w:val="en-US"/>
-        </w:rPr>
-        <w:t xml:space="preserve">selectByVisibleText() </w:t>
+      <w:proofErr w:type="gramStart"/>
+      <w:r>
+        <w:rPr>
+          <w:sz w:val="24"/>
+          <w:szCs w:val="22"/>
+          <w:lang w:val="en-US"/>
+        </w:rPr>
+        <w:t>selectByVisibleText(</w:t>
+      </w:r>
+      <w:proofErr w:type="gramEnd"/>
+      <w:r>
+        <w:rPr>
+          <w:sz w:val="24"/>
+          <w:szCs w:val="22"/>
+          <w:lang w:val="en-US"/>
+        </w:rPr>
+        <w:t xml:space="preserve">) </w:t>
       </w:r>
       <w:r>
         <w:rPr>
@@ -9221,13 +9495,23 @@
           <w:lang w:val="en-US"/>
         </w:rPr>
       </w:pPr>
-      <w:r>
-        <w:rPr>
-          <w:sz w:val="24"/>
-          <w:szCs w:val="22"/>
-          <w:lang w:val="en-US"/>
-        </w:rPr>
-        <w:t xml:space="preserve">selectByContainsVisibleText() </w:t>
+      <w:proofErr w:type="gramStart"/>
+      <w:r>
+        <w:rPr>
+          <w:sz w:val="24"/>
+          <w:szCs w:val="22"/>
+          <w:lang w:val="en-US"/>
+        </w:rPr>
+        <w:t>selectByContainsVisibleText(</w:t>
+      </w:r>
+      <w:proofErr w:type="gramEnd"/>
+      <w:r>
+        <w:rPr>
+          <w:sz w:val="24"/>
+          <w:szCs w:val="22"/>
+          <w:lang w:val="en-US"/>
+        </w:rPr>
+        <w:t xml:space="preserve">) </w:t>
       </w:r>
       <w:r>
         <w:rPr>
@@ -9277,13 +9561,23 @@
           <w:lang w:val="en-US"/>
         </w:rPr>
       </w:pPr>
-      <w:r>
-        <w:rPr>
-          <w:sz w:val="24"/>
-          <w:szCs w:val="22"/>
-          <w:lang w:val="en-US"/>
-        </w:rPr>
-        <w:t xml:space="preserve">selectByValue() </w:t>
+      <w:proofErr w:type="gramStart"/>
+      <w:r>
+        <w:rPr>
+          <w:sz w:val="24"/>
+          <w:szCs w:val="22"/>
+          <w:lang w:val="en-US"/>
+        </w:rPr>
+        <w:t>selectByValue(</w:t>
+      </w:r>
+      <w:proofErr w:type="gramEnd"/>
+      <w:r>
+        <w:rPr>
+          <w:sz w:val="24"/>
+          <w:szCs w:val="22"/>
+          <w:lang w:val="en-US"/>
+        </w:rPr>
+        <w:t xml:space="preserve">) </w:t>
       </w:r>
       <w:r>
         <w:rPr>
@@ -9333,13 +9627,23 @@
           <w:lang w:val="en-US"/>
         </w:rPr>
       </w:pPr>
-      <w:r>
-        <w:rPr>
-          <w:sz w:val="24"/>
-          <w:szCs w:val="22"/>
-          <w:lang w:val="en-US"/>
-        </w:rPr>
-        <w:t xml:space="preserve">selectByIndex() </w:t>
+      <w:proofErr w:type="gramStart"/>
+      <w:r>
+        <w:rPr>
+          <w:sz w:val="24"/>
+          <w:szCs w:val="22"/>
+          <w:lang w:val="en-US"/>
+        </w:rPr>
+        <w:t>selectByIndex(</w:t>
+      </w:r>
+      <w:proofErr w:type="gramEnd"/>
+      <w:r>
+        <w:rPr>
+          <w:sz w:val="24"/>
+          <w:szCs w:val="22"/>
+          <w:lang w:val="en-US"/>
+        </w:rPr>
+        <w:t xml:space="preserve">) </w:t>
       </w:r>
       <w:r>
         <w:rPr>
@@ -9399,13 +9703,23 @@
           <w:lang w:val="en-US"/>
         </w:rPr>
       </w:pPr>
-      <w:r>
-        <w:rPr>
-          <w:sz w:val="24"/>
-          <w:szCs w:val="22"/>
-          <w:lang w:val="en-US"/>
-        </w:rPr>
-        <w:t xml:space="preserve">getAllSelectedOptions() </w:t>
+      <w:proofErr w:type="gramStart"/>
+      <w:r>
+        <w:rPr>
+          <w:sz w:val="24"/>
+          <w:szCs w:val="22"/>
+          <w:lang w:val="en-US"/>
+        </w:rPr>
+        <w:t>getAllSelectedOptions(</w:t>
+      </w:r>
+      <w:proofErr w:type="gramEnd"/>
+      <w:r>
+        <w:rPr>
+          <w:sz w:val="24"/>
+          <w:szCs w:val="22"/>
+          <w:lang w:val="en-US"/>
+        </w:rPr>
+        <w:t xml:space="preserve">) </w:t>
       </w:r>
       <w:r>
         <w:rPr>
@@ -9437,13 +9751,23 @@
           <w:lang w:val="en-US"/>
         </w:rPr>
       </w:pPr>
-      <w:r>
-        <w:rPr>
-          <w:sz w:val="24"/>
-          <w:szCs w:val="22"/>
-          <w:lang w:val="en-US"/>
-        </w:rPr>
-        <w:t xml:space="preserve">isMultiple() </w:t>
+      <w:proofErr w:type="gramStart"/>
+      <w:r>
+        <w:rPr>
+          <w:sz w:val="24"/>
+          <w:szCs w:val="22"/>
+          <w:lang w:val="en-US"/>
+        </w:rPr>
+        <w:t>isMultiple(</w:t>
+      </w:r>
+      <w:proofErr w:type="gramEnd"/>
+      <w:r>
+        <w:rPr>
+          <w:sz w:val="24"/>
+          <w:szCs w:val="22"/>
+          <w:lang w:val="en-US"/>
+        </w:rPr>
+        <w:t xml:space="preserve">) </w:t>
       </w:r>
       <w:r>
         <w:rPr>
@@ -9778,13 +10102,33 @@
           <w:lang w:val="en-US"/>
         </w:rPr>
       </w:pPr>
-      <w:r>
-        <w:rPr>
-          <w:sz w:val="24"/>
-          <w:szCs w:val="22"/>
-          <w:lang w:val="en-US"/>
-        </w:rPr>
-        <w:t>Thread.sleep()</w:t>
+      <w:proofErr w:type="spellStart"/>
+      <w:proofErr w:type="gramStart"/>
+      <w:r>
+        <w:rPr>
+          <w:sz w:val="24"/>
+          <w:szCs w:val="22"/>
+          <w:lang w:val="en-US"/>
+        </w:rPr>
+        <w:t>Thread.sleep</w:t>
+      </w:r>
+      <w:proofErr w:type="spellEnd"/>
+      <w:r>
+        <w:rPr>
+          <w:sz w:val="24"/>
+          <w:szCs w:val="22"/>
+          <w:lang w:val="en-US"/>
+        </w:rPr>
+        <w:t>(</w:t>
+      </w:r>
+      <w:proofErr w:type="gramEnd"/>
+      <w:r>
+        <w:rPr>
+          <w:sz w:val="24"/>
+          <w:szCs w:val="22"/>
+          <w:lang w:val="en-US"/>
+        </w:rPr>
+        <w:t>)</w:t>
       </w:r>
       <w:r>
         <w:rPr>
@@ -10185,7 +10529,24 @@
           <w:lang w:val="en-US"/>
         </w:rPr>
         <w:br/>
-        <w:t xml:space="preserve">i – ignoring </w:t>
+      </w:r>
+      <w:proofErr w:type="spellStart"/>
+      <w:r>
+        <w:rPr>
+          <w:sz w:val="24"/>
+          <w:szCs w:val="22"/>
+          <w:lang w:val="en-US"/>
+        </w:rPr>
+        <w:t>i</w:t>
+      </w:r>
+      <w:proofErr w:type="spellEnd"/>
+      <w:r>
+        <w:rPr>
+          <w:sz w:val="24"/>
+          <w:szCs w:val="22"/>
+          <w:lang w:val="en-US"/>
+        </w:rPr>
+        <w:t xml:space="preserve"> – ignoring </w:t>
       </w:r>
       <w:r>
         <w:rPr>
@@ -10541,13 +10902,23 @@
           <w:lang w:val="en-US"/>
         </w:rPr>
       </w:pPr>
-      <w:r>
-        <w:rPr>
-          <w:sz w:val="24"/>
-          <w:szCs w:val="22"/>
-          <w:lang w:val="en-US"/>
-        </w:rPr>
-        <w:t>Can not inspect</w:t>
+      <w:proofErr w:type="spellStart"/>
+      <w:r>
+        <w:rPr>
+          <w:sz w:val="24"/>
+          <w:szCs w:val="22"/>
+          <w:lang w:val="en-US"/>
+        </w:rPr>
+        <w:t>Can not</w:t>
+      </w:r>
+      <w:proofErr w:type="spellEnd"/>
+      <w:r>
+        <w:rPr>
+          <w:sz w:val="24"/>
+          <w:szCs w:val="22"/>
+          <w:lang w:val="en-US"/>
+        </w:rPr>
+        <w:t xml:space="preserve"> inspect</w:t>
       </w:r>
     </w:p>
     <w:p>
@@ -10641,13 +11012,23 @@
           <w:lang w:val="en-US"/>
         </w:rPr>
       </w:pPr>
-      <w:r>
-        <w:rPr>
-          <w:sz w:val="24"/>
-          <w:szCs w:val="22"/>
-          <w:lang w:val="en-US"/>
-        </w:rPr>
-        <w:t xml:space="preserve">switchTo().alert() </w:t>
+      <w:proofErr w:type="spellStart"/>
+      <w:r>
+        <w:rPr>
+          <w:sz w:val="24"/>
+          <w:szCs w:val="22"/>
+          <w:lang w:val="en-US"/>
+        </w:rPr>
+        <w:t>switchTo</w:t>
+      </w:r>
+      <w:proofErr w:type="spellEnd"/>
+      <w:r>
+        <w:rPr>
+          <w:sz w:val="24"/>
+          <w:szCs w:val="22"/>
+          <w:lang w:val="en-US"/>
+        </w:rPr>
+        <w:t xml:space="preserve">().alert() </w:t>
       </w:r>
       <w:r>
         <w:rPr>
@@ -10679,13 +11060,23 @@
           <w:lang w:val="en-US"/>
         </w:rPr>
       </w:pPr>
-      <w:r>
-        <w:rPr>
-          <w:sz w:val="24"/>
-          <w:szCs w:val="22"/>
-          <w:lang w:val="en-US"/>
-        </w:rPr>
-        <w:t xml:space="preserve">getText() </w:t>
+      <w:proofErr w:type="gramStart"/>
+      <w:r>
+        <w:rPr>
+          <w:sz w:val="24"/>
+          <w:szCs w:val="22"/>
+          <w:lang w:val="en-US"/>
+        </w:rPr>
+        <w:t>getText(</w:t>
+      </w:r>
+      <w:proofErr w:type="gramEnd"/>
+      <w:r>
+        <w:rPr>
+          <w:sz w:val="24"/>
+          <w:szCs w:val="22"/>
+          <w:lang w:val="en-US"/>
+        </w:rPr>
+        <w:t xml:space="preserve">) </w:t>
       </w:r>
       <w:r>
         <w:rPr>
@@ -10717,13 +11108,23 @@
           <w:lang w:val="en-US"/>
         </w:rPr>
       </w:pPr>
-      <w:r>
-        <w:rPr>
-          <w:sz w:val="24"/>
-          <w:szCs w:val="22"/>
-          <w:lang w:val="en-US"/>
-        </w:rPr>
-        <w:t xml:space="preserve">accept() </w:t>
+      <w:proofErr w:type="gramStart"/>
+      <w:r>
+        <w:rPr>
+          <w:sz w:val="24"/>
+          <w:szCs w:val="22"/>
+          <w:lang w:val="en-US"/>
+        </w:rPr>
+        <w:t>accept(</w:t>
+      </w:r>
+      <w:proofErr w:type="gramEnd"/>
+      <w:r>
+        <w:rPr>
+          <w:sz w:val="24"/>
+          <w:szCs w:val="22"/>
+          <w:lang w:val="en-US"/>
+        </w:rPr>
+        <w:t xml:space="preserve">) </w:t>
       </w:r>
       <w:r>
         <w:rPr>
@@ -10755,13 +11156,23 @@
           <w:lang w:val="en-US"/>
         </w:rPr>
       </w:pPr>
-      <w:r>
-        <w:rPr>
-          <w:sz w:val="24"/>
-          <w:szCs w:val="22"/>
-          <w:lang w:val="en-US"/>
-        </w:rPr>
-        <w:t xml:space="preserve">dismiss() </w:t>
+      <w:proofErr w:type="gramStart"/>
+      <w:r>
+        <w:rPr>
+          <w:sz w:val="24"/>
+          <w:szCs w:val="22"/>
+          <w:lang w:val="en-US"/>
+        </w:rPr>
+        <w:t>dismiss(</w:t>
+      </w:r>
+      <w:proofErr w:type="gramEnd"/>
+      <w:r>
+        <w:rPr>
+          <w:sz w:val="24"/>
+          <w:szCs w:val="22"/>
+          <w:lang w:val="en-US"/>
+        </w:rPr>
+        <w:t xml:space="preserve">) </w:t>
       </w:r>
       <w:r>
         <w:rPr>
@@ -10793,6 +11204,7 @@
           <w:lang w:val="en-US"/>
         </w:rPr>
       </w:pPr>
+      <w:proofErr w:type="gramStart"/>
       <w:r>
         <w:rPr>
           <w:sz w:val="24"/>
@@ -10800,7 +11212,16 @@
           <w:lang w:val="en-US"/>
         </w:rPr>
         <w:lastRenderedPageBreak/>
-        <w:t xml:space="preserve">sendKeys() </w:t>
+        <w:t>sendKeys(</w:t>
+      </w:r>
+      <w:proofErr w:type="gramEnd"/>
+      <w:r>
+        <w:rPr>
+          <w:sz w:val="24"/>
+          <w:szCs w:val="22"/>
+          <w:lang w:val="en-US"/>
+        </w:rPr>
+        <w:t xml:space="preserve">) </w:t>
       </w:r>
       <w:r>
         <w:rPr>
@@ -11028,13 +11449,23 @@
           <w:lang w:val="en-US"/>
         </w:rPr>
       </w:pPr>
-      <w:r>
-        <w:rPr>
-          <w:sz w:val="24"/>
-          <w:szCs w:val="22"/>
-          <w:lang w:val="en-US"/>
-        </w:rPr>
-        <w:t xml:space="preserve">moveToElement() </w:t>
+      <w:proofErr w:type="gramStart"/>
+      <w:r>
+        <w:rPr>
+          <w:sz w:val="24"/>
+          <w:szCs w:val="22"/>
+          <w:lang w:val="en-US"/>
+        </w:rPr>
+        <w:t>moveToElement(</w:t>
+      </w:r>
+      <w:proofErr w:type="gramEnd"/>
+      <w:r>
+        <w:rPr>
+          <w:sz w:val="24"/>
+          <w:szCs w:val="22"/>
+          <w:lang w:val="en-US"/>
+        </w:rPr>
+        <w:t xml:space="preserve">) </w:t>
       </w:r>
       <w:r>
         <w:rPr>
@@ -11066,13 +11497,23 @@
           <w:lang w:val="en-US"/>
         </w:rPr>
       </w:pPr>
-      <w:r>
-        <w:rPr>
-          <w:sz w:val="24"/>
-          <w:szCs w:val="22"/>
-          <w:lang w:val="en-US"/>
-        </w:rPr>
-        <w:t xml:space="preserve">perform() </w:t>
+      <w:proofErr w:type="gramStart"/>
+      <w:r>
+        <w:rPr>
+          <w:sz w:val="24"/>
+          <w:szCs w:val="22"/>
+          <w:lang w:val="en-US"/>
+        </w:rPr>
+        <w:t>perform(</w:t>
+      </w:r>
+      <w:proofErr w:type="gramEnd"/>
+      <w:r>
+        <w:rPr>
+          <w:sz w:val="24"/>
+          <w:szCs w:val="22"/>
+          <w:lang w:val="en-US"/>
+        </w:rPr>
+        <w:t xml:space="preserve">) </w:t>
       </w:r>
       <w:r>
         <w:rPr>
@@ -11104,13 +11545,23 @@
           <w:lang w:val="en-US"/>
         </w:rPr>
       </w:pPr>
-      <w:r>
-        <w:rPr>
-          <w:sz w:val="24"/>
-          <w:szCs w:val="22"/>
-          <w:lang w:val="en-US"/>
-        </w:rPr>
-        <w:t xml:space="preserve">contextClick() </w:t>
+      <w:proofErr w:type="gramStart"/>
+      <w:r>
+        <w:rPr>
+          <w:sz w:val="24"/>
+          <w:szCs w:val="22"/>
+          <w:lang w:val="en-US"/>
+        </w:rPr>
+        <w:t>contextClick(</w:t>
+      </w:r>
+      <w:proofErr w:type="gramEnd"/>
+      <w:r>
+        <w:rPr>
+          <w:sz w:val="24"/>
+          <w:szCs w:val="22"/>
+          <w:lang w:val="en-US"/>
+        </w:rPr>
+        <w:t xml:space="preserve">) </w:t>
       </w:r>
       <w:r>
         <w:rPr>
@@ -11150,13 +11601,23 @@
           <w:lang w:val="en-US"/>
         </w:rPr>
       </w:pPr>
-      <w:r>
-        <w:rPr>
-          <w:sz w:val="24"/>
-          <w:szCs w:val="22"/>
-          <w:lang w:val="en-US"/>
-        </w:rPr>
-        <w:t xml:space="preserve">doubleClick() </w:t>
+      <w:proofErr w:type="gramStart"/>
+      <w:r>
+        <w:rPr>
+          <w:sz w:val="24"/>
+          <w:szCs w:val="22"/>
+          <w:lang w:val="en-US"/>
+        </w:rPr>
+        <w:t>doubleClick(</w:t>
+      </w:r>
+      <w:proofErr w:type="gramEnd"/>
+      <w:r>
+        <w:rPr>
+          <w:sz w:val="24"/>
+          <w:szCs w:val="22"/>
+          <w:lang w:val="en-US"/>
+        </w:rPr>
+        <w:t xml:space="preserve">) </w:t>
       </w:r>
       <w:r>
         <w:rPr>
@@ -11228,7 +11689,25 @@
           <w:szCs w:val="22"/>
           <w:lang w:val="en-US"/>
         </w:rPr>
-        <w:t>It is the testing framework that will make your automation testing more easy.</w:t>
+        <w:t xml:space="preserve">It is the testing framework that will make your automation testing more </w:t>
+      </w:r>
+      <w:proofErr w:type="gramStart"/>
+      <w:r>
+        <w:rPr>
+          <w:sz w:val="24"/>
+          <w:szCs w:val="22"/>
+          <w:lang w:val="en-US"/>
+        </w:rPr>
+        <w:t>easy</w:t>
+      </w:r>
+      <w:proofErr w:type="gramEnd"/>
+      <w:r>
+        <w:rPr>
+          <w:sz w:val="24"/>
+          <w:szCs w:val="22"/>
+          <w:lang w:val="en-US"/>
+        </w:rPr>
+        <w:t>.</w:t>
       </w:r>
     </w:p>
     <w:p>
@@ -11472,7 +11951,17 @@
           <w:szCs w:val="22"/>
           <w:lang w:val="en-US"/>
         </w:rPr>
-        <w:t>HTML report</w:t>
+        <w:t>HT</w:t>
+      </w:r>
+      <w:bookmarkStart w:id="0" w:name="_GoBack"/>
+      <w:bookmarkEnd w:id="0"/>
+      <w:r>
+        <w:rPr>
+          <w:sz w:val="24"/>
+          <w:szCs w:val="22"/>
+          <w:lang w:val="en-US"/>
+        </w:rPr>
+        <w:t>ML report</w:t>
       </w:r>
     </w:p>
     <w:p>
@@ -12553,8 +13042,84 @@
         </w:rPr>
         <w:t>Can be implemented via @DataProvider</w:t>
       </w:r>
-      <w:bookmarkStart w:id="0" w:name="_GoBack"/>
-      <w:bookmarkEnd w:id="0"/>
+    </w:p>
+    <w:p>
+      <w:pPr>
+        <w:rPr>
+          <w:sz w:val="24"/>
+          <w:szCs w:val="22"/>
+          <w:lang w:val="en-US"/>
+        </w:rPr>
+      </w:pPr>
+    </w:p>
+    <w:p>
+      <w:pPr>
+        <w:rPr>
+          <w:b/>
+          <w:bCs/>
+          <w:sz w:val="24"/>
+          <w:szCs w:val="22"/>
+          <w:lang w:val="en-US"/>
+        </w:rPr>
+      </w:pPr>
+      <w:r>
+        <w:rPr>
+          <w:b/>
+          <w:bCs/>
+          <w:sz w:val="24"/>
+          <w:szCs w:val="22"/>
+          <w:lang w:val="en-US"/>
+        </w:rPr>
+        <w:t>Assertion in TestNG</w:t>
+      </w:r>
+    </w:p>
+    <w:p>
+      <w:pPr>
+        <w:pStyle w:val="ListParagraph"/>
+        <w:numPr>
+          <w:ilvl w:val="0"/>
+          <w:numId w:val="34"/>
+        </w:numPr>
+        <w:rPr>
+          <w:b/>
+          <w:bCs/>
+          <w:sz w:val="24"/>
+          <w:szCs w:val="22"/>
+          <w:lang w:val="en-US"/>
+        </w:rPr>
+      </w:pPr>
+      <w:r>
+        <w:rPr>
+          <w:sz w:val="24"/>
+          <w:szCs w:val="22"/>
+          <w:lang w:val="en-US"/>
+        </w:rPr>
+        <w:t>Assertion is the way / process to mark any test case as pass or fail.</w:t>
+      </w:r>
+    </w:p>
+    <w:p>
+      <w:pPr>
+        <w:pStyle w:val="ListParagraph"/>
+        <w:numPr>
+          <w:ilvl w:val="0"/>
+          <w:numId w:val="34"/>
+        </w:numPr>
+        <w:rPr>
+          <w:b/>
+          <w:bCs/>
+          <w:sz w:val="24"/>
+          <w:szCs w:val="22"/>
+          <w:lang w:val="en-US"/>
+        </w:rPr>
+      </w:pPr>
+      <w:r>
+        <w:rPr>
+          <w:sz w:val="24"/>
+          <w:szCs w:val="22"/>
+          <w:lang w:val="en-US"/>
+        </w:rPr>
+        <w:t>Type</w:t>
+      </w:r>
     </w:p>
     <w:sectPr>
       <w:pgSz w:w="11906" w:h="16838"/>
@@ -12569,6 +13134,119 @@
 <file path=word/numbering.xml><?xml version="1.0" encoding="utf-8"?>
 <w:numbering xmlns:wpc="http://schemas.microsoft.com/office/word/2010/wordprocessingCanvas" xmlns:mc="http://schemas.openxmlformats.org/markup-compatibility/2006" xmlns:o="urn:schemas-microsoft-com:office:office" xmlns:r="http://schemas.openxmlformats.org/officeDocument/2006/relationships" xmlns:m="http://schemas.openxmlformats.org/officeDocument/2006/math" xmlns:v="urn:schemas-microsoft-com:vml" xmlns:wp14="http://schemas.microsoft.com/office/word/2010/wordprocessingDrawing" xmlns:wp="http://schemas.openxmlformats.org/drawingml/2006/wordprocessingDrawing" xmlns:w10="urn:schemas-microsoft-com:office:word" xmlns:w="http://schemas.openxmlformats.org/wordprocessingml/2006/main" xmlns:w14="http://schemas.microsoft.com/office/word/2010/wordml" xmlns:w15="http://schemas.microsoft.com/office/word/2012/wordml" xmlns:wpg="http://schemas.microsoft.com/office/word/2010/wordprocessingGroup" xmlns:wpi="http://schemas.microsoft.com/office/word/2010/wordprocessingInk" xmlns:wne="http://schemas.microsoft.com/office/word/2006/wordml" xmlns:wps="http://schemas.microsoft.com/office/word/2010/wordprocessingShape" mc:Ignorable="w14 w15 wp14">
   <w:abstractNum w:abstractNumId="0">
+    <w:nsid w:val="04BB36FF"/>
+    <w:multiLevelType w:val="hybridMultilevel"/>
+    <w:tmpl w:val="07D49658"/>
+    <w:lvl w:ilvl="0" w:tplc="40090001">
+      <w:start w:val="1"/>
+      <w:numFmt w:val="bullet"/>
+      <w:lvlText w:val=""/>
+      <w:lvlJc w:val="left"/>
+      <w:pPr>
+        <w:ind w:left="720" w:hanging="360"/>
+      </w:pPr>
+      <w:rPr>
+        <w:rFonts w:ascii="Symbol" w:hAnsi="Symbol" w:hint="default"/>
+      </w:rPr>
+    </w:lvl>
+    <w:lvl w:ilvl="1" w:tplc="40090003" w:tentative="1">
+      <w:start w:val="1"/>
+      <w:numFmt w:val="bullet"/>
+      <w:lvlText w:val="o"/>
+      <w:lvlJc w:val="left"/>
+      <w:pPr>
+        <w:ind w:left="1440" w:hanging="360"/>
+      </w:pPr>
+      <w:rPr>
+        <w:rFonts w:ascii="Courier New" w:hAnsi="Courier New" w:cs="Courier New" w:hint="default"/>
+      </w:rPr>
+    </w:lvl>
+    <w:lvl w:ilvl="2" w:tplc="40090005" w:tentative="1">
+      <w:start w:val="1"/>
+      <w:numFmt w:val="bullet"/>
+      <w:lvlText w:val=""/>
+      <w:lvlJc w:val="left"/>
+      <w:pPr>
+        <w:ind w:left="2160" w:hanging="360"/>
+      </w:pPr>
+      <w:rPr>
+        <w:rFonts w:ascii="Wingdings" w:hAnsi="Wingdings" w:hint="default"/>
+      </w:rPr>
+    </w:lvl>
+    <w:lvl w:ilvl="3" w:tplc="40090001" w:tentative="1">
+      <w:start w:val="1"/>
+      <w:numFmt w:val="bullet"/>
+      <w:lvlText w:val=""/>
+      <w:lvlJc w:val="left"/>
+      <w:pPr>
+        <w:ind w:left="2880" w:hanging="360"/>
+      </w:pPr>
+      <w:rPr>
+        <w:rFonts w:ascii="Symbol" w:hAnsi="Symbol" w:hint="default"/>
+      </w:rPr>
+    </w:lvl>
+    <w:lvl w:ilvl="4" w:tplc="40090003" w:tentative="1">
+      <w:start w:val="1"/>
+      <w:numFmt w:val="bullet"/>
+      <w:lvlText w:val="o"/>
+      <w:lvlJc w:val="left"/>
+      <w:pPr>
+        <w:ind w:left="3600" w:hanging="360"/>
+      </w:pPr>
+      <w:rPr>
+        <w:rFonts w:ascii="Courier New" w:hAnsi="Courier New" w:cs="Courier New" w:hint="default"/>
+      </w:rPr>
+    </w:lvl>
+    <w:lvl w:ilvl="5" w:tplc="40090005" w:tentative="1">
+      <w:start w:val="1"/>
+      <w:numFmt w:val="bullet"/>
+      <w:lvlText w:val=""/>
+      <w:lvlJc w:val="left"/>
+      <w:pPr>
+        <w:ind w:left="4320" w:hanging="360"/>
+      </w:pPr>
+      <w:rPr>
+        <w:rFonts w:ascii="Wingdings" w:hAnsi="Wingdings" w:hint="default"/>
+      </w:rPr>
+    </w:lvl>
+    <w:lvl w:ilvl="6" w:tplc="40090001" w:tentative="1">
+      <w:start w:val="1"/>
+      <w:numFmt w:val="bullet"/>
+      <w:lvlText w:val=""/>
+      <w:lvlJc w:val="left"/>
+      <w:pPr>
+        <w:ind w:left="5040" w:hanging="360"/>
+      </w:pPr>
+      <w:rPr>
+        <w:rFonts w:ascii="Symbol" w:hAnsi="Symbol" w:hint="default"/>
+      </w:rPr>
+    </w:lvl>
+    <w:lvl w:ilvl="7" w:tplc="40090003" w:tentative="1">
+      <w:start w:val="1"/>
+      <w:numFmt w:val="bullet"/>
+      <w:lvlText w:val="o"/>
+      <w:lvlJc w:val="left"/>
+      <w:pPr>
+        <w:ind w:left="5760" w:hanging="360"/>
+      </w:pPr>
+      <w:rPr>
+        <w:rFonts w:ascii="Courier New" w:hAnsi="Courier New" w:cs="Courier New" w:hint="default"/>
+      </w:rPr>
+    </w:lvl>
+    <w:lvl w:ilvl="8" w:tplc="40090005" w:tentative="1">
+      <w:start w:val="1"/>
+      <w:numFmt w:val="bullet"/>
+      <w:lvlText w:val=""/>
+      <w:lvlJc w:val="left"/>
+      <w:pPr>
+        <w:ind w:left="6480" w:hanging="360"/>
+      </w:pPr>
+      <w:rPr>
+        <w:rFonts w:ascii="Wingdings" w:hAnsi="Wingdings" w:hint="default"/>
+      </w:rPr>
+    </w:lvl>
+  </w:abstractNum>
+  <w:abstractNum w:abstractNumId="1">
     <w:nsid w:val="08125591"/>
     <w:multiLevelType w:val="hybridMultilevel"/>
     <w:tmpl w:val="A7A8724E"/>
@@ -12681,7 +13359,7 @@
       </w:rPr>
     </w:lvl>
   </w:abstractNum>
-  <w:abstractNum w:abstractNumId="1">
+  <w:abstractNum w:abstractNumId="2">
     <w:nsid w:val="086F443B"/>
     <w:multiLevelType w:val="hybridMultilevel"/>
     <w:tmpl w:val="EC9489E4"/>
@@ -12770,7 +13448,7 @@
       </w:pPr>
     </w:lvl>
   </w:abstractNum>
-  <w:abstractNum w:abstractNumId="2">
+  <w:abstractNum w:abstractNumId="3">
     <w:nsid w:val="13611977"/>
     <w:multiLevelType w:val="hybridMultilevel"/>
     <w:tmpl w:val="65D89DDE"/>
@@ -12859,7 +13537,7 @@
       </w:pPr>
     </w:lvl>
   </w:abstractNum>
-  <w:abstractNum w:abstractNumId="3">
+  <w:abstractNum w:abstractNumId="4">
     <w:nsid w:val="15BA43E3"/>
     <w:multiLevelType w:val="hybridMultilevel"/>
     <w:tmpl w:val="55CCFBDE"/>
@@ -12948,7 +13626,7 @@
       </w:pPr>
     </w:lvl>
   </w:abstractNum>
-  <w:abstractNum w:abstractNumId="4">
+  <w:abstractNum w:abstractNumId="5">
     <w:nsid w:val="17431532"/>
     <w:multiLevelType w:val="hybridMultilevel"/>
     <w:tmpl w:val="3D88D956"/>
@@ -13037,7 +13715,7 @@
       </w:pPr>
     </w:lvl>
   </w:abstractNum>
-  <w:abstractNum w:abstractNumId="5">
+  <w:abstractNum w:abstractNumId="6">
     <w:nsid w:val="1A1B3715"/>
     <w:multiLevelType w:val="hybridMultilevel"/>
     <w:tmpl w:val="B958D526"/>
@@ -13150,7 +13828,7 @@
       </w:rPr>
     </w:lvl>
   </w:abstractNum>
-  <w:abstractNum w:abstractNumId="6">
+  <w:abstractNum w:abstractNumId="7">
     <w:nsid w:val="1ACF1D3C"/>
     <w:multiLevelType w:val="hybridMultilevel"/>
     <w:tmpl w:val="8BC0B462"/>
@@ -13263,7 +13941,7 @@
       </w:rPr>
     </w:lvl>
   </w:abstractNum>
-  <w:abstractNum w:abstractNumId="7">
+  <w:abstractNum w:abstractNumId="8">
     <w:nsid w:val="1D0166BD"/>
     <w:multiLevelType w:val="hybridMultilevel"/>
     <w:tmpl w:val="73A888F8"/>
@@ -13352,7 +14030,7 @@
       </w:pPr>
     </w:lvl>
   </w:abstractNum>
-  <w:abstractNum w:abstractNumId="8">
+  <w:abstractNum w:abstractNumId="9">
     <w:nsid w:val="22E55564"/>
     <w:multiLevelType w:val="hybridMultilevel"/>
     <w:tmpl w:val="B0FAF5DE"/>
@@ -13441,7 +14119,7 @@
       </w:pPr>
     </w:lvl>
   </w:abstractNum>
-  <w:abstractNum w:abstractNumId="9">
+  <w:abstractNum w:abstractNumId="10">
     <w:nsid w:val="24AD48A7"/>
     <w:multiLevelType w:val="hybridMultilevel"/>
     <w:tmpl w:val="C53ACF94"/>
@@ -13554,7 +14232,7 @@
       </w:rPr>
     </w:lvl>
   </w:abstractNum>
-  <w:abstractNum w:abstractNumId="10">
+  <w:abstractNum w:abstractNumId="11">
     <w:nsid w:val="44443626"/>
     <w:multiLevelType w:val="hybridMultilevel"/>
     <w:tmpl w:val="3A38E55E"/>
@@ -13667,7 +14345,7 @@
       </w:rPr>
     </w:lvl>
   </w:abstractNum>
-  <w:abstractNum w:abstractNumId="11">
+  <w:abstractNum w:abstractNumId="12">
     <w:nsid w:val="4BCF165C"/>
     <w:multiLevelType w:val="hybridMultilevel"/>
     <w:tmpl w:val="E7067116"/>
@@ -13753,7 +14431,7 @@
       </w:pPr>
     </w:lvl>
   </w:abstractNum>
-  <w:abstractNum w:abstractNumId="12">
+  <w:abstractNum w:abstractNumId="13">
     <w:nsid w:val="4D934839"/>
     <w:multiLevelType w:val="hybridMultilevel"/>
     <w:tmpl w:val="66E021E4"/>
@@ -13842,7 +14520,7 @@
       </w:pPr>
     </w:lvl>
   </w:abstractNum>
-  <w:abstractNum w:abstractNumId="13">
+  <w:abstractNum w:abstractNumId="14">
     <w:nsid w:val="520668FC"/>
     <w:multiLevelType w:val="hybridMultilevel"/>
     <w:tmpl w:val="A4F835F0"/>
@@ -13955,7 +14633,7 @@
       </w:rPr>
     </w:lvl>
   </w:abstractNum>
-  <w:abstractNum w:abstractNumId="14">
+  <w:abstractNum w:abstractNumId="15">
     <w:nsid w:val="542B3911"/>
     <w:multiLevelType w:val="hybridMultilevel"/>
     <w:tmpl w:val="FF9249A0"/>
@@ -14068,7 +14746,7 @@
       </w:rPr>
     </w:lvl>
   </w:abstractNum>
-  <w:abstractNum w:abstractNumId="15">
+  <w:abstractNum w:abstractNumId="16">
     <w:nsid w:val="571D3B3E"/>
     <w:multiLevelType w:val="hybridMultilevel"/>
     <w:tmpl w:val="CF98A6CE"/>
@@ -14181,7 +14859,7 @@
       </w:rPr>
     </w:lvl>
   </w:abstractNum>
-  <w:abstractNum w:abstractNumId="16">
+  <w:abstractNum w:abstractNumId="17">
     <w:nsid w:val="5DA53D78"/>
     <w:multiLevelType w:val="hybridMultilevel"/>
     <w:tmpl w:val="25D4A350"/>
@@ -14270,7 +14948,7 @@
       </w:pPr>
     </w:lvl>
   </w:abstractNum>
-  <w:abstractNum w:abstractNumId="17">
+  <w:abstractNum w:abstractNumId="18">
     <w:nsid w:val="5F4B1933"/>
     <w:multiLevelType w:val="hybridMultilevel"/>
     <w:tmpl w:val="B9F8D93A"/>
@@ -14383,7 +15061,7 @@
       </w:rPr>
     </w:lvl>
   </w:abstractNum>
-  <w:abstractNum w:abstractNumId="18">
+  <w:abstractNum w:abstractNumId="19">
     <w:nsid w:val="5F5160CF"/>
     <w:multiLevelType w:val="hybridMultilevel"/>
     <w:tmpl w:val="CFEE6708"/>
@@ -14496,7 +15174,7 @@
       </w:rPr>
     </w:lvl>
   </w:abstractNum>
-  <w:abstractNum w:abstractNumId="19">
+  <w:abstractNum w:abstractNumId="20">
     <w:nsid w:val="611C3CE1"/>
     <w:multiLevelType w:val="hybridMultilevel"/>
     <w:tmpl w:val="861A04FE"/>
@@ -14585,7 +15263,7 @@
       </w:pPr>
     </w:lvl>
   </w:abstractNum>
-  <w:abstractNum w:abstractNumId="20">
+  <w:abstractNum w:abstractNumId="21">
     <w:nsid w:val="61ED0FA8"/>
     <w:multiLevelType w:val="hybridMultilevel"/>
     <w:tmpl w:val="70CCDFC4"/>
@@ -14674,7 +15352,7 @@
       </w:pPr>
     </w:lvl>
   </w:abstractNum>
-  <w:abstractNum w:abstractNumId="21">
+  <w:abstractNum w:abstractNumId="22">
     <w:nsid w:val="64CF3846"/>
     <w:multiLevelType w:val="hybridMultilevel"/>
     <w:tmpl w:val="13ACF5F6"/>
@@ -14787,7 +15465,7 @@
       </w:rPr>
     </w:lvl>
   </w:abstractNum>
-  <w:abstractNum w:abstractNumId="22">
+  <w:abstractNum w:abstractNumId="23">
     <w:nsid w:val="679919C6"/>
     <w:multiLevelType w:val="hybridMultilevel"/>
     <w:tmpl w:val="D8C8FD88"/>
@@ -14900,7 +15578,7 @@
       </w:rPr>
     </w:lvl>
   </w:abstractNum>
-  <w:abstractNum w:abstractNumId="23">
+  <w:abstractNum w:abstractNumId="24">
     <w:nsid w:val="6D8557E4"/>
     <w:multiLevelType w:val="hybridMultilevel"/>
     <w:tmpl w:val="0A1AF8D0"/>
@@ -15013,7 +15691,7 @@
       </w:rPr>
     </w:lvl>
   </w:abstractNum>
-  <w:abstractNum w:abstractNumId="24">
+  <w:abstractNum w:abstractNumId="25">
     <w:nsid w:val="6E087545"/>
     <w:multiLevelType w:val="hybridMultilevel"/>
     <w:tmpl w:val="68B8BE2E"/>
@@ -15102,7 +15780,7 @@
       </w:pPr>
     </w:lvl>
   </w:abstractNum>
-  <w:abstractNum w:abstractNumId="25">
+  <w:abstractNum w:abstractNumId="26">
     <w:nsid w:val="712436B2"/>
     <w:multiLevelType w:val="hybridMultilevel"/>
     <w:tmpl w:val="7DB88F34"/>
@@ -15215,7 +15893,7 @@
       </w:rPr>
     </w:lvl>
   </w:abstractNum>
-  <w:abstractNum w:abstractNumId="26">
+  <w:abstractNum w:abstractNumId="27">
     <w:nsid w:val="716327C1"/>
     <w:multiLevelType w:val="hybridMultilevel"/>
     <w:tmpl w:val="BF34ABA8"/>
@@ -15328,7 +16006,7 @@
       </w:rPr>
     </w:lvl>
   </w:abstractNum>
-  <w:abstractNum w:abstractNumId="27">
+  <w:abstractNum w:abstractNumId="28">
     <w:nsid w:val="73BF2B49"/>
     <w:multiLevelType w:val="hybridMultilevel"/>
     <w:tmpl w:val="8E56E800"/>
@@ -15441,7 +16119,7 @@
       </w:rPr>
     </w:lvl>
   </w:abstractNum>
-  <w:abstractNum w:abstractNumId="28">
+  <w:abstractNum w:abstractNumId="29">
     <w:nsid w:val="75371497"/>
     <w:multiLevelType w:val="hybridMultilevel"/>
     <w:tmpl w:val="1D686274"/>
@@ -15554,7 +16232,7 @@
       </w:rPr>
     </w:lvl>
   </w:abstractNum>
-  <w:abstractNum w:abstractNumId="29">
+  <w:abstractNum w:abstractNumId="30">
     <w:nsid w:val="7A65502B"/>
     <w:multiLevelType w:val="hybridMultilevel"/>
     <w:tmpl w:val="763EAD76"/>
@@ -15667,7 +16345,7 @@
       </w:rPr>
     </w:lvl>
   </w:abstractNum>
-  <w:abstractNum w:abstractNumId="30">
+  <w:abstractNum w:abstractNumId="31">
     <w:nsid w:val="7CC327AE"/>
     <w:multiLevelType w:val="hybridMultilevel"/>
     <w:tmpl w:val="FD60D564"/>
@@ -15780,7 +16458,7 @@
       </w:rPr>
     </w:lvl>
   </w:abstractNum>
-  <w:abstractNum w:abstractNumId="31">
+  <w:abstractNum w:abstractNumId="32">
     <w:nsid w:val="7D476BBC"/>
     <w:multiLevelType w:val="hybridMultilevel"/>
     <w:tmpl w:val="B360ED0C"/>
@@ -15893,7 +16571,7 @@
       </w:rPr>
     </w:lvl>
   </w:abstractNum>
-  <w:abstractNum w:abstractNumId="32">
+  <w:abstractNum w:abstractNumId="33">
     <w:nsid w:val="7FF367B4"/>
     <w:multiLevelType w:val="hybridMultilevel"/>
     <w:tmpl w:val="3DDC9BF0"/>
@@ -16007,103 +16685,106 @@
     </w:lvl>
   </w:abstractNum>
   <w:num w:numId="1">
-    <w:abstractNumId w:val="0"/>
+    <w:abstractNumId w:val="1"/>
   </w:num>
   <w:num w:numId="2">
+    <w:abstractNumId w:val="16"/>
+  </w:num>
+  <w:num w:numId="3">
+    <w:abstractNumId w:val="22"/>
+  </w:num>
+  <w:num w:numId="4">
+    <w:abstractNumId w:val="28"/>
+  </w:num>
+  <w:num w:numId="5">
+    <w:abstractNumId w:val="10"/>
+  </w:num>
+  <w:num w:numId="6">
+    <w:abstractNumId w:val="26"/>
+  </w:num>
+  <w:num w:numId="7">
+    <w:abstractNumId w:val="33"/>
+  </w:num>
+  <w:num w:numId="8">
+    <w:abstractNumId w:val="11"/>
+  </w:num>
+  <w:num w:numId="9">
+    <w:abstractNumId w:val="18"/>
+  </w:num>
+  <w:num w:numId="10">
+    <w:abstractNumId w:val="8"/>
+  </w:num>
+  <w:num w:numId="11">
+    <w:abstractNumId w:val="14"/>
+  </w:num>
+  <w:num w:numId="12">
+    <w:abstractNumId w:val="5"/>
+  </w:num>
+  <w:num w:numId="13">
+    <w:abstractNumId w:val="12"/>
+  </w:num>
+  <w:num w:numId="14">
+    <w:abstractNumId w:val="25"/>
+  </w:num>
+  <w:num w:numId="15">
+    <w:abstractNumId w:val="2"/>
+  </w:num>
+  <w:num w:numId="16">
+    <w:abstractNumId w:val="13"/>
+  </w:num>
+  <w:num w:numId="17">
+    <w:abstractNumId w:val="30"/>
+  </w:num>
+  <w:num w:numId="18">
+    <w:abstractNumId w:val="23"/>
+  </w:num>
+  <w:num w:numId="19">
+    <w:abstractNumId w:val="21"/>
+  </w:num>
+  <w:num w:numId="20">
+    <w:abstractNumId w:val="7"/>
+  </w:num>
+  <w:num w:numId="21">
+    <w:abstractNumId w:val="24"/>
+  </w:num>
+  <w:num w:numId="22">
+    <w:abstractNumId w:val="31"/>
+  </w:num>
+  <w:num w:numId="23">
+    <w:abstractNumId w:val="17"/>
+  </w:num>
+  <w:num w:numId="24">
+    <w:abstractNumId w:val="20"/>
+  </w:num>
+  <w:num w:numId="25">
+    <w:abstractNumId w:val="6"/>
+  </w:num>
+  <w:num w:numId="26">
+    <w:abstractNumId w:val="32"/>
+  </w:num>
+  <w:num w:numId="27">
     <w:abstractNumId w:val="15"/>
   </w:num>
-  <w:num w:numId="3">
-    <w:abstractNumId w:val="21"/>
+  <w:num w:numId="28">
+    <w:abstractNumId w:val="4"/>
   </w:num>
-  <w:num w:numId="4">
+  <w:num w:numId="29">
+    <w:abstractNumId w:val="19"/>
+  </w:num>
+  <w:num w:numId="30">
+    <w:abstractNumId w:val="29"/>
+  </w:num>
+  <w:num w:numId="31">
+    <w:abstractNumId w:val="3"/>
+  </w:num>
+  <w:num w:numId="32">
+    <w:abstractNumId w:val="9"/>
+  </w:num>
+  <w:num w:numId="33">
     <w:abstractNumId w:val="27"/>
   </w:num>
-  <w:num w:numId="5">
-    <w:abstractNumId w:val="9"/>
-  </w:num>
-  <w:num w:numId="6">
-    <w:abstractNumId w:val="25"/>
-  </w:num>
-  <w:num w:numId="7">
-    <w:abstractNumId w:val="32"/>
-  </w:num>
-  <w:num w:numId="8">
-    <w:abstractNumId w:val="10"/>
-  </w:num>
-  <w:num w:numId="9">
-    <w:abstractNumId w:val="17"/>
-  </w:num>
-  <w:num w:numId="10">
-    <w:abstractNumId w:val="7"/>
-  </w:num>
-  <w:num w:numId="11">
-    <w:abstractNumId w:val="13"/>
-  </w:num>
-  <w:num w:numId="12">
-    <w:abstractNumId w:val="4"/>
-  </w:num>
-  <w:num w:numId="13">
-    <w:abstractNumId w:val="11"/>
-  </w:num>
-  <w:num w:numId="14">
-    <w:abstractNumId w:val="24"/>
-  </w:num>
-  <w:num w:numId="15">
-    <w:abstractNumId w:val="1"/>
-  </w:num>
-  <w:num w:numId="16">
-    <w:abstractNumId w:val="12"/>
-  </w:num>
-  <w:num w:numId="17">
-    <w:abstractNumId w:val="29"/>
-  </w:num>
-  <w:num w:numId="18">
-    <w:abstractNumId w:val="22"/>
-  </w:num>
-  <w:num w:numId="19">
-    <w:abstractNumId w:val="20"/>
-  </w:num>
-  <w:num w:numId="20">
-    <w:abstractNumId w:val="6"/>
-  </w:num>
-  <w:num w:numId="21">
-    <w:abstractNumId w:val="23"/>
-  </w:num>
-  <w:num w:numId="22">
-    <w:abstractNumId w:val="30"/>
-  </w:num>
-  <w:num w:numId="23">
-    <w:abstractNumId w:val="16"/>
-  </w:num>
-  <w:num w:numId="24">
-    <w:abstractNumId w:val="19"/>
-  </w:num>
-  <w:num w:numId="25">
-    <w:abstractNumId w:val="5"/>
-  </w:num>
-  <w:num w:numId="26">
-    <w:abstractNumId w:val="31"/>
-  </w:num>
-  <w:num w:numId="27">
-    <w:abstractNumId w:val="14"/>
-  </w:num>
-  <w:num w:numId="28">
-    <w:abstractNumId w:val="3"/>
-  </w:num>
-  <w:num w:numId="29">
-    <w:abstractNumId w:val="18"/>
-  </w:num>
-  <w:num w:numId="30">
-    <w:abstractNumId w:val="28"/>
-  </w:num>
-  <w:num w:numId="31">
-    <w:abstractNumId w:val="2"/>
-  </w:num>
-  <w:num w:numId="32">
-    <w:abstractNumId w:val="8"/>
-  </w:num>
-  <w:num w:numId="33">
-    <w:abstractNumId w:val="26"/>
+  <w:num w:numId="34">
+    <w:abstractNumId w:val="0"/>
   </w:num>
 </w:numbering>
 </file>
@@ -17636,31 +18317,31 @@
     </dgm:pt>
   </dgm:ptLst>
   <dgm:cxnLst>
+    <dgm:cxn modelId="{A04CD9D3-EBAB-497C-847E-B8ECD7BA8395}" type="presOf" srcId="{9C4D6193-4800-45DB-9EB9-DA2277B5D91B}" destId="{374ED80F-5E6F-4A85-B95B-4BA99538042E}" srcOrd="0" destOrd="0" presId="urn:microsoft.com/office/officeart/2005/8/layout/process1"/>
+    <dgm:cxn modelId="{E79249D3-7518-476A-8625-7D16A8EC1C9E}" type="presOf" srcId="{9C4D6193-4800-45DB-9EB9-DA2277B5D91B}" destId="{B8DA0D4A-E19E-4233-86B3-A96400569C53}" srcOrd="1" destOrd="0" presId="urn:microsoft.com/office/officeart/2005/8/layout/process1"/>
+    <dgm:cxn modelId="{4C3B0051-7E05-4829-9141-0A555CA41418}" type="presOf" srcId="{BF4790F6-D1AA-430E-85BA-C07F91D009F2}" destId="{485EB252-98AF-4CC0-A401-D9A154AAFC53}" srcOrd="0" destOrd="0" presId="urn:microsoft.com/office/officeart/2005/8/layout/process1"/>
+    <dgm:cxn modelId="{506EA922-350E-4C29-9758-34130A4DF3C0}" type="presOf" srcId="{5AAB36AD-884F-4169-9EAA-81A3D87ABCFA}" destId="{AB8F05C3-3669-4AF7-9C79-08939721A716}" srcOrd="0" destOrd="0" presId="urn:microsoft.com/office/officeart/2005/8/layout/process1"/>
+    <dgm:cxn modelId="{80AB986A-FDF3-41B1-9092-584CE3EB969B}" srcId="{9EE1A18E-AD2D-415E-8996-B35207C41ED0}" destId="{BF8C77AF-CFF1-4B53-B009-D4E001D240D6}" srcOrd="3" destOrd="0" parTransId="{FBE35E27-7BCE-41B3-88D2-29BD34AAC180}" sibTransId="{DC8EEA03-196C-4689-B6BD-D5BC213D37CC}"/>
+    <dgm:cxn modelId="{C64B1335-3114-45CA-AD39-68B292B0C6CF}" type="presOf" srcId="{214208B8-431D-481C-9A4C-228B7308ADA8}" destId="{5D4876CA-733D-4DFD-8E79-4A3DBC7C7C6B}" srcOrd="1" destOrd="0" presId="urn:microsoft.com/office/officeart/2005/8/layout/process1"/>
+    <dgm:cxn modelId="{C40EF80B-0FB5-4359-861C-7A562C559FF4}" type="presOf" srcId="{EF5675B6-38BA-4455-BA87-E62399D49989}" destId="{DEB61738-BCA0-4546-95CF-970A62665FC2}" srcOrd="0" destOrd="0" presId="urn:microsoft.com/office/officeart/2005/8/layout/process1"/>
+    <dgm:cxn modelId="{4BE651AB-CD25-4A66-9024-14A026C72B3A}" type="presOf" srcId="{214208B8-431D-481C-9A4C-228B7308ADA8}" destId="{C789FCC9-4717-4FFC-BA71-F98E7B1B3115}" srcOrd="0" destOrd="0" presId="urn:microsoft.com/office/officeart/2005/8/layout/process1"/>
+    <dgm:cxn modelId="{4D1B4854-AE2E-470B-9115-BD099FD5799A}" srcId="{9EE1A18E-AD2D-415E-8996-B35207C41ED0}" destId="{BF4790F6-D1AA-430E-85BA-C07F91D009F2}" srcOrd="1" destOrd="0" parTransId="{974B1A63-8714-4E97-A93F-006B83F9DBF3}" sibTransId="{214208B8-431D-481C-9A4C-228B7308ADA8}"/>
     <dgm:cxn modelId="{B151CA70-0406-48D6-8013-3F7D288766AD}" srcId="{9EE1A18E-AD2D-415E-8996-B35207C41ED0}" destId="{5AAB36AD-884F-4169-9EAA-81A3D87ABCFA}" srcOrd="0" destOrd="0" parTransId="{4796A0B2-FD04-4D0D-B4E3-6A8EB9A6D74D}" sibTransId="{9C4D6193-4800-45DB-9EB9-DA2277B5D91B}"/>
-    <dgm:cxn modelId="{F764984F-EBA3-4452-BDF9-58ADE0C0C00D}" type="presOf" srcId="{9EE1A18E-AD2D-415E-8996-B35207C41ED0}" destId="{B9FC173B-3430-402C-9BFA-D498C62BCC2D}" srcOrd="0" destOrd="0" presId="urn:microsoft.com/office/officeart/2005/8/layout/process1"/>
-    <dgm:cxn modelId="{ECAA22AD-5956-4F2E-8321-DAFE3F008574}" type="presOf" srcId="{214208B8-431D-481C-9A4C-228B7308ADA8}" destId="{5D4876CA-733D-4DFD-8E79-4A3DBC7C7C6B}" srcOrd="1" destOrd="0" presId="urn:microsoft.com/office/officeart/2005/8/layout/process1"/>
+    <dgm:cxn modelId="{A4CD6FBE-5D38-450B-AB8A-5BF9EF413397}" type="presOf" srcId="{BF8C77AF-CFF1-4B53-B009-D4E001D240D6}" destId="{D0DFB2B8-5022-4762-AA62-9B0CF1B32B60}" srcOrd="0" destOrd="0" presId="urn:microsoft.com/office/officeart/2005/8/layout/process1"/>
     <dgm:cxn modelId="{39F27088-F2FF-4B1E-85B8-75E4A5853051}" srcId="{9EE1A18E-AD2D-415E-8996-B35207C41ED0}" destId="{EF5675B6-38BA-4455-BA87-E62399D49989}" srcOrd="2" destOrd="0" parTransId="{B9F702AD-11CA-445A-BE84-AFE50ED28D23}" sibTransId="{7201A391-9828-4B1D-A3C1-894234D041DB}"/>
-    <dgm:cxn modelId="{711EF1FD-73D3-4091-A079-E2D0A2D64497}" type="presOf" srcId="{9C4D6193-4800-45DB-9EB9-DA2277B5D91B}" destId="{374ED80F-5E6F-4A85-B95B-4BA99538042E}" srcOrd="0" destOrd="0" presId="urn:microsoft.com/office/officeart/2005/8/layout/process1"/>
-    <dgm:cxn modelId="{F71389DC-EB65-40DE-AD5E-7A4EA4C1892C}" type="presOf" srcId="{5AAB36AD-884F-4169-9EAA-81A3D87ABCFA}" destId="{AB8F05C3-3669-4AF7-9C79-08939721A716}" srcOrd="0" destOrd="0" presId="urn:microsoft.com/office/officeart/2005/8/layout/process1"/>
-    <dgm:cxn modelId="{4D1B4854-AE2E-470B-9115-BD099FD5799A}" srcId="{9EE1A18E-AD2D-415E-8996-B35207C41ED0}" destId="{BF4790F6-D1AA-430E-85BA-C07F91D009F2}" srcOrd="1" destOrd="0" parTransId="{974B1A63-8714-4E97-A93F-006B83F9DBF3}" sibTransId="{214208B8-431D-481C-9A4C-228B7308ADA8}"/>
-    <dgm:cxn modelId="{41A83884-86F3-43CC-ADEB-4716CCAC4B53}" type="presOf" srcId="{BF8C77AF-CFF1-4B53-B009-D4E001D240D6}" destId="{D0DFB2B8-5022-4762-AA62-9B0CF1B32B60}" srcOrd="0" destOrd="0" presId="urn:microsoft.com/office/officeart/2005/8/layout/process1"/>
-    <dgm:cxn modelId="{5DC5D3F9-1A01-4D33-8A55-54B9A317A2BC}" type="presOf" srcId="{7201A391-9828-4B1D-A3C1-894234D041DB}" destId="{FDD593C1-9D9B-40ED-8C6D-5142CB0F0E3E}" srcOrd="1" destOrd="0" presId="urn:microsoft.com/office/officeart/2005/8/layout/process1"/>
-    <dgm:cxn modelId="{51608816-F95F-4B75-A2DC-CD1C4D21C139}" type="presOf" srcId="{9C4D6193-4800-45DB-9EB9-DA2277B5D91B}" destId="{B8DA0D4A-E19E-4233-86B3-A96400569C53}" srcOrd="1" destOrd="0" presId="urn:microsoft.com/office/officeart/2005/8/layout/process1"/>
-    <dgm:cxn modelId="{80AB986A-FDF3-41B1-9092-584CE3EB969B}" srcId="{9EE1A18E-AD2D-415E-8996-B35207C41ED0}" destId="{BF8C77AF-CFF1-4B53-B009-D4E001D240D6}" srcOrd="3" destOrd="0" parTransId="{FBE35E27-7BCE-41B3-88D2-29BD34AAC180}" sibTransId="{DC8EEA03-196C-4689-B6BD-D5BC213D37CC}"/>
-    <dgm:cxn modelId="{1397AC91-C3B4-4581-B214-A0C31090C066}" type="presOf" srcId="{BF4790F6-D1AA-430E-85BA-C07F91D009F2}" destId="{485EB252-98AF-4CC0-A401-D9A154AAFC53}" srcOrd="0" destOrd="0" presId="urn:microsoft.com/office/officeart/2005/8/layout/process1"/>
-    <dgm:cxn modelId="{1EFD4A50-B888-4677-B4DE-15EFF2579B18}" type="presOf" srcId="{214208B8-431D-481C-9A4C-228B7308ADA8}" destId="{C789FCC9-4717-4FFC-BA71-F98E7B1B3115}" srcOrd="0" destOrd="0" presId="urn:microsoft.com/office/officeart/2005/8/layout/process1"/>
-    <dgm:cxn modelId="{84043B50-141D-4CF4-A827-873BA46BB620}" type="presOf" srcId="{7201A391-9828-4B1D-A3C1-894234D041DB}" destId="{05A02C9E-6432-4B6A-91B3-E0BA65A6B1AE}" srcOrd="0" destOrd="0" presId="urn:microsoft.com/office/officeart/2005/8/layout/process1"/>
-    <dgm:cxn modelId="{2234D61B-B494-45CD-9849-CDDB93809281}" type="presOf" srcId="{EF5675B6-38BA-4455-BA87-E62399D49989}" destId="{DEB61738-BCA0-4546-95CF-970A62665FC2}" srcOrd="0" destOrd="0" presId="urn:microsoft.com/office/officeart/2005/8/layout/process1"/>
-    <dgm:cxn modelId="{3F220D9B-C860-42C1-8B50-2D9C58375D4B}" type="presParOf" srcId="{B9FC173B-3430-402C-9BFA-D498C62BCC2D}" destId="{AB8F05C3-3669-4AF7-9C79-08939721A716}" srcOrd="0" destOrd="0" presId="urn:microsoft.com/office/officeart/2005/8/layout/process1"/>
-    <dgm:cxn modelId="{B3045B28-1557-4B79-98AD-38FCB5D5808D}" type="presParOf" srcId="{B9FC173B-3430-402C-9BFA-D498C62BCC2D}" destId="{374ED80F-5E6F-4A85-B95B-4BA99538042E}" srcOrd="1" destOrd="0" presId="urn:microsoft.com/office/officeart/2005/8/layout/process1"/>
-    <dgm:cxn modelId="{B2517140-B768-44ED-BD7F-9E3593B67AA4}" type="presParOf" srcId="{374ED80F-5E6F-4A85-B95B-4BA99538042E}" destId="{B8DA0D4A-E19E-4233-86B3-A96400569C53}" srcOrd="0" destOrd="0" presId="urn:microsoft.com/office/officeart/2005/8/layout/process1"/>
-    <dgm:cxn modelId="{FCA650AF-7B2A-496C-BB3A-B086D0519C8D}" type="presParOf" srcId="{B9FC173B-3430-402C-9BFA-D498C62BCC2D}" destId="{485EB252-98AF-4CC0-A401-D9A154AAFC53}" srcOrd="2" destOrd="0" presId="urn:microsoft.com/office/officeart/2005/8/layout/process1"/>
-    <dgm:cxn modelId="{65968209-CF58-4086-B1B8-9C8D6CE8A772}" type="presParOf" srcId="{B9FC173B-3430-402C-9BFA-D498C62BCC2D}" destId="{C789FCC9-4717-4FFC-BA71-F98E7B1B3115}" srcOrd="3" destOrd="0" presId="urn:microsoft.com/office/officeart/2005/8/layout/process1"/>
-    <dgm:cxn modelId="{C1BD21AA-9926-4F98-9FC5-A51272FCB257}" type="presParOf" srcId="{C789FCC9-4717-4FFC-BA71-F98E7B1B3115}" destId="{5D4876CA-733D-4DFD-8E79-4A3DBC7C7C6B}" srcOrd="0" destOrd="0" presId="urn:microsoft.com/office/officeart/2005/8/layout/process1"/>
-    <dgm:cxn modelId="{D68C8C9E-410F-4F94-978F-4E716BEC0568}" type="presParOf" srcId="{B9FC173B-3430-402C-9BFA-D498C62BCC2D}" destId="{DEB61738-BCA0-4546-95CF-970A62665FC2}" srcOrd="4" destOrd="0" presId="urn:microsoft.com/office/officeart/2005/8/layout/process1"/>
-    <dgm:cxn modelId="{303DC109-F7EF-4C07-80B2-D7FE7A5DB697}" type="presParOf" srcId="{B9FC173B-3430-402C-9BFA-D498C62BCC2D}" destId="{05A02C9E-6432-4B6A-91B3-E0BA65A6B1AE}" srcOrd="5" destOrd="0" presId="urn:microsoft.com/office/officeart/2005/8/layout/process1"/>
-    <dgm:cxn modelId="{B82CD448-89CE-491C-9DBB-A56B124A7CFB}" type="presParOf" srcId="{05A02C9E-6432-4B6A-91B3-E0BA65A6B1AE}" destId="{FDD593C1-9D9B-40ED-8C6D-5142CB0F0E3E}" srcOrd="0" destOrd="0" presId="urn:microsoft.com/office/officeart/2005/8/layout/process1"/>
-    <dgm:cxn modelId="{50554FBF-F44B-4E01-95A1-C5922A528368}" type="presParOf" srcId="{B9FC173B-3430-402C-9BFA-D498C62BCC2D}" destId="{D0DFB2B8-5022-4762-AA62-9B0CF1B32B60}" srcOrd="6" destOrd="0" presId="urn:microsoft.com/office/officeart/2005/8/layout/process1"/>
+    <dgm:cxn modelId="{D014BE6E-96D2-4A19-AC67-6639FE3EFCF0}" type="presOf" srcId="{9EE1A18E-AD2D-415E-8996-B35207C41ED0}" destId="{B9FC173B-3430-402C-9BFA-D498C62BCC2D}" srcOrd="0" destOrd="0" presId="urn:microsoft.com/office/officeart/2005/8/layout/process1"/>
+    <dgm:cxn modelId="{FDCC5C8C-463E-44EB-B6DF-09A73C3AA709}" type="presOf" srcId="{7201A391-9828-4B1D-A3C1-894234D041DB}" destId="{05A02C9E-6432-4B6A-91B3-E0BA65A6B1AE}" srcOrd="0" destOrd="0" presId="urn:microsoft.com/office/officeart/2005/8/layout/process1"/>
+    <dgm:cxn modelId="{CB1D684E-3638-4ED0-B2CE-4F441B563AE3}" type="presOf" srcId="{7201A391-9828-4B1D-A3C1-894234D041DB}" destId="{FDD593C1-9D9B-40ED-8C6D-5142CB0F0E3E}" srcOrd="1" destOrd="0" presId="urn:microsoft.com/office/officeart/2005/8/layout/process1"/>
+    <dgm:cxn modelId="{EDA28ACA-1B0A-415F-8C97-20A7202F44CD}" type="presParOf" srcId="{B9FC173B-3430-402C-9BFA-D498C62BCC2D}" destId="{AB8F05C3-3669-4AF7-9C79-08939721A716}" srcOrd="0" destOrd="0" presId="urn:microsoft.com/office/officeart/2005/8/layout/process1"/>
+    <dgm:cxn modelId="{00395C42-40B8-4553-AC58-C1C688427A3E}" type="presParOf" srcId="{B9FC173B-3430-402C-9BFA-D498C62BCC2D}" destId="{374ED80F-5E6F-4A85-B95B-4BA99538042E}" srcOrd="1" destOrd="0" presId="urn:microsoft.com/office/officeart/2005/8/layout/process1"/>
+    <dgm:cxn modelId="{F3B602C0-CF5B-4216-8296-532509B45344}" type="presParOf" srcId="{374ED80F-5E6F-4A85-B95B-4BA99538042E}" destId="{B8DA0D4A-E19E-4233-86B3-A96400569C53}" srcOrd="0" destOrd="0" presId="urn:microsoft.com/office/officeart/2005/8/layout/process1"/>
+    <dgm:cxn modelId="{0390F4AB-5990-4CB6-B378-3B0DD55458BA}" type="presParOf" srcId="{B9FC173B-3430-402C-9BFA-D498C62BCC2D}" destId="{485EB252-98AF-4CC0-A401-D9A154AAFC53}" srcOrd="2" destOrd="0" presId="urn:microsoft.com/office/officeart/2005/8/layout/process1"/>
+    <dgm:cxn modelId="{CED1138A-8BFE-4543-BAA2-6CDD04FD9826}" type="presParOf" srcId="{B9FC173B-3430-402C-9BFA-D498C62BCC2D}" destId="{C789FCC9-4717-4FFC-BA71-F98E7B1B3115}" srcOrd="3" destOrd="0" presId="urn:microsoft.com/office/officeart/2005/8/layout/process1"/>
+    <dgm:cxn modelId="{B68F9AFD-1D78-499B-8A7A-E56FFA8EA034}" type="presParOf" srcId="{C789FCC9-4717-4FFC-BA71-F98E7B1B3115}" destId="{5D4876CA-733D-4DFD-8E79-4A3DBC7C7C6B}" srcOrd="0" destOrd="0" presId="urn:microsoft.com/office/officeart/2005/8/layout/process1"/>
+    <dgm:cxn modelId="{2F7F7E48-B22E-4ECB-AF3A-ACE9B4B796DB}" type="presParOf" srcId="{B9FC173B-3430-402C-9BFA-D498C62BCC2D}" destId="{DEB61738-BCA0-4546-95CF-970A62665FC2}" srcOrd="4" destOrd="0" presId="urn:microsoft.com/office/officeart/2005/8/layout/process1"/>
+    <dgm:cxn modelId="{8BDCD2AF-3A5D-4151-B087-3D2769603BED}" type="presParOf" srcId="{B9FC173B-3430-402C-9BFA-D498C62BCC2D}" destId="{05A02C9E-6432-4B6A-91B3-E0BA65A6B1AE}" srcOrd="5" destOrd="0" presId="urn:microsoft.com/office/officeart/2005/8/layout/process1"/>
+    <dgm:cxn modelId="{D0F0C068-DEDB-4BA5-B71C-9696448459EA}" type="presParOf" srcId="{05A02C9E-6432-4B6A-91B3-E0BA65A6B1AE}" destId="{FDD593C1-9D9B-40ED-8C6D-5142CB0F0E3E}" srcOrd="0" destOrd="0" presId="urn:microsoft.com/office/officeart/2005/8/layout/process1"/>
+    <dgm:cxn modelId="{08C050A0-EEE2-4D2D-9941-A841130874FA}" type="presParOf" srcId="{B9FC173B-3430-402C-9BFA-D498C62BCC2D}" destId="{D0DFB2B8-5022-4762-AA62-9B0CF1B32B60}" srcOrd="6" destOrd="0" presId="urn:microsoft.com/office/officeart/2005/8/layout/process1"/>
   </dgm:cxnLst>
   <dgm:bg/>
   <dgm:whole/>

--- a/Notes_SA2510014.docx
+++ b/Notes_SA2510014.docx
@@ -818,23 +818,13 @@
           <w:lang w:val="en-US"/>
         </w:rPr>
       </w:pPr>
-      <w:proofErr w:type="spellStart"/>
-      <w:r>
-        <w:rPr>
-          <w:sz w:val="24"/>
-          <w:szCs w:val="22"/>
-          <w:lang w:val="en-US"/>
-        </w:rPr>
-        <w:t>Thread.sleep</w:t>
-      </w:r>
-      <w:proofErr w:type="spellEnd"/>
-      <w:r>
-        <w:rPr>
-          <w:sz w:val="24"/>
-          <w:szCs w:val="22"/>
-          <w:lang w:val="en-US"/>
-        </w:rPr>
-        <w:t>()</w:t>
+      <w:r>
+        <w:rPr>
+          <w:sz w:val="24"/>
+          <w:szCs w:val="22"/>
+          <w:lang w:val="en-US"/>
+        </w:rPr>
+        <w:t>Thread.sleep()</w:t>
       </w:r>
     </w:p>
     <w:p>
@@ -1165,18 +1155,8 @@
           <w:szCs w:val="22"/>
           <w:lang w:val="en-US"/>
         </w:rPr>
-        <w:t>Handling #shadow-</w:t>
-      </w:r>
-      <w:proofErr w:type="spellStart"/>
-      <w:r>
-        <w:rPr>
-          <w:sz w:val="24"/>
-          <w:szCs w:val="22"/>
-          <w:lang w:val="en-US"/>
-        </w:rPr>
-        <w:t>dom</w:t>
-      </w:r>
-      <w:proofErr w:type="spellEnd"/>
+        <w:t>Handling #shadow-dom</w:t>
+      </w:r>
     </w:p>
     <w:p>
       <w:pPr>
@@ -5621,41 +5601,13 @@
           <w:lang w:val="en-US"/>
         </w:rPr>
       </w:pPr>
-      <w:proofErr w:type="spellStart"/>
-      <w:r>
-        <w:rPr>
-          <w:sz w:val="24"/>
-          <w:szCs w:val="22"/>
-          <w:lang w:val="en-US"/>
-        </w:rPr>
-        <w:t>YourName_SeleniumDemos</w:t>
-      </w:r>
-      <w:proofErr w:type="spellEnd"/>
-      <w:r>
-        <w:rPr>
-          <w:sz w:val="24"/>
-          <w:szCs w:val="22"/>
-          <w:lang w:val="en-US"/>
-        </w:rPr>
-        <w:t xml:space="preserve"> (</w:t>
-      </w:r>
-      <w:proofErr w:type="spellStart"/>
-      <w:r>
-        <w:rPr>
-          <w:sz w:val="24"/>
-          <w:szCs w:val="22"/>
-          <w:lang w:val="en-US"/>
-        </w:rPr>
-        <w:t>Sanjeevani_SeleniumDemos</w:t>
-      </w:r>
-      <w:proofErr w:type="spellEnd"/>
-      <w:r>
-        <w:rPr>
-          <w:sz w:val="24"/>
-          <w:szCs w:val="22"/>
-          <w:lang w:val="en-US"/>
-        </w:rPr>
-        <w:t>)</w:t>
+      <w:r>
+        <w:rPr>
+          <w:sz w:val="24"/>
+          <w:szCs w:val="22"/>
+          <w:lang w:val="en-US"/>
+        </w:rPr>
+        <w:t>YourName_SeleniumDemos (Sanjeevani_SeleniumDemos)</w:t>
       </w:r>
     </w:p>
     <w:p>
@@ -6198,25 +6150,7 @@
           <w:szCs w:val="22"/>
           <w:lang w:val="en-US"/>
         </w:rPr>
-        <w:t>Create a package inside this project (</w:t>
-      </w:r>
-      <w:proofErr w:type="spellStart"/>
-      <w:r>
-        <w:rPr>
-          <w:sz w:val="24"/>
-          <w:szCs w:val="22"/>
-          <w:lang w:val="en-US"/>
-        </w:rPr>
-        <w:t>com.WebDriverDemos</w:t>
-      </w:r>
-      <w:proofErr w:type="spellEnd"/>
-      <w:r>
-        <w:rPr>
-          <w:sz w:val="24"/>
-          <w:szCs w:val="22"/>
-          <w:lang w:val="en-US"/>
-        </w:rPr>
-        <w:t>)</w:t>
+        <w:t>Create a package inside this project (com.WebDriverDemos)</w:t>
       </w:r>
     </w:p>
     <w:p>
@@ -6561,23 +6495,13 @@
           <w:lang w:val="en-US"/>
         </w:rPr>
       </w:pPr>
-      <w:proofErr w:type="gramStart"/>
-      <w:r>
-        <w:rPr>
-          <w:sz w:val="24"/>
-          <w:szCs w:val="22"/>
-          <w:lang w:val="en-US"/>
-        </w:rPr>
-        <w:t>get(</w:t>
-      </w:r>
-      <w:proofErr w:type="gramEnd"/>
-      <w:r>
-        <w:rPr>
-          <w:sz w:val="24"/>
-          <w:szCs w:val="22"/>
-          <w:lang w:val="en-US"/>
-        </w:rPr>
-        <w:t xml:space="preserve">) </w:t>
+      <w:r>
+        <w:rPr>
+          <w:sz w:val="24"/>
+          <w:szCs w:val="22"/>
+          <w:lang w:val="en-US"/>
+        </w:rPr>
+        <w:t xml:space="preserve">get() </w:t>
       </w:r>
       <w:r>
         <w:rPr>
@@ -6609,23 +6533,13 @@
           <w:lang w:val="en-US"/>
         </w:rPr>
       </w:pPr>
-      <w:proofErr w:type="spellStart"/>
-      <w:r>
-        <w:rPr>
-          <w:sz w:val="24"/>
-          <w:szCs w:val="22"/>
-          <w:lang w:val="en-US"/>
-        </w:rPr>
-        <w:t>driver.manage</w:t>
-      </w:r>
-      <w:proofErr w:type="spellEnd"/>
-      <w:r>
-        <w:rPr>
-          <w:sz w:val="24"/>
-          <w:szCs w:val="22"/>
-          <w:lang w:val="en-US"/>
-        </w:rPr>
-        <w:t xml:space="preserve">().window().maximize() </w:t>
+      <w:r>
+        <w:rPr>
+          <w:sz w:val="24"/>
+          <w:szCs w:val="22"/>
+          <w:lang w:val="en-US"/>
+        </w:rPr>
+        <w:t xml:space="preserve">driver.manage().window().maximize() </w:t>
       </w:r>
       <w:r>
         <w:rPr>
@@ -6657,23 +6571,13 @@
           <w:lang w:val="en-US"/>
         </w:rPr>
       </w:pPr>
-      <w:proofErr w:type="gramStart"/>
-      <w:r>
-        <w:rPr>
-          <w:sz w:val="24"/>
-          <w:szCs w:val="22"/>
-          <w:lang w:val="en-US"/>
-        </w:rPr>
-        <w:t>close(</w:t>
-      </w:r>
-      <w:proofErr w:type="gramEnd"/>
-      <w:r>
-        <w:rPr>
-          <w:sz w:val="24"/>
-          <w:szCs w:val="22"/>
-          <w:lang w:val="en-US"/>
-        </w:rPr>
-        <w:t xml:space="preserve">) </w:t>
+      <w:r>
+        <w:rPr>
+          <w:sz w:val="24"/>
+          <w:szCs w:val="22"/>
+          <w:lang w:val="en-US"/>
+        </w:rPr>
+        <w:t xml:space="preserve">close() </w:t>
       </w:r>
       <w:r>
         <w:rPr>
@@ -6723,7 +6627,6 @@
           <w:lang w:val="en-US"/>
         </w:rPr>
       </w:pPr>
-      <w:proofErr w:type="gramStart"/>
       <w:r>
         <w:rPr>
           <w:sz w:val="24"/>
@@ -6731,16 +6634,7 @@
           <w:lang w:val="en-US"/>
         </w:rPr>
         <w:lastRenderedPageBreak/>
-        <w:t>quit(</w:t>
-      </w:r>
-      <w:proofErr w:type="gramEnd"/>
-      <w:r>
-        <w:rPr>
-          <w:sz w:val="24"/>
-          <w:szCs w:val="22"/>
-          <w:lang w:val="en-US"/>
-        </w:rPr>
-        <w:t xml:space="preserve">) </w:t>
+        <w:t xml:space="preserve">quit() </w:t>
       </w:r>
       <w:r>
         <w:rPr>
@@ -6772,23 +6666,13 @@
           <w:lang w:val="en-US"/>
         </w:rPr>
       </w:pPr>
-      <w:proofErr w:type="gramStart"/>
-      <w:r>
-        <w:rPr>
-          <w:sz w:val="24"/>
-          <w:szCs w:val="22"/>
-          <w:lang w:val="en-US"/>
-        </w:rPr>
-        <w:t>getTitle(</w:t>
-      </w:r>
-      <w:proofErr w:type="gramEnd"/>
-      <w:r>
-        <w:rPr>
-          <w:sz w:val="24"/>
-          <w:szCs w:val="22"/>
-          <w:lang w:val="en-US"/>
-        </w:rPr>
-        <w:t xml:space="preserve">) </w:t>
+      <w:r>
+        <w:rPr>
+          <w:sz w:val="24"/>
+          <w:szCs w:val="22"/>
+          <w:lang w:val="en-US"/>
+        </w:rPr>
+        <w:t xml:space="preserve">getTitle() </w:t>
       </w:r>
       <w:r>
         <w:rPr>
@@ -6820,23 +6704,13 @@
           <w:lang w:val="en-US"/>
         </w:rPr>
       </w:pPr>
-      <w:proofErr w:type="gramStart"/>
-      <w:r>
-        <w:rPr>
-          <w:sz w:val="24"/>
-          <w:szCs w:val="22"/>
-          <w:lang w:val="en-US"/>
-        </w:rPr>
-        <w:t>getCurrentUrl(</w:t>
-      </w:r>
-      <w:proofErr w:type="gramEnd"/>
-      <w:r>
-        <w:rPr>
-          <w:sz w:val="24"/>
-          <w:szCs w:val="22"/>
-          <w:lang w:val="en-US"/>
-        </w:rPr>
-        <w:t xml:space="preserve">) </w:t>
+      <w:r>
+        <w:rPr>
+          <w:sz w:val="24"/>
+          <w:szCs w:val="22"/>
+          <w:lang w:val="en-US"/>
+        </w:rPr>
+        <w:t xml:space="preserve">getCurrentUrl() </w:t>
       </w:r>
       <w:r>
         <w:rPr>
@@ -6906,23 +6780,13 @@
           <w:lang w:val="en-US"/>
         </w:rPr>
       </w:pPr>
-      <w:proofErr w:type="gramStart"/>
-      <w:r>
-        <w:rPr>
-          <w:sz w:val="24"/>
-          <w:szCs w:val="22"/>
-          <w:lang w:val="en-US"/>
-        </w:rPr>
-        <w:t>findElement(</w:t>
-      </w:r>
-      <w:proofErr w:type="gramEnd"/>
-      <w:r>
-        <w:rPr>
-          <w:sz w:val="24"/>
-          <w:szCs w:val="22"/>
-          <w:lang w:val="en-US"/>
-        </w:rPr>
-        <w:t xml:space="preserve">) </w:t>
+      <w:r>
+        <w:rPr>
+          <w:sz w:val="24"/>
+          <w:szCs w:val="22"/>
+          <w:lang w:val="en-US"/>
+        </w:rPr>
+        <w:t xml:space="preserve">findElement() </w:t>
       </w:r>
       <w:r>
         <w:rPr>
@@ -6980,23 +6844,13 @@
           <w:lang w:val="en-US"/>
         </w:rPr>
       </w:pPr>
-      <w:proofErr w:type="gramStart"/>
-      <w:r>
-        <w:rPr>
-          <w:sz w:val="24"/>
-          <w:szCs w:val="22"/>
-          <w:lang w:val="en-US"/>
-        </w:rPr>
-        <w:t>findElements(</w:t>
-      </w:r>
-      <w:proofErr w:type="gramEnd"/>
-      <w:r>
-        <w:rPr>
-          <w:sz w:val="24"/>
-          <w:szCs w:val="22"/>
-          <w:lang w:val="en-US"/>
-        </w:rPr>
-        <w:t xml:space="preserve">) </w:t>
+      <w:r>
+        <w:rPr>
+          <w:sz w:val="24"/>
+          <w:szCs w:val="22"/>
+          <w:lang w:val="en-US"/>
+        </w:rPr>
+        <w:t xml:space="preserve">findElements() </w:t>
       </w:r>
       <w:r>
         <w:rPr>
@@ -7028,23 +6882,13 @@
           <w:lang w:val="en-US"/>
         </w:rPr>
       </w:pPr>
-      <w:proofErr w:type="gramStart"/>
-      <w:r>
-        <w:rPr>
-          <w:sz w:val="24"/>
-          <w:szCs w:val="22"/>
-          <w:lang w:val="en-US"/>
-        </w:rPr>
-        <w:t>getWindowHandles(</w:t>
-      </w:r>
-      <w:proofErr w:type="gramEnd"/>
-      <w:r>
-        <w:rPr>
-          <w:sz w:val="24"/>
-          <w:szCs w:val="22"/>
-          <w:lang w:val="en-US"/>
-        </w:rPr>
-        <w:t xml:space="preserve">) </w:t>
+      <w:r>
+        <w:rPr>
+          <w:sz w:val="24"/>
+          <w:szCs w:val="22"/>
+          <w:lang w:val="en-US"/>
+        </w:rPr>
+        <w:t xml:space="preserve">getWindowHandles() </w:t>
       </w:r>
       <w:r>
         <w:rPr>
@@ -7659,23 +7503,13 @@
           <w:lang w:val="en-US"/>
         </w:rPr>
       </w:pPr>
-      <w:proofErr w:type="gramStart"/>
-      <w:r>
-        <w:rPr>
-          <w:sz w:val="24"/>
-          <w:szCs w:val="22"/>
-          <w:lang w:val="en-US"/>
-        </w:rPr>
-        <w:t>sendKeys(</w:t>
-      </w:r>
-      <w:proofErr w:type="gramEnd"/>
-      <w:r>
-        <w:rPr>
-          <w:sz w:val="24"/>
-          <w:szCs w:val="22"/>
-          <w:lang w:val="en-US"/>
-        </w:rPr>
-        <w:t xml:space="preserve">) </w:t>
+      <w:r>
+        <w:rPr>
+          <w:sz w:val="24"/>
+          <w:szCs w:val="22"/>
+          <w:lang w:val="en-US"/>
+        </w:rPr>
+        <w:t xml:space="preserve">sendKeys() </w:t>
       </w:r>
       <w:r>
         <w:rPr>
@@ -7715,23 +7549,13 @@
           <w:lang w:val="en-US"/>
         </w:rPr>
       </w:pPr>
-      <w:proofErr w:type="gramStart"/>
-      <w:r>
-        <w:rPr>
-          <w:sz w:val="24"/>
-          <w:szCs w:val="22"/>
-          <w:lang w:val="en-US"/>
-        </w:rPr>
-        <w:t>click(</w:t>
-      </w:r>
-      <w:proofErr w:type="gramEnd"/>
-      <w:r>
-        <w:rPr>
-          <w:sz w:val="24"/>
-          <w:szCs w:val="22"/>
-          <w:lang w:val="en-US"/>
-        </w:rPr>
-        <w:t xml:space="preserve">) </w:t>
+      <w:r>
+        <w:rPr>
+          <w:sz w:val="24"/>
+          <w:szCs w:val="22"/>
+          <w:lang w:val="en-US"/>
+        </w:rPr>
+        <w:t xml:space="preserve">click() </w:t>
       </w:r>
       <w:r>
         <w:rPr>
@@ -7763,23 +7587,13 @@
           <w:lang w:val="en-US"/>
         </w:rPr>
       </w:pPr>
-      <w:proofErr w:type="gramStart"/>
-      <w:r>
-        <w:rPr>
-          <w:sz w:val="24"/>
-          <w:szCs w:val="22"/>
-          <w:lang w:val="en-US"/>
-        </w:rPr>
-        <w:t>getText(</w:t>
-      </w:r>
-      <w:proofErr w:type="gramEnd"/>
-      <w:r>
-        <w:rPr>
-          <w:sz w:val="24"/>
-          <w:szCs w:val="22"/>
-          <w:lang w:val="en-US"/>
-        </w:rPr>
-        <w:t xml:space="preserve">) </w:t>
+      <w:r>
+        <w:rPr>
+          <w:sz w:val="24"/>
+          <w:szCs w:val="22"/>
+          <w:lang w:val="en-US"/>
+        </w:rPr>
+        <w:t xml:space="preserve">getText() </w:t>
       </w:r>
       <w:r>
         <w:rPr>
@@ -7811,23 +7625,13 @@
           <w:lang w:val="en-US"/>
         </w:rPr>
       </w:pPr>
-      <w:proofErr w:type="gramStart"/>
-      <w:r>
-        <w:rPr>
-          <w:sz w:val="24"/>
-          <w:szCs w:val="22"/>
-          <w:lang w:val="en-US"/>
-        </w:rPr>
-        <w:t>getAttribute(</w:t>
-      </w:r>
-      <w:proofErr w:type="gramEnd"/>
-      <w:r>
-        <w:rPr>
-          <w:sz w:val="24"/>
-          <w:szCs w:val="22"/>
-          <w:lang w:val="en-US"/>
-        </w:rPr>
-        <w:t xml:space="preserve">) / getDomAttribute() </w:t>
+      <w:r>
+        <w:rPr>
+          <w:sz w:val="24"/>
+          <w:szCs w:val="22"/>
+          <w:lang w:val="en-US"/>
+        </w:rPr>
+        <w:t xml:space="preserve">getAttribute() / getDomAttribute() </w:t>
       </w:r>
       <w:r>
         <w:rPr>
@@ -7859,23 +7663,13 @@
           <w:lang w:val="en-US"/>
         </w:rPr>
       </w:pPr>
-      <w:proofErr w:type="gramStart"/>
-      <w:r>
-        <w:rPr>
-          <w:sz w:val="24"/>
-          <w:szCs w:val="22"/>
-          <w:lang w:val="en-US"/>
-        </w:rPr>
-        <w:t>submit(</w:t>
-      </w:r>
-      <w:proofErr w:type="gramEnd"/>
-      <w:r>
-        <w:rPr>
-          <w:sz w:val="24"/>
-          <w:szCs w:val="22"/>
-          <w:lang w:val="en-US"/>
-        </w:rPr>
-        <w:t xml:space="preserve">) </w:t>
+      <w:r>
+        <w:rPr>
+          <w:sz w:val="24"/>
+          <w:szCs w:val="22"/>
+          <w:lang w:val="en-US"/>
+        </w:rPr>
+        <w:t xml:space="preserve">submit() </w:t>
       </w:r>
       <w:r>
         <w:rPr>
@@ -7923,23 +7717,13 @@
           <w:lang w:val="en-US"/>
         </w:rPr>
       </w:pPr>
-      <w:proofErr w:type="gramStart"/>
-      <w:r>
-        <w:rPr>
-          <w:sz w:val="24"/>
-          <w:szCs w:val="22"/>
-          <w:lang w:val="en-US"/>
-        </w:rPr>
-        <w:t>isSelected(</w:t>
-      </w:r>
-      <w:proofErr w:type="gramEnd"/>
-      <w:r>
-        <w:rPr>
-          <w:sz w:val="24"/>
-          <w:szCs w:val="22"/>
-          <w:lang w:val="en-US"/>
-        </w:rPr>
-        <w:t xml:space="preserve">) </w:t>
+      <w:r>
+        <w:rPr>
+          <w:sz w:val="24"/>
+          <w:szCs w:val="22"/>
+          <w:lang w:val="en-US"/>
+        </w:rPr>
+        <w:t xml:space="preserve">isSelected() </w:t>
       </w:r>
       <w:r>
         <w:rPr>
@@ -8017,23 +7801,13 @@
           <w:lang w:val="en-US"/>
         </w:rPr>
       </w:pPr>
-      <w:proofErr w:type="gramStart"/>
-      <w:r>
-        <w:rPr>
-          <w:sz w:val="24"/>
-          <w:szCs w:val="22"/>
-          <w:lang w:val="en-US"/>
-        </w:rPr>
-        <w:t>isDisplayed(</w:t>
-      </w:r>
-      <w:proofErr w:type="gramEnd"/>
-      <w:r>
-        <w:rPr>
-          <w:sz w:val="24"/>
-          <w:szCs w:val="22"/>
-          <w:lang w:val="en-US"/>
-        </w:rPr>
-        <w:t xml:space="preserve">) </w:t>
+      <w:r>
+        <w:rPr>
+          <w:sz w:val="24"/>
+          <w:szCs w:val="22"/>
+          <w:lang w:val="en-US"/>
+        </w:rPr>
+        <w:t xml:space="preserve">isDisplayed() </w:t>
       </w:r>
       <w:r>
         <w:rPr>
@@ -8613,25 +8387,7 @@
           <w:szCs w:val="22"/>
           <w:lang w:val="en-US"/>
         </w:rPr>
-        <w:t>data-</w:t>
-      </w:r>
-      <w:proofErr w:type="spellStart"/>
-      <w:r>
-        <w:rPr>
-          <w:sz w:val="24"/>
-          <w:szCs w:val="22"/>
-          <w:lang w:val="en-US"/>
-        </w:rPr>
-        <w:t>testid</w:t>
-      </w:r>
-      <w:proofErr w:type="spellEnd"/>
-      <w:r>
-        <w:rPr>
-          <w:sz w:val="24"/>
-          <w:szCs w:val="22"/>
-          <w:lang w:val="en-US"/>
-        </w:rPr>
-        <w:t>="royal-email"]</w:t>
+        <w:t>data-testid="royal-email"]</w:t>
       </w:r>
     </w:p>
     <w:p>
@@ -9160,18 +8916,8 @@
           <w:szCs w:val="22"/>
           <w:lang w:val="en-US"/>
         </w:rPr>
-        <w:t xml:space="preserve">Taking reference of parent </w:t>
-      </w:r>
-      <w:proofErr w:type="spellStart"/>
-      <w:r>
-        <w:rPr>
-          <w:sz w:val="24"/>
-          <w:szCs w:val="22"/>
-          <w:lang w:val="en-US"/>
-        </w:rPr>
-        <w:t>tage</w:t>
-      </w:r>
-      <w:proofErr w:type="spellEnd"/>
+        <w:t>Taking reference of parent tage</w:t>
+      </w:r>
     </w:p>
     <w:p>
       <w:pPr>
@@ -9343,23 +9089,13 @@
           <w:lang w:val="en-US"/>
         </w:rPr>
       </w:pPr>
-      <w:proofErr w:type="gramStart"/>
-      <w:r>
-        <w:rPr>
-          <w:sz w:val="24"/>
-          <w:szCs w:val="22"/>
-          <w:lang w:val="en-US"/>
-        </w:rPr>
-        <w:t>getFirstSelectedOption(</w:t>
-      </w:r>
-      <w:proofErr w:type="gramEnd"/>
-      <w:r>
-        <w:rPr>
-          <w:sz w:val="24"/>
-          <w:szCs w:val="22"/>
-          <w:lang w:val="en-US"/>
-        </w:rPr>
-        <w:t xml:space="preserve">) </w:t>
+      <w:r>
+        <w:rPr>
+          <w:sz w:val="24"/>
+          <w:szCs w:val="22"/>
+          <w:lang w:val="en-US"/>
+        </w:rPr>
+        <w:t xml:space="preserve">getFirstSelectedOption() </w:t>
       </w:r>
       <w:r>
         <w:rPr>
@@ -9429,23 +9165,13 @@
           <w:lang w:val="en-US"/>
         </w:rPr>
       </w:pPr>
-      <w:proofErr w:type="gramStart"/>
-      <w:r>
-        <w:rPr>
-          <w:sz w:val="24"/>
-          <w:szCs w:val="22"/>
-          <w:lang w:val="en-US"/>
-        </w:rPr>
-        <w:t>selectByVisibleText(</w:t>
-      </w:r>
-      <w:proofErr w:type="gramEnd"/>
-      <w:r>
-        <w:rPr>
-          <w:sz w:val="24"/>
-          <w:szCs w:val="22"/>
-          <w:lang w:val="en-US"/>
-        </w:rPr>
-        <w:t xml:space="preserve">) </w:t>
+      <w:r>
+        <w:rPr>
+          <w:sz w:val="24"/>
+          <w:szCs w:val="22"/>
+          <w:lang w:val="en-US"/>
+        </w:rPr>
+        <w:t xml:space="preserve">selectByVisibleText() </w:t>
       </w:r>
       <w:r>
         <w:rPr>
@@ -9495,23 +9221,13 @@
           <w:lang w:val="en-US"/>
         </w:rPr>
       </w:pPr>
-      <w:proofErr w:type="gramStart"/>
-      <w:r>
-        <w:rPr>
-          <w:sz w:val="24"/>
-          <w:szCs w:val="22"/>
-          <w:lang w:val="en-US"/>
-        </w:rPr>
-        <w:t>selectByContainsVisibleText(</w:t>
-      </w:r>
-      <w:proofErr w:type="gramEnd"/>
-      <w:r>
-        <w:rPr>
-          <w:sz w:val="24"/>
-          <w:szCs w:val="22"/>
-          <w:lang w:val="en-US"/>
-        </w:rPr>
-        <w:t xml:space="preserve">) </w:t>
+      <w:r>
+        <w:rPr>
+          <w:sz w:val="24"/>
+          <w:szCs w:val="22"/>
+          <w:lang w:val="en-US"/>
+        </w:rPr>
+        <w:t xml:space="preserve">selectByContainsVisibleText() </w:t>
       </w:r>
       <w:r>
         <w:rPr>
@@ -9561,23 +9277,13 @@
           <w:lang w:val="en-US"/>
         </w:rPr>
       </w:pPr>
-      <w:proofErr w:type="gramStart"/>
-      <w:r>
-        <w:rPr>
-          <w:sz w:val="24"/>
-          <w:szCs w:val="22"/>
-          <w:lang w:val="en-US"/>
-        </w:rPr>
-        <w:t>selectByValue(</w:t>
-      </w:r>
-      <w:proofErr w:type="gramEnd"/>
-      <w:r>
-        <w:rPr>
-          <w:sz w:val="24"/>
-          <w:szCs w:val="22"/>
-          <w:lang w:val="en-US"/>
-        </w:rPr>
-        <w:t xml:space="preserve">) </w:t>
+      <w:r>
+        <w:rPr>
+          <w:sz w:val="24"/>
+          <w:szCs w:val="22"/>
+          <w:lang w:val="en-US"/>
+        </w:rPr>
+        <w:t xml:space="preserve">selectByValue() </w:t>
       </w:r>
       <w:r>
         <w:rPr>
@@ -9627,23 +9333,13 @@
           <w:lang w:val="en-US"/>
         </w:rPr>
       </w:pPr>
-      <w:proofErr w:type="gramStart"/>
-      <w:r>
-        <w:rPr>
-          <w:sz w:val="24"/>
-          <w:szCs w:val="22"/>
-          <w:lang w:val="en-US"/>
-        </w:rPr>
-        <w:t>selectByIndex(</w:t>
-      </w:r>
-      <w:proofErr w:type="gramEnd"/>
-      <w:r>
-        <w:rPr>
-          <w:sz w:val="24"/>
-          <w:szCs w:val="22"/>
-          <w:lang w:val="en-US"/>
-        </w:rPr>
-        <w:t xml:space="preserve">) </w:t>
+      <w:r>
+        <w:rPr>
+          <w:sz w:val="24"/>
+          <w:szCs w:val="22"/>
+          <w:lang w:val="en-US"/>
+        </w:rPr>
+        <w:t xml:space="preserve">selectByIndex() </w:t>
       </w:r>
       <w:r>
         <w:rPr>
@@ -9703,23 +9399,13 @@
           <w:lang w:val="en-US"/>
         </w:rPr>
       </w:pPr>
-      <w:proofErr w:type="gramStart"/>
-      <w:r>
-        <w:rPr>
-          <w:sz w:val="24"/>
-          <w:szCs w:val="22"/>
-          <w:lang w:val="en-US"/>
-        </w:rPr>
-        <w:t>getAllSelectedOptions(</w:t>
-      </w:r>
-      <w:proofErr w:type="gramEnd"/>
-      <w:r>
-        <w:rPr>
-          <w:sz w:val="24"/>
-          <w:szCs w:val="22"/>
-          <w:lang w:val="en-US"/>
-        </w:rPr>
-        <w:t xml:space="preserve">) </w:t>
+      <w:r>
+        <w:rPr>
+          <w:sz w:val="24"/>
+          <w:szCs w:val="22"/>
+          <w:lang w:val="en-US"/>
+        </w:rPr>
+        <w:t xml:space="preserve">getAllSelectedOptions() </w:t>
       </w:r>
       <w:r>
         <w:rPr>
@@ -9751,23 +9437,13 @@
           <w:lang w:val="en-US"/>
         </w:rPr>
       </w:pPr>
-      <w:proofErr w:type="gramStart"/>
-      <w:r>
-        <w:rPr>
-          <w:sz w:val="24"/>
-          <w:szCs w:val="22"/>
-          <w:lang w:val="en-US"/>
-        </w:rPr>
-        <w:t>isMultiple(</w:t>
-      </w:r>
-      <w:proofErr w:type="gramEnd"/>
-      <w:r>
-        <w:rPr>
-          <w:sz w:val="24"/>
-          <w:szCs w:val="22"/>
-          <w:lang w:val="en-US"/>
-        </w:rPr>
-        <w:t xml:space="preserve">) </w:t>
+      <w:r>
+        <w:rPr>
+          <w:sz w:val="24"/>
+          <w:szCs w:val="22"/>
+          <w:lang w:val="en-US"/>
+        </w:rPr>
+        <w:t xml:space="preserve">isMultiple() </w:t>
       </w:r>
       <w:r>
         <w:rPr>
@@ -10102,33 +9778,13 @@
           <w:lang w:val="en-US"/>
         </w:rPr>
       </w:pPr>
-      <w:proofErr w:type="spellStart"/>
-      <w:proofErr w:type="gramStart"/>
-      <w:r>
-        <w:rPr>
-          <w:sz w:val="24"/>
-          <w:szCs w:val="22"/>
-          <w:lang w:val="en-US"/>
-        </w:rPr>
-        <w:t>Thread.sleep</w:t>
-      </w:r>
-      <w:proofErr w:type="spellEnd"/>
-      <w:r>
-        <w:rPr>
-          <w:sz w:val="24"/>
-          <w:szCs w:val="22"/>
-          <w:lang w:val="en-US"/>
-        </w:rPr>
-        <w:t>(</w:t>
-      </w:r>
-      <w:proofErr w:type="gramEnd"/>
-      <w:r>
-        <w:rPr>
-          <w:sz w:val="24"/>
-          <w:szCs w:val="22"/>
-          <w:lang w:val="en-US"/>
-        </w:rPr>
-        <w:t>)</w:t>
+      <w:r>
+        <w:rPr>
+          <w:sz w:val="24"/>
+          <w:szCs w:val="22"/>
+          <w:lang w:val="en-US"/>
+        </w:rPr>
+        <w:t>Thread.sleep()</w:t>
       </w:r>
       <w:r>
         <w:rPr>
@@ -10529,24 +10185,7 @@
           <w:lang w:val="en-US"/>
         </w:rPr>
         <w:br/>
-      </w:r>
-      <w:proofErr w:type="spellStart"/>
-      <w:r>
-        <w:rPr>
-          <w:sz w:val="24"/>
-          <w:szCs w:val="22"/>
-          <w:lang w:val="en-US"/>
-        </w:rPr>
-        <w:t>i</w:t>
-      </w:r>
-      <w:proofErr w:type="spellEnd"/>
-      <w:r>
-        <w:rPr>
-          <w:sz w:val="24"/>
-          <w:szCs w:val="22"/>
-          <w:lang w:val="en-US"/>
-        </w:rPr>
-        <w:t xml:space="preserve"> – ignoring </w:t>
+        <w:t xml:space="preserve">i – ignoring </w:t>
       </w:r>
       <w:r>
         <w:rPr>
@@ -10902,23 +10541,13 @@
           <w:lang w:val="en-US"/>
         </w:rPr>
       </w:pPr>
-      <w:proofErr w:type="spellStart"/>
-      <w:r>
-        <w:rPr>
-          <w:sz w:val="24"/>
-          <w:szCs w:val="22"/>
-          <w:lang w:val="en-US"/>
-        </w:rPr>
-        <w:t>Can not</w:t>
-      </w:r>
-      <w:proofErr w:type="spellEnd"/>
-      <w:r>
-        <w:rPr>
-          <w:sz w:val="24"/>
-          <w:szCs w:val="22"/>
-          <w:lang w:val="en-US"/>
-        </w:rPr>
-        <w:t xml:space="preserve"> inspect</w:t>
+      <w:r>
+        <w:rPr>
+          <w:sz w:val="24"/>
+          <w:szCs w:val="22"/>
+          <w:lang w:val="en-US"/>
+        </w:rPr>
+        <w:t>Can not inspect</w:t>
       </w:r>
     </w:p>
     <w:p>
@@ -11012,23 +10641,13 @@
           <w:lang w:val="en-US"/>
         </w:rPr>
       </w:pPr>
-      <w:proofErr w:type="spellStart"/>
-      <w:r>
-        <w:rPr>
-          <w:sz w:val="24"/>
-          <w:szCs w:val="22"/>
-          <w:lang w:val="en-US"/>
-        </w:rPr>
-        <w:t>switchTo</w:t>
-      </w:r>
-      <w:proofErr w:type="spellEnd"/>
-      <w:r>
-        <w:rPr>
-          <w:sz w:val="24"/>
-          <w:szCs w:val="22"/>
-          <w:lang w:val="en-US"/>
-        </w:rPr>
-        <w:t xml:space="preserve">().alert() </w:t>
+      <w:r>
+        <w:rPr>
+          <w:sz w:val="24"/>
+          <w:szCs w:val="22"/>
+          <w:lang w:val="en-US"/>
+        </w:rPr>
+        <w:t xml:space="preserve">switchTo().alert() </w:t>
       </w:r>
       <w:r>
         <w:rPr>
@@ -11060,23 +10679,13 @@
           <w:lang w:val="en-US"/>
         </w:rPr>
       </w:pPr>
-      <w:proofErr w:type="gramStart"/>
-      <w:r>
-        <w:rPr>
-          <w:sz w:val="24"/>
-          <w:szCs w:val="22"/>
-          <w:lang w:val="en-US"/>
-        </w:rPr>
-        <w:t>getText(</w:t>
-      </w:r>
-      <w:proofErr w:type="gramEnd"/>
-      <w:r>
-        <w:rPr>
-          <w:sz w:val="24"/>
-          <w:szCs w:val="22"/>
-          <w:lang w:val="en-US"/>
-        </w:rPr>
-        <w:t xml:space="preserve">) </w:t>
+      <w:r>
+        <w:rPr>
+          <w:sz w:val="24"/>
+          <w:szCs w:val="22"/>
+          <w:lang w:val="en-US"/>
+        </w:rPr>
+        <w:t xml:space="preserve">getText() </w:t>
       </w:r>
       <w:r>
         <w:rPr>
@@ -11108,23 +10717,13 @@
           <w:lang w:val="en-US"/>
         </w:rPr>
       </w:pPr>
-      <w:proofErr w:type="gramStart"/>
-      <w:r>
-        <w:rPr>
-          <w:sz w:val="24"/>
-          <w:szCs w:val="22"/>
-          <w:lang w:val="en-US"/>
-        </w:rPr>
-        <w:t>accept(</w:t>
-      </w:r>
-      <w:proofErr w:type="gramEnd"/>
-      <w:r>
-        <w:rPr>
-          <w:sz w:val="24"/>
-          <w:szCs w:val="22"/>
-          <w:lang w:val="en-US"/>
-        </w:rPr>
-        <w:t xml:space="preserve">) </w:t>
+      <w:r>
+        <w:rPr>
+          <w:sz w:val="24"/>
+          <w:szCs w:val="22"/>
+          <w:lang w:val="en-US"/>
+        </w:rPr>
+        <w:t xml:space="preserve">accept() </w:t>
       </w:r>
       <w:r>
         <w:rPr>
@@ -11156,23 +10755,13 @@
           <w:lang w:val="en-US"/>
         </w:rPr>
       </w:pPr>
-      <w:proofErr w:type="gramStart"/>
-      <w:r>
-        <w:rPr>
-          <w:sz w:val="24"/>
-          <w:szCs w:val="22"/>
-          <w:lang w:val="en-US"/>
-        </w:rPr>
-        <w:t>dismiss(</w:t>
-      </w:r>
-      <w:proofErr w:type="gramEnd"/>
-      <w:r>
-        <w:rPr>
-          <w:sz w:val="24"/>
-          <w:szCs w:val="22"/>
-          <w:lang w:val="en-US"/>
-        </w:rPr>
-        <w:t xml:space="preserve">) </w:t>
+      <w:r>
+        <w:rPr>
+          <w:sz w:val="24"/>
+          <w:szCs w:val="22"/>
+          <w:lang w:val="en-US"/>
+        </w:rPr>
+        <w:t xml:space="preserve">dismiss() </w:t>
       </w:r>
       <w:r>
         <w:rPr>
@@ -11204,7 +10793,6 @@
           <w:lang w:val="en-US"/>
         </w:rPr>
       </w:pPr>
-      <w:proofErr w:type="gramStart"/>
       <w:r>
         <w:rPr>
           <w:sz w:val="24"/>
@@ -11212,16 +10800,7 @@
           <w:lang w:val="en-US"/>
         </w:rPr>
         <w:lastRenderedPageBreak/>
-        <w:t>sendKeys(</w:t>
-      </w:r>
-      <w:proofErr w:type="gramEnd"/>
-      <w:r>
-        <w:rPr>
-          <w:sz w:val="24"/>
-          <w:szCs w:val="22"/>
-          <w:lang w:val="en-US"/>
-        </w:rPr>
-        <w:t xml:space="preserve">) </w:t>
+        <w:t xml:space="preserve">sendKeys() </w:t>
       </w:r>
       <w:r>
         <w:rPr>
@@ -11449,23 +11028,13 @@
           <w:lang w:val="en-US"/>
         </w:rPr>
       </w:pPr>
-      <w:proofErr w:type="gramStart"/>
-      <w:r>
-        <w:rPr>
-          <w:sz w:val="24"/>
-          <w:szCs w:val="22"/>
-          <w:lang w:val="en-US"/>
-        </w:rPr>
-        <w:t>moveToElement(</w:t>
-      </w:r>
-      <w:proofErr w:type="gramEnd"/>
-      <w:r>
-        <w:rPr>
-          <w:sz w:val="24"/>
-          <w:szCs w:val="22"/>
-          <w:lang w:val="en-US"/>
-        </w:rPr>
-        <w:t xml:space="preserve">) </w:t>
+      <w:r>
+        <w:rPr>
+          <w:sz w:val="24"/>
+          <w:szCs w:val="22"/>
+          <w:lang w:val="en-US"/>
+        </w:rPr>
+        <w:t xml:space="preserve">moveToElement() </w:t>
       </w:r>
       <w:r>
         <w:rPr>
@@ -11497,23 +11066,13 @@
           <w:lang w:val="en-US"/>
         </w:rPr>
       </w:pPr>
-      <w:proofErr w:type="gramStart"/>
-      <w:r>
-        <w:rPr>
-          <w:sz w:val="24"/>
-          <w:szCs w:val="22"/>
-          <w:lang w:val="en-US"/>
-        </w:rPr>
-        <w:t>perform(</w:t>
-      </w:r>
-      <w:proofErr w:type="gramEnd"/>
-      <w:r>
-        <w:rPr>
-          <w:sz w:val="24"/>
-          <w:szCs w:val="22"/>
-          <w:lang w:val="en-US"/>
-        </w:rPr>
-        <w:t xml:space="preserve">) </w:t>
+      <w:r>
+        <w:rPr>
+          <w:sz w:val="24"/>
+          <w:szCs w:val="22"/>
+          <w:lang w:val="en-US"/>
+        </w:rPr>
+        <w:t xml:space="preserve">perform() </w:t>
       </w:r>
       <w:r>
         <w:rPr>
@@ -11545,23 +11104,13 @@
           <w:lang w:val="en-US"/>
         </w:rPr>
       </w:pPr>
-      <w:proofErr w:type="gramStart"/>
-      <w:r>
-        <w:rPr>
-          <w:sz w:val="24"/>
-          <w:szCs w:val="22"/>
-          <w:lang w:val="en-US"/>
-        </w:rPr>
-        <w:t>contextClick(</w:t>
-      </w:r>
-      <w:proofErr w:type="gramEnd"/>
-      <w:r>
-        <w:rPr>
-          <w:sz w:val="24"/>
-          <w:szCs w:val="22"/>
-          <w:lang w:val="en-US"/>
-        </w:rPr>
-        <w:t xml:space="preserve">) </w:t>
+      <w:r>
+        <w:rPr>
+          <w:sz w:val="24"/>
+          <w:szCs w:val="22"/>
+          <w:lang w:val="en-US"/>
+        </w:rPr>
+        <w:t xml:space="preserve">contextClick() </w:t>
       </w:r>
       <w:r>
         <w:rPr>
@@ -11601,23 +11150,13 @@
           <w:lang w:val="en-US"/>
         </w:rPr>
       </w:pPr>
-      <w:proofErr w:type="gramStart"/>
-      <w:r>
-        <w:rPr>
-          <w:sz w:val="24"/>
-          <w:szCs w:val="22"/>
-          <w:lang w:val="en-US"/>
-        </w:rPr>
-        <w:t>doubleClick(</w:t>
-      </w:r>
-      <w:proofErr w:type="gramEnd"/>
-      <w:r>
-        <w:rPr>
-          <w:sz w:val="24"/>
-          <w:szCs w:val="22"/>
-          <w:lang w:val="en-US"/>
-        </w:rPr>
-        <w:t xml:space="preserve">) </w:t>
+      <w:r>
+        <w:rPr>
+          <w:sz w:val="24"/>
+          <w:szCs w:val="22"/>
+          <w:lang w:val="en-US"/>
+        </w:rPr>
+        <w:t xml:space="preserve">doubleClick() </w:t>
       </w:r>
       <w:r>
         <w:rPr>
@@ -11689,25 +11228,7 @@
           <w:szCs w:val="22"/>
           <w:lang w:val="en-US"/>
         </w:rPr>
-        <w:t xml:space="preserve">It is the testing framework that will make your automation testing more </w:t>
-      </w:r>
-      <w:proofErr w:type="gramStart"/>
-      <w:r>
-        <w:rPr>
-          <w:sz w:val="24"/>
-          <w:szCs w:val="22"/>
-          <w:lang w:val="en-US"/>
-        </w:rPr>
-        <w:t>easy</w:t>
-      </w:r>
-      <w:proofErr w:type="gramEnd"/>
-      <w:r>
-        <w:rPr>
-          <w:sz w:val="24"/>
-          <w:szCs w:val="22"/>
-          <w:lang w:val="en-US"/>
-        </w:rPr>
-        <w:t>.</w:t>
+        <w:t>It is the testing framework that will make your automation testing more easy.</w:t>
       </w:r>
     </w:p>
     <w:p>
@@ -11951,379 +11472,1272 @@
           <w:szCs w:val="22"/>
           <w:lang w:val="en-US"/>
         </w:rPr>
-        <w:t>HT</w:t>
+        <w:t>HTML report</w:t>
+      </w:r>
+    </w:p>
+    <w:p>
+      <w:pPr>
+        <w:pStyle w:val="ListParagraph"/>
+        <w:numPr>
+          <w:ilvl w:val="0"/>
+          <w:numId w:val="29"/>
+        </w:numPr>
+        <w:rPr>
+          <w:sz w:val="24"/>
+          <w:szCs w:val="22"/>
+          <w:lang w:val="en-US"/>
+        </w:rPr>
+      </w:pPr>
+      <w:r>
+        <w:rPr>
+          <w:sz w:val="24"/>
+          <w:szCs w:val="22"/>
+          <w:lang w:val="en-US"/>
+        </w:rPr>
+        <w:t>Uses annotations</w:t>
+      </w:r>
+    </w:p>
+    <w:p>
+      <w:pPr>
+        <w:pStyle w:val="ListParagraph"/>
+        <w:numPr>
+          <w:ilvl w:val="1"/>
+          <w:numId w:val="29"/>
+        </w:numPr>
+        <w:rPr>
+          <w:sz w:val="24"/>
+          <w:szCs w:val="22"/>
+          <w:lang w:val="en-US"/>
+        </w:rPr>
+      </w:pPr>
+      <w:r>
+        <w:rPr>
+          <w:sz w:val="24"/>
+          <w:szCs w:val="22"/>
+          <w:lang w:val="en-US"/>
+        </w:rPr>
+        <w:t>@Test</w:t>
+      </w:r>
+    </w:p>
+    <w:p>
+      <w:pPr>
+        <w:pStyle w:val="ListParagraph"/>
+        <w:numPr>
+          <w:ilvl w:val="1"/>
+          <w:numId w:val="29"/>
+        </w:numPr>
+        <w:rPr>
+          <w:sz w:val="24"/>
+          <w:szCs w:val="22"/>
+          <w:lang w:val="en-US"/>
+        </w:rPr>
+      </w:pPr>
+      <w:r>
+        <w:rPr>
+          <w:sz w:val="24"/>
+          <w:szCs w:val="22"/>
+          <w:lang w:val="en-US"/>
+        </w:rPr>
+        <w:t>@BeforeTest</w:t>
+      </w:r>
+    </w:p>
+    <w:p>
+      <w:pPr>
+        <w:pStyle w:val="ListParagraph"/>
+        <w:numPr>
+          <w:ilvl w:val="1"/>
+          <w:numId w:val="29"/>
+        </w:numPr>
+        <w:rPr>
+          <w:sz w:val="24"/>
+          <w:szCs w:val="22"/>
+          <w:lang w:val="en-US"/>
+        </w:rPr>
+      </w:pPr>
+      <w:r>
+        <w:rPr>
+          <w:sz w:val="24"/>
+          <w:szCs w:val="22"/>
+          <w:lang w:val="en-US"/>
+        </w:rPr>
+        <w:t>@AfterTest</w:t>
+      </w:r>
+    </w:p>
+    <w:p>
+      <w:pPr>
+        <w:pStyle w:val="ListParagraph"/>
+        <w:numPr>
+          <w:ilvl w:val="1"/>
+          <w:numId w:val="29"/>
+        </w:numPr>
+        <w:rPr>
+          <w:sz w:val="24"/>
+          <w:szCs w:val="22"/>
+          <w:lang w:val="en-US"/>
+        </w:rPr>
+      </w:pPr>
+      <w:r>
+        <w:rPr>
+          <w:sz w:val="24"/>
+          <w:szCs w:val="22"/>
+          <w:lang w:val="en-US"/>
+        </w:rPr>
+        <w:t>@BeforeMethod</w:t>
+      </w:r>
+    </w:p>
+    <w:p>
+      <w:pPr>
+        <w:pStyle w:val="ListParagraph"/>
+        <w:numPr>
+          <w:ilvl w:val="1"/>
+          <w:numId w:val="29"/>
+        </w:numPr>
+        <w:rPr>
+          <w:sz w:val="24"/>
+          <w:szCs w:val="22"/>
+          <w:lang w:val="en-US"/>
+        </w:rPr>
+      </w:pPr>
+      <w:r>
+        <w:rPr>
+          <w:sz w:val="24"/>
+          <w:szCs w:val="22"/>
+          <w:lang w:val="en-US"/>
+        </w:rPr>
+        <w:t>@AfterMethod</w:t>
+      </w:r>
+    </w:p>
+    <w:p>
+      <w:pPr>
+        <w:pStyle w:val="ListParagraph"/>
+        <w:numPr>
+          <w:ilvl w:val="1"/>
+          <w:numId w:val="29"/>
+        </w:numPr>
+        <w:rPr>
+          <w:sz w:val="24"/>
+          <w:szCs w:val="22"/>
+          <w:lang w:val="en-US"/>
+        </w:rPr>
+      </w:pPr>
+      <w:r>
+        <w:rPr>
+          <w:sz w:val="24"/>
+          <w:szCs w:val="22"/>
+          <w:lang w:val="en-US"/>
+        </w:rPr>
+        <w:t>@Parameters</w:t>
+      </w:r>
+    </w:p>
+    <w:p>
+      <w:pPr>
+        <w:pStyle w:val="ListParagraph"/>
+        <w:numPr>
+          <w:ilvl w:val="0"/>
+          <w:numId w:val="29"/>
+        </w:numPr>
+        <w:rPr>
+          <w:sz w:val="24"/>
+          <w:szCs w:val="22"/>
+          <w:lang w:val="en-US"/>
+        </w:rPr>
+      </w:pPr>
+      <w:r>
+        <w:rPr>
+          <w:sz w:val="24"/>
+          <w:szCs w:val="22"/>
+          <w:lang w:val="en-US"/>
+        </w:rPr>
+        <w:t>Data driven testing is possible via @DataProvider</w:t>
+      </w:r>
+    </w:p>
+    <w:p>
+      <w:pPr>
+        <w:pStyle w:val="ListParagraph"/>
+        <w:numPr>
+          <w:ilvl w:val="0"/>
+          <w:numId w:val="29"/>
+        </w:numPr>
+        <w:rPr>
+          <w:sz w:val="24"/>
+          <w:szCs w:val="22"/>
+          <w:lang w:val="en-US"/>
+        </w:rPr>
+      </w:pPr>
+      <w:r>
+        <w:rPr>
+          <w:sz w:val="24"/>
+          <w:szCs w:val="22"/>
+          <w:lang w:val="en-US"/>
+        </w:rPr>
+        <w:t>Parallel execution</w:t>
+      </w:r>
+    </w:p>
+    <w:p>
+      <w:pPr>
+        <w:pStyle w:val="ListParagraph"/>
+        <w:numPr>
+          <w:ilvl w:val="0"/>
+          <w:numId w:val="29"/>
+        </w:numPr>
+        <w:rPr>
+          <w:sz w:val="24"/>
+          <w:szCs w:val="22"/>
+          <w:lang w:val="en-US"/>
+        </w:rPr>
+      </w:pPr>
+      <w:r>
+        <w:rPr>
+          <w:sz w:val="24"/>
+          <w:szCs w:val="22"/>
+          <w:lang w:val="en-US"/>
+        </w:rPr>
+        <w:t>Parameterization</w:t>
+      </w:r>
+    </w:p>
+    <w:p>
+      <w:pPr>
+        <w:pStyle w:val="ListParagraph"/>
+        <w:numPr>
+          <w:ilvl w:val="0"/>
+          <w:numId w:val="29"/>
+        </w:numPr>
+        <w:rPr>
+          <w:sz w:val="24"/>
+          <w:szCs w:val="22"/>
+          <w:lang w:val="en-US"/>
+        </w:rPr>
+      </w:pPr>
+      <w:r>
+        <w:rPr>
+          <w:sz w:val="24"/>
+          <w:szCs w:val="22"/>
+          <w:lang w:val="en-US"/>
+        </w:rPr>
+        <w:t>Allows to implement different frameworks</w:t>
+      </w:r>
+    </w:p>
+    <w:p>
+      <w:pPr>
+        <w:pStyle w:val="ListParagraph"/>
+        <w:numPr>
+          <w:ilvl w:val="1"/>
+          <w:numId w:val="29"/>
+        </w:numPr>
+        <w:rPr>
+          <w:sz w:val="24"/>
+          <w:szCs w:val="22"/>
+          <w:lang w:val="en-US"/>
+        </w:rPr>
+      </w:pPr>
+      <w:r>
+        <w:rPr>
+          <w:sz w:val="24"/>
+          <w:szCs w:val="22"/>
+          <w:lang w:val="en-US"/>
+        </w:rPr>
+        <w:t>Keyword driven framework</w:t>
+      </w:r>
+    </w:p>
+    <w:p>
+      <w:pPr>
+        <w:pStyle w:val="ListParagraph"/>
+        <w:numPr>
+          <w:ilvl w:val="1"/>
+          <w:numId w:val="29"/>
+        </w:numPr>
+        <w:rPr>
+          <w:sz w:val="24"/>
+          <w:szCs w:val="22"/>
+          <w:lang w:val="en-US"/>
+        </w:rPr>
+      </w:pPr>
+      <w:r>
+        <w:rPr>
+          <w:sz w:val="24"/>
+          <w:szCs w:val="22"/>
+          <w:lang w:val="en-US"/>
+        </w:rPr>
+        <w:t>Modular Framework</w:t>
+      </w:r>
+    </w:p>
+    <w:p>
+      <w:pPr>
+        <w:pStyle w:val="ListParagraph"/>
+        <w:numPr>
+          <w:ilvl w:val="1"/>
+          <w:numId w:val="29"/>
+        </w:numPr>
+        <w:rPr>
+          <w:sz w:val="24"/>
+          <w:szCs w:val="22"/>
+          <w:lang w:val="en-US"/>
+        </w:rPr>
+      </w:pPr>
+      <w:r>
+        <w:rPr>
+          <w:sz w:val="24"/>
+          <w:szCs w:val="22"/>
+          <w:lang w:val="en-US"/>
+        </w:rPr>
+        <w:t>Linear framework</w:t>
+      </w:r>
+    </w:p>
+    <w:p>
+      <w:pPr>
+        <w:pStyle w:val="ListParagraph"/>
+        <w:numPr>
+          <w:ilvl w:val="1"/>
+          <w:numId w:val="29"/>
+        </w:numPr>
+        <w:rPr>
+          <w:sz w:val="24"/>
+          <w:szCs w:val="22"/>
+          <w:lang w:val="en-US"/>
+        </w:rPr>
+      </w:pPr>
+      <w:r>
+        <w:rPr>
+          <w:sz w:val="24"/>
+          <w:szCs w:val="22"/>
+          <w:lang w:val="en-US"/>
+        </w:rPr>
+        <w:t>Page Object Model</w:t>
+      </w:r>
+    </w:p>
+    <w:p>
+      <w:pPr>
+        <w:pStyle w:val="ListParagraph"/>
+        <w:numPr>
+          <w:ilvl w:val="1"/>
+          <w:numId w:val="29"/>
+        </w:numPr>
+        <w:rPr>
+          <w:sz w:val="24"/>
+          <w:szCs w:val="22"/>
+          <w:lang w:val="en-US"/>
+        </w:rPr>
+      </w:pPr>
+      <w:r>
+        <w:rPr>
+          <w:sz w:val="24"/>
+          <w:szCs w:val="22"/>
+          <w:lang w:val="en-US"/>
+        </w:rPr>
+        <w:t>Data Driven Framework.</w:t>
+      </w:r>
+    </w:p>
+    <w:p>
+      <w:pPr>
+        <w:rPr>
+          <w:sz w:val="24"/>
+          <w:szCs w:val="22"/>
+          <w:lang w:val="en-US"/>
+        </w:rPr>
+      </w:pPr>
+    </w:p>
+    <w:p>
+      <w:pPr>
+        <w:rPr>
+          <w:b/>
+          <w:bCs/>
+          <w:sz w:val="24"/>
+          <w:szCs w:val="22"/>
+          <w:lang w:val="en-US"/>
+        </w:rPr>
+      </w:pPr>
+      <w:r>
+        <w:rPr>
+          <w:b/>
+          <w:bCs/>
+          <w:sz w:val="24"/>
+          <w:szCs w:val="22"/>
+          <w:lang w:val="en-US"/>
+        </w:rPr>
+        <w:t>Annotations</w:t>
+      </w:r>
+    </w:p>
+    <w:p>
+      <w:pPr>
+        <w:pStyle w:val="ListParagraph"/>
+        <w:numPr>
+          <w:ilvl w:val="0"/>
+          <w:numId w:val="31"/>
+        </w:numPr>
+        <w:rPr>
+          <w:sz w:val="24"/>
+          <w:szCs w:val="22"/>
+          <w:lang w:val="en-US"/>
+        </w:rPr>
+      </w:pPr>
+      <w:r>
+        <w:rPr>
+          <w:sz w:val="24"/>
+          <w:szCs w:val="22"/>
+          <w:lang w:val="en-US"/>
+        </w:rPr>
+        <w:t xml:space="preserve">@Test </w:t>
+      </w:r>
+      <w:r>
+        <w:rPr>
+          <w:sz w:val="24"/>
+          <w:szCs w:val="22"/>
+          <w:lang w:val="en-US"/>
+        </w:rPr>
+        <w:sym w:font="Wingdings" w:char="F0E0"/>
+      </w:r>
+      <w:r>
+        <w:rPr>
+          <w:sz w:val="24"/>
+          <w:szCs w:val="22"/>
+          <w:lang w:val="en-US"/>
+        </w:rPr>
+        <w:t xml:space="preserve"> This method will be treated as Test Case. You may have multiple test cases in single class.</w:t>
+      </w:r>
+    </w:p>
+    <w:p>
+      <w:pPr>
+        <w:pStyle w:val="ListParagraph"/>
+        <w:numPr>
+          <w:ilvl w:val="0"/>
+          <w:numId w:val="31"/>
+        </w:numPr>
+        <w:rPr>
+          <w:sz w:val="24"/>
+          <w:szCs w:val="22"/>
+          <w:lang w:val="en-US"/>
+        </w:rPr>
+      </w:pPr>
+      <w:r>
+        <w:rPr>
+          <w:sz w:val="24"/>
+          <w:szCs w:val="22"/>
+          <w:lang w:val="en-US"/>
+        </w:rPr>
+        <w:t xml:space="preserve">@BeforeTest </w:t>
+      </w:r>
+      <w:r>
+        <w:rPr>
+          <w:sz w:val="24"/>
+          <w:szCs w:val="22"/>
+          <w:lang w:val="en-US"/>
+        </w:rPr>
+        <w:sym w:font="Wingdings" w:char="F0E0"/>
+      </w:r>
+      <w:r>
+        <w:rPr>
+          <w:sz w:val="24"/>
+          <w:szCs w:val="22"/>
+          <w:lang w:val="en-US"/>
+        </w:rPr>
+        <w:t xml:space="preserve"> This is the method that get executed </w:t>
+      </w:r>
+      <w:r>
+        <w:rPr>
+          <w:b/>
+          <w:bCs/>
+          <w:sz w:val="24"/>
+          <w:szCs w:val="22"/>
+          <w:lang w:val="en-US"/>
+        </w:rPr>
+        <w:t>only once before executing 1</w:t>
+      </w:r>
+      <w:r>
+        <w:rPr>
+          <w:b/>
+          <w:bCs/>
+          <w:sz w:val="24"/>
+          <w:szCs w:val="22"/>
+          <w:vertAlign w:val="superscript"/>
+          <w:lang w:val="en-US"/>
+        </w:rPr>
+        <w:t>st</w:t>
+      </w:r>
+      <w:r>
+        <w:rPr>
+          <w:b/>
+          <w:bCs/>
+          <w:sz w:val="24"/>
+          <w:szCs w:val="22"/>
+          <w:lang w:val="en-US"/>
+        </w:rPr>
+        <w:t xml:space="preserve"> test case.</w:t>
+      </w:r>
+    </w:p>
+    <w:p>
+      <w:pPr>
+        <w:pStyle w:val="ListParagraph"/>
+        <w:numPr>
+          <w:ilvl w:val="0"/>
+          <w:numId w:val="31"/>
+        </w:numPr>
+        <w:rPr>
+          <w:sz w:val="24"/>
+          <w:szCs w:val="22"/>
+          <w:lang w:val="en-US"/>
+        </w:rPr>
+      </w:pPr>
+      <w:r>
+        <w:rPr>
+          <w:sz w:val="24"/>
+          <w:szCs w:val="22"/>
+          <w:lang w:val="en-US"/>
+        </w:rPr>
+        <w:t>@AfterTest</w:t>
+      </w:r>
+      <w:r>
+        <w:rPr>
+          <w:sz w:val="24"/>
+          <w:szCs w:val="22"/>
+          <w:lang w:val="en-US"/>
+        </w:rPr>
+        <w:t xml:space="preserve"> </w:t>
+      </w:r>
+      <w:r>
+        <w:rPr>
+          <w:sz w:val="24"/>
+          <w:szCs w:val="22"/>
+          <w:lang w:val="en-US"/>
+        </w:rPr>
+        <w:sym w:font="Wingdings" w:char="F0E0"/>
+      </w:r>
+      <w:r>
+        <w:rPr>
+          <w:sz w:val="24"/>
+          <w:szCs w:val="22"/>
+          <w:lang w:val="en-US"/>
+        </w:rPr>
+        <w:t xml:space="preserve"> This is the method that get executed </w:t>
+      </w:r>
+      <w:r>
+        <w:rPr>
+          <w:b/>
+          <w:bCs/>
+          <w:sz w:val="24"/>
+          <w:szCs w:val="22"/>
+          <w:lang w:val="en-US"/>
+        </w:rPr>
+        <w:t>only once after executing last test case</w:t>
+      </w:r>
+    </w:p>
+    <w:p>
+      <w:pPr>
+        <w:pStyle w:val="ListParagraph"/>
+        <w:numPr>
+          <w:ilvl w:val="0"/>
+          <w:numId w:val="31"/>
+        </w:numPr>
+        <w:rPr>
+          <w:sz w:val="24"/>
+          <w:szCs w:val="22"/>
+          <w:lang w:val="en-US"/>
+        </w:rPr>
+      </w:pPr>
+      <w:r>
+        <w:rPr>
+          <w:sz w:val="24"/>
+          <w:szCs w:val="22"/>
+          <w:lang w:val="en-US"/>
+        </w:rPr>
+        <w:t xml:space="preserve">@BeforeMethod </w:t>
+      </w:r>
+      <w:r>
+        <w:rPr>
+          <w:sz w:val="24"/>
+          <w:szCs w:val="22"/>
+          <w:lang w:val="en-US"/>
+        </w:rPr>
+        <w:sym w:font="Wingdings" w:char="F0E0"/>
+      </w:r>
+      <w:r>
+        <w:rPr>
+          <w:sz w:val="24"/>
+          <w:szCs w:val="22"/>
+          <w:lang w:val="en-US"/>
+        </w:rPr>
+        <w:t xml:space="preserve"> This is the method that will get executed </w:t>
+      </w:r>
+      <w:r>
+        <w:rPr>
+          <w:b/>
+          <w:bCs/>
+          <w:sz w:val="24"/>
+          <w:szCs w:val="22"/>
+          <w:lang w:val="en-US"/>
+        </w:rPr>
+        <w:t>before every test case</w:t>
+      </w:r>
+    </w:p>
+    <w:p>
+      <w:pPr>
+        <w:pStyle w:val="ListParagraph"/>
+        <w:numPr>
+          <w:ilvl w:val="0"/>
+          <w:numId w:val="31"/>
+        </w:numPr>
+        <w:rPr>
+          <w:sz w:val="24"/>
+          <w:szCs w:val="22"/>
+          <w:lang w:val="en-US"/>
+        </w:rPr>
+      </w:pPr>
+      <w:r>
+        <w:rPr>
+          <w:sz w:val="24"/>
+          <w:szCs w:val="22"/>
+          <w:lang w:val="en-US"/>
+        </w:rPr>
+        <w:t xml:space="preserve">@AfterMethod </w:t>
+      </w:r>
+      <w:r>
+        <w:rPr>
+          <w:sz w:val="24"/>
+          <w:szCs w:val="22"/>
+          <w:lang w:val="en-US"/>
+        </w:rPr>
+        <w:sym w:font="Wingdings" w:char="F0E0"/>
+      </w:r>
+      <w:r>
+        <w:rPr>
+          <w:sz w:val="24"/>
+          <w:szCs w:val="22"/>
+          <w:lang w:val="en-US"/>
+        </w:rPr>
+        <w:t xml:space="preserve"> This is the method that will get executed </w:t>
+      </w:r>
+      <w:r>
+        <w:rPr>
+          <w:b/>
+          <w:bCs/>
+          <w:sz w:val="24"/>
+          <w:szCs w:val="22"/>
+          <w:lang w:val="en-US"/>
+        </w:rPr>
+        <w:t>after every test case</w:t>
+      </w:r>
+    </w:p>
+    <w:p>
+      <w:pPr>
+        <w:pStyle w:val="ListParagraph"/>
+        <w:numPr>
+          <w:ilvl w:val="0"/>
+          <w:numId w:val="31"/>
+        </w:numPr>
+        <w:rPr>
+          <w:sz w:val="24"/>
+          <w:szCs w:val="22"/>
+          <w:lang w:val="en-US"/>
+        </w:rPr>
+      </w:pPr>
+    </w:p>
+    <w:p>
+      <w:pPr>
+        <w:rPr>
+          <w:sz w:val="24"/>
+          <w:szCs w:val="22"/>
+          <w:lang w:val="en-US"/>
+        </w:rPr>
+      </w:pPr>
+      <w:r>
+        <w:rPr>
+          <w:sz w:val="24"/>
+          <w:szCs w:val="22"/>
+          <w:lang w:val="en-US"/>
+        </w:rPr>
+        <w:lastRenderedPageBreak/>
+        <w:br/>
+      </w:r>
+      <w:r>
+        <w:rPr>
+          <w:sz w:val="24"/>
+          <w:szCs w:val="22"/>
+          <w:lang w:val="en-US"/>
+        </w:rPr>
+        <w:br/>
+      </w:r>
+    </w:p>
+    <w:p>
+      <w:pPr>
+        <w:rPr>
+          <w:sz w:val="24"/>
+          <w:szCs w:val="22"/>
+          <w:lang w:val="en-US"/>
+        </w:rPr>
+      </w:pPr>
+      <w:r>
+        <w:rPr>
+          <w:sz w:val="24"/>
+          <w:szCs w:val="22"/>
+          <w:lang w:val="en-US"/>
+        </w:rPr>
+        <w:t>BeforeTest</w:t>
+      </w:r>
+    </w:p>
+    <w:p>
+      <w:pPr>
+        <w:ind w:firstLine="720"/>
+        <w:rPr>
+          <w:sz w:val="24"/>
+          <w:szCs w:val="22"/>
+          <w:lang w:val="en-US"/>
+        </w:rPr>
+      </w:pPr>
+      <w:r>
+        <w:rPr>
+          <w:sz w:val="24"/>
+          <w:szCs w:val="22"/>
+          <w:lang w:val="en-US"/>
+        </w:rPr>
+        <w:t>BeforeMethod</w:t>
+      </w:r>
+    </w:p>
+    <w:p>
+      <w:pPr>
+        <w:ind w:left="720" w:firstLine="720"/>
+        <w:rPr>
+          <w:sz w:val="24"/>
+          <w:szCs w:val="22"/>
+          <w:lang w:val="en-US"/>
+        </w:rPr>
+      </w:pPr>
+      <w:r>
+        <w:rPr>
+          <w:sz w:val="24"/>
+          <w:szCs w:val="22"/>
+          <w:lang w:val="en-US"/>
+        </w:rPr>
+        <w:t>Test 1</w:t>
+      </w:r>
+    </w:p>
+    <w:p>
+      <w:pPr>
+        <w:rPr>
+          <w:sz w:val="24"/>
+          <w:szCs w:val="22"/>
+          <w:lang w:val="en-US"/>
+        </w:rPr>
+      </w:pPr>
+      <w:r>
+        <w:rPr>
+          <w:sz w:val="24"/>
+          <w:szCs w:val="22"/>
+          <w:lang w:val="en-US"/>
+        </w:rPr>
+        <w:tab/>
+        <w:t>AfterMethod</w:t>
+      </w:r>
+    </w:p>
+    <w:p>
+      <w:pPr>
+        <w:rPr>
+          <w:sz w:val="24"/>
+          <w:szCs w:val="22"/>
+          <w:lang w:val="en-US"/>
+        </w:rPr>
+      </w:pPr>
+      <w:r>
+        <w:rPr>
+          <w:sz w:val="24"/>
+          <w:szCs w:val="22"/>
+          <w:lang w:val="en-US"/>
+        </w:rPr>
+        <w:tab/>
+        <w:t>BeforeMethod</w:t>
+      </w:r>
+    </w:p>
+    <w:p>
+      <w:pPr>
+        <w:ind w:left="720" w:firstLine="720"/>
+        <w:rPr>
+          <w:sz w:val="24"/>
+          <w:szCs w:val="22"/>
+          <w:lang w:val="en-US"/>
+        </w:rPr>
+      </w:pPr>
+      <w:r>
+        <w:rPr>
+          <w:sz w:val="24"/>
+          <w:szCs w:val="22"/>
+          <w:lang w:val="en-US"/>
+        </w:rPr>
+        <w:t>Test 2</w:t>
+      </w:r>
+    </w:p>
+    <w:p>
+      <w:pPr>
+        <w:rPr>
+          <w:sz w:val="24"/>
+          <w:szCs w:val="22"/>
+          <w:lang w:val="en-US"/>
+        </w:rPr>
+      </w:pPr>
+      <w:r>
+        <w:rPr>
+          <w:sz w:val="24"/>
+          <w:szCs w:val="22"/>
+          <w:lang w:val="en-US"/>
+        </w:rPr>
+        <w:tab/>
+        <w:t>AfterMethod</w:t>
+      </w:r>
+    </w:p>
+    <w:p>
+      <w:pPr>
+        <w:ind w:firstLine="720"/>
+        <w:rPr>
+          <w:sz w:val="24"/>
+          <w:szCs w:val="22"/>
+          <w:lang w:val="en-US"/>
+        </w:rPr>
+      </w:pPr>
+      <w:r>
+        <w:rPr>
+          <w:sz w:val="24"/>
+          <w:szCs w:val="22"/>
+          <w:lang w:val="en-US"/>
+        </w:rPr>
+        <w:t>BeforeMethod</w:t>
+      </w:r>
+    </w:p>
+    <w:p>
+      <w:pPr>
+        <w:ind w:left="720" w:firstLine="720"/>
+        <w:rPr>
+          <w:sz w:val="24"/>
+          <w:szCs w:val="22"/>
+          <w:lang w:val="en-US"/>
+        </w:rPr>
+      </w:pPr>
+      <w:r>
+        <w:rPr>
+          <w:sz w:val="24"/>
+          <w:szCs w:val="22"/>
+          <w:lang w:val="en-US"/>
+        </w:rPr>
+        <w:t>Test 3</w:t>
+      </w:r>
+    </w:p>
+    <w:p>
+      <w:pPr>
+        <w:rPr>
+          <w:sz w:val="24"/>
+          <w:szCs w:val="22"/>
+          <w:lang w:val="en-US"/>
+        </w:rPr>
+      </w:pPr>
+      <w:r>
+        <w:rPr>
+          <w:sz w:val="24"/>
+          <w:szCs w:val="22"/>
+          <w:lang w:val="en-US"/>
+        </w:rPr>
+        <w:tab/>
+        <w:t>AfterMethod</w:t>
+      </w:r>
+    </w:p>
+    <w:p>
+      <w:pPr>
+        <w:rPr>
+          <w:sz w:val="24"/>
+          <w:szCs w:val="22"/>
+          <w:lang w:val="en-US"/>
+        </w:rPr>
+      </w:pPr>
+      <w:r>
+        <w:rPr>
+          <w:sz w:val="24"/>
+          <w:szCs w:val="22"/>
+          <w:lang w:val="en-US"/>
+        </w:rPr>
+        <w:tab/>
+        <w:t>BeforeMethod</w:t>
+      </w:r>
+    </w:p>
+    <w:p>
+      <w:pPr>
+        <w:ind w:left="720" w:firstLine="720"/>
+        <w:rPr>
+          <w:sz w:val="24"/>
+          <w:szCs w:val="22"/>
+          <w:lang w:val="en-US"/>
+        </w:rPr>
+      </w:pPr>
+      <w:r>
+        <w:rPr>
+          <w:sz w:val="24"/>
+          <w:szCs w:val="22"/>
+          <w:lang w:val="en-US"/>
+        </w:rPr>
+        <w:t>Test 4</w:t>
+      </w:r>
+    </w:p>
+    <w:p>
+      <w:pPr>
+        <w:rPr>
+          <w:sz w:val="24"/>
+          <w:szCs w:val="22"/>
+          <w:lang w:val="en-US"/>
+        </w:rPr>
+      </w:pPr>
+      <w:r>
+        <w:rPr>
+          <w:sz w:val="24"/>
+          <w:szCs w:val="22"/>
+          <w:lang w:val="en-US"/>
+        </w:rPr>
+        <w:tab/>
+        <w:t>AfterMethod</w:t>
+      </w:r>
+    </w:p>
+    <w:p>
+      <w:pPr>
+        <w:rPr>
+          <w:sz w:val="24"/>
+          <w:szCs w:val="22"/>
+          <w:lang w:val="en-US"/>
+        </w:rPr>
+      </w:pPr>
+      <w:r>
+        <w:rPr>
+          <w:sz w:val="24"/>
+          <w:szCs w:val="22"/>
+          <w:lang w:val="en-US"/>
+        </w:rPr>
+        <w:t>AfterTest</w:t>
+      </w:r>
+    </w:p>
+    <w:p>
+      <w:pPr>
+        <w:rPr>
+          <w:sz w:val="24"/>
+          <w:szCs w:val="22"/>
+          <w:lang w:val="en-US"/>
+        </w:rPr>
+      </w:pPr>
+    </w:p>
+    <w:p>
+      <w:pPr>
+        <w:rPr>
+          <w:b/>
+          <w:bCs/>
+          <w:sz w:val="24"/>
+          <w:szCs w:val="22"/>
+          <w:lang w:val="en-US"/>
+        </w:rPr>
+      </w:pPr>
+      <w:r>
+        <w:rPr>
+          <w:b/>
+          <w:bCs/>
+          <w:sz w:val="24"/>
+          <w:szCs w:val="22"/>
+          <w:lang w:val="en-US"/>
+        </w:rPr>
+        <w:t>Points to be noted about configuration methods</w:t>
+      </w:r>
+    </w:p>
+    <w:p>
+      <w:pPr>
+        <w:pStyle w:val="ListParagraph"/>
+        <w:numPr>
+          <w:ilvl w:val="0"/>
+          <w:numId w:val="32"/>
+        </w:numPr>
+        <w:rPr>
+          <w:sz w:val="24"/>
+          <w:szCs w:val="22"/>
+          <w:lang w:val="en-US"/>
+        </w:rPr>
+      </w:pPr>
+      <w:r>
+        <w:rPr>
+          <w:sz w:val="24"/>
+          <w:szCs w:val="22"/>
+          <w:lang w:val="en-US"/>
+        </w:rPr>
+        <w:t>They can appear anywhere in the class. Sequence doesn’t matter</w:t>
+      </w:r>
+    </w:p>
+    <w:p>
+      <w:pPr>
+        <w:pStyle w:val="ListParagraph"/>
+        <w:numPr>
+          <w:ilvl w:val="0"/>
+          <w:numId w:val="32"/>
+        </w:numPr>
+        <w:rPr>
+          <w:sz w:val="24"/>
+          <w:szCs w:val="22"/>
+          <w:lang w:val="en-US"/>
+        </w:rPr>
+      </w:pPr>
+      <w:r>
+        <w:rPr>
+          <w:sz w:val="24"/>
+          <w:szCs w:val="22"/>
+          <w:lang w:val="en-US"/>
+        </w:rPr>
+        <w:t>They need not to be in pair.</w:t>
+      </w:r>
+    </w:p>
+    <w:p>
+      <w:pPr>
+        <w:rPr>
+          <w:sz w:val="24"/>
+          <w:szCs w:val="22"/>
+          <w:lang w:val="en-US"/>
+        </w:rPr>
+      </w:pPr>
+    </w:p>
+    <w:p>
+      <w:pPr>
+        <w:rPr>
+          <w:b/>
+          <w:bCs/>
+          <w:sz w:val="24"/>
+          <w:szCs w:val="22"/>
+          <w:lang w:val="en-US"/>
+        </w:rPr>
+      </w:pPr>
+      <w:r>
+        <w:rPr>
+          <w:b/>
+          <w:bCs/>
+          <w:sz w:val="24"/>
+          <w:szCs w:val="22"/>
+          <w:lang w:val="en-US"/>
+        </w:rPr>
+        <w:t>Data Driven Testing</w:t>
+      </w:r>
+    </w:p>
+    <w:p>
+      <w:pPr>
+        <w:pStyle w:val="ListParagraph"/>
+        <w:numPr>
+          <w:ilvl w:val="0"/>
+          <w:numId w:val="33"/>
+        </w:numPr>
+        <w:rPr>
+          <w:sz w:val="24"/>
+          <w:szCs w:val="22"/>
+          <w:lang w:val="en-US"/>
+        </w:rPr>
+      </w:pPr>
+      <w:r>
+        <w:rPr>
+          <w:sz w:val="24"/>
+          <w:szCs w:val="22"/>
+          <w:lang w:val="en-US"/>
+        </w:rPr>
+        <w:t>Technique via which a single test case can be executed multiple times with multiple data set.</w:t>
+      </w:r>
+    </w:p>
+    <w:p>
+      <w:pPr>
+        <w:pStyle w:val="ListParagraph"/>
+        <w:numPr>
+          <w:ilvl w:val="0"/>
+          <w:numId w:val="33"/>
+        </w:numPr>
+        <w:rPr>
+          <w:sz w:val="24"/>
+          <w:szCs w:val="22"/>
+          <w:lang w:val="en-US"/>
+        </w:rPr>
+      </w:pPr>
+      <w:r>
+        <w:rPr>
+          <w:sz w:val="24"/>
+          <w:szCs w:val="22"/>
+          <w:lang w:val="en-US"/>
+        </w:rPr>
+        <w:t>Can be implemented via @DataProvider</w:t>
+      </w:r>
+    </w:p>
+    <w:p>
+      <w:pPr>
+        <w:rPr>
+          <w:sz w:val="24"/>
+          <w:szCs w:val="22"/>
+          <w:lang w:val="en-US"/>
+        </w:rPr>
+      </w:pPr>
+    </w:p>
+    <w:p>
+      <w:pPr>
+        <w:rPr>
+          <w:b/>
+          <w:bCs/>
+          <w:sz w:val="24"/>
+          <w:szCs w:val="22"/>
+          <w:lang w:val="en-US"/>
+        </w:rPr>
+      </w:pPr>
+      <w:r>
+        <w:rPr>
+          <w:b/>
+          <w:bCs/>
+          <w:sz w:val="24"/>
+          <w:szCs w:val="22"/>
+          <w:lang w:val="en-US"/>
+        </w:rPr>
+        <w:t>Assertion in TestNG</w:t>
+      </w:r>
+    </w:p>
+    <w:p>
+      <w:pPr>
+        <w:pStyle w:val="ListParagraph"/>
+        <w:numPr>
+          <w:ilvl w:val="0"/>
+          <w:numId w:val="34"/>
+        </w:numPr>
+        <w:rPr>
+          <w:b/>
+          <w:bCs/>
+          <w:sz w:val="24"/>
+          <w:szCs w:val="22"/>
+          <w:lang w:val="en-US"/>
+        </w:rPr>
+      </w:pPr>
+      <w:r>
+        <w:rPr>
+          <w:sz w:val="24"/>
+          <w:szCs w:val="22"/>
+          <w:lang w:val="en-US"/>
+        </w:rPr>
+        <w:t>Assertion is the way / process to mark any test case as pass or fail.</w:t>
+      </w:r>
+    </w:p>
+    <w:p>
+      <w:pPr>
+        <w:pStyle w:val="ListParagraph"/>
+        <w:numPr>
+          <w:ilvl w:val="0"/>
+          <w:numId w:val="34"/>
+        </w:numPr>
+        <w:rPr>
+          <w:b/>
+          <w:bCs/>
+          <w:sz w:val="24"/>
+          <w:szCs w:val="22"/>
+          <w:lang w:val="en-US"/>
+        </w:rPr>
+      </w:pPr>
+      <w:r>
+        <w:rPr>
+          <w:sz w:val="24"/>
+          <w:szCs w:val="22"/>
+          <w:lang w:val="en-US"/>
+        </w:rPr>
+        <w:t>Type</w:t>
+      </w:r>
+      <w:r>
+        <w:rPr>
+          <w:sz w:val="24"/>
+          <w:szCs w:val="22"/>
+          <w:lang w:val="en-US"/>
+        </w:rPr>
+        <w:t>s</w:t>
+      </w:r>
+    </w:p>
+    <w:p>
+      <w:pPr>
+        <w:pStyle w:val="ListParagraph"/>
+        <w:numPr>
+          <w:ilvl w:val="1"/>
+          <w:numId w:val="34"/>
+        </w:numPr>
+        <w:rPr>
+          <w:b/>
+          <w:bCs/>
+          <w:sz w:val="24"/>
+          <w:szCs w:val="22"/>
+          <w:lang w:val="en-US"/>
+        </w:rPr>
+      </w:pPr>
+      <w:r>
+        <w:rPr>
+          <w:sz w:val="24"/>
+          <w:szCs w:val="22"/>
+          <w:lang w:val="en-US"/>
+        </w:rPr>
+        <w:t xml:space="preserve">Hard Assertion </w:t>
+      </w:r>
+      <w:r>
+        <w:rPr>
+          <w:sz w:val="24"/>
+          <w:szCs w:val="22"/>
+          <w:lang w:val="en-US"/>
+        </w:rPr>
+        <w:sym w:font="Wingdings" w:char="F0E0"/>
+      </w:r>
+      <w:r>
+        <w:rPr>
+          <w:sz w:val="24"/>
+          <w:szCs w:val="22"/>
+          <w:lang w:val="en-US"/>
+        </w:rPr>
+        <w:t xml:space="preserve"> Stops the execution when assertion fails.</w:t>
+      </w:r>
+      <w:r>
+        <w:rPr>
+          <w:sz w:val="24"/>
+          <w:szCs w:val="22"/>
+          <w:lang w:val="en-US"/>
+        </w:rPr>
+        <w:t xml:space="preserve"> It is also called as Assertion.</w:t>
+      </w:r>
+    </w:p>
+    <w:p>
+      <w:pPr>
+        <w:pStyle w:val="ListParagraph"/>
+        <w:numPr>
+          <w:ilvl w:val="1"/>
+          <w:numId w:val="34"/>
+        </w:numPr>
+        <w:rPr>
+          <w:b/>
+          <w:bCs/>
+          <w:sz w:val="24"/>
+          <w:szCs w:val="22"/>
+          <w:lang w:val="en-US"/>
+        </w:rPr>
+      </w:pPr>
+      <w:r>
+        <w:rPr>
+          <w:sz w:val="24"/>
+          <w:szCs w:val="22"/>
+          <w:lang w:val="en-US"/>
+        </w:rPr>
+        <w:lastRenderedPageBreak/>
+        <w:t xml:space="preserve">Soft Assertion </w:t>
+      </w:r>
+      <w:r>
+        <w:rPr>
+          <w:sz w:val="24"/>
+          <w:szCs w:val="22"/>
+          <w:lang w:val="en-US"/>
+        </w:rPr>
+        <w:sym w:font="Wingdings" w:char="F0E0"/>
+      </w:r>
+      <w:r>
+        <w:rPr>
+          <w:sz w:val="24"/>
+          <w:szCs w:val="22"/>
+          <w:lang w:val="en-US"/>
+        </w:rPr>
+        <w:t xml:space="preserve"> Continues with the execution and will throw the exception at the end.</w:t>
+      </w:r>
+      <w:r>
+        <w:rPr>
+          <w:sz w:val="24"/>
+          <w:szCs w:val="22"/>
+          <w:lang w:val="en-US"/>
+        </w:rPr>
+        <w:t xml:space="preserve"> It is also called as Verification.</w:t>
       </w:r>
       <w:bookmarkStart w:id="0" w:name="_GoBack"/>
       <w:bookmarkEnd w:id="0"/>
-      <w:r>
-        <w:rPr>
-          <w:sz w:val="24"/>
-          <w:szCs w:val="22"/>
-          <w:lang w:val="en-US"/>
-        </w:rPr>
-        <w:t>ML report</w:t>
-      </w:r>
-    </w:p>
-    <w:p>
-      <w:pPr>
-        <w:pStyle w:val="ListParagraph"/>
-        <w:numPr>
-          <w:ilvl w:val="0"/>
-          <w:numId w:val="29"/>
-        </w:numPr>
-        <w:rPr>
-          <w:sz w:val="24"/>
-          <w:szCs w:val="22"/>
-          <w:lang w:val="en-US"/>
-        </w:rPr>
-      </w:pPr>
-      <w:r>
-        <w:rPr>
-          <w:sz w:val="24"/>
-          <w:szCs w:val="22"/>
-          <w:lang w:val="en-US"/>
-        </w:rPr>
-        <w:t>Uses annotations</w:t>
-      </w:r>
-    </w:p>
-    <w:p>
-      <w:pPr>
-        <w:pStyle w:val="ListParagraph"/>
-        <w:numPr>
-          <w:ilvl w:val="1"/>
-          <w:numId w:val="29"/>
-        </w:numPr>
-        <w:rPr>
-          <w:sz w:val="24"/>
-          <w:szCs w:val="22"/>
-          <w:lang w:val="en-US"/>
-        </w:rPr>
-      </w:pPr>
-      <w:r>
-        <w:rPr>
-          <w:sz w:val="24"/>
-          <w:szCs w:val="22"/>
-          <w:lang w:val="en-US"/>
-        </w:rPr>
-        <w:t>@Test</w:t>
-      </w:r>
-    </w:p>
-    <w:p>
-      <w:pPr>
-        <w:pStyle w:val="ListParagraph"/>
-        <w:numPr>
-          <w:ilvl w:val="1"/>
-          <w:numId w:val="29"/>
-        </w:numPr>
-        <w:rPr>
-          <w:sz w:val="24"/>
-          <w:szCs w:val="22"/>
-          <w:lang w:val="en-US"/>
-        </w:rPr>
-      </w:pPr>
-      <w:r>
-        <w:rPr>
-          <w:sz w:val="24"/>
-          <w:szCs w:val="22"/>
-          <w:lang w:val="en-US"/>
-        </w:rPr>
-        <w:t>@BeforeTest</w:t>
-      </w:r>
-    </w:p>
-    <w:p>
-      <w:pPr>
-        <w:pStyle w:val="ListParagraph"/>
-        <w:numPr>
-          <w:ilvl w:val="1"/>
-          <w:numId w:val="29"/>
-        </w:numPr>
-        <w:rPr>
-          <w:sz w:val="24"/>
-          <w:szCs w:val="22"/>
-          <w:lang w:val="en-US"/>
-        </w:rPr>
-      </w:pPr>
-      <w:r>
-        <w:rPr>
-          <w:sz w:val="24"/>
-          <w:szCs w:val="22"/>
-          <w:lang w:val="en-US"/>
-        </w:rPr>
-        <w:t>@AfterTest</w:t>
-      </w:r>
-    </w:p>
-    <w:p>
-      <w:pPr>
-        <w:pStyle w:val="ListParagraph"/>
-        <w:numPr>
-          <w:ilvl w:val="1"/>
-          <w:numId w:val="29"/>
-        </w:numPr>
-        <w:rPr>
-          <w:sz w:val="24"/>
-          <w:szCs w:val="22"/>
-          <w:lang w:val="en-US"/>
-        </w:rPr>
-      </w:pPr>
-      <w:r>
-        <w:rPr>
-          <w:sz w:val="24"/>
-          <w:szCs w:val="22"/>
-          <w:lang w:val="en-US"/>
-        </w:rPr>
-        <w:t>@BeforeMethod</w:t>
-      </w:r>
-    </w:p>
-    <w:p>
-      <w:pPr>
-        <w:pStyle w:val="ListParagraph"/>
-        <w:numPr>
-          <w:ilvl w:val="1"/>
-          <w:numId w:val="29"/>
-        </w:numPr>
-        <w:rPr>
-          <w:sz w:val="24"/>
-          <w:szCs w:val="22"/>
-          <w:lang w:val="en-US"/>
-        </w:rPr>
-      </w:pPr>
-      <w:r>
-        <w:rPr>
-          <w:sz w:val="24"/>
-          <w:szCs w:val="22"/>
-          <w:lang w:val="en-US"/>
-        </w:rPr>
-        <w:t>@AfterMethod</w:t>
-      </w:r>
-    </w:p>
-    <w:p>
-      <w:pPr>
-        <w:pStyle w:val="ListParagraph"/>
-        <w:numPr>
-          <w:ilvl w:val="1"/>
-          <w:numId w:val="29"/>
-        </w:numPr>
-        <w:rPr>
-          <w:sz w:val="24"/>
-          <w:szCs w:val="22"/>
-          <w:lang w:val="en-US"/>
-        </w:rPr>
-      </w:pPr>
-      <w:r>
-        <w:rPr>
-          <w:sz w:val="24"/>
-          <w:szCs w:val="22"/>
-          <w:lang w:val="en-US"/>
-        </w:rPr>
-        <w:t>@Parameters</w:t>
-      </w:r>
-    </w:p>
-    <w:p>
-      <w:pPr>
-        <w:pStyle w:val="ListParagraph"/>
-        <w:numPr>
-          <w:ilvl w:val="0"/>
-          <w:numId w:val="29"/>
-        </w:numPr>
-        <w:rPr>
-          <w:sz w:val="24"/>
-          <w:szCs w:val="22"/>
-          <w:lang w:val="en-US"/>
-        </w:rPr>
-      </w:pPr>
-      <w:r>
-        <w:rPr>
-          <w:sz w:val="24"/>
-          <w:szCs w:val="22"/>
-          <w:lang w:val="en-US"/>
-        </w:rPr>
-        <w:t>Data driven testing is possible via @DataProvider</w:t>
-      </w:r>
-    </w:p>
-    <w:p>
-      <w:pPr>
-        <w:pStyle w:val="ListParagraph"/>
-        <w:numPr>
-          <w:ilvl w:val="0"/>
-          <w:numId w:val="29"/>
-        </w:numPr>
-        <w:rPr>
-          <w:sz w:val="24"/>
-          <w:szCs w:val="22"/>
-          <w:lang w:val="en-US"/>
-        </w:rPr>
-      </w:pPr>
-      <w:r>
-        <w:rPr>
-          <w:sz w:val="24"/>
-          <w:szCs w:val="22"/>
-          <w:lang w:val="en-US"/>
-        </w:rPr>
-        <w:t>Parallel execution</w:t>
-      </w:r>
-    </w:p>
-    <w:p>
-      <w:pPr>
-        <w:pStyle w:val="ListParagraph"/>
-        <w:numPr>
-          <w:ilvl w:val="0"/>
-          <w:numId w:val="29"/>
-        </w:numPr>
-        <w:rPr>
-          <w:sz w:val="24"/>
-          <w:szCs w:val="22"/>
-          <w:lang w:val="en-US"/>
-        </w:rPr>
-      </w:pPr>
-      <w:r>
-        <w:rPr>
-          <w:sz w:val="24"/>
-          <w:szCs w:val="22"/>
-          <w:lang w:val="en-US"/>
-        </w:rPr>
-        <w:t>Parameterization</w:t>
-      </w:r>
-    </w:p>
-    <w:p>
-      <w:pPr>
-        <w:pStyle w:val="ListParagraph"/>
-        <w:numPr>
-          <w:ilvl w:val="0"/>
-          <w:numId w:val="29"/>
-        </w:numPr>
-        <w:rPr>
-          <w:sz w:val="24"/>
-          <w:szCs w:val="22"/>
-          <w:lang w:val="en-US"/>
-        </w:rPr>
-      </w:pPr>
-      <w:r>
-        <w:rPr>
-          <w:sz w:val="24"/>
-          <w:szCs w:val="22"/>
-          <w:lang w:val="en-US"/>
-        </w:rPr>
-        <w:t>Allows to implement different frameworks</w:t>
-      </w:r>
-    </w:p>
-    <w:p>
-      <w:pPr>
-        <w:pStyle w:val="ListParagraph"/>
-        <w:numPr>
-          <w:ilvl w:val="1"/>
-          <w:numId w:val="29"/>
-        </w:numPr>
-        <w:rPr>
-          <w:sz w:val="24"/>
-          <w:szCs w:val="22"/>
-          <w:lang w:val="en-US"/>
-        </w:rPr>
-      </w:pPr>
-      <w:r>
-        <w:rPr>
-          <w:sz w:val="24"/>
-          <w:szCs w:val="22"/>
-          <w:lang w:val="en-US"/>
-        </w:rPr>
-        <w:t>Keyword driven framework</w:t>
-      </w:r>
-    </w:p>
-    <w:p>
-      <w:pPr>
-        <w:pStyle w:val="ListParagraph"/>
-        <w:numPr>
-          <w:ilvl w:val="1"/>
-          <w:numId w:val="29"/>
-        </w:numPr>
-        <w:rPr>
-          <w:sz w:val="24"/>
-          <w:szCs w:val="22"/>
-          <w:lang w:val="en-US"/>
-        </w:rPr>
-      </w:pPr>
-      <w:r>
-        <w:rPr>
-          <w:sz w:val="24"/>
-          <w:szCs w:val="22"/>
-          <w:lang w:val="en-US"/>
-        </w:rPr>
-        <w:t>Modular Framework</w:t>
-      </w:r>
-    </w:p>
-    <w:p>
-      <w:pPr>
-        <w:pStyle w:val="ListParagraph"/>
-        <w:numPr>
-          <w:ilvl w:val="1"/>
-          <w:numId w:val="29"/>
-        </w:numPr>
-        <w:rPr>
-          <w:sz w:val="24"/>
-          <w:szCs w:val="22"/>
-          <w:lang w:val="en-US"/>
-        </w:rPr>
-      </w:pPr>
-      <w:r>
-        <w:rPr>
-          <w:sz w:val="24"/>
-          <w:szCs w:val="22"/>
-          <w:lang w:val="en-US"/>
-        </w:rPr>
-        <w:t>Linear framework</w:t>
-      </w:r>
-    </w:p>
-    <w:p>
-      <w:pPr>
-        <w:pStyle w:val="ListParagraph"/>
-        <w:numPr>
-          <w:ilvl w:val="1"/>
-          <w:numId w:val="29"/>
-        </w:numPr>
-        <w:rPr>
-          <w:sz w:val="24"/>
-          <w:szCs w:val="22"/>
-          <w:lang w:val="en-US"/>
-        </w:rPr>
-      </w:pPr>
-      <w:r>
-        <w:rPr>
-          <w:sz w:val="24"/>
-          <w:szCs w:val="22"/>
-          <w:lang w:val="en-US"/>
-        </w:rPr>
-        <w:t>Page Object Model</w:t>
-      </w:r>
-    </w:p>
-    <w:p>
-      <w:pPr>
-        <w:pStyle w:val="ListParagraph"/>
-        <w:numPr>
-          <w:ilvl w:val="1"/>
-          <w:numId w:val="29"/>
-        </w:numPr>
-        <w:rPr>
-          <w:sz w:val="24"/>
-          <w:szCs w:val="22"/>
-          <w:lang w:val="en-US"/>
-        </w:rPr>
-      </w:pPr>
-      <w:r>
-        <w:rPr>
-          <w:sz w:val="24"/>
-          <w:szCs w:val="22"/>
-          <w:lang w:val="en-US"/>
-        </w:rPr>
-        <w:t>Data Driven Framework.</w:t>
-      </w:r>
-    </w:p>
-    <w:p>
-      <w:pPr>
-        <w:rPr>
-          <w:sz w:val="24"/>
-          <w:szCs w:val="22"/>
-          <w:lang w:val="en-US"/>
-        </w:rPr>
-      </w:pPr>
     </w:p>
     <w:p>
       <w:pPr>
@@ -12343,85 +12757,11 @@
           <w:szCs w:val="22"/>
           <w:lang w:val="en-US"/>
         </w:rPr>
-        <w:t>Annotations</w:t>
-      </w:r>
-    </w:p>
-    <w:p>
-      <w:pPr>
-        <w:pStyle w:val="ListParagraph"/>
-        <w:numPr>
-          <w:ilvl w:val="0"/>
-          <w:numId w:val="31"/>
-        </w:numPr>
-        <w:rPr>
-          <w:sz w:val="24"/>
-          <w:szCs w:val="22"/>
-          <w:lang w:val="en-US"/>
-        </w:rPr>
-      </w:pPr>
-      <w:r>
-        <w:rPr>
-          <w:sz w:val="24"/>
-          <w:szCs w:val="22"/>
-          <w:lang w:val="en-US"/>
-        </w:rPr>
-        <w:t xml:space="preserve">@Test </w:t>
-      </w:r>
-      <w:r>
-        <w:rPr>
-          <w:sz w:val="24"/>
-          <w:szCs w:val="22"/>
-          <w:lang w:val="en-US"/>
-        </w:rPr>
-        <w:sym w:font="Wingdings" w:char="F0E0"/>
-      </w:r>
-      <w:r>
-        <w:rPr>
-          <w:sz w:val="24"/>
-          <w:szCs w:val="22"/>
-          <w:lang w:val="en-US"/>
-        </w:rPr>
-        <w:t xml:space="preserve"> This method will be treated as Test Case. You may have multiple test cases in single class.</w:t>
-      </w:r>
-    </w:p>
-    <w:p>
-      <w:pPr>
-        <w:pStyle w:val="ListParagraph"/>
-        <w:numPr>
-          <w:ilvl w:val="0"/>
-          <w:numId w:val="31"/>
-        </w:numPr>
-        <w:rPr>
-          <w:sz w:val="24"/>
-          <w:szCs w:val="22"/>
-          <w:lang w:val="en-US"/>
-        </w:rPr>
-      </w:pPr>
-      <w:r>
-        <w:rPr>
-          <w:sz w:val="24"/>
-          <w:szCs w:val="22"/>
-          <w:lang w:val="en-US"/>
-        </w:rPr>
-        <w:t xml:space="preserve">@BeforeTest </w:t>
-      </w:r>
-      <w:r>
-        <w:rPr>
-          <w:sz w:val="24"/>
-          <w:szCs w:val="22"/>
-          <w:lang w:val="en-US"/>
-        </w:rPr>
-        <w:sym w:font="Wingdings" w:char="F0E0"/>
-      </w:r>
-      <w:r>
-        <w:rPr>
-          <w:sz w:val="24"/>
-          <w:szCs w:val="22"/>
-          <w:lang w:val="en-US"/>
-        </w:rPr>
-        <w:t xml:space="preserve"> This is the method that get executed </w:t>
-      </w:r>
-      <w:r>
+        <w:t>Keyword Driven Framework</w:t>
+      </w:r>
+    </w:p>
+    <w:p>
+      <w:pPr>
         <w:rPr>
           <w:b/>
           <w:bCs/>
@@ -12429,20 +12769,69 @@
           <w:szCs w:val="22"/>
           <w:lang w:val="en-US"/>
         </w:rPr>
-        <w:t>only once before executing 1</w:t>
-      </w:r>
-      <w:r>
+      </w:pPr>
+      <w:r>
+        <w:rPr>
+          <w:noProof/>
+          <w:lang w:eastAsia="en-IN"/>
+        </w:rPr>
+        <w:drawing>
+          <wp:inline distT="0" distB="0" distL="0" distR="0" wp14:anchorId="2CCE747B" wp14:editId="129A9B3C">
+            <wp:extent cx="3962400" cy="1771650"/>
+            <wp:effectExtent l="0" t="0" r="0" b="0"/>
+            <wp:docPr id="3" name="Picture 3"/>
+            <wp:cNvGraphicFramePr>
+              <a:graphicFrameLocks xmlns:a="http://schemas.openxmlformats.org/drawingml/2006/main" noChangeAspect="1"/>
+            </wp:cNvGraphicFramePr>
+            <a:graphic xmlns:a="http://schemas.openxmlformats.org/drawingml/2006/main">
+              <a:graphicData uri="http://schemas.openxmlformats.org/drawingml/2006/picture">
+                <pic:pic xmlns:pic="http://schemas.openxmlformats.org/drawingml/2006/picture">
+                  <pic:nvPicPr>
+                    <pic:cNvPr id="1" name=""/>
+                    <pic:cNvPicPr/>
+                  </pic:nvPicPr>
+                  <pic:blipFill rotWithShape="1">
+                    <a:blip r:embed="rId13"/>
+                    <a:srcRect l="22103" t="22168" r="8764" b="22857"/>
+                    <a:stretch/>
+                  </pic:blipFill>
+                  <pic:spPr bwMode="auto">
+                    <a:xfrm>
+                      <a:off x="0" y="0"/>
+                      <a:ext cx="3962400" cy="1771650"/>
+                    </a:xfrm>
+                    <a:prstGeom prst="rect">
+                      <a:avLst/>
+                    </a:prstGeom>
+                    <a:ln>
+                      <a:noFill/>
+                    </a:ln>
+                    <a:extLst>
+                      <a:ext uri="{53640926-AAD7-44D8-BBD7-CCE9431645EC}">
+                        <a14:shadowObscured xmlns:a14="http://schemas.microsoft.com/office/drawing/2010/main"/>
+                      </a:ext>
+                    </a:extLst>
+                  </pic:spPr>
+                </pic:pic>
+              </a:graphicData>
+            </a:graphic>
+          </wp:inline>
+        </w:drawing>
+      </w:r>
+    </w:p>
+    <w:p>
+      <w:pPr>
         <w:rPr>
           <w:b/>
           <w:bCs/>
           <w:sz w:val="24"/>
           <w:szCs w:val="22"/>
-          <w:vertAlign w:val="superscript"/>
-          <w:lang w:val="en-US"/>
-        </w:rPr>
-        <w:t>st</w:t>
-      </w:r>
-      <w:r>
+          <w:lang w:val="en-US"/>
+        </w:rPr>
+      </w:pPr>
+    </w:p>
+    <w:p>
+      <w:pPr>
         <w:rPr>
           <w:b/>
           <w:bCs/>
@@ -12450,676 +12839,7 @@
           <w:szCs w:val="22"/>
           <w:lang w:val="en-US"/>
         </w:rPr>
-        <w:t xml:space="preserve"> test case.</w:t>
-      </w:r>
-    </w:p>
-    <w:p>
-      <w:pPr>
-        <w:pStyle w:val="ListParagraph"/>
-        <w:numPr>
-          <w:ilvl w:val="0"/>
-          <w:numId w:val="31"/>
-        </w:numPr>
-        <w:rPr>
-          <w:sz w:val="24"/>
-          <w:szCs w:val="22"/>
-          <w:lang w:val="en-US"/>
-        </w:rPr>
-      </w:pPr>
-      <w:r>
-        <w:rPr>
-          <w:sz w:val="24"/>
-          <w:szCs w:val="22"/>
-          <w:lang w:val="en-US"/>
-        </w:rPr>
-        <w:t>@AfterTest</w:t>
-      </w:r>
-      <w:r>
-        <w:rPr>
-          <w:sz w:val="24"/>
-          <w:szCs w:val="22"/>
-          <w:lang w:val="en-US"/>
-        </w:rPr>
-        <w:t xml:space="preserve"> </w:t>
-      </w:r>
-      <w:r>
-        <w:rPr>
-          <w:sz w:val="24"/>
-          <w:szCs w:val="22"/>
-          <w:lang w:val="en-US"/>
-        </w:rPr>
-        <w:sym w:font="Wingdings" w:char="F0E0"/>
-      </w:r>
-      <w:r>
-        <w:rPr>
-          <w:sz w:val="24"/>
-          <w:szCs w:val="22"/>
-          <w:lang w:val="en-US"/>
-        </w:rPr>
-        <w:t xml:space="preserve"> This is the method that get executed </w:t>
-      </w:r>
-      <w:r>
-        <w:rPr>
-          <w:b/>
-          <w:bCs/>
-          <w:sz w:val="24"/>
-          <w:szCs w:val="22"/>
-          <w:lang w:val="en-US"/>
-        </w:rPr>
-        <w:t>only once after executing last test case</w:t>
-      </w:r>
-    </w:p>
-    <w:p>
-      <w:pPr>
-        <w:pStyle w:val="ListParagraph"/>
-        <w:numPr>
-          <w:ilvl w:val="0"/>
-          <w:numId w:val="31"/>
-        </w:numPr>
-        <w:rPr>
-          <w:sz w:val="24"/>
-          <w:szCs w:val="22"/>
-          <w:lang w:val="en-US"/>
-        </w:rPr>
-      </w:pPr>
-      <w:r>
-        <w:rPr>
-          <w:sz w:val="24"/>
-          <w:szCs w:val="22"/>
-          <w:lang w:val="en-US"/>
-        </w:rPr>
-        <w:t xml:space="preserve">@BeforeMethod </w:t>
-      </w:r>
-      <w:r>
-        <w:rPr>
-          <w:sz w:val="24"/>
-          <w:szCs w:val="22"/>
-          <w:lang w:val="en-US"/>
-        </w:rPr>
-        <w:sym w:font="Wingdings" w:char="F0E0"/>
-      </w:r>
-      <w:r>
-        <w:rPr>
-          <w:sz w:val="24"/>
-          <w:szCs w:val="22"/>
-          <w:lang w:val="en-US"/>
-        </w:rPr>
-        <w:t xml:space="preserve"> This is the method that will get executed </w:t>
-      </w:r>
-      <w:r>
-        <w:rPr>
-          <w:b/>
-          <w:bCs/>
-          <w:sz w:val="24"/>
-          <w:szCs w:val="22"/>
-          <w:lang w:val="en-US"/>
-        </w:rPr>
-        <w:t>before every test case</w:t>
-      </w:r>
-    </w:p>
-    <w:p>
-      <w:pPr>
-        <w:pStyle w:val="ListParagraph"/>
-        <w:numPr>
-          <w:ilvl w:val="0"/>
-          <w:numId w:val="31"/>
-        </w:numPr>
-        <w:rPr>
-          <w:sz w:val="24"/>
-          <w:szCs w:val="22"/>
-          <w:lang w:val="en-US"/>
-        </w:rPr>
-      </w:pPr>
-      <w:r>
-        <w:rPr>
-          <w:sz w:val="24"/>
-          <w:szCs w:val="22"/>
-          <w:lang w:val="en-US"/>
-        </w:rPr>
-        <w:t xml:space="preserve">@AfterMethod </w:t>
-      </w:r>
-      <w:r>
-        <w:rPr>
-          <w:sz w:val="24"/>
-          <w:szCs w:val="22"/>
-          <w:lang w:val="en-US"/>
-        </w:rPr>
-        <w:sym w:font="Wingdings" w:char="F0E0"/>
-      </w:r>
-      <w:r>
-        <w:rPr>
-          <w:sz w:val="24"/>
-          <w:szCs w:val="22"/>
-          <w:lang w:val="en-US"/>
-        </w:rPr>
-        <w:t xml:space="preserve"> This is the method that will get executed </w:t>
-      </w:r>
-      <w:r>
-        <w:rPr>
-          <w:b/>
-          <w:bCs/>
-          <w:sz w:val="24"/>
-          <w:szCs w:val="22"/>
-          <w:lang w:val="en-US"/>
-        </w:rPr>
-        <w:t>after every test case</w:t>
-      </w:r>
-    </w:p>
-    <w:p>
-      <w:pPr>
-        <w:pStyle w:val="ListParagraph"/>
-        <w:numPr>
-          <w:ilvl w:val="0"/>
-          <w:numId w:val="31"/>
-        </w:numPr>
-        <w:rPr>
-          <w:sz w:val="24"/>
-          <w:szCs w:val="22"/>
-          <w:lang w:val="en-US"/>
-        </w:rPr>
-      </w:pPr>
-    </w:p>
-    <w:p>
-      <w:pPr>
-        <w:rPr>
-          <w:sz w:val="24"/>
-          <w:szCs w:val="22"/>
-          <w:lang w:val="en-US"/>
-        </w:rPr>
-      </w:pPr>
-      <w:r>
-        <w:rPr>
-          <w:sz w:val="24"/>
-          <w:szCs w:val="22"/>
-          <w:lang w:val="en-US"/>
-        </w:rPr>
-        <w:lastRenderedPageBreak/>
-        <w:br/>
-      </w:r>
-      <w:r>
-        <w:rPr>
-          <w:sz w:val="24"/>
-          <w:szCs w:val="22"/>
-          <w:lang w:val="en-US"/>
-        </w:rPr>
-        <w:br/>
-      </w:r>
-    </w:p>
-    <w:p>
-      <w:pPr>
-        <w:rPr>
-          <w:sz w:val="24"/>
-          <w:szCs w:val="22"/>
-          <w:lang w:val="en-US"/>
-        </w:rPr>
-      </w:pPr>
-      <w:r>
-        <w:rPr>
-          <w:sz w:val="24"/>
-          <w:szCs w:val="22"/>
-          <w:lang w:val="en-US"/>
-        </w:rPr>
-        <w:t>BeforeTest</w:t>
-      </w:r>
-    </w:p>
-    <w:p>
-      <w:pPr>
-        <w:ind w:firstLine="720"/>
-        <w:rPr>
-          <w:sz w:val="24"/>
-          <w:szCs w:val="22"/>
-          <w:lang w:val="en-US"/>
-        </w:rPr>
-      </w:pPr>
-      <w:r>
-        <w:rPr>
-          <w:sz w:val="24"/>
-          <w:szCs w:val="22"/>
-          <w:lang w:val="en-US"/>
-        </w:rPr>
-        <w:t>BeforeMethod</w:t>
-      </w:r>
-    </w:p>
-    <w:p>
-      <w:pPr>
-        <w:ind w:left="720" w:firstLine="720"/>
-        <w:rPr>
-          <w:sz w:val="24"/>
-          <w:szCs w:val="22"/>
-          <w:lang w:val="en-US"/>
-        </w:rPr>
-      </w:pPr>
-      <w:r>
-        <w:rPr>
-          <w:sz w:val="24"/>
-          <w:szCs w:val="22"/>
-          <w:lang w:val="en-US"/>
-        </w:rPr>
-        <w:t>Test 1</w:t>
-      </w:r>
-    </w:p>
-    <w:p>
-      <w:pPr>
-        <w:rPr>
-          <w:sz w:val="24"/>
-          <w:szCs w:val="22"/>
-          <w:lang w:val="en-US"/>
-        </w:rPr>
-      </w:pPr>
-      <w:r>
-        <w:rPr>
-          <w:sz w:val="24"/>
-          <w:szCs w:val="22"/>
-          <w:lang w:val="en-US"/>
-        </w:rPr>
-        <w:tab/>
-        <w:t>AfterMethod</w:t>
-      </w:r>
-    </w:p>
-    <w:p>
-      <w:pPr>
-        <w:rPr>
-          <w:sz w:val="24"/>
-          <w:szCs w:val="22"/>
-          <w:lang w:val="en-US"/>
-        </w:rPr>
-      </w:pPr>
-      <w:r>
-        <w:rPr>
-          <w:sz w:val="24"/>
-          <w:szCs w:val="22"/>
-          <w:lang w:val="en-US"/>
-        </w:rPr>
-        <w:tab/>
-        <w:t>BeforeMethod</w:t>
-      </w:r>
-    </w:p>
-    <w:p>
-      <w:pPr>
-        <w:ind w:left="720" w:firstLine="720"/>
-        <w:rPr>
-          <w:sz w:val="24"/>
-          <w:szCs w:val="22"/>
-          <w:lang w:val="en-US"/>
-        </w:rPr>
-      </w:pPr>
-      <w:r>
-        <w:rPr>
-          <w:sz w:val="24"/>
-          <w:szCs w:val="22"/>
-          <w:lang w:val="en-US"/>
-        </w:rPr>
-        <w:t>Test 2</w:t>
-      </w:r>
-    </w:p>
-    <w:p>
-      <w:pPr>
-        <w:rPr>
-          <w:sz w:val="24"/>
-          <w:szCs w:val="22"/>
-          <w:lang w:val="en-US"/>
-        </w:rPr>
-      </w:pPr>
-      <w:r>
-        <w:rPr>
-          <w:sz w:val="24"/>
-          <w:szCs w:val="22"/>
-          <w:lang w:val="en-US"/>
-        </w:rPr>
-        <w:tab/>
-        <w:t>AfterMethod</w:t>
-      </w:r>
-    </w:p>
-    <w:p>
-      <w:pPr>
-        <w:ind w:firstLine="720"/>
-        <w:rPr>
-          <w:sz w:val="24"/>
-          <w:szCs w:val="22"/>
-          <w:lang w:val="en-US"/>
-        </w:rPr>
-      </w:pPr>
-      <w:r>
-        <w:rPr>
-          <w:sz w:val="24"/>
-          <w:szCs w:val="22"/>
-          <w:lang w:val="en-US"/>
-        </w:rPr>
-        <w:t>BeforeMethod</w:t>
-      </w:r>
-    </w:p>
-    <w:p>
-      <w:pPr>
-        <w:ind w:left="720" w:firstLine="720"/>
-        <w:rPr>
-          <w:sz w:val="24"/>
-          <w:szCs w:val="22"/>
-          <w:lang w:val="en-US"/>
-        </w:rPr>
-      </w:pPr>
-      <w:r>
-        <w:rPr>
-          <w:sz w:val="24"/>
-          <w:szCs w:val="22"/>
-          <w:lang w:val="en-US"/>
-        </w:rPr>
-        <w:t>Test 3</w:t>
-      </w:r>
-    </w:p>
-    <w:p>
-      <w:pPr>
-        <w:rPr>
-          <w:sz w:val="24"/>
-          <w:szCs w:val="22"/>
-          <w:lang w:val="en-US"/>
-        </w:rPr>
-      </w:pPr>
-      <w:r>
-        <w:rPr>
-          <w:sz w:val="24"/>
-          <w:szCs w:val="22"/>
-          <w:lang w:val="en-US"/>
-        </w:rPr>
-        <w:tab/>
-        <w:t>AfterMethod</w:t>
-      </w:r>
-    </w:p>
-    <w:p>
-      <w:pPr>
-        <w:rPr>
-          <w:sz w:val="24"/>
-          <w:szCs w:val="22"/>
-          <w:lang w:val="en-US"/>
-        </w:rPr>
-      </w:pPr>
-      <w:r>
-        <w:rPr>
-          <w:sz w:val="24"/>
-          <w:szCs w:val="22"/>
-          <w:lang w:val="en-US"/>
-        </w:rPr>
-        <w:tab/>
-        <w:t>BeforeMethod</w:t>
-      </w:r>
-    </w:p>
-    <w:p>
-      <w:pPr>
-        <w:ind w:left="720" w:firstLine="720"/>
-        <w:rPr>
-          <w:sz w:val="24"/>
-          <w:szCs w:val="22"/>
-          <w:lang w:val="en-US"/>
-        </w:rPr>
-      </w:pPr>
-      <w:r>
-        <w:rPr>
-          <w:sz w:val="24"/>
-          <w:szCs w:val="22"/>
-          <w:lang w:val="en-US"/>
-        </w:rPr>
-        <w:t>Test 4</w:t>
-      </w:r>
-    </w:p>
-    <w:p>
-      <w:pPr>
-        <w:rPr>
-          <w:sz w:val="24"/>
-          <w:szCs w:val="22"/>
-          <w:lang w:val="en-US"/>
-        </w:rPr>
-      </w:pPr>
-      <w:r>
-        <w:rPr>
-          <w:sz w:val="24"/>
-          <w:szCs w:val="22"/>
-          <w:lang w:val="en-US"/>
-        </w:rPr>
-        <w:tab/>
-        <w:t>AfterMethod</w:t>
-      </w:r>
-    </w:p>
-    <w:p>
-      <w:pPr>
-        <w:rPr>
-          <w:sz w:val="24"/>
-          <w:szCs w:val="22"/>
-          <w:lang w:val="en-US"/>
-        </w:rPr>
-      </w:pPr>
-      <w:r>
-        <w:rPr>
-          <w:sz w:val="24"/>
-          <w:szCs w:val="22"/>
-          <w:lang w:val="en-US"/>
-        </w:rPr>
-        <w:t>AfterTest</w:t>
-      </w:r>
-    </w:p>
-    <w:p>
-      <w:pPr>
-        <w:rPr>
-          <w:sz w:val="24"/>
-          <w:szCs w:val="22"/>
-          <w:lang w:val="en-US"/>
-        </w:rPr>
-      </w:pPr>
-    </w:p>
-    <w:p>
-      <w:pPr>
-        <w:rPr>
-          <w:b/>
-          <w:bCs/>
-          <w:sz w:val="24"/>
-          <w:szCs w:val="22"/>
-          <w:lang w:val="en-US"/>
-        </w:rPr>
-      </w:pPr>
-      <w:r>
-        <w:rPr>
-          <w:b/>
-          <w:bCs/>
-          <w:sz w:val="24"/>
-          <w:szCs w:val="22"/>
-          <w:lang w:val="en-US"/>
-        </w:rPr>
-        <w:t>Points to be noted about configuration methods</w:t>
-      </w:r>
-    </w:p>
-    <w:p>
-      <w:pPr>
-        <w:pStyle w:val="ListParagraph"/>
-        <w:numPr>
-          <w:ilvl w:val="0"/>
-          <w:numId w:val="32"/>
-        </w:numPr>
-        <w:rPr>
-          <w:sz w:val="24"/>
-          <w:szCs w:val="22"/>
-          <w:lang w:val="en-US"/>
-        </w:rPr>
-      </w:pPr>
-      <w:r>
-        <w:rPr>
-          <w:sz w:val="24"/>
-          <w:szCs w:val="22"/>
-          <w:lang w:val="en-US"/>
-        </w:rPr>
-        <w:t>They can appear anywhere in the class. Sequence doesn’t matter</w:t>
-      </w:r>
-    </w:p>
-    <w:p>
-      <w:pPr>
-        <w:pStyle w:val="ListParagraph"/>
-        <w:numPr>
-          <w:ilvl w:val="0"/>
-          <w:numId w:val="32"/>
-        </w:numPr>
-        <w:rPr>
-          <w:sz w:val="24"/>
-          <w:szCs w:val="22"/>
-          <w:lang w:val="en-US"/>
-        </w:rPr>
-      </w:pPr>
-      <w:r>
-        <w:rPr>
-          <w:sz w:val="24"/>
-          <w:szCs w:val="22"/>
-          <w:lang w:val="en-US"/>
-        </w:rPr>
-        <w:t>They need not to be in pair.</w:t>
-      </w:r>
-    </w:p>
-    <w:p>
-      <w:pPr>
-        <w:rPr>
-          <w:sz w:val="24"/>
-          <w:szCs w:val="22"/>
-          <w:lang w:val="en-US"/>
-        </w:rPr>
-      </w:pPr>
-    </w:p>
-    <w:p>
-      <w:pPr>
-        <w:rPr>
-          <w:b/>
-          <w:bCs/>
-          <w:sz w:val="24"/>
-          <w:szCs w:val="22"/>
-          <w:lang w:val="en-US"/>
-        </w:rPr>
-      </w:pPr>
-      <w:r>
-        <w:rPr>
-          <w:b/>
-          <w:bCs/>
-          <w:sz w:val="24"/>
-          <w:szCs w:val="22"/>
-          <w:lang w:val="en-US"/>
-        </w:rPr>
-        <w:t>Data Driven Testing</w:t>
-      </w:r>
-    </w:p>
-    <w:p>
-      <w:pPr>
-        <w:pStyle w:val="ListParagraph"/>
-        <w:numPr>
-          <w:ilvl w:val="0"/>
-          <w:numId w:val="33"/>
-        </w:numPr>
-        <w:rPr>
-          <w:sz w:val="24"/>
-          <w:szCs w:val="22"/>
-          <w:lang w:val="en-US"/>
-        </w:rPr>
-      </w:pPr>
-      <w:r>
-        <w:rPr>
-          <w:sz w:val="24"/>
-          <w:szCs w:val="22"/>
-          <w:lang w:val="en-US"/>
-        </w:rPr>
-        <w:t>Technique via which a single test case can be executed multiple times with multiple data set.</w:t>
-      </w:r>
-    </w:p>
-    <w:p>
-      <w:pPr>
-        <w:pStyle w:val="ListParagraph"/>
-        <w:numPr>
-          <w:ilvl w:val="0"/>
-          <w:numId w:val="33"/>
-        </w:numPr>
-        <w:rPr>
-          <w:sz w:val="24"/>
-          <w:szCs w:val="22"/>
-          <w:lang w:val="en-US"/>
-        </w:rPr>
-      </w:pPr>
-      <w:r>
-        <w:rPr>
-          <w:sz w:val="24"/>
-          <w:szCs w:val="22"/>
-          <w:lang w:val="en-US"/>
-        </w:rPr>
-        <w:t>Can be implemented via @DataProvider</w:t>
-      </w:r>
-    </w:p>
-    <w:p>
-      <w:pPr>
-        <w:rPr>
-          <w:sz w:val="24"/>
-          <w:szCs w:val="22"/>
-          <w:lang w:val="en-US"/>
-        </w:rPr>
-      </w:pPr>
-    </w:p>
-    <w:p>
-      <w:pPr>
-        <w:rPr>
-          <w:b/>
-          <w:bCs/>
-          <w:sz w:val="24"/>
-          <w:szCs w:val="22"/>
-          <w:lang w:val="en-US"/>
-        </w:rPr>
-      </w:pPr>
-      <w:r>
-        <w:rPr>
-          <w:b/>
-          <w:bCs/>
-          <w:sz w:val="24"/>
-          <w:szCs w:val="22"/>
-          <w:lang w:val="en-US"/>
-        </w:rPr>
-        <w:t>Assertion in TestNG</w:t>
-      </w:r>
-    </w:p>
-    <w:p>
-      <w:pPr>
-        <w:pStyle w:val="ListParagraph"/>
-        <w:numPr>
-          <w:ilvl w:val="0"/>
-          <w:numId w:val="34"/>
-        </w:numPr>
-        <w:rPr>
-          <w:b/>
-          <w:bCs/>
-          <w:sz w:val="24"/>
-          <w:szCs w:val="22"/>
-          <w:lang w:val="en-US"/>
-        </w:rPr>
-      </w:pPr>
-      <w:r>
-        <w:rPr>
-          <w:sz w:val="24"/>
-          <w:szCs w:val="22"/>
-          <w:lang w:val="en-US"/>
-        </w:rPr>
-        <w:t>Assertion is the way / process to mark any test case as pass or fail.</w:t>
-      </w:r>
-    </w:p>
-    <w:p>
-      <w:pPr>
-        <w:pStyle w:val="ListParagraph"/>
-        <w:numPr>
-          <w:ilvl w:val="0"/>
-          <w:numId w:val="34"/>
-        </w:numPr>
-        <w:rPr>
-          <w:b/>
-          <w:bCs/>
-          <w:sz w:val="24"/>
-          <w:szCs w:val="22"/>
-          <w:lang w:val="en-US"/>
-        </w:rPr>
-      </w:pPr>
-      <w:r>
-        <w:rPr>
-          <w:sz w:val="24"/>
-          <w:szCs w:val="22"/>
-          <w:lang w:val="en-US"/>
-        </w:rPr>
-        <w:t>Type</w:t>
-      </w:r>
+      </w:pPr>
     </w:p>
     <w:sectPr>
       <w:pgSz w:w="11906" w:h="16838"/>
@@ -13149,7 +12869,7 @@
         <w:rFonts w:ascii="Symbol" w:hAnsi="Symbol" w:hint="default"/>
       </w:rPr>
     </w:lvl>
-    <w:lvl w:ilvl="1" w:tplc="40090003" w:tentative="1">
+    <w:lvl w:ilvl="1" w:tplc="40090003">
       <w:start w:val="1"/>
       <w:numFmt w:val="bullet"/>
       <w:lvlText w:val="o"/>
@@ -18317,31 +18037,31 @@
     </dgm:pt>
   </dgm:ptLst>
   <dgm:cxnLst>
-    <dgm:cxn modelId="{A04CD9D3-EBAB-497C-847E-B8ECD7BA8395}" type="presOf" srcId="{9C4D6193-4800-45DB-9EB9-DA2277B5D91B}" destId="{374ED80F-5E6F-4A85-B95B-4BA99538042E}" srcOrd="0" destOrd="0" presId="urn:microsoft.com/office/officeart/2005/8/layout/process1"/>
-    <dgm:cxn modelId="{E79249D3-7518-476A-8625-7D16A8EC1C9E}" type="presOf" srcId="{9C4D6193-4800-45DB-9EB9-DA2277B5D91B}" destId="{B8DA0D4A-E19E-4233-86B3-A96400569C53}" srcOrd="1" destOrd="0" presId="urn:microsoft.com/office/officeart/2005/8/layout/process1"/>
-    <dgm:cxn modelId="{4C3B0051-7E05-4829-9141-0A555CA41418}" type="presOf" srcId="{BF4790F6-D1AA-430E-85BA-C07F91D009F2}" destId="{485EB252-98AF-4CC0-A401-D9A154AAFC53}" srcOrd="0" destOrd="0" presId="urn:microsoft.com/office/officeart/2005/8/layout/process1"/>
-    <dgm:cxn modelId="{506EA922-350E-4C29-9758-34130A4DF3C0}" type="presOf" srcId="{5AAB36AD-884F-4169-9EAA-81A3D87ABCFA}" destId="{AB8F05C3-3669-4AF7-9C79-08939721A716}" srcOrd="0" destOrd="0" presId="urn:microsoft.com/office/officeart/2005/8/layout/process1"/>
+    <dgm:cxn modelId="{2F3E9933-D5AC-4FE9-AA24-9385437FC19C}" type="presOf" srcId="{9C4D6193-4800-45DB-9EB9-DA2277B5D91B}" destId="{B8DA0D4A-E19E-4233-86B3-A96400569C53}" srcOrd="1" destOrd="0" presId="urn:microsoft.com/office/officeart/2005/8/layout/process1"/>
+    <dgm:cxn modelId="{2C675016-C038-4C5F-B7CE-8162937E60AD}" type="presOf" srcId="{BF8C77AF-CFF1-4B53-B009-D4E001D240D6}" destId="{D0DFB2B8-5022-4762-AA62-9B0CF1B32B60}" srcOrd="0" destOrd="0" presId="urn:microsoft.com/office/officeart/2005/8/layout/process1"/>
+    <dgm:cxn modelId="{DBA6C6CF-C044-481C-BC5D-E223D0907A5F}" type="presOf" srcId="{214208B8-431D-481C-9A4C-228B7308ADA8}" destId="{5D4876CA-733D-4DFD-8E79-4A3DBC7C7C6B}" srcOrd="1" destOrd="0" presId="urn:microsoft.com/office/officeart/2005/8/layout/process1"/>
+    <dgm:cxn modelId="{05BAB291-093A-4230-AE70-F12EDF4D07CD}" type="presOf" srcId="{EF5675B6-38BA-4455-BA87-E62399D49989}" destId="{DEB61738-BCA0-4546-95CF-970A62665FC2}" srcOrd="0" destOrd="0" presId="urn:microsoft.com/office/officeart/2005/8/layout/process1"/>
     <dgm:cxn modelId="{80AB986A-FDF3-41B1-9092-584CE3EB969B}" srcId="{9EE1A18E-AD2D-415E-8996-B35207C41ED0}" destId="{BF8C77AF-CFF1-4B53-B009-D4E001D240D6}" srcOrd="3" destOrd="0" parTransId="{FBE35E27-7BCE-41B3-88D2-29BD34AAC180}" sibTransId="{DC8EEA03-196C-4689-B6BD-D5BC213D37CC}"/>
-    <dgm:cxn modelId="{C64B1335-3114-45CA-AD39-68B292B0C6CF}" type="presOf" srcId="{214208B8-431D-481C-9A4C-228B7308ADA8}" destId="{5D4876CA-733D-4DFD-8E79-4A3DBC7C7C6B}" srcOrd="1" destOrd="0" presId="urn:microsoft.com/office/officeart/2005/8/layout/process1"/>
-    <dgm:cxn modelId="{C40EF80B-0FB5-4359-861C-7A562C559FF4}" type="presOf" srcId="{EF5675B6-38BA-4455-BA87-E62399D49989}" destId="{DEB61738-BCA0-4546-95CF-970A62665FC2}" srcOrd="0" destOrd="0" presId="urn:microsoft.com/office/officeart/2005/8/layout/process1"/>
-    <dgm:cxn modelId="{4BE651AB-CD25-4A66-9024-14A026C72B3A}" type="presOf" srcId="{214208B8-431D-481C-9A4C-228B7308ADA8}" destId="{C789FCC9-4717-4FFC-BA71-F98E7B1B3115}" srcOrd="0" destOrd="0" presId="urn:microsoft.com/office/officeart/2005/8/layout/process1"/>
+    <dgm:cxn modelId="{9625EDD7-FF33-4576-9914-C65E50A9BAAC}" type="presOf" srcId="{7201A391-9828-4B1D-A3C1-894234D041DB}" destId="{FDD593C1-9D9B-40ED-8C6D-5142CB0F0E3E}" srcOrd="1" destOrd="0" presId="urn:microsoft.com/office/officeart/2005/8/layout/process1"/>
+    <dgm:cxn modelId="{A3E65342-C17E-454B-B3D4-A0C7039F4319}" type="presOf" srcId="{214208B8-431D-481C-9A4C-228B7308ADA8}" destId="{C789FCC9-4717-4FFC-BA71-F98E7B1B3115}" srcOrd="0" destOrd="0" presId="urn:microsoft.com/office/officeart/2005/8/layout/process1"/>
+    <dgm:cxn modelId="{6C274AF4-0CB4-48BA-8D06-A3B56DDD71FF}" type="presOf" srcId="{5AAB36AD-884F-4169-9EAA-81A3D87ABCFA}" destId="{AB8F05C3-3669-4AF7-9C79-08939721A716}" srcOrd="0" destOrd="0" presId="urn:microsoft.com/office/officeart/2005/8/layout/process1"/>
+    <dgm:cxn modelId="{2E4EC561-F83B-4692-B963-D3C62FC8719B}" type="presOf" srcId="{9C4D6193-4800-45DB-9EB9-DA2277B5D91B}" destId="{374ED80F-5E6F-4A85-B95B-4BA99538042E}" srcOrd="0" destOrd="0" presId="urn:microsoft.com/office/officeart/2005/8/layout/process1"/>
     <dgm:cxn modelId="{4D1B4854-AE2E-470B-9115-BD099FD5799A}" srcId="{9EE1A18E-AD2D-415E-8996-B35207C41ED0}" destId="{BF4790F6-D1AA-430E-85BA-C07F91D009F2}" srcOrd="1" destOrd="0" parTransId="{974B1A63-8714-4E97-A93F-006B83F9DBF3}" sibTransId="{214208B8-431D-481C-9A4C-228B7308ADA8}"/>
     <dgm:cxn modelId="{B151CA70-0406-48D6-8013-3F7D288766AD}" srcId="{9EE1A18E-AD2D-415E-8996-B35207C41ED0}" destId="{5AAB36AD-884F-4169-9EAA-81A3D87ABCFA}" srcOrd="0" destOrd="0" parTransId="{4796A0B2-FD04-4D0D-B4E3-6A8EB9A6D74D}" sibTransId="{9C4D6193-4800-45DB-9EB9-DA2277B5D91B}"/>
-    <dgm:cxn modelId="{A4CD6FBE-5D38-450B-AB8A-5BF9EF413397}" type="presOf" srcId="{BF8C77AF-CFF1-4B53-B009-D4E001D240D6}" destId="{D0DFB2B8-5022-4762-AA62-9B0CF1B32B60}" srcOrd="0" destOrd="0" presId="urn:microsoft.com/office/officeart/2005/8/layout/process1"/>
+    <dgm:cxn modelId="{1BC2121B-5513-4E1D-A9CF-D301C4F9B556}" type="presOf" srcId="{BF4790F6-D1AA-430E-85BA-C07F91D009F2}" destId="{485EB252-98AF-4CC0-A401-D9A154AAFC53}" srcOrd="0" destOrd="0" presId="urn:microsoft.com/office/officeart/2005/8/layout/process1"/>
+    <dgm:cxn modelId="{FD383532-A1AA-4CE2-97BC-8093AC45342A}" type="presOf" srcId="{9EE1A18E-AD2D-415E-8996-B35207C41ED0}" destId="{B9FC173B-3430-402C-9BFA-D498C62BCC2D}" srcOrd="0" destOrd="0" presId="urn:microsoft.com/office/officeart/2005/8/layout/process1"/>
     <dgm:cxn modelId="{39F27088-F2FF-4B1E-85B8-75E4A5853051}" srcId="{9EE1A18E-AD2D-415E-8996-B35207C41ED0}" destId="{EF5675B6-38BA-4455-BA87-E62399D49989}" srcOrd="2" destOrd="0" parTransId="{B9F702AD-11CA-445A-BE84-AFE50ED28D23}" sibTransId="{7201A391-9828-4B1D-A3C1-894234D041DB}"/>
-    <dgm:cxn modelId="{D014BE6E-96D2-4A19-AC67-6639FE3EFCF0}" type="presOf" srcId="{9EE1A18E-AD2D-415E-8996-B35207C41ED0}" destId="{B9FC173B-3430-402C-9BFA-D498C62BCC2D}" srcOrd="0" destOrd="0" presId="urn:microsoft.com/office/officeart/2005/8/layout/process1"/>
-    <dgm:cxn modelId="{FDCC5C8C-463E-44EB-B6DF-09A73C3AA709}" type="presOf" srcId="{7201A391-9828-4B1D-A3C1-894234D041DB}" destId="{05A02C9E-6432-4B6A-91B3-E0BA65A6B1AE}" srcOrd="0" destOrd="0" presId="urn:microsoft.com/office/officeart/2005/8/layout/process1"/>
-    <dgm:cxn modelId="{CB1D684E-3638-4ED0-B2CE-4F441B563AE3}" type="presOf" srcId="{7201A391-9828-4B1D-A3C1-894234D041DB}" destId="{FDD593C1-9D9B-40ED-8C6D-5142CB0F0E3E}" srcOrd="1" destOrd="0" presId="urn:microsoft.com/office/officeart/2005/8/layout/process1"/>
-    <dgm:cxn modelId="{EDA28ACA-1B0A-415F-8C97-20A7202F44CD}" type="presParOf" srcId="{B9FC173B-3430-402C-9BFA-D498C62BCC2D}" destId="{AB8F05C3-3669-4AF7-9C79-08939721A716}" srcOrd="0" destOrd="0" presId="urn:microsoft.com/office/officeart/2005/8/layout/process1"/>
-    <dgm:cxn modelId="{00395C42-40B8-4553-AC58-C1C688427A3E}" type="presParOf" srcId="{B9FC173B-3430-402C-9BFA-D498C62BCC2D}" destId="{374ED80F-5E6F-4A85-B95B-4BA99538042E}" srcOrd="1" destOrd="0" presId="urn:microsoft.com/office/officeart/2005/8/layout/process1"/>
-    <dgm:cxn modelId="{F3B602C0-CF5B-4216-8296-532509B45344}" type="presParOf" srcId="{374ED80F-5E6F-4A85-B95B-4BA99538042E}" destId="{B8DA0D4A-E19E-4233-86B3-A96400569C53}" srcOrd="0" destOrd="0" presId="urn:microsoft.com/office/officeart/2005/8/layout/process1"/>
-    <dgm:cxn modelId="{0390F4AB-5990-4CB6-B378-3B0DD55458BA}" type="presParOf" srcId="{B9FC173B-3430-402C-9BFA-D498C62BCC2D}" destId="{485EB252-98AF-4CC0-A401-D9A154AAFC53}" srcOrd="2" destOrd="0" presId="urn:microsoft.com/office/officeart/2005/8/layout/process1"/>
-    <dgm:cxn modelId="{CED1138A-8BFE-4543-BAA2-6CDD04FD9826}" type="presParOf" srcId="{B9FC173B-3430-402C-9BFA-D498C62BCC2D}" destId="{C789FCC9-4717-4FFC-BA71-F98E7B1B3115}" srcOrd="3" destOrd="0" presId="urn:microsoft.com/office/officeart/2005/8/layout/process1"/>
-    <dgm:cxn modelId="{B68F9AFD-1D78-499B-8A7A-E56FFA8EA034}" type="presParOf" srcId="{C789FCC9-4717-4FFC-BA71-F98E7B1B3115}" destId="{5D4876CA-733D-4DFD-8E79-4A3DBC7C7C6B}" srcOrd="0" destOrd="0" presId="urn:microsoft.com/office/officeart/2005/8/layout/process1"/>
-    <dgm:cxn modelId="{2F7F7E48-B22E-4ECB-AF3A-ACE9B4B796DB}" type="presParOf" srcId="{B9FC173B-3430-402C-9BFA-D498C62BCC2D}" destId="{DEB61738-BCA0-4546-95CF-970A62665FC2}" srcOrd="4" destOrd="0" presId="urn:microsoft.com/office/officeart/2005/8/layout/process1"/>
-    <dgm:cxn modelId="{8BDCD2AF-3A5D-4151-B087-3D2769603BED}" type="presParOf" srcId="{B9FC173B-3430-402C-9BFA-D498C62BCC2D}" destId="{05A02C9E-6432-4B6A-91B3-E0BA65A6B1AE}" srcOrd="5" destOrd="0" presId="urn:microsoft.com/office/officeart/2005/8/layout/process1"/>
-    <dgm:cxn modelId="{D0F0C068-DEDB-4BA5-B71C-9696448459EA}" type="presParOf" srcId="{05A02C9E-6432-4B6A-91B3-E0BA65A6B1AE}" destId="{FDD593C1-9D9B-40ED-8C6D-5142CB0F0E3E}" srcOrd="0" destOrd="0" presId="urn:microsoft.com/office/officeart/2005/8/layout/process1"/>
-    <dgm:cxn modelId="{08C050A0-EEE2-4D2D-9941-A841130874FA}" type="presParOf" srcId="{B9FC173B-3430-402C-9BFA-D498C62BCC2D}" destId="{D0DFB2B8-5022-4762-AA62-9B0CF1B32B60}" srcOrd="6" destOrd="0" presId="urn:microsoft.com/office/officeart/2005/8/layout/process1"/>
+    <dgm:cxn modelId="{48B3DD55-A8B4-46F5-BA9A-CFD0A019B14F}" type="presOf" srcId="{7201A391-9828-4B1D-A3C1-894234D041DB}" destId="{05A02C9E-6432-4B6A-91B3-E0BA65A6B1AE}" srcOrd="0" destOrd="0" presId="urn:microsoft.com/office/officeart/2005/8/layout/process1"/>
+    <dgm:cxn modelId="{FE6B3B10-8A4F-4B63-9EF9-F1E3002899AC}" type="presParOf" srcId="{B9FC173B-3430-402C-9BFA-D498C62BCC2D}" destId="{AB8F05C3-3669-4AF7-9C79-08939721A716}" srcOrd="0" destOrd="0" presId="urn:microsoft.com/office/officeart/2005/8/layout/process1"/>
+    <dgm:cxn modelId="{EA8B484D-5575-424A-A8A3-E36A6C78748D}" type="presParOf" srcId="{B9FC173B-3430-402C-9BFA-D498C62BCC2D}" destId="{374ED80F-5E6F-4A85-B95B-4BA99538042E}" srcOrd="1" destOrd="0" presId="urn:microsoft.com/office/officeart/2005/8/layout/process1"/>
+    <dgm:cxn modelId="{447691AF-DCB4-4974-8412-147747885470}" type="presParOf" srcId="{374ED80F-5E6F-4A85-B95B-4BA99538042E}" destId="{B8DA0D4A-E19E-4233-86B3-A96400569C53}" srcOrd="0" destOrd="0" presId="urn:microsoft.com/office/officeart/2005/8/layout/process1"/>
+    <dgm:cxn modelId="{8A21CD0D-C161-4163-9B39-4DB0622CE0EC}" type="presParOf" srcId="{B9FC173B-3430-402C-9BFA-D498C62BCC2D}" destId="{485EB252-98AF-4CC0-A401-D9A154AAFC53}" srcOrd="2" destOrd="0" presId="urn:microsoft.com/office/officeart/2005/8/layout/process1"/>
+    <dgm:cxn modelId="{8C462F4F-00DA-407F-A8D5-EF86A5CBB44B}" type="presParOf" srcId="{B9FC173B-3430-402C-9BFA-D498C62BCC2D}" destId="{C789FCC9-4717-4FFC-BA71-F98E7B1B3115}" srcOrd="3" destOrd="0" presId="urn:microsoft.com/office/officeart/2005/8/layout/process1"/>
+    <dgm:cxn modelId="{A72C6392-3522-4523-B30D-054927543259}" type="presParOf" srcId="{C789FCC9-4717-4FFC-BA71-F98E7B1B3115}" destId="{5D4876CA-733D-4DFD-8E79-4A3DBC7C7C6B}" srcOrd="0" destOrd="0" presId="urn:microsoft.com/office/officeart/2005/8/layout/process1"/>
+    <dgm:cxn modelId="{D7FA93AC-772F-45D7-B6CA-5B8F8CEF3473}" type="presParOf" srcId="{B9FC173B-3430-402C-9BFA-D498C62BCC2D}" destId="{DEB61738-BCA0-4546-95CF-970A62665FC2}" srcOrd="4" destOrd="0" presId="urn:microsoft.com/office/officeart/2005/8/layout/process1"/>
+    <dgm:cxn modelId="{3BB9DE54-A9A9-4209-980A-5893930FC3B5}" type="presParOf" srcId="{B9FC173B-3430-402C-9BFA-D498C62BCC2D}" destId="{05A02C9E-6432-4B6A-91B3-E0BA65A6B1AE}" srcOrd="5" destOrd="0" presId="urn:microsoft.com/office/officeart/2005/8/layout/process1"/>
+    <dgm:cxn modelId="{D3AA0A8E-2FBB-4540-8F85-3A754104D1F0}" type="presParOf" srcId="{05A02C9E-6432-4B6A-91B3-E0BA65A6B1AE}" destId="{FDD593C1-9D9B-40ED-8C6D-5142CB0F0E3E}" srcOrd="0" destOrd="0" presId="urn:microsoft.com/office/officeart/2005/8/layout/process1"/>
+    <dgm:cxn modelId="{7A026568-2828-471C-A9F6-69D8EB7B67EE}" type="presParOf" srcId="{B9FC173B-3430-402C-9BFA-D498C62BCC2D}" destId="{D0DFB2B8-5022-4762-AA62-9B0CF1B32B60}" srcOrd="6" destOrd="0" presId="urn:microsoft.com/office/officeart/2005/8/layout/process1"/>
   </dgm:cxnLst>
   <dgm:bg/>
   <dgm:whole/>

--- a/Notes_SA2510014.docx
+++ b/Notes_SA2510014.docx
@@ -6191,13 +6191,17 @@
           <w:numId w:val="14"/>
         </w:numPr>
         <w:rPr>
-          <w:sz w:val="24"/>
-          <w:szCs w:val="22"/>
-          <w:lang w:val="en-US"/>
-        </w:rPr>
-      </w:pPr>
-      <w:r>
-        <w:rPr>
+          <w:b/>
+          <w:bCs/>
+          <w:sz w:val="24"/>
+          <w:szCs w:val="22"/>
+          <w:lang w:val="en-US"/>
+        </w:rPr>
+      </w:pPr>
+      <w:r>
+        <w:rPr>
+          <w:b/>
+          <w:bCs/>
           <w:sz w:val="24"/>
           <w:szCs w:val="22"/>
           <w:lang w:val="en-US"/>
@@ -6213,13 +6217,17 @@
           <w:numId w:val="14"/>
         </w:numPr>
         <w:rPr>
-          <w:sz w:val="24"/>
-          <w:szCs w:val="22"/>
-          <w:lang w:val="en-US"/>
-        </w:rPr>
-      </w:pPr>
-      <w:r>
-        <w:rPr>
+          <w:b/>
+          <w:bCs/>
+          <w:sz w:val="24"/>
+          <w:szCs w:val="22"/>
+          <w:lang w:val="en-US"/>
+        </w:rPr>
+      </w:pPr>
+      <w:r>
+        <w:rPr>
+          <w:b/>
+          <w:bCs/>
           <w:sz w:val="24"/>
           <w:szCs w:val="22"/>
           <w:lang w:val="en-US"/>
@@ -6228,6 +6236,8 @@
       </w:r>
       <w:r>
         <w:rPr>
+          <w:b/>
+          <w:bCs/>
           <w:sz w:val="24"/>
           <w:szCs w:val="22"/>
           <w:lang w:val="en-US"/>
@@ -6236,6 +6246,8 @@
       </w:r>
       <w:r>
         <w:rPr>
+          <w:b/>
+          <w:bCs/>
           <w:sz w:val="24"/>
           <w:szCs w:val="22"/>
           <w:lang w:val="en-US"/>
@@ -6251,13 +6263,17 @@
           <w:numId w:val="14"/>
         </w:numPr>
         <w:rPr>
-          <w:sz w:val="24"/>
-          <w:szCs w:val="22"/>
-          <w:lang w:val="en-US"/>
-        </w:rPr>
-      </w:pPr>
-      <w:r>
-        <w:rPr>
+          <w:b/>
+          <w:bCs/>
+          <w:sz w:val="24"/>
+          <w:szCs w:val="22"/>
+          <w:lang w:val="en-US"/>
+        </w:rPr>
+      </w:pPr>
+      <w:r>
+        <w:rPr>
+          <w:b/>
+          <w:bCs/>
           <w:sz w:val="24"/>
           <w:szCs w:val="22"/>
           <w:lang w:val="en-US"/>
@@ -6273,13 +6289,17 @@
           <w:numId w:val="14"/>
         </w:numPr>
         <w:rPr>
-          <w:sz w:val="24"/>
-          <w:szCs w:val="22"/>
-          <w:lang w:val="en-US"/>
-        </w:rPr>
-      </w:pPr>
-      <w:r>
-        <w:rPr>
+          <w:b/>
+          <w:bCs/>
+          <w:sz w:val="24"/>
+          <w:szCs w:val="22"/>
+          <w:lang w:val="en-US"/>
+        </w:rPr>
+      </w:pPr>
+      <w:r>
+        <w:rPr>
+          <w:b/>
+          <w:bCs/>
           <w:sz w:val="24"/>
           <w:szCs w:val="22"/>
           <w:lang w:val="en-US"/>
@@ -6295,13 +6315,17 @@
           <w:numId w:val="14"/>
         </w:numPr>
         <w:rPr>
-          <w:sz w:val="24"/>
-          <w:szCs w:val="22"/>
-          <w:lang w:val="en-US"/>
-        </w:rPr>
-      </w:pPr>
-      <w:r>
-        <w:rPr>
+          <w:b/>
+          <w:bCs/>
+          <w:sz w:val="24"/>
+          <w:szCs w:val="22"/>
+          <w:lang w:val="en-US"/>
+        </w:rPr>
+      </w:pPr>
+      <w:r>
+        <w:rPr>
+          <w:b/>
+          <w:bCs/>
           <w:sz w:val="24"/>
           <w:szCs w:val="22"/>
           <w:lang w:val="en-US"/>
@@ -6317,13 +6341,17 @@
           <w:numId w:val="14"/>
         </w:numPr>
         <w:rPr>
-          <w:sz w:val="24"/>
-          <w:szCs w:val="22"/>
-          <w:lang w:val="en-US"/>
-        </w:rPr>
-      </w:pPr>
-      <w:r>
-        <w:rPr>
+          <w:b/>
+          <w:bCs/>
+          <w:sz w:val="24"/>
+          <w:szCs w:val="22"/>
+          <w:lang w:val="en-US"/>
+        </w:rPr>
+      </w:pPr>
+      <w:r>
+        <w:rPr>
+          <w:b/>
+          <w:bCs/>
           <w:sz w:val="24"/>
           <w:szCs w:val="22"/>
           <w:lang w:val="en-US"/>
@@ -6332,6 +6360,8 @@
       </w:r>
       <w:r>
         <w:rPr>
+          <w:b/>
+          <w:bCs/>
           <w:sz w:val="24"/>
           <w:szCs w:val="22"/>
           <w:vertAlign w:val="superscript"/>
@@ -6341,19 +6371,13 @@
       </w:r>
       <w:r>
         <w:rPr>
-          <w:sz w:val="24"/>
-          <w:szCs w:val="22"/>
-          <w:lang w:val="en-US"/>
-        </w:rPr>
-        <w:t xml:space="preserve"> folder (Selenium Jar Files) Select the file </w:t>
-      </w:r>
-      <w:r>
-        <w:rPr>
-          <w:sz w:val="24"/>
-          <w:szCs w:val="22"/>
-          <w:lang w:val="en-US"/>
-        </w:rPr>
-        <w:t>selenium-server-4.39.0.jar</w:t>
+          <w:b/>
+          <w:bCs/>
+          <w:sz w:val="24"/>
+          <w:szCs w:val="22"/>
+          <w:lang w:val="en-US"/>
+        </w:rPr>
+        <w:t xml:space="preserve"> folder (Selenium Jar Files) Select the file selenium-server-4.39.0.jar</w:t>
       </w:r>
     </w:p>
     <w:p>
@@ -6364,13 +6388,17 @@
           <w:numId w:val="14"/>
         </w:numPr>
         <w:rPr>
-          <w:sz w:val="24"/>
-          <w:szCs w:val="22"/>
-          <w:lang w:val="en-US"/>
-        </w:rPr>
-      </w:pPr>
-      <w:r>
-        <w:rPr>
+          <w:b/>
+          <w:bCs/>
+          <w:sz w:val="24"/>
+          <w:szCs w:val="22"/>
+          <w:lang w:val="en-US"/>
+        </w:rPr>
+      </w:pPr>
+      <w:r>
+        <w:rPr>
+          <w:b/>
+          <w:bCs/>
           <w:sz w:val="24"/>
           <w:szCs w:val="22"/>
           <w:lang w:val="en-US"/>
@@ -6386,13 +6414,17 @@
           <w:numId w:val="14"/>
         </w:numPr>
         <w:rPr>
-          <w:sz w:val="24"/>
-          <w:szCs w:val="22"/>
-          <w:lang w:val="en-US"/>
-        </w:rPr>
-      </w:pPr>
-      <w:r>
-        <w:rPr>
+          <w:b/>
+          <w:bCs/>
+          <w:sz w:val="24"/>
+          <w:szCs w:val="22"/>
+          <w:lang w:val="en-US"/>
+        </w:rPr>
+      </w:pPr>
+      <w:r>
+        <w:rPr>
+          <w:b/>
+          <w:bCs/>
           <w:sz w:val="24"/>
           <w:szCs w:val="22"/>
           <w:lang w:val="en-US"/>
@@ -12736,8 +12768,6 @@
         </w:rPr>
         <w:t xml:space="preserve"> It is also called as Verification.</w:t>
       </w:r>
-      <w:bookmarkStart w:id="0" w:name="_GoBack"/>
-      <w:bookmarkEnd w:id="0"/>
     </w:p>
     <w:p>
       <w:pPr>
@@ -12777,8 +12807,8 @@
         </w:rPr>
         <w:drawing>
           <wp:inline distT="0" distB="0" distL="0" distR="0" wp14:anchorId="2CCE747B" wp14:editId="129A9B3C">
-            <wp:extent cx="3962400" cy="1771650"/>
-            <wp:effectExtent l="0" t="0" r="0" b="0"/>
+            <wp:extent cx="6050116" cy="2705100"/>
+            <wp:effectExtent l="0" t="0" r="8255" b="0"/>
             <wp:docPr id="3" name="Picture 3"/>
             <wp:cNvGraphicFramePr>
               <a:graphicFrameLocks xmlns:a="http://schemas.openxmlformats.org/drawingml/2006/main" noChangeAspect="1"/>
@@ -12798,7 +12828,7 @@
                   <pic:spPr bwMode="auto">
                     <a:xfrm>
                       <a:off x="0" y="0"/>
-                      <a:ext cx="3962400" cy="1771650"/>
+                      <a:ext cx="6056693" cy="2708041"/>
                     </a:xfrm>
                     <a:prstGeom prst="rect">
                       <a:avLst/>
@@ -12841,6 +12871,341 @@
         </w:rPr>
       </w:pPr>
     </w:p>
+    <w:p>
+      <w:pPr>
+        <w:rPr>
+          <w:b/>
+          <w:bCs/>
+          <w:sz w:val="24"/>
+          <w:szCs w:val="22"/>
+          <w:lang w:val="en-US"/>
+        </w:rPr>
+      </w:pPr>
+      <w:r>
+        <w:rPr>
+          <w:b/>
+          <w:bCs/>
+          <w:sz w:val="24"/>
+          <w:szCs w:val="22"/>
+          <w:lang w:val="en-US"/>
+        </w:rPr>
+        <w:t>Data Driven Framework</w:t>
+      </w:r>
+    </w:p>
+    <w:p>
+      <w:pPr>
+        <w:pStyle w:val="ListParagraph"/>
+        <w:numPr>
+          <w:ilvl w:val="0"/>
+          <w:numId w:val="35"/>
+        </w:numPr>
+        <w:rPr>
+          <w:sz w:val="24"/>
+          <w:szCs w:val="22"/>
+          <w:lang w:val="en-US"/>
+        </w:rPr>
+      </w:pPr>
+      <w:r>
+        <w:rPr>
+          <w:sz w:val="24"/>
+          <w:szCs w:val="22"/>
+          <w:lang w:val="en-US"/>
+        </w:rPr>
+        <w:t>Download Apache POI</w:t>
+      </w:r>
+    </w:p>
+    <w:p>
+      <w:pPr>
+        <w:pStyle w:val="ListParagraph"/>
+        <w:numPr>
+          <w:ilvl w:val="0"/>
+          <w:numId w:val="35"/>
+        </w:numPr>
+        <w:rPr>
+          <w:sz w:val="24"/>
+          <w:szCs w:val="22"/>
+          <w:lang w:val="en-US"/>
+        </w:rPr>
+      </w:pPr>
+      <w:r>
+        <w:rPr>
+          <w:sz w:val="24"/>
+          <w:szCs w:val="22"/>
+          <w:lang w:val="en-US"/>
+        </w:rPr>
+        <w:t xml:space="preserve">Open </w:t>
+      </w:r>
+      <w:hyperlink r:id="rId14" w:history="1">
+        <w:r>
+          <w:rPr>
+            <w:rStyle w:val="Hyperlink"/>
+            <w:sz w:val="24"/>
+            <w:szCs w:val="22"/>
+            <w:lang w:val="en-US"/>
+          </w:rPr>
+          <w:t>https://archive.apache.org/dist/poi/release/bin/</w:t>
+        </w:r>
+      </w:hyperlink>
+    </w:p>
+    <w:p>
+      <w:pPr>
+        <w:pStyle w:val="HTMLPreformatted"/>
+        <w:numPr>
+          <w:ilvl w:val="0"/>
+          <w:numId w:val="35"/>
+        </w:numPr>
+        <w:shd w:val="clear" w:color="auto" w:fill="FFFFFF"/>
+        <w:rPr>
+          <w:color w:val="000000"/>
+          <w:sz w:val="27"/>
+          <w:szCs w:val="27"/>
+        </w:rPr>
+      </w:pPr>
+      <w:r>
+        <w:rPr>
+          <w:rFonts w:asciiTheme="minorHAnsi" w:eastAsiaTheme="minorHAnsi" w:hAnsiTheme="minorHAnsi" w:cs="Mangal"/>
+          <w:sz w:val="24"/>
+          <w:szCs w:val="22"/>
+          <w:lang w:val="en-US" w:eastAsia="en-US"/>
+        </w:rPr>
+        <w:t>Download last 4th file</w:t>
+      </w:r>
+      <w:r>
+        <w:rPr>
+          <w:sz w:val="24"/>
+          <w:szCs w:val="22"/>
+          <w:lang w:val="en-US"/>
+        </w:rPr>
+        <w:t xml:space="preserve"> </w:t>
+      </w:r>
+      <w:hyperlink r:id="rId15" w:history="1">
+        <w:r>
+          <w:rPr>
+            <w:rStyle w:val="Hyperlink"/>
+            <w:sz w:val="27"/>
+            <w:szCs w:val="27"/>
+          </w:rPr>
+          <w:t>poi-bin-5.2.3-20220909.zip</w:t>
+        </w:r>
+      </w:hyperlink>
+      <w:r>
+        <w:rPr>
+          <w:color w:val="000000"/>
+          <w:sz w:val="27"/>
+          <w:szCs w:val="27"/>
+        </w:rPr>
+        <w:t xml:space="preserve">      </w:t>
+      </w:r>
+    </w:p>
+    <w:p>
+      <w:pPr>
+        <w:pStyle w:val="ListParagraph"/>
+        <w:numPr>
+          <w:ilvl w:val="0"/>
+          <w:numId w:val="35"/>
+        </w:numPr>
+        <w:rPr>
+          <w:sz w:val="24"/>
+          <w:szCs w:val="22"/>
+          <w:lang w:val="en-US"/>
+        </w:rPr>
+      </w:pPr>
+      <w:r>
+        <w:rPr>
+          <w:sz w:val="24"/>
+          <w:szCs w:val="22"/>
+          <w:lang w:val="en-US"/>
+        </w:rPr>
+        <w:t>Open Downloads folder</w:t>
+      </w:r>
+    </w:p>
+    <w:p>
+      <w:pPr>
+        <w:pStyle w:val="ListParagraph"/>
+        <w:numPr>
+          <w:ilvl w:val="0"/>
+          <w:numId w:val="35"/>
+        </w:numPr>
+        <w:rPr>
+          <w:sz w:val="24"/>
+          <w:szCs w:val="22"/>
+          <w:lang w:val="en-US"/>
+        </w:rPr>
+      </w:pPr>
+      <w:r>
+        <w:rPr>
+          <w:sz w:val="24"/>
+          <w:szCs w:val="22"/>
+          <w:lang w:val="en-US"/>
+        </w:rPr>
+        <w:t>Copy this file to 2</w:t>
+      </w:r>
+      <w:r>
+        <w:rPr>
+          <w:sz w:val="24"/>
+          <w:szCs w:val="22"/>
+          <w:vertAlign w:val="superscript"/>
+          <w:lang w:val="en-US"/>
+        </w:rPr>
+        <w:t>nd</w:t>
+      </w:r>
+      <w:r>
+        <w:rPr>
+          <w:sz w:val="24"/>
+          <w:szCs w:val="22"/>
+          <w:lang w:val="en-US"/>
+        </w:rPr>
+        <w:t xml:space="preserve"> folder (Selenium Jar Files)</w:t>
+      </w:r>
+    </w:p>
+    <w:p>
+      <w:pPr>
+        <w:pStyle w:val="ListParagraph"/>
+        <w:numPr>
+          <w:ilvl w:val="0"/>
+          <w:numId w:val="35"/>
+        </w:numPr>
+        <w:rPr>
+          <w:sz w:val="24"/>
+          <w:szCs w:val="22"/>
+          <w:lang w:val="en-US"/>
+        </w:rPr>
+      </w:pPr>
+      <w:r>
+        <w:rPr>
+          <w:sz w:val="24"/>
+          <w:szCs w:val="22"/>
+          <w:lang w:val="en-US"/>
+        </w:rPr>
+        <w:t>Unzip this file</w:t>
+      </w:r>
+    </w:p>
+    <w:p>
+      <w:pPr>
+        <w:pStyle w:val="ListParagraph"/>
+        <w:numPr>
+          <w:ilvl w:val="0"/>
+          <w:numId w:val="35"/>
+        </w:numPr>
+        <w:rPr>
+          <w:sz w:val="24"/>
+          <w:szCs w:val="22"/>
+          <w:lang w:val="en-US"/>
+        </w:rPr>
+      </w:pPr>
+      <w:r>
+        <w:rPr>
+          <w:sz w:val="24"/>
+          <w:szCs w:val="22"/>
+          <w:lang w:val="en-US"/>
+        </w:rPr>
+        <w:t>After unzipping you may see total 21 files</w:t>
+      </w:r>
+    </w:p>
+    <w:p>
+      <w:pPr>
+        <w:pStyle w:val="ListParagraph"/>
+        <w:numPr>
+          <w:ilvl w:val="1"/>
+          <w:numId w:val="35"/>
+        </w:numPr>
+        <w:rPr>
+          <w:sz w:val="24"/>
+          <w:szCs w:val="22"/>
+          <w:lang w:val="en-US"/>
+        </w:rPr>
+      </w:pPr>
+      <w:r>
+        <w:rPr>
+          <w:sz w:val="24"/>
+          <w:szCs w:val="22"/>
+          <w:lang w:val="en-US"/>
+        </w:rPr>
+        <w:t>8 file on root folder</w:t>
+      </w:r>
+    </w:p>
+    <w:p>
+      <w:pPr>
+        <w:pStyle w:val="ListParagraph"/>
+        <w:numPr>
+          <w:ilvl w:val="1"/>
+          <w:numId w:val="35"/>
+        </w:numPr>
+        <w:rPr>
+          <w:sz w:val="24"/>
+          <w:szCs w:val="22"/>
+          <w:lang w:val="en-US"/>
+        </w:rPr>
+      </w:pPr>
+      <w:r>
+        <w:rPr>
+          <w:sz w:val="24"/>
+          <w:szCs w:val="22"/>
+          <w:lang w:val="en-US"/>
+        </w:rPr>
+        <w:t>6 files in lib folder</w:t>
+      </w:r>
+    </w:p>
+    <w:p>
+      <w:pPr>
+        <w:pStyle w:val="ListParagraph"/>
+        <w:numPr>
+          <w:ilvl w:val="1"/>
+          <w:numId w:val="35"/>
+        </w:numPr>
+        <w:rPr>
+          <w:sz w:val="24"/>
+          <w:szCs w:val="22"/>
+          <w:lang w:val="en-US"/>
+        </w:rPr>
+      </w:pPr>
+      <w:r>
+        <w:rPr>
+          <w:sz w:val="24"/>
+          <w:szCs w:val="22"/>
+          <w:lang w:val="en-US"/>
+        </w:rPr>
+        <w:t>7 file in ooxml-lib folder</w:t>
+      </w:r>
+    </w:p>
+    <w:p>
+      <w:pPr>
+        <w:pStyle w:val="ListParagraph"/>
+        <w:numPr>
+          <w:ilvl w:val="0"/>
+          <w:numId w:val="35"/>
+        </w:numPr>
+        <w:rPr>
+          <w:sz w:val="24"/>
+          <w:szCs w:val="22"/>
+          <w:lang w:val="en-US"/>
+        </w:rPr>
+      </w:pPr>
+      <w:r>
+        <w:rPr>
+          <w:sz w:val="24"/>
+          <w:szCs w:val="22"/>
+          <w:lang w:val="en-US"/>
+        </w:rPr>
+        <w:t>Add all 21 file (folder by folder) in your Selenium Project.</w:t>
+      </w:r>
+    </w:p>
+    <w:p>
+      <w:pPr>
+        <w:pStyle w:val="ListParagraph"/>
+        <w:numPr>
+          <w:ilvl w:val="0"/>
+          <w:numId w:val="35"/>
+        </w:numPr>
+        <w:rPr>
+          <w:sz w:val="24"/>
+          <w:szCs w:val="22"/>
+          <w:lang w:val="en-US"/>
+        </w:rPr>
+      </w:pPr>
+      <w:bookmarkStart w:id="0" w:name="_GoBack"/>
+      <w:bookmarkEnd w:id="0"/>
+    </w:p>
     <w:sectPr>
       <w:pgSz w:w="11906" w:h="16838"/>
       <w:pgMar w:top="1440" w:right="1440" w:bottom="1440" w:left="1440" w:header="708" w:footer="708" w:gutter="0"/>
@@ -13953,6 +14318,119 @@
     </w:lvl>
   </w:abstractNum>
   <w:abstractNum w:abstractNumId="11">
+    <w:nsid w:val="34F71AA3"/>
+    <w:multiLevelType w:val="hybridMultilevel"/>
+    <w:tmpl w:val="F71EF04C"/>
+    <w:lvl w:ilvl="0" w:tplc="40090001">
+      <w:start w:val="1"/>
+      <w:numFmt w:val="bullet"/>
+      <w:lvlText w:val=""/>
+      <w:lvlJc w:val="left"/>
+      <w:pPr>
+        <w:ind w:left="720" w:hanging="360"/>
+      </w:pPr>
+      <w:rPr>
+        <w:rFonts w:ascii="Symbol" w:hAnsi="Symbol" w:hint="default"/>
+      </w:rPr>
+    </w:lvl>
+    <w:lvl w:ilvl="1" w:tplc="40090003">
+      <w:start w:val="1"/>
+      <w:numFmt w:val="bullet"/>
+      <w:lvlText w:val="o"/>
+      <w:lvlJc w:val="left"/>
+      <w:pPr>
+        <w:ind w:left="1440" w:hanging="360"/>
+      </w:pPr>
+      <w:rPr>
+        <w:rFonts w:ascii="Courier New" w:hAnsi="Courier New" w:cs="Courier New" w:hint="default"/>
+      </w:rPr>
+    </w:lvl>
+    <w:lvl w:ilvl="2" w:tplc="40090005" w:tentative="1">
+      <w:start w:val="1"/>
+      <w:numFmt w:val="bullet"/>
+      <w:lvlText w:val=""/>
+      <w:lvlJc w:val="left"/>
+      <w:pPr>
+        <w:ind w:left="2160" w:hanging="360"/>
+      </w:pPr>
+      <w:rPr>
+        <w:rFonts w:ascii="Wingdings" w:hAnsi="Wingdings" w:hint="default"/>
+      </w:rPr>
+    </w:lvl>
+    <w:lvl w:ilvl="3" w:tplc="40090001" w:tentative="1">
+      <w:start w:val="1"/>
+      <w:numFmt w:val="bullet"/>
+      <w:lvlText w:val=""/>
+      <w:lvlJc w:val="left"/>
+      <w:pPr>
+        <w:ind w:left="2880" w:hanging="360"/>
+      </w:pPr>
+      <w:rPr>
+        <w:rFonts w:ascii="Symbol" w:hAnsi="Symbol" w:hint="default"/>
+      </w:rPr>
+    </w:lvl>
+    <w:lvl w:ilvl="4" w:tplc="40090003" w:tentative="1">
+      <w:start w:val="1"/>
+      <w:numFmt w:val="bullet"/>
+      <w:lvlText w:val="o"/>
+      <w:lvlJc w:val="left"/>
+      <w:pPr>
+        <w:ind w:left="3600" w:hanging="360"/>
+      </w:pPr>
+      <w:rPr>
+        <w:rFonts w:ascii="Courier New" w:hAnsi="Courier New" w:cs="Courier New" w:hint="default"/>
+      </w:rPr>
+    </w:lvl>
+    <w:lvl w:ilvl="5" w:tplc="40090005" w:tentative="1">
+      <w:start w:val="1"/>
+      <w:numFmt w:val="bullet"/>
+      <w:lvlText w:val=""/>
+      <w:lvlJc w:val="left"/>
+      <w:pPr>
+        <w:ind w:left="4320" w:hanging="360"/>
+      </w:pPr>
+      <w:rPr>
+        <w:rFonts w:ascii="Wingdings" w:hAnsi="Wingdings" w:hint="default"/>
+      </w:rPr>
+    </w:lvl>
+    <w:lvl w:ilvl="6" w:tplc="40090001" w:tentative="1">
+      <w:start w:val="1"/>
+      <w:numFmt w:val="bullet"/>
+      <w:lvlText w:val=""/>
+      <w:lvlJc w:val="left"/>
+      <w:pPr>
+        <w:ind w:left="5040" w:hanging="360"/>
+      </w:pPr>
+      <w:rPr>
+        <w:rFonts w:ascii="Symbol" w:hAnsi="Symbol" w:hint="default"/>
+      </w:rPr>
+    </w:lvl>
+    <w:lvl w:ilvl="7" w:tplc="40090003" w:tentative="1">
+      <w:start w:val="1"/>
+      <w:numFmt w:val="bullet"/>
+      <w:lvlText w:val="o"/>
+      <w:lvlJc w:val="left"/>
+      <w:pPr>
+        <w:ind w:left="5760" w:hanging="360"/>
+      </w:pPr>
+      <w:rPr>
+        <w:rFonts w:ascii="Courier New" w:hAnsi="Courier New" w:cs="Courier New" w:hint="default"/>
+      </w:rPr>
+    </w:lvl>
+    <w:lvl w:ilvl="8" w:tplc="40090005" w:tentative="1">
+      <w:start w:val="1"/>
+      <w:numFmt w:val="bullet"/>
+      <w:lvlText w:val=""/>
+      <w:lvlJc w:val="left"/>
+      <w:pPr>
+        <w:ind w:left="6480" w:hanging="360"/>
+      </w:pPr>
+      <w:rPr>
+        <w:rFonts w:ascii="Wingdings" w:hAnsi="Wingdings" w:hint="default"/>
+      </w:rPr>
+    </w:lvl>
+  </w:abstractNum>
+  <w:abstractNum w:abstractNumId="12">
     <w:nsid w:val="44443626"/>
     <w:multiLevelType w:val="hybridMultilevel"/>
     <w:tmpl w:val="3A38E55E"/>
@@ -14065,7 +14543,7 @@
       </w:rPr>
     </w:lvl>
   </w:abstractNum>
-  <w:abstractNum w:abstractNumId="12">
+  <w:abstractNum w:abstractNumId="13">
     <w:nsid w:val="4BCF165C"/>
     <w:multiLevelType w:val="hybridMultilevel"/>
     <w:tmpl w:val="E7067116"/>
@@ -14151,7 +14629,7 @@
       </w:pPr>
     </w:lvl>
   </w:abstractNum>
-  <w:abstractNum w:abstractNumId="13">
+  <w:abstractNum w:abstractNumId="14">
     <w:nsid w:val="4D934839"/>
     <w:multiLevelType w:val="hybridMultilevel"/>
     <w:tmpl w:val="66E021E4"/>
@@ -14240,7 +14718,7 @@
       </w:pPr>
     </w:lvl>
   </w:abstractNum>
-  <w:abstractNum w:abstractNumId="14">
+  <w:abstractNum w:abstractNumId="15">
     <w:nsid w:val="520668FC"/>
     <w:multiLevelType w:val="hybridMultilevel"/>
     <w:tmpl w:val="A4F835F0"/>
@@ -14353,7 +14831,7 @@
       </w:rPr>
     </w:lvl>
   </w:abstractNum>
-  <w:abstractNum w:abstractNumId="15">
+  <w:abstractNum w:abstractNumId="16">
     <w:nsid w:val="542B3911"/>
     <w:multiLevelType w:val="hybridMultilevel"/>
     <w:tmpl w:val="FF9249A0"/>
@@ -14466,7 +14944,7 @@
       </w:rPr>
     </w:lvl>
   </w:abstractNum>
-  <w:abstractNum w:abstractNumId="16">
+  <w:abstractNum w:abstractNumId="17">
     <w:nsid w:val="571D3B3E"/>
     <w:multiLevelType w:val="hybridMultilevel"/>
     <w:tmpl w:val="CF98A6CE"/>
@@ -14579,7 +15057,7 @@
       </w:rPr>
     </w:lvl>
   </w:abstractNum>
-  <w:abstractNum w:abstractNumId="17">
+  <w:abstractNum w:abstractNumId="18">
     <w:nsid w:val="5DA53D78"/>
     <w:multiLevelType w:val="hybridMultilevel"/>
     <w:tmpl w:val="25D4A350"/>
@@ -14668,7 +15146,7 @@
       </w:pPr>
     </w:lvl>
   </w:abstractNum>
-  <w:abstractNum w:abstractNumId="18">
+  <w:abstractNum w:abstractNumId="19">
     <w:nsid w:val="5F4B1933"/>
     <w:multiLevelType w:val="hybridMultilevel"/>
     <w:tmpl w:val="B9F8D93A"/>
@@ -14781,7 +15259,7 @@
       </w:rPr>
     </w:lvl>
   </w:abstractNum>
-  <w:abstractNum w:abstractNumId="19">
+  <w:abstractNum w:abstractNumId="20">
     <w:nsid w:val="5F5160CF"/>
     <w:multiLevelType w:val="hybridMultilevel"/>
     <w:tmpl w:val="CFEE6708"/>
@@ -14894,7 +15372,7 @@
       </w:rPr>
     </w:lvl>
   </w:abstractNum>
-  <w:abstractNum w:abstractNumId="20">
+  <w:abstractNum w:abstractNumId="21">
     <w:nsid w:val="611C3CE1"/>
     <w:multiLevelType w:val="hybridMultilevel"/>
     <w:tmpl w:val="861A04FE"/>
@@ -14983,7 +15461,7 @@
       </w:pPr>
     </w:lvl>
   </w:abstractNum>
-  <w:abstractNum w:abstractNumId="21">
+  <w:abstractNum w:abstractNumId="22">
     <w:nsid w:val="61ED0FA8"/>
     <w:multiLevelType w:val="hybridMultilevel"/>
     <w:tmpl w:val="70CCDFC4"/>
@@ -15072,7 +15550,7 @@
       </w:pPr>
     </w:lvl>
   </w:abstractNum>
-  <w:abstractNum w:abstractNumId="22">
+  <w:abstractNum w:abstractNumId="23">
     <w:nsid w:val="64CF3846"/>
     <w:multiLevelType w:val="hybridMultilevel"/>
     <w:tmpl w:val="13ACF5F6"/>
@@ -15185,7 +15663,7 @@
       </w:rPr>
     </w:lvl>
   </w:abstractNum>
-  <w:abstractNum w:abstractNumId="23">
+  <w:abstractNum w:abstractNumId="24">
     <w:nsid w:val="679919C6"/>
     <w:multiLevelType w:val="hybridMultilevel"/>
     <w:tmpl w:val="D8C8FD88"/>
@@ -15298,7 +15776,7 @@
       </w:rPr>
     </w:lvl>
   </w:abstractNum>
-  <w:abstractNum w:abstractNumId="24">
+  <w:abstractNum w:abstractNumId="25">
     <w:nsid w:val="6D8557E4"/>
     <w:multiLevelType w:val="hybridMultilevel"/>
     <w:tmpl w:val="0A1AF8D0"/>
@@ -15411,7 +15889,7 @@
       </w:rPr>
     </w:lvl>
   </w:abstractNum>
-  <w:abstractNum w:abstractNumId="25">
+  <w:abstractNum w:abstractNumId="26">
     <w:nsid w:val="6E087545"/>
     <w:multiLevelType w:val="hybridMultilevel"/>
     <w:tmpl w:val="68B8BE2E"/>
@@ -15500,7 +15978,7 @@
       </w:pPr>
     </w:lvl>
   </w:abstractNum>
-  <w:abstractNum w:abstractNumId="26">
+  <w:abstractNum w:abstractNumId="27">
     <w:nsid w:val="712436B2"/>
     <w:multiLevelType w:val="hybridMultilevel"/>
     <w:tmpl w:val="7DB88F34"/>
@@ -15613,7 +16091,7 @@
       </w:rPr>
     </w:lvl>
   </w:abstractNum>
-  <w:abstractNum w:abstractNumId="27">
+  <w:abstractNum w:abstractNumId="28">
     <w:nsid w:val="716327C1"/>
     <w:multiLevelType w:val="hybridMultilevel"/>
     <w:tmpl w:val="BF34ABA8"/>
@@ -15726,7 +16204,7 @@
       </w:rPr>
     </w:lvl>
   </w:abstractNum>
-  <w:abstractNum w:abstractNumId="28">
+  <w:abstractNum w:abstractNumId="29">
     <w:nsid w:val="73BF2B49"/>
     <w:multiLevelType w:val="hybridMultilevel"/>
     <w:tmpl w:val="8E56E800"/>
@@ -15839,7 +16317,7 @@
       </w:rPr>
     </w:lvl>
   </w:abstractNum>
-  <w:abstractNum w:abstractNumId="29">
+  <w:abstractNum w:abstractNumId="30">
     <w:nsid w:val="75371497"/>
     <w:multiLevelType w:val="hybridMultilevel"/>
     <w:tmpl w:val="1D686274"/>
@@ -15952,7 +16430,7 @@
       </w:rPr>
     </w:lvl>
   </w:abstractNum>
-  <w:abstractNum w:abstractNumId="30">
+  <w:abstractNum w:abstractNumId="31">
     <w:nsid w:val="7A65502B"/>
     <w:multiLevelType w:val="hybridMultilevel"/>
     <w:tmpl w:val="763EAD76"/>
@@ -16065,7 +16543,7 @@
       </w:rPr>
     </w:lvl>
   </w:abstractNum>
-  <w:abstractNum w:abstractNumId="31">
+  <w:abstractNum w:abstractNumId="32">
     <w:nsid w:val="7CC327AE"/>
     <w:multiLevelType w:val="hybridMultilevel"/>
     <w:tmpl w:val="FD60D564"/>
@@ -16178,7 +16656,7 @@
       </w:rPr>
     </w:lvl>
   </w:abstractNum>
-  <w:abstractNum w:abstractNumId="32">
+  <w:abstractNum w:abstractNumId="33">
     <w:nsid w:val="7D476BBC"/>
     <w:multiLevelType w:val="hybridMultilevel"/>
     <w:tmpl w:val="B360ED0C"/>
@@ -16291,7 +16769,7 @@
       </w:rPr>
     </w:lvl>
   </w:abstractNum>
-  <w:abstractNum w:abstractNumId="33">
+  <w:abstractNum w:abstractNumId="34">
     <w:nsid w:val="7FF367B4"/>
     <w:multiLevelType w:val="hybridMultilevel"/>
     <w:tmpl w:val="3DDC9BF0"/>
@@ -16408,91 +16886,91 @@
     <w:abstractNumId w:val="1"/>
   </w:num>
   <w:num w:numId="2">
-    <w:abstractNumId w:val="16"/>
+    <w:abstractNumId w:val="17"/>
   </w:num>
   <w:num w:numId="3">
-    <w:abstractNumId w:val="22"/>
+    <w:abstractNumId w:val="23"/>
   </w:num>
   <w:num w:numId="4">
-    <w:abstractNumId w:val="28"/>
+    <w:abstractNumId w:val="29"/>
   </w:num>
   <w:num w:numId="5">
     <w:abstractNumId w:val="10"/>
   </w:num>
   <w:num w:numId="6">
-    <w:abstractNumId w:val="26"/>
+    <w:abstractNumId w:val="27"/>
   </w:num>
   <w:num w:numId="7">
-    <w:abstractNumId w:val="33"/>
+    <w:abstractNumId w:val="34"/>
   </w:num>
   <w:num w:numId="8">
-    <w:abstractNumId w:val="11"/>
+    <w:abstractNumId w:val="12"/>
   </w:num>
   <w:num w:numId="9">
-    <w:abstractNumId w:val="18"/>
+    <w:abstractNumId w:val="19"/>
   </w:num>
   <w:num w:numId="10">
     <w:abstractNumId w:val="8"/>
   </w:num>
   <w:num w:numId="11">
-    <w:abstractNumId w:val="14"/>
+    <w:abstractNumId w:val="15"/>
   </w:num>
   <w:num w:numId="12">
     <w:abstractNumId w:val="5"/>
   </w:num>
   <w:num w:numId="13">
-    <w:abstractNumId w:val="12"/>
+    <w:abstractNumId w:val="13"/>
   </w:num>
   <w:num w:numId="14">
-    <w:abstractNumId w:val="25"/>
+    <w:abstractNumId w:val="26"/>
   </w:num>
   <w:num w:numId="15">
     <w:abstractNumId w:val="2"/>
   </w:num>
   <w:num w:numId="16">
-    <w:abstractNumId w:val="13"/>
+    <w:abstractNumId w:val="14"/>
   </w:num>
   <w:num w:numId="17">
-    <w:abstractNumId w:val="30"/>
+    <w:abstractNumId w:val="31"/>
   </w:num>
   <w:num w:numId="18">
-    <w:abstractNumId w:val="23"/>
+    <w:abstractNumId w:val="24"/>
   </w:num>
   <w:num w:numId="19">
-    <w:abstractNumId w:val="21"/>
+    <w:abstractNumId w:val="22"/>
   </w:num>
   <w:num w:numId="20">
     <w:abstractNumId w:val="7"/>
   </w:num>
   <w:num w:numId="21">
-    <w:abstractNumId w:val="24"/>
+    <w:abstractNumId w:val="25"/>
   </w:num>
   <w:num w:numId="22">
-    <w:abstractNumId w:val="31"/>
+    <w:abstractNumId w:val="32"/>
   </w:num>
   <w:num w:numId="23">
-    <w:abstractNumId w:val="17"/>
+    <w:abstractNumId w:val="18"/>
   </w:num>
   <w:num w:numId="24">
-    <w:abstractNumId w:val="20"/>
+    <w:abstractNumId w:val="21"/>
   </w:num>
   <w:num w:numId="25">
     <w:abstractNumId w:val="6"/>
   </w:num>
   <w:num w:numId="26">
-    <w:abstractNumId w:val="32"/>
+    <w:abstractNumId w:val="33"/>
   </w:num>
   <w:num w:numId="27">
-    <w:abstractNumId w:val="15"/>
+    <w:abstractNumId w:val="16"/>
   </w:num>
   <w:num w:numId="28">
     <w:abstractNumId w:val="4"/>
   </w:num>
   <w:num w:numId="29">
-    <w:abstractNumId w:val="19"/>
+    <w:abstractNumId w:val="20"/>
   </w:num>
   <w:num w:numId="30">
-    <w:abstractNumId w:val="29"/>
+    <w:abstractNumId w:val="30"/>
   </w:num>
   <w:num w:numId="31">
     <w:abstractNumId w:val="3"/>
@@ -16501,10 +16979,13 @@
     <w:abstractNumId w:val="9"/>
   </w:num>
   <w:num w:numId="33">
-    <w:abstractNumId w:val="27"/>
+    <w:abstractNumId w:val="28"/>
   </w:num>
   <w:num w:numId="34">
     <w:abstractNumId w:val="0"/>
+  </w:num>
+  <w:num w:numId="35">
+    <w:abstractNumId w:val="11"/>
   </w:num>
 </w:numbering>
 </file>
@@ -16963,6 +17444,54 @@
     <w:name w:val="webkit-html-attribute-value"/>
     <w:basedOn w:val="DefaultParagraphFont"/>
     <w:rsid w:val="005637E4"/>
+  </w:style>
+  <w:style w:type="paragraph" w:styleId="HTMLPreformatted">
+    <w:name w:val="HTML Preformatted"/>
+    <w:basedOn w:val="Normal"/>
+    <w:link w:val="HTMLPreformattedChar"/>
+    <w:uiPriority w:val="99"/>
+    <w:semiHidden/>
+    <w:unhideWhenUsed/>
+    <w:rsid w:val="00E53073"/>
+    <w:pPr>
+      <w:tabs>
+        <w:tab w:val="left" w:pos="916"/>
+        <w:tab w:val="left" w:pos="1832"/>
+        <w:tab w:val="left" w:pos="2748"/>
+        <w:tab w:val="left" w:pos="3664"/>
+        <w:tab w:val="left" w:pos="4580"/>
+        <w:tab w:val="left" w:pos="5496"/>
+        <w:tab w:val="left" w:pos="6412"/>
+        <w:tab w:val="left" w:pos="7328"/>
+        <w:tab w:val="left" w:pos="8244"/>
+        <w:tab w:val="left" w:pos="9160"/>
+        <w:tab w:val="left" w:pos="10076"/>
+        <w:tab w:val="left" w:pos="10992"/>
+        <w:tab w:val="left" w:pos="11908"/>
+        <w:tab w:val="left" w:pos="12824"/>
+        <w:tab w:val="left" w:pos="13740"/>
+        <w:tab w:val="left" w:pos="14656"/>
+      </w:tabs>
+      <w:spacing w:after="0" w:line="240" w:lineRule="auto"/>
+    </w:pPr>
+    <w:rPr>
+      <w:rFonts w:ascii="Courier New" w:eastAsia="Times New Roman" w:hAnsi="Courier New" w:cs="Courier New"/>
+      <w:sz w:val="20"/>
+      <w:lang w:eastAsia="en-IN"/>
+    </w:rPr>
+  </w:style>
+  <w:style w:type="character" w:customStyle="1" w:styleId="HTMLPreformattedChar">
+    <w:name w:val="HTML Preformatted Char"/>
+    <w:basedOn w:val="DefaultParagraphFont"/>
+    <w:link w:val="HTMLPreformatted"/>
+    <w:uiPriority w:val="99"/>
+    <w:semiHidden/>
+    <w:rsid w:val="00E53073"/>
+    <w:rPr>
+      <w:rFonts w:ascii="Courier New" w:eastAsia="Times New Roman" w:hAnsi="Courier New" w:cs="Courier New"/>
+      <w:sz w:val="20"/>
+      <w:lang w:eastAsia="en-IN"/>
+    </w:rPr>
   </w:style>
 </w:styles>
 </file>
@@ -18037,31 +18566,31 @@
     </dgm:pt>
   </dgm:ptLst>
   <dgm:cxnLst>
-    <dgm:cxn modelId="{2F3E9933-D5AC-4FE9-AA24-9385437FC19C}" type="presOf" srcId="{9C4D6193-4800-45DB-9EB9-DA2277B5D91B}" destId="{B8DA0D4A-E19E-4233-86B3-A96400569C53}" srcOrd="1" destOrd="0" presId="urn:microsoft.com/office/officeart/2005/8/layout/process1"/>
-    <dgm:cxn modelId="{2C675016-C038-4C5F-B7CE-8162937E60AD}" type="presOf" srcId="{BF8C77AF-CFF1-4B53-B009-D4E001D240D6}" destId="{D0DFB2B8-5022-4762-AA62-9B0CF1B32B60}" srcOrd="0" destOrd="0" presId="urn:microsoft.com/office/officeart/2005/8/layout/process1"/>
-    <dgm:cxn modelId="{DBA6C6CF-C044-481C-BC5D-E223D0907A5F}" type="presOf" srcId="{214208B8-431D-481C-9A4C-228B7308ADA8}" destId="{5D4876CA-733D-4DFD-8E79-4A3DBC7C7C6B}" srcOrd="1" destOrd="0" presId="urn:microsoft.com/office/officeart/2005/8/layout/process1"/>
-    <dgm:cxn modelId="{05BAB291-093A-4230-AE70-F12EDF4D07CD}" type="presOf" srcId="{EF5675B6-38BA-4455-BA87-E62399D49989}" destId="{DEB61738-BCA0-4546-95CF-970A62665FC2}" srcOrd="0" destOrd="0" presId="urn:microsoft.com/office/officeart/2005/8/layout/process1"/>
+    <dgm:cxn modelId="{389696C3-8CBD-4016-BDE6-25F9772CDFE8}" type="presOf" srcId="{9C4D6193-4800-45DB-9EB9-DA2277B5D91B}" destId="{B8DA0D4A-E19E-4233-86B3-A96400569C53}" srcOrd="1" destOrd="0" presId="urn:microsoft.com/office/officeart/2005/8/layout/process1"/>
+    <dgm:cxn modelId="{9FBBF753-6D0B-4047-BC69-4EFA550D0192}" type="presOf" srcId="{9C4D6193-4800-45DB-9EB9-DA2277B5D91B}" destId="{374ED80F-5E6F-4A85-B95B-4BA99538042E}" srcOrd="0" destOrd="0" presId="urn:microsoft.com/office/officeart/2005/8/layout/process1"/>
+    <dgm:cxn modelId="{75335A9B-CDC5-43C1-A15A-5020030D042B}" type="presOf" srcId="{9EE1A18E-AD2D-415E-8996-B35207C41ED0}" destId="{B9FC173B-3430-402C-9BFA-D498C62BCC2D}" srcOrd="0" destOrd="0" presId="urn:microsoft.com/office/officeart/2005/8/layout/process1"/>
+    <dgm:cxn modelId="{47284EC3-6841-4F75-8C06-5983BF33BC4E}" type="presOf" srcId="{5AAB36AD-884F-4169-9EAA-81A3D87ABCFA}" destId="{AB8F05C3-3669-4AF7-9C79-08939721A716}" srcOrd="0" destOrd="0" presId="urn:microsoft.com/office/officeart/2005/8/layout/process1"/>
+    <dgm:cxn modelId="{DDA0EBF2-2CEA-4B58-B4EC-A52BE1DB3D64}" type="presOf" srcId="{214208B8-431D-481C-9A4C-228B7308ADA8}" destId="{C789FCC9-4717-4FFC-BA71-F98E7B1B3115}" srcOrd="0" destOrd="0" presId="urn:microsoft.com/office/officeart/2005/8/layout/process1"/>
     <dgm:cxn modelId="{80AB986A-FDF3-41B1-9092-584CE3EB969B}" srcId="{9EE1A18E-AD2D-415E-8996-B35207C41ED0}" destId="{BF8C77AF-CFF1-4B53-B009-D4E001D240D6}" srcOrd="3" destOrd="0" parTransId="{FBE35E27-7BCE-41B3-88D2-29BD34AAC180}" sibTransId="{DC8EEA03-196C-4689-B6BD-D5BC213D37CC}"/>
-    <dgm:cxn modelId="{9625EDD7-FF33-4576-9914-C65E50A9BAAC}" type="presOf" srcId="{7201A391-9828-4B1D-A3C1-894234D041DB}" destId="{FDD593C1-9D9B-40ED-8C6D-5142CB0F0E3E}" srcOrd="1" destOrd="0" presId="urn:microsoft.com/office/officeart/2005/8/layout/process1"/>
-    <dgm:cxn modelId="{A3E65342-C17E-454B-B3D4-A0C7039F4319}" type="presOf" srcId="{214208B8-431D-481C-9A4C-228B7308ADA8}" destId="{C789FCC9-4717-4FFC-BA71-F98E7B1B3115}" srcOrd="0" destOrd="0" presId="urn:microsoft.com/office/officeart/2005/8/layout/process1"/>
-    <dgm:cxn modelId="{6C274AF4-0CB4-48BA-8D06-A3B56DDD71FF}" type="presOf" srcId="{5AAB36AD-884F-4169-9EAA-81A3D87ABCFA}" destId="{AB8F05C3-3669-4AF7-9C79-08939721A716}" srcOrd="0" destOrd="0" presId="urn:microsoft.com/office/officeart/2005/8/layout/process1"/>
-    <dgm:cxn modelId="{2E4EC561-F83B-4692-B963-D3C62FC8719B}" type="presOf" srcId="{9C4D6193-4800-45DB-9EB9-DA2277B5D91B}" destId="{374ED80F-5E6F-4A85-B95B-4BA99538042E}" srcOrd="0" destOrd="0" presId="urn:microsoft.com/office/officeart/2005/8/layout/process1"/>
+    <dgm:cxn modelId="{DC86EE85-42BA-48A8-892A-36A69BD36106}" type="presOf" srcId="{EF5675B6-38BA-4455-BA87-E62399D49989}" destId="{DEB61738-BCA0-4546-95CF-970A62665FC2}" srcOrd="0" destOrd="0" presId="urn:microsoft.com/office/officeart/2005/8/layout/process1"/>
+    <dgm:cxn modelId="{1E9039E9-A0A2-4B5D-8A19-8AC9E3C6E8D6}" type="presOf" srcId="{BF8C77AF-CFF1-4B53-B009-D4E001D240D6}" destId="{D0DFB2B8-5022-4762-AA62-9B0CF1B32B60}" srcOrd="0" destOrd="0" presId="urn:microsoft.com/office/officeart/2005/8/layout/process1"/>
+    <dgm:cxn modelId="{C65B718C-EBE4-455C-B517-3A6B4986E0E4}" type="presOf" srcId="{BF4790F6-D1AA-430E-85BA-C07F91D009F2}" destId="{485EB252-98AF-4CC0-A401-D9A154AAFC53}" srcOrd="0" destOrd="0" presId="urn:microsoft.com/office/officeart/2005/8/layout/process1"/>
+    <dgm:cxn modelId="{F4480CFD-C18D-4246-84C7-178269A248F3}" type="presOf" srcId="{7201A391-9828-4B1D-A3C1-894234D041DB}" destId="{FDD593C1-9D9B-40ED-8C6D-5142CB0F0E3E}" srcOrd="1" destOrd="0" presId="urn:microsoft.com/office/officeart/2005/8/layout/process1"/>
+    <dgm:cxn modelId="{D375E270-C0CB-4076-B0C1-54E8B8AF0FCB}" type="presOf" srcId="{214208B8-431D-481C-9A4C-228B7308ADA8}" destId="{5D4876CA-733D-4DFD-8E79-4A3DBC7C7C6B}" srcOrd="1" destOrd="0" presId="urn:microsoft.com/office/officeart/2005/8/layout/process1"/>
+    <dgm:cxn modelId="{89F1D040-6760-49D3-85A2-1BAFEDD561D1}" type="presOf" srcId="{7201A391-9828-4B1D-A3C1-894234D041DB}" destId="{05A02C9E-6432-4B6A-91B3-E0BA65A6B1AE}" srcOrd="0" destOrd="0" presId="urn:microsoft.com/office/officeart/2005/8/layout/process1"/>
     <dgm:cxn modelId="{4D1B4854-AE2E-470B-9115-BD099FD5799A}" srcId="{9EE1A18E-AD2D-415E-8996-B35207C41ED0}" destId="{BF4790F6-D1AA-430E-85BA-C07F91D009F2}" srcOrd="1" destOrd="0" parTransId="{974B1A63-8714-4E97-A93F-006B83F9DBF3}" sibTransId="{214208B8-431D-481C-9A4C-228B7308ADA8}"/>
     <dgm:cxn modelId="{B151CA70-0406-48D6-8013-3F7D288766AD}" srcId="{9EE1A18E-AD2D-415E-8996-B35207C41ED0}" destId="{5AAB36AD-884F-4169-9EAA-81A3D87ABCFA}" srcOrd="0" destOrd="0" parTransId="{4796A0B2-FD04-4D0D-B4E3-6A8EB9A6D74D}" sibTransId="{9C4D6193-4800-45DB-9EB9-DA2277B5D91B}"/>
-    <dgm:cxn modelId="{1BC2121B-5513-4E1D-A9CF-D301C4F9B556}" type="presOf" srcId="{BF4790F6-D1AA-430E-85BA-C07F91D009F2}" destId="{485EB252-98AF-4CC0-A401-D9A154AAFC53}" srcOrd="0" destOrd="0" presId="urn:microsoft.com/office/officeart/2005/8/layout/process1"/>
-    <dgm:cxn modelId="{FD383532-A1AA-4CE2-97BC-8093AC45342A}" type="presOf" srcId="{9EE1A18E-AD2D-415E-8996-B35207C41ED0}" destId="{B9FC173B-3430-402C-9BFA-D498C62BCC2D}" srcOrd="0" destOrd="0" presId="urn:microsoft.com/office/officeart/2005/8/layout/process1"/>
     <dgm:cxn modelId="{39F27088-F2FF-4B1E-85B8-75E4A5853051}" srcId="{9EE1A18E-AD2D-415E-8996-B35207C41ED0}" destId="{EF5675B6-38BA-4455-BA87-E62399D49989}" srcOrd="2" destOrd="0" parTransId="{B9F702AD-11CA-445A-BE84-AFE50ED28D23}" sibTransId="{7201A391-9828-4B1D-A3C1-894234D041DB}"/>
-    <dgm:cxn modelId="{48B3DD55-A8B4-46F5-BA9A-CFD0A019B14F}" type="presOf" srcId="{7201A391-9828-4B1D-A3C1-894234D041DB}" destId="{05A02C9E-6432-4B6A-91B3-E0BA65A6B1AE}" srcOrd="0" destOrd="0" presId="urn:microsoft.com/office/officeart/2005/8/layout/process1"/>
-    <dgm:cxn modelId="{FE6B3B10-8A4F-4B63-9EF9-F1E3002899AC}" type="presParOf" srcId="{B9FC173B-3430-402C-9BFA-D498C62BCC2D}" destId="{AB8F05C3-3669-4AF7-9C79-08939721A716}" srcOrd="0" destOrd="0" presId="urn:microsoft.com/office/officeart/2005/8/layout/process1"/>
-    <dgm:cxn modelId="{EA8B484D-5575-424A-A8A3-E36A6C78748D}" type="presParOf" srcId="{B9FC173B-3430-402C-9BFA-D498C62BCC2D}" destId="{374ED80F-5E6F-4A85-B95B-4BA99538042E}" srcOrd="1" destOrd="0" presId="urn:microsoft.com/office/officeart/2005/8/layout/process1"/>
-    <dgm:cxn modelId="{447691AF-DCB4-4974-8412-147747885470}" type="presParOf" srcId="{374ED80F-5E6F-4A85-B95B-4BA99538042E}" destId="{B8DA0D4A-E19E-4233-86B3-A96400569C53}" srcOrd="0" destOrd="0" presId="urn:microsoft.com/office/officeart/2005/8/layout/process1"/>
-    <dgm:cxn modelId="{8A21CD0D-C161-4163-9B39-4DB0622CE0EC}" type="presParOf" srcId="{B9FC173B-3430-402C-9BFA-D498C62BCC2D}" destId="{485EB252-98AF-4CC0-A401-D9A154AAFC53}" srcOrd="2" destOrd="0" presId="urn:microsoft.com/office/officeart/2005/8/layout/process1"/>
-    <dgm:cxn modelId="{8C462F4F-00DA-407F-A8D5-EF86A5CBB44B}" type="presParOf" srcId="{B9FC173B-3430-402C-9BFA-D498C62BCC2D}" destId="{C789FCC9-4717-4FFC-BA71-F98E7B1B3115}" srcOrd="3" destOrd="0" presId="urn:microsoft.com/office/officeart/2005/8/layout/process1"/>
-    <dgm:cxn modelId="{A72C6392-3522-4523-B30D-054927543259}" type="presParOf" srcId="{C789FCC9-4717-4FFC-BA71-F98E7B1B3115}" destId="{5D4876CA-733D-4DFD-8E79-4A3DBC7C7C6B}" srcOrd="0" destOrd="0" presId="urn:microsoft.com/office/officeart/2005/8/layout/process1"/>
-    <dgm:cxn modelId="{D7FA93AC-772F-45D7-B6CA-5B8F8CEF3473}" type="presParOf" srcId="{B9FC173B-3430-402C-9BFA-D498C62BCC2D}" destId="{DEB61738-BCA0-4546-95CF-970A62665FC2}" srcOrd="4" destOrd="0" presId="urn:microsoft.com/office/officeart/2005/8/layout/process1"/>
-    <dgm:cxn modelId="{3BB9DE54-A9A9-4209-980A-5893930FC3B5}" type="presParOf" srcId="{B9FC173B-3430-402C-9BFA-D498C62BCC2D}" destId="{05A02C9E-6432-4B6A-91B3-E0BA65A6B1AE}" srcOrd="5" destOrd="0" presId="urn:microsoft.com/office/officeart/2005/8/layout/process1"/>
-    <dgm:cxn modelId="{D3AA0A8E-2FBB-4540-8F85-3A754104D1F0}" type="presParOf" srcId="{05A02C9E-6432-4B6A-91B3-E0BA65A6B1AE}" destId="{FDD593C1-9D9B-40ED-8C6D-5142CB0F0E3E}" srcOrd="0" destOrd="0" presId="urn:microsoft.com/office/officeart/2005/8/layout/process1"/>
-    <dgm:cxn modelId="{7A026568-2828-471C-A9F6-69D8EB7B67EE}" type="presParOf" srcId="{B9FC173B-3430-402C-9BFA-D498C62BCC2D}" destId="{D0DFB2B8-5022-4762-AA62-9B0CF1B32B60}" srcOrd="6" destOrd="0" presId="urn:microsoft.com/office/officeart/2005/8/layout/process1"/>
+    <dgm:cxn modelId="{8457EB51-CCD1-46A9-B3E3-A9FF03AEE3EA}" type="presParOf" srcId="{B9FC173B-3430-402C-9BFA-D498C62BCC2D}" destId="{AB8F05C3-3669-4AF7-9C79-08939721A716}" srcOrd="0" destOrd="0" presId="urn:microsoft.com/office/officeart/2005/8/layout/process1"/>
+    <dgm:cxn modelId="{820D5655-84A1-475F-B2CD-A02CDA0F0918}" type="presParOf" srcId="{B9FC173B-3430-402C-9BFA-D498C62BCC2D}" destId="{374ED80F-5E6F-4A85-B95B-4BA99538042E}" srcOrd="1" destOrd="0" presId="urn:microsoft.com/office/officeart/2005/8/layout/process1"/>
+    <dgm:cxn modelId="{14BEEA8A-EB3F-458D-8CCA-980AD0B91FBC}" type="presParOf" srcId="{374ED80F-5E6F-4A85-B95B-4BA99538042E}" destId="{B8DA0D4A-E19E-4233-86B3-A96400569C53}" srcOrd="0" destOrd="0" presId="urn:microsoft.com/office/officeart/2005/8/layout/process1"/>
+    <dgm:cxn modelId="{E6605EF3-2386-4010-9CF7-9A21B5F69305}" type="presParOf" srcId="{B9FC173B-3430-402C-9BFA-D498C62BCC2D}" destId="{485EB252-98AF-4CC0-A401-D9A154AAFC53}" srcOrd="2" destOrd="0" presId="urn:microsoft.com/office/officeart/2005/8/layout/process1"/>
+    <dgm:cxn modelId="{5BDCFE87-1FAA-4779-90D0-F544DF60EFA0}" type="presParOf" srcId="{B9FC173B-3430-402C-9BFA-D498C62BCC2D}" destId="{C789FCC9-4717-4FFC-BA71-F98E7B1B3115}" srcOrd="3" destOrd="0" presId="urn:microsoft.com/office/officeart/2005/8/layout/process1"/>
+    <dgm:cxn modelId="{733F6EF4-90A2-4107-9D79-DEFE8F632E6C}" type="presParOf" srcId="{C789FCC9-4717-4FFC-BA71-F98E7B1B3115}" destId="{5D4876CA-733D-4DFD-8E79-4A3DBC7C7C6B}" srcOrd="0" destOrd="0" presId="urn:microsoft.com/office/officeart/2005/8/layout/process1"/>
+    <dgm:cxn modelId="{6B8F53C5-3CD4-4796-B21F-1953EE697EDD}" type="presParOf" srcId="{B9FC173B-3430-402C-9BFA-D498C62BCC2D}" destId="{DEB61738-BCA0-4546-95CF-970A62665FC2}" srcOrd="4" destOrd="0" presId="urn:microsoft.com/office/officeart/2005/8/layout/process1"/>
+    <dgm:cxn modelId="{E6218BBA-55C2-47EF-B628-6DDF1A03DF51}" type="presParOf" srcId="{B9FC173B-3430-402C-9BFA-D498C62BCC2D}" destId="{05A02C9E-6432-4B6A-91B3-E0BA65A6B1AE}" srcOrd="5" destOrd="0" presId="urn:microsoft.com/office/officeart/2005/8/layout/process1"/>
+    <dgm:cxn modelId="{D606DD92-7184-4B58-95E9-ADCB6B3E89A2}" type="presParOf" srcId="{05A02C9E-6432-4B6A-91B3-E0BA65A6B1AE}" destId="{FDD593C1-9D9B-40ED-8C6D-5142CB0F0E3E}" srcOrd="0" destOrd="0" presId="urn:microsoft.com/office/officeart/2005/8/layout/process1"/>
+    <dgm:cxn modelId="{D9891C74-7D40-483F-92A6-5CF1EBFA4CE7}" type="presParOf" srcId="{B9FC173B-3430-402C-9BFA-D498C62BCC2D}" destId="{D0DFB2B8-5022-4762-AA62-9B0CF1B32B60}" srcOrd="6" destOrd="0" presId="urn:microsoft.com/office/officeart/2005/8/layout/process1"/>
   </dgm:cxnLst>
   <dgm:bg/>
   <dgm:whole/>

--- a/Notes_SA2510014.docx
+++ b/Notes_SA2510014.docx
@@ -818,13 +818,23 @@
           <w:lang w:val="en-US"/>
         </w:rPr>
       </w:pPr>
-      <w:r>
-        <w:rPr>
-          <w:sz w:val="24"/>
-          <w:szCs w:val="22"/>
-          <w:lang w:val="en-US"/>
-        </w:rPr>
-        <w:t>Thread.sleep()</w:t>
+      <w:proofErr w:type="spellStart"/>
+      <w:r>
+        <w:rPr>
+          <w:sz w:val="24"/>
+          <w:szCs w:val="22"/>
+          <w:lang w:val="en-US"/>
+        </w:rPr>
+        <w:t>Thread.sleep</w:t>
+      </w:r>
+      <w:proofErr w:type="spellEnd"/>
+      <w:r>
+        <w:rPr>
+          <w:sz w:val="24"/>
+          <w:szCs w:val="22"/>
+          <w:lang w:val="en-US"/>
+        </w:rPr>
+        <w:t>()</w:t>
       </w:r>
     </w:p>
     <w:p>
@@ -1155,8 +1165,18 @@
           <w:szCs w:val="22"/>
           <w:lang w:val="en-US"/>
         </w:rPr>
-        <w:t>Handling #shadow-dom</w:t>
-      </w:r>
+        <w:t>Handling #shadow-</w:t>
+      </w:r>
+      <w:proofErr w:type="spellStart"/>
+      <w:r>
+        <w:rPr>
+          <w:sz w:val="24"/>
+          <w:szCs w:val="22"/>
+          <w:lang w:val="en-US"/>
+        </w:rPr>
+        <w:t>dom</w:t>
+      </w:r>
+      <w:proofErr w:type="spellEnd"/>
     </w:p>
     <w:p>
       <w:pPr>
@@ -5601,13 +5621,41 @@
           <w:lang w:val="en-US"/>
         </w:rPr>
       </w:pPr>
-      <w:r>
-        <w:rPr>
-          <w:sz w:val="24"/>
-          <w:szCs w:val="22"/>
-          <w:lang w:val="en-US"/>
-        </w:rPr>
-        <w:t>YourName_SeleniumDemos (Sanjeevani_SeleniumDemos)</w:t>
+      <w:proofErr w:type="spellStart"/>
+      <w:r>
+        <w:rPr>
+          <w:sz w:val="24"/>
+          <w:szCs w:val="22"/>
+          <w:lang w:val="en-US"/>
+        </w:rPr>
+        <w:t>YourName_SeleniumDemos</w:t>
+      </w:r>
+      <w:proofErr w:type="spellEnd"/>
+      <w:r>
+        <w:rPr>
+          <w:sz w:val="24"/>
+          <w:szCs w:val="22"/>
+          <w:lang w:val="en-US"/>
+        </w:rPr>
+        <w:t xml:space="preserve"> (</w:t>
+      </w:r>
+      <w:proofErr w:type="spellStart"/>
+      <w:r>
+        <w:rPr>
+          <w:sz w:val="24"/>
+          <w:szCs w:val="22"/>
+          <w:lang w:val="en-US"/>
+        </w:rPr>
+        <w:t>Sanjeevani_SeleniumDemos</w:t>
+      </w:r>
+      <w:proofErr w:type="spellEnd"/>
+      <w:r>
+        <w:rPr>
+          <w:sz w:val="24"/>
+          <w:szCs w:val="22"/>
+          <w:lang w:val="en-US"/>
+        </w:rPr>
+        <w:t>)</w:t>
       </w:r>
     </w:p>
     <w:p>
@@ -6150,7 +6198,25 @@
           <w:szCs w:val="22"/>
           <w:lang w:val="en-US"/>
         </w:rPr>
-        <w:t>Create a package inside this project (com.WebDriverDemos)</w:t>
+        <w:t>Create a package inside this project (</w:t>
+      </w:r>
+      <w:proofErr w:type="spellStart"/>
+      <w:r>
+        <w:rPr>
+          <w:sz w:val="24"/>
+          <w:szCs w:val="22"/>
+          <w:lang w:val="en-US"/>
+        </w:rPr>
+        <w:t>com.WebDriverDemos</w:t>
+      </w:r>
+      <w:proofErr w:type="spellEnd"/>
+      <w:r>
+        <w:rPr>
+          <w:sz w:val="24"/>
+          <w:szCs w:val="22"/>
+          <w:lang w:val="en-US"/>
+        </w:rPr>
+        <w:t>)</w:t>
       </w:r>
     </w:p>
     <w:p>
@@ -6527,13 +6593,23 @@
           <w:lang w:val="en-US"/>
         </w:rPr>
       </w:pPr>
-      <w:r>
-        <w:rPr>
-          <w:sz w:val="24"/>
-          <w:szCs w:val="22"/>
-          <w:lang w:val="en-US"/>
-        </w:rPr>
-        <w:t xml:space="preserve">get() </w:t>
+      <w:proofErr w:type="gramStart"/>
+      <w:r>
+        <w:rPr>
+          <w:sz w:val="24"/>
+          <w:szCs w:val="22"/>
+          <w:lang w:val="en-US"/>
+        </w:rPr>
+        <w:t>get(</w:t>
+      </w:r>
+      <w:proofErr w:type="gramEnd"/>
+      <w:r>
+        <w:rPr>
+          <w:sz w:val="24"/>
+          <w:szCs w:val="22"/>
+          <w:lang w:val="en-US"/>
+        </w:rPr>
+        <w:t xml:space="preserve">) </w:t>
       </w:r>
       <w:r>
         <w:rPr>
@@ -6565,13 +6641,23 @@
           <w:lang w:val="en-US"/>
         </w:rPr>
       </w:pPr>
-      <w:r>
-        <w:rPr>
-          <w:sz w:val="24"/>
-          <w:szCs w:val="22"/>
-          <w:lang w:val="en-US"/>
-        </w:rPr>
-        <w:t xml:space="preserve">driver.manage().window().maximize() </w:t>
+      <w:proofErr w:type="spellStart"/>
+      <w:r>
+        <w:rPr>
+          <w:sz w:val="24"/>
+          <w:szCs w:val="22"/>
+          <w:lang w:val="en-US"/>
+        </w:rPr>
+        <w:t>driver.manage</w:t>
+      </w:r>
+      <w:proofErr w:type="spellEnd"/>
+      <w:r>
+        <w:rPr>
+          <w:sz w:val="24"/>
+          <w:szCs w:val="22"/>
+          <w:lang w:val="en-US"/>
+        </w:rPr>
+        <w:t xml:space="preserve">().window().maximize() </w:t>
       </w:r>
       <w:r>
         <w:rPr>
@@ -6603,13 +6689,23 @@
           <w:lang w:val="en-US"/>
         </w:rPr>
       </w:pPr>
-      <w:r>
-        <w:rPr>
-          <w:sz w:val="24"/>
-          <w:szCs w:val="22"/>
-          <w:lang w:val="en-US"/>
-        </w:rPr>
-        <w:t xml:space="preserve">close() </w:t>
+      <w:proofErr w:type="gramStart"/>
+      <w:r>
+        <w:rPr>
+          <w:sz w:val="24"/>
+          <w:szCs w:val="22"/>
+          <w:lang w:val="en-US"/>
+        </w:rPr>
+        <w:t>close(</w:t>
+      </w:r>
+      <w:proofErr w:type="gramEnd"/>
+      <w:r>
+        <w:rPr>
+          <w:sz w:val="24"/>
+          <w:szCs w:val="22"/>
+          <w:lang w:val="en-US"/>
+        </w:rPr>
+        <w:t xml:space="preserve">) </w:t>
       </w:r>
       <w:r>
         <w:rPr>
@@ -6659,6 +6755,7 @@
           <w:lang w:val="en-US"/>
         </w:rPr>
       </w:pPr>
+      <w:proofErr w:type="gramStart"/>
       <w:r>
         <w:rPr>
           <w:sz w:val="24"/>
@@ -6666,7 +6763,16 @@
           <w:lang w:val="en-US"/>
         </w:rPr>
         <w:lastRenderedPageBreak/>
-        <w:t xml:space="preserve">quit() </w:t>
+        <w:t>quit(</w:t>
+      </w:r>
+      <w:proofErr w:type="gramEnd"/>
+      <w:r>
+        <w:rPr>
+          <w:sz w:val="24"/>
+          <w:szCs w:val="22"/>
+          <w:lang w:val="en-US"/>
+        </w:rPr>
+        <w:t xml:space="preserve">) </w:t>
       </w:r>
       <w:r>
         <w:rPr>
@@ -6698,13 +6804,23 @@
           <w:lang w:val="en-US"/>
         </w:rPr>
       </w:pPr>
-      <w:r>
-        <w:rPr>
-          <w:sz w:val="24"/>
-          <w:szCs w:val="22"/>
-          <w:lang w:val="en-US"/>
-        </w:rPr>
-        <w:t xml:space="preserve">getTitle() </w:t>
+      <w:proofErr w:type="gramStart"/>
+      <w:r>
+        <w:rPr>
+          <w:sz w:val="24"/>
+          <w:szCs w:val="22"/>
+          <w:lang w:val="en-US"/>
+        </w:rPr>
+        <w:t>getTitle(</w:t>
+      </w:r>
+      <w:proofErr w:type="gramEnd"/>
+      <w:r>
+        <w:rPr>
+          <w:sz w:val="24"/>
+          <w:szCs w:val="22"/>
+          <w:lang w:val="en-US"/>
+        </w:rPr>
+        <w:t xml:space="preserve">) </w:t>
       </w:r>
       <w:r>
         <w:rPr>
@@ -6736,13 +6852,23 @@
           <w:lang w:val="en-US"/>
         </w:rPr>
       </w:pPr>
-      <w:r>
-        <w:rPr>
-          <w:sz w:val="24"/>
-          <w:szCs w:val="22"/>
-          <w:lang w:val="en-US"/>
-        </w:rPr>
-        <w:t xml:space="preserve">getCurrentUrl() </w:t>
+      <w:proofErr w:type="gramStart"/>
+      <w:r>
+        <w:rPr>
+          <w:sz w:val="24"/>
+          <w:szCs w:val="22"/>
+          <w:lang w:val="en-US"/>
+        </w:rPr>
+        <w:t>getCurrentUrl(</w:t>
+      </w:r>
+      <w:proofErr w:type="gramEnd"/>
+      <w:r>
+        <w:rPr>
+          <w:sz w:val="24"/>
+          <w:szCs w:val="22"/>
+          <w:lang w:val="en-US"/>
+        </w:rPr>
+        <w:t xml:space="preserve">) </w:t>
       </w:r>
       <w:r>
         <w:rPr>
@@ -6812,13 +6938,23 @@
           <w:lang w:val="en-US"/>
         </w:rPr>
       </w:pPr>
-      <w:r>
-        <w:rPr>
-          <w:sz w:val="24"/>
-          <w:szCs w:val="22"/>
-          <w:lang w:val="en-US"/>
-        </w:rPr>
-        <w:t xml:space="preserve">findElement() </w:t>
+      <w:proofErr w:type="gramStart"/>
+      <w:r>
+        <w:rPr>
+          <w:sz w:val="24"/>
+          <w:szCs w:val="22"/>
+          <w:lang w:val="en-US"/>
+        </w:rPr>
+        <w:t>findElement(</w:t>
+      </w:r>
+      <w:proofErr w:type="gramEnd"/>
+      <w:r>
+        <w:rPr>
+          <w:sz w:val="24"/>
+          <w:szCs w:val="22"/>
+          <w:lang w:val="en-US"/>
+        </w:rPr>
+        <w:t xml:space="preserve">) </w:t>
       </w:r>
       <w:r>
         <w:rPr>
@@ -6876,13 +7012,23 @@
           <w:lang w:val="en-US"/>
         </w:rPr>
       </w:pPr>
-      <w:r>
-        <w:rPr>
-          <w:sz w:val="24"/>
-          <w:szCs w:val="22"/>
-          <w:lang w:val="en-US"/>
-        </w:rPr>
-        <w:t xml:space="preserve">findElements() </w:t>
+      <w:proofErr w:type="gramStart"/>
+      <w:r>
+        <w:rPr>
+          <w:sz w:val="24"/>
+          <w:szCs w:val="22"/>
+          <w:lang w:val="en-US"/>
+        </w:rPr>
+        <w:t>findElements(</w:t>
+      </w:r>
+      <w:proofErr w:type="gramEnd"/>
+      <w:r>
+        <w:rPr>
+          <w:sz w:val="24"/>
+          <w:szCs w:val="22"/>
+          <w:lang w:val="en-US"/>
+        </w:rPr>
+        <w:t xml:space="preserve">) </w:t>
       </w:r>
       <w:r>
         <w:rPr>
@@ -6914,13 +7060,23 @@
           <w:lang w:val="en-US"/>
         </w:rPr>
       </w:pPr>
-      <w:r>
-        <w:rPr>
-          <w:sz w:val="24"/>
-          <w:szCs w:val="22"/>
-          <w:lang w:val="en-US"/>
-        </w:rPr>
-        <w:t xml:space="preserve">getWindowHandles() </w:t>
+      <w:proofErr w:type="gramStart"/>
+      <w:r>
+        <w:rPr>
+          <w:sz w:val="24"/>
+          <w:szCs w:val="22"/>
+          <w:lang w:val="en-US"/>
+        </w:rPr>
+        <w:t>getWindowHandles(</w:t>
+      </w:r>
+      <w:proofErr w:type="gramEnd"/>
+      <w:r>
+        <w:rPr>
+          <w:sz w:val="24"/>
+          <w:szCs w:val="22"/>
+          <w:lang w:val="en-US"/>
+        </w:rPr>
+        <w:t xml:space="preserve">) </w:t>
       </w:r>
       <w:r>
         <w:rPr>
@@ -7535,13 +7691,23 @@
           <w:lang w:val="en-US"/>
         </w:rPr>
       </w:pPr>
-      <w:r>
-        <w:rPr>
-          <w:sz w:val="24"/>
-          <w:szCs w:val="22"/>
-          <w:lang w:val="en-US"/>
-        </w:rPr>
-        <w:t xml:space="preserve">sendKeys() </w:t>
+      <w:proofErr w:type="gramStart"/>
+      <w:r>
+        <w:rPr>
+          <w:sz w:val="24"/>
+          <w:szCs w:val="22"/>
+          <w:lang w:val="en-US"/>
+        </w:rPr>
+        <w:t>sendKeys(</w:t>
+      </w:r>
+      <w:proofErr w:type="gramEnd"/>
+      <w:r>
+        <w:rPr>
+          <w:sz w:val="24"/>
+          <w:szCs w:val="22"/>
+          <w:lang w:val="en-US"/>
+        </w:rPr>
+        <w:t xml:space="preserve">) </w:t>
       </w:r>
       <w:r>
         <w:rPr>
@@ -7581,13 +7747,23 @@
           <w:lang w:val="en-US"/>
         </w:rPr>
       </w:pPr>
-      <w:r>
-        <w:rPr>
-          <w:sz w:val="24"/>
-          <w:szCs w:val="22"/>
-          <w:lang w:val="en-US"/>
-        </w:rPr>
-        <w:t xml:space="preserve">click() </w:t>
+      <w:proofErr w:type="gramStart"/>
+      <w:r>
+        <w:rPr>
+          <w:sz w:val="24"/>
+          <w:szCs w:val="22"/>
+          <w:lang w:val="en-US"/>
+        </w:rPr>
+        <w:t>click(</w:t>
+      </w:r>
+      <w:proofErr w:type="gramEnd"/>
+      <w:r>
+        <w:rPr>
+          <w:sz w:val="24"/>
+          <w:szCs w:val="22"/>
+          <w:lang w:val="en-US"/>
+        </w:rPr>
+        <w:t xml:space="preserve">) </w:t>
       </w:r>
       <w:r>
         <w:rPr>
@@ -7619,13 +7795,23 @@
           <w:lang w:val="en-US"/>
         </w:rPr>
       </w:pPr>
-      <w:r>
-        <w:rPr>
-          <w:sz w:val="24"/>
-          <w:szCs w:val="22"/>
-          <w:lang w:val="en-US"/>
-        </w:rPr>
-        <w:t xml:space="preserve">getText() </w:t>
+      <w:proofErr w:type="gramStart"/>
+      <w:r>
+        <w:rPr>
+          <w:sz w:val="24"/>
+          <w:szCs w:val="22"/>
+          <w:lang w:val="en-US"/>
+        </w:rPr>
+        <w:t>getText(</w:t>
+      </w:r>
+      <w:proofErr w:type="gramEnd"/>
+      <w:r>
+        <w:rPr>
+          <w:sz w:val="24"/>
+          <w:szCs w:val="22"/>
+          <w:lang w:val="en-US"/>
+        </w:rPr>
+        <w:t xml:space="preserve">) </w:t>
       </w:r>
       <w:r>
         <w:rPr>
@@ -7657,13 +7843,23 @@
           <w:lang w:val="en-US"/>
         </w:rPr>
       </w:pPr>
-      <w:r>
-        <w:rPr>
-          <w:sz w:val="24"/>
-          <w:szCs w:val="22"/>
-          <w:lang w:val="en-US"/>
-        </w:rPr>
-        <w:t xml:space="preserve">getAttribute() / getDomAttribute() </w:t>
+      <w:proofErr w:type="gramStart"/>
+      <w:r>
+        <w:rPr>
+          <w:sz w:val="24"/>
+          <w:szCs w:val="22"/>
+          <w:lang w:val="en-US"/>
+        </w:rPr>
+        <w:t>getAttribute(</w:t>
+      </w:r>
+      <w:proofErr w:type="gramEnd"/>
+      <w:r>
+        <w:rPr>
+          <w:sz w:val="24"/>
+          <w:szCs w:val="22"/>
+          <w:lang w:val="en-US"/>
+        </w:rPr>
+        <w:t xml:space="preserve">) / getDomAttribute() </w:t>
       </w:r>
       <w:r>
         <w:rPr>
@@ -7695,13 +7891,23 @@
           <w:lang w:val="en-US"/>
         </w:rPr>
       </w:pPr>
-      <w:r>
-        <w:rPr>
-          <w:sz w:val="24"/>
-          <w:szCs w:val="22"/>
-          <w:lang w:val="en-US"/>
-        </w:rPr>
-        <w:t xml:space="preserve">submit() </w:t>
+      <w:proofErr w:type="gramStart"/>
+      <w:r>
+        <w:rPr>
+          <w:sz w:val="24"/>
+          <w:szCs w:val="22"/>
+          <w:lang w:val="en-US"/>
+        </w:rPr>
+        <w:t>submit(</w:t>
+      </w:r>
+      <w:proofErr w:type="gramEnd"/>
+      <w:r>
+        <w:rPr>
+          <w:sz w:val="24"/>
+          <w:szCs w:val="22"/>
+          <w:lang w:val="en-US"/>
+        </w:rPr>
+        <w:t xml:space="preserve">) </w:t>
       </w:r>
       <w:r>
         <w:rPr>
@@ -7749,13 +7955,23 @@
           <w:lang w:val="en-US"/>
         </w:rPr>
       </w:pPr>
-      <w:r>
-        <w:rPr>
-          <w:sz w:val="24"/>
-          <w:szCs w:val="22"/>
-          <w:lang w:val="en-US"/>
-        </w:rPr>
-        <w:t xml:space="preserve">isSelected() </w:t>
+      <w:proofErr w:type="gramStart"/>
+      <w:r>
+        <w:rPr>
+          <w:sz w:val="24"/>
+          <w:szCs w:val="22"/>
+          <w:lang w:val="en-US"/>
+        </w:rPr>
+        <w:t>isSelected(</w:t>
+      </w:r>
+      <w:proofErr w:type="gramEnd"/>
+      <w:r>
+        <w:rPr>
+          <w:sz w:val="24"/>
+          <w:szCs w:val="22"/>
+          <w:lang w:val="en-US"/>
+        </w:rPr>
+        <w:t xml:space="preserve">) </w:t>
       </w:r>
       <w:r>
         <w:rPr>
@@ -7833,13 +8049,23 @@
           <w:lang w:val="en-US"/>
         </w:rPr>
       </w:pPr>
-      <w:r>
-        <w:rPr>
-          <w:sz w:val="24"/>
-          <w:szCs w:val="22"/>
-          <w:lang w:val="en-US"/>
-        </w:rPr>
-        <w:t xml:space="preserve">isDisplayed() </w:t>
+      <w:proofErr w:type="gramStart"/>
+      <w:r>
+        <w:rPr>
+          <w:sz w:val="24"/>
+          <w:szCs w:val="22"/>
+          <w:lang w:val="en-US"/>
+        </w:rPr>
+        <w:t>isDisplayed(</w:t>
+      </w:r>
+      <w:proofErr w:type="gramEnd"/>
+      <w:r>
+        <w:rPr>
+          <w:sz w:val="24"/>
+          <w:szCs w:val="22"/>
+          <w:lang w:val="en-US"/>
+        </w:rPr>
+        <w:t xml:space="preserve">) </w:t>
       </w:r>
       <w:r>
         <w:rPr>
@@ -8419,7 +8645,25 @@
           <w:szCs w:val="22"/>
           <w:lang w:val="en-US"/>
         </w:rPr>
-        <w:t>data-testid="royal-email"]</w:t>
+        <w:t>data-</w:t>
+      </w:r>
+      <w:proofErr w:type="spellStart"/>
+      <w:r>
+        <w:rPr>
+          <w:sz w:val="24"/>
+          <w:szCs w:val="22"/>
+          <w:lang w:val="en-US"/>
+        </w:rPr>
+        <w:t>testid</w:t>
+      </w:r>
+      <w:proofErr w:type="spellEnd"/>
+      <w:r>
+        <w:rPr>
+          <w:sz w:val="24"/>
+          <w:szCs w:val="22"/>
+          <w:lang w:val="en-US"/>
+        </w:rPr>
+        <w:t>="royal-email"]</w:t>
       </w:r>
     </w:p>
     <w:p>
@@ -8948,8 +9192,18 @@
           <w:szCs w:val="22"/>
           <w:lang w:val="en-US"/>
         </w:rPr>
-        <w:t>Taking reference of parent tage</w:t>
-      </w:r>
+        <w:t xml:space="preserve">Taking reference of parent </w:t>
+      </w:r>
+      <w:proofErr w:type="spellStart"/>
+      <w:r>
+        <w:rPr>
+          <w:sz w:val="24"/>
+          <w:szCs w:val="22"/>
+          <w:lang w:val="en-US"/>
+        </w:rPr>
+        <w:t>tage</w:t>
+      </w:r>
+      <w:proofErr w:type="spellEnd"/>
     </w:p>
     <w:p>
       <w:pPr>
@@ -9121,13 +9375,23 @@
           <w:lang w:val="en-US"/>
         </w:rPr>
       </w:pPr>
-      <w:r>
-        <w:rPr>
-          <w:sz w:val="24"/>
-          <w:szCs w:val="22"/>
-          <w:lang w:val="en-US"/>
-        </w:rPr>
-        <w:t xml:space="preserve">getFirstSelectedOption() </w:t>
+      <w:proofErr w:type="gramStart"/>
+      <w:r>
+        <w:rPr>
+          <w:sz w:val="24"/>
+          <w:szCs w:val="22"/>
+          <w:lang w:val="en-US"/>
+        </w:rPr>
+        <w:t>getFirstSelectedOption(</w:t>
+      </w:r>
+      <w:proofErr w:type="gramEnd"/>
+      <w:r>
+        <w:rPr>
+          <w:sz w:val="24"/>
+          <w:szCs w:val="22"/>
+          <w:lang w:val="en-US"/>
+        </w:rPr>
+        <w:t xml:space="preserve">) </w:t>
       </w:r>
       <w:r>
         <w:rPr>
@@ -9197,13 +9461,23 @@
           <w:lang w:val="en-US"/>
         </w:rPr>
       </w:pPr>
-      <w:r>
-        <w:rPr>
-          <w:sz w:val="24"/>
-          <w:szCs w:val="22"/>
-          <w:lang w:val="en-US"/>
-        </w:rPr>
-        <w:t xml:space="preserve">selectByVisibleText() </w:t>
+      <w:proofErr w:type="gramStart"/>
+      <w:r>
+        <w:rPr>
+          <w:sz w:val="24"/>
+          <w:szCs w:val="22"/>
+          <w:lang w:val="en-US"/>
+        </w:rPr>
+        <w:t>selectByVisibleText(</w:t>
+      </w:r>
+      <w:proofErr w:type="gramEnd"/>
+      <w:r>
+        <w:rPr>
+          <w:sz w:val="24"/>
+          <w:szCs w:val="22"/>
+          <w:lang w:val="en-US"/>
+        </w:rPr>
+        <w:t xml:space="preserve">) </w:t>
       </w:r>
       <w:r>
         <w:rPr>
@@ -9253,13 +9527,23 @@
           <w:lang w:val="en-US"/>
         </w:rPr>
       </w:pPr>
-      <w:r>
-        <w:rPr>
-          <w:sz w:val="24"/>
-          <w:szCs w:val="22"/>
-          <w:lang w:val="en-US"/>
-        </w:rPr>
-        <w:t xml:space="preserve">selectByContainsVisibleText() </w:t>
+      <w:proofErr w:type="gramStart"/>
+      <w:r>
+        <w:rPr>
+          <w:sz w:val="24"/>
+          <w:szCs w:val="22"/>
+          <w:lang w:val="en-US"/>
+        </w:rPr>
+        <w:t>selectByContainsVisibleText(</w:t>
+      </w:r>
+      <w:proofErr w:type="gramEnd"/>
+      <w:r>
+        <w:rPr>
+          <w:sz w:val="24"/>
+          <w:szCs w:val="22"/>
+          <w:lang w:val="en-US"/>
+        </w:rPr>
+        <w:t xml:space="preserve">) </w:t>
       </w:r>
       <w:r>
         <w:rPr>
@@ -9309,13 +9593,23 @@
           <w:lang w:val="en-US"/>
         </w:rPr>
       </w:pPr>
-      <w:r>
-        <w:rPr>
-          <w:sz w:val="24"/>
-          <w:szCs w:val="22"/>
-          <w:lang w:val="en-US"/>
-        </w:rPr>
-        <w:t xml:space="preserve">selectByValue() </w:t>
+      <w:proofErr w:type="gramStart"/>
+      <w:r>
+        <w:rPr>
+          <w:sz w:val="24"/>
+          <w:szCs w:val="22"/>
+          <w:lang w:val="en-US"/>
+        </w:rPr>
+        <w:t>selectByValue(</w:t>
+      </w:r>
+      <w:proofErr w:type="gramEnd"/>
+      <w:r>
+        <w:rPr>
+          <w:sz w:val="24"/>
+          <w:szCs w:val="22"/>
+          <w:lang w:val="en-US"/>
+        </w:rPr>
+        <w:t xml:space="preserve">) </w:t>
       </w:r>
       <w:r>
         <w:rPr>
@@ -9365,13 +9659,23 @@
           <w:lang w:val="en-US"/>
         </w:rPr>
       </w:pPr>
-      <w:r>
-        <w:rPr>
-          <w:sz w:val="24"/>
-          <w:szCs w:val="22"/>
-          <w:lang w:val="en-US"/>
-        </w:rPr>
-        <w:t xml:space="preserve">selectByIndex() </w:t>
+      <w:proofErr w:type="gramStart"/>
+      <w:r>
+        <w:rPr>
+          <w:sz w:val="24"/>
+          <w:szCs w:val="22"/>
+          <w:lang w:val="en-US"/>
+        </w:rPr>
+        <w:t>selectByIndex(</w:t>
+      </w:r>
+      <w:proofErr w:type="gramEnd"/>
+      <w:r>
+        <w:rPr>
+          <w:sz w:val="24"/>
+          <w:szCs w:val="22"/>
+          <w:lang w:val="en-US"/>
+        </w:rPr>
+        <w:t xml:space="preserve">) </w:t>
       </w:r>
       <w:r>
         <w:rPr>
@@ -9431,13 +9735,23 @@
           <w:lang w:val="en-US"/>
         </w:rPr>
       </w:pPr>
-      <w:r>
-        <w:rPr>
-          <w:sz w:val="24"/>
-          <w:szCs w:val="22"/>
-          <w:lang w:val="en-US"/>
-        </w:rPr>
-        <w:t xml:space="preserve">getAllSelectedOptions() </w:t>
+      <w:proofErr w:type="gramStart"/>
+      <w:r>
+        <w:rPr>
+          <w:sz w:val="24"/>
+          <w:szCs w:val="22"/>
+          <w:lang w:val="en-US"/>
+        </w:rPr>
+        <w:t>getAllSelectedOptions(</w:t>
+      </w:r>
+      <w:proofErr w:type="gramEnd"/>
+      <w:r>
+        <w:rPr>
+          <w:sz w:val="24"/>
+          <w:szCs w:val="22"/>
+          <w:lang w:val="en-US"/>
+        </w:rPr>
+        <w:t xml:space="preserve">) </w:t>
       </w:r>
       <w:r>
         <w:rPr>
@@ -9469,13 +9783,23 @@
           <w:lang w:val="en-US"/>
         </w:rPr>
       </w:pPr>
-      <w:r>
-        <w:rPr>
-          <w:sz w:val="24"/>
-          <w:szCs w:val="22"/>
-          <w:lang w:val="en-US"/>
-        </w:rPr>
-        <w:t xml:space="preserve">isMultiple() </w:t>
+      <w:proofErr w:type="gramStart"/>
+      <w:r>
+        <w:rPr>
+          <w:sz w:val="24"/>
+          <w:szCs w:val="22"/>
+          <w:lang w:val="en-US"/>
+        </w:rPr>
+        <w:t>isMultiple(</w:t>
+      </w:r>
+      <w:proofErr w:type="gramEnd"/>
+      <w:r>
+        <w:rPr>
+          <w:sz w:val="24"/>
+          <w:szCs w:val="22"/>
+          <w:lang w:val="en-US"/>
+        </w:rPr>
+        <w:t xml:space="preserve">) </w:t>
       </w:r>
       <w:r>
         <w:rPr>
@@ -9810,13 +10134,33 @@
           <w:lang w:val="en-US"/>
         </w:rPr>
       </w:pPr>
-      <w:r>
-        <w:rPr>
-          <w:sz w:val="24"/>
-          <w:szCs w:val="22"/>
-          <w:lang w:val="en-US"/>
-        </w:rPr>
-        <w:t>Thread.sleep()</w:t>
+      <w:proofErr w:type="spellStart"/>
+      <w:proofErr w:type="gramStart"/>
+      <w:r>
+        <w:rPr>
+          <w:sz w:val="24"/>
+          <w:szCs w:val="22"/>
+          <w:lang w:val="en-US"/>
+        </w:rPr>
+        <w:t>Thread.sleep</w:t>
+      </w:r>
+      <w:proofErr w:type="spellEnd"/>
+      <w:r>
+        <w:rPr>
+          <w:sz w:val="24"/>
+          <w:szCs w:val="22"/>
+          <w:lang w:val="en-US"/>
+        </w:rPr>
+        <w:t>(</w:t>
+      </w:r>
+      <w:proofErr w:type="gramEnd"/>
+      <w:r>
+        <w:rPr>
+          <w:sz w:val="24"/>
+          <w:szCs w:val="22"/>
+          <w:lang w:val="en-US"/>
+        </w:rPr>
+        <w:t>)</w:t>
       </w:r>
       <w:r>
         <w:rPr>
@@ -10217,7 +10561,24 @@
           <w:lang w:val="en-US"/>
         </w:rPr>
         <w:br/>
-        <w:t xml:space="preserve">i – ignoring </w:t>
+      </w:r>
+      <w:proofErr w:type="spellStart"/>
+      <w:r>
+        <w:rPr>
+          <w:sz w:val="24"/>
+          <w:szCs w:val="22"/>
+          <w:lang w:val="en-US"/>
+        </w:rPr>
+        <w:t>i</w:t>
+      </w:r>
+      <w:proofErr w:type="spellEnd"/>
+      <w:r>
+        <w:rPr>
+          <w:sz w:val="24"/>
+          <w:szCs w:val="22"/>
+          <w:lang w:val="en-US"/>
+        </w:rPr>
+        <w:t xml:space="preserve"> – ignoring </w:t>
       </w:r>
       <w:r>
         <w:rPr>
@@ -10573,13 +10934,23 @@
           <w:lang w:val="en-US"/>
         </w:rPr>
       </w:pPr>
-      <w:r>
-        <w:rPr>
-          <w:sz w:val="24"/>
-          <w:szCs w:val="22"/>
-          <w:lang w:val="en-US"/>
-        </w:rPr>
-        <w:t>Can not inspect</w:t>
+      <w:proofErr w:type="spellStart"/>
+      <w:r>
+        <w:rPr>
+          <w:sz w:val="24"/>
+          <w:szCs w:val="22"/>
+          <w:lang w:val="en-US"/>
+        </w:rPr>
+        <w:t>Can not</w:t>
+      </w:r>
+      <w:proofErr w:type="spellEnd"/>
+      <w:r>
+        <w:rPr>
+          <w:sz w:val="24"/>
+          <w:szCs w:val="22"/>
+          <w:lang w:val="en-US"/>
+        </w:rPr>
+        <w:t xml:space="preserve"> inspect</w:t>
       </w:r>
     </w:p>
     <w:p>
@@ -10673,13 +11044,23 @@
           <w:lang w:val="en-US"/>
         </w:rPr>
       </w:pPr>
-      <w:r>
-        <w:rPr>
-          <w:sz w:val="24"/>
-          <w:szCs w:val="22"/>
-          <w:lang w:val="en-US"/>
-        </w:rPr>
-        <w:t xml:space="preserve">switchTo().alert() </w:t>
+      <w:proofErr w:type="spellStart"/>
+      <w:r>
+        <w:rPr>
+          <w:sz w:val="24"/>
+          <w:szCs w:val="22"/>
+          <w:lang w:val="en-US"/>
+        </w:rPr>
+        <w:t>switchTo</w:t>
+      </w:r>
+      <w:proofErr w:type="spellEnd"/>
+      <w:r>
+        <w:rPr>
+          <w:sz w:val="24"/>
+          <w:szCs w:val="22"/>
+          <w:lang w:val="en-US"/>
+        </w:rPr>
+        <w:t xml:space="preserve">().alert() </w:t>
       </w:r>
       <w:r>
         <w:rPr>
@@ -10711,13 +11092,23 @@
           <w:lang w:val="en-US"/>
         </w:rPr>
       </w:pPr>
-      <w:r>
-        <w:rPr>
-          <w:sz w:val="24"/>
-          <w:szCs w:val="22"/>
-          <w:lang w:val="en-US"/>
-        </w:rPr>
-        <w:t xml:space="preserve">getText() </w:t>
+      <w:proofErr w:type="gramStart"/>
+      <w:r>
+        <w:rPr>
+          <w:sz w:val="24"/>
+          <w:szCs w:val="22"/>
+          <w:lang w:val="en-US"/>
+        </w:rPr>
+        <w:t>getText(</w:t>
+      </w:r>
+      <w:proofErr w:type="gramEnd"/>
+      <w:r>
+        <w:rPr>
+          <w:sz w:val="24"/>
+          <w:szCs w:val="22"/>
+          <w:lang w:val="en-US"/>
+        </w:rPr>
+        <w:t xml:space="preserve">) </w:t>
       </w:r>
       <w:r>
         <w:rPr>
@@ -10749,13 +11140,23 @@
           <w:lang w:val="en-US"/>
         </w:rPr>
       </w:pPr>
-      <w:r>
-        <w:rPr>
-          <w:sz w:val="24"/>
-          <w:szCs w:val="22"/>
-          <w:lang w:val="en-US"/>
-        </w:rPr>
-        <w:t xml:space="preserve">accept() </w:t>
+      <w:proofErr w:type="gramStart"/>
+      <w:r>
+        <w:rPr>
+          <w:sz w:val="24"/>
+          <w:szCs w:val="22"/>
+          <w:lang w:val="en-US"/>
+        </w:rPr>
+        <w:t>accept(</w:t>
+      </w:r>
+      <w:proofErr w:type="gramEnd"/>
+      <w:r>
+        <w:rPr>
+          <w:sz w:val="24"/>
+          <w:szCs w:val="22"/>
+          <w:lang w:val="en-US"/>
+        </w:rPr>
+        <w:t xml:space="preserve">) </w:t>
       </w:r>
       <w:r>
         <w:rPr>
@@ -10787,13 +11188,23 @@
           <w:lang w:val="en-US"/>
         </w:rPr>
       </w:pPr>
-      <w:r>
-        <w:rPr>
-          <w:sz w:val="24"/>
-          <w:szCs w:val="22"/>
-          <w:lang w:val="en-US"/>
-        </w:rPr>
-        <w:t xml:space="preserve">dismiss() </w:t>
+      <w:proofErr w:type="gramStart"/>
+      <w:r>
+        <w:rPr>
+          <w:sz w:val="24"/>
+          <w:szCs w:val="22"/>
+          <w:lang w:val="en-US"/>
+        </w:rPr>
+        <w:t>dismiss(</w:t>
+      </w:r>
+      <w:proofErr w:type="gramEnd"/>
+      <w:r>
+        <w:rPr>
+          <w:sz w:val="24"/>
+          <w:szCs w:val="22"/>
+          <w:lang w:val="en-US"/>
+        </w:rPr>
+        <w:t xml:space="preserve">) </w:t>
       </w:r>
       <w:r>
         <w:rPr>
@@ -10825,6 +11236,7 @@
           <w:lang w:val="en-US"/>
         </w:rPr>
       </w:pPr>
+      <w:proofErr w:type="gramStart"/>
       <w:r>
         <w:rPr>
           <w:sz w:val="24"/>
@@ -10832,7 +11244,16 @@
           <w:lang w:val="en-US"/>
         </w:rPr>
         <w:lastRenderedPageBreak/>
-        <w:t xml:space="preserve">sendKeys() </w:t>
+        <w:t>sendKeys(</w:t>
+      </w:r>
+      <w:proofErr w:type="gramEnd"/>
+      <w:r>
+        <w:rPr>
+          <w:sz w:val="24"/>
+          <w:szCs w:val="22"/>
+          <w:lang w:val="en-US"/>
+        </w:rPr>
+        <w:t xml:space="preserve">) </w:t>
       </w:r>
       <w:r>
         <w:rPr>
@@ -11060,13 +11481,23 @@
           <w:lang w:val="en-US"/>
         </w:rPr>
       </w:pPr>
-      <w:r>
-        <w:rPr>
-          <w:sz w:val="24"/>
-          <w:szCs w:val="22"/>
-          <w:lang w:val="en-US"/>
-        </w:rPr>
-        <w:t xml:space="preserve">moveToElement() </w:t>
+      <w:proofErr w:type="gramStart"/>
+      <w:r>
+        <w:rPr>
+          <w:sz w:val="24"/>
+          <w:szCs w:val="22"/>
+          <w:lang w:val="en-US"/>
+        </w:rPr>
+        <w:t>moveToElement(</w:t>
+      </w:r>
+      <w:proofErr w:type="gramEnd"/>
+      <w:r>
+        <w:rPr>
+          <w:sz w:val="24"/>
+          <w:szCs w:val="22"/>
+          <w:lang w:val="en-US"/>
+        </w:rPr>
+        <w:t xml:space="preserve">) </w:t>
       </w:r>
       <w:r>
         <w:rPr>
@@ -11098,13 +11529,23 @@
           <w:lang w:val="en-US"/>
         </w:rPr>
       </w:pPr>
-      <w:r>
-        <w:rPr>
-          <w:sz w:val="24"/>
-          <w:szCs w:val="22"/>
-          <w:lang w:val="en-US"/>
-        </w:rPr>
-        <w:t xml:space="preserve">perform() </w:t>
+      <w:proofErr w:type="gramStart"/>
+      <w:r>
+        <w:rPr>
+          <w:sz w:val="24"/>
+          <w:szCs w:val="22"/>
+          <w:lang w:val="en-US"/>
+        </w:rPr>
+        <w:t>perform(</w:t>
+      </w:r>
+      <w:proofErr w:type="gramEnd"/>
+      <w:r>
+        <w:rPr>
+          <w:sz w:val="24"/>
+          <w:szCs w:val="22"/>
+          <w:lang w:val="en-US"/>
+        </w:rPr>
+        <w:t xml:space="preserve">) </w:t>
       </w:r>
       <w:r>
         <w:rPr>
@@ -11136,13 +11577,23 @@
           <w:lang w:val="en-US"/>
         </w:rPr>
       </w:pPr>
-      <w:r>
-        <w:rPr>
-          <w:sz w:val="24"/>
-          <w:szCs w:val="22"/>
-          <w:lang w:val="en-US"/>
-        </w:rPr>
-        <w:t xml:space="preserve">contextClick() </w:t>
+      <w:proofErr w:type="gramStart"/>
+      <w:r>
+        <w:rPr>
+          <w:sz w:val="24"/>
+          <w:szCs w:val="22"/>
+          <w:lang w:val="en-US"/>
+        </w:rPr>
+        <w:t>contextClick(</w:t>
+      </w:r>
+      <w:proofErr w:type="gramEnd"/>
+      <w:r>
+        <w:rPr>
+          <w:sz w:val="24"/>
+          <w:szCs w:val="22"/>
+          <w:lang w:val="en-US"/>
+        </w:rPr>
+        <w:t xml:space="preserve">) </w:t>
       </w:r>
       <w:r>
         <w:rPr>
@@ -11182,13 +11633,23 @@
           <w:lang w:val="en-US"/>
         </w:rPr>
       </w:pPr>
-      <w:r>
-        <w:rPr>
-          <w:sz w:val="24"/>
-          <w:szCs w:val="22"/>
-          <w:lang w:val="en-US"/>
-        </w:rPr>
-        <w:t xml:space="preserve">doubleClick() </w:t>
+      <w:proofErr w:type="gramStart"/>
+      <w:r>
+        <w:rPr>
+          <w:sz w:val="24"/>
+          <w:szCs w:val="22"/>
+          <w:lang w:val="en-US"/>
+        </w:rPr>
+        <w:t>doubleClick(</w:t>
+      </w:r>
+      <w:proofErr w:type="gramEnd"/>
+      <w:r>
+        <w:rPr>
+          <w:sz w:val="24"/>
+          <w:szCs w:val="22"/>
+          <w:lang w:val="en-US"/>
+        </w:rPr>
+        <w:t xml:space="preserve">) </w:t>
       </w:r>
       <w:r>
         <w:rPr>
@@ -11260,7 +11721,25 @@
           <w:szCs w:val="22"/>
           <w:lang w:val="en-US"/>
         </w:rPr>
-        <w:t>It is the testing framework that will make your automation testing more easy.</w:t>
+        <w:t xml:space="preserve">It is the testing framework that will make your automation testing more </w:t>
+      </w:r>
+      <w:proofErr w:type="gramStart"/>
+      <w:r>
+        <w:rPr>
+          <w:sz w:val="24"/>
+          <w:szCs w:val="22"/>
+          <w:lang w:val="en-US"/>
+        </w:rPr>
+        <w:t>easy</w:t>
+      </w:r>
+      <w:proofErr w:type="gramEnd"/>
+      <w:r>
+        <w:rPr>
+          <w:sz w:val="24"/>
+          <w:szCs w:val="22"/>
+          <w:lang w:val="en-US"/>
+        </w:rPr>
+        <w:t>.</w:t>
       </w:r>
     </w:p>
     <w:p>
@@ -13165,7 +13644,25 @@
           <w:szCs w:val="22"/>
           <w:lang w:val="en-US"/>
         </w:rPr>
-        <w:t>7 file in ooxml-lib folder</w:t>
+        <w:t xml:space="preserve">7 file in </w:t>
+      </w:r>
+      <w:proofErr w:type="spellStart"/>
+      <w:r>
+        <w:rPr>
+          <w:sz w:val="24"/>
+          <w:szCs w:val="22"/>
+          <w:lang w:val="en-US"/>
+        </w:rPr>
+        <w:t>ooxml</w:t>
+      </w:r>
+      <w:proofErr w:type="spellEnd"/>
+      <w:r>
+        <w:rPr>
+          <w:sz w:val="24"/>
+          <w:szCs w:val="22"/>
+          <w:lang w:val="en-US"/>
+        </w:rPr>
+        <w:t>-lib folder</w:t>
       </w:r>
     </w:p>
     <w:p>
@@ -13192,17 +13689,363 @@
     </w:p>
     <w:p>
       <w:pPr>
+        <w:rPr>
+          <w:sz w:val="24"/>
+          <w:szCs w:val="22"/>
+          <w:lang w:val="en-US"/>
+        </w:rPr>
+      </w:pPr>
+      <w:r>
+        <w:rPr>
+          <w:sz w:val="24"/>
+          <w:szCs w:val="22"/>
+          <w:lang w:val="en-US"/>
+        </w:rPr>
+        <w:br w:type="page"/>
+      </w:r>
+    </w:p>
+    <w:p>
+      <w:pPr>
+        <w:rPr>
+          <w:b/>
+          <w:bCs/>
+          <w:sz w:val="24"/>
+          <w:szCs w:val="22"/>
+          <w:lang w:val="en-US"/>
+        </w:rPr>
+      </w:pPr>
+      <w:r>
+        <w:rPr>
+          <w:b/>
+          <w:bCs/>
+          <w:sz w:val="24"/>
+          <w:szCs w:val="22"/>
+          <w:lang w:val="en-US"/>
+        </w:rPr>
+        <w:lastRenderedPageBreak/>
+        <w:t>Maven</w:t>
+      </w:r>
+    </w:p>
+    <w:p>
+      <w:pPr>
         <w:pStyle w:val="ListParagraph"/>
         <w:numPr>
           <w:ilvl w:val="0"/>
-          <w:numId w:val="35"/>
-        </w:numPr>
-        <w:rPr>
-          <w:sz w:val="24"/>
-          <w:szCs w:val="22"/>
-          <w:lang w:val="en-US"/>
-        </w:rPr>
-      </w:pPr>
+          <w:numId w:val="36"/>
+        </w:numPr>
+        <w:rPr>
+          <w:sz w:val="24"/>
+          <w:szCs w:val="22"/>
+          <w:lang w:val="en-US"/>
+        </w:rPr>
+      </w:pPr>
+      <w:r>
+        <w:rPr>
+          <w:sz w:val="24"/>
+          <w:szCs w:val="22"/>
+          <w:lang w:val="en-US"/>
+        </w:rPr>
+        <w:t>Build management tool</w:t>
+      </w:r>
+    </w:p>
+    <w:p>
+      <w:pPr>
+        <w:pStyle w:val="ListParagraph"/>
+        <w:numPr>
+          <w:ilvl w:val="0"/>
+          <w:numId w:val="36"/>
+        </w:numPr>
+        <w:rPr>
+          <w:sz w:val="24"/>
+          <w:szCs w:val="22"/>
+          <w:lang w:val="en-US"/>
+        </w:rPr>
+      </w:pPr>
+      <w:r>
+        <w:rPr>
+          <w:sz w:val="24"/>
+          <w:szCs w:val="22"/>
+          <w:lang w:val="en-US"/>
+        </w:rPr>
+        <w:t>It is Apache product</w:t>
+      </w:r>
+    </w:p>
+    <w:p>
+      <w:pPr>
+        <w:pStyle w:val="ListParagraph"/>
+        <w:numPr>
+          <w:ilvl w:val="0"/>
+          <w:numId w:val="36"/>
+        </w:numPr>
+        <w:rPr>
+          <w:sz w:val="24"/>
+          <w:szCs w:val="22"/>
+          <w:lang w:val="en-US"/>
+        </w:rPr>
+      </w:pPr>
+      <w:r>
+        <w:rPr>
+          <w:sz w:val="24"/>
+          <w:szCs w:val="22"/>
+          <w:lang w:val="en-US"/>
+        </w:rPr>
+        <w:t>Can be used by both developer and tester</w:t>
+      </w:r>
+    </w:p>
+    <w:p>
+      <w:pPr>
+        <w:pStyle w:val="ListParagraph"/>
+        <w:numPr>
+          <w:ilvl w:val="0"/>
+          <w:numId w:val="36"/>
+        </w:numPr>
+        <w:rPr>
+          <w:sz w:val="24"/>
+          <w:szCs w:val="22"/>
+          <w:lang w:val="en-US"/>
+        </w:rPr>
+      </w:pPr>
+      <w:r>
+        <w:rPr>
+          <w:sz w:val="24"/>
+          <w:szCs w:val="22"/>
+          <w:lang w:val="en-US"/>
+        </w:rPr>
+        <w:t>Single project can be used by both developer and tester</w:t>
+      </w:r>
+    </w:p>
+    <w:p>
+      <w:pPr>
+        <w:pStyle w:val="ListParagraph"/>
+        <w:numPr>
+          <w:ilvl w:val="0"/>
+          <w:numId w:val="36"/>
+        </w:numPr>
+        <w:rPr>
+          <w:sz w:val="24"/>
+          <w:szCs w:val="22"/>
+          <w:lang w:val="en-US"/>
+        </w:rPr>
+      </w:pPr>
+      <w:r>
+        <w:rPr>
+          <w:sz w:val="24"/>
+          <w:szCs w:val="22"/>
+          <w:lang w:val="en-US"/>
+        </w:rPr>
+        <w:t>Configuration is very easy via pom.xml (Project Object Model) file</w:t>
+      </w:r>
+    </w:p>
+    <w:p>
+      <w:pPr>
+        <w:pStyle w:val="ListParagraph"/>
+        <w:numPr>
+          <w:ilvl w:val="0"/>
+          <w:numId w:val="36"/>
+        </w:numPr>
+        <w:rPr>
+          <w:sz w:val="24"/>
+          <w:szCs w:val="22"/>
+          <w:lang w:val="en-US"/>
+        </w:rPr>
+      </w:pPr>
+      <w:r>
+        <w:rPr>
+          <w:sz w:val="24"/>
+          <w:szCs w:val="22"/>
+          <w:lang w:val="en-US"/>
+        </w:rPr>
+        <w:t>Uses dependencies instead of jar files</w:t>
+      </w:r>
+    </w:p>
+    <w:p>
+      <w:pPr>
+        <w:rPr>
+          <w:sz w:val="24"/>
+          <w:szCs w:val="22"/>
+          <w:lang w:val="en-US"/>
+        </w:rPr>
+      </w:pPr>
+    </w:p>
+    <w:p>
+      <w:pPr>
+        <w:rPr>
+          <w:b/>
+          <w:bCs/>
+          <w:sz w:val="24"/>
+          <w:szCs w:val="22"/>
+          <w:lang w:val="en-US"/>
+        </w:rPr>
+      </w:pPr>
+      <w:r>
+        <w:rPr>
+          <w:b/>
+          <w:bCs/>
+          <w:sz w:val="24"/>
+          <w:szCs w:val="22"/>
+          <w:lang w:val="en-US"/>
+        </w:rPr>
+        <w:t>Creating Maven Project</w:t>
+      </w:r>
+    </w:p>
+    <w:p>
+      <w:pPr>
+        <w:pStyle w:val="ListParagraph"/>
+        <w:numPr>
+          <w:ilvl w:val="0"/>
+          <w:numId w:val="37"/>
+        </w:numPr>
+        <w:rPr>
+          <w:sz w:val="24"/>
+          <w:szCs w:val="22"/>
+          <w:lang w:val="en-US"/>
+        </w:rPr>
+      </w:pPr>
+      <w:r>
+        <w:rPr>
+          <w:sz w:val="24"/>
+          <w:szCs w:val="22"/>
+          <w:lang w:val="en-US"/>
+        </w:rPr>
+        <w:t xml:space="preserve">File menu </w:t>
+      </w:r>
+      <w:r>
+        <w:rPr>
+          <w:sz w:val="24"/>
+          <w:szCs w:val="22"/>
+          <w:lang w:val="en-US"/>
+        </w:rPr>
+        <w:sym w:font="Wingdings" w:char="F0E0"/>
+      </w:r>
+      <w:r>
+        <w:rPr>
+          <w:sz w:val="24"/>
+          <w:szCs w:val="22"/>
+          <w:lang w:val="en-US"/>
+        </w:rPr>
+        <w:t xml:space="preserve"> New </w:t>
+      </w:r>
+      <w:r>
+        <w:rPr>
+          <w:sz w:val="24"/>
+          <w:szCs w:val="22"/>
+          <w:lang w:val="en-US"/>
+        </w:rPr>
+        <w:sym w:font="Wingdings" w:char="F0E0"/>
+      </w:r>
+      <w:r>
+        <w:rPr>
+          <w:sz w:val="24"/>
+          <w:szCs w:val="22"/>
+          <w:lang w:val="en-US"/>
+        </w:rPr>
+        <w:t xml:space="preserve"> Maven Project</w:t>
+      </w:r>
+    </w:p>
+    <w:p>
+      <w:pPr>
+        <w:pStyle w:val="ListParagraph"/>
+        <w:numPr>
+          <w:ilvl w:val="0"/>
+          <w:numId w:val="37"/>
+        </w:numPr>
+        <w:rPr>
+          <w:sz w:val="24"/>
+          <w:szCs w:val="22"/>
+          <w:lang w:val="en-US"/>
+        </w:rPr>
+      </w:pPr>
+      <w:r>
+        <w:rPr>
+          <w:sz w:val="24"/>
+          <w:szCs w:val="22"/>
+          <w:lang w:val="en-US"/>
+        </w:rPr>
+        <w:t>Select 1</w:t>
+      </w:r>
+      <w:r>
+        <w:rPr>
+          <w:sz w:val="24"/>
+          <w:szCs w:val="22"/>
+          <w:vertAlign w:val="superscript"/>
+          <w:lang w:val="en-US"/>
+        </w:rPr>
+        <w:t>st</w:t>
+      </w:r>
+      <w:r>
+        <w:rPr>
+          <w:sz w:val="24"/>
+          <w:szCs w:val="22"/>
+          <w:lang w:val="en-US"/>
+        </w:rPr>
+        <w:t xml:space="preserve"> Checkbox (Create a simple project)</w:t>
+      </w:r>
+    </w:p>
+    <w:p>
+      <w:pPr>
+        <w:pStyle w:val="ListParagraph"/>
+        <w:numPr>
+          <w:ilvl w:val="0"/>
+          <w:numId w:val="37"/>
+        </w:numPr>
+        <w:rPr>
+          <w:sz w:val="24"/>
+          <w:szCs w:val="22"/>
+          <w:lang w:val="en-US"/>
+        </w:rPr>
+      </w:pPr>
+      <w:r>
+        <w:rPr>
+          <w:sz w:val="24"/>
+          <w:szCs w:val="22"/>
+          <w:lang w:val="en-US"/>
+        </w:rPr>
+        <w:t>Click on Next button</w:t>
+      </w:r>
+    </w:p>
+    <w:p>
+      <w:pPr>
+        <w:pStyle w:val="ListParagraph"/>
+        <w:numPr>
+          <w:ilvl w:val="0"/>
+          <w:numId w:val="37"/>
+        </w:numPr>
+        <w:rPr>
+          <w:sz w:val="24"/>
+          <w:szCs w:val="22"/>
+          <w:lang w:val="en-US"/>
+        </w:rPr>
+      </w:pPr>
+      <w:r>
+        <w:rPr>
+          <w:sz w:val="24"/>
+          <w:szCs w:val="22"/>
+          <w:lang w:val="en-US"/>
+        </w:rPr>
+        <w:t>Give group id and artifact id (Both should be same)</w:t>
+      </w:r>
+    </w:p>
+    <w:p>
+      <w:pPr>
+        <w:pStyle w:val="ListParagraph"/>
+        <w:numPr>
+          <w:ilvl w:val="0"/>
+          <w:numId w:val="37"/>
+        </w:numPr>
+        <w:rPr>
+          <w:sz w:val="24"/>
+          <w:szCs w:val="22"/>
+          <w:lang w:val="en-US"/>
+        </w:rPr>
+      </w:pPr>
+      <w:r>
+        <w:rPr>
+          <w:sz w:val="24"/>
+          <w:szCs w:val="22"/>
+          <w:lang w:val="en-US"/>
+        </w:rPr>
+        <w:t>Click on Finish</w:t>
+      </w:r>
       <w:bookmarkStart w:id="0" w:name="_GoBack"/>
       <w:bookmarkEnd w:id="0"/>
     </w:p>
@@ -14318,6 +15161,95 @@
     </w:lvl>
   </w:abstractNum>
   <w:abstractNum w:abstractNumId="11">
+    <w:nsid w:val="2CB43F4A"/>
+    <w:multiLevelType w:val="hybridMultilevel"/>
+    <w:tmpl w:val="6C80E6C4"/>
+    <w:lvl w:ilvl="0" w:tplc="4009000F">
+      <w:start w:val="1"/>
+      <w:numFmt w:val="decimal"/>
+      <w:lvlText w:val="%1."/>
+      <w:lvlJc w:val="left"/>
+      <w:pPr>
+        <w:ind w:left="720" w:hanging="360"/>
+      </w:pPr>
+      <w:rPr>
+        <w:rFonts w:hint="default"/>
+      </w:rPr>
+    </w:lvl>
+    <w:lvl w:ilvl="1" w:tplc="40090019" w:tentative="1">
+      <w:start w:val="1"/>
+      <w:numFmt w:val="lowerLetter"/>
+      <w:lvlText w:val="%2."/>
+      <w:lvlJc w:val="left"/>
+      <w:pPr>
+        <w:ind w:left="1440" w:hanging="360"/>
+      </w:pPr>
+    </w:lvl>
+    <w:lvl w:ilvl="2" w:tplc="4009001B" w:tentative="1">
+      <w:start w:val="1"/>
+      <w:numFmt w:val="lowerRoman"/>
+      <w:lvlText w:val="%3."/>
+      <w:lvlJc w:val="right"/>
+      <w:pPr>
+        <w:ind w:left="2160" w:hanging="180"/>
+      </w:pPr>
+    </w:lvl>
+    <w:lvl w:ilvl="3" w:tplc="4009000F" w:tentative="1">
+      <w:start w:val="1"/>
+      <w:numFmt w:val="decimal"/>
+      <w:lvlText w:val="%4."/>
+      <w:lvlJc w:val="left"/>
+      <w:pPr>
+        <w:ind w:left="2880" w:hanging="360"/>
+      </w:pPr>
+    </w:lvl>
+    <w:lvl w:ilvl="4" w:tplc="40090019" w:tentative="1">
+      <w:start w:val="1"/>
+      <w:numFmt w:val="lowerLetter"/>
+      <w:lvlText w:val="%5."/>
+      <w:lvlJc w:val="left"/>
+      <w:pPr>
+        <w:ind w:left="3600" w:hanging="360"/>
+      </w:pPr>
+    </w:lvl>
+    <w:lvl w:ilvl="5" w:tplc="4009001B" w:tentative="1">
+      <w:start w:val="1"/>
+      <w:numFmt w:val="lowerRoman"/>
+      <w:lvlText w:val="%6."/>
+      <w:lvlJc w:val="right"/>
+      <w:pPr>
+        <w:ind w:left="4320" w:hanging="180"/>
+      </w:pPr>
+    </w:lvl>
+    <w:lvl w:ilvl="6" w:tplc="4009000F" w:tentative="1">
+      <w:start w:val="1"/>
+      <w:numFmt w:val="decimal"/>
+      <w:lvlText w:val="%7."/>
+      <w:lvlJc w:val="left"/>
+      <w:pPr>
+        <w:ind w:left="5040" w:hanging="360"/>
+      </w:pPr>
+    </w:lvl>
+    <w:lvl w:ilvl="7" w:tplc="40090019" w:tentative="1">
+      <w:start w:val="1"/>
+      <w:numFmt w:val="lowerLetter"/>
+      <w:lvlText w:val="%8."/>
+      <w:lvlJc w:val="left"/>
+      <w:pPr>
+        <w:ind w:left="5760" w:hanging="360"/>
+      </w:pPr>
+    </w:lvl>
+    <w:lvl w:ilvl="8" w:tplc="4009001B" w:tentative="1">
+      <w:start w:val="1"/>
+      <w:numFmt w:val="lowerRoman"/>
+      <w:lvlText w:val="%9."/>
+      <w:lvlJc w:val="right"/>
+      <w:pPr>
+        <w:ind w:left="6480" w:hanging="180"/>
+      </w:pPr>
+    </w:lvl>
+  </w:abstractNum>
+  <w:abstractNum w:abstractNumId="12">
     <w:nsid w:val="34F71AA3"/>
     <w:multiLevelType w:val="hybridMultilevel"/>
     <w:tmpl w:val="F71EF04C"/>
@@ -14430,7 +15362,7 @@
       </w:rPr>
     </w:lvl>
   </w:abstractNum>
-  <w:abstractNum w:abstractNumId="12">
+  <w:abstractNum w:abstractNumId="13">
     <w:nsid w:val="44443626"/>
     <w:multiLevelType w:val="hybridMultilevel"/>
     <w:tmpl w:val="3A38E55E"/>
@@ -14543,7 +15475,7 @@
       </w:rPr>
     </w:lvl>
   </w:abstractNum>
-  <w:abstractNum w:abstractNumId="13">
+  <w:abstractNum w:abstractNumId="14">
     <w:nsid w:val="4BCF165C"/>
     <w:multiLevelType w:val="hybridMultilevel"/>
     <w:tmpl w:val="E7067116"/>
@@ -14629,7 +15561,7 @@
       </w:pPr>
     </w:lvl>
   </w:abstractNum>
-  <w:abstractNum w:abstractNumId="14">
+  <w:abstractNum w:abstractNumId="15">
     <w:nsid w:val="4D934839"/>
     <w:multiLevelType w:val="hybridMultilevel"/>
     <w:tmpl w:val="66E021E4"/>
@@ -14718,7 +15650,7 @@
       </w:pPr>
     </w:lvl>
   </w:abstractNum>
-  <w:abstractNum w:abstractNumId="15">
+  <w:abstractNum w:abstractNumId="16">
     <w:nsid w:val="520668FC"/>
     <w:multiLevelType w:val="hybridMultilevel"/>
     <w:tmpl w:val="A4F835F0"/>
@@ -14831,7 +15763,7 @@
       </w:rPr>
     </w:lvl>
   </w:abstractNum>
-  <w:abstractNum w:abstractNumId="16">
+  <w:abstractNum w:abstractNumId="17">
     <w:nsid w:val="542B3911"/>
     <w:multiLevelType w:val="hybridMultilevel"/>
     <w:tmpl w:val="FF9249A0"/>
@@ -14944,7 +15876,7 @@
       </w:rPr>
     </w:lvl>
   </w:abstractNum>
-  <w:abstractNum w:abstractNumId="17">
+  <w:abstractNum w:abstractNumId="18">
     <w:nsid w:val="571D3B3E"/>
     <w:multiLevelType w:val="hybridMultilevel"/>
     <w:tmpl w:val="CF98A6CE"/>
@@ -15057,7 +15989,7 @@
       </w:rPr>
     </w:lvl>
   </w:abstractNum>
-  <w:abstractNum w:abstractNumId="18">
+  <w:abstractNum w:abstractNumId="19">
     <w:nsid w:val="5DA53D78"/>
     <w:multiLevelType w:val="hybridMultilevel"/>
     <w:tmpl w:val="25D4A350"/>
@@ -15146,7 +16078,7 @@
       </w:pPr>
     </w:lvl>
   </w:abstractNum>
-  <w:abstractNum w:abstractNumId="19">
+  <w:abstractNum w:abstractNumId="20">
     <w:nsid w:val="5F4B1933"/>
     <w:multiLevelType w:val="hybridMultilevel"/>
     <w:tmpl w:val="B9F8D93A"/>
@@ -15259,7 +16191,7 @@
       </w:rPr>
     </w:lvl>
   </w:abstractNum>
-  <w:abstractNum w:abstractNumId="20">
+  <w:abstractNum w:abstractNumId="21">
     <w:nsid w:val="5F5160CF"/>
     <w:multiLevelType w:val="hybridMultilevel"/>
     <w:tmpl w:val="CFEE6708"/>
@@ -15372,7 +16304,7 @@
       </w:rPr>
     </w:lvl>
   </w:abstractNum>
-  <w:abstractNum w:abstractNumId="21">
+  <w:abstractNum w:abstractNumId="22">
     <w:nsid w:val="611C3CE1"/>
     <w:multiLevelType w:val="hybridMultilevel"/>
     <w:tmpl w:val="861A04FE"/>
@@ -15461,7 +16393,7 @@
       </w:pPr>
     </w:lvl>
   </w:abstractNum>
-  <w:abstractNum w:abstractNumId="22">
+  <w:abstractNum w:abstractNumId="23">
     <w:nsid w:val="61ED0FA8"/>
     <w:multiLevelType w:val="hybridMultilevel"/>
     <w:tmpl w:val="70CCDFC4"/>
@@ -15550,7 +16482,7 @@
       </w:pPr>
     </w:lvl>
   </w:abstractNum>
-  <w:abstractNum w:abstractNumId="23">
+  <w:abstractNum w:abstractNumId="24">
     <w:nsid w:val="64CF3846"/>
     <w:multiLevelType w:val="hybridMultilevel"/>
     <w:tmpl w:val="13ACF5F6"/>
@@ -15663,7 +16595,7 @@
       </w:rPr>
     </w:lvl>
   </w:abstractNum>
-  <w:abstractNum w:abstractNumId="24">
+  <w:abstractNum w:abstractNumId="25">
     <w:nsid w:val="679919C6"/>
     <w:multiLevelType w:val="hybridMultilevel"/>
     <w:tmpl w:val="D8C8FD88"/>
@@ -15776,7 +16708,120 @@
       </w:rPr>
     </w:lvl>
   </w:abstractNum>
-  <w:abstractNum w:abstractNumId="25">
+  <w:abstractNum w:abstractNumId="26">
+    <w:nsid w:val="6AEF2B37"/>
+    <w:multiLevelType w:val="hybridMultilevel"/>
+    <w:tmpl w:val="3D182D9A"/>
+    <w:lvl w:ilvl="0" w:tplc="40090001">
+      <w:start w:val="1"/>
+      <w:numFmt w:val="bullet"/>
+      <w:lvlText w:val=""/>
+      <w:lvlJc w:val="left"/>
+      <w:pPr>
+        <w:ind w:left="720" w:hanging="360"/>
+      </w:pPr>
+      <w:rPr>
+        <w:rFonts w:ascii="Symbol" w:hAnsi="Symbol" w:hint="default"/>
+      </w:rPr>
+    </w:lvl>
+    <w:lvl w:ilvl="1" w:tplc="40090003" w:tentative="1">
+      <w:start w:val="1"/>
+      <w:numFmt w:val="bullet"/>
+      <w:lvlText w:val="o"/>
+      <w:lvlJc w:val="left"/>
+      <w:pPr>
+        <w:ind w:left="1440" w:hanging="360"/>
+      </w:pPr>
+      <w:rPr>
+        <w:rFonts w:ascii="Courier New" w:hAnsi="Courier New" w:cs="Courier New" w:hint="default"/>
+      </w:rPr>
+    </w:lvl>
+    <w:lvl w:ilvl="2" w:tplc="40090005" w:tentative="1">
+      <w:start w:val="1"/>
+      <w:numFmt w:val="bullet"/>
+      <w:lvlText w:val=""/>
+      <w:lvlJc w:val="left"/>
+      <w:pPr>
+        <w:ind w:left="2160" w:hanging="360"/>
+      </w:pPr>
+      <w:rPr>
+        <w:rFonts w:ascii="Wingdings" w:hAnsi="Wingdings" w:hint="default"/>
+      </w:rPr>
+    </w:lvl>
+    <w:lvl w:ilvl="3" w:tplc="40090001" w:tentative="1">
+      <w:start w:val="1"/>
+      <w:numFmt w:val="bullet"/>
+      <w:lvlText w:val=""/>
+      <w:lvlJc w:val="left"/>
+      <w:pPr>
+        <w:ind w:left="2880" w:hanging="360"/>
+      </w:pPr>
+      <w:rPr>
+        <w:rFonts w:ascii="Symbol" w:hAnsi="Symbol" w:hint="default"/>
+      </w:rPr>
+    </w:lvl>
+    <w:lvl w:ilvl="4" w:tplc="40090003" w:tentative="1">
+      <w:start w:val="1"/>
+      <w:numFmt w:val="bullet"/>
+      <w:lvlText w:val="o"/>
+      <w:lvlJc w:val="left"/>
+      <w:pPr>
+        <w:ind w:left="3600" w:hanging="360"/>
+      </w:pPr>
+      <w:rPr>
+        <w:rFonts w:ascii="Courier New" w:hAnsi="Courier New" w:cs="Courier New" w:hint="default"/>
+      </w:rPr>
+    </w:lvl>
+    <w:lvl w:ilvl="5" w:tplc="40090005" w:tentative="1">
+      <w:start w:val="1"/>
+      <w:numFmt w:val="bullet"/>
+      <w:lvlText w:val=""/>
+      <w:lvlJc w:val="left"/>
+      <w:pPr>
+        <w:ind w:left="4320" w:hanging="360"/>
+      </w:pPr>
+      <w:rPr>
+        <w:rFonts w:ascii="Wingdings" w:hAnsi="Wingdings" w:hint="default"/>
+      </w:rPr>
+    </w:lvl>
+    <w:lvl w:ilvl="6" w:tplc="40090001" w:tentative="1">
+      <w:start w:val="1"/>
+      <w:numFmt w:val="bullet"/>
+      <w:lvlText w:val=""/>
+      <w:lvlJc w:val="left"/>
+      <w:pPr>
+        <w:ind w:left="5040" w:hanging="360"/>
+      </w:pPr>
+      <w:rPr>
+        <w:rFonts w:ascii="Symbol" w:hAnsi="Symbol" w:hint="default"/>
+      </w:rPr>
+    </w:lvl>
+    <w:lvl w:ilvl="7" w:tplc="40090003" w:tentative="1">
+      <w:start w:val="1"/>
+      <w:numFmt w:val="bullet"/>
+      <w:lvlText w:val="o"/>
+      <w:lvlJc w:val="left"/>
+      <w:pPr>
+        <w:ind w:left="5760" w:hanging="360"/>
+      </w:pPr>
+      <w:rPr>
+        <w:rFonts w:ascii="Courier New" w:hAnsi="Courier New" w:cs="Courier New" w:hint="default"/>
+      </w:rPr>
+    </w:lvl>
+    <w:lvl w:ilvl="8" w:tplc="40090005" w:tentative="1">
+      <w:start w:val="1"/>
+      <w:numFmt w:val="bullet"/>
+      <w:lvlText w:val=""/>
+      <w:lvlJc w:val="left"/>
+      <w:pPr>
+        <w:ind w:left="6480" w:hanging="360"/>
+      </w:pPr>
+      <w:rPr>
+        <w:rFonts w:ascii="Wingdings" w:hAnsi="Wingdings" w:hint="default"/>
+      </w:rPr>
+    </w:lvl>
+  </w:abstractNum>
+  <w:abstractNum w:abstractNumId="27">
     <w:nsid w:val="6D8557E4"/>
     <w:multiLevelType w:val="hybridMultilevel"/>
     <w:tmpl w:val="0A1AF8D0"/>
@@ -15889,7 +16934,7 @@
       </w:rPr>
     </w:lvl>
   </w:abstractNum>
-  <w:abstractNum w:abstractNumId="26">
+  <w:abstractNum w:abstractNumId="28">
     <w:nsid w:val="6E087545"/>
     <w:multiLevelType w:val="hybridMultilevel"/>
     <w:tmpl w:val="68B8BE2E"/>
@@ -15978,7 +17023,7 @@
       </w:pPr>
     </w:lvl>
   </w:abstractNum>
-  <w:abstractNum w:abstractNumId="27">
+  <w:abstractNum w:abstractNumId="29">
     <w:nsid w:val="712436B2"/>
     <w:multiLevelType w:val="hybridMultilevel"/>
     <w:tmpl w:val="7DB88F34"/>
@@ -16091,7 +17136,7 @@
       </w:rPr>
     </w:lvl>
   </w:abstractNum>
-  <w:abstractNum w:abstractNumId="28">
+  <w:abstractNum w:abstractNumId="30">
     <w:nsid w:val="716327C1"/>
     <w:multiLevelType w:val="hybridMultilevel"/>
     <w:tmpl w:val="BF34ABA8"/>
@@ -16204,7 +17249,7 @@
       </w:rPr>
     </w:lvl>
   </w:abstractNum>
-  <w:abstractNum w:abstractNumId="29">
+  <w:abstractNum w:abstractNumId="31">
     <w:nsid w:val="73BF2B49"/>
     <w:multiLevelType w:val="hybridMultilevel"/>
     <w:tmpl w:val="8E56E800"/>
@@ -16317,7 +17362,7 @@
       </w:rPr>
     </w:lvl>
   </w:abstractNum>
-  <w:abstractNum w:abstractNumId="30">
+  <w:abstractNum w:abstractNumId="32">
     <w:nsid w:val="75371497"/>
     <w:multiLevelType w:val="hybridMultilevel"/>
     <w:tmpl w:val="1D686274"/>
@@ -16430,7 +17475,7 @@
       </w:rPr>
     </w:lvl>
   </w:abstractNum>
-  <w:abstractNum w:abstractNumId="31">
+  <w:abstractNum w:abstractNumId="33">
     <w:nsid w:val="7A65502B"/>
     <w:multiLevelType w:val="hybridMultilevel"/>
     <w:tmpl w:val="763EAD76"/>
@@ -16543,7 +17588,7 @@
       </w:rPr>
     </w:lvl>
   </w:abstractNum>
-  <w:abstractNum w:abstractNumId="32">
+  <w:abstractNum w:abstractNumId="34">
     <w:nsid w:val="7CC327AE"/>
     <w:multiLevelType w:val="hybridMultilevel"/>
     <w:tmpl w:val="FD60D564"/>
@@ -16656,7 +17701,7 @@
       </w:rPr>
     </w:lvl>
   </w:abstractNum>
-  <w:abstractNum w:abstractNumId="33">
+  <w:abstractNum w:abstractNumId="35">
     <w:nsid w:val="7D476BBC"/>
     <w:multiLevelType w:val="hybridMultilevel"/>
     <w:tmpl w:val="B360ED0C"/>
@@ -16769,7 +17814,7 @@
       </w:rPr>
     </w:lvl>
   </w:abstractNum>
-  <w:abstractNum w:abstractNumId="34">
+  <w:abstractNum w:abstractNumId="36">
     <w:nsid w:val="7FF367B4"/>
     <w:multiLevelType w:val="hybridMultilevel"/>
     <w:tmpl w:val="3DDC9BF0"/>
@@ -16886,91 +17931,91 @@
     <w:abstractNumId w:val="1"/>
   </w:num>
   <w:num w:numId="2">
-    <w:abstractNumId w:val="17"/>
+    <w:abstractNumId w:val="18"/>
   </w:num>
   <w:num w:numId="3">
-    <w:abstractNumId w:val="23"/>
+    <w:abstractNumId w:val="24"/>
   </w:num>
   <w:num w:numId="4">
-    <w:abstractNumId w:val="29"/>
+    <w:abstractNumId w:val="31"/>
   </w:num>
   <w:num w:numId="5">
     <w:abstractNumId w:val="10"/>
   </w:num>
   <w:num w:numId="6">
-    <w:abstractNumId w:val="27"/>
+    <w:abstractNumId w:val="29"/>
   </w:num>
   <w:num w:numId="7">
-    <w:abstractNumId w:val="34"/>
+    <w:abstractNumId w:val="36"/>
   </w:num>
   <w:num w:numId="8">
-    <w:abstractNumId w:val="12"/>
+    <w:abstractNumId w:val="13"/>
   </w:num>
   <w:num w:numId="9">
-    <w:abstractNumId w:val="19"/>
+    <w:abstractNumId w:val="20"/>
   </w:num>
   <w:num w:numId="10">
     <w:abstractNumId w:val="8"/>
   </w:num>
   <w:num w:numId="11">
-    <w:abstractNumId w:val="15"/>
+    <w:abstractNumId w:val="16"/>
   </w:num>
   <w:num w:numId="12">
     <w:abstractNumId w:val="5"/>
   </w:num>
   <w:num w:numId="13">
-    <w:abstractNumId w:val="13"/>
+    <w:abstractNumId w:val="14"/>
   </w:num>
   <w:num w:numId="14">
-    <w:abstractNumId w:val="26"/>
+    <w:abstractNumId w:val="28"/>
   </w:num>
   <w:num w:numId="15">
     <w:abstractNumId w:val="2"/>
   </w:num>
   <w:num w:numId="16">
-    <w:abstractNumId w:val="14"/>
+    <w:abstractNumId w:val="15"/>
   </w:num>
   <w:num w:numId="17">
-    <w:abstractNumId w:val="31"/>
+    <w:abstractNumId w:val="33"/>
   </w:num>
   <w:num w:numId="18">
-    <w:abstractNumId w:val="24"/>
+    <w:abstractNumId w:val="25"/>
   </w:num>
   <w:num w:numId="19">
-    <w:abstractNumId w:val="22"/>
+    <w:abstractNumId w:val="23"/>
   </w:num>
   <w:num w:numId="20">
     <w:abstractNumId w:val="7"/>
   </w:num>
   <w:num w:numId="21">
-    <w:abstractNumId w:val="25"/>
+    <w:abstractNumId w:val="27"/>
   </w:num>
   <w:num w:numId="22">
-    <w:abstractNumId w:val="32"/>
+    <w:abstractNumId w:val="34"/>
   </w:num>
   <w:num w:numId="23">
-    <w:abstractNumId w:val="18"/>
+    <w:abstractNumId w:val="19"/>
   </w:num>
   <w:num w:numId="24">
-    <w:abstractNumId w:val="21"/>
+    <w:abstractNumId w:val="22"/>
   </w:num>
   <w:num w:numId="25">
     <w:abstractNumId w:val="6"/>
   </w:num>
   <w:num w:numId="26">
-    <w:abstractNumId w:val="33"/>
+    <w:abstractNumId w:val="35"/>
   </w:num>
   <w:num w:numId="27">
-    <w:abstractNumId w:val="16"/>
+    <w:abstractNumId w:val="17"/>
   </w:num>
   <w:num w:numId="28">
     <w:abstractNumId w:val="4"/>
   </w:num>
   <w:num w:numId="29">
-    <w:abstractNumId w:val="20"/>
+    <w:abstractNumId w:val="21"/>
   </w:num>
   <w:num w:numId="30">
-    <w:abstractNumId w:val="30"/>
+    <w:abstractNumId w:val="32"/>
   </w:num>
   <w:num w:numId="31">
     <w:abstractNumId w:val="3"/>
@@ -16979,12 +18024,18 @@
     <w:abstractNumId w:val="9"/>
   </w:num>
   <w:num w:numId="33">
-    <w:abstractNumId w:val="28"/>
+    <w:abstractNumId w:val="30"/>
   </w:num>
   <w:num w:numId="34">
     <w:abstractNumId w:val="0"/>
   </w:num>
   <w:num w:numId="35">
+    <w:abstractNumId w:val="12"/>
+  </w:num>
+  <w:num w:numId="36">
+    <w:abstractNumId w:val="26"/>
+  </w:num>
+  <w:num w:numId="37">
     <w:abstractNumId w:val="11"/>
   </w:num>
 </w:numbering>
@@ -18566,31 +19617,31 @@
     </dgm:pt>
   </dgm:ptLst>
   <dgm:cxnLst>
-    <dgm:cxn modelId="{389696C3-8CBD-4016-BDE6-25F9772CDFE8}" type="presOf" srcId="{9C4D6193-4800-45DB-9EB9-DA2277B5D91B}" destId="{B8DA0D4A-E19E-4233-86B3-A96400569C53}" srcOrd="1" destOrd="0" presId="urn:microsoft.com/office/officeart/2005/8/layout/process1"/>
-    <dgm:cxn modelId="{9FBBF753-6D0B-4047-BC69-4EFA550D0192}" type="presOf" srcId="{9C4D6193-4800-45DB-9EB9-DA2277B5D91B}" destId="{374ED80F-5E6F-4A85-B95B-4BA99538042E}" srcOrd="0" destOrd="0" presId="urn:microsoft.com/office/officeart/2005/8/layout/process1"/>
-    <dgm:cxn modelId="{75335A9B-CDC5-43C1-A15A-5020030D042B}" type="presOf" srcId="{9EE1A18E-AD2D-415E-8996-B35207C41ED0}" destId="{B9FC173B-3430-402C-9BFA-D498C62BCC2D}" srcOrd="0" destOrd="0" presId="urn:microsoft.com/office/officeart/2005/8/layout/process1"/>
-    <dgm:cxn modelId="{47284EC3-6841-4F75-8C06-5983BF33BC4E}" type="presOf" srcId="{5AAB36AD-884F-4169-9EAA-81A3D87ABCFA}" destId="{AB8F05C3-3669-4AF7-9C79-08939721A716}" srcOrd="0" destOrd="0" presId="urn:microsoft.com/office/officeart/2005/8/layout/process1"/>
-    <dgm:cxn modelId="{DDA0EBF2-2CEA-4B58-B4EC-A52BE1DB3D64}" type="presOf" srcId="{214208B8-431D-481C-9A4C-228B7308ADA8}" destId="{C789FCC9-4717-4FFC-BA71-F98E7B1B3115}" srcOrd="0" destOrd="0" presId="urn:microsoft.com/office/officeart/2005/8/layout/process1"/>
+    <dgm:cxn modelId="{B151CA70-0406-48D6-8013-3F7D288766AD}" srcId="{9EE1A18E-AD2D-415E-8996-B35207C41ED0}" destId="{5AAB36AD-884F-4169-9EAA-81A3D87ABCFA}" srcOrd="0" destOrd="0" parTransId="{4796A0B2-FD04-4D0D-B4E3-6A8EB9A6D74D}" sibTransId="{9C4D6193-4800-45DB-9EB9-DA2277B5D91B}"/>
+    <dgm:cxn modelId="{9942EED7-A780-412A-BC1D-0BFE41F6B6C6}" type="presOf" srcId="{7201A391-9828-4B1D-A3C1-894234D041DB}" destId="{FDD593C1-9D9B-40ED-8C6D-5142CB0F0E3E}" srcOrd="1" destOrd="0" presId="urn:microsoft.com/office/officeart/2005/8/layout/process1"/>
+    <dgm:cxn modelId="{D4D3BF10-F46E-4626-9C79-493D4EC207C4}" type="presOf" srcId="{BF4790F6-D1AA-430E-85BA-C07F91D009F2}" destId="{485EB252-98AF-4CC0-A401-D9A154AAFC53}" srcOrd="0" destOrd="0" presId="urn:microsoft.com/office/officeart/2005/8/layout/process1"/>
+    <dgm:cxn modelId="{739C5785-E52F-47CE-9F40-D6F190D960B1}" type="presOf" srcId="{214208B8-431D-481C-9A4C-228B7308ADA8}" destId="{5D4876CA-733D-4DFD-8E79-4A3DBC7C7C6B}" srcOrd="1" destOrd="0" presId="urn:microsoft.com/office/officeart/2005/8/layout/process1"/>
+    <dgm:cxn modelId="{39F27088-F2FF-4B1E-85B8-75E4A5853051}" srcId="{9EE1A18E-AD2D-415E-8996-B35207C41ED0}" destId="{EF5675B6-38BA-4455-BA87-E62399D49989}" srcOrd="2" destOrd="0" parTransId="{B9F702AD-11CA-445A-BE84-AFE50ED28D23}" sibTransId="{7201A391-9828-4B1D-A3C1-894234D041DB}"/>
+    <dgm:cxn modelId="{6813F01F-BCA6-433A-A5FC-F474C1556494}" type="presOf" srcId="{BF8C77AF-CFF1-4B53-B009-D4E001D240D6}" destId="{D0DFB2B8-5022-4762-AA62-9B0CF1B32B60}" srcOrd="0" destOrd="0" presId="urn:microsoft.com/office/officeart/2005/8/layout/process1"/>
+    <dgm:cxn modelId="{30992B70-82A4-424E-91AF-1147538872AC}" type="presOf" srcId="{EF5675B6-38BA-4455-BA87-E62399D49989}" destId="{DEB61738-BCA0-4546-95CF-970A62665FC2}" srcOrd="0" destOrd="0" presId="urn:microsoft.com/office/officeart/2005/8/layout/process1"/>
+    <dgm:cxn modelId="{37D46F2E-E72F-4F26-92BB-FF51AEA1A68C}" type="presOf" srcId="{5AAB36AD-884F-4169-9EAA-81A3D87ABCFA}" destId="{AB8F05C3-3669-4AF7-9C79-08939721A716}" srcOrd="0" destOrd="0" presId="urn:microsoft.com/office/officeart/2005/8/layout/process1"/>
+    <dgm:cxn modelId="{4D1B4854-AE2E-470B-9115-BD099FD5799A}" srcId="{9EE1A18E-AD2D-415E-8996-B35207C41ED0}" destId="{BF4790F6-D1AA-430E-85BA-C07F91D009F2}" srcOrd="1" destOrd="0" parTransId="{974B1A63-8714-4E97-A93F-006B83F9DBF3}" sibTransId="{214208B8-431D-481C-9A4C-228B7308ADA8}"/>
+    <dgm:cxn modelId="{DF97119E-404F-41A3-A40C-CC27DBCB1F74}" type="presOf" srcId="{7201A391-9828-4B1D-A3C1-894234D041DB}" destId="{05A02C9E-6432-4B6A-91B3-E0BA65A6B1AE}" srcOrd="0" destOrd="0" presId="urn:microsoft.com/office/officeart/2005/8/layout/process1"/>
+    <dgm:cxn modelId="{108A60D7-1348-4687-9E6A-43491383B280}" type="presOf" srcId="{9C4D6193-4800-45DB-9EB9-DA2277B5D91B}" destId="{374ED80F-5E6F-4A85-B95B-4BA99538042E}" srcOrd="0" destOrd="0" presId="urn:microsoft.com/office/officeart/2005/8/layout/process1"/>
+    <dgm:cxn modelId="{FCA0B1E5-3ADD-4A5F-B99C-0457CBEBF3BA}" type="presOf" srcId="{9C4D6193-4800-45DB-9EB9-DA2277B5D91B}" destId="{B8DA0D4A-E19E-4233-86B3-A96400569C53}" srcOrd="1" destOrd="0" presId="urn:microsoft.com/office/officeart/2005/8/layout/process1"/>
+    <dgm:cxn modelId="{499C68D6-0875-44E0-920B-94B4F6F0A39E}" type="presOf" srcId="{214208B8-431D-481C-9A4C-228B7308ADA8}" destId="{C789FCC9-4717-4FFC-BA71-F98E7B1B3115}" srcOrd="0" destOrd="0" presId="urn:microsoft.com/office/officeart/2005/8/layout/process1"/>
+    <dgm:cxn modelId="{6F09B79E-A383-429E-A208-864F88F34AA1}" type="presOf" srcId="{9EE1A18E-AD2D-415E-8996-B35207C41ED0}" destId="{B9FC173B-3430-402C-9BFA-D498C62BCC2D}" srcOrd="0" destOrd="0" presId="urn:microsoft.com/office/officeart/2005/8/layout/process1"/>
     <dgm:cxn modelId="{80AB986A-FDF3-41B1-9092-584CE3EB969B}" srcId="{9EE1A18E-AD2D-415E-8996-B35207C41ED0}" destId="{BF8C77AF-CFF1-4B53-B009-D4E001D240D6}" srcOrd="3" destOrd="0" parTransId="{FBE35E27-7BCE-41B3-88D2-29BD34AAC180}" sibTransId="{DC8EEA03-196C-4689-B6BD-D5BC213D37CC}"/>
-    <dgm:cxn modelId="{DC86EE85-42BA-48A8-892A-36A69BD36106}" type="presOf" srcId="{EF5675B6-38BA-4455-BA87-E62399D49989}" destId="{DEB61738-BCA0-4546-95CF-970A62665FC2}" srcOrd="0" destOrd="0" presId="urn:microsoft.com/office/officeart/2005/8/layout/process1"/>
-    <dgm:cxn modelId="{1E9039E9-A0A2-4B5D-8A19-8AC9E3C6E8D6}" type="presOf" srcId="{BF8C77AF-CFF1-4B53-B009-D4E001D240D6}" destId="{D0DFB2B8-5022-4762-AA62-9B0CF1B32B60}" srcOrd="0" destOrd="0" presId="urn:microsoft.com/office/officeart/2005/8/layout/process1"/>
-    <dgm:cxn modelId="{C65B718C-EBE4-455C-B517-3A6B4986E0E4}" type="presOf" srcId="{BF4790F6-D1AA-430E-85BA-C07F91D009F2}" destId="{485EB252-98AF-4CC0-A401-D9A154AAFC53}" srcOrd="0" destOrd="0" presId="urn:microsoft.com/office/officeart/2005/8/layout/process1"/>
-    <dgm:cxn modelId="{F4480CFD-C18D-4246-84C7-178269A248F3}" type="presOf" srcId="{7201A391-9828-4B1D-A3C1-894234D041DB}" destId="{FDD593C1-9D9B-40ED-8C6D-5142CB0F0E3E}" srcOrd="1" destOrd="0" presId="urn:microsoft.com/office/officeart/2005/8/layout/process1"/>
-    <dgm:cxn modelId="{D375E270-C0CB-4076-B0C1-54E8B8AF0FCB}" type="presOf" srcId="{214208B8-431D-481C-9A4C-228B7308ADA8}" destId="{5D4876CA-733D-4DFD-8E79-4A3DBC7C7C6B}" srcOrd="1" destOrd="0" presId="urn:microsoft.com/office/officeart/2005/8/layout/process1"/>
-    <dgm:cxn modelId="{89F1D040-6760-49D3-85A2-1BAFEDD561D1}" type="presOf" srcId="{7201A391-9828-4B1D-A3C1-894234D041DB}" destId="{05A02C9E-6432-4B6A-91B3-E0BA65A6B1AE}" srcOrd="0" destOrd="0" presId="urn:microsoft.com/office/officeart/2005/8/layout/process1"/>
-    <dgm:cxn modelId="{4D1B4854-AE2E-470B-9115-BD099FD5799A}" srcId="{9EE1A18E-AD2D-415E-8996-B35207C41ED0}" destId="{BF4790F6-D1AA-430E-85BA-C07F91D009F2}" srcOrd="1" destOrd="0" parTransId="{974B1A63-8714-4E97-A93F-006B83F9DBF3}" sibTransId="{214208B8-431D-481C-9A4C-228B7308ADA8}"/>
-    <dgm:cxn modelId="{B151CA70-0406-48D6-8013-3F7D288766AD}" srcId="{9EE1A18E-AD2D-415E-8996-B35207C41ED0}" destId="{5AAB36AD-884F-4169-9EAA-81A3D87ABCFA}" srcOrd="0" destOrd="0" parTransId="{4796A0B2-FD04-4D0D-B4E3-6A8EB9A6D74D}" sibTransId="{9C4D6193-4800-45DB-9EB9-DA2277B5D91B}"/>
-    <dgm:cxn modelId="{39F27088-F2FF-4B1E-85B8-75E4A5853051}" srcId="{9EE1A18E-AD2D-415E-8996-B35207C41ED0}" destId="{EF5675B6-38BA-4455-BA87-E62399D49989}" srcOrd="2" destOrd="0" parTransId="{B9F702AD-11CA-445A-BE84-AFE50ED28D23}" sibTransId="{7201A391-9828-4B1D-A3C1-894234D041DB}"/>
-    <dgm:cxn modelId="{8457EB51-CCD1-46A9-B3E3-A9FF03AEE3EA}" type="presParOf" srcId="{B9FC173B-3430-402C-9BFA-D498C62BCC2D}" destId="{AB8F05C3-3669-4AF7-9C79-08939721A716}" srcOrd="0" destOrd="0" presId="urn:microsoft.com/office/officeart/2005/8/layout/process1"/>
-    <dgm:cxn modelId="{820D5655-84A1-475F-B2CD-A02CDA0F0918}" type="presParOf" srcId="{B9FC173B-3430-402C-9BFA-D498C62BCC2D}" destId="{374ED80F-5E6F-4A85-B95B-4BA99538042E}" srcOrd="1" destOrd="0" presId="urn:microsoft.com/office/officeart/2005/8/layout/process1"/>
-    <dgm:cxn modelId="{14BEEA8A-EB3F-458D-8CCA-980AD0B91FBC}" type="presParOf" srcId="{374ED80F-5E6F-4A85-B95B-4BA99538042E}" destId="{B8DA0D4A-E19E-4233-86B3-A96400569C53}" srcOrd="0" destOrd="0" presId="urn:microsoft.com/office/officeart/2005/8/layout/process1"/>
-    <dgm:cxn modelId="{E6605EF3-2386-4010-9CF7-9A21B5F69305}" type="presParOf" srcId="{B9FC173B-3430-402C-9BFA-D498C62BCC2D}" destId="{485EB252-98AF-4CC0-A401-D9A154AAFC53}" srcOrd="2" destOrd="0" presId="urn:microsoft.com/office/officeart/2005/8/layout/process1"/>
-    <dgm:cxn modelId="{5BDCFE87-1FAA-4779-90D0-F544DF60EFA0}" type="presParOf" srcId="{B9FC173B-3430-402C-9BFA-D498C62BCC2D}" destId="{C789FCC9-4717-4FFC-BA71-F98E7B1B3115}" srcOrd="3" destOrd="0" presId="urn:microsoft.com/office/officeart/2005/8/layout/process1"/>
-    <dgm:cxn modelId="{733F6EF4-90A2-4107-9D79-DEFE8F632E6C}" type="presParOf" srcId="{C789FCC9-4717-4FFC-BA71-F98E7B1B3115}" destId="{5D4876CA-733D-4DFD-8E79-4A3DBC7C7C6B}" srcOrd="0" destOrd="0" presId="urn:microsoft.com/office/officeart/2005/8/layout/process1"/>
-    <dgm:cxn modelId="{6B8F53C5-3CD4-4796-B21F-1953EE697EDD}" type="presParOf" srcId="{B9FC173B-3430-402C-9BFA-D498C62BCC2D}" destId="{DEB61738-BCA0-4546-95CF-970A62665FC2}" srcOrd="4" destOrd="0" presId="urn:microsoft.com/office/officeart/2005/8/layout/process1"/>
-    <dgm:cxn modelId="{E6218BBA-55C2-47EF-B628-6DDF1A03DF51}" type="presParOf" srcId="{B9FC173B-3430-402C-9BFA-D498C62BCC2D}" destId="{05A02C9E-6432-4B6A-91B3-E0BA65A6B1AE}" srcOrd="5" destOrd="0" presId="urn:microsoft.com/office/officeart/2005/8/layout/process1"/>
-    <dgm:cxn modelId="{D606DD92-7184-4B58-95E9-ADCB6B3E89A2}" type="presParOf" srcId="{05A02C9E-6432-4B6A-91B3-E0BA65A6B1AE}" destId="{FDD593C1-9D9B-40ED-8C6D-5142CB0F0E3E}" srcOrd="0" destOrd="0" presId="urn:microsoft.com/office/officeart/2005/8/layout/process1"/>
-    <dgm:cxn modelId="{D9891C74-7D40-483F-92A6-5CF1EBFA4CE7}" type="presParOf" srcId="{B9FC173B-3430-402C-9BFA-D498C62BCC2D}" destId="{D0DFB2B8-5022-4762-AA62-9B0CF1B32B60}" srcOrd="6" destOrd="0" presId="urn:microsoft.com/office/officeart/2005/8/layout/process1"/>
+    <dgm:cxn modelId="{ED04CED6-031A-4F46-AEFC-C0C0B8484D36}" type="presParOf" srcId="{B9FC173B-3430-402C-9BFA-D498C62BCC2D}" destId="{AB8F05C3-3669-4AF7-9C79-08939721A716}" srcOrd="0" destOrd="0" presId="urn:microsoft.com/office/officeart/2005/8/layout/process1"/>
+    <dgm:cxn modelId="{29349D01-217C-4E16-9385-19A7C567B2EB}" type="presParOf" srcId="{B9FC173B-3430-402C-9BFA-D498C62BCC2D}" destId="{374ED80F-5E6F-4A85-B95B-4BA99538042E}" srcOrd="1" destOrd="0" presId="urn:microsoft.com/office/officeart/2005/8/layout/process1"/>
+    <dgm:cxn modelId="{B56128BF-A182-49B3-AE20-AB49FBC4C638}" type="presParOf" srcId="{374ED80F-5E6F-4A85-B95B-4BA99538042E}" destId="{B8DA0D4A-E19E-4233-86B3-A96400569C53}" srcOrd="0" destOrd="0" presId="urn:microsoft.com/office/officeart/2005/8/layout/process1"/>
+    <dgm:cxn modelId="{3B6E8375-ED88-483D-A681-C9BCF81E0C17}" type="presParOf" srcId="{B9FC173B-3430-402C-9BFA-D498C62BCC2D}" destId="{485EB252-98AF-4CC0-A401-D9A154AAFC53}" srcOrd="2" destOrd="0" presId="urn:microsoft.com/office/officeart/2005/8/layout/process1"/>
+    <dgm:cxn modelId="{16EDAAB7-3AF9-4026-8BE6-C8968C7EFFFF}" type="presParOf" srcId="{B9FC173B-3430-402C-9BFA-D498C62BCC2D}" destId="{C789FCC9-4717-4FFC-BA71-F98E7B1B3115}" srcOrd="3" destOrd="0" presId="urn:microsoft.com/office/officeart/2005/8/layout/process1"/>
+    <dgm:cxn modelId="{E618C444-4C2E-4648-9702-524007355544}" type="presParOf" srcId="{C789FCC9-4717-4FFC-BA71-F98E7B1B3115}" destId="{5D4876CA-733D-4DFD-8E79-4A3DBC7C7C6B}" srcOrd="0" destOrd="0" presId="urn:microsoft.com/office/officeart/2005/8/layout/process1"/>
+    <dgm:cxn modelId="{2C090EFA-94C9-436D-BB01-822739C0240A}" type="presParOf" srcId="{B9FC173B-3430-402C-9BFA-D498C62BCC2D}" destId="{DEB61738-BCA0-4546-95CF-970A62665FC2}" srcOrd="4" destOrd="0" presId="urn:microsoft.com/office/officeart/2005/8/layout/process1"/>
+    <dgm:cxn modelId="{16F4F8E9-6495-4A1C-A177-91AAAFF513E1}" type="presParOf" srcId="{B9FC173B-3430-402C-9BFA-D498C62BCC2D}" destId="{05A02C9E-6432-4B6A-91B3-E0BA65A6B1AE}" srcOrd="5" destOrd="0" presId="urn:microsoft.com/office/officeart/2005/8/layout/process1"/>
+    <dgm:cxn modelId="{38178CEF-2261-4900-8EDB-742AE1D6D57F}" type="presParOf" srcId="{05A02C9E-6432-4B6A-91B3-E0BA65A6B1AE}" destId="{FDD593C1-9D9B-40ED-8C6D-5142CB0F0E3E}" srcOrd="0" destOrd="0" presId="urn:microsoft.com/office/officeart/2005/8/layout/process1"/>
+    <dgm:cxn modelId="{7A1EFE48-1D4E-499D-8F7C-82E566029085}" type="presParOf" srcId="{B9FC173B-3430-402C-9BFA-D498C62BCC2D}" destId="{D0DFB2B8-5022-4762-AA62-9B0CF1B32B60}" srcOrd="6" destOrd="0" presId="urn:microsoft.com/office/officeart/2005/8/layout/process1"/>
   </dgm:cxnLst>
   <dgm:bg/>
   <dgm:whole/>

--- a/Notes_SA2510014.docx
+++ b/Notes_SA2510014.docx
@@ -818,23 +818,13 @@
           <w:lang w:val="en-US"/>
         </w:rPr>
       </w:pPr>
-      <w:proofErr w:type="spellStart"/>
-      <w:r>
-        <w:rPr>
-          <w:sz w:val="24"/>
-          <w:szCs w:val="22"/>
-          <w:lang w:val="en-US"/>
-        </w:rPr>
-        <w:t>Thread.sleep</w:t>
-      </w:r>
-      <w:proofErr w:type="spellEnd"/>
-      <w:r>
-        <w:rPr>
-          <w:sz w:val="24"/>
-          <w:szCs w:val="22"/>
-          <w:lang w:val="en-US"/>
-        </w:rPr>
-        <w:t>()</w:t>
+      <w:r>
+        <w:rPr>
+          <w:sz w:val="24"/>
+          <w:szCs w:val="22"/>
+          <w:lang w:val="en-US"/>
+        </w:rPr>
+        <w:t>Thread.sleep()</w:t>
       </w:r>
     </w:p>
     <w:p>
@@ -1165,18 +1155,8 @@
           <w:szCs w:val="22"/>
           <w:lang w:val="en-US"/>
         </w:rPr>
-        <w:t>Handling #shadow-</w:t>
-      </w:r>
-      <w:proofErr w:type="spellStart"/>
-      <w:r>
-        <w:rPr>
-          <w:sz w:val="24"/>
-          <w:szCs w:val="22"/>
-          <w:lang w:val="en-US"/>
-        </w:rPr>
-        <w:t>dom</w:t>
-      </w:r>
-      <w:proofErr w:type="spellEnd"/>
+        <w:t>Handling #shadow-dom</w:t>
+      </w:r>
     </w:p>
     <w:p>
       <w:pPr>
@@ -5621,41 +5601,13 @@
           <w:lang w:val="en-US"/>
         </w:rPr>
       </w:pPr>
-      <w:proofErr w:type="spellStart"/>
-      <w:r>
-        <w:rPr>
-          <w:sz w:val="24"/>
-          <w:szCs w:val="22"/>
-          <w:lang w:val="en-US"/>
-        </w:rPr>
-        <w:t>YourName_SeleniumDemos</w:t>
-      </w:r>
-      <w:proofErr w:type="spellEnd"/>
-      <w:r>
-        <w:rPr>
-          <w:sz w:val="24"/>
-          <w:szCs w:val="22"/>
-          <w:lang w:val="en-US"/>
-        </w:rPr>
-        <w:t xml:space="preserve"> (</w:t>
-      </w:r>
-      <w:proofErr w:type="spellStart"/>
-      <w:r>
-        <w:rPr>
-          <w:sz w:val="24"/>
-          <w:szCs w:val="22"/>
-          <w:lang w:val="en-US"/>
-        </w:rPr>
-        <w:t>Sanjeevani_SeleniumDemos</w:t>
-      </w:r>
-      <w:proofErr w:type="spellEnd"/>
-      <w:r>
-        <w:rPr>
-          <w:sz w:val="24"/>
-          <w:szCs w:val="22"/>
-          <w:lang w:val="en-US"/>
-        </w:rPr>
-        <w:t>)</w:t>
+      <w:r>
+        <w:rPr>
+          <w:sz w:val="24"/>
+          <w:szCs w:val="22"/>
+          <w:lang w:val="en-US"/>
+        </w:rPr>
+        <w:t>YourName_SeleniumDemos (Sanjeevani_SeleniumDemos)</w:t>
       </w:r>
     </w:p>
     <w:p>
@@ -6198,25 +6150,7 @@
           <w:szCs w:val="22"/>
           <w:lang w:val="en-US"/>
         </w:rPr>
-        <w:t>Create a package inside this project (</w:t>
-      </w:r>
-      <w:proofErr w:type="spellStart"/>
-      <w:r>
-        <w:rPr>
-          <w:sz w:val="24"/>
-          <w:szCs w:val="22"/>
-          <w:lang w:val="en-US"/>
-        </w:rPr>
-        <w:t>com.WebDriverDemos</w:t>
-      </w:r>
-      <w:proofErr w:type="spellEnd"/>
-      <w:r>
-        <w:rPr>
-          <w:sz w:val="24"/>
-          <w:szCs w:val="22"/>
-          <w:lang w:val="en-US"/>
-        </w:rPr>
-        <w:t>)</w:t>
+        <w:t>Create a package inside this project (com.WebDriverDemos)</w:t>
       </w:r>
     </w:p>
     <w:p>
@@ -6593,23 +6527,13 @@
           <w:lang w:val="en-US"/>
         </w:rPr>
       </w:pPr>
-      <w:proofErr w:type="gramStart"/>
-      <w:r>
-        <w:rPr>
-          <w:sz w:val="24"/>
-          <w:szCs w:val="22"/>
-          <w:lang w:val="en-US"/>
-        </w:rPr>
-        <w:t>get(</w:t>
-      </w:r>
-      <w:proofErr w:type="gramEnd"/>
-      <w:r>
-        <w:rPr>
-          <w:sz w:val="24"/>
-          <w:szCs w:val="22"/>
-          <w:lang w:val="en-US"/>
-        </w:rPr>
-        <w:t xml:space="preserve">) </w:t>
+      <w:r>
+        <w:rPr>
+          <w:sz w:val="24"/>
+          <w:szCs w:val="22"/>
+          <w:lang w:val="en-US"/>
+        </w:rPr>
+        <w:t xml:space="preserve">get() </w:t>
       </w:r>
       <w:r>
         <w:rPr>
@@ -6641,23 +6565,13 @@
           <w:lang w:val="en-US"/>
         </w:rPr>
       </w:pPr>
-      <w:proofErr w:type="spellStart"/>
-      <w:r>
-        <w:rPr>
-          <w:sz w:val="24"/>
-          <w:szCs w:val="22"/>
-          <w:lang w:val="en-US"/>
-        </w:rPr>
-        <w:t>driver.manage</w:t>
-      </w:r>
-      <w:proofErr w:type="spellEnd"/>
-      <w:r>
-        <w:rPr>
-          <w:sz w:val="24"/>
-          <w:szCs w:val="22"/>
-          <w:lang w:val="en-US"/>
-        </w:rPr>
-        <w:t xml:space="preserve">().window().maximize() </w:t>
+      <w:r>
+        <w:rPr>
+          <w:sz w:val="24"/>
+          <w:szCs w:val="22"/>
+          <w:lang w:val="en-US"/>
+        </w:rPr>
+        <w:t xml:space="preserve">driver.manage().window().maximize() </w:t>
       </w:r>
       <w:r>
         <w:rPr>
@@ -6689,23 +6603,13 @@
           <w:lang w:val="en-US"/>
         </w:rPr>
       </w:pPr>
-      <w:proofErr w:type="gramStart"/>
-      <w:r>
-        <w:rPr>
-          <w:sz w:val="24"/>
-          <w:szCs w:val="22"/>
-          <w:lang w:val="en-US"/>
-        </w:rPr>
-        <w:t>close(</w:t>
-      </w:r>
-      <w:proofErr w:type="gramEnd"/>
-      <w:r>
-        <w:rPr>
-          <w:sz w:val="24"/>
-          <w:szCs w:val="22"/>
-          <w:lang w:val="en-US"/>
-        </w:rPr>
-        <w:t xml:space="preserve">) </w:t>
+      <w:r>
+        <w:rPr>
+          <w:sz w:val="24"/>
+          <w:szCs w:val="22"/>
+          <w:lang w:val="en-US"/>
+        </w:rPr>
+        <w:t xml:space="preserve">close() </w:t>
       </w:r>
       <w:r>
         <w:rPr>
@@ -6755,7 +6659,6 @@
           <w:lang w:val="en-US"/>
         </w:rPr>
       </w:pPr>
-      <w:proofErr w:type="gramStart"/>
       <w:r>
         <w:rPr>
           <w:sz w:val="24"/>
@@ -6763,16 +6666,7 @@
           <w:lang w:val="en-US"/>
         </w:rPr>
         <w:lastRenderedPageBreak/>
-        <w:t>quit(</w:t>
-      </w:r>
-      <w:proofErr w:type="gramEnd"/>
-      <w:r>
-        <w:rPr>
-          <w:sz w:val="24"/>
-          <w:szCs w:val="22"/>
-          <w:lang w:val="en-US"/>
-        </w:rPr>
-        <w:t xml:space="preserve">) </w:t>
+        <w:t xml:space="preserve">quit() </w:t>
       </w:r>
       <w:r>
         <w:rPr>
@@ -6804,23 +6698,13 @@
           <w:lang w:val="en-US"/>
         </w:rPr>
       </w:pPr>
-      <w:proofErr w:type="gramStart"/>
-      <w:r>
-        <w:rPr>
-          <w:sz w:val="24"/>
-          <w:szCs w:val="22"/>
-          <w:lang w:val="en-US"/>
-        </w:rPr>
-        <w:t>getTitle(</w:t>
-      </w:r>
-      <w:proofErr w:type="gramEnd"/>
-      <w:r>
-        <w:rPr>
-          <w:sz w:val="24"/>
-          <w:szCs w:val="22"/>
-          <w:lang w:val="en-US"/>
-        </w:rPr>
-        <w:t xml:space="preserve">) </w:t>
+      <w:r>
+        <w:rPr>
+          <w:sz w:val="24"/>
+          <w:szCs w:val="22"/>
+          <w:lang w:val="en-US"/>
+        </w:rPr>
+        <w:t xml:space="preserve">getTitle() </w:t>
       </w:r>
       <w:r>
         <w:rPr>
@@ -6852,23 +6736,13 @@
           <w:lang w:val="en-US"/>
         </w:rPr>
       </w:pPr>
-      <w:proofErr w:type="gramStart"/>
-      <w:r>
-        <w:rPr>
-          <w:sz w:val="24"/>
-          <w:szCs w:val="22"/>
-          <w:lang w:val="en-US"/>
-        </w:rPr>
-        <w:t>getCurrentUrl(</w:t>
-      </w:r>
-      <w:proofErr w:type="gramEnd"/>
-      <w:r>
-        <w:rPr>
-          <w:sz w:val="24"/>
-          <w:szCs w:val="22"/>
-          <w:lang w:val="en-US"/>
-        </w:rPr>
-        <w:t xml:space="preserve">) </w:t>
+      <w:r>
+        <w:rPr>
+          <w:sz w:val="24"/>
+          <w:szCs w:val="22"/>
+          <w:lang w:val="en-US"/>
+        </w:rPr>
+        <w:t xml:space="preserve">getCurrentUrl() </w:t>
       </w:r>
       <w:r>
         <w:rPr>
@@ -6938,23 +6812,13 @@
           <w:lang w:val="en-US"/>
         </w:rPr>
       </w:pPr>
-      <w:proofErr w:type="gramStart"/>
-      <w:r>
-        <w:rPr>
-          <w:sz w:val="24"/>
-          <w:szCs w:val="22"/>
-          <w:lang w:val="en-US"/>
-        </w:rPr>
-        <w:t>findElement(</w:t>
-      </w:r>
-      <w:proofErr w:type="gramEnd"/>
-      <w:r>
-        <w:rPr>
-          <w:sz w:val="24"/>
-          <w:szCs w:val="22"/>
-          <w:lang w:val="en-US"/>
-        </w:rPr>
-        <w:t xml:space="preserve">) </w:t>
+      <w:r>
+        <w:rPr>
+          <w:sz w:val="24"/>
+          <w:szCs w:val="22"/>
+          <w:lang w:val="en-US"/>
+        </w:rPr>
+        <w:t xml:space="preserve">findElement() </w:t>
       </w:r>
       <w:r>
         <w:rPr>
@@ -7012,23 +6876,13 @@
           <w:lang w:val="en-US"/>
         </w:rPr>
       </w:pPr>
-      <w:proofErr w:type="gramStart"/>
-      <w:r>
-        <w:rPr>
-          <w:sz w:val="24"/>
-          <w:szCs w:val="22"/>
-          <w:lang w:val="en-US"/>
-        </w:rPr>
-        <w:t>findElements(</w:t>
-      </w:r>
-      <w:proofErr w:type="gramEnd"/>
-      <w:r>
-        <w:rPr>
-          <w:sz w:val="24"/>
-          <w:szCs w:val="22"/>
-          <w:lang w:val="en-US"/>
-        </w:rPr>
-        <w:t xml:space="preserve">) </w:t>
+      <w:r>
+        <w:rPr>
+          <w:sz w:val="24"/>
+          <w:szCs w:val="22"/>
+          <w:lang w:val="en-US"/>
+        </w:rPr>
+        <w:t xml:space="preserve">findElements() </w:t>
       </w:r>
       <w:r>
         <w:rPr>
@@ -7060,23 +6914,13 @@
           <w:lang w:val="en-US"/>
         </w:rPr>
       </w:pPr>
-      <w:proofErr w:type="gramStart"/>
-      <w:r>
-        <w:rPr>
-          <w:sz w:val="24"/>
-          <w:szCs w:val="22"/>
-          <w:lang w:val="en-US"/>
-        </w:rPr>
-        <w:t>getWindowHandles(</w:t>
-      </w:r>
-      <w:proofErr w:type="gramEnd"/>
-      <w:r>
-        <w:rPr>
-          <w:sz w:val="24"/>
-          <w:szCs w:val="22"/>
-          <w:lang w:val="en-US"/>
-        </w:rPr>
-        <w:t xml:space="preserve">) </w:t>
+      <w:r>
+        <w:rPr>
+          <w:sz w:val="24"/>
+          <w:szCs w:val="22"/>
+          <w:lang w:val="en-US"/>
+        </w:rPr>
+        <w:t xml:space="preserve">getWindowHandles() </w:t>
       </w:r>
       <w:r>
         <w:rPr>
@@ -7691,23 +7535,13 @@
           <w:lang w:val="en-US"/>
         </w:rPr>
       </w:pPr>
-      <w:proofErr w:type="gramStart"/>
-      <w:r>
-        <w:rPr>
-          <w:sz w:val="24"/>
-          <w:szCs w:val="22"/>
-          <w:lang w:val="en-US"/>
-        </w:rPr>
-        <w:t>sendKeys(</w:t>
-      </w:r>
-      <w:proofErr w:type="gramEnd"/>
-      <w:r>
-        <w:rPr>
-          <w:sz w:val="24"/>
-          <w:szCs w:val="22"/>
-          <w:lang w:val="en-US"/>
-        </w:rPr>
-        <w:t xml:space="preserve">) </w:t>
+      <w:r>
+        <w:rPr>
+          <w:sz w:val="24"/>
+          <w:szCs w:val="22"/>
+          <w:lang w:val="en-US"/>
+        </w:rPr>
+        <w:t xml:space="preserve">sendKeys() </w:t>
       </w:r>
       <w:r>
         <w:rPr>
@@ -7747,23 +7581,13 @@
           <w:lang w:val="en-US"/>
         </w:rPr>
       </w:pPr>
-      <w:proofErr w:type="gramStart"/>
-      <w:r>
-        <w:rPr>
-          <w:sz w:val="24"/>
-          <w:szCs w:val="22"/>
-          <w:lang w:val="en-US"/>
-        </w:rPr>
-        <w:t>click(</w:t>
-      </w:r>
-      <w:proofErr w:type="gramEnd"/>
-      <w:r>
-        <w:rPr>
-          <w:sz w:val="24"/>
-          <w:szCs w:val="22"/>
-          <w:lang w:val="en-US"/>
-        </w:rPr>
-        <w:t xml:space="preserve">) </w:t>
+      <w:r>
+        <w:rPr>
+          <w:sz w:val="24"/>
+          <w:szCs w:val="22"/>
+          <w:lang w:val="en-US"/>
+        </w:rPr>
+        <w:t xml:space="preserve">click() </w:t>
       </w:r>
       <w:r>
         <w:rPr>
@@ -7795,23 +7619,13 @@
           <w:lang w:val="en-US"/>
         </w:rPr>
       </w:pPr>
-      <w:proofErr w:type="gramStart"/>
-      <w:r>
-        <w:rPr>
-          <w:sz w:val="24"/>
-          <w:szCs w:val="22"/>
-          <w:lang w:val="en-US"/>
-        </w:rPr>
-        <w:t>getText(</w:t>
-      </w:r>
-      <w:proofErr w:type="gramEnd"/>
-      <w:r>
-        <w:rPr>
-          <w:sz w:val="24"/>
-          <w:szCs w:val="22"/>
-          <w:lang w:val="en-US"/>
-        </w:rPr>
-        <w:t xml:space="preserve">) </w:t>
+      <w:r>
+        <w:rPr>
+          <w:sz w:val="24"/>
+          <w:szCs w:val="22"/>
+          <w:lang w:val="en-US"/>
+        </w:rPr>
+        <w:t xml:space="preserve">getText() </w:t>
       </w:r>
       <w:r>
         <w:rPr>
@@ -7843,23 +7657,13 @@
           <w:lang w:val="en-US"/>
         </w:rPr>
       </w:pPr>
-      <w:proofErr w:type="gramStart"/>
-      <w:r>
-        <w:rPr>
-          <w:sz w:val="24"/>
-          <w:szCs w:val="22"/>
-          <w:lang w:val="en-US"/>
-        </w:rPr>
-        <w:t>getAttribute(</w:t>
-      </w:r>
-      <w:proofErr w:type="gramEnd"/>
-      <w:r>
-        <w:rPr>
-          <w:sz w:val="24"/>
-          <w:szCs w:val="22"/>
-          <w:lang w:val="en-US"/>
-        </w:rPr>
-        <w:t xml:space="preserve">) / getDomAttribute() </w:t>
+      <w:r>
+        <w:rPr>
+          <w:sz w:val="24"/>
+          <w:szCs w:val="22"/>
+          <w:lang w:val="en-US"/>
+        </w:rPr>
+        <w:t xml:space="preserve">getAttribute() / getDomAttribute() </w:t>
       </w:r>
       <w:r>
         <w:rPr>
@@ -7891,23 +7695,13 @@
           <w:lang w:val="en-US"/>
         </w:rPr>
       </w:pPr>
-      <w:proofErr w:type="gramStart"/>
-      <w:r>
-        <w:rPr>
-          <w:sz w:val="24"/>
-          <w:szCs w:val="22"/>
-          <w:lang w:val="en-US"/>
-        </w:rPr>
-        <w:t>submit(</w:t>
-      </w:r>
-      <w:proofErr w:type="gramEnd"/>
-      <w:r>
-        <w:rPr>
-          <w:sz w:val="24"/>
-          <w:szCs w:val="22"/>
-          <w:lang w:val="en-US"/>
-        </w:rPr>
-        <w:t xml:space="preserve">) </w:t>
+      <w:r>
+        <w:rPr>
+          <w:sz w:val="24"/>
+          <w:szCs w:val="22"/>
+          <w:lang w:val="en-US"/>
+        </w:rPr>
+        <w:t xml:space="preserve">submit() </w:t>
       </w:r>
       <w:r>
         <w:rPr>
@@ -7955,23 +7749,13 @@
           <w:lang w:val="en-US"/>
         </w:rPr>
       </w:pPr>
-      <w:proofErr w:type="gramStart"/>
-      <w:r>
-        <w:rPr>
-          <w:sz w:val="24"/>
-          <w:szCs w:val="22"/>
-          <w:lang w:val="en-US"/>
-        </w:rPr>
-        <w:t>isSelected(</w:t>
-      </w:r>
-      <w:proofErr w:type="gramEnd"/>
-      <w:r>
-        <w:rPr>
-          <w:sz w:val="24"/>
-          <w:szCs w:val="22"/>
-          <w:lang w:val="en-US"/>
-        </w:rPr>
-        <w:t xml:space="preserve">) </w:t>
+      <w:r>
+        <w:rPr>
+          <w:sz w:val="24"/>
+          <w:szCs w:val="22"/>
+          <w:lang w:val="en-US"/>
+        </w:rPr>
+        <w:t xml:space="preserve">isSelected() </w:t>
       </w:r>
       <w:r>
         <w:rPr>
@@ -8049,23 +7833,13 @@
           <w:lang w:val="en-US"/>
         </w:rPr>
       </w:pPr>
-      <w:proofErr w:type="gramStart"/>
-      <w:r>
-        <w:rPr>
-          <w:sz w:val="24"/>
-          <w:szCs w:val="22"/>
-          <w:lang w:val="en-US"/>
-        </w:rPr>
-        <w:t>isDisplayed(</w:t>
-      </w:r>
-      <w:proofErr w:type="gramEnd"/>
-      <w:r>
-        <w:rPr>
-          <w:sz w:val="24"/>
-          <w:szCs w:val="22"/>
-          <w:lang w:val="en-US"/>
-        </w:rPr>
-        <w:t xml:space="preserve">) </w:t>
+      <w:r>
+        <w:rPr>
+          <w:sz w:val="24"/>
+          <w:szCs w:val="22"/>
+          <w:lang w:val="en-US"/>
+        </w:rPr>
+        <w:t xml:space="preserve">isDisplayed() </w:t>
       </w:r>
       <w:r>
         <w:rPr>
@@ -8645,25 +8419,7 @@
           <w:szCs w:val="22"/>
           <w:lang w:val="en-US"/>
         </w:rPr>
-        <w:t>data-</w:t>
-      </w:r>
-      <w:proofErr w:type="spellStart"/>
-      <w:r>
-        <w:rPr>
-          <w:sz w:val="24"/>
-          <w:szCs w:val="22"/>
-          <w:lang w:val="en-US"/>
-        </w:rPr>
-        <w:t>testid</w:t>
-      </w:r>
-      <w:proofErr w:type="spellEnd"/>
-      <w:r>
-        <w:rPr>
-          <w:sz w:val="24"/>
-          <w:szCs w:val="22"/>
-          <w:lang w:val="en-US"/>
-        </w:rPr>
-        <w:t>="royal-email"]</w:t>
+        <w:t>data-testid="royal-email"]</w:t>
       </w:r>
     </w:p>
     <w:p>
@@ -9192,18 +8948,8 @@
           <w:szCs w:val="22"/>
           <w:lang w:val="en-US"/>
         </w:rPr>
-        <w:t xml:space="preserve">Taking reference of parent </w:t>
-      </w:r>
-      <w:proofErr w:type="spellStart"/>
-      <w:r>
-        <w:rPr>
-          <w:sz w:val="24"/>
-          <w:szCs w:val="22"/>
-          <w:lang w:val="en-US"/>
-        </w:rPr>
-        <w:t>tage</w:t>
-      </w:r>
-      <w:proofErr w:type="spellEnd"/>
+        <w:t>Taking reference of parent tage</w:t>
+      </w:r>
     </w:p>
     <w:p>
       <w:pPr>
@@ -9375,23 +9121,13 @@
           <w:lang w:val="en-US"/>
         </w:rPr>
       </w:pPr>
-      <w:proofErr w:type="gramStart"/>
-      <w:r>
-        <w:rPr>
-          <w:sz w:val="24"/>
-          <w:szCs w:val="22"/>
-          <w:lang w:val="en-US"/>
-        </w:rPr>
-        <w:t>getFirstSelectedOption(</w:t>
-      </w:r>
-      <w:proofErr w:type="gramEnd"/>
-      <w:r>
-        <w:rPr>
-          <w:sz w:val="24"/>
-          <w:szCs w:val="22"/>
-          <w:lang w:val="en-US"/>
-        </w:rPr>
-        <w:t xml:space="preserve">) </w:t>
+      <w:r>
+        <w:rPr>
+          <w:sz w:val="24"/>
+          <w:szCs w:val="22"/>
+          <w:lang w:val="en-US"/>
+        </w:rPr>
+        <w:t xml:space="preserve">getFirstSelectedOption() </w:t>
       </w:r>
       <w:r>
         <w:rPr>
@@ -9461,23 +9197,13 @@
           <w:lang w:val="en-US"/>
         </w:rPr>
       </w:pPr>
-      <w:proofErr w:type="gramStart"/>
-      <w:r>
-        <w:rPr>
-          <w:sz w:val="24"/>
-          <w:szCs w:val="22"/>
-          <w:lang w:val="en-US"/>
-        </w:rPr>
-        <w:t>selectByVisibleText(</w:t>
-      </w:r>
-      <w:proofErr w:type="gramEnd"/>
-      <w:r>
-        <w:rPr>
-          <w:sz w:val="24"/>
-          <w:szCs w:val="22"/>
-          <w:lang w:val="en-US"/>
-        </w:rPr>
-        <w:t xml:space="preserve">) </w:t>
+      <w:r>
+        <w:rPr>
+          <w:sz w:val="24"/>
+          <w:szCs w:val="22"/>
+          <w:lang w:val="en-US"/>
+        </w:rPr>
+        <w:t xml:space="preserve">selectByVisibleText() </w:t>
       </w:r>
       <w:r>
         <w:rPr>
@@ -9527,23 +9253,13 @@
           <w:lang w:val="en-US"/>
         </w:rPr>
       </w:pPr>
-      <w:proofErr w:type="gramStart"/>
-      <w:r>
-        <w:rPr>
-          <w:sz w:val="24"/>
-          <w:szCs w:val="22"/>
-          <w:lang w:val="en-US"/>
-        </w:rPr>
-        <w:t>selectByContainsVisibleText(</w:t>
-      </w:r>
-      <w:proofErr w:type="gramEnd"/>
-      <w:r>
-        <w:rPr>
-          <w:sz w:val="24"/>
-          <w:szCs w:val="22"/>
-          <w:lang w:val="en-US"/>
-        </w:rPr>
-        <w:t xml:space="preserve">) </w:t>
+      <w:r>
+        <w:rPr>
+          <w:sz w:val="24"/>
+          <w:szCs w:val="22"/>
+          <w:lang w:val="en-US"/>
+        </w:rPr>
+        <w:t xml:space="preserve">selectByContainsVisibleText() </w:t>
       </w:r>
       <w:r>
         <w:rPr>
@@ -9593,23 +9309,13 @@
           <w:lang w:val="en-US"/>
         </w:rPr>
       </w:pPr>
-      <w:proofErr w:type="gramStart"/>
-      <w:r>
-        <w:rPr>
-          <w:sz w:val="24"/>
-          <w:szCs w:val="22"/>
-          <w:lang w:val="en-US"/>
-        </w:rPr>
-        <w:t>selectByValue(</w:t>
-      </w:r>
-      <w:proofErr w:type="gramEnd"/>
-      <w:r>
-        <w:rPr>
-          <w:sz w:val="24"/>
-          <w:szCs w:val="22"/>
-          <w:lang w:val="en-US"/>
-        </w:rPr>
-        <w:t xml:space="preserve">) </w:t>
+      <w:r>
+        <w:rPr>
+          <w:sz w:val="24"/>
+          <w:szCs w:val="22"/>
+          <w:lang w:val="en-US"/>
+        </w:rPr>
+        <w:t xml:space="preserve">selectByValue() </w:t>
       </w:r>
       <w:r>
         <w:rPr>
@@ -9659,23 +9365,13 @@
           <w:lang w:val="en-US"/>
         </w:rPr>
       </w:pPr>
-      <w:proofErr w:type="gramStart"/>
-      <w:r>
-        <w:rPr>
-          <w:sz w:val="24"/>
-          <w:szCs w:val="22"/>
-          <w:lang w:val="en-US"/>
-        </w:rPr>
-        <w:t>selectByIndex(</w:t>
-      </w:r>
-      <w:proofErr w:type="gramEnd"/>
-      <w:r>
-        <w:rPr>
-          <w:sz w:val="24"/>
-          <w:szCs w:val="22"/>
-          <w:lang w:val="en-US"/>
-        </w:rPr>
-        <w:t xml:space="preserve">) </w:t>
+      <w:r>
+        <w:rPr>
+          <w:sz w:val="24"/>
+          <w:szCs w:val="22"/>
+          <w:lang w:val="en-US"/>
+        </w:rPr>
+        <w:t xml:space="preserve">selectByIndex() </w:t>
       </w:r>
       <w:r>
         <w:rPr>
@@ -9735,23 +9431,13 @@
           <w:lang w:val="en-US"/>
         </w:rPr>
       </w:pPr>
-      <w:proofErr w:type="gramStart"/>
-      <w:r>
-        <w:rPr>
-          <w:sz w:val="24"/>
-          <w:szCs w:val="22"/>
-          <w:lang w:val="en-US"/>
-        </w:rPr>
-        <w:t>getAllSelectedOptions(</w:t>
-      </w:r>
-      <w:proofErr w:type="gramEnd"/>
-      <w:r>
-        <w:rPr>
-          <w:sz w:val="24"/>
-          <w:szCs w:val="22"/>
-          <w:lang w:val="en-US"/>
-        </w:rPr>
-        <w:t xml:space="preserve">) </w:t>
+      <w:r>
+        <w:rPr>
+          <w:sz w:val="24"/>
+          <w:szCs w:val="22"/>
+          <w:lang w:val="en-US"/>
+        </w:rPr>
+        <w:t xml:space="preserve">getAllSelectedOptions() </w:t>
       </w:r>
       <w:r>
         <w:rPr>
@@ -9783,23 +9469,13 @@
           <w:lang w:val="en-US"/>
         </w:rPr>
       </w:pPr>
-      <w:proofErr w:type="gramStart"/>
-      <w:r>
-        <w:rPr>
-          <w:sz w:val="24"/>
-          <w:szCs w:val="22"/>
-          <w:lang w:val="en-US"/>
-        </w:rPr>
-        <w:t>isMultiple(</w:t>
-      </w:r>
-      <w:proofErr w:type="gramEnd"/>
-      <w:r>
-        <w:rPr>
-          <w:sz w:val="24"/>
-          <w:szCs w:val="22"/>
-          <w:lang w:val="en-US"/>
-        </w:rPr>
-        <w:t xml:space="preserve">) </w:t>
+      <w:r>
+        <w:rPr>
+          <w:sz w:val="24"/>
+          <w:szCs w:val="22"/>
+          <w:lang w:val="en-US"/>
+        </w:rPr>
+        <w:t xml:space="preserve">isMultiple() </w:t>
       </w:r>
       <w:r>
         <w:rPr>
@@ -10134,33 +9810,13 @@
           <w:lang w:val="en-US"/>
         </w:rPr>
       </w:pPr>
-      <w:proofErr w:type="spellStart"/>
-      <w:proofErr w:type="gramStart"/>
-      <w:r>
-        <w:rPr>
-          <w:sz w:val="24"/>
-          <w:szCs w:val="22"/>
-          <w:lang w:val="en-US"/>
-        </w:rPr>
-        <w:t>Thread.sleep</w:t>
-      </w:r>
-      <w:proofErr w:type="spellEnd"/>
-      <w:r>
-        <w:rPr>
-          <w:sz w:val="24"/>
-          <w:szCs w:val="22"/>
-          <w:lang w:val="en-US"/>
-        </w:rPr>
-        <w:t>(</w:t>
-      </w:r>
-      <w:proofErr w:type="gramEnd"/>
-      <w:r>
-        <w:rPr>
-          <w:sz w:val="24"/>
-          <w:szCs w:val="22"/>
-          <w:lang w:val="en-US"/>
-        </w:rPr>
-        <w:t>)</w:t>
+      <w:r>
+        <w:rPr>
+          <w:sz w:val="24"/>
+          <w:szCs w:val="22"/>
+          <w:lang w:val="en-US"/>
+        </w:rPr>
+        <w:t>Thread.sleep()</w:t>
       </w:r>
       <w:r>
         <w:rPr>
@@ -10561,24 +10217,7 @@
           <w:lang w:val="en-US"/>
         </w:rPr>
         <w:br/>
-      </w:r>
-      <w:proofErr w:type="spellStart"/>
-      <w:r>
-        <w:rPr>
-          <w:sz w:val="24"/>
-          <w:szCs w:val="22"/>
-          <w:lang w:val="en-US"/>
-        </w:rPr>
-        <w:t>i</w:t>
-      </w:r>
-      <w:proofErr w:type="spellEnd"/>
-      <w:r>
-        <w:rPr>
-          <w:sz w:val="24"/>
-          <w:szCs w:val="22"/>
-          <w:lang w:val="en-US"/>
-        </w:rPr>
-        <w:t xml:space="preserve"> – ignoring </w:t>
+        <w:t xml:space="preserve">i – ignoring </w:t>
       </w:r>
       <w:r>
         <w:rPr>
@@ -10934,23 +10573,13 @@
           <w:lang w:val="en-US"/>
         </w:rPr>
       </w:pPr>
-      <w:proofErr w:type="spellStart"/>
-      <w:r>
-        <w:rPr>
-          <w:sz w:val="24"/>
-          <w:szCs w:val="22"/>
-          <w:lang w:val="en-US"/>
-        </w:rPr>
-        <w:t>Can not</w:t>
-      </w:r>
-      <w:proofErr w:type="spellEnd"/>
-      <w:r>
-        <w:rPr>
-          <w:sz w:val="24"/>
-          <w:szCs w:val="22"/>
-          <w:lang w:val="en-US"/>
-        </w:rPr>
-        <w:t xml:space="preserve"> inspect</w:t>
+      <w:r>
+        <w:rPr>
+          <w:sz w:val="24"/>
+          <w:szCs w:val="22"/>
+          <w:lang w:val="en-US"/>
+        </w:rPr>
+        <w:t>Can not inspect</w:t>
       </w:r>
     </w:p>
     <w:p>
@@ -11044,23 +10673,13 @@
           <w:lang w:val="en-US"/>
         </w:rPr>
       </w:pPr>
-      <w:proofErr w:type="spellStart"/>
-      <w:r>
-        <w:rPr>
-          <w:sz w:val="24"/>
-          <w:szCs w:val="22"/>
-          <w:lang w:val="en-US"/>
-        </w:rPr>
-        <w:t>switchTo</w:t>
-      </w:r>
-      <w:proofErr w:type="spellEnd"/>
-      <w:r>
-        <w:rPr>
-          <w:sz w:val="24"/>
-          <w:szCs w:val="22"/>
-          <w:lang w:val="en-US"/>
-        </w:rPr>
-        <w:t xml:space="preserve">().alert() </w:t>
+      <w:r>
+        <w:rPr>
+          <w:sz w:val="24"/>
+          <w:szCs w:val="22"/>
+          <w:lang w:val="en-US"/>
+        </w:rPr>
+        <w:t xml:space="preserve">switchTo().alert() </w:t>
       </w:r>
       <w:r>
         <w:rPr>
@@ -11092,23 +10711,13 @@
           <w:lang w:val="en-US"/>
         </w:rPr>
       </w:pPr>
-      <w:proofErr w:type="gramStart"/>
-      <w:r>
-        <w:rPr>
-          <w:sz w:val="24"/>
-          <w:szCs w:val="22"/>
-          <w:lang w:val="en-US"/>
-        </w:rPr>
-        <w:t>getText(</w:t>
-      </w:r>
-      <w:proofErr w:type="gramEnd"/>
-      <w:r>
-        <w:rPr>
-          <w:sz w:val="24"/>
-          <w:szCs w:val="22"/>
-          <w:lang w:val="en-US"/>
-        </w:rPr>
-        <w:t xml:space="preserve">) </w:t>
+      <w:r>
+        <w:rPr>
+          <w:sz w:val="24"/>
+          <w:szCs w:val="22"/>
+          <w:lang w:val="en-US"/>
+        </w:rPr>
+        <w:t xml:space="preserve">getText() </w:t>
       </w:r>
       <w:r>
         <w:rPr>
@@ -11140,23 +10749,13 @@
           <w:lang w:val="en-US"/>
         </w:rPr>
       </w:pPr>
-      <w:proofErr w:type="gramStart"/>
-      <w:r>
-        <w:rPr>
-          <w:sz w:val="24"/>
-          <w:szCs w:val="22"/>
-          <w:lang w:val="en-US"/>
-        </w:rPr>
-        <w:t>accept(</w:t>
-      </w:r>
-      <w:proofErr w:type="gramEnd"/>
-      <w:r>
-        <w:rPr>
-          <w:sz w:val="24"/>
-          <w:szCs w:val="22"/>
-          <w:lang w:val="en-US"/>
-        </w:rPr>
-        <w:t xml:space="preserve">) </w:t>
+      <w:r>
+        <w:rPr>
+          <w:sz w:val="24"/>
+          <w:szCs w:val="22"/>
+          <w:lang w:val="en-US"/>
+        </w:rPr>
+        <w:t xml:space="preserve">accept() </w:t>
       </w:r>
       <w:r>
         <w:rPr>
@@ -11188,23 +10787,13 @@
           <w:lang w:val="en-US"/>
         </w:rPr>
       </w:pPr>
-      <w:proofErr w:type="gramStart"/>
-      <w:r>
-        <w:rPr>
-          <w:sz w:val="24"/>
-          <w:szCs w:val="22"/>
-          <w:lang w:val="en-US"/>
-        </w:rPr>
-        <w:t>dismiss(</w:t>
-      </w:r>
-      <w:proofErr w:type="gramEnd"/>
-      <w:r>
-        <w:rPr>
-          <w:sz w:val="24"/>
-          <w:szCs w:val="22"/>
-          <w:lang w:val="en-US"/>
-        </w:rPr>
-        <w:t xml:space="preserve">) </w:t>
+      <w:r>
+        <w:rPr>
+          <w:sz w:val="24"/>
+          <w:szCs w:val="22"/>
+          <w:lang w:val="en-US"/>
+        </w:rPr>
+        <w:t xml:space="preserve">dismiss() </w:t>
       </w:r>
       <w:r>
         <w:rPr>
@@ -11236,7 +10825,6 @@
           <w:lang w:val="en-US"/>
         </w:rPr>
       </w:pPr>
-      <w:proofErr w:type="gramStart"/>
       <w:r>
         <w:rPr>
           <w:sz w:val="24"/>
@@ -11244,16 +10832,7 @@
           <w:lang w:val="en-US"/>
         </w:rPr>
         <w:lastRenderedPageBreak/>
-        <w:t>sendKeys(</w:t>
-      </w:r>
-      <w:proofErr w:type="gramEnd"/>
-      <w:r>
-        <w:rPr>
-          <w:sz w:val="24"/>
-          <w:szCs w:val="22"/>
-          <w:lang w:val="en-US"/>
-        </w:rPr>
-        <w:t xml:space="preserve">) </w:t>
+        <w:t xml:space="preserve">sendKeys() </w:t>
       </w:r>
       <w:r>
         <w:rPr>
@@ -11481,23 +11060,13 @@
           <w:lang w:val="en-US"/>
         </w:rPr>
       </w:pPr>
-      <w:proofErr w:type="gramStart"/>
-      <w:r>
-        <w:rPr>
-          <w:sz w:val="24"/>
-          <w:szCs w:val="22"/>
-          <w:lang w:val="en-US"/>
-        </w:rPr>
-        <w:t>moveToElement(</w:t>
-      </w:r>
-      <w:proofErr w:type="gramEnd"/>
-      <w:r>
-        <w:rPr>
-          <w:sz w:val="24"/>
-          <w:szCs w:val="22"/>
-          <w:lang w:val="en-US"/>
-        </w:rPr>
-        <w:t xml:space="preserve">) </w:t>
+      <w:r>
+        <w:rPr>
+          <w:sz w:val="24"/>
+          <w:szCs w:val="22"/>
+          <w:lang w:val="en-US"/>
+        </w:rPr>
+        <w:t xml:space="preserve">moveToElement() </w:t>
       </w:r>
       <w:r>
         <w:rPr>
@@ -11529,23 +11098,13 @@
           <w:lang w:val="en-US"/>
         </w:rPr>
       </w:pPr>
-      <w:proofErr w:type="gramStart"/>
-      <w:r>
-        <w:rPr>
-          <w:sz w:val="24"/>
-          <w:szCs w:val="22"/>
-          <w:lang w:val="en-US"/>
-        </w:rPr>
-        <w:t>perform(</w:t>
-      </w:r>
-      <w:proofErr w:type="gramEnd"/>
-      <w:r>
-        <w:rPr>
-          <w:sz w:val="24"/>
-          <w:szCs w:val="22"/>
-          <w:lang w:val="en-US"/>
-        </w:rPr>
-        <w:t xml:space="preserve">) </w:t>
+      <w:r>
+        <w:rPr>
+          <w:sz w:val="24"/>
+          <w:szCs w:val="22"/>
+          <w:lang w:val="en-US"/>
+        </w:rPr>
+        <w:t xml:space="preserve">perform() </w:t>
       </w:r>
       <w:r>
         <w:rPr>
@@ -11577,23 +11136,13 @@
           <w:lang w:val="en-US"/>
         </w:rPr>
       </w:pPr>
-      <w:proofErr w:type="gramStart"/>
-      <w:r>
-        <w:rPr>
-          <w:sz w:val="24"/>
-          <w:szCs w:val="22"/>
-          <w:lang w:val="en-US"/>
-        </w:rPr>
-        <w:t>contextClick(</w:t>
-      </w:r>
-      <w:proofErr w:type="gramEnd"/>
-      <w:r>
-        <w:rPr>
-          <w:sz w:val="24"/>
-          <w:szCs w:val="22"/>
-          <w:lang w:val="en-US"/>
-        </w:rPr>
-        <w:t xml:space="preserve">) </w:t>
+      <w:r>
+        <w:rPr>
+          <w:sz w:val="24"/>
+          <w:szCs w:val="22"/>
+          <w:lang w:val="en-US"/>
+        </w:rPr>
+        <w:t xml:space="preserve">contextClick() </w:t>
       </w:r>
       <w:r>
         <w:rPr>
@@ -11633,23 +11182,13 @@
           <w:lang w:val="en-US"/>
         </w:rPr>
       </w:pPr>
-      <w:proofErr w:type="gramStart"/>
-      <w:r>
-        <w:rPr>
-          <w:sz w:val="24"/>
-          <w:szCs w:val="22"/>
-          <w:lang w:val="en-US"/>
-        </w:rPr>
-        <w:t>doubleClick(</w:t>
-      </w:r>
-      <w:proofErr w:type="gramEnd"/>
-      <w:r>
-        <w:rPr>
-          <w:sz w:val="24"/>
-          <w:szCs w:val="22"/>
-          <w:lang w:val="en-US"/>
-        </w:rPr>
-        <w:t xml:space="preserve">) </w:t>
+      <w:r>
+        <w:rPr>
+          <w:sz w:val="24"/>
+          <w:szCs w:val="22"/>
+          <w:lang w:val="en-US"/>
+        </w:rPr>
+        <w:t xml:space="preserve">doubleClick() </w:t>
       </w:r>
       <w:r>
         <w:rPr>
@@ -11721,25 +11260,7 @@
           <w:szCs w:val="22"/>
           <w:lang w:val="en-US"/>
         </w:rPr>
-        <w:t xml:space="preserve">It is the testing framework that will make your automation testing more </w:t>
-      </w:r>
-      <w:proofErr w:type="gramStart"/>
-      <w:r>
-        <w:rPr>
-          <w:sz w:val="24"/>
-          <w:szCs w:val="22"/>
-          <w:lang w:val="en-US"/>
-        </w:rPr>
-        <w:t>easy</w:t>
-      </w:r>
-      <w:proofErr w:type="gramEnd"/>
-      <w:r>
-        <w:rPr>
-          <w:sz w:val="24"/>
-          <w:szCs w:val="22"/>
-          <w:lang w:val="en-US"/>
-        </w:rPr>
-        <w:t>.</w:t>
+        <w:t>It is the testing framework that will make your automation testing more easy.</w:t>
       </w:r>
     </w:p>
     <w:p>
@@ -12686,7 +12207,25 @@
     </w:p>
     <w:p>
       <w:pPr>
-        <w:ind w:firstLine="720"/>
+        <w:ind w:left="720"/>
+        <w:rPr>
+          <w:sz w:val="24"/>
+          <w:szCs w:val="22"/>
+          <w:lang w:val="en-US"/>
+        </w:rPr>
+      </w:pPr>
+      <w:r>
+        <w:rPr>
+          <w:sz w:val="24"/>
+          <w:szCs w:val="22"/>
+          <w:lang w:val="en-US"/>
+        </w:rPr>
+        <w:t>BeforeClass</w:t>
+      </w:r>
+    </w:p>
+    <w:p>
+      <w:pPr>
+        <w:ind w:left="720" w:firstLine="720"/>
         <w:rPr>
           <w:sz w:val="24"/>
           <w:szCs w:val="22"/>
@@ -12704,7 +12243,7 @@
     </w:p>
     <w:p>
       <w:pPr>
-        <w:ind w:left="720" w:firstLine="720"/>
+        <w:ind w:left="1440" w:firstLine="720"/>
         <w:rPr>
           <w:sz w:val="24"/>
           <w:szCs w:val="22"/>
@@ -12722,6 +12261,7 @@
     </w:p>
     <w:p>
       <w:pPr>
+        <w:ind w:left="720"/>
         <w:rPr>
           <w:sz w:val="24"/>
           <w:szCs w:val="22"/>
@@ -12740,6 +12280,7 @@
     </w:p>
     <w:p>
       <w:pPr>
+        <w:ind w:left="720"/>
         <w:rPr>
           <w:sz w:val="24"/>
           <w:szCs w:val="22"/>
@@ -12758,7 +12299,7 @@
     </w:p>
     <w:p>
       <w:pPr>
-        <w:ind w:left="720" w:firstLine="720"/>
+        <w:ind w:left="1440" w:firstLine="720"/>
         <w:rPr>
           <w:sz w:val="24"/>
           <w:szCs w:val="22"/>
@@ -12776,6 +12317,7 @@
     </w:p>
     <w:p>
       <w:pPr>
+        <w:ind w:left="720"/>
         <w:rPr>
           <w:sz w:val="24"/>
           <w:szCs w:val="22"/>
@@ -12794,7 +12336,7 @@
     </w:p>
     <w:p>
       <w:pPr>
-        <w:ind w:firstLine="720"/>
+        <w:ind w:left="720" w:firstLine="720"/>
         <w:rPr>
           <w:sz w:val="24"/>
           <w:szCs w:val="22"/>
@@ -12812,7 +12354,7 @@
     </w:p>
     <w:p>
       <w:pPr>
-        <w:ind w:left="720" w:firstLine="720"/>
+        <w:ind w:left="1440" w:firstLine="720"/>
         <w:rPr>
           <w:sz w:val="24"/>
           <w:szCs w:val="22"/>
@@ -12830,6 +12372,7 @@
     </w:p>
     <w:p>
       <w:pPr>
+        <w:ind w:left="720"/>
         <w:rPr>
           <w:sz w:val="24"/>
           <w:szCs w:val="22"/>
@@ -12848,6 +12391,7 @@
     </w:p>
     <w:p>
       <w:pPr>
+        <w:ind w:left="720"/>
         <w:rPr>
           <w:sz w:val="24"/>
           <w:szCs w:val="22"/>
@@ -12866,7 +12410,7 @@
     </w:p>
     <w:p>
       <w:pPr>
-        <w:ind w:left="720" w:firstLine="720"/>
+        <w:ind w:left="1440" w:firstLine="720"/>
         <w:rPr>
           <w:sz w:val="24"/>
           <w:szCs w:val="22"/>
@@ -12884,6 +12428,7 @@
     </w:p>
     <w:p>
       <w:pPr>
+        <w:ind w:left="720"/>
         <w:rPr>
           <w:sz w:val="24"/>
           <w:szCs w:val="22"/>
@@ -12902,6 +12447,24 @@
     </w:p>
     <w:p>
       <w:pPr>
+        <w:ind w:left="720"/>
+        <w:rPr>
+          <w:sz w:val="24"/>
+          <w:szCs w:val="22"/>
+          <w:lang w:val="en-US"/>
+        </w:rPr>
+      </w:pPr>
+      <w:r>
+        <w:rPr>
+          <w:sz w:val="24"/>
+          <w:szCs w:val="22"/>
+          <w:lang w:val="en-US"/>
+        </w:rPr>
+        <w:t>BeforeClass</w:t>
+      </w:r>
+    </w:p>
+    <w:p>
+      <w:pPr>
         <w:rPr>
           <w:sz w:val="24"/>
           <w:szCs w:val="22"/>
@@ -13140,6 +12703,7 @@
           <w:szCs w:val="22"/>
           <w:lang w:val="en-US"/>
         </w:rPr>
+        <w:lastRenderedPageBreak/>
         <w:t>Type</w:t>
       </w:r>
       <w:r>
@@ -13220,7 +12784,6 @@
           <w:szCs w:val="22"/>
           <w:lang w:val="en-US"/>
         </w:rPr>
-        <w:lastRenderedPageBreak/>
         <w:t xml:space="preserve">Soft Assertion </w:t>
       </w:r>
       <w:r>
@@ -13644,25 +13207,7 @@
           <w:szCs w:val="22"/>
           <w:lang w:val="en-US"/>
         </w:rPr>
-        <w:t xml:space="preserve">7 file in </w:t>
-      </w:r>
-      <w:proofErr w:type="spellStart"/>
-      <w:r>
-        <w:rPr>
-          <w:sz w:val="24"/>
-          <w:szCs w:val="22"/>
-          <w:lang w:val="en-US"/>
-        </w:rPr>
-        <w:t>ooxml</w:t>
-      </w:r>
-      <w:proofErr w:type="spellEnd"/>
-      <w:r>
-        <w:rPr>
-          <w:sz w:val="24"/>
-          <w:szCs w:val="22"/>
-          <w:lang w:val="en-US"/>
-        </w:rPr>
-        <w:t>-lib folder</w:t>
+        <w:t>7 file in ooxml-lib folder</w:t>
       </w:r>
     </w:p>
     <w:p>
@@ -14045,6 +13590,467 @@
           <w:lang w:val="en-US"/>
         </w:rPr>
         <w:t>Click on Finish</w:t>
+      </w:r>
+    </w:p>
+    <w:p>
+      <w:pPr>
+        <w:rPr>
+          <w:sz w:val="24"/>
+          <w:szCs w:val="22"/>
+          <w:lang w:val="en-US"/>
+        </w:rPr>
+      </w:pPr>
+      <w:r>
+        <w:rPr>
+          <w:sz w:val="24"/>
+          <w:szCs w:val="22"/>
+          <w:lang w:val="en-US"/>
+        </w:rPr>
+        <w:br w:type="page"/>
+      </w:r>
+    </w:p>
+    <w:p>
+      <w:pPr>
+        <w:rPr>
+          <w:b/>
+          <w:bCs/>
+          <w:sz w:val="24"/>
+          <w:szCs w:val="22"/>
+          <w:lang w:val="en-US"/>
+        </w:rPr>
+      </w:pPr>
+      <w:r>
+        <w:rPr>
+          <w:b/>
+          <w:bCs/>
+          <w:sz w:val="24"/>
+          <w:szCs w:val="22"/>
+          <w:lang w:val="en-US"/>
+        </w:rPr>
+        <w:lastRenderedPageBreak/>
+        <w:t>BDD Approach</w:t>
+      </w:r>
+    </w:p>
+    <w:p>
+      <w:pPr>
+        <w:pStyle w:val="ListParagraph"/>
+        <w:numPr>
+          <w:ilvl w:val="0"/>
+          <w:numId w:val="38"/>
+        </w:numPr>
+        <w:rPr>
+          <w:sz w:val="24"/>
+          <w:szCs w:val="22"/>
+          <w:lang w:val="en-US"/>
+        </w:rPr>
+      </w:pPr>
+      <w:r>
+        <w:rPr>
+          <w:sz w:val="24"/>
+          <w:szCs w:val="22"/>
+          <w:lang w:val="en-US"/>
+        </w:rPr>
+        <w:t>BA, Developer team &amp; QA team will gather the requirements</w:t>
+      </w:r>
+    </w:p>
+    <w:p>
+      <w:pPr>
+        <w:pStyle w:val="ListParagraph"/>
+        <w:numPr>
+          <w:ilvl w:val="0"/>
+          <w:numId w:val="38"/>
+        </w:numPr>
+        <w:rPr>
+          <w:sz w:val="24"/>
+          <w:szCs w:val="22"/>
+          <w:lang w:val="en-US"/>
+        </w:rPr>
+      </w:pPr>
+      <w:r>
+        <w:rPr>
+          <w:sz w:val="24"/>
+          <w:szCs w:val="22"/>
+          <w:lang w:val="en-US"/>
+        </w:rPr>
+        <w:t>These requirements will be shared with QA team.</w:t>
+      </w:r>
+    </w:p>
+    <w:p>
+      <w:pPr>
+        <w:pStyle w:val="ListParagraph"/>
+        <w:numPr>
+          <w:ilvl w:val="0"/>
+          <w:numId w:val="38"/>
+        </w:numPr>
+        <w:rPr>
+          <w:sz w:val="24"/>
+          <w:szCs w:val="22"/>
+          <w:lang w:val="en-US"/>
+        </w:rPr>
+      </w:pPr>
+      <w:r>
+        <w:rPr>
+          <w:sz w:val="24"/>
+          <w:szCs w:val="22"/>
+          <w:lang w:val="en-US"/>
+        </w:rPr>
+        <w:t xml:space="preserve">QA team will create </w:t>
+      </w:r>
+      <w:r>
+        <w:rPr>
+          <w:b/>
+          <w:bCs/>
+          <w:sz w:val="24"/>
+          <w:szCs w:val="22"/>
+          <w:lang w:val="en-US"/>
+        </w:rPr>
+        <w:t>Feature File (1</w:t>
+      </w:r>
+      <w:r>
+        <w:rPr>
+          <w:b/>
+          <w:bCs/>
+          <w:sz w:val="24"/>
+          <w:szCs w:val="22"/>
+          <w:vertAlign w:val="superscript"/>
+          <w:lang w:val="en-US"/>
+        </w:rPr>
+        <w:t>st</w:t>
+      </w:r>
+      <w:r>
+        <w:rPr>
+          <w:b/>
+          <w:bCs/>
+          <w:sz w:val="24"/>
+          <w:szCs w:val="22"/>
+          <w:lang w:val="en-US"/>
+        </w:rPr>
+        <w:t xml:space="preserve"> component of BDD)</w:t>
+      </w:r>
+    </w:p>
+    <w:p>
+      <w:pPr>
+        <w:pStyle w:val="ListParagraph"/>
+        <w:numPr>
+          <w:ilvl w:val="0"/>
+          <w:numId w:val="38"/>
+        </w:numPr>
+        <w:rPr>
+          <w:sz w:val="24"/>
+          <w:szCs w:val="22"/>
+          <w:lang w:val="en-US"/>
+        </w:rPr>
+      </w:pPr>
+      <w:r>
+        <w:rPr>
+          <w:sz w:val="24"/>
+          <w:szCs w:val="22"/>
+          <w:lang w:val="en-US"/>
+        </w:rPr>
+        <w:t>Feature file is</w:t>
+      </w:r>
+    </w:p>
+    <w:p>
+      <w:pPr>
+        <w:pStyle w:val="ListParagraph"/>
+        <w:numPr>
+          <w:ilvl w:val="1"/>
+          <w:numId w:val="38"/>
+        </w:numPr>
+        <w:rPr>
+          <w:sz w:val="24"/>
+          <w:szCs w:val="22"/>
+          <w:lang w:val="en-US"/>
+        </w:rPr>
+      </w:pPr>
+      <w:r>
+        <w:rPr>
+          <w:sz w:val="24"/>
+          <w:szCs w:val="22"/>
+          <w:lang w:val="en-US"/>
+        </w:rPr>
+        <w:t>Collection of Test Scenarios</w:t>
+      </w:r>
+    </w:p>
+    <w:p>
+      <w:pPr>
+        <w:pStyle w:val="ListParagraph"/>
+        <w:numPr>
+          <w:ilvl w:val="1"/>
+          <w:numId w:val="38"/>
+        </w:numPr>
+        <w:rPr>
+          <w:sz w:val="24"/>
+          <w:szCs w:val="22"/>
+          <w:lang w:val="en-US"/>
+        </w:rPr>
+      </w:pPr>
+      <w:r>
+        <w:rPr>
+          <w:sz w:val="24"/>
+          <w:szCs w:val="22"/>
+          <w:lang w:val="en-US"/>
+        </w:rPr>
+        <w:t>Created using Gherkin language</w:t>
+      </w:r>
+    </w:p>
+    <w:p>
+      <w:pPr>
+        <w:pStyle w:val="ListParagraph"/>
+        <w:numPr>
+          <w:ilvl w:val="1"/>
+          <w:numId w:val="38"/>
+        </w:numPr>
+        <w:rPr>
+          <w:sz w:val="24"/>
+          <w:szCs w:val="22"/>
+          <w:lang w:val="en-US"/>
+        </w:rPr>
+      </w:pPr>
+      <w:r>
+        <w:rPr>
+          <w:sz w:val="24"/>
+          <w:szCs w:val="22"/>
+          <w:lang w:val="en-US"/>
+        </w:rPr>
+        <w:t>Having extension as .feature</w:t>
+      </w:r>
+    </w:p>
+    <w:p>
+      <w:pPr>
+        <w:pStyle w:val="ListParagraph"/>
+        <w:numPr>
+          <w:ilvl w:val="0"/>
+          <w:numId w:val="38"/>
+        </w:numPr>
+        <w:rPr>
+          <w:sz w:val="24"/>
+          <w:szCs w:val="22"/>
+          <w:lang w:val="en-US"/>
+        </w:rPr>
+      </w:pPr>
+      <w:r>
+        <w:rPr>
+          <w:sz w:val="24"/>
+          <w:szCs w:val="22"/>
+          <w:lang w:val="en-US"/>
+        </w:rPr>
+        <w:t>Then this feature will be shared with</w:t>
+      </w:r>
+    </w:p>
+    <w:p>
+      <w:pPr>
+        <w:pStyle w:val="ListParagraph"/>
+        <w:numPr>
+          <w:ilvl w:val="1"/>
+          <w:numId w:val="38"/>
+        </w:numPr>
+        <w:rPr>
+          <w:sz w:val="24"/>
+          <w:szCs w:val="22"/>
+          <w:lang w:val="en-US"/>
+        </w:rPr>
+      </w:pPr>
+      <w:r>
+        <w:rPr>
+          <w:sz w:val="24"/>
+          <w:szCs w:val="22"/>
+          <w:lang w:val="en-US"/>
+        </w:rPr>
+        <w:t>Manual Tester</w:t>
+      </w:r>
+    </w:p>
+    <w:p>
+      <w:pPr>
+        <w:pStyle w:val="ListParagraph"/>
+        <w:numPr>
+          <w:ilvl w:val="1"/>
+          <w:numId w:val="38"/>
+        </w:numPr>
+        <w:rPr>
+          <w:sz w:val="24"/>
+          <w:szCs w:val="22"/>
+          <w:lang w:val="en-US"/>
+        </w:rPr>
+      </w:pPr>
+      <w:r>
+        <w:rPr>
+          <w:sz w:val="24"/>
+          <w:szCs w:val="22"/>
+          <w:lang w:val="en-US"/>
+        </w:rPr>
+        <w:t>Developer</w:t>
+      </w:r>
+    </w:p>
+    <w:p>
+      <w:pPr>
+        <w:pStyle w:val="ListParagraph"/>
+        <w:numPr>
+          <w:ilvl w:val="1"/>
+          <w:numId w:val="38"/>
+        </w:numPr>
+        <w:rPr>
+          <w:sz w:val="24"/>
+          <w:szCs w:val="22"/>
+          <w:lang w:val="en-US"/>
+        </w:rPr>
+      </w:pPr>
+      <w:r>
+        <w:rPr>
+          <w:sz w:val="24"/>
+          <w:szCs w:val="22"/>
+          <w:lang w:val="en-US"/>
+        </w:rPr>
+        <w:t>Automation Tester</w:t>
+      </w:r>
+    </w:p>
+    <w:p>
+      <w:pPr>
+        <w:pStyle w:val="ListParagraph"/>
+        <w:numPr>
+          <w:ilvl w:val="0"/>
+          <w:numId w:val="38"/>
+        </w:numPr>
+        <w:rPr>
+          <w:sz w:val="24"/>
+          <w:szCs w:val="22"/>
+          <w:lang w:val="en-US"/>
+        </w:rPr>
+      </w:pPr>
+      <w:r>
+        <w:rPr>
+          <w:sz w:val="24"/>
+          <w:szCs w:val="22"/>
+          <w:lang w:val="en-US"/>
+        </w:rPr>
+        <w:t xml:space="preserve">After execution of Feature file automation tester will get </w:t>
+      </w:r>
+      <w:r>
+        <w:rPr>
+          <w:b/>
+          <w:bCs/>
+          <w:sz w:val="24"/>
+          <w:szCs w:val="22"/>
+          <w:lang w:val="en-US"/>
+        </w:rPr>
+        <w:t>Glue Code / Step Definition (2</w:t>
+      </w:r>
+      <w:r>
+        <w:rPr>
+          <w:b/>
+          <w:bCs/>
+          <w:sz w:val="24"/>
+          <w:szCs w:val="22"/>
+          <w:vertAlign w:val="superscript"/>
+          <w:lang w:val="en-US"/>
+        </w:rPr>
+        <w:t>nd</w:t>
+      </w:r>
+      <w:r>
+        <w:rPr>
+          <w:b/>
+          <w:bCs/>
+          <w:sz w:val="24"/>
+          <w:szCs w:val="22"/>
+          <w:lang w:val="en-US"/>
+        </w:rPr>
+        <w:t xml:space="preserve"> Component of BDD)</w:t>
+      </w:r>
+    </w:p>
+    <w:p>
+      <w:pPr>
+        <w:pStyle w:val="ListParagraph"/>
+        <w:numPr>
+          <w:ilvl w:val="1"/>
+          <w:numId w:val="38"/>
+        </w:numPr>
+        <w:rPr>
+          <w:sz w:val="24"/>
+          <w:szCs w:val="22"/>
+          <w:lang w:val="en-US"/>
+        </w:rPr>
+      </w:pPr>
+      <w:r>
+        <w:rPr>
+          <w:sz w:val="24"/>
+          <w:szCs w:val="22"/>
+          <w:lang w:val="en-US"/>
+        </w:rPr>
+        <w:t>This is the class in which automation tester will write the automation script</w:t>
+      </w:r>
+    </w:p>
+    <w:p>
+      <w:pPr>
+        <w:pStyle w:val="ListParagraph"/>
+        <w:numPr>
+          <w:ilvl w:val="0"/>
+          <w:numId w:val="38"/>
+        </w:numPr>
+        <w:rPr>
+          <w:sz w:val="24"/>
+          <w:szCs w:val="22"/>
+          <w:lang w:val="en-US"/>
+        </w:rPr>
+      </w:pPr>
+      <w:r>
+        <w:rPr>
+          <w:b/>
+          <w:bCs/>
+          <w:sz w:val="24"/>
+          <w:szCs w:val="22"/>
+          <w:lang w:val="en-US"/>
+        </w:rPr>
+        <w:t>Runner Class (3</w:t>
+      </w:r>
+      <w:r>
+        <w:rPr>
+          <w:b/>
+          <w:bCs/>
+          <w:sz w:val="24"/>
+          <w:szCs w:val="22"/>
+          <w:vertAlign w:val="superscript"/>
+          <w:lang w:val="en-US"/>
+        </w:rPr>
+        <w:t>rd</w:t>
+      </w:r>
+      <w:r>
+        <w:rPr>
+          <w:b/>
+          <w:bCs/>
+          <w:sz w:val="24"/>
+          <w:szCs w:val="22"/>
+          <w:lang w:val="en-US"/>
+        </w:rPr>
+        <w:t xml:space="preserve"> Component of BDD) </w:t>
+      </w:r>
+      <w:r>
+        <w:rPr>
+          <w:sz w:val="24"/>
+          <w:szCs w:val="22"/>
+          <w:lang w:val="en-US"/>
+        </w:rPr>
+        <w:t>used to execute the automation script / feature file.</w:t>
+      </w:r>
+    </w:p>
+    <w:p>
+      <w:pPr>
+        <w:rPr>
+          <w:b/>
+          <w:bCs/>
+          <w:sz w:val="24"/>
+          <w:szCs w:val="22"/>
+          <w:lang w:val="en-US"/>
+        </w:rPr>
+      </w:pPr>
+      <w:r>
+        <w:rPr>
+          <w:b/>
+          <w:bCs/>
+          <w:sz w:val="24"/>
+          <w:szCs w:val="22"/>
+          <w:lang w:val="en-US"/>
+        </w:rPr>
+        <w:t>Cucumber tool is the implementation of BDD Approach.</w:t>
       </w:r>
       <w:bookmarkStart w:id="0" w:name="_GoBack"/>
       <w:bookmarkEnd w:id="0"/>
@@ -16935,6 +16941,119 @@
     </w:lvl>
   </w:abstractNum>
   <w:abstractNum w:abstractNumId="28">
+    <w:nsid w:val="6DFD49EC"/>
+    <w:multiLevelType w:val="hybridMultilevel"/>
+    <w:tmpl w:val="5CDAB2D2"/>
+    <w:lvl w:ilvl="0" w:tplc="40090001">
+      <w:start w:val="1"/>
+      <w:numFmt w:val="bullet"/>
+      <w:lvlText w:val=""/>
+      <w:lvlJc w:val="left"/>
+      <w:pPr>
+        <w:ind w:left="720" w:hanging="360"/>
+      </w:pPr>
+      <w:rPr>
+        <w:rFonts w:ascii="Symbol" w:hAnsi="Symbol" w:hint="default"/>
+      </w:rPr>
+    </w:lvl>
+    <w:lvl w:ilvl="1" w:tplc="40090003">
+      <w:start w:val="1"/>
+      <w:numFmt w:val="bullet"/>
+      <w:lvlText w:val="o"/>
+      <w:lvlJc w:val="left"/>
+      <w:pPr>
+        <w:ind w:left="1440" w:hanging="360"/>
+      </w:pPr>
+      <w:rPr>
+        <w:rFonts w:ascii="Courier New" w:hAnsi="Courier New" w:cs="Courier New" w:hint="default"/>
+      </w:rPr>
+    </w:lvl>
+    <w:lvl w:ilvl="2" w:tplc="40090005" w:tentative="1">
+      <w:start w:val="1"/>
+      <w:numFmt w:val="bullet"/>
+      <w:lvlText w:val=""/>
+      <w:lvlJc w:val="left"/>
+      <w:pPr>
+        <w:ind w:left="2160" w:hanging="360"/>
+      </w:pPr>
+      <w:rPr>
+        <w:rFonts w:ascii="Wingdings" w:hAnsi="Wingdings" w:hint="default"/>
+      </w:rPr>
+    </w:lvl>
+    <w:lvl w:ilvl="3" w:tplc="40090001" w:tentative="1">
+      <w:start w:val="1"/>
+      <w:numFmt w:val="bullet"/>
+      <w:lvlText w:val=""/>
+      <w:lvlJc w:val="left"/>
+      <w:pPr>
+        <w:ind w:left="2880" w:hanging="360"/>
+      </w:pPr>
+      <w:rPr>
+        <w:rFonts w:ascii="Symbol" w:hAnsi="Symbol" w:hint="default"/>
+      </w:rPr>
+    </w:lvl>
+    <w:lvl w:ilvl="4" w:tplc="40090003" w:tentative="1">
+      <w:start w:val="1"/>
+      <w:numFmt w:val="bullet"/>
+      <w:lvlText w:val="o"/>
+      <w:lvlJc w:val="left"/>
+      <w:pPr>
+        <w:ind w:left="3600" w:hanging="360"/>
+      </w:pPr>
+      <w:rPr>
+        <w:rFonts w:ascii="Courier New" w:hAnsi="Courier New" w:cs="Courier New" w:hint="default"/>
+      </w:rPr>
+    </w:lvl>
+    <w:lvl w:ilvl="5" w:tplc="40090005" w:tentative="1">
+      <w:start w:val="1"/>
+      <w:numFmt w:val="bullet"/>
+      <w:lvlText w:val=""/>
+      <w:lvlJc w:val="left"/>
+      <w:pPr>
+        <w:ind w:left="4320" w:hanging="360"/>
+      </w:pPr>
+      <w:rPr>
+        <w:rFonts w:ascii="Wingdings" w:hAnsi="Wingdings" w:hint="default"/>
+      </w:rPr>
+    </w:lvl>
+    <w:lvl w:ilvl="6" w:tplc="40090001" w:tentative="1">
+      <w:start w:val="1"/>
+      <w:numFmt w:val="bullet"/>
+      <w:lvlText w:val=""/>
+      <w:lvlJc w:val="left"/>
+      <w:pPr>
+        <w:ind w:left="5040" w:hanging="360"/>
+      </w:pPr>
+      <w:rPr>
+        <w:rFonts w:ascii="Symbol" w:hAnsi="Symbol" w:hint="default"/>
+      </w:rPr>
+    </w:lvl>
+    <w:lvl w:ilvl="7" w:tplc="40090003" w:tentative="1">
+      <w:start w:val="1"/>
+      <w:numFmt w:val="bullet"/>
+      <w:lvlText w:val="o"/>
+      <w:lvlJc w:val="left"/>
+      <w:pPr>
+        <w:ind w:left="5760" w:hanging="360"/>
+      </w:pPr>
+      <w:rPr>
+        <w:rFonts w:ascii="Courier New" w:hAnsi="Courier New" w:cs="Courier New" w:hint="default"/>
+      </w:rPr>
+    </w:lvl>
+    <w:lvl w:ilvl="8" w:tplc="40090005" w:tentative="1">
+      <w:start w:val="1"/>
+      <w:numFmt w:val="bullet"/>
+      <w:lvlText w:val=""/>
+      <w:lvlJc w:val="left"/>
+      <w:pPr>
+        <w:ind w:left="6480" w:hanging="360"/>
+      </w:pPr>
+      <w:rPr>
+        <w:rFonts w:ascii="Wingdings" w:hAnsi="Wingdings" w:hint="default"/>
+      </w:rPr>
+    </w:lvl>
+  </w:abstractNum>
+  <w:abstractNum w:abstractNumId="29">
     <w:nsid w:val="6E087545"/>
     <w:multiLevelType w:val="hybridMultilevel"/>
     <w:tmpl w:val="68B8BE2E"/>
@@ -17023,7 +17142,7 @@
       </w:pPr>
     </w:lvl>
   </w:abstractNum>
-  <w:abstractNum w:abstractNumId="29">
+  <w:abstractNum w:abstractNumId="30">
     <w:nsid w:val="712436B2"/>
     <w:multiLevelType w:val="hybridMultilevel"/>
     <w:tmpl w:val="7DB88F34"/>
@@ -17136,7 +17255,7 @@
       </w:rPr>
     </w:lvl>
   </w:abstractNum>
-  <w:abstractNum w:abstractNumId="30">
+  <w:abstractNum w:abstractNumId="31">
     <w:nsid w:val="716327C1"/>
     <w:multiLevelType w:val="hybridMultilevel"/>
     <w:tmpl w:val="BF34ABA8"/>
@@ -17249,7 +17368,7 @@
       </w:rPr>
     </w:lvl>
   </w:abstractNum>
-  <w:abstractNum w:abstractNumId="31">
+  <w:abstractNum w:abstractNumId="32">
     <w:nsid w:val="73BF2B49"/>
     <w:multiLevelType w:val="hybridMultilevel"/>
     <w:tmpl w:val="8E56E800"/>
@@ -17362,7 +17481,7 @@
       </w:rPr>
     </w:lvl>
   </w:abstractNum>
-  <w:abstractNum w:abstractNumId="32">
+  <w:abstractNum w:abstractNumId="33">
     <w:nsid w:val="75371497"/>
     <w:multiLevelType w:val="hybridMultilevel"/>
     <w:tmpl w:val="1D686274"/>
@@ -17475,7 +17594,7 @@
       </w:rPr>
     </w:lvl>
   </w:abstractNum>
-  <w:abstractNum w:abstractNumId="33">
+  <w:abstractNum w:abstractNumId="34">
     <w:nsid w:val="7A65502B"/>
     <w:multiLevelType w:val="hybridMultilevel"/>
     <w:tmpl w:val="763EAD76"/>
@@ -17588,7 +17707,7 @@
       </w:rPr>
     </w:lvl>
   </w:abstractNum>
-  <w:abstractNum w:abstractNumId="34">
+  <w:abstractNum w:abstractNumId="35">
     <w:nsid w:val="7CC327AE"/>
     <w:multiLevelType w:val="hybridMultilevel"/>
     <w:tmpl w:val="FD60D564"/>
@@ -17701,7 +17820,7 @@
       </w:rPr>
     </w:lvl>
   </w:abstractNum>
-  <w:abstractNum w:abstractNumId="35">
+  <w:abstractNum w:abstractNumId="36">
     <w:nsid w:val="7D476BBC"/>
     <w:multiLevelType w:val="hybridMultilevel"/>
     <w:tmpl w:val="B360ED0C"/>
@@ -17814,7 +17933,7 @@
       </w:rPr>
     </w:lvl>
   </w:abstractNum>
-  <w:abstractNum w:abstractNumId="36">
+  <w:abstractNum w:abstractNumId="37">
     <w:nsid w:val="7FF367B4"/>
     <w:multiLevelType w:val="hybridMultilevel"/>
     <w:tmpl w:val="3DDC9BF0"/>
@@ -17937,16 +18056,16 @@
     <w:abstractNumId w:val="24"/>
   </w:num>
   <w:num w:numId="4">
-    <w:abstractNumId w:val="31"/>
+    <w:abstractNumId w:val="32"/>
   </w:num>
   <w:num w:numId="5">
     <w:abstractNumId w:val="10"/>
   </w:num>
   <w:num w:numId="6">
-    <w:abstractNumId w:val="29"/>
+    <w:abstractNumId w:val="30"/>
   </w:num>
   <w:num w:numId="7">
-    <w:abstractNumId w:val="36"/>
+    <w:abstractNumId w:val="37"/>
   </w:num>
   <w:num w:numId="8">
     <w:abstractNumId w:val="13"/>
@@ -17967,7 +18086,7 @@
     <w:abstractNumId w:val="14"/>
   </w:num>
   <w:num w:numId="14">
-    <w:abstractNumId w:val="28"/>
+    <w:abstractNumId w:val="29"/>
   </w:num>
   <w:num w:numId="15">
     <w:abstractNumId w:val="2"/>
@@ -17976,7 +18095,7 @@
     <w:abstractNumId w:val="15"/>
   </w:num>
   <w:num w:numId="17">
-    <w:abstractNumId w:val="33"/>
+    <w:abstractNumId w:val="34"/>
   </w:num>
   <w:num w:numId="18">
     <w:abstractNumId w:val="25"/>
@@ -17991,7 +18110,7 @@
     <w:abstractNumId w:val="27"/>
   </w:num>
   <w:num w:numId="22">
-    <w:abstractNumId w:val="34"/>
+    <w:abstractNumId w:val="35"/>
   </w:num>
   <w:num w:numId="23">
     <w:abstractNumId w:val="19"/>
@@ -18003,7 +18122,7 @@
     <w:abstractNumId w:val="6"/>
   </w:num>
   <w:num w:numId="26">
-    <w:abstractNumId w:val="35"/>
+    <w:abstractNumId w:val="36"/>
   </w:num>
   <w:num w:numId="27">
     <w:abstractNumId w:val="17"/>
@@ -18015,7 +18134,7 @@
     <w:abstractNumId w:val="21"/>
   </w:num>
   <w:num w:numId="30">
-    <w:abstractNumId w:val="32"/>
+    <w:abstractNumId w:val="33"/>
   </w:num>
   <w:num w:numId="31">
     <w:abstractNumId w:val="3"/>
@@ -18024,7 +18143,7 @@
     <w:abstractNumId w:val="9"/>
   </w:num>
   <w:num w:numId="33">
-    <w:abstractNumId w:val="30"/>
+    <w:abstractNumId w:val="31"/>
   </w:num>
   <w:num w:numId="34">
     <w:abstractNumId w:val="0"/>
@@ -18037,6 +18156,9 @@
   </w:num>
   <w:num w:numId="37">
     <w:abstractNumId w:val="11"/>
+  </w:num>
+  <w:num w:numId="38">
+    <w:abstractNumId w:val="28"/>
   </w:num>
 </w:numbering>
 </file>
@@ -19617,31 +19739,31 @@
     </dgm:pt>
   </dgm:ptLst>
   <dgm:cxnLst>
+    <dgm:cxn modelId="{3602DE0F-C5DE-47CD-BB05-77525C9E966C}" type="presOf" srcId="{EF5675B6-38BA-4455-BA87-E62399D49989}" destId="{DEB61738-BCA0-4546-95CF-970A62665FC2}" srcOrd="0" destOrd="0" presId="urn:microsoft.com/office/officeart/2005/8/layout/process1"/>
+    <dgm:cxn modelId="{DFFD2E91-DAE3-4DEB-949B-B77B2556024C}" type="presOf" srcId="{9C4D6193-4800-45DB-9EB9-DA2277B5D91B}" destId="{B8DA0D4A-E19E-4233-86B3-A96400569C53}" srcOrd="1" destOrd="0" presId="urn:microsoft.com/office/officeart/2005/8/layout/process1"/>
+    <dgm:cxn modelId="{A1C3EB01-EB08-4C9C-83D6-95D576A7C441}" type="presOf" srcId="{5AAB36AD-884F-4169-9EAA-81A3D87ABCFA}" destId="{AB8F05C3-3669-4AF7-9C79-08939721A716}" srcOrd="0" destOrd="0" presId="urn:microsoft.com/office/officeart/2005/8/layout/process1"/>
+    <dgm:cxn modelId="{68BA4CFF-87AF-414C-9785-40163FF80ECF}" type="presOf" srcId="{214208B8-431D-481C-9A4C-228B7308ADA8}" destId="{C789FCC9-4717-4FFC-BA71-F98E7B1B3115}" srcOrd="0" destOrd="0" presId="urn:microsoft.com/office/officeart/2005/8/layout/process1"/>
+    <dgm:cxn modelId="{80AB986A-FDF3-41B1-9092-584CE3EB969B}" srcId="{9EE1A18E-AD2D-415E-8996-B35207C41ED0}" destId="{BF8C77AF-CFF1-4B53-B009-D4E001D240D6}" srcOrd="3" destOrd="0" parTransId="{FBE35E27-7BCE-41B3-88D2-29BD34AAC180}" sibTransId="{DC8EEA03-196C-4689-B6BD-D5BC213D37CC}"/>
+    <dgm:cxn modelId="{EC28F6DC-FD2F-456D-82E3-365C8C6A9E6B}" type="presOf" srcId="{BF8C77AF-CFF1-4B53-B009-D4E001D240D6}" destId="{D0DFB2B8-5022-4762-AA62-9B0CF1B32B60}" srcOrd="0" destOrd="0" presId="urn:microsoft.com/office/officeart/2005/8/layout/process1"/>
+    <dgm:cxn modelId="{261360B7-C44E-4AA6-8AD8-8598CC9C6ABB}" type="presOf" srcId="{7201A391-9828-4B1D-A3C1-894234D041DB}" destId="{05A02C9E-6432-4B6A-91B3-E0BA65A6B1AE}" srcOrd="0" destOrd="0" presId="urn:microsoft.com/office/officeart/2005/8/layout/process1"/>
+    <dgm:cxn modelId="{7A7BACD0-8796-434D-8F7A-107170C9BD54}" type="presOf" srcId="{214208B8-431D-481C-9A4C-228B7308ADA8}" destId="{5D4876CA-733D-4DFD-8E79-4A3DBC7C7C6B}" srcOrd="1" destOrd="0" presId="urn:microsoft.com/office/officeart/2005/8/layout/process1"/>
+    <dgm:cxn modelId="{1AB551C2-228A-4BB5-8705-36BAFA467934}" type="presOf" srcId="{9C4D6193-4800-45DB-9EB9-DA2277B5D91B}" destId="{374ED80F-5E6F-4A85-B95B-4BA99538042E}" srcOrd="0" destOrd="0" presId="urn:microsoft.com/office/officeart/2005/8/layout/process1"/>
+    <dgm:cxn modelId="{88485462-4E66-423A-A8BC-4D0BDB9036DB}" type="presOf" srcId="{BF4790F6-D1AA-430E-85BA-C07F91D009F2}" destId="{485EB252-98AF-4CC0-A401-D9A154AAFC53}" srcOrd="0" destOrd="0" presId="urn:microsoft.com/office/officeart/2005/8/layout/process1"/>
+    <dgm:cxn modelId="{4D1B4854-AE2E-470B-9115-BD099FD5799A}" srcId="{9EE1A18E-AD2D-415E-8996-B35207C41ED0}" destId="{BF4790F6-D1AA-430E-85BA-C07F91D009F2}" srcOrd="1" destOrd="0" parTransId="{974B1A63-8714-4E97-A93F-006B83F9DBF3}" sibTransId="{214208B8-431D-481C-9A4C-228B7308ADA8}"/>
     <dgm:cxn modelId="{B151CA70-0406-48D6-8013-3F7D288766AD}" srcId="{9EE1A18E-AD2D-415E-8996-B35207C41ED0}" destId="{5AAB36AD-884F-4169-9EAA-81A3D87ABCFA}" srcOrd="0" destOrd="0" parTransId="{4796A0B2-FD04-4D0D-B4E3-6A8EB9A6D74D}" sibTransId="{9C4D6193-4800-45DB-9EB9-DA2277B5D91B}"/>
-    <dgm:cxn modelId="{9942EED7-A780-412A-BC1D-0BFE41F6B6C6}" type="presOf" srcId="{7201A391-9828-4B1D-A3C1-894234D041DB}" destId="{FDD593C1-9D9B-40ED-8C6D-5142CB0F0E3E}" srcOrd="1" destOrd="0" presId="urn:microsoft.com/office/officeart/2005/8/layout/process1"/>
-    <dgm:cxn modelId="{D4D3BF10-F46E-4626-9C79-493D4EC207C4}" type="presOf" srcId="{BF4790F6-D1AA-430E-85BA-C07F91D009F2}" destId="{485EB252-98AF-4CC0-A401-D9A154AAFC53}" srcOrd="0" destOrd="0" presId="urn:microsoft.com/office/officeart/2005/8/layout/process1"/>
-    <dgm:cxn modelId="{739C5785-E52F-47CE-9F40-D6F190D960B1}" type="presOf" srcId="{214208B8-431D-481C-9A4C-228B7308ADA8}" destId="{5D4876CA-733D-4DFD-8E79-4A3DBC7C7C6B}" srcOrd="1" destOrd="0" presId="urn:microsoft.com/office/officeart/2005/8/layout/process1"/>
     <dgm:cxn modelId="{39F27088-F2FF-4B1E-85B8-75E4A5853051}" srcId="{9EE1A18E-AD2D-415E-8996-B35207C41ED0}" destId="{EF5675B6-38BA-4455-BA87-E62399D49989}" srcOrd="2" destOrd="0" parTransId="{B9F702AD-11CA-445A-BE84-AFE50ED28D23}" sibTransId="{7201A391-9828-4B1D-A3C1-894234D041DB}"/>
-    <dgm:cxn modelId="{6813F01F-BCA6-433A-A5FC-F474C1556494}" type="presOf" srcId="{BF8C77AF-CFF1-4B53-B009-D4E001D240D6}" destId="{D0DFB2B8-5022-4762-AA62-9B0CF1B32B60}" srcOrd="0" destOrd="0" presId="urn:microsoft.com/office/officeart/2005/8/layout/process1"/>
-    <dgm:cxn modelId="{30992B70-82A4-424E-91AF-1147538872AC}" type="presOf" srcId="{EF5675B6-38BA-4455-BA87-E62399D49989}" destId="{DEB61738-BCA0-4546-95CF-970A62665FC2}" srcOrd="0" destOrd="0" presId="urn:microsoft.com/office/officeart/2005/8/layout/process1"/>
-    <dgm:cxn modelId="{37D46F2E-E72F-4F26-92BB-FF51AEA1A68C}" type="presOf" srcId="{5AAB36AD-884F-4169-9EAA-81A3D87ABCFA}" destId="{AB8F05C3-3669-4AF7-9C79-08939721A716}" srcOrd="0" destOrd="0" presId="urn:microsoft.com/office/officeart/2005/8/layout/process1"/>
-    <dgm:cxn modelId="{4D1B4854-AE2E-470B-9115-BD099FD5799A}" srcId="{9EE1A18E-AD2D-415E-8996-B35207C41ED0}" destId="{BF4790F6-D1AA-430E-85BA-C07F91D009F2}" srcOrd="1" destOrd="0" parTransId="{974B1A63-8714-4E97-A93F-006B83F9DBF3}" sibTransId="{214208B8-431D-481C-9A4C-228B7308ADA8}"/>
-    <dgm:cxn modelId="{DF97119E-404F-41A3-A40C-CC27DBCB1F74}" type="presOf" srcId="{7201A391-9828-4B1D-A3C1-894234D041DB}" destId="{05A02C9E-6432-4B6A-91B3-E0BA65A6B1AE}" srcOrd="0" destOrd="0" presId="urn:microsoft.com/office/officeart/2005/8/layout/process1"/>
-    <dgm:cxn modelId="{108A60D7-1348-4687-9E6A-43491383B280}" type="presOf" srcId="{9C4D6193-4800-45DB-9EB9-DA2277B5D91B}" destId="{374ED80F-5E6F-4A85-B95B-4BA99538042E}" srcOrd="0" destOrd="0" presId="urn:microsoft.com/office/officeart/2005/8/layout/process1"/>
-    <dgm:cxn modelId="{FCA0B1E5-3ADD-4A5F-B99C-0457CBEBF3BA}" type="presOf" srcId="{9C4D6193-4800-45DB-9EB9-DA2277B5D91B}" destId="{B8DA0D4A-E19E-4233-86B3-A96400569C53}" srcOrd="1" destOrd="0" presId="urn:microsoft.com/office/officeart/2005/8/layout/process1"/>
-    <dgm:cxn modelId="{499C68D6-0875-44E0-920B-94B4F6F0A39E}" type="presOf" srcId="{214208B8-431D-481C-9A4C-228B7308ADA8}" destId="{C789FCC9-4717-4FFC-BA71-F98E7B1B3115}" srcOrd="0" destOrd="0" presId="urn:microsoft.com/office/officeart/2005/8/layout/process1"/>
-    <dgm:cxn modelId="{6F09B79E-A383-429E-A208-864F88F34AA1}" type="presOf" srcId="{9EE1A18E-AD2D-415E-8996-B35207C41ED0}" destId="{B9FC173B-3430-402C-9BFA-D498C62BCC2D}" srcOrd="0" destOrd="0" presId="urn:microsoft.com/office/officeart/2005/8/layout/process1"/>
-    <dgm:cxn modelId="{80AB986A-FDF3-41B1-9092-584CE3EB969B}" srcId="{9EE1A18E-AD2D-415E-8996-B35207C41ED0}" destId="{BF8C77AF-CFF1-4B53-B009-D4E001D240D6}" srcOrd="3" destOrd="0" parTransId="{FBE35E27-7BCE-41B3-88D2-29BD34AAC180}" sibTransId="{DC8EEA03-196C-4689-B6BD-D5BC213D37CC}"/>
-    <dgm:cxn modelId="{ED04CED6-031A-4F46-AEFC-C0C0B8484D36}" type="presParOf" srcId="{B9FC173B-3430-402C-9BFA-D498C62BCC2D}" destId="{AB8F05C3-3669-4AF7-9C79-08939721A716}" srcOrd="0" destOrd="0" presId="urn:microsoft.com/office/officeart/2005/8/layout/process1"/>
-    <dgm:cxn modelId="{29349D01-217C-4E16-9385-19A7C567B2EB}" type="presParOf" srcId="{B9FC173B-3430-402C-9BFA-D498C62BCC2D}" destId="{374ED80F-5E6F-4A85-B95B-4BA99538042E}" srcOrd="1" destOrd="0" presId="urn:microsoft.com/office/officeart/2005/8/layout/process1"/>
-    <dgm:cxn modelId="{B56128BF-A182-49B3-AE20-AB49FBC4C638}" type="presParOf" srcId="{374ED80F-5E6F-4A85-B95B-4BA99538042E}" destId="{B8DA0D4A-E19E-4233-86B3-A96400569C53}" srcOrd="0" destOrd="0" presId="urn:microsoft.com/office/officeart/2005/8/layout/process1"/>
-    <dgm:cxn modelId="{3B6E8375-ED88-483D-A681-C9BCF81E0C17}" type="presParOf" srcId="{B9FC173B-3430-402C-9BFA-D498C62BCC2D}" destId="{485EB252-98AF-4CC0-A401-D9A154AAFC53}" srcOrd="2" destOrd="0" presId="urn:microsoft.com/office/officeart/2005/8/layout/process1"/>
-    <dgm:cxn modelId="{16EDAAB7-3AF9-4026-8BE6-C8968C7EFFFF}" type="presParOf" srcId="{B9FC173B-3430-402C-9BFA-D498C62BCC2D}" destId="{C789FCC9-4717-4FFC-BA71-F98E7B1B3115}" srcOrd="3" destOrd="0" presId="urn:microsoft.com/office/officeart/2005/8/layout/process1"/>
-    <dgm:cxn modelId="{E618C444-4C2E-4648-9702-524007355544}" type="presParOf" srcId="{C789FCC9-4717-4FFC-BA71-F98E7B1B3115}" destId="{5D4876CA-733D-4DFD-8E79-4A3DBC7C7C6B}" srcOrd="0" destOrd="0" presId="urn:microsoft.com/office/officeart/2005/8/layout/process1"/>
-    <dgm:cxn modelId="{2C090EFA-94C9-436D-BB01-822739C0240A}" type="presParOf" srcId="{B9FC173B-3430-402C-9BFA-D498C62BCC2D}" destId="{DEB61738-BCA0-4546-95CF-970A62665FC2}" srcOrd="4" destOrd="0" presId="urn:microsoft.com/office/officeart/2005/8/layout/process1"/>
-    <dgm:cxn modelId="{16F4F8E9-6495-4A1C-A177-91AAAFF513E1}" type="presParOf" srcId="{B9FC173B-3430-402C-9BFA-D498C62BCC2D}" destId="{05A02C9E-6432-4B6A-91B3-E0BA65A6B1AE}" srcOrd="5" destOrd="0" presId="urn:microsoft.com/office/officeart/2005/8/layout/process1"/>
-    <dgm:cxn modelId="{38178CEF-2261-4900-8EDB-742AE1D6D57F}" type="presParOf" srcId="{05A02C9E-6432-4B6A-91B3-E0BA65A6B1AE}" destId="{FDD593C1-9D9B-40ED-8C6D-5142CB0F0E3E}" srcOrd="0" destOrd="0" presId="urn:microsoft.com/office/officeart/2005/8/layout/process1"/>
-    <dgm:cxn modelId="{7A1EFE48-1D4E-499D-8F7C-82E566029085}" type="presParOf" srcId="{B9FC173B-3430-402C-9BFA-D498C62BCC2D}" destId="{D0DFB2B8-5022-4762-AA62-9B0CF1B32B60}" srcOrd="6" destOrd="0" presId="urn:microsoft.com/office/officeart/2005/8/layout/process1"/>
+    <dgm:cxn modelId="{93D63E33-A2AE-438C-A960-46E427B4BC2B}" type="presOf" srcId="{9EE1A18E-AD2D-415E-8996-B35207C41ED0}" destId="{B9FC173B-3430-402C-9BFA-D498C62BCC2D}" srcOrd="0" destOrd="0" presId="urn:microsoft.com/office/officeart/2005/8/layout/process1"/>
+    <dgm:cxn modelId="{83FD8A88-1450-45ED-BF25-BB01FF911B42}" type="presOf" srcId="{7201A391-9828-4B1D-A3C1-894234D041DB}" destId="{FDD593C1-9D9B-40ED-8C6D-5142CB0F0E3E}" srcOrd="1" destOrd="0" presId="urn:microsoft.com/office/officeart/2005/8/layout/process1"/>
+    <dgm:cxn modelId="{3F3D13B5-EE14-4836-9C80-2F21BC569D07}" type="presParOf" srcId="{B9FC173B-3430-402C-9BFA-D498C62BCC2D}" destId="{AB8F05C3-3669-4AF7-9C79-08939721A716}" srcOrd="0" destOrd="0" presId="urn:microsoft.com/office/officeart/2005/8/layout/process1"/>
+    <dgm:cxn modelId="{F126B31E-57F0-4E14-8141-1426769C95D6}" type="presParOf" srcId="{B9FC173B-3430-402C-9BFA-D498C62BCC2D}" destId="{374ED80F-5E6F-4A85-B95B-4BA99538042E}" srcOrd="1" destOrd="0" presId="urn:microsoft.com/office/officeart/2005/8/layout/process1"/>
+    <dgm:cxn modelId="{3D95937E-41F3-4357-89EF-EC9494DF2403}" type="presParOf" srcId="{374ED80F-5E6F-4A85-B95B-4BA99538042E}" destId="{B8DA0D4A-E19E-4233-86B3-A96400569C53}" srcOrd="0" destOrd="0" presId="urn:microsoft.com/office/officeart/2005/8/layout/process1"/>
+    <dgm:cxn modelId="{D3D4A5D0-7C0F-4A1B-877D-FBE428FD0D44}" type="presParOf" srcId="{B9FC173B-3430-402C-9BFA-D498C62BCC2D}" destId="{485EB252-98AF-4CC0-A401-D9A154AAFC53}" srcOrd="2" destOrd="0" presId="urn:microsoft.com/office/officeart/2005/8/layout/process1"/>
+    <dgm:cxn modelId="{B87232C2-AB08-4D34-A57F-AABC404CFBE5}" type="presParOf" srcId="{B9FC173B-3430-402C-9BFA-D498C62BCC2D}" destId="{C789FCC9-4717-4FFC-BA71-F98E7B1B3115}" srcOrd="3" destOrd="0" presId="urn:microsoft.com/office/officeart/2005/8/layout/process1"/>
+    <dgm:cxn modelId="{B992E5E6-7104-435D-8786-982E10F1AEDE}" type="presParOf" srcId="{C789FCC9-4717-4FFC-BA71-F98E7B1B3115}" destId="{5D4876CA-733D-4DFD-8E79-4A3DBC7C7C6B}" srcOrd="0" destOrd="0" presId="urn:microsoft.com/office/officeart/2005/8/layout/process1"/>
+    <dgm:cxn modelId="{4A21E802-E669-4512-81EF-524EB109B605}" type="presParOf" srcId="{B9FC173B-3430-402C-9BFA-D498C62BCC2D}" destId="{DEB61738-BCA0-4546-95CF-970A62665FC2}" srcOrd="4" destOrd="0" presId="urn:microsoft.com/office/officeart/2005/8/layout/process1"/>
+    <dgm:cxn modelId="{959B7623-BBC6-4CAF-9D5A-E56D0C66E6E9}" type="presParOf" srcId="{B9FC173B-3430-402C-9BFA-D498C62BCC2D}" destId="{05A02C9E-6432-4B6A-91B3-E0BA65A6B1AE}" srcOrd="5" destOrd="0" presId="urn:microsoft.com/office/officeart/2005/8/layout/process1"/>
+    <dgm:cxn modelId="{B68A2CF4-B019-49D0-B8FB-6BE3EDF00612}" type="presParOf" srcId="{05A02C9E-6432-4B6A-91B3-E0BA65A6B1AE}" destId="{FDD593C1-9D9B-40ED-8C6D-5142CB0F0E3E}" srcOrd="0" destOrd="0" presId="urn:microsoft.com/office/officeart/2005/8/layout/process1"/>
+    <dgm:cxn modelId="{EDDC6FCD-237A-42A4-AFFD-E906DF8B75C9}" type="presParOf" srcId="{B9FC173B-3430-402C-9BFA-D498C62BCC2D}" destId="{D0DFB2B8-5022-4762-AA62-9B0CF1B32B60}" srcOrd="6" destOrd="0" presId="urn:microsoft.com/office/officeart/2005/8/layout/process1"/>
   </dgm:cxnLst>
   <dgm:bg/>
   <dgm:whole/>

--- a/Notes_SA2510014.docx
+++ b/Notes_SA2510014.docx
@@ -13793,6 +13793,14 @@
         </w:rPr>
         <w:t>Created using Gherkin language</w:t>
       </w:r>
+      <w:r>
+        <w:rPr>
+          <w:sz w:val="24"/>
+          <w:szCs w:val="22"/>
+          <w:lang w:val="en-US"/>
+        </w:rPr>
+        <w:t xml:space="preserve"> / syntax</w:t>
+      </w:r>
     </w:p>
     <w:p>
       <w:pPr>
@@ -14052,8 +14060,993 @@
         </w:rPr>
         <w:t>Cucumber tool is the implementation of BDD Approach.</w:t>
       </w:r>
+    </w:p>
+    <w:p>
+      <w:pPr>
+        <w:pBdr>
+          <w:bottom w:val="single" w:sz="6" w:space="1" w:color="auto"/>
+        </w:pBdr>
+        <w:rPr>
+          <w:b/>
+          <w:bCs/>
+          <w:sz w:val="24"/>
+          <w:szCs w:val="22"/>
+          <w:lang w:val="en-US"/>
+        </w:rPr>
+      </w:pPr>
+    </w:p>
+    <w:p>
+      <w:r>
+        <w:rPr>
+          <w:b/>
+          <w:bCs/>
+        </w:rPr>
+        <w:t>Feature File</w:t>
+      </w:r>
+    </w:p>
+    <w:p>
+      <w:pPr>
+        <w:pStyle w:val="ListParagraph"/>
+        <w:numPr>
+          <w:ilvl w:val="0"/>
+          <w:numId w:val="39"/>
+        </w:numPr>
+      </w:pPr>
+      <w:r>
+        <w:t>Is a collection of Test Scenarios</w:t>
+      </w:r>
+    </w:p>
+    <w:p>
+      <w:pPr>
+        <w:pStyle w:val="ListParagraph"/>
+        <w:numPr>
+          <w:ilvl w:val="0"/>
+          <w:numId w:val="39"/>
+        </w:numPr>
+      </w:pPr>
+      <w:r>
+        <w:t>Created using Gherkin syntax / language</w:t>
+      </w:r>
+    </w:p>
+    <w:p>
+      <w:pPr>
+        <w:pStyle w:val="ListParagraph"/>
+        <w:numPr>
+          <w:ilvl w:val="0"/>
+          <w:numId w:val="39"/>
+        </w:numPr>
+      </w:pPr>
+      <w:r>
+        <w:t>Created using following keywords</w:t>
+      </w:r>
+    </w:p>
+    <w:p>
+      <w:pPr>
+        <w:pStyle w:val="ListParagraph"/>
+        <w:numPr>
+          <w:ilvl w:val="1"/>
+          <w:numId w:val="39"/>
+        </w:numPr>
+      </w:pPr>
+      <w:r>
+        <w:t xml:space="preserve">Feature: </w:t>
+      </w:r>
+      <w:r>
+        <w:sym w:font="Wingdings" w:char="F0E0"/>
+      </w:r>
+      <w:r>
+        <w:t xml:space="preserve"> Represents requirement</w:t>
+      </w:r>
+    </w:p>
+    <w:p>
+      <w:pPr>
+        <w:pStyle w:val="ListParagraph"/>
+        <w:numPr>
+          <w:ilvl w:val="1"/>
+          <w:numId w:val="39"/>
+        </w:numPr>
+      </w:pPr>
+      <w:r>
+        <w:t xml:space="preserve">Scenario: </w:t>
+      </w:r>
+      <w:r>
+        <w:sym w:font="Wingdings" w:char="F0E0"/>
+      </w:r>
+      <w:r>
+        <w:t xml:space="preserve"> Represents the test objective</w:t>
+      </w:r>
+    </w:p>
+    <w:p>
+      <w:pPr>
+        <w:pStyle w:val="ListParagraph"/>
+        <w:numPr>
+          <w:ilvl w:val="1"/>
+          <w:numId w:val="39"/>
+        </w:numPr>
+      </w:pPr>
+      <w:r>
+        <w:t xml:space="preserve">Given </w:t>
+      </w:r>
+      <w:r>
+        <w:sym w:font="Wingdings" w:char="F0E0"/>
+      </w:r>
+      <w:r>
+        <w:t xml:space="preserve"> Represents pre-requisite</w:t>
+      </w:r>
+    </w:p>
+    <w:p>
+      <w:pPr>
+        <w:pStyle w:val="ListParagraph"/>
+        <w:numPr>
+          <w:ilvl w:val="1"/>
+          <w:numId w:val="39"/>
+        </w:numPr>
+      </w:pPr>
+      <w:r>
+        <w:t xml:space="preserve">When </w:t>
+      </w:r>
+      <w:r>
+        <w:sym w:font="Wingdings" w:char="F0E0"/>
+      </w:r>
+      <w:r>
+        <w:t xml:space="preserve"> Represents test steps</w:t>
+      </w:r>
+    </w:p>
+    <w:p>
+      <w:pPr>
+        <w:pStyle w:val="ListParagraph"/>
+        <w:numPr>
+          <w:ilvl w:val="1"/>
+          <w:numId w:val="39"/>
+        </w:numPr>
+      </w:pPr>
+      <w:r>
+        <w:t xml:space="preserve">And </w:t>
+      </w:r>
+      <w:r>
+        <w:sym w:font="Wingdings" w:char="F0E0"/>
+      </w:r>
+      <w:r>
+        <w:t xml:space="preserve"> Combining multiple When statements</w:t>
+      </w:r>
+    </w:p>
+    <w:p>
+      <w:pPr>
+        <w:pStyle w:val="ListParagraph"/>
+        <w:numPr>
+          <w:ilvl w:val="1"/>
+          <w:numId w:val="39"/>
+        </w:numPr>
+      </w:pPr>
+      <w:r>
+        <w:t xml:space="preserve">Then </w:t>
+      </w:r>
+      <w:r>
+        <w:sym w:font="Wingdings" w:char="F0E0"/>
+      </w:r>
+      <w:r>
+        <w:t xml:space="preserve"> Represents expected Result</w:t>
+      </w:r>
+    </w:p>
+    <w:p>
+      <w:pPr>
+        <w:pStyle w:val="ListParagraph"/>
+        <w:numPr>
+          <w:ilvl w:val="1"/>
+          <w:numId w:val="39"/>
+        </w:numPr>
+      </w:pPr>
+      <w:r>
+        <w:t>Background</w:t>
+      </w:r>
+      <w:r>
+        <w:t>:</w:t>
+      </w:r>
+      <w:r>
+        <w:t xml:space="preserve"> </w:t>
+      </w:r>
+      <w:r>
+        <w:sym w:font="Wingdings" w:char="F0E0"/>
+      </w:r>
+      <w:r>
+        <w:t xml:space="preserve"> </w:t>
+      </w:r>
+      <w:r>
+        <w:t>Used to avoid multiple Given statements</w:t>
+      </w:r>
+    </w:p>
+    <w:p>
+      <w:pPr>
+        <w:pStyle w:val="ListParagraph"/>
+        <w:numPr>
+          <w:ilvl w:val="1"/>
+          <w:numId w:val="39"/>
+        </w:numPr>
+      </w:pPr>
+      <w:r>
+        <w:t xml:space="preserve">Examples: </w:t>
+      </w:r>
+      <w:r>
+        <w:sym w:font="Wingdings" w:char="F0E0"/>
+      </w:r>
+      <w:r>
+        <w:t xml:space="preserve"> Used in the case of Data Driven Testing via which you can execute single scenario for multiple times with multiple data set</w:t>
+      </w:r>
+    </w:p>
+    <w:p>
+      <w:pPr>
+        <w:pStyle w:val="ListParagraph"/>
+        <w:numPr>
+          <w:ilvl w:val="1"/>
+          <w:numId w:val="39"/>
+        </w:numPr>
+        <w:pBdr>
+          <w:bottom w:val="single" w:sz="6" w:space="1" w:color="auto"/>
+        </w:pBdr>
+      </w:pPr>
+      <w:r>
+        <w:t xml:space="preserve">Scenario Outline: </w:t>
+      </w:r>
+      <w:r>
+        <w:sym w:font="Wingdings" w:char="F0E0"/>
+      </w:r>
+      <w:r>
+        <w:t xml:space="preserve"> Used in the combination of Examples in the case of data driven testing</w:t>
+      </w:r>
+    </w:p>
+    <w:p>
+      <w:pPr>
+        <w:rPr>
+          <w:b/>
+          <w:bCs/>
+        </w:rPr>
+      </w:pPr>
+      <w:r>
+        <w:rPr>
+          <w:b/>
+          <w:bCs/>
+        </w:rPr>
+        <w:t>Requirement – Validate title of Google</w:t>
+      </w:r>
+    </w:p>
+    <w:p>
+      <w:pPr>
+        <w:pStyle w:val="ListParagraph"/>
+        <w:numPr>
+          <w:ilvl w:val="0"/>
+          <w:numId w:val="40"/>
+        </w:numPr>
+      </w:pPr>
+      <w:r>
+        <w:t>Open Google</w:t>
+      </w:r>
+    </w:p>
+    <w:p>
+      <w:pPr>
+        <w:pStyle w:val="ListParagraph"/>
+        <w:numPr>
+          <w:ilvl w:val="0"/>
+          <w:numId w:val="40"/>
+        </w:numPr>
+      </w:pPr>
+      <w:r>
+        <w:t>Read the title</w:t>
+      </w:r>
+    </w:p>
+    <w:p>
+      <w:pPr>
+        <w:pStyle w:val="ListParagraph"/>
+        <w:numPr>
+          <w:ilvl w:val="0"/>
+          <w:numId w:val="40"/>
+        </w:numPr>
+      </w:pPr>
+      <w:r>
+        <w:t>Verify the title / Title should be Google</w:t>
+      </w:r>
+    </w:p>
+    <w:p>
+      <w:pPr>
+        <w:rPr>
+          <w:b/>
+          <w:bCs/>
+        </w:rPr>
+      </w:pPr>
+      <w:r>
+        <w:rPr>
+          <w:b/>
+          <w:bCs/>
+        </w:rPr>
+        <w:t>Feature file</w:t>
+      </w:r>
+    </w:p>
+    <w:p>
+      <w:r>
+        <w:t>Feature: Validate title of Google</w:t>
+      </w:r>
+    </w:p>
+    <w:p>
+      <w:r>
+        <w:lastRenderedPageBreak/>
+        <w:t xml:space="preserve">Scenario: </w:t>
+      </w:r>
+      <w:r>
+        <w:t>To validate title of Google home page</w:t>
+      </w:r>
+    </w:p>
+    <w:p>
+      <w:r>
+        <w:t>Given Open Google</w:t>
+      </w:r>
+    </w:p>
+    <w:p>
+      <w:r>
+        <w:t>When Read the title</w:t>
+      </w:r>
+    </w:p>
+    <w:p>
+      <w:pPr>
+        <w:pBdr>
+          <w:bottom w:val="single" w:sz="6" w:space="1" w:color="auto"/>
+        </w:pBdr>
+      </w:pPr>
+      <w:r>
+        <w:t>Then Title should be Google</w:t>
+      </w:r>
+    </w:p>
+    <w:p>
+      <w:pPr>
+        <w:rPr>
+          <w:b/>
+          <w:bCs/>
+        </w:rPr>
+      </w:pPr>
+      <w:r>
+        <w:rPr>
+          <w:b/>
+          <w:bCs/>
+        </w:rPr>
+        <w:t xml:space="preserve">Requirement </w:t>
+      </w:r>
+      <w:r>
+        <w:rPr>
+          <w:b/>
+          <w:bCs/>
+        </w:rPr>
+        <w:sym w:font="Wingdings" w:char="F0E0"/>
+      </w:r>
+      <w:r>
+        <w:rPr>
+          <w:b/>
+          <w:bCs/>
+        </w:rPr>
+        <w:t xml:space="preserve"> Search functionality on Google</w:t>
+      </w:r>
+    </w:p>
+    <w:p>
+      <w:pPr>
+        <w:pStyle w:val="ListParagraph"/>
+        <w:numPr>
+          <w:ilvl w:val="0"/>
+          <w:numId w:val="41"/>
+        </w:numPr>
+      </w:pPr>
+      <w:r>
+        <w:t>Open Google</w:t>
+      </w:r>
+    </w:p>
+    <w:p>
+      <w:pPr>
+        <w:pStyle w:val="ListParagraph"/>
+        <w:numPr>
+          <w:ilvl w:val="0"/>
+          <w:numId w:val="41"/>
+        </w:numPr>
+      </w:pPr>
+      <w:r>
+        <w:t>Enter search item</w:t>
+      </w:r>
+    </w:p>
+    <w:p>
+      <w:pPr>
+        <w:pStyle w:val="ListParagraph"/>
+        <w:numPr>
+          <w:ilvl w:val="0"/>
+          <w:numId w:val="41"/>
+        </w:numPr>
+      </w:pPr>
+      <w:r>
+        <w:t>Hit Enter key</w:t>
+      </w:r>
+    </w:p>
+    <w:p>
+      <w:pPr>
+        <w:pStyle w:val="ListParagraph"/>
+        <w:numPr>
+          <w:ilvl w:val="0"/>
+          <w:numId w:val="41"/>
+        </w:numPr>
+      </w:pPr>
+      <w:r>
+        <w:t>Very that correct search result is displayed</w:t>
+      </w:r>
+    </w:p>
+    <w:p>
+      <w:pPr>
+        <w:rPr>
+          <w:b/>
+          <w:bCs/>
+        </w:rPr>
+      </w:pPr>
+      <w:r>
+        <w:rPr>
+          <w:b/>
+          <w:bCs/>
+        </w:rPr>
+        <w:t>Feature File</w:t>
+      </w:r>
+    </w:p>
+    <w:p>
+      <w:r>
+        <w:t>Feature: Search functionality on Google</w:t>
+      </w:r>
+    </w:p>
+    <w:p>
+      <w:r>
+        <w:t>Scenario: To validate search functionality on Google</w:t>
+      </w:r>
+    </w:p>
+    <w:p>
+      <w:r>
+        <w:t>Given Open Google</w:t>
+      </w:r>
+    </w:p>
+    <w:p>
+      <w:r>
+        <w:t>When Enter the text in search box</w:t>
+      </w:r>
+    </w:p>
+    <w:p>
+      <w:r>
+        <w:t>And Hit Enter</w:t>
+      </w:r>
+    </w:p>
+    <w:p>
+      <w:pPr>
+        <w:pBdr>
+          <w:bottom w:val="single" w:sz="6" w:space="1" w:color="auto"/>
+        </w:pBdr>
+      </w:pPr>
+      <w:r>
+        <w:t>Then A valid search result should display</w:t>
+      </w:r>
+    </w:p>
+    <w:p/>
+    <w:p>
+      <w:pPr>
+        <w:rPr>
+          <w:b/>
+          <w:bCs/>
+        </w:rPr>
+      </w:pPr>
+      <w:r>
+        <w:rPr>
+          <w:b/>
+          <w:bCs/>
+        </w:rPr>
+        <w:t>Creating Cucumber Project in Eclipse</w:t>
+      </w:r>
+    </w:p>
+    <w:p>
+      <w:pPr>
+        <w:pStyle w:val="ListParagraph"/>
+        <w:numPr>
+          <w:ilvl w:val="0"/>
+          <w:numId w:val="42"/>
+        </w:numPr>
+      </w:pPr>
+      <w:r>
+        <w:t xml:space="preserve">Click on File Menu </w:t>
+      </w:r>
+      <w:r>
+        <w:sym w:font="Wingdings" w:char="F0E0"/>
+      </w:r>
+      <w:r>
+        <w:t xml:space="preserve"> New </w:t>
+      </w:r>
+      <w:r>
+        <w:sym w:font="Wingdings" w:char="F0E0"/>
+      </w:r>
+      <w:r>
+        <w:t xml:space="preserve"> Maven Project</w:t>
+      </w:r>
+    </w:p>
+    <w:p>
+      <w:pPr>
+        <w:pStyle w:val="ListParagraph"/>
+        <w:numPr>
+          <w:ilvl w:val="0"/>
+          <w:numId w:val="42"/>
+        </w:numPr>
+      </w:pPr>
+      <w:r>
+        <w:t>Select 3</w:t>
+      </w:r>
+      <w:r>
+        <w:rPr>
+          <w:vertAlign w:val="superscript"/>
+        </w:rPr>
+        <w:t>rd</w:t>
+      </w:r>
+      <w:r>
+        <w:t xml:space="preserve"> check box (Add project to Working set)</w:t>
+      </w:r>
+    </w:p>
+    <w:p>
+      <w:pPr>
+        <w:pStyle w:val="ListParagraph"/>
+        <w:numPr>
+          <w:ilvl w:val="0"/>
+          <w:numId w:val="42"/>
+        </w:numPr>
+      </w:pPr>
+      <w:r>
+        <w:t xml:space="preserve">Type </w:t>
+      </w:r>
+      <w:r>
+        <w:rPr>
+          <w:b/>
+          <w:bCs/>
+        </w:rPr>
+        <w:t xml:space="preserve">io.cucumber </w:t>
+      </w:r>
+      <w:r>
+        <w:t>in filter text box</w:t>
+      </w:r>
+    </w:p>
+    <w:p>
+      <w:pPr>
+        <w:pStyle w:val="ListParagraph"/>
+        <w:numPr>
+          <w:ilvl w:val="0"/>
+          <w:numId w:val="42"/>
+        </w:numPr>
+      </w:pPr>
+      <w:r>
+        <w:t>Select the archetype from the list</w:t>
+      </w:r>
+    </w:p>
+    <w:p>
+      <w:pPr>
+        <w:pStyle w:val="ListParagraph"/>
+        <w:numPr>
+          <w:ilvl w:val="0"/>
+          <w:numId w:val="42"/>
+        </w:numPr>
+      </w:pPr>
+      <w:r>
+        <w:t>Click on Next</w:t>
+      </w:r>
+    </w:p>
+    <w:p>
+      <w:pPr>
+        <w:pStyle w:val="ListParagraph"/>
+        <w:numPr>
+          <w:ilvl w:val="0"/>
+          <w:numId w:val="42"/>
+        </w:numPr>
+      </w:pPr>
+      <w:r>
+        <w:t>Add Group id &amp; Artifact id (Both should be same)</w:t>
+      </w:r>
+    </w:p>
+    <w:p>
+      <w:pPr>
+        <w:pStyle w:val="ListParagraph"/>
+        <w:numPr>
+          <w:ilvl w:val="0"/>
+          <w:numId w:val="42"/>
+        </w:numPr>
+      </w:pPr>
+      <w:r>
+        <w:t>Click on Finish</w:t>
+      </w:r>
+    </w:p>
+    <w:p>
+      <w:pPr>
+        <w:pStyle w:val="ListParagraph"/>
+        <w:numPr>
+          <w:ilvl w:val="0"/>
+          <w:numId w:val="42"/>
+        </w:numPr>
+      </w:pPr>
+      <w:r>
+        <w:t>Open your Cucumber Project</w:t>
+      </w:r>
+    </w:p>
+    <w:p>
+      <w:pPr>
+        <w:pStyle w:val="ListParagraph"/>
+        <w:numPr>
+          <w:ilvl w:val="0"/>
+          <w:numId w:val="42"/>
+        </w:numPr>
+      </w:pPr>
+      <w:r>
+        <w:t>Expand scr/test/java folder</w:t>
+      </w:r>
+    </w:p>
+    <w:p>
+      <w:pPr>
+        <w:pStyle w:val="ListParagraph"/>
+        <w:numPr>
+          <w:ilvl w:val="1"/>
+          <w:numId w:val="42"/>
+        </w:numPr>
+      </w:pPr>
+      <w:r>
+        <w:t>Delete the readymade package from this folder</w:t>
+      </w:r>
+    </w:p>
+    <w:p>
+      <w:pPr>
+        <w:pStyle w:val="ListParagraph"/>
+        <w:numPr>
+          <w:ilvl w:val="0"/>
+          <w:numId w:val="42"/>
+        </w:numPr>
+      </w:pPr>
+      <w:r>
+        <w:t>Open pom.xml file</w:t>
+      </w:r>
+    </w:p>
+    <w:p>
+      <w:pPr>
+        <w:pStyle w:val="ListParagraph"/>
+        <w:numPr>
+          <w:ilvl w:val="0"/>
+          <w:numId w:val="42"/>
+        </w:numPr>
+      </w:pPr>
+      <w:r>
+        <w:t>Delete the code from &lt;properties&gt; till &lt;/dependencies&gt; (Line no 12 to 67)</w:t>
+      </w:r>
+    </w:p>
+    <w:p>
+      <w:pPr>
+        <w:pStyle w:val="ListParagraph"/>
+        <w:numPr>
+          <w:ilvl w:val="0"/>
+          <w:numId w:val="42"/>
+        </w:numPr>
+      </w:pPr>
+      <w:r>
+        <w:t xml:space="preserve">Open </w:t>
+      </w:r>
+      <w:hyperlink r:id="rId16" w:history="1">
+        <w:r>
+          <w:rPr>
+            <w:rStyle w:val="Hyperlink"/>
+          </w:rPr>
+          <w:t>https://github.com/cucumber/cucumber-java-skeleton/commit/d7249b50c570816eba27ce94557e1de7e9b0f97</w:t>
+        </w:r>
+      </w:hyperlink>
+    </w:p>
+    <w:p>
+      <w:pPr>
+        <w:pStyle w:val="ListParagraph"/>
+        <w:numPr>
+          <w:ilvl w:val="0"/>
+          <w:numId w:val="42"/>
+        </w:numPr>
+      </w:pPr>
+      <w:r>
+        <w:t>Select the code from &lt;properties&gt; till &lt;dependencies&gt; (Line no 11 to line no 41)</w:t>
+      </w:r>
+    </w:p>
+    <w:p>
+      <w:pPr>
+        <w:pStyle w:val="ListParagraph"/>
+        <w:numPr>
+          <w:ilvl w:val="0"/>
+          <w:numId w:val="42"/>
+        </w:numPr>
+      </w:pPr>
+      <w:r>
+        <w:t>Paste this code in pom.xml file where you have deleted the code in step no 11</w:t>
+      </w:r>
+    </w:p>
+    <w:p>
+      <w:pPr>
+        <w:pStyle w:val="ListParagraph"/>
+        <w:numPr>
+          <w:ilvl w:val="0"/>
+          <w:numId w:val="42"/>
+        </w:numPr>
+      </w:pPr>
+      <w:r>
+        <w:t>Update the java version on following line</w:t>
+      </w:r>
+      <w:r>
+        <w:br/>
+      </w:r>
+      <w:r>
+        <w:rPr>
+          <w:rFonts w:ascii="Consolas" w:hAnsi="Consolas" w:cs="Consolas"/>
+          <w:color w:val="000000"/>
+          <w:sz w:val="32"/>
+          <w:szCs w:val="32"/>
+          <w:shd w:val="clear" w:color="auto" w:fill="E8F2FE"/>
+        </w:rPr>
+        <w:t>&lt;</w:t>
+      </w:r>
+      <w:r>
+        <w:rPr>
+          <w:rFonts w:ascii="Consolas" w:hAnsi="Consolas" w:cs="Consolas"/>
+          <w:color w:val="268BD2"/>
+          <w:sz w:val="32"/>
+          <w:szCs w:val="32"/>
+          <w:shd w:val="clear" w:color="auto" w:fill="E8F2FE"/>
+        </w:rPr>
+        <w:t>java.version</w:t>
+      </w:r>
+      <w:r>
+        <w:rPr>
+          <w:rFonts w:ascii="Consolas" w:hAnsi="Consolas" w:cs="Consolas"/>
+          <w:color w:val="000000"/>
+          <w:sz w:val="32"/>
+          <w:szCs w:val="32"/>
+          <w:shd w:val="clear" w:color="auto" w:fill="E8F2FE"/>
+        </w:rPr>
+        <w:t>&gt;1.8&lt;/</w:t>
+      </w:r>
+      <w:r>
+        <w:rPr>
+          <w:rFonts w:ascii="Consolas" w:hAnsi="Consolas" w:cs="Consolas"/>
+          <w:color w:val="268BD2"/>
+          <w:sz w:val="32"/>
+          <w:szCs w:val="32"/>
+          <w:shd w:val="clear" w:color="auto" w:fill="E8F2FE"/>
+        </w:rPr>
+        <w:t>java.version</w:t>
+      </w:r>
+      <w:r>
+        <w:rPr>
+          <w:rFonts w:ascii="Consolas" w:hAnsi="Consolas" w:cs="Consolas"/>
+          <w:color w:val="000000"/>
+          <w:sz w:val="32"/>
+          <w:szCs w:val="32"/>
+          <w:shd w:val="clear" w:color="auto" w:fill="E8F2FE"/>
+        </w:rPr>
+        <w:t>&gt;</w:t>
+      </w:r>
+    </w:p>
+    <w:p>
+      <w:pPr>
+        <w:pStyle w:val="ListParagraph"/>
+        <w:numPr>
+          <w:ilvl w:val="0"/>
+          <w:numId w:val="42"/>
+        </w:numPr>
+        <w:autoSpaceDE w:val="0"/>
+        <w:autoSpaceDN w:val="0"/>
+        <w:adjustRightInd w:val="0"/>
+        <w:spacing w:after="0" w:line="240" w:lineRule="auto"/>
+        <w:rPr>
+          <w:sz w:val="16"/>
+          <w:szCs w:val="14"/>
+        </w:rPr>
+      </w:pPr>
+      <w:r>
+        <w:t>Delete following lines</w:t>
+      </w:r>
+      <w:r>
+        <w:br/>
+      </w:r>
+      <w:r>
+        <w:rPr>
+          <w:rFonts w:ascii="Consolas" w:hAnsi="Consolas" w:cs="Consolas"/>
+          <w:color w:val="000000"/>
+          <w:sz w:val="32"/>
+          <w:szCs w:val="32"/>
+          <w:shd w:val="clear" w:color="auto" w:fill="E8F2FE"/>
+        </w:rPr>
+        <w:t>&lt;</w:t>
+      </w:r>
+      <w:r>
+        <w:rPr>
+          <w:rFonts w:ascii="Consolas" w:hAnsi="Consolas" w:cs="Consolas"/>
+          <w:color w:val="268BD2"/>
+          <w:sz w:val="32"/>
+          <w:szCs w:val="32"/>
+          <w:shd w:val="clear" w:color="auto" w:fill="E8F2FE"/>
+        </w:rPr>
+        <w:t>cucumber.version</w:t>
+      </w:r>
+      <w:r>
+        <w:rPr>
+          <w:rFonts w:ascii="Consolas" w:hAnsi="Consolas" w:cs="Consolas"/>
+          <w:color w:val="000000"/>
+          <w:sz w:val="32"/>
+          <w:szCs w:val="32"/>
+          <w:shd w:val="clear" w:color="auto" w:fill="E8F2FE"/>
+        </w:rPr>
+        <w:t>&gt;6.8.2&lt;/</w:t>
+      </w:r>
+      <w:r>
+        <w:rPr>
+          <w:rFonts w:ascii="Consolas" w:hAnsi="Consolas" w:cs="Consolas"/>
+          <w:color w:val="268BD2"/>
+          <w:sz w:val="32"/>
+          <w:szCs w:val="32"/>
+          <w:shd w:val="clear" w:color="auto" w:fill="E8F2FE"/>
+        </w:rPr>
+        <w:t>cucumber.version</w:t>
+      </w:r>
+      <w:r>
+        <w:rPr>
+          <w:rFonts w:ascii="Consolas" w:hAnsi="Consolas" w:cs="Consolas"/>
+          <w:color w:val="000000"/>
+          <w:sz w:val="32"/>
+          <w:szCs w:val="32"/>
+          <w:shd w:val="clear" w:color="auto" w:fill="E8F2FE"/>
+        </w:rPr>
+        <w:t>&gt;</w:t>
+      </w:r>
+      <w:r>
+        <w:rPr>
+          <w:rFonts w:ascii="Consolas" w:hAnsi="Consolas" w:cs="Consolas"/>
+          <w:color w:val="000000"/>
+          <w:sz w:val="32"/>
+          <w:szCs w:val="32"/>
+          <w:shd w:val="clear" w:color="auto" w:fill="E8F2FE"/>
+        </w:rPr>
+        <w:br/>
+      </w:r>
+      <w:r>
+        <w:rPr>
+          <w:rFonts w:ascii="Consolas" w:hAnsi="Consolas" w:cs="Consolas"/>
+          <w:color w:val="000000"/>
+          <w:sz w:val="26"/>
+          <w:szCs w:val="26"/>
+        </w:rPr>
+        <w:lastRenderedPageBreak/>
+        <w:t>&lt;</w:t>
+      </w:r>
+      <w:r>
+        <w:rPr>
+          <w:rFonts w:ascii="Consolas" w:hAnsi="Consolas" w:cs="Consolas"/>
+          <w:color w:val="268BD2"/>
+          <w:sz w:val="26"/>
+          <w:szCs w:val="26"/>
+        </w:rPr>
+        <w:t>maven.compiler.version</w:t>
+      </w:r>
+      <w:r>
+        <w:rPr>
+          <w:rFonts w:ascii="Consolas" w:hAnsi="Consolas" w:cs="Consolas"/>
+          <w:color w:val="000000"/>
+          <w:sz w:val="26"/>
+          <w:szCs w:val="26"/>
+        </w:rPr>
+        <w:t>&gt;3.8.1&lt;/</w:t>
+      </w:r>
+      <w:r>
+        <w:rPr>
+          <w:rFonts w:ascii="Consolas" w:hAnsi="Consolas" w:cs="Consolas"/>
+          <w:color w:val="268BD2"/>
+          <w:sz w:val="26"/>
+          <w:szCs w:val="26"/>
+        </w:rPr>
+        <w:t>maven.compiler.version</w:t>
+      </w:r>
+      <w:r>
+        <w:rPr>
+          <w:rFonts w:ascii="Consolas" w:hAnsi="Consolas" w:cs="Consolas"/>
+          <w:color w:val="000000"/>
+          <w:sz w:val="26"/>
+          <w:szCs w:val="26"/>
+        </w:rPr>
+        <w:t>&gt;        &lt;</w:t>
+      </w:r>
+      <w:r>
+        <w:rPr>
+          <w:rFonts w:ascii="Consolas" w:hAnsi="Consolas" w:cs="Consolas"/>
+          <w:color w:val="268BD2"/>
+          <w:sz w:val="26"/>
+          <w:szCs w:val="26"/>
+        </w:rPr>
+        <w:t>maven.surefire.version</w:t>
+      </w:r>
+      <w:r>
+        <w:rPr>
+          <w:rFonts w:ascii="Consolas" w:hAnsi="Consolas" w:cs="Consolas"/>
+          <w:color w:val="000000"/>
+          <w:sz w:val="26"/>
+          <w:szCs w:val="26"/>
+        </w:rPr>
+        <w:t>&gt;2.22.2&lt;/</w:t>
+      </w:r>
+      <w:r>
+        <w:rPr>
+          <w:rFonts w:ascii="Consolas" w:hAnsi="Consolas" w:cs="Consolas"/>
+          <w:color w:val="268BD2"/>
+          <w:sz w:val="26"/>
+          <w:szCs w:val="26"/>
+        </w:rPr>
+        <w:t>maven.surefire.version</w:t>
+      </w:r>
+      <w:r>
+        <w:rPr>
+          <w:rFonts w:ascii="Consolas" w:hAnsi="Consolas" w:cs="Consolas"/>
+          <w:color w:val="000000"/>
+          <w:sz w:val="26"/>
+          <w:szCs w:val="26"/>
+        </w:rPr>
+        <w:t>&gt;</w:t>
+      </w:r>
+    </w:p>
+    <w:p>
+      <w:pPr>
+        <w:pStyle w:val="ListParagraph"/>
+        <w:numPr>
+          <w:ilvl w:val="0"/>
+          <w:numId w:val="42"/>
+        </w:numPr>
+      </w:pPr>
+      <w:r>
+        <w:t>Save pom.xml file</w:t>
+      </w:r>
       <w:bookmarkStart w:id="0" w:name="_GoBack"/>
       <w:bookmarkEnd w:id="0"/>
+    </w:p>
+    <w:p>
+      <w:pPr>
+        <w:pStyle w:val="ListParagraph"/>
+        <w:numPr>
+          <w:ilvl w:val="0"/>
+          <w:numId w:val="42"/>
+        </w:numPr>
+      </w:pPr>
+      <w:r>
+        <w:t xml:space="preserve">Expand </w:t>
+      </w:r>
+      <w:r>
+        <w:t>src/test/java and create 2 packages as follows</w:t>
+      </w:r>
+    </w:p>
+    <w:p>
+      <w:pPr>
+        <w:pStyle w:val="ListParagraph"/>
+        <w:numPr>
+          <w:ilvl w:val="1"/>
+          <w:numId w:val="42"/>
+        </w:numPr>
+      </w:pPr>
+      <w:r>
+        <w:t>com.StepDefinition</w:t>
+      </w:r>
+    </w:p>
+    <w:p>
+      <w:pPr>
+        <w:pStyle w:val="ListParagraph"/>
+        <w:numPr>
+          <w:ilvl w:val="1"/>
+          <w:numId w:val="42"/>
+        </w:numPr>
+      </w:pPr>
+      <w:r>
+        <w:t>com.RunnerClass</w:t>
+      </w:r>
+    </w:p>
+    <w:p>
+      <w:pPr>
+        <w:pStyle w:val="ListParagraph"/>
+        <w:numPr>
+          <w:ilvl w:val="0"/>
+          <w:numId w:val="42"/>
+        </w:numPr>
+      </w:pPr>
     </w:p>
     <w:sectPr>
       <w:pgSz w:w="11906" w:h="16838"/>
@@ -15256,6 +16249,95 @@
     </w:lvl>
   </w:abstractNum>
   <w:abstractNum w:abstractNumId="12">
+    <w:nsid w:val="2F5347F7"/>
+    <w:multiLevelType w:val="hybridMultilevel"/>
+    <w:tmpl w:val="30F0EBD0"/>
+    <w:lvl w:ilvl="0" w:tplc="4009000F">
+      <w:start w:val="1"/>
+      <w:numFmt w:val="decimal"/>
+      <w:lvlText w:val="%1."/>
+      <w:lvlJc w:val="left"/>
+      <w:pPr>
+        <w:ind w:left="720" w:hanging="360"/>
+      </w:pPr>
+      <w:rPr>
+        <w:rFonts w:hint="default"/>
+      </w:rPr>
+    </w:lvl>
+    <w:lvl w:ilvl="1" w:tplc="40090019">
+      <w:start w:val="1"/>
+      <w:numFmt w:val="lowerLetter"/>
+      <w:lvlText w:val="%2."/>
+      <w:lvlJc w:val="left"/>
+      <w:pPr>
+        <w:ind w:left="1440" w:hanging="360"/>
+      </w:pPr>
+    </w:lvl>
+    <w:lvl w:ilvl="2" w:tplc="4009001B" w:tentative="1">
+      <w:start w:val="1"/>
+      <w:numFmt w:val="lowerRoman"/>
+      <w:lvlText w:val="%3."/>
+      <w:lvlJc w:val="right"/>
+      <w:pPr>
+        <w:ind w:left="2160" w:hanging="180"/>
+      </w:pPr>
+    </w:lvl>
+    <w:lvl w:ilvl="3" w:tplc="4009000F" w:tentative="1">
+      <w:start w:val="1"/>
+      <w:numFmt w:val="decimal"/>
+      <w:lvlText w:val="%4."/>
+      <w:lvlJc w:val="left"/>
+      <w:pPr>
+        <w:ind w:left="2880" w:hanging="360"/>
+      </w:pPr>
+    </w:lvl>
+    <w:lvl w:ilvl="4" w:tplc="40090019" w:tentative="1">
+      <w:start w:val="1"/>
+      <w:numFmt w:val="lowerLetter"/>
+      <w:lvlText w:val="%5."/>
+      <w:lvlJc w:val="left"/>
+      <w:pPr>
+        <w:ind w:left="3600" w:hanging="360"/>
+      </w:pPr>
+    </w:lvl>
+    <w:lvl w:ilvl="5" w:tplc="4009001B" w:tentative="1">
+      <w:start w:val="1"/>
+      <w:numFmt w:val="lowerRoman"/>
+      <w:lvlText w:val="%6."/>
+      <w:lvlJc w:val="right"/>
+      <w:pPr>
+        <w:ind w:left="4320" w:hanging="180"/>
+      </w:pPr>
+    </w:lvl>
+    <w:lvl w:ilvl="6" w:tplc="4009000F" w:tentative="1">
+      <w:start w:val="1"/>
+      <w:numFmt w:val="decimal"/>
+      <w:lvlText w:val="%7."/>
+      <w:lvlJc w:val="left"/>
+      <w:pPr>
+        <w:ind w:left="5040" w:hanging="360"/>
+      </w:pPr>
+    </w:lvl>
+    <w:lvl w:ilvl="7" w:tplc="40090019" w:tentative="1">
+      <w:start w:val="1"/>
+      <w:numFmt w:val="lowerLetter"/>
+      <w:lvlText w:val="%8."/>
+      <w:lvlJc w:val="left"/>
+      <w:pPr>
+        <w:ind w:left="5760" w:hanging="360"/>
+      </w:pPr>
+    </w:lvl>
+    <w:lvl w:ilvl="8" w:tplc="4009001B" w:tentative="1">
+      <w:start w:val="1"/>
+      <w:numFmt w:val="lowerRoman"/>
+      <w:lvlText w:val="%9."/>
+      <w:lvlJc w:val="right"/>
+      <w:pPr>
+        <w:ind w:left="6480" w:hanging="180"/>
+      </w:pPr>
+    </w:lvl>
+  </w:abstractNum>
+  <w:abstractNum w:abstractNumId="13">
     <w:nsid w:val="34F71AA3"/>
     <w:multiLevelType w:val="hybridMultilevel"/>
     <w:tmpl w:val="F71EF04C"/>
@@ -15368,7 +16450,120 @@
       </w:rPr>
     </w:lvl>
   </w:abstractNum>
-  <w:abstractNum w:abstractNumId="13">
+  <w:abstractNum w:abstractNumId="14">
+    <w:nsid w:val="407E5349"/>
+    <w:multiLevelType w:val="hybridMultilevel"/>
+    <w:tmpl w:val="DF1CCCC6"/>
+    <w:lvl w:ilvl="0" w:tplc="40090001">
+      <w:start w:val="1"/>
+      <w:numFmt w:val="bullet"/>
+      <w:lvlText w:val=""/>
+      <w:lvlJc w:val="left"/>
+      <w:pPr>
+        <w:ind w:left="720" w:hanging="360"/>
+      </w:pPr>
+      <w:rPr>
+        <w:rFonts w:ascii="Symbol" w:hAnsi="Symbol" w:hint="default"/>
+      </w:rPr>
+    </w:lvl>
+    <w:lvl w:ilvl="1" w:tplc="40090003">
+      <w:start w:val="1"/>
+      <w:numFmt w:val="bullet"/>
+      <w:lvlText w:val="o"/>
+      <w:lvlJc w:val="left"/>
+      <w:pPr>
+        <w:ind w:left="1440" w:hanging="360"/>
+      </w:pPr>
+      <w:rPr>
+        <w:rFonts w:ascii="Courier New" w:hAnsi="Courier New" w:cs="Courier New" w:hint="default"/>
+      </w:rPr>
+    </w:lvl>
+    <w:lvl w:ilvl="2" w:tplc="40090005" w:tentative="1">
+      <w:start w:val="1"/>
+      <w:numFmt w:val="bullet"/>
+      <w:lvlText w:val=""/>
+      <w:lvlJc w:val="left"/>
+      <w:pPr>
+        <w:ind w:left="2160" w:hanging="360"/>
+      </w:pPr>
+      <w:rPr>
+        <w:rFonts w:ascii="Wingdings" w:hAnsi="Wingdings" w:hint="default"/>
+      </w:rPr>
+    </w:lvl>
+    <w:lvl w:ilvl="3" w:tplc="40090001" w:tentative="1">
+      <w:start w:val="1"/>
+      <w:numFmt w:val="bullet"/>
+      <w:lvlText w:val=""/>
+      <w:lvlJc w:val="left"/>
+      <w:pPr>
+        <w:ind w:left="2880" w:hanging="360"/>
+      </w:pPr>
+      <w:rPr>
+        <w:rFonts w:ascii="Symbol" w:hAnsi="Symbol" w:hint="default"/>
+      </w:rPr>
+    </w:lvl>
+    <w:lvl w:ilvl="4" w:tplc="40090003" w:tentative="1">
+      <w:start w:val="1"/>
+      <w:numFmt w:val="bullet"/>
+      <w:lvlText w:val="o"/>
+      <w:lvlJc w:val="left"/>
+      <w:pPr>
+        <w:ind w:left="3600" w:hanging="360"/>
+      </w:pPr>
+      <w:rPr>
+        <w:rFonts w:ascii="Courier New" w:hAnsi="Courier New" w:cs="Courier New" w:hint="default"/>
+      </w:rPr>
+    </w:lvl>
+    <w:lvl w:ilvl="5" w:tplc="40090005" w:tentative="1">
+      <w:start w:val="1"/>
+      <w:numFmt w:val="bullet"/>
+      <w:lvlText w:val=""/>
+      <w:lvlJc w:val="left"/>
+      <w:pPr>
+        <w:ind w:left="4320" w:hanging="360"/>
+      </w:pPr>
+      <w:rPr>
+        <w:rFonts w:ascii="Wingdings" w:hAnsi="Wingdings" w:hint="default"/>
+      </w:rPr>
+    </w:lvl>
+    <w:lvl w:ilvl="6" w:tplc="40090001" w:tentative="1">
+      <w:start w:val="1"/>
+      <w:numFmt w:val="bullet"/>
+      <w:lvlText w:val=""/>
+      <w:lvlJc w:val="left"/>
+      <w:pPr>
+        <w:ind w:left="5040" w:hanging="360"/>
+      </w:pPr>
+      <w:rPr>
+        <w:rFonts w:ascii="Symbol" w:hAnsi="Symbol" w:hint="default"/>
+      </w:rPr>
+    </w:lvl>
+    <w:lvl w:ilvl="7" w:tplc="40090003" w:tentative="1">
+      <w:start w:val="1"/>
+      <w:numFmt w:val="bullet"/>
+      <w:lvlText w:val="o"/>
+      <w:lvlJc w:val="left"/>
+      <w:pPr>
+        <w:ind w:left="5760" w:hanging="360"/>
+      </w:pPr>
+      <w:rPr>
+        <w:rFonts w:ascii="Courier New" w:hAnsi="Courier New" w:cs="Courier New" w:hint="default"/>
+      </w:rPr>
+    </w:lvl>
+    <w:lvl w:ilvl="8" w:tplc="40090005" w:tentative="1">
+      <w:start w:val="1"/>
+      <w:numFmt w:val="bullet"/>
+      <w:lvlText w:val=""/>
+      <w:lvlJc w:val="left"/>
+      <w:pPr>
+        <w:ind w:left="6480" w:hanging="360"/>
+      </w:pPr>
+      <w:rPr>
+        <w:rFonts w:ascii="Wingdings" w:hAnsi="Wingdings" w:hint="default"/>
+      </w:rPr>
+    </w:lvl>
+  </w:abstractNum>
+  <w:abstractNum w:abstractNumId="15">
     <w:nsid w:val="44443626"/>
     <w:multiLevelType w:val="hybridMultilevel"/>
     <w:tmpl w:val="3A38E55E"/>
@@ -15481,7 +16676,185 @@
       </w:rPr>
     </w:lvl>
   </w:abstractNum>
-  <w:abstractNum w:abstractNumId="14">
+  <w:abstractNum w:abstractNumId="16">
+    <w:nsid w:val="47861B1F"/>
+    <w:multiLevelType w:val="hybridMultilevel"/>
+    <w:tmpl w:val="0A744E5A"/>
+    <w:lvl w:ilvl="0" w:tplc="4009000F">
+      <w:start w:val="1"/>
+      <w:numFmt w:val="decimal"/>
+      <w:lvlText w:val="%1."/>
+      <w:lvlJc w:val="left"/>
+      <w:pPr>
+        <w:ind w:left="720" w:hanging="360"/>
+      </w:pPr>
+      <w:rPr>
+        <w:rFonts w:hint="default"/>
+      </w:rPr>
+    </w:lvl>
+    <w:lvl w:ilvl="1" w:tplc="40090019">
+      <w:start w:val="1"/>
+      <w:numFmt w:val="lowerLetter"/>
+      <w:lvlText w:val="%2."/>
+      <w:lvlJc w:val="left"/>
+      <w:pPr>
+        <w:ind w:left="1440" w:hanging="360"/>
+      </w:pPr>
+    </w:lvl>
+    <w:lvl w:ilvl="2" w:tplc="4009001B" w:tentative="1">
+      <w:start w:val="1"/>
+      <w:numFmt w:val="lowerRoman"/>
+      <w:lvlText w:val="%3."/>
+      <w:lvlJc w:val="right"/>
+      <w:pPr>
+        <w:ind w:left="2160" w:hanging="180"/>
+      </w:pPr>
+    </w:lvl>
+    <w:lvl w:ilvl="3" w:tplc="4009000F" w:tentative="1">
+      <w:start w:val="1"/>
+      <w:numFmt w:val="decimal"/>
+      <w:lvlText w:val="%4."/>
+      <w:lvlJc w:val="left"/>
+      <w:pPr>
+        <w:ind w:left="2880" w:hanging="360"/>
+      </w:pPr>
+    </w:lvl>
+    <w:lvl w:ilvl="4" w:tplc="40090019" w:tentative="1">
+      <w:start w:val="1"/>
+      <w:numFmt w:val="lowerLetter"/>
+      <w:lvlText w:val="%5."/>
+      <w:lvlJc w:val="left"/>
+      <w:pPr>
+        <w:ind w:left="3600" w:hanging="360"/>
+      </w:pPr>
+    </w:lvl>
+    <w:lvl w:ilvl="5" w:tplc="4009001B" w:tentative="1">
+      <w:start w:val="1"/>
+      <w:numFmt w:val="lowerRoman"/>
+      <w:lvlText w:val="%6."/>
+      <w:lvlJc w:val="right"/>
+      <w:pPr>
+        <w:ind w:left="4320" w:hanging="180"/>
+      </w:pPr>
+    </w:lvl>
+    <w:lvl w:ilvl="6" w:tplc="4009000F" w:tentative="1">
+      <w:start w:val="1"/>
+      <w:numFmt w:val="decimal"/>
+      <w:lvlText w:val="%7."/>
+      <w:lvlJc w:val="left"/>
+      <w:pPr>
+        <w:ind w:left="5040" w:hanging="360"/>
+      </w:pPr>
+    </w:lvl>
+    <w:lvl w:ilvl="7" w:tplc="40090019" w:tentative="1">
+      <w:start w:val="1"/>
+      <w:numFmt w:val="lowerLetter"/>
+      <w:lvlText w:val="%8."/>
+      <w:lvlJc w:val="left"/>
+      <w:pPr>
+        <w:ind w:left="5760" w:hanging="360"/>
+      </w:pPr>
+    </w:lvl>
+    <w:lvl w:ilvl="8" w:tplc="4009001B" w:tentative="1">
+      <w:start w:val="1"/>
+      <w:numFmt w:val="lowerRoman"/>
+      <w:lvlText w:val="%9."/>
+      <w:lvlJc w:val="right"/>
+      <w:pPr>
+        <w:ind w:left="6480" w:hanging="180"/>
+      </w:pPr>
+    </w:lvl>
+  </w:abstractNum>
+  <w:abstractNum w:abstractNumId="17">
+    <w:nsid w:val="47CC2747"/>
+    <w:multiLevelType w:val="hybridMultilevel"/>
+    <w:tmpl w:val="A8F411E0"/>
+    <w:lvl w:ilvl="0" w:tplc="4009000F">
+      <w:start w:val="1"/>
+      <w:numFmt w:val="decimal"/>
+      <w:lvlText w:val="%1."/>
+      <w:lvlJc w:val="left"/>
+      <w:pPr>
+        <w:ind w:left="720" w:hanging="360"/>
+      </w:pPr>
+      <w:rPr>
+        <w:rFonts w:hint="default"/>
+      </w:rPr>
+    </w:lvl>
+    <w:lvl w:ilvl="1" w:tplc="40090019" w:tentative="1">
+      <w:start w:val="1"/>
+      <w:numFmt w:val="lowerLetter"/>
+      <w:lvlText w:val="%2."/>
+      <w:lvlJc w:val="left"/>
+      <w:pPr>
+        <w:ind w:left="1440" w:hanging="360"/>
+      </w:pPr>
+    </w:lvl>
+    <w:lvl w:ilvl="2" w:tplc="4009001B" w:tentative="1">
+      <w:start w:val="1"/>
+      <w:numFmt w:val="lowerRoman"/>
+      <w:lvlText w:val="%3."/>
+      <w:lvlJc w:val="right"/>
+      <w:pPr>
+        <w:ind w:left="2160" w:hanging="180"/>
+      </w:pPr>
+    </w:lvl>
+    <w:lvl w:ilvl="3" w:tplc="4009000F" w:tentative="1">
+      <w:start w:val="1"/>
+      <w:numFmt w:val="decimal"/>
+      <w:lvlText w:val="%4."/>
+      <w:lvlJc w:val="left"/>
+      <w:pPr>
+        <w:ind w:left="2880" w:hanging="360"/>
+      </w:pPr>
+    </w:lvl>
+    <w:lvl w:ilvl="4" w:tplc="40090019" w:tentative="1">
+      <w:start w:val="1"/>
+      <w:numFmt w:val="lowerLetter"/>
+      <w:lvlText w:val="%5."/>
+      <w:lvlJc w:val="left"/>
+      <w:pPr>
+        <w:ind w:left="3600" w:hanging="360"/>
+      </w:pPr>
+    </w:lvl>
+    <w:lvl w:ilvl="5" w:tplc="4009001B" w:tentative="1">
+      <w:start w:val="1"/>
+      <w:numFmt w:val="lowerRoman"/>
+      <w:lvlText w:val="%6."/>
+      <w:lvlJc w:val="right"/>
+      <w:pPr>
+        <w:ind w:left="4320" w:hanging="180"/>
+      </w:pPr>
+    </w:lvl>
+    <w:lvl w:ilvl="6" w:tplc="4009000F" w:tentative="1">
+      <w:start w:val="1"/>
+      <w:numFmt w:val="decimal"/>
+      <w:lvlText w:val="%7."/>
+      <w:lvlJc w:val="left"/>
+      <w:pPr>
+        <w:ind w:left="5040" w:hanging="360"/>
+      </w:pPr>
+    </w:lvl>
+    <w:lvl w:ilvl="7" w:tplc="40090019" w:tentative="1">
+      <w:start w:val="1"/>
+      <w:numFmt w:val="lowerLetter"/>
+      <w:lvlText w:val="%8."/>
+      <w:lvlJc w:val="left"/>
+      <w:pPr>
+        <w:ind w:left="5760" w:hanging="360"/>
+      </w:pPr>
+    </w:lvl>
+    <w:lvl w:ilvl="8" w:tplc="4009001B" w:tentative="1">
+      <w:start w:val="1"/>
+      <w:numFmt w:val="lowerRoman"/>
+      <w:lvlText w:val="%9."/>
+      <w:lvlJc w:val="right"/>
+      <w:pPr>
+        <w:ind w:left="6480" w:hanging="180"/>
+      </w:pPr>
+    </w:lvl>
+  </w:abstractNum>
+  <w:abstractNum w:abstractNumId="18">
     <w:nsid w:val="4BCF165C"/>
     <w:multiLevelType w:val="hybridMultilevel"/>
     <w:tmpl w:val="E7067116"/>
@@ -15567,7 +16940,7 @@
       </w:pPr>
     </w:lvl>
   </w:abstractNum>
-  <w:abstractNum w:abstractNumId="15">
+  <w:abstractNum w:abstractNumId="19">
     <w:nsid w:val="4D934839"/>
     <w:multiLevelType w:val="hybridMultilevel"/>
     <w:tmpl w:val="66E021E4"/>
@@ -15656,7 +17029,7 @@
       </w:pPr>
     </w:lvl>
   </w:abstractNum>
-  <w:abstractNum w:abstractNumId="16">
+  <w:abstractNum w:abstractNumId="20">
     <w:nsid w:val="520668FC"/>
     <w:multiLevelType w:val="hybridMultilevel"/>
     <w:tmpl w:val="A4F835F0"/>
@@ -15769,7 +17142,7 @@
       </w:rPr>
     </w:lvl>
   </w:abstractNum>
-  <w:abstractNum w:abstractNumId="17">
+  <w:abstractNum w:abstractNumId="21">
     <w:nsid w:val="542B3911"/>
     <w:multiLevelType w:val="hybridMultilevel"/>
     <w:tmpl w:val="FF9249A0"/>
@@ -15882,7 +17255,7 @@
       </w:rPr>
     </w:lvl>
   </w:abstractNum>
-  <w:abstractNum w:abstractNumId="18">
+  <w:abstractNum w:abstractNumId="22">
     <w:nsid w:val="571D3B3E"/>
     <w:multiLevelType w:val="hybridMultilevel"/>
     <w:tmpl w:val="CF98A6CE"/>
@@ -15995,7 +17368,96 @@
       </w:rPr>
     </w:lvl>
   </w:abstractNum>
-  <w:abstractNum w:abstractNumId="19">
+  <w:abstractNum w:abstractNumId="23">
+    <w:nsid w:val="5BA75066"/>
+    <w:multiLevelType w:val="hybridMultilevel"/>
+    <w:tmpl w:val="97D2EB96"/>
+    <w:lvl w:ilvl="0" w:tplc="4009000F">
+      <w:start w:val="1"/>
+      <w:numFmt w:val="decimal"/>
+      <w:lvlText w:val="%1."/>
+      <w:lvlJc w:val="left"/>
+      <w:pPr>
+        <w:ind w:left="720" w:hanging="360"/>
+      </w:pPr>
+      <w:rPr>
+        <w:rFonts w:hint="default"/>
+      </w:rPr>
+    </w:lvl>
+    <w:lvl w:ilvl="1" w:tplc="40090019" w:tentative="1">
+      <w:start w:val="1"/>
+      <w:numFmt w:val="lowerLetter"/>
+      <w:lvlText w:val="%2."/>
+      <w:lvlJc w:val="left"/>
+      <w:pPr>
+        <w:ind w:left="1440" w:hanging="360"/>
+      </w:pPr>
+    </w:lvl>
+    <w:lvl w:ilvl="2" w:tplc="4009001B" w:tentative="1">
+      <w:start w:val="1"/>
+      <w:numFmt w:val="lowerRoman"/>
+      <w:lvlText w:val="%3."/>
+      <w:lvlJc w:val="right"/>
+      <w:pPr>
+        <w:ind w:left="2160" w:hanging="180"/>
+      </w:pPr>
+    </w:lvl>
+    <w:lvl w:ilvl="3" w:tplc="4009000F" w:tentative="1">
+      <w:start w:val="1"/>
+      <w:numFmt w:val="decimal"/>
+      <w:lvlText w:val="%4."/>
+      <w:lvlJc w:val="left"/>
+      <w:pPr>
+        <w:ind w:left="2880" w:hanging="360"/>
+      </w:pPr>
+    </w:lvl>
+    <w:lvl w:ilvl="4" w:tplc="40090019" w:tentative="1">
+      <w:start w:val="1"/>
+      <w:numFmt w:val="lowerLetter"/>
+      <w:lvlText w:val="%5."/>
+      <w:lvlJc w:val="left"/>
+      <w:pPr>
+        <w:ind w:left="3600" w:hanging="360"/>
+      </w:pPr>
+    </w:lvl>
+    <w:lvl w:ilvl="5" w:tplc="4009001B" w:tentative="1">
+      <w:start w:val="1"/>
+      <w:numFmt w:val="lowerRoman"/>
+      <w:lvlText w:val="%6."/>
+      <w:lvlJc w:val="right"/>
+      <w:pPr>
+        <w:ind w:left="4320" w:hanging="180"/>
+      </w:pPr>
+    </w:lvl>
+    <w:lvl w:ilvl="6" w:tplc="4009000F" w:tentative="1">
+      <w:start w:val="1"/>
+      <w:numFmt w:val="decimal"/>
+      <w:lvlText w:val="%7."/>
+      <w:lvlJc w:val="left"/>
+      <w:pPr>
+        <w:ind w:left="5040" w:hanging="360"/>
+      </w:pPr>
+    </w:lvl>
+    <w:lvl w:ilvl="7" w:tplc="40090019" w:tentative="1">
+      <w:start w:val="1"/>
+      <w:numFmt w:val="lowerLetter"/>
+      <w:lvlText w:val="%8."/>
+      <w:lvlJc w:val="left"/>
+      <w:pPr>
+        <w:ind w:left="5760" w:hanging="360"/>
+      </w:pPr>
+    </w:lvl>
+    <w:lvl w:ilvl="8" w:tplc="4009001B" w:tentative="1">
+      <w:start w:val="1"/>
+      <w:numFmt w:val="lowerRoman"/>
+      <w:lvlText w:val="%9."/>
+      <w:lvlJc w:val="right"/>
+      <w:pPr>
+        <w:ind w:left="6480" w:hanging="180"/>
+      </w:pPr>
+    </w:lvl>
+  </w:abstractNum>
+  <w:abstractNum w:abstractNumId="24">
     <w:nsid w:val="5DA53D78"/>
     <w:multiLevelType w:val="hybridMultilevel"/>
     <w:tmpl w:val="25D4A350"/>
@@ -16084,7 +17546,7 @@
       </w:pPr>
     </w:lvl>
   </w:abstractNum>
-  <w:abstractNum w:abstractNumId="20">
+  <w:abstractNum w:abstractNumId="25">
     <w:nsid w:val="5F4B1933"/>
     <w:multiLevelType w:val="hybridMultilevel"/>
     <w:tmpl w:val="B9F8D93A"/>
@@ -16197,7 +17659,7 @@
       </w:rPr>
     </w:lvl>
   </w:abstractNum>
-  <w:abstractNum w:abstractNumId="21">
+  <w:abstractNum w:abstractNumId="26">
     <w:nsid w:val="5F5160CF"/>
     <w:multiLevelType w:val="hybridMultilevel"/>
     <w:tmpl w:val="CFEE6708"/>
@@ -16310,7 +17772,7 @@
       </w:rPr>
     </w:lvl>
   </w:abstractNum>
-  <w:abstractNum w:abstractNumId="22">
+  <w:abstractNum w:abstractNumId="27">
     <w:nsid w:val="611C3CE1"/>
     <w:multiLevelType w:val="hybridMultilevel"/>
     <w:tmpl w:val="861A04FE"/>
@@ -16399,7 +17861,7 @@
       </w:pPr>
     </w:lvl>
   </w:abstractNum>
-  <w:abstractNum w:abstractNumId="23">
+  <w:abstractNum w:abstractNumId="28">
     <w:nsid w:val="61ED0FA8"/>
     <w:multiLevelType w:val="hybridMultilevel"/>
     <w:tmpl w:val="70CCDFC4"/>
@@ -16488,7 +17950,7 @@
       </w:pPr>
     </w:lvl>
   </w:abstractNum>
-  <w:abstractNum w:abstractNumId="24">
+  <w:abstractNum w:abstractNumId="29">
     <w:nsid w:val="64CF3846"/>
     <w:multiLevelType w:val="hybridMultilevel"/>
     <w:tmpl w:val="13ACF5F6"/>
@@ -16601,7 +18063,7 @@
       </w:rPr>
     </w:lvl>
   </w:abstractNum>
-  <w:abstractNum w:abstractNumId="25">
+  <w:abstractNum w:abstractNumId="30">
     <w:nsid w:val="679919C6"/>
     <w:multiLevelType w:val="hybridMultilevel"/>
     <w:tmpl w:val="D8C8FD88"/>
@@ -16714,7 +18176,7 @@
       </w:rPr>
     </w:lvl>
   </w:abstractNum>
-  <w:abstractNum w:abstractNumId="26">
+  <w:abstractNum w:abstractNumId="31">
     <w:nsid w:val="6AEF2B37"/>
     <w:multiLevelType w:val="hybridMultilevel"/>
     <w:tmpl w:val="3D182D9A"/>
@@ -16827,7 +18289,7 @@
       </w:rPr>
     </w:lvl>
   </w:abstractNum>
-  <w:abstractNum w:abstractNumId="27">
+  <w:abstractNum w:abstractNumId="32">
     <w:nsid w:val="6D8557E4"/>
     <w:multiLevelType w:val="hybridMultilevel"/>
     <w:tmpl w:val="0A1AF8D0"/>
@@ -16940,7 +18402,7 @@
       </w:rPr>
     </w:lvl>
   </w:abstractNum>
-  <w:abstractNum w:abstractNumId="28">
+  <w:abstractNum w:abstractNumId="33">
     <w:nsid w:val="6DFD49EC"/>
     <w:multiLevelType w:val="hybridMultilevel"/>
     <w:tmpl w:val="5CDAB2D2"/>
@@ -17053,7 +18515,7 @@
       </w:rPr>
     </w:lvl>
   </w:abstractNum>
-  <w:abstractNum w:abstractNumId="29">
+  <w:abstractNum w:abstractNumId="34">
     <w:nsid w:val="6E087545"/>
     <w:multiLevelType w:val="hybridMultilevel"/>
     <w:tmpl w:val="68B8BE2E"/>
@@ -17142,7 +18604,7 @@
       </w:pPr>
     </w:lvl>
   </w:abstractNum>
-  <w:abstractNum w:abstractNumId="30">
+  <w:abstractNum w:abstractNumId="35">
     <w:nsid w:val="712436B2"/>
     <w:multiLevelType w:val="hybridMultilevel"/>
     <w:tmpl w:val="7DB88F34"/>
@@ -17255,7 +18717,7 @@
       </w:rPr>
     </w:lvl>
   </w:abstractNum>
-  <w:abstractNum w:abstractNumId="31">
+  <w:abstractNum w:abstractNumId="36">
     <w:nsid w:val="716327C1"/>
     <w:multiLevelType w:val="hybridMultilevel"/>
     <w:tmpl w:val="BF34ABA8"/>
@@ -17368,7 +18830,7 @@
       </w:rPr>
     </w:lvl>
   </w:abstractNum>
-  <w:abstractNum w:abstractNumId="32">
+  <w:abstractNum w:abstractNumId="37">
     <w:nsid w:val="73BF2B49"/>
     <w:multiLevelType w:val="hybridMultilevel"/>
     <w:tmpl w:val="8E56E800"/>
@@ -17481,7 +18943,7 @@
       </w:rPr>
     </w:lvl>
   </w:abstractNum>
-  <w:abstractNum w:abstractNumId="33">
+  <w:abstractNum w:abstractNumId="38">
     <w:nsid w:val="75371497"/>
     <w:multiLevelType w:val="hybridMultilevel"/>
     <w:tmpl w:val="1D686274"/>
@@ -17594,7 +19056,7 @@
       </w:rPr>
     </w:lvl>
   </w:abstractNum>
-  <w:abstractNum w:abstractNumId="34">
+  <w:abstractNum w:abstractNumId="39">
     <w:nsid w:val="7A65502B"/>
     <w:multiLevelType w:val="hybridMultilevel"/>
     <w:tmpl w:val="763EAD76"/>
@@ -17707,7 +19169,7 @@
       </w:rPr>
     </w:lvl>
   </w:abstractNum>
-  <w:abstractNum w:abstractNumId="35">
+  <w:abstractNum w:abstractNumId="40">
     <w:nsid w:val="7CC327AE"/>
     <w:multiLevelType w:val="hybridMultilevel"/>
     <w:tmpl w:val="FD60D564"/>
@@ -17820,7 +19282,7 @@
       </w:rPr>
     </w:lvl>
   </w:abstractNum>
-  <w:abstractNum w:abstractNumId="36">
+  <w:abstractNum w:abstractNumId="41">
     <w:nsid w:val="7D476BBC"/>
     <w:multiLevelType w:val="hybridMultilevel"/>
     <w:tmpl w:val="B360ED0C"/>
@@ -17933,7 +19395,7 @@
       </w:rPr>
     </w:lvl>
   </w:abstractNum>
-  <w:abstractNum w:abstractNumId="37">
+  <w:abstractNum w:abstractNumId="42">
     <w:nsid w:val="7FF367B4"/>
     <w:multiLevelType w:val="hybridMultilevel"/>
     <w:tmpl w:val="3DDC9BF0"/>
@@ -18050,91 +19512,91 @@
     <w:abstractNumId w:val="1"/>
   </w:num>
   <w:num w:numId="2">
-    <w:abstractNumId w:val="18"/>
+    <w:abstractNumId w:val="22"/>
   </w:num>
   <w:num w:numId="3">
-    <w:abstractNumId w:val="24"/>
+    <w:abstractNumId w:val="29"/>
   </w:num>
   <w:num w:numId="4">
-    <w:abstractNumId w:val="32"/>
+    <w:abstractNumId w:val="37"/>
   </w:num>
   <w:num w:numId="5">
     <w:abstractNumId w:val="10"/>
   </w:num>
   <w:num w:numId="6">
-    <w:abstractNumId w:val="30"/>
+    <w:abstractNumId w:val="35"/>
   </w:num>
   <w:num w:numId="7">
-    <w:abstractNumId w:val="37"/>
+    <w:abstractNumId w:val="42"/>
   </w:num>
   <w:num w:numId="8">
-    <w:abstractNumId w:val="13"/>
+    <w:abstractNumId w:val="15"/>
   </w:num>
   <w:num w:numId="9">
-    <w:abstractNumId w:val="20"/>
+    <w:abstractNumId w:val="25"/>
   </w:num>
   <w:num w:numId="10">
     <w:abstractNumId w:val="8"/>
   </w:num>
   <w:num w:numId="11">
-    <w:abstractNumId w:val="16"/>
+    <w:abstractNumId w:val="20"/>
   </w:num>
   <w:num w:numId="12">
     <w:abstractNumId w:val="5"/>
   </w:num>
   <w:num w:numId="13">
-    <w:abstractNumId w:val="14"/>
+    <w:abstractNumId w:val="18"/>
   </w:num>
   <w:num w:numId="14">
-    <w:abstractNumId w:val="29"/>
+    <w:abstractNumId w:val="34"/>
   </w:num>
   <w:num w:numId="15">
     <w:abstractNumId w:val="2"/>
   </w:num>
   <w:num w:numId="16">
-    <w:abstractNumId w:val="15"/>
+    <w:abstractNumId w:val="19"/>
   </w:num>
   <w:num w:numId="17">
-    <w:abstractNumId w:val="34"/>
+    <w:abstractNumId w:val="39"/>
   </w:num>
   <w:num w:numId="18">
-    <w:abstractNumId w:val="25"/>
+    <w:abstractNumId w:val="30"/>
   </w:num>
   <w:num w:numId="19">
-    <w:abstractNumId w:val="23"/>
+    <w:abstractNumId w:val="28"/>
   </w:num>
   <w:num w:numId="20">
     <w:abstractNumId w:val="7"/>
   </w:num>
   <w:num w:numId="21">
-    <w:abstractNumId w:val="27"/>
+    <w:abstractNumId w:val="32"/>
   </w:num>
   <w:num w:numId="22">
-    <w:abstractNumId w:val="35"/>
+    <w:abstractNumId w:val="40"/>
   </w:num>
   <w:num w:numId="23">
-    <w:abstractNumId w:val="19"/>
+    <w:abstractNumId w:val="24"/>
   </w:num>
   <w:num w:numId="24">
-    <w:abstractNumId w:val="22"/>
+    <w:abstractNumId w:val="27"/>
   </w:num>
   <w:num w:numId="25">
     <w:abstractNumId w:val="6"/>
   </w:num>
   <w:num w:numId="26">
-    <w:abstractNumId w:val="36"/>
+    <w:abstractNumId w:val="41"/>
   </w:num>
   <w:num w:numId="27">
-    <w:abstractNumId w:val="17"/>
+    <w:abstractNumId w:val="21"/>
   </w:num>
   <w:num w:numId="28">
     <w:abstractNumId w:val="4"/>
   </w:num>
   <w:num w:numId="29">
-    <w:abstractNumId w:val="21"/>
+    <w:abstractNumId w:val="26"/>
   </w:num>
   <w:num w:numId="30">
-    <w:abstractNumId w:val="33"/>
+    <w:abstractNumId w:val="38"/>
   </w:num>
   <w:num w:numId="31">
     <w:abstractNumId w:val="3"/>
@@ -18143,22 +19605,37 @@
     <w:abstractNumId w:val="9"/>
   </w:num>
   <w:num w:numId="33">
-    <w:abstractNumId w:val="31"/>
+    <w:abstractNumId w:val="36"/>
   </w:num>
   <w:num w:numId="34">
     <w:abstractNumId w:val="0"/>
   </w:num>
   <w:num w:numId="35">
-    <w:abstractNumId w:val="12"/>
+    <w:abstractNumId w:val="13"/>
   </w:num>
   <w:num w:numId="36">
-    <w:abstractNumId w:val="26"/>
+    <w:abstractNumId w:val="31"/>
   </w:num>
   <w:num w:numId="37">
     <w:abstractNumId w:val="11"/>
   </w:num>
   <w:num w:numId="38">
-    <w:abstractNumId w:val="28"/>
+    <w:abstractNumId w:val="33"/>
+  </w:num>
+  <w:num w:numId="39">
+    <w:abstractNumId w:val="14"/>
+  </w:num>
+  <w:num w:numId="40">
+    <w:abstractNumId w:val="23"/>
+  </w:num>
+  <w:num w:numId="41">
+    <w:abstractNumId w:val="17"/>
+  </w:num>
+  <w:num w:numId="42">
+    <w:abstractNumId w:val="16"/>
+  </w:num>
+  <w:num w:numId="43">
+    <w:abstractNumId w:val="12"/>
   </w:num>
 </w:numbering>
 </file>
@@ -18562,7 +20039,6 @@
   <w:style w:type="character" w:default="1" w:styleId="DefaultParagraphFont">
     <w:name w:val="Default Paragraph Font"/>
     <w:uiPriority w:val="1"/>
-    <w:semiHidden/>
     <w:unhideWhenUsed/>
   </w:style>
   <w:style w:type="table" w:default="1" w:styleId="TableNormal">
@@ -19739,31 +21215,31 @@
     </dgm:pt>
   </dgm:ptLst>
   <dgm:cxnLst>
-    <dgm:cxn modelId="{3602DE0F-C5DE-47CD-BB05-77525C9E966C}" type="presOf" srcId="{EF5675B6-38BA-4455-BA87-E62399D49989}" destId="{DEB61738-BCA0-4546-95CF-970A62665FC2}" srcOrd="0" destOrd="0" presId="urn:microsoft.com/office/officeart/2005/8/layout/process1"/>
-    <dgm:cxn modelId="{DFFD2E91-DAE3-4DEB-949B-B77B2556024C}" type="presOf" srcId="{9C4D6193-4800-45DB-9EB9-DA2277B5D91B}" destId="{B8DA0D4A-E19E-4233-86B3-A96400569C53}" srcOrd="1" destOrd="0" presId="urn:microsoft.com/office/officeart/2005/8/layout/process1"/>
-    <dgm:cxn modelId="{A1C3EB01-EB08-4C9C-83D6-95D576A7C441}" type="presOf" srcId="{5AAB36AD-884F-4169-9EAA-81A3D87ABCFA}" destId="{AB8F05C3-3669-4AF7-9C79-08939721A716}" srcOrd="0" destOrd="0" presId="urn:microsoft.com/office/officeart/2005/8/layout/process1"/>
-    <dgm:cxn modelId="{68BA4CFF-87AF-414C-9785-40163FF80ECF}" type="presOf" srcId="{214208B8-431D-481C-9A4C-228B7308ADA8}" destId="{C789FCC9-4717-4FFC-BA71-F98E7B1B3115}" srcOrd="0" destOrd="0" presId="urn:microsoft.com/office/officeart/2005/8/layout/process1"/>
+    <dgm:cxn modelId="{82EEEAD4-5156-4806-988B-0E55FFAA3CB3}" type="presOf" srcId="{214208B8-431D-481C-9A4C-228B7308ADA8}" destId="{C789FCC9-4717-4FFC-BA71-F98E7B1B3115}" srcOrd="0" destOrd="0" presId="urn:microsoft.com/office/officeart/2005/8/layout/process1"/>
+    <dgm:cxn modelId="{265AB1AA-408F-49B1-A0E2-59410AEB9DD8}" type="presOf" srcId="{5AAB36AD-884F-4169-9EAA-81A3D87ABCFA}" destId="{AB8F05C3-3669-4AF7-9C79-08939721A716}" srcOrd="0" destOrd="0" presId="urn:microsoft.com/office/officeart/2005/8/layout/process1"/>
+    <dgm:cxn modelId="{193AD6E9-5A86-40F5-B275-F008A43ADAA0}" type="presOf" srcId="{BF8C77AF-CFF1-4B53-B009-D4E001D240D6}" destId="{D0DFB2B8-5022-4762-AA62-9B0CF1B32B60}" srcOrd="0" destOrd="0" presId="urn:microsoft.com/office/officeart/2005/8/layout/process1"/>
     <dgm:cxn modelId="{80AB986A-FDF3-41B1-9092-584CE3EB969B}" srcId="{9EE1A18E-AD2D-415E-8996-B35207C41ED0}" destId="{BF8C77AF-CFF1-4B53-B009-D4E001D240D6}" srcOrd="3" destOrd="0" parTransId="{FBE35E27-7BCE-41B3-88D2-29BD34AAC180}" sibTransId="{DC8EEA03-196C-4689-B6BD-D5BC213D37CC}"/>
-    <dgm:cxn modelId="{EC28F6DC-FD2F-456D-82E3-365C8C6A9E6B}" type="presOf" srcId="{BF8C77AF-CFF1-4B53-B009-D4E001D240D6}" destId="{D0DFB2B8-5022-4762-AA62-9B0CF1B32B60}" srcOrd="0" destOrd="0" presId="urn:microsoft.com/office/officeart/2005/8/layout/process1"/>
-    <dgm:cxn modelId="{261360B7-C44E-4AA6-8AD8-8598CC9C6ABB}" type="presOf" srcId="{7201A391-9828-4B1D-A3C1-894234D041DB}" destId="{05A02C9E-6432-4B6A-91B3-E0BA65A6B1AE}" srcOrd="0" destOrd="0" presId="urn:microsoft.com/office/officeart/2005/8/layout/process1"/>
-    <dgm:cxn modelId="{7A7BACD0-8796-434D-8F7A-107170C9BD54}" type="presOf" srcId="{214208B8-431D-481C-9A4C-228B7308ADA8}" destId="{5D4876CA-733D-4DFD-8E79-4A3DBC7C7C6B}" srcOrd="1" destOrd="0" presId="urn:microsoft.com/office/officeart/2005/8/layout/process1"/>
-    <dgm:cxn modelId="{1AB551C2-228A-4BB5-8705-36BAFA467934}" type="presOf" srcId="{9C4D6193-4800-45DB-9EB9-DA2277B5D91B}" destId="{374ED80F-5E6F-4A85-B95B-4BA99538042E}" srcOrd="0" destOrd="0" presId="urn:microsoft.com/office/officeart/2005/8/layout/process1"/>
-    <dgm:cxn modelId="{88485462-4E66-423A-A8BC-4D0BDB9036DB}" type="presOf" srcId="{BF4790F6-D1AA-430E-85BA-C07F91D009F2}" destId="{485EB252-98AF-4CC0-A401-D9A154AAFC53}" srcOrd="0" destOrd="0" presId="urn:microsoft.com/office/officeart/2005/8/layout/process1"/>
+    <dgm:cxn modelId="{89CD1A32-2C07-4F56-9A6D-80DB3EA6AB38}" type="presOf" srcId="{7201A391-9828-4B1D-A3C1-894234D041DB}" destId="{05A02C9E-6432-4B6A-91B3-E0BA65A6B1AE}" srcOrd="0" destOrd="0" presId="urn:microsoft.com/office/officeart/2005/8/layout/process1"/>
+    <dgm:cxn modelId="{DF81F8A0-9132-4A5F-8DA0-26B1419D6464}" type="presOf" srcId="{7201A391-9828-4B1D-A3C1-894234D041DB}" destId="{FDD593C1-9D9B-40ED-8C6D-5142CB0F0E3E}" srcOrd="1" destOrd="0" presId="urn:microsoft.com/office/officeart/2005/8/layout/process1"/>
+    <dgm:cxn modelId="{09C107F8-06C5-44D7-8208-88A7932B36B0}" type="presOf" srcId="{EF5675B6-38BA-4455-BA87-E62399D49989}" destId="{DEB61738-BCA0-4546-95CF-970A62665FC2}" srcOrd="0" destOrd="0" presId="urn:microsoft.com/office/officeart/2005/8/layout/process1"/>
     <dgm:cxn modelId="{4D1B4854-AE2E-470B-9115-BD099FD5799A}" srcId="{9EE1A18E-AD2D-415E-8996-B35207C41ED0}" destId="{BF4790F6-D1AA-430E-85BA-C07F91D009F2}" srcOrd="1" destOrd="0" parTransId="{974B1A63-8714-4E97-A93F-006B83F9DBF3}" sibTransId="{214208B8-431D-481C-9A4C-228B7308ADA8}"/>
     <dgm:cxn modelId="{B151CA70-0406-48D6-8013-3F7D288766AD}" srcId="{9EE1A18E-AD2D-415E-8996-B35207C41ED0}" destId="{5AAB36AD-884F-4169-9EAA-81A3D87ABCFA}" srcOrd="0" destOrd="0" parTransId="{4796A0B2-FD04-4D0D-B4E3-6A8EB9A6D74D}" sibTransId="{9C4D6193-4800-45DB-9EB9-DA2277B5D91B}"/>
+    <dgm:cxn modelId="{9378CC15-E49F-4DB8-BF7A-AF7A0AEAE166}" type="presOf" srcId="{214208B8-431D-481C-9A4C-228B7308ADA8}" destId="{5D4876CA-733D-4DFD-8E79-4A3DBC7C7C6B}" srcOrd="1" destOrd="0" presId="urn:microsoft.com/office/officeart/2005/8/layout/process1"/>
     <dgm:cxn modelId="{39F27088-F2FF-4B1E-85B8-75E4A5853051}" srcId="{9EE1A18E-AD2D-415E-8996-B35207C41ED0}" destId="{EF5675B6-38BA-4455-BA87-E62399D49989}" srcOrd="2" destOrd="0" parTransId="{B9F702AD-11CA-445A-BE84-AFE50ED28D23}" sibTransId="{7201A391-9828-4B1D-A3C1-894234D041DB}"/>
-    <dgm:cxn modelId="{93D63E33-A2AE-438C-A960-46E427B4BC2B}" type="presOf" srcId="{9EE1A18E-AD2D-415E-8996-B35207C41ED0}" destId="{B9FC173B-3430-402C-9BFA-D498C62BCC2D}" srcOrd="0" destOrd="0" presId="urn:microsoft.com/office/officeart/2005/8/layout/process1"/>
-    <dgm:cxn modelId="{83FD8A88-1450-45ED-BF25-BB01FF911B42}" type="presOf" srcId="{7201A391-9828-4B1D-A3C1-894234D041DB}" destId="{FDD593C1-9D9B-40ED-8C6D-5142CB0F0E3E}" srcOrd="1" destOrd="0" presId="urn:microsoft.com/office/officeart/2005/8/layout/process1"/>
-    <dgm:cxn modelId="{3F3D13B5-EE14-4836-9C80-2F21BC569D07}" type="presParOf" srcId="{B9FC173B-3430-402C-9BFA-D498C62BCC2D}" destId="{AB8F05C3-3669-4AF7-9C79-08939721A716}" srcOrd="0" destOrd="0" presId="urn:microsoft.com/office/officeart/2005/8/layout/process1"/>
-    <dgm:cxn modelId="{F126B31E-57F0-4E14-8141-1426769C95D6}" type="presParOf" srcId="{B9FC173B-3430-402C-9BFA-D498C62BCC2D}" destId="{374ED80F-5E6F-4A85-B95B-4BA99538042E}" srcOrd="1" destOrd="0" presId="urn:microsoft.com/office/officeart/2005/8/layout/process1"/>
-    <dgm:cxn modelId="{3D95937E-41F3-4357-89EF-EC9494DF2403}" type="presParOf" srcId="{374ED80F-5E6F-4A85-B95B-4BA99538042E}" destId="{B8DA0D4A-E19E-4233-86B3-A96400569C53}" srcOrd="0" destOrd="0" presId="urn:microsoft.com/office/officeart/2005/8/layout/process1"/>
-    <dgm:cxn modelId="{D3D4A5D0-7C0F-4A1B-877D-FBE428FD0D44}" type="presParOf" srcId="{B9FC173B-3430-402C-9BFA-D498C62BCC2D}" destId="{485EB252-98AF-4CC0-A401-D9A154AAFC53}" srcOrd="2" destOrd="0" presId="urn:microsoft.com/office/officeart/2005/8/layout/process1"/>
-    <dgm:cxn modelId="{B87232C2-AB08-4D34-A57F-AABC404CFBE5}" type="presParOf" srcId="{B9FC173B-3430-402C-9BFA-D498C62BCC2D}" destId="{C789FCC9-4717-4FFC-BA71-F98E7B1B3115}" srcOrd="3" destOrd="0" presId="urn:microsoft.com/office/officeart/2005/8/layout/process1"/>
-    <dgm:cxn modelId="{B992E5E6-7104-435D-8786-982E10F1AEDE}" type="presParOf" srcId="{C789FCC9-4717-4FFC-BA71-F98E7B1B3115}" destId="{5D4876CA-733D-4DFD-8E79-4A3DBC7C7C6B}" srcOrd="0" destOrd="0" presId="urn:microsoft.com/office/officeart/2005/8/layout/process1"/>
-    <dgm:cxn modelId="{4A21E802-E669-4512-81EF-524EB109B605}" type="presParOf" srcId="{B9FC173B-3430-402C-9BFA-D498C62BCC2D}" destId="{DEB61738-BCA0-4546-95CF-970A62665FC2}" srcOrd="4" destOrd="0" presId="urn:microsoft.com/office/officeart/2005/8/layout/process1"/>
-    <dgm:cxn modelId="{959B7623-BBC6-4CAF-9D5A-E56D0C66E6E9}" type="presParOf" srcId="{B9FC173B-3430-402C-9BFA-D498C62BCC2D}" destId="{05A02C9E-6432-4B6A-91B3-E0BA65A6B1AE}" srcOrd="5" destOrd="0" presId="urn:microsoft.com/office/officeart/2005/8/layout/process1"/>
-    <dgm:cxn modelId="{B68A2CF4-B019-49D0-B8FB-6BE3EDF00612}" type="presParOf" srcId="{05A02C9E-6432-4B6A-91B3-E0BA65A6B1AE}" destId="{FDD593C1-9D9B-40ED-8C6D-5142CB0F0E3E}" srcOrd="0" destOrd="0" presId="urn:microsoft.com/office/officeart/2005/8/layout/process1"/>
-    <dgm:cxn modelId="{EDDC6FCD-237A-42A4-AFFD-E906DF8B75C9}" type="presParOf" srcId="{B9FC173B-3430-402C-9BFA-D498C62BCC2D}" destId="{D0DFB2B8-5022-4762-AA62-9B0CF1B32B60}" srcOrd="6" destOrd="0" presId="urn:microsoft.com/office/officeart/2005/8/layout/process1"/>
+    <dgm:cxn modelId="{81C7E6AF-DEA8-45C9-9B62-5B9BE3A6BAA4}" type="presOf" srcId="{BF4790F6-D1AA-430E-85BA-C07F91D009F2}" destId="{485EB252-98AF-4CC0-A401-D9A154AAFC53}" srcOrd="0" destOrd="0" presId="urn:microsoft.com/office/officeart/2005/8/layout/process1"/>
+    <dgm:cxn modelId="{6BAEC981-B871-4702-924C-BDDD93FE6B60}" type="presOf" srcId="{9C4D6193-4800-45DB-9EB9-DA2277B5D91B}" destId="{374ED80F-5E6F-4A85-B95B-4BA99538042E}" srcOrd="0" destOrd="0" presId="urn:microsoft.com/office/officeart/2005/8/layout/process1"/>
+    <dgm:cxn modelId="{BEF3E612-F6AF-410D-85FB-5B8EAF5C29BD}" type="presOf" srcId="{9C4D6193-4800-45DB-9EB9-DA2277B5D91B}" destId="{B8DA0D4A-E19E-4233-86B3-A96400569C53}" srcOrd="1" destOrd="0" presId="urn:microsoft.com/office/officeart/2005/8/layout/process1"/>
+    <dgm:cxn modelId="{F9AEBFAC-3422-4096-93B3-5A22D0A61084}" type="presOf" srcId="{9EE1A18E-AD2D-415E-8996-B35207C41ED0}" destId="{B9FC173B-3430-402C-9BFA-D498C62BCC2D}" srcOrd="0" destOrd="0" presId="urn:microsoft.com/office/officeart/2005/8/layout/process1"/>
+    <dgm:cxn modelId="{5D1B0ABF-BEF2-4C89-9773-B7DE6E979934}" type="presParOf" srcId="{B9FC173B-3430-402C-9BFA-D498C62BCC2D}" destId="{AB8F05C3-3669-4AF7-9C79-08939721A716}" srcOrd="0" destOrd="0" presId="urn:microsoft.com/office/officeart/2005/8/layout/process1"/>
+    <dgm:cxn modelId="{09080539-8E06-4B1C-B49C-0FF5D7AD1279}" type="presParOf" srcId="{B9FC173B-3430-402C-9BFA-D498C62BCC2D}" destId="{374ED80F-5E6F-4A85-B95B-4BA99538042E}" srcOrd="1" destOrd="0" presId="urn:microsoft.com/office/officeart/2005/8/layout/process1"/>
+    <dgm:cxn modelId="{C56963E4-FAEC-4CA2-BBDC-D1E22EB64944}" type="presParOf" srcId="{374ED80F-5E6F-4A85-B95B-4BA99538042E}" destId="{B8DA0D4A-E19E-4233-86B3-A96400569C53}" srcOrd="0" destOrd="0" presId="urn:microsoft.com/office/officeart/2005/8/layout/process1"/>
+    <dgm:cxn modelId="{97C548C7-DA7A-46FB-A1C4-68BFB0C18E9D}" type="presParOf" srcId="{B9FC173B-3430-402C-9BFA-D498C62BCC2D}" destId="{485EB252-98AF-4CC0-A401-D9A154AAFC53}" srcOrd="2" destOrd="0" presId="urn:microsoft.com/office/officeart/2005/8/layout/process1"/>
+    <dgm:cxn modelId="{4E876046-B001-4CE5-B60D-02307C94439A}" type="presParOf" srcId="{B9FC173B-3430-402C-9BFA-D498C62BCC2D}" destId="{C789FCC9-4717-4FFC-BA71-F98E7B1B3115}" srcOrd="3" destOrd="0" presId="urn:microsoft.com/office/officeart/2005/8/layout/process1"/>
+    <dgm:cxn modelId="{1EBB013D-D73D-4DF7-87BA-173F2011C567}" type="presParOf" srcId="{C789FCC9-4717-4FFC-BA71-F98E7B1B3115}" destId="{5D4876CA-733D-4DFD-8E79-4A3DBC7C7C6B}" srcOrd="0" destOrd="0" presId="urn:microsoft.com/office/officeart/2005/8/layout/process1"/>
+    <dgm:cxn modelId="{DD93EE89-C3B2-4B3E-A26B-8BDE0142F3DB}" type="presParOf" srcId="{B9FC173B-3430-402C-9BFA-D498C62BCC2D}" destId="{DEB61738-BCA0-4546-95CF-970A62665FC2}" srcOrd="4" destOrd="0" presId="urn:microsoft.com/office/officeart/2005/8/layout/process1"/>
+    <dgm:cxn modelId="{E3005F43-28A8-4718-A6C9-F884810E8EA8}" type="presParOf" srcId="{B9FC173B-3430-402C-9BFA-D498C62BCC2D}" destId="{05A02C9E-6432-4B6A-91B3-E0BA65A6B1AE}" srcOrd="5" destOrd="0" presId="urn:microsoft.com/office/officeart/2005/8/layout/process1"/>
+    <dgm:cxn modelId="{39D1EE66-CBBE-4F0A-B4BD-51132B96E2C5}" type="presParOf" srcId="{05A02C9E-6432-4B6A-91B3-E0BA65A6B1AE}" destId="{FDD593C1-9D9B-40ED-8C6D-5142CB0F0E3E}" srcOrd="0" destOrd="0" presId="urn:microsoft.com/office/officeart/2005/8/layout/process1"/>
+    <dgm:cxn modelId="{C9E3B088-FEA3-4E94-9B05-672F0740E764}" type="presParOf" srcId="{B9FC173B-3430-402C-9BFA-D498C62BCC2D}" destId="{D0DFB2B8-5022-4762-AA62-9B0CF1B32B60}" srcOrd="6" destOrd="0" presId="urn:microsoft.com/office/officeart/2005/8/layout/process1"/>
   </dgm:cxnLst>
   <dgm:bg/>
   <dgm:whole/>

--- a/Notes_SA2510014.docx
+++ b/Notes_SA2510014.docx
@@ -14997,56 +14997,188 @@
       <w:r>
         <w:t>Save pom.xml file</w:t>
       </w:r>
+    </w:p>
+    <w:p>
+      <w:pPr>
+        <w:pStyle w:val="ListParagraph"/>
+        <w:numPr>
+          <w:ilvl w:val="0"/>
+          <w:numId w:val="42"/>
+        </w:numPr>
+      </w:pPr>
+      <w:r>
+        <w:t xml:space="preserve">Expand </w:t>
+      </w:r>
+      <w:r>
+        <w:t>src/test/java and create 2 packages as follows</w:t>
+      </w:r>
+    </w:p>
+    <w:p>
+      <w:pPr>
+        <w:pStyle w:val="ListParagraph"/>
+        <w:numPr>
+          <w:ilvl w:val="1"/>
+          <w:numId w:val="42"/>
+        </w:numPr>
+      </w:pPr>
+      <w:r>
+        <w:t>com.StepDefinition</w:t>
+      </w:r>
+    </w:p>
+    <w:p>
+      <w:pPr>
+        <w:pStyle w:val="ListParagraph"/>
+        <w:numPr>
+          <w:ilvl w:val="1"/>
+          <w:numId w:val="42"/>
+        </w:numPr>
+      </w:pPr>
+      <w:r>
+        <w:t>com.RunnerClass</w:t>
+      </w:r>
+    </w:p>
+    <w:p/>
+    <w:p>
+      <w:pPr>
+        <w:rPr>
+          <w:b/>
+          <w:bCs/>
+        </w:rPr>
+      </w:pPr>
+      <w:r>
+        <w:rPr>
+          <w:b/>
+          <w:bCs/>
+        </w:rPr>
+        <w:t>Tags in Cucumber</w:t>
+      </w:r>
+    </w:p>
+    <w:p>
+      <w:pPr>
+        <w:pStyle w:val="ListParagraph"/>
+        <w:numPr>
+          <w:ilvl w:val="0"/>
+          <w:numId w:val="44"/>
+        </w:numPr>
+      </w:pPr>
+      <w:r>
+        <w:t>Tags are used to specify the execution criteria of Test Scenarios</w:t>
+      </w:r>
+    </w:p>
+    <w:p>
+      <w:pPr>
+        <w:pStyle w:val="ListParagraph"/>
+        <w:numPr>
+          <w:ilvl w:val="0"/>
+          <w:numId w:val="44"/>
+        </w:numPr>
+      </w:pPr>
+      <w:r>
+        <w:t>Tags are the words in feature file which starts with @</w:t>
+      </w:r>
+    </w:p>
+    <w:p>
+      <w:pPr>
+        <w:pStyle w:val="ListParagraph"/>
+        <w:numPr>
+          <w:ilvl w:val="0"/>
+          <w:numId w:val="44"/>
+        </w:numPr>
+      </w:pPr>
+      <w:r>
+        <w:t>With the help of tags you can execute or skip single / multiple scenarios</w:t>
+      </w:r>
+    </w:p>
+    <w:p>
+      <w:pPr>
+        <w:pStyle w:val="ListParagraph"/>
+        <w:numPr>
+          <w:ilvl w:val="0"/>
+          <w:numId w:val="44"/>
+        </w:numPr>
+      </w:pPr>
+      <w:r>
+        <w:t>Tags are always needs to be specified in the feature file only</w:t>
+      </w:r>
+      <w:r>
+        <w:t xml:space="preserve"> and the execution criteria needs to be specified in Runner class</w:t>
+      </w:r>
+      <w:r>
+        <w:t>.</w:t>
+      </w:r>
+    </w:p>
+    <w:p/>
+    <w:p>
+      <w:pPr>
+        <w:rPr>
+          <w:b/>
+          <w:bCs/>
+        </w:rPr>
+      </w:pPr>
+      <w:r>
+        <w:rPr>
+          <w:b/>
+          <w:bCs/>
+        </w:rPr>
+        <w:t>Hooks in Cucumber</w:t>
+      </w:r>
+    </w:p>
+    <w:p>
+      <w:pPr>
+        <w:pStyle w:val="ListParagraph"/>
+        <w:numPr>
+          <w:ilvl w:val="0"/>
+          <w:numId w:val="45"/>
+        </w:numPr>
+      </w:pPr>
+      <w:r>
+        <w:t xml:space="preserve">These are special methods that will get executed before and after </w:t>
+      </w:r>
+      <w:r>
+        <w:rPr>
+          <w:b/>
+          <w:bCs/>
+        </w:rPr>
+        <w:t>every scenario</w:t>
+      </w:r>
+    </w:p>
+    <w:p>
+      <w:pPr>
+        <w:pStyle w:val="ListParagraph"/>
+        <w:numPr>
+          <w:ilvl w:val="0"/>
+          <w:numId w:val="45"/>
+        </w:numPr>
+      </w:pPr>
+      <w:r>
+        <w:t>There are 2 hooks in Cucumber</w:t>
+      </w:r>
+    </w:p>
+    <w:p>
+      <w:pPr>
+        <w:pStyle w:val="ListParagraph"/>
+        <w:numPr>
+          <w:ilvl w:val="1"/>
+          <w:numId w:val="45"/>
+        </w:numPr>
+      </w:pPr>
+      <w:r>
+        <w:t>@Before</w:t>
+      </w:r>
+    </w:p>
+    <w:p>
+      <w:pPr>
+        <w:pStyle w:val="ListParagraph"/>
+        <w:numPr>
+          <w:ilvl w:val="1"/>
+          <w:numId w:val="45"/>
+        </w:numPr>
+      </w:pPr>
+      <w:r>
+        <w:t>@After</w:t>
+      </w:r>
       <w:bookmarkStart w:id="0" w:name="_GoBack"/>
       <w:bookmarkEnd w:id="0"/>
-    </w:p>
-    <w:p>
-      <w:pPr>
-        <w:pStyle w:val="ListParagraph"/>
-        <w:numPr>
-          <w:ilvl w:val="0"/>
-          <w:numId w:val="42"/>
-        </w:numPr>
-      </w:pPr>
-      <w:r>
-        <w:t xml:space="preserve">Expand </w:t>
-      </w:r>
-      <w:r>
-        <w:t>src/test/java and create 2 packages as follows</w:t>
-      </w:r>
-    </w:p>
-    <w:p>
-      <w:pPr>
-        <w:pStyle w:val="ListParagraph"/>
-        <w:numPr>
-          <w:ilvl w:val="1"/>
-          <w:numId w:val="42"/>
-        </w:numPr>
-      </w:pPr>
-      <w:r>
-        <w:t>com.StepDefinition</w:t>
-      </w:r>
-    </w:p>
-    <w:p>
-      <w:pPr>
-        <w:pStyle w:val="ListParagraph"/>
-        <w:numPr>
-          <w:ilvl w:val="1"/>
-          <w:numId w:val="42"/>
-        </w:numPr>
-      </w:pPr>
-      <w:r>
-        <w:t>com.RunnerClass</w:t>
-      </w:r>
-    </w:p>
-    <w:p>
-      <w:pPr>
-        <w:pStyle w:val="ListParagraph"/>
-        <w:numPr>
-          <w:ilvl w:val="0"/>
-          <w:numId w:val="42"/>
-        </w:numPr>
-      </w:pPr>
     </w:p>
     <w:sectPr>
       <w:pgSz w:w="11906" w:h="16838"/>
@@ -15376,6 +15508,119 @@
     </w:lvl>
   </w:abstractNum>
   <w:abstractNum w:abstractNumId="3">
+    <w:nsid w:val="12207D9A"/>
+    <w:multiLevelType w:val="hybridMultilevel"/>
+    <w:tmpl w:val="80ACE47C"/>
+    <w:lvl w:ilvl="0" w:tplc="40090001">
+      <w:start w:val="1"/>
+      <w:numFmt w:val="bullet"/>
+      <w:lvlText w:val=""/>
+      <w:lvlJc w:val="left"/>
+      <w:pPr>
+        <w:ind w:left="720" w:hanging="360"/>
+      </w:pPr>
+      <w:rPr>
+        <w:rFonts w:ascii="Symbol" w:hAnsi="Symbol" w:hint="default"/>
+      </w:rPr>
+    </w:lvl>
+    <w:lvl w:ilvl="1" w:tplc="40090003">
+      <w:start w:val="1"/>
+      <w:numFmt w:val="bullet"/>
+      <w:lvlText w:val="o"/>
+      <w:lvlJc w:val="left"/>
+      <w:pPr>
+        <w:ind w:left="1440" w:hanging="360"/>
+      </w:pPr>
+      <w:rPr>
+        <w:rFonts w:ascii="Courier New" w:hAnsi="Courier New" w:cs="Courier New" w:hint="default"/>
+      </w:rPr>
+    </w:lvl>
+    <w:lvl w:ilvl="2" w:tplc="40090005" w:tentative="1">
+      <w:start w:val="1"/>
+      <w:numFmt w:val="bullet"/>
+      <w:lvlText w:val=""/>
+      <w:lvlJc w:val="left"/>
+      <w:pPr>
+        <w:ind w:left="2160" w:hanging="360"/>
+      </w:pPr>
+      <w:rPr>
+        <w:rFonts w:ascii="Wingdings" w:hAnsi="Wingdings" w:hint="default"/>
+      </w:rPr>
+    </w:lvl>
+    <w:lvl w:ilvl="3" w:tplc="40090001" w:tentative="1">
+      <w:start w:val="1"/>
+      <w:numFmt w:val="bullet"/>
+      <w:lvlText w:val=""/>
+      <w:lvlJc w:val="left"/>
+      <w:pPr>
+        <w:ind w:left="2880" w:hanging="360"/>
+      </w:pPr>
+      <w:rPr>
+        <w:rFonts w:ascii="Symbol" w:hAnsi="Symbol" w:hint="default"/>
+      </w:rPr>
+    </w:lvl>
+    <w:lvl w:ilvl="4" w:tplc="40090003" w:tentative="1">
+      <w:start w:val="1"/>
+      <w:numFmt w:val="bullet"/>
+      <w:lvlText w:val="o"/>
+      <w:lvlJc w:val="left"/>
+      <w:pPr>
+        <w:ind w:left="3600" w:hanging="360"/>
+      </w:pPr>
+      <w:rPr>
+        <w:rFonts w:ascii="Courier New" w:hAnsi="Courier New" w:cs="Courier New" w:hint="default"/>
+      </w:rPr>
+    </w:lvl>
+    <w:lvl w:ilvl="5" w:tplc="40090005" w:tentative="1">
+      <w:start w:val="1"/>
+      <w:numFmt w:val="bullet"/>
+      <w:lvlText w:val=""/>
+      <w:lvlJc w:val="left"/>
+      <w:pPr>
+        <w:ind w:left="4320" w:hanging="360"/>
+      </w:pPr>
+      <w:rPr>
+        <w:rFonts w:ascii="Wingdings" w:hAnsi="Wingdings" w:hint="default"/>
+      </w:rPr>
+    </w:lvl>
+    <w:lvl w:ilvl="6" w:tplc="40090001" w:tentative="1">
+      <w:start w:val="1"/>
+      <w:numFmt w:val="bullet"/>
+      <w:lvlText w:val=""/>
+      <w:lvlJc w:val="left"/>
+      <w:pPr>
+        <w:ind w:left="5040" w:hanging="360"/>
+      </w:pPr>
+      <w:rPr>
+        <w:rFonts w:ascii="Symbol" w:hAnsi="Symbol" w:hint="default"/>
+      </w:rPr>
+    </w:lvl>
+    <w:lvl w:ilvl="7" w:tplc="40090003" w:tentative="1">
+      <w:start w:val="1"/>
+      <w:numFmt w:val="bullet"/>
+      <w:lvlText w:val="o"/>
+      <w:lvlJc w:val="left"/>
+      <w:pPr>
+        <w:ind w:left="5760" w:hanging="360"/>
+      </w:pPr>
+      <w:rPr>
+        <w:rFonts w:ascii="Courier New" w:hAnsi="Courier New" w:cs="Courier New" w:hint="default"/>
+      </w:rPr>
+    </w:lvl>
+    <w:lvl w:ilvl="8" w:tplc="40090005" w:tentative="1">
+      <w:start w:val="1"/>
+      <w:numFmt w:val="bullet"/>
+      <w:lvlText w:val=""/>
+      <w:lvlJc w:val="left"/>
+      <w:pPr>
+        <w:ind w:left="6480" w:hanging="360"/>
+      </w:pPr>
+      <w:rPr>
+        <w:rFonts w:ascii="Wingdings" w:hAnsi="Wingdings" w:hint="default"/>
+      </w:rPr>
+    </w:lvl>
+  </w:abstractNum>
+  <w:abstractNum w:abstractNumId="4">
     <w:nsid w:val="13611977"/>
     <w:multiLevelType w:val="hybridMultilevel"/>
     <w:tmpl w:val="65D89DDE"/>
@@ -15464,7 +15709,120 @@
       </w:pPr>
     </w:lvl>
   </w:abstractNum>
-  <w:abstractNum w:abstractNumId="4">
+  <w:abstractNum w:abstractNumId="5">
+    <w:nsid w:val="159A68A1"/>
+    <w:multiLevelType w:val="hybridMultilevel"/>
+    <w:tmpl w:val="86A6F3B4"/>
+    <w:lvl w:ilvl="0" w:tplc="40090001">
+      <w:start w:val="1"/>
+      <w:numFmt w:val="bullet"/>
+      <w:lvlText w:val=""/>
+      <w:lvlJc w:val="left"/>
+      <w:pPr>
+        <w:ind w:left="720" w:hanging="360"/>
+      </w:pPr>
+      <w:rPr>
+        <w:rFonts w:ascii="Symbol" w:hAnsi="Symbol" w:hint="default"/>
+      </w:rPr>
+    </w:lvl>
+    <w:lvl w:ilvl="1" w:tplc="40090003" w:tentative="1">
+      <w:start w:val="1"/>
+      <w:numFmt w:val="bullet"/>
+      <w:lvlText w:val="o"/>
+      <w:lvlJc w:val="left"/>
+      <w:pPr>
+        <w:ind w:left="1440" w:hanging="360"/>
+      </w:pPr>
+      <w:rPr>
+        <w:rFonts w:ascii="Courier New" w:hAnsi="Courier New" w:cs="Courier New" w:hint="default"/>
+      </w:rPr>
+    </w:lvl>
+    <w:lvl w:ilvl="2" w:tplc="40090005" w:tentative="1">
+      <w:start w:val="1"/>
+      <w:numFmt w:val="bullet"/>
+      <w:lvlText w:val=""/>
+      <w:lvlJc w:val="left"/>
+      <w:pPr>
+        <w:ind w:left="2160" w:hanging="360"/>
+      </w:pPr>
+      <w:rPr>
+        <w:rFonts w:ascii="Wingdings" w:hAnsi="Wingdings" w:hint="default"/>
+      </w:rPr>
+    </w:lvl>
+    <w:lvl w:ilvl="3" w:tplc="40090001" w:tentative="1">
+      <w:start w:val="1"/>
+      <w:numFmt w:val="bullet"/>
+      <w:lvlText w:val=""/>
+      <w:lvlJc w:val="left"/>
+      <w:pPr>
+        <w:ind w:left="2880" w:hanging="360"/>
+      </w:pPr>
+      <w:rPr>
+        <w:rFonts w:ascii="Symbol" w:hAnsi="Symbol" w:hint="default"/>
+      </w:rPr>
+    </w:lvl>
+    <w:lvl w:ilvl="4" w:tplc="40090003" w:tentative="1">
+      <w:start w:val="1"/>
+      <w:numFmt w:val="bullet"/>
+      <w:lvlText w:val="o"/>
+      <w:lvlJc w:val="left"/>
+      <w:pPr>
+        <w:ind w:left="3600" w:hanging="360"/>
+      </w:pPr>
+      <w:rPr>
+        <w:rFonts w:ascii="Courier New" w:hAnsi="Courier New" w:cs="Courier New" w:hint="default"/>
+      </w:rPr>
+    </w:lvl>
+    <w:lvl w:ilvl="5" w:tplc="40090005" w:tentative="1">
+      <w:start w:val="1"/>
+      <w:numFmt w:val="bullet"/>
+      <w:lvlText w:val=""/>
+      <w:lvlJc w:val="left"/>
+      <w:pPr>
+        <w:ind w:left="4320" w:hanging="360"/>
+      </w:pPr>
+      <w:rPr>
+        <w:rFonts w:ascii="Wingdings" w:hAnsi="Wingdings" w:hint="default"/>
+      </w:rPr>
+    </w:lvl>
+    <w:lvl w:ilvl="6" w:tplc="40090001" w:tentative="1">
+      <w:start w:val="1"/>
+      <w:numFmt w:val="bullet"/>
+      <w:lvlText w:val=""/>
+      <w:lvlJc w:val="left"/>
+      <w:pPr>
+        <w:ind w:left="5040" w:hanging="360"/>
+      </w:pPr>
+      <w:rPr>
+        <w:rFonts w:ascii="Symbol" w:hAnsi="Symbol" w:hint="default"/>
+      </w:rPr>
+    </w:lvl>
+    <w:lvl w:ilvl="7" w:tplc="40090003" w:tentative="1">
+      <w:start w:val="1"/>
+      <w:numFmt w:val="bullet"/>
+      <w:lvlText w:val="o"/>
+      <w:lvlJc w:val="left"/>
+      <w:pPr>
+        <w:ind w:left="5760" w:hanging="360"/>
+      </w:pPr>
+      <w:rPr>
+        <w:rFonts w:ascii="Courier New" w:hAnsi="Courier New" w:cs="Courier New" w:hint="default"/>
+      </w:rPr>
+    </w:lvl>
+    <w:lvl w:ilvl="8" w:tplc="40090005" w:tentative="1">
+      <w:start w:val="1"/>
+      <w:numFmt w:val="bullet"/>
+      <w:lvlText w:val=""/>
+      <w:lvlJc w:val="left"/>
+      <w:pPr>
+        <w:ind w:left="6480" w:hanging="360"/>
+      </w:pPr>
+      <w:rPr>
+        <w:rFonts w:ascii="Wingdings" w:hAnsi="Wingdings" w:hint="default"/>
+      </w:rPr>
+    </w:lvl>
+  </w:abstractNum>
+  <w:abstractNum w:abstractNumId="6">
     <w:nsid w:val="15BA43E3"/>
     <w:multiLevelType w:val="hybridMultilevel"/>
     <w:tmpl w:val="55CCFBDE"/>
@@ -15553,7 +15911,7 @@
       </w:pPr>
     </w:lvl>
   </w:abstractNum>
-  <w:abstractNum w:abstractNumId="5">
+  <w:abstractNum w:abstractNumId="7">
     <w:nsid w:val="17431532"/>
     <w:multiLevelType w:val="hybridMultilevel"/>
     <w:tmpl w:val="3D88D956"/>
@@ -15642,7 +16000,7 @@
       </w:pPr>
     </w:lvl>
   </w:abstractNum>
-  <w:abstractNum w:abstractNumId="6">
+  <w:abstractNum w:abstractNumId="8">
     <w:nsid w:val="1A1B3715"/>
     <w:multiLevelType w:val="hybridMultilevel"/>
     <w:tmpl w:val="B958D526"/>
@@ -15755,7 +16113,7 @@
       </w:rPr>
     </w:lvl>
   </w:abstractNum>
-  <w:abstractNum w:abstractNumId="7">
+  <w:abstractNum w:abstractNumId="9">
     <w:nsid w:val="1ACF1D3C"/>
     <w:multiLevelType w:val="hybridMultilevel"/>
     <w:tmpl w:val="8BC0B462"/>
@@ -15868,7 +16226,7 @@
       </w:rPr>
     </w:lvl>
   </w:abstractNum>
-  <w:abstractNum w:abstractNumId="8">
+  <w:abstractNum w:abstractNumId="10">
     <w:nsid w:val="1D0166BD"/>
     <w:multiLevelType w:val="hybridMultilevel"/>
     <w:tmpl w:val="73A888F8"/>
@@ -15957,7 +16315,7 @@
       </w:pPr>
     </w:lvl>
   </w:abstractNum>
-  <w:abstractNum w:abstractNumId="9">
+  <w:abstractNum w:abstractNumId="11">
     <w:nsid w:val="22E55564"/>
     <w:multiLevelType w:val="hybridMultilevel"/>
     <w:tmpl w:val="B0FAF5DE"/>
@@ -16046,7 +16404,7 @@
       </w:pPr>
     </w:lvl>
   </w:abstractNum>
-  <w:abstractNum w:abstractNumId="10">
+  <w:abstractNum w:abstractNumId="12">
     <w:nsid w:val="24AD48A7"/>
     <w:multiLevelType w:val="hybridMultilevel"/>
     <w:tmpl w:val="C53ACF94"/>
@@ -16159,7 +16517,7 @@
       </w:rPr>
     </w:lvl>
   </w:abstractNum>
-  <w:abstractNum w:abstractNumId="11">
+  <w:abstractNum w:abstractNumId="13">
     <w:nsid w:val="2CB43F4A"/>
     <w:multiLevelType w:val="hybridMultilevel"/>
     <w:tmpl w:val="6C80E6C4"/>
@@ -16248,7 +16606,7 @@
       </w:pPr>
     </w:lvl>
   </w:abstractNum>
-  <w:abstractNum w:abstractNumId="12">
+  <w:abstractNum w:abstractNumId="14">
     <w:nsid w:val="2F5347F7"/>
     <w:multiLevelType w:val="hybridMultilevel"/>
     <w:tmpl w:val="30F0EBD0"/>
@@ -16337,7 +16695,7 @@
       </w:pPr>
     </w:lvl>
   </w:abstractNum>
-  <w:abstractNum w:abstractNumId="13">
+  <w:abstractNum w:abstractNumId="15">
     <w:nsid w:val="34F71AA3"/>
     <w:multiLevelType w:val="hybridMultilevel"/>
     <w:tmpl w:val="F71EF04C"/>
@@ -16450,7 +16808,7 @@
       </w:rPr>
     </w:lvl>
   </w:abstractNum>
-  <w:abstractNum w:abstractNumId="14">
+  <w:abstractNum w:abstractNumId="16">
     <w:nsid w:val="407E5349"/>
     <w:multiLevelType w:val="hybridMultilevel"/>
     <w:tmpl w:val="DF1CCCC6"/>
@@ -16563,7 +16921,7 @@
       </w:rPr>
     </w:lvl>
   </w:abstractNum>
-  <w:abstractNum w:abstractNumId="15">
+  <w:abstractNum w:abstractNumId="17">
     <w:nsid w:val="44443626"/>
     <w:multiLevelType w:val="hybridMultilevel"/>
     <w:tmpl w:val="3A38E55E"/>
@@ -16676,7 +17034,7 @@
       </w:rPr>
     </w:lvl>
   </w:abstractNum>
-  <w:abstractNum w:abstractNumId="16">
+  <w:abstractNum w:abstractNumId="18">
     <w:nsid w:val="47861B1F"/>
     <w:multiLevelType w:val="hybridMultilevel"/>
     <w:tmpl w:val="0A744E5A"/>
@@ -16765,7 +17123,7 @@
       </w:pPr>
     </w:lvl>
   </w:abstractNum>
-  <w:abstractNum w:abstractNumId="17">
+  <w:abstractNum w:abstractNumId="19">
     <w:nsid w:val="47CC2747"/>
     <w:multiLevelType w:val="hybridMultilevel"/>
     <w:tmpl w:val="A8F411E0"/>
@@ -16854,7 +17212,7 @@
       </w:pPr>
     </w:lvl>
   </w:abstractNum>
-  <w:abstractNum w:abstractNumId="18">
+  <w:abstractNum w:abstractNumId="20">
     <w:nsid w:val="4BCF165C"/>
     <w:multiLevelType w:val="hybridMultilevel"/>
     <w:tmpl w:val="E7067116"/>
@@ -16940,7 +17298,7 @@
       </w:pPr>
     </w:lvl>
   </w:abstractNum>
-  <w:abstractNum w:abstractNumId="19">
+  <w:abstractNum w:abstractNumId="21">
     <w:nsid w:val="4D934839"/>
     <w:multiLevelType w:val="hybridMultilevel"/>
     <w:tmpl w:val="66E021E4"/>
@@ -17029,7 +17387,7 @@
       </w:pPr>
     </w:lvl>
   </w:abstractNum>
-  <w:abstractNum w:abstractNumId="20">
+  <w:abstractNum w:abstractNumId="22">
     <w:nsid w:val="520668FC"/>
     <w:multiLevelType w:val="hybridMultilevel"/>
     <w:tmpl w:val="A4F835F0"/>
@@ -17142,7 +17500,7 @@
       </w:rPr>
     </w:lvl>
   </w:abstractNum>
-  <w:abstractNum w:abstractNumId="21">
+  <w:abstractNum w:abstractNumId="23">
     <w:nsid w:val="542B3911"/>
     <w:multiLevelType w:val="hybridMultilevel"/>
     <w:tmpl w:val="FF9249A0"/>
@@ -17255,7 +17613,7 @@
       </w:rPr>
     </w:lvl>
   </w:abstractNum>
-  <w:abstractNum w:abstractNumId="22">
+  <w:abstractNum w:abstractNumId="24">
     <w:nsid w:val="571D3B3E"/>
     <w:multiLevelType w:val="hybridMultilevel"/>
     <w:tmpl w:val="CF98A6CE"/>
@@ -17368,7 +17726,7 @@
       </w:rPr>
     </w:lvl>
   </w:abstractNum>
-  <w:abstractNum w:abstractNumId="23">
+  <w:abstractNum w:abstractNumId="25">
     <w:nsid w:val="5BA75066"/>
     <w:multiLevelType w:val="hybridMultilevel"/>
     <w:tmpl w:val="97D2EB96"/>
@@ -17457,7 +17815,7 @@
       </w:pPr>
     </w:lvl>
   </w:abstractNum>
-  <w:abstractNum w:abstractNumId="24">
+  <w:abstractNum w:abstractNumId="26">
     <w:nsid w:val="5DA53D78"/>
     <w:multiLevelType w:val="hybridMultilevel"/>
     <w:tmpl w:val="25D4A350"/>
@@ -17546,7 +17904,7 @@
       </w:pPr>
     </w:lvl>
   </w:abstractNum>
-  <w:abstractNum w:abstractNumId="25">
+  <w:abstractNum w:abstractNumId="27">
     <w:nsid w:val="5F4B1933"/>
     <w:multiLevelType w:val="hybridMultilevel"/>
     <w:tmpl w:val="B9F8D93A"/>
@@ -17659,7 +18017,7 @@
       </w:rPr>
     </w:lvl>
   </w:abstractNum>
-  <w:abstractNum w:abstractNumId="26">
+  <w:abstractNum w:abstractNumId="28">
     <w:nsid w:val="5F5160CF"/>
     <w:multiLevelType w:val="hybridMultilevel"/>
     <w:tmpl w:val="CFEE6708"/>
@@ -17772,7 +18130,7 @@
       </w:rPr>
     </w:lvl>
   </w:abstractNum>
-  <w:abstractNum w:abstractNumId="27">
+  <w:abstractNum w:abstractNumId="29">
     <w:nsid w:val="611C3CE1"/>
     <w:multiLevelType w:val="hybridMultilevel"/>
     <w:tmpl w:val="861A04FE"/>
@@ -17861,7 +18219,7 @@
       </w:pPr>
     </w:lvl>
   </w:abstractNum>
-  <w:abstractNum w:abstractNumId="28">
+  <w:abstractNum w:abstractNumId="30">
     <w:nsid w:val="61ED0FA8"/>
     <w:multiLevelType w:val="hybridMultilevel"/>
     <w:tmpl w:val="70CCDFC4"/>
@@ -17950,7 +18308,7 @@
       </w:pPr>
     </w:lvl>
   </w:abstractNum>
-  <w:abstractNum w:abstractNumId="29">
+  <w:abstractNum w:abstractNumId="31">
     <w:nsid w:val="64CF3846"/>
     <w:multiLevelType w:val="hybridMultilevel"/>
     <w:tmpl w:val="13ACF5F6"/>
@@ -18063,7 +18421,7 @@
       </w:rPr>
     </w:lvl>
   </w:abstractNum>
-  <w:abstractNum w:abstractNumId="30">
+  <w:abstractNum w:abstractNumId="32">
     <w:nsid w:val="679919C6"/>
     <w:multiLevelType w:val="hybridMultilevel"/>
     <w:tmpl w:val="D8C8FD88"/>
@@ -18176,7 +18534,7 @@
       </w:rPr>
     </w:lvl>
   </w:abstractNum>
-  <w:abstractNum w:abstractNumId="31">
+  <w:abstractNum w:abstractNumId="33">
     <w:nsid w:val="6AEF2B37"/>
     <w:multiLevelType w:val="hybridMultilevel"/>
     <w:tmpl w:val="3D182D9A"/>
@@ -18289,7 +18647,7 @@
       </w:rPr>
     </w:lvl>
   </w:abstractNum>
-  <w:abstractNum w:abstractNumId="32">
+  <w:abstractNum w:abstractNumId="34">
     <w:nsid w:val="6D8557E4"/>
     <w:multiLevelType w:val="hybridMultilevel"/>
     <w:tmpl w:val="0A1AF8D0"/>
@@ -18402,7 +18760,7 @@
       </w:rPr>
     </w:lvl>
   </w:abstractNum>
-  <w:abstractNum w:abstractNumId="33">
+  <w:abstractNum w:abstractNumId="35">
     <w:nsid w:val="6DFD49EC"/>
     <w:multiLevelType w:val="hybridMultilevel"/>
     <w:tmpl w:val="5CDAB2D2"/>
@@ -18515,7 +18873,7 @@
       </w:rPr>
     </w:lvl>
   </w:abstractNum>
-  <w:abstractNum w:abstractNumId="34">
+  <w:abstractNum w:abstractNumId="36">
     <w:nsid w:val="6E087545"/>
     <w:multiLevelType w:val="hybridMultilevel"/>
     <w:tmpl w:val="68B8BE2E"/>
@@ -18604,7 +18962,7 @@
       </w:pPr>
     </w:lvl>
   </w:abstractNum>
-  <w:abstractNum w:abstractNumId="35">
+  <w:abstractNum w:abstractNumId="37">
     <w:nsid w:val="712436B2"/>
     <w:multiLevelType w:val="hybridMultilevel"/>
     <w:tmpl w:val="7DB88F34"/>
@@ -18717,7 +19075,7 @@
       </w:rPr>
     </w:lvl>
   </w:abstractNum>
-  <w:abstractNum w:abstractNumId="36">
+  <w:abstractNum w:abstractNumId="38">
     <w:nsid w:val="716327C1"/>
     <w:multiLevelType w:val="hybridMultilevel"/>
     <w:tmpl w:val="BF34ABA8"/>
@@ -18830,7 +19188,7 @@
       </w:rPr>
     </w:lvl>
   </w:abstractNum>
-  <w:abstractNum w:abstractNumId="37">
+  <w:abstractNum w:abstractNumId="39">
     <w:nsid w:val="73BF2B49"/>
     <w:multiLevelType w:val="hybridMultilevel"/>
     <w:tmpl w:val="8E56E800"/>
@@ -18943,7 +19301,7 @@
       </w:rPr>
     </w:lvl>
   </w:abstractNum>
-  <w:abstractNum w:abstractNumId="38">
+  <w:abstractNum w:abstractNumId="40">
     <w:nsid w:val="75371497"/>
     <w:multiLevelType w:val="hybridMultilevel"/>
     <w:tmpl w:val="1D686274"/>
@@ -19056,7 +19414,7 @@
       </w:rPr>
     </w:lvl>
   </w:abstractNum>
-  <w:abstractNum w:abstractNumId="39">
+  <w:abstractNum w:abstractNumId="41">
     <w:nsid w:val="7A65502B"/>
     <w:multiLevelType w:val="hybridMultilevel"/>
     <w:tmpl w:val="763EAD76"/>
@@ -19169,7 +19527,7 @@
       </w:rPr>
     </w:lvl>
   </w:abstractNum>
-  <w:abstractNum w:abstractNumId="40">
+  <w:abstractNum w:abstractNumId="42">
     <w:nsid w:val="7CC327AE"/>
     <w:multiLevelType w:val="hybridMultilevel"/>
     <w:tmpl w:val="FD60D564"/>
@@ -19282,7 +19640,7 @@
       </w:rPr>
     </w:lvl>
   </w:abstractNum>
-  <w:abstractNum w:abstractNumId="41">
+  <w:abstractNum w:abstractNumId="43">
     <w:nsid w:val="7D476BBC"/>
     <w:multiLevelType w:val="hybridMultilevel"/>
     <w:tmpl w:val="B360ED0C"/>
@@ -19395,7 +19753,7 @@
       </w:rPr>
     </w:lvl>
   </w:abstractNum>
-  <w:abstractNum w:abstractNumId="42">
+  <w:abstractNum w:abstractNumId="44">
     <w:nsid w:val="7FF367B4"/>
     <w:multiLevelType w:val="hybridMultilevel"/>
     <w:tmpl w:val="3DDC9BF0"/>
@@ -19512,130 +19870,136 @@
     <w:abstractNumId w:val="1"/>
   </w:num>
   <w:num w:numId="2">
+    <w:abstractNumId w:val="24"/>
+  </w:num>
+  <w:num w:numId="3">
+    <w:abstractNumId w:val="31"/>
+  </w:num>
+  <w:num w:numId="4">
+    <w:abstractNumId w:val="39"/>
+  </w:num>
+  <w:num w:numId="5">
+    <w:abstractNumId w:val="12"/>
+  </w:num>
+  <w:num w:numId="6">
+    <w:abstractNumId w:val="37"/>
+  </w:num>
+  <w:num w:numId="7">
+    <w:abstractNumId w:val="44"/>
+  </w:num>
+  <w:num w:numId="8">
+    <w:abstractNumId w:val="17"/>
+  </w:num>
+  <w:num w:numId="9">
+    <w:abstractNumId w:val="27"/>
+  </w:num>
+  <w:num w:numId="10">
+    <w:abstractNumId w:val="10"/>
+  </w:num>
+  <w:num w:numId="11">
     <w:abstractNumId w:val="22"/>
   </w:num>
-  <w:num w:numId="3">
-    <w:abstractNumId w:val="29"/>
+  <w:num w:numId="12">
+    <w:abstractNumId w:val="7"/>
   </w:num>
-  <w:num w:numId="4">
-    <w:abstractNumId w:val="37"/>
-  </w:num>
-  <w:num w:numId="5">
-    <w:abstractNumId w:val="10"/>
-  </w:num>
-  <w:num w:numId="6">
-    <w:abstractNumId w:val="35"/>
-  </w:num>
-  <w:num w:numId="7">
-    <w:abstractNumId w:val="42"/>
-  </w:num>
-  <w:num w:numId="8">
-    <w:abstractNumId w:val="15"/>
-  </w:num>
-  <w:num w:numId="9">
-    <w:abstractNumId w:val="25"/>
-  </w:num>
-  <w:num w:numId="10">
-    <w:abstractNumId w:val="8"/>
-  </w:num>
-  <w:num w:numId="11">
+  <w:num w:numId="13">
     <w:abstractNumId w:val="20"/>
   </w:num>
-  <w:num w:numId="12">
-    <w:abstractNumId w:val="5"/>
-  </w:num>
-  <w:num w:numId="13">
-    <w:abstractNumId w:val="18"/>
-  </w:num>
   <w:num w:numId="14">
-    <w:abstractNumId w:val="34"/>
+    <w:abstractNumId w:val="36"/>
   </w:num>
   <w:num w:numId="15">
     <w:abstractNumId w:val="2"/>
   </w:num>
   <w:num w:numId="16">
-    <w:abstractNumId w:val="19"/>
+    <w:abstractNumId w:val="21"/>
   </w:num>
   <w:num w:numId="17">
-    <w:abstractNumId w:val="39"/>
+    <w:abstractNumId w:val="41"/>
   </w:num>
   <w:num w:numId="18">
+    <w:abstractNumId w:val="32"/>
+  </w:num>
+  <w:num w:numId="19">
     <w:abstractNumId w:val="30"/>
   </w:num>
-  <w:num w:numId="19">
+  <w:num w:numId="20">
+    <w:abstractNumId w:val="9"/>
+  </w:num>
+  <w:num w:numId="21">
+    <w:abstractNumId w:val="34"/>
+  </w:num>
+  <w:num w:numId="22">
+    <w:abstractNumId w:val="42"/>
+  </w:num>
+  <w:num w:numId="23">
+    <w:abstractNumId w:val="26"/>
+  </w:num>
+  <w:num w:numId="24">
+    <w:abstractNumId w:val="29"/>
+  </w:num>
+  <w:num w:numId="25">
+    <w:abstractNumId w:val="8"/>
+  </w:num>
+  <w:num w:numId="26">
+    <w:abstractNumId w:val="43"/>
+  </w:num>
+  <w:num w:numId="27">
+    <w:abstractNumId w:val="23"/>
+  </w:num>
+  <w:num w:numId="28">
+    <w:abstractNumId w:val="6"/>
+  </w:num>
+  <w:num w:numId="29">
     <w:abstractNumId w:val="28"/>
   </w:num>
-  <w:num w:numId="20">
-    <w:abstractNumId w:val="7"/>
-  </w:num>
-  <w:num w:numId="21">
-    <w:abstractNumId w:val="32"/>
-  </w:num>
-  <w:num w:numId="22">
+  <w:num w:numId="30">
     <w:abstractNumId w:val="40"/>
   </w:num>
-  <w:num w:numId="23">
-    <w:abstractNumId w:val="24"/>
-  </w:num>
-  <w:num w:numId="24">
-    <w:abstractNumId w:val="27"/>
-  </w:num>
-  <w:num w:numId="25">
-    <w:abstractNumId w:val="6"/>
-  </w:num>
-  <w:num w:numId="26">
-    <w:abstractNumId w:val="41"/>
-  </w:num>
-  <w:num w:numId="27">
-    <w:abstractNumId w:val="21"/>
-  </w:num>
-  <w:num w:numId="28">
+  <w:num w:numId="31">
     <w:abstractNumId w:val="4"/>
   </w:num>
-  <w:num w:numId="29">
-    <w:abstractNumId w:val="26"/>
-  </w:num>
-  <w:num w:numId="30">
-    <w:abstractNumId w:val="38"/>
-  </w:num>
-  <w:num w:numId="31">
-    <w:abstractNumId w:val="3"/>
-  </w:num>
   <w:num w:numId="32">
-    <w:abstractNumId w:val="9"/>
+    <w:abstractNumId w:val="11"/>
   </w:num>
   <w:num w:numId="33">
-    <w:abstractNumId w:val="36"/>
+    <w:abstractNumId w:val="38"/>
   </w:num>
   <w:num w:numId="34">
     <w:abstractNumId w:val="0"/>
   </w:num>
   <w:num w:numId="35">
+    <w:abstractNumId w:val="15"/>
+  </w:num>
+  <w:num w:numId="36">
+    <w:abstractNumId w:val="33"/>
+  </w:num>
+  <w:num w:numId="37">
     <w:abstractNumId w:val="13"/>
   </w:num>
-  <w:num w:numId="36">
-    <w:abstractNumId w:val="31"/>
-  </w:num>
-  <w:num w:numId="37">
-    <w:abstractNumId w:val="11"/>
-  </w:num>
   <w:num w:numId="38">
-    <w:abstractNumId w:val="33"/>
+    <w:abstractNumId w:val="35"/>
   </w:num>
   <w:num w:numId="39">
+    <w:abstractNumId w:val="16"/>
+  </w:num>
+  <w:num w:numId="40">
+    <w:abstractNumId w:val="25"/>
+  </w:num>
+  <w:num w:numId="41">
+    <w:abstractNumId w:val="19"/>
+  </w:num>
+  <w:num w:numId="42">
+    <w:abstractNumId w:val="18"/>
+  </w:num>
+  <w:num w:numId="43">
     <w:abstractNumId w:val="14"/>
   </w:num>
-  <w:num w:numId="40">
-    <w:abstractNumId w:val="23"/>
+  <w:num w:numId="44">
+    <w:abstractNumId w:val="5"/>
   </w:num>
-  <w:num w:numId="41">
-    <w:abstractNumId w:val="17"/>
-  </w:num>
-  <w:num w:numId="42">
-    <w:abstractNumId w:val="16"/>
-  </w:num>
-  <w:num w:numId="43">
-    <w:abstractNumId w:val="12"/>
+  <w:num w:numId="45">
+    <w:abstractNumId w:val="3"/>
   </w:num>
 </w:numbering>
 </file>
@@ -20039,6 +20403,7 @@
   <w:style w:type="character" w:default="1" w:styleId="DefaultParagraphFont">
     <w:name w:val="Default Paragraph Font"/>
     <w:uiPriority w:val="1"/>
+    <w:semiHidden/>
     <w:unhideWhenUsed/>
   </w:style>
   <w:style w:type="table" w:default="1" w:styleId="TableNormal">
@@ -21215,31 +21580,31 @@
     </dgm:pt>
   </dgm:ptLst>
   <dgm:cxnLst>
-    <dgm:cxn modelId="{82EEEAD4-5156-4806-988B-0E55FFAA3CB3}" type="presOf" srcId="{214208B8-431D-481C-9A4C-228B7308ADA8}" destId="{C789FCC9-4717-4FFC-BA71-F98E7B1B3115}" srcOrd="0" destOrd="0" presId="urn:microsoft.com/office/officeart/2005/8/layout/process1"/>
-    <dgm:cxn modelId="{265AB1AA-408F-49B1-A0E2-59410AEB9DD8}" type="presOf" srcId="{5AAB36AD-884F-4169-9EAA-81A3D87ABCFA}" destId="{AB8F05C3-3669-4AF7-9C79-08939721A716}" srcOrd="0" destOrd="0" presId="urn:microsoft.com/office/officeart/2005/8/layout/process1"/>
-    <dgm:cxn modelId="{193AD6E9-5A86-40F5-B275-F008A43ADAA0}" type="presOf" srcId="{BF8C77AF-CFF1-4B53-B009-D4E001D240D6}" destId="{D0DFB2B8-5022-4762-AA62-9B0CF1B32B60}" srcOrd="0" destOrd="0" presId="urn:microsoft.com/office/officeart/2005/8/layout/process1"/>
+    <dgm:cxn modelId="{8724E9CF-C75B-440A-BB7D-D0EE72D250B5}" type="presOf" srcId="{214208B8-431D-481C-9A4C-228B7308ADA8}" destId="{5D4876CA-733D-4DFD-8E79-4A3DBC7C7C6B}" srcOrd="1" destOrd="0" presId="urn:microsoft.com/office/officeart/2005/8/layout/process1"/>
+    <dgm:cxn modelId="{4531DBA1-0CA9-4791-BEBB-1A99021CE942}" type="presOf" srcId="{9C4D6193-4800-45DB-9EB9-DA2277B5D91B}" destId="{374ED80F-5E6F-4A85-B95B-4BA99538042E}" srcOrd="0" destOrd="0" presId="urn:microsoft.com/office/officeart/2005/8/layout/process1"/>
+    <dgm:cxn modelId="{5D298EBD-1D0C-4754-ADB0-411EA8A348D5}" type="presOf" srcId="{BF8C77AF-CFF1-4B53-B009-D4E001D240D6}" destId="{D0DFB2B8-5022-4762-AA62-9B0CF1B32B60}" srcOrd="0" destOrd="0" presId="urn:microsoft.com/office/officeart/2005/8/layout/process1"/>
+    <dgm:cxn modelId="{994DB301-2A0E-4300-98BB-F2D48D48A5E2}" type="presOf" srcId="{214208B8-431D-481C-9A4C-228B7308ADA8}" destId="{C789FCC9-4717-4FFC-BA71-F98E7B1B3115}" srcOrd="0" destOrd="0" presId="urn:microsoft.com/office/officeart/2005/8/layout/process1"/>
+    <dgm:cxn modelId="{67EC4526-8088-4500-A96F-B0DB6D1EC455}" type="presOf" srcId="{9EE1A18E-AD2D-415E-8996-B35207C41ED0}" destId="{B9FC173B-3430-402C-9BFA-D498C62BCC2D}" srcOrd="0" destOrd="0" presId="urn:microsoft.com/office/officeart/2005/8/layout/process1"/>
     <dgm:cxn modelId="{80AB986A-FDF3-41B1-9092-584CE3EB969B}" srcId="{9EE1A18E-AD2D-415E-8996-B35207C41ED0}" destId="{BF8C77AF-CFF1-4B53-B009-D4E001D240D6}" srcOrd="3" destOrd="0" parTransId="{FBE35E27-7BCE-41B3-88D2-29BD34AAC180}" sibTransId="{DC8EEA03-196C-4689-B6BD-D5BC213D37CC}"/>
-    <dgm:cxn modelId="{89CD1A32-2C07-4F56-9A6D-80DB3EA6AB38}" type="presOf" srcId="{7201A391-9828-4B1D-A3C1-894234D041DB}" destId="{05A02C9E-6432-4B6A-91B3-E0BA65A6B1AE}" srcOrd="0" destOrd="0" presId="urn:microsoft.com/office/officeart/2005/8/layout/process1"/>
-    <dgm:cxn modelId="{DF81F8A0-9132-4A5F-8DA0-26B1419D6464}" type="presOf" srcId="{7201A391-9828-4B1D-A3C1-894234D041DB}" destId="{FDD593C1-9D9B-40ED-8C6D-5142CB0F0E3E}" srcOrd="1" destOrd="0" presId="urn:microsoft.com/office/officeart/2005/8/layout/process1"/>
-    <dgm:cxn modelId="{09C107F8-06C5-44D7-8208-88A7932B36B0}" type="presOf" srcId="{EF5675B6-38BA-4455-BA87-E62399D49989}" destId="{DEB61738-BCA0-4546-95CF-970A62665FC2}" srcOrd="0" destOrd="0" presId="urn:microsoft.com/office/officeart/2005/8/layout/process1"/>
+    <dgm:cxn modelId="{2A14E000-4633-4658-B625-1F0BF1AB589C}" type="presOf" srcId="{BF4790F6-D1AA-430E-85BA-C07F91D009F2}" destId="{485EB252-98AF-4CC0-A401-D9A154AAFC53}" srcOrd="0" destOrd="0" presId="urn:microsoft.com/office/officeart/2005/8/layout/process1"/>
+    <dgm:cxn modelId="{23891291-39B6-4209-81CD-B743F823A7AB}" type="presOf" srcId="{7201A391-9828-4B1D-A3C1-894234D041DB}" destId="{FDD593C1-9D9B-40ED-8C6D-5142CB0F0E3E}" srcOrd="1" destOrd="0" presId="urn:microsoft.com/office/officeart/2005/8/layout/process1"/>
     <dgm:cxn modelId="{4D1B4854-AE2E-470B-9115-BD099FD5799A}" srcId="{9EE1A18E-AD2D-415E-8996-B35207C41ED0}" destId="{BF4790F6-D1AA-430E-85BA-C07F91D009F2}" srcOrd="1" destOrd="0" parTransId="{974B1A63-8714-4E97-A93F-006B83F9DBF3}" sibTransId="{214208B8-431D-481C-9A4C-228B7308ADA8}"/>
     <dgm:cxn modelId="{B151CA70-0406-48D6-8013-3F7D288766AD}" srcId="{9EE1A18E-AD2D-415E-8996-B35207C41ED0}" destId="{5AAB36AD-884F-4169-9EAA-81A3D87ABCFA}" srcOrd="0" destOrd="0" parTransId="{4796A0B2-FD04-4D0D-B4E3-6A8EB9A6D74D}" sibTransId="{9C4D6193-4800-45DB-9EB9-DA2277B5D91B}"/>
-    <dgm:cxn modelId="{9378CC15-E49F-4DB8-BF7A-AF7A0AEAE166}" type="presOf" srcId="{214208B8-431D-481C-9A4C-228B7308ADA8}" destId="{5D4876CA-733D-4DFD-8E79-4A3DBC7C7C6B}" srcOrd="1" destOrd="0" presId="urn:microsoft.com/office/officeart/2005/8/layout/process1"/>
     <dgm:cxn modelId="{39F27088-F2FF-4B1E-85B8-75E4A5853051}" srcId="{9EE1A18E-AD2D-415E-8996-B35207C41ED0}" destId="{EF5675B6-38BA-4455-BA87-E62399D49989}" srcOrd="2" destOrd="0" parTransId="{B9F702AD-11CA-445A-BE84-AFE50ED28D23}" sibTransId="{7201A391-9828-4B1D-A3C1-894234D041DB}"/>
-    <dgm:cxn modelId="{81C7E6AF-DEA8-45C9-9B62-5B9BE3A6BAA4}" type="presOf" srcId="{BF4790F6-D1AA-430E-85BA-C07F91D009F2}" destId="{485EB252-98AF-4CC0-A401-D9A154AAFC53}" srcOrd="0" destOrd="0" presId="urn:microsoft.com/office/officeart/2005/8/layout/process1"/>
-    <dgm:cxn modelId="{6BAEC981-B871-4702-924C-BDDD93FE6B60}" type="presOf" srcId="{9C4D6193-4800-45DB-9EB9-DA2277B5D91B}" destId="{374ED80F-5E6F-4A85-B95B-4BA99538042E}" srcOrd="0" destOrd="0" presId="urn:microsoft.com/office/officeart/2005/8/layout/process1"/>
-    <dgm:cxn modelId="{BEF3E612-F6AF-410D-85FB-5B8EAF5C29BD}" type="presOf" srcId="{9C4D6193-4800-45DB-9EB9-DA2277B5D91B}" destId="{B8DA0D4A-E19E-4233-86B3-A96400569C53}" srcOrd="1" destOrd="0" presId="urn:microsoft.com/office/officeart/2005/8/layout/process1"/>
-    <dgm:cxn modelId="{F9AEBFAC-3422-4096-93B3-5A22D0A61084}" type="presOf" srcId="{9EE1A18E-AD2D-415E-8996-B35207C41ED0}" destId="{B9FC173B-3430-402C-9BFA-D498C62BCC2D}" srcOrd="0" destOrd="0" presId="urn:microsoft.com/office/officeart/2005/8/layout/process1"/>
-    <dgm:cxn modelId="{5D1B0ABF-BEF2-4C89-9773-B7DE6E979934}" type="presParOf" srcId="{B9FC173B-3430-402C-9BFA-D498C62BCC2D}" destId="{AB8F05C3-3669-4AF7-9C79-08939721A716}" srcOrd="0" destOrd="0" presId="urn:microsoft.com/office/officeart/2005/8/layout/process1"/>
-    <dgm:cxn modelId="{09080539-8E06-4B1C-B49C-0FF5D7AD1279}" type="presParOf" srcId="{B9FC173B-3430-402C-9BFA-D498C62BCC2D}" destId="{374ED80F-5E6F-4A85-B95B-4BA99538042E}" srcOrd="1" destOrd="0" presId="urn:microsoft.com/office/officeart/2005/8/layout/process1"/>
-    <dgm:cxn modelId="{C56963E4-FAEC-4CA2-BBDC-D1E22EB64944}" type="presParOf" srcId="{374ED80F-5E6F-4A85-B95B-4BA99538042E}" destId="{B8DA0D4A-E19E-4233-86B3-A96400569C53}" srcOrd="0" destOrd="0" presId="urn:microsoft.com/office/officeart/2005/8/layout/process1"/>
-    <dgm:cxn modelId="{97C548C7-DA7A-46FB-A1C4-68BFB0C18E9D}" type="presParOf" srcId="{B9FC173B-3430-402C-9BFA-D498C62BCC2D}" destId="{485EB252-98AF-4CC0-A401-D9A154AAFC53}" srcOrd="2" destOrd="0" presId="urn:microsoft.com/office/officeart/2005/8/layout/process1"/>
-    <dgm:cxn modelId="{4E876046-B001-4CE5-B60D-02307C94439A}" type="presParOf" srcId="{B9FC173B-3430-402C-9BFA-D498C62BCC2D}" destId="{C789FCC9-4717-4FFC-BA71-F98E7B1B3115}" srcOrd="3" destOrd="0" presId="urn:microsoft.com/office/officeart/2005/8/layout/process1"/>
-    <dgm:cxn modelId="{1EBB013D-D73D-4DF7-87BA-173F2011C567}" type="presParOf" srcId="{C789FCC9-4717-4FFC-BA71-F98E7B1B3115}" destId="{5D4876CA-733D-4DFD-8E79-4A3DBC7C7C6B}" srcOrd="0" destOrd="0" presId="urn:microsoft.com/office/officeart/2005/8/layout/process1"/>
-    <dgm:cxn modelId="{DD93EE89-C3B2-4B3E-A26B-8BDE0142F3DB}" type="presParOf" srcId="{B9FC173B-3430-402C-9BFA-D498C62BCC2D}" destId="{DEB61738-BCA0-4546-95CF-970A62665FC2}" srcOrd="4" destOrd="0" presId="urn:microsoft.com/office/officeart/2005/8/layout/process1"/>
-    <dgm:cxn modelId="{E3005F43-28A8-4718-A6C9-F884810E8EA8}" type="presParOf" srcId="{B9FC173B-3430-402C-9BFA-D498C62BCC2D}" destId="{05A02C9E-6432-4B6A-91B3-E0BA65A6B1AE}" srcOrd="5" destOrd="0" presId="urn:microsoft.com/office/officeart/2005/8/layout/process1"/>
-    <dgm:cxn modelId="{39D1EE66-CBBE-4F0A-B4BD-51132B96E2C5}" type="presParOf" srcId="{05A02C9E-6432-4B6A-91B3-E0BA65A6B1AE}" destId="{FDD593C1-9D9B-40ED-8C6D-5142CB0F0E3E}" srcOrd="0" destOrd="0" presId="urn:microsoft.com/office/officeart/2005/8/layout/process1"/>
-    <dgm:cxn modelId="{C9E3B088-FEA3-4E94-9B05-672F0740E764}" type="presParOf" srcId="{B9FC173B-3430-402C-9BFA-D498C62BCC2D}" destId="{D0DFB2B8-5022-4762-AA62-9B0CF1B32B60}" srcOrd="6" destOrd="0" presId="urn:microsoft.com/office/officeart/2005/8/layout/process1"/>
+    <dgm:cxn modelId="{9251EDEE-8670-4042-BC63-A36283383101}" type="presOf" srcId="{EF5675B6-38BA-4455-BA87-E62399D49989}" destId="{DEB61738-BCA0-4546-95CF-970A62665FC2}" srcOrd="0" destOrd="0" presId="urn:microsoft.com/office/officeart/2005/8/layout/process1"/>
+    <dgm:cxn modelId="{C785D4E9-16B4-4CDF-863C-2390C7F5681F}" type="presOf" srcId="{7201A391-9828-4B1D-A3C1-894234D041DB}" destId="{05A02C9E-6432-4B6A-91B3-E0BA65A6B1AE}" srcOrd="0" destOrd="0" presId="urn:microsoft.com/office/officeart/2005/8/layout/process1"/>
+    <dgm:cxn modelId="{3EF9BCAE-D83D-4640-81E4-972E2F03CE89}" type="presOf" srcId="{5AAB36AD-884F-4169-9EAA-81A3D87ABCFA}" destId="{AB8F05C3-3669-4AF7-9C79-08939721A716}" srcOrd="0" destOrd="0" presId="urn:microsoft.com/office/officeart/2005/8/layout/process1"/>
+    <dgm:cxn modelId="{3A9CD507-D232-484A-8D0B-055A516B2069}" type="presOf" srcId="{9C4D6193-4800-45DB-9EB9-DA2277B5D91B}" destId="{B8DA0D4A-E19E-4233-86B3-A96400569C53}" srcOrd="1" destOrd="0" presId="urn:microsoft.com/office/officeart/2005/8/layout/process1"/>
+    <dgm:cxn modelId="{473A781D-DA03-4DDB-8BC2-02922B466958}" type="presParOf" srcId="{B9FC173B-3430-402C-9BFA-D498C62BCC2D}" destId="{AB8F05C3-3669-4AF7-9C79-08939721A716}" srcOrd="0" destOrd="0" presId="urn:microsoft.com/office/officeart/2005/8/layout/process1"/>
+    <dgm:cxn modelId="{1DEE74A7-56EC-4B81-869F-FA13C7B5D58F}" type="presParOf" srcId="{B9FC173B-3430-402C-9BFA-D498C62BCC2D}" destId="{374ED80F-5E6F-4A85-B95B-4BA99538042E}" srcOrd="1" destOrd="0" presId="urn:microsoft.com/office/officeart/2005/8/layout/process1"/>
+    <dgm:cxn modelId="{8C2DAA72-A8F5-44CE-B4B4-75AC5D7FBDD1}" type="presParOf" srcId="{374ED80F-5E6F-4A85-B95B-4BA99538042E}" destId="{B8DA0D4A-E19E-4233-86B3-A96400569C53}" srcOrd="0" destOrd="0" presId="urn:microsoft.com/office/officeart/2005/8/layout/process1"/>
+    <dgm:cxn modelId="{E00774C2-1B62-418B-8251-2DD2E1A99479}" type="presParOf" srcId="{B9FC173B-3430-402C-9BFA-D498C62BCC2D}" destId="{485EB252-98AF-4CC0-A401-D9A154AAFC53}" srcOrd="2" destOrd="0" presId="urn:microsoft.com/office/officeart/2005/8/layout/process1"/>
+    <dgm:cxn modelId="{682E7E25-C799-47F8-960A-5A7BF9EB0CD8}" type="presParOf" srcId="{B9FC173B-3430-402C-9BFA-D498C62BCC2D}" destId="{C789FCC9-4717-4FFC-BA71-F98E7B1B3115}" srcOrd="3" destOrd="0" presId="urn:microsoft.com/office/officeart/2005/8/layout/process1"/>
+    <dgm:cxn modelId="{33F19C7D-877D-4085-9F5C-4277208DAE72}" type="presParOf" srcId="{C789FCC9-4717-4FFC-BA71-F98E7B1B3115}" destId="{5D4876CA-733D-4DFD-8E79-4A3DBC7C7C6B}" srcOrd="0" destOrd="0" presId="urn:microsoft.com/office/officeart/2005/8/layout/process1"/>
+    <dgm:cxn modelId="{FF6A1227-9B66-4A45-81C0-C9EA5E438EF6}" type="presParOf" srcId="{B9FC173B-3430-402C-9BFA-D498C62BCC2D}" destId="{DEB61738-BCA0-4546-95CF-970A62665FC2}" srcOrd="4" destOrd="0" presId="urn:microsoft.com/office/officeart/2005/8/layout/process1"/>
+    <dgm:cxn modelId="{6C9A39CE-8B93-404D-98C1-2A0A7526E071}" type="presParOf" srcId="{B9FC173B-3430-402C-9BFA-D498C62BCC2D}" destId="{05A02C9E-6432-4B6A-91B3-E0BA65A6B1AE}" srcOrd="5" destOrd="0" presId="urn:microsoft.com/office/officeart/2005/8/layout/process1"/>
+    <dgm:cxn modelId="{B992F9E2-1880-4B09-BDE1-E0A3CC40E5F3}" type="presParOf" srcId="{05A02C9E-6432-4B6A-91B3-E0BA65A6B1AE}" destId="{FDD593C1-9D9B-40ED-8C6D-5142CB0F0E3E}" srcOrd="0" destOrd="0" presId="urn:microsoft.com/office/officeart/2005/8/layout/process1"/>
+    <dgm:cxn modelId="{C4841568-851E-447F-9942-1541F67DFE3B}" type="presParOf" srcId="{B9FC173B-3430-402C-9BFA-D498C62BCC2D}" destId="{D0DFB2B8-5022-4762-AA62-9B0CF1B32B60}" srcOrd="6" destOrd="0" presId="urn:microsoft.com/office/officeart/2005/8/layout/process1"/>
   </dgm:cxnLst>
   <dgm:bg/>
   <dgm:whole/>
